--- a/help/当前待录入汉字.docx
+++ b/help/当前待录入汉字.docx
@@ -17,7 +17,7 @@
           <w:sz w:val="32"/>
           <w:szCs w:val="32"/>
         </w:rPr>
-        <w:t>璎璁</w:t>
+        <w:t>蝽蝾蝻蝰蝮螋蝣蝼嘬噍</w:t>
       </w:r>
       <w:proofErr w:type="gramEnd"/>
       <w:r>
@@ -26,7 +26,7 @@
           <w:sz w:val="32"/>
           <w:szCs w:val="32"/>
         </w:rPr>
-        <w:t>鋆</w:t>
+        <w:t>噙</w:t>
       </w:r>
       <w:proofErr w:type="gramStart"/>
       <w:r>
@@ -35,7 +35,7 @@
           <w:sz w:val="32"/>
           <w:szCs w:val="32"/>
         </w:rPr>
-        <w:t>撙撺墀聩鞑蕙鞒</w:t>
+        <w:t>颛嶙嶝骺镏</w:t>
       </w:r>
       <w:proofErr w:type="gramEnd"/>
       <w:r>
@@ -44,7 +44,7 @@
           <w:sz w:val="32"/>
           <w:szCs w:val="32"/>
         </w:rPr>
-        <w:t>蕈</w:t>
+        <w:t>镓</w:t>
       </w:r>
       <w:proofErr w:type="gramStart"/>
       <w:r>
@@ -53,7 +53,7 @@
           <w:sz w:val="32"/>
           <w:szCs w:val="32"/>
         </w:rPr>
-        <w:t>蕞蕺瞢蕲赜槭樗槲醌醅餍磔磙霈龉</w:t>
+        <w:t>镔篑儋虢鹞鲠鲡</w:t>
       </w:r>
       <w:proofErr w:type="gramEnd"/>
       <w:r>
@@ -62,7 +62,7 @@
           <w:sz w:val="32"/>
           <w:szCs w:val="32"/>
         </w:rPr>
-        <w:t>瞋</w:t>
+        <w:t>鲢</w:t>
       </w:r>
       <w:proofErr w:type="gramStart"/>
       <w:r>
@@ -71,7 +71,7 @@
           <w:sz w:val="32"/>
           <w:szCs w:val="32"/>
         </w:rPr>
-        <w:t>瞑噶</w:t>
+        <w:t>鲣鲥鲧鲩馓廛瘛瘼瘠羰</w:t>
       </w:r>
       <w:proofErr w:type="gramEnd"/>
       <w:r>
@@ -80,25 +80,7 @@
           <w:sz w:val="32"/>
           <w:szCs w:val="32"/>
         </w:rPr>
-        <w:t>踒</w:t>
-      </w:r>
-      <w:proofErr w:type="gramStart"/>
-      <w:r>
-        <w:rPr>
-          <w:rFonts w:ascii="宋体" w:eastAsia="宋体" w:hAnsi="宋体"/>
-          <w:sz w:val="32"/>
-          <w:szCs w:val="32"/>
-        </w:rPr>
-        <w:t>踯踺蝽蝾蝻蝰</w:t>
-      </w:r>
-      <w:proofErr w:type="gramEnd"/>
-      <w:r>
-        <w:rPr>
-          <w:rFonts w:ascii="宋体" w:eastAsia="宋体" w:hAnsi="宋体"/>
-          <w:sz w:val="32"/>
-          <w:szCs w:val="32"/>
-        </w:rPr>
-        <w:t>蝮螋蝣蝼嘬噍噙颛嶙嶝骺镏镓镔篑儋虢鹞鲠鲡鲢鲣鲥鲧鲩馓廛瘛瘼瘠羰糌糍糅澍澌潸潲鋈潟潼窳谳褟褫谵屦蝥缬缯骣耩耨耪璞璟璠璘髭髹擀甏縠磬颞蕻鞘颟薤檠樾橇檎樽樨橼墼翮磲飙霖錾辚臻氅瞟嚄嚆噤暾踽蹁蟒螈螅螭螟噻圜䦃镖镗镘镚镛镝镞镠氇氆篥篪篙盥魈徼膳膦膙鲮鲱鲲鲳鲴鲵鲷鲻獴獬邂廨赟瘰廪瘿瘵瘴癃瘳麇麈壅甑燠燔燧濑濉潞澧澹澥澶褰犟隰颡缱缳璩璐璪罄擢薹鞡鞬薷藁檄檩懋醢礅磴豳嚅蹒蟥螬螵疃螳嚓罾嶷髁镡镣镦镧镩镪镫罅黏簌篾篼簖簋鼢皤繇貘邈貔臌膻鲽鳀鳅鳇鳊螽癍濮蹇檗隳嬷蟊鍪鬈鬃瞽鞯鞨鞫鞧鞣藜藠礓燹瞿曛蟛蟪蟠蟮黟髂镬镭簟簪鼬艟鳎鳐癞癜蹩鬏攉攒蘧蘅醮酃霪霨嚯蹰蹽蹾蹿蠖蠊髋髌镲籁艨鳓鳗鳙㸆瀛襦缵瓒攘蘩蘖醴酆躅黩黥黪镳镴黧璺鼯臜鳜鳝鳟獾骧瓘鼙颦鳢癫麝灏禳鐾羼蠡耱鹳氍躐髑镵穰鬻鬟趱颧躜鼹癯鑫襻鬣攮囔戆</w:t>
+        <w:t>糌糍糅澍澌潸潲鋈潟潼窳谳褟褫谵屦蝥缬缯骣耩耨耪璞璟璠璘髭髹擀甏縠磬颞蕻鞘颟薤檠樾橇檎樽樨橼墼翮磲飙霖錾辚臻氅瞟嚄嚆噤暾踽蹁蟒螈螅螭螟噻圜䦃镖镗镘镚镛镝镞镠氇氆篥篪篙盥魈徼膳膦膙鲮鲱鲲鲳鲴鲵鲷鲻獴獬邂廨赟瘰廪瘿瘵瘴癃瘳麇麈壅甑燠燔燧濑濉潞澧澹澥澶褰犟隰颡缱缳璩璐璪罄擢薹鞡鞬薷藁檄檩懋醢礅磴豳嚅蹒蟥螬螵疃螳嚓罾嶷髁镡镣镦镧镩镪镫罅黏簌篾篼簖簋鼢皤繇貘邈貔臌膻鲽鳀鳅鳇鳊螽癍濮蹇檗隳嬷蟊鍪鬈鬃瞽鞯鞨鞫鞧鞣藜藠礓燹瞿曛蟛蟪蟠蟮黟髂镬镭簟簪鼬艟鳎鳐癞癜蹩鬏攉攒蘧蘅醮酃霪霨嚯蹰蹽蹾蹿蠖蠊髋髌镲籁艨鳓鳗鳙㸆瀛襦缵瓒攘蘩蘖醴酆躅黩黥黪镳镴黧璺鼯臜鳜鳝鳟獾骧瓘鼙颦鳢癫麝灏禳鐾羼蠡耱鹳氍躐髑镵穰鬻鬟趱颧躜鼹癯鑫襻鬣攮囔戆</w:t>
       </w:r>
     </w:p>
     <w:sectPr>

--- a/help/当前待录入汉字.docx
+++ b/help/当前待录入汉字.docx
@@ -17,7 +17,7 @@
           <w:sz w:val="32"/>
           <w:szCs w:val="32"/>
         </w:rPr>
-        <w:t>蝽蝾蝻蝰蝮螋蝣蝼嘬噍</w:t>
+        <w:t>嘬噍</w:t>
       </w:r>
       <w:proofErr w:type="gramEnd"/>
       <w:r>
@@ -71,7 +71,7 @@
           <w:sz w:val="32"/>
           <w:szCs w:val="32"/>
         </w:rPr>
-        <w:t>鲣鲥鲧鲩馓廛瘛瘼瘠羰</w:t>
+        <w:t>鲣鲥鲧鲩馓廛瘛瘼瘠羰糌糍糅澍澌潸潲鋈</w:t>
       </w:r>
       <w:proofErr w:type="gramEnd"/>
       <w:r>
@@ -80,7 +80,7 @@
           <w:sz w:val="32"/>
           <w:szCs w:val="32"/>
         </w:rPr>
-        <w:t>糌糍糅澍澌潸潲鋈潟潼窳谳褟褫谵屦蝥缬缯骣耩耨耪璞璟璠璘髭髹擀甏縠磬颞蕻鞘颟薤檠樾橇檎樽樨橼墼翮磲飙霖錾辚臻氅瞟嚄嚆噤暾踽蹁蟒螈螅螭螟噻圜䦃镖镗镘镚镛镝镞镠氇氆篥篪篙盥魈徼膳膦膙鲮鲱鲲鲳鲴鲵鲷鲻獴獬邂廨赟瘰廪瘿瘵瘴癃瘳麇麈壅甑燠燔燧濑濉潞澧澹澥澶褰犟隰颡缱缳璩璐璪罄擢薹鞡鞬薷藁檄檩懋醢礅磴豳嚅蹒蟥螬螵疃螳嚓罾嶷髁镡镣镦镧镩镪镫罅黏簌篾篼簖簋鼢皤繇貘邈貔臌膻鲽鳀鳅鳇鳊螽癍濮蹇檗隳嬷蟊鍪鬈鬃瞽鞯鞨鞫鞧鞣藜藠礓燹瞿曛蟛蟪蟠蟮黟髂镬镭簟簪鼬艟鳎鳐癞癜蹩鬏攉攒蘧蘅醮酃霪霨嚯蹰蹽蹾蹿蠖蠊髋髌镲籁艨鳓鳗鳙㸆瀛襦缵瓒攘蘩蘖醴酆躅黩黥黪镳镴黧璺鼯臜鳜鳝鳟獾骧瓘鼙颦鳢癫麝灏禳鐾羼蠡耱鹳氍躐髑镵穰鬻鬟趱颧躜鼹癯鑫襻鬣攮囔戆</w:t>
+        <w:t>潟潼窳谳褟褫谵屦蝥缬缯骣耩耨耪璞璟璠璘髭髹擀甏縠磬颞蕻鞘颟薤檠樾橇檎樽樨橼墼翮磲飙霖錾辚臻氅瞟嚄嚆噤暾踽蹁蟒螈螅螭螟噻圜䦃镖镗镘镚镛镝镞镠氇氆篥篪篙盥魈徼膳膦膙鲮鲱鲲鲳鲴鲵鲷鲻獴獬邂廨赟瘰廪瘿瘵瘴癃瘳麇麈壅甑燠燔燧濑濉潞澧澹澥澶褰犟隰颡缱缳璩璐璪罄擢薹鞡鞬薷藁檄檩懋醢礅磴豳嚅蹒蟥螬螵疃螳嚓罾嶷髁镡镣镦镧镩镪镫罅黏簌篾篼簖簋鼢皤繇貘邈貔臌膻鲽鳀鳅鳇鳊螽癍濮蹇檗隳嬷蟊鍪鬈鬃瞽鞯鞨鞫鞧鞣藜藠礓燹瞿曛蟛蟪蟠蟮黟髂镬镭簟簪鼬艟鳎鳐癞癜蹩鬏攉攒蘧蘅醮酃霪霨嚯蹰蹽蹾蹿蠖蠊髋髌镲籁艨鳓鳗鳙㸆瀛襦缵瓒攘蘩蘖醴酆躅黩黥黪镳镴黧璺鼯臜鳜鳝鳟獾骧瓘鼙颦鳢癫麝灏禳鐾羼蠡耱鹳氍躐髑镵穰鬻鬟趱颧躜鼹癯鑫襻鬣攮囔戆</w:t>
       </w:r>
     </w:p>
     <w:sectPr>

--- a/help/当前待录入汉字.docx
+++ b/help/当前待录入汉字.docx
@@ -5,82 +5,16 @@
     <w:p>
       <w:pPr>
         <w:rPr>
-          <w:rFonts w:ascii="宋体" w:eastAsia="宋体" w:hAnsi="宋体" w:hint="eastAsia"/>
-          <w:sz w:val="32"/>
-          <w:szCs w:val="32"/>
+          <w:rFonts w:hint="eastAsia"/>
         </w:rPr>
       </w:pPr>
-      <w:proofErr w:type="gramStart"/>
       <w:r>
         <w:rPr>
           <w:rFonts w:ascii="宋体" w:eastAsia="宋体" w:hAnsi="宋体"/>
           <w:sz w:val="32"/>
           <w:szCs w:val="32"/>
         </w:rPr>
-        <w:t>嘬噍</w:t>
-      </w:r>
-      <w:proofErr w:type="gramEnd"/>
-      <w:r>
-        <w:rPr>
-          <w:rFonts w:ascii="宋体" w:eastAsia="宋体" w:hAnsi="宋体"/>
-          <w:sz w:val="32"/>
-          <w:szCs w:val="32"/>
-        </w:rPr>
-        <w:t>噙</w:t>
-      </w:r>
-      <w:proofErr w:type="gramStart"/>
-      <w:r>
-        <w:rPr>
-          <w:rFonts w:ascii="宋体" w:eastAsia="宋体" w:hAnsi="宋体"/>
-          <w:sz w:val="32"/>
-          <w:szCs w:val="32"/>
-        </w:rPr>
-        <w:t>颛嶙嶝骺镏</w:t>
-      </w:r>
-      <w:proofErr w:type="gramEnd"/>
-      <w:r>
-        <w:rPr>
-          <w:rFonts w:ascii="宋体" w:eastAsia="宋体" w:hAnsi="宋体"/>
-          <w:sz w:val="32"/>
-          <w:szCs w:val="32"/>
-        </w:rPr>
-        <w:t>镓</w:t>
-      </w:r>
-      <w:proofErr w:type="gramStart"/>
-      <w:r>
-        <w:rPr>
-          <w:rFonts w:ascii="宋体" w:eastAsia="宋体" w:hAnsi="宋体"/>
-          <w:sz w:val="32"/>
-          <w:szCs w:val="32"/>
-        </w:rPr>
-        <w:t>镔篑儋虢鹞鲠鲡</w:t>
-      </w:r>
-      <w:proofErr w:type="gramEnd"/>
-      <w:r>
-        <w:rPr>
-          <w:rFonts w:ascii="宋体" w:eastAsia="宋体" w:hAnsi="宋体"/>
-          <w:sz w:val="32"/>
-          <w:szCs w:val="32"/>
-        </w:rPr>
-        <w:t>鲢</w:t>
-      </w:r>
-      <w:proofErr w:type="gramStart"/>
-      <w:r>
-        <w:rPr>
-          <w:rFonts w:ascii="宋体" w:eastAsia="宋体" w:hAnsi="宋体"/>
-          <w:sz w:val="32"/>
-          <w:szCs w:val="32"/>
-        </w:rPr>
-        <w:t>鲣鲥鲧鲩馓廛瘛瘼瘠羰糌糍糅澍澌潸潲鋈</w:t>
-      </w:r>
-      <w:proofErr w:type="gramEnd"/>
-      <w:r>
-        <w:rPr>
-          <w:rFonts w:ascii="宋体" w:eastAsia="宋体" w:hAnsi="宋体"/>
-          <w:sz w:val="32"/>
-          <w:szCs w:val="32"/>
-        </w:rPr>
-        <w:t>潟潼窳谳褟褫谵屦蝥缬缯骣耩耨耪璞璟璠璘髭髹擀甏縠磬颞蕻鞘颟薤檠樾橇檎樽樨橼墼翮磲飙霖錾辚臻氅瞟嚄嚆噤暾踽蹁蟒螈螅螭螟噻圜䦃镖镗镘镚镛镝镞镠氇氆篥篪篙盥魈徼膳膦膙鲮鲱鲲鲳鲴鲵鲷鲻獴獬邂廨赟瘰廪瘿瘵瘴癃瘳麇麈壅甑燠燔燧濑濉潞澧澹澥澶褰犟隰颡缱缳璩璐璪罄擢薹鞡鞬薷藁檄檩懋醢礅磴豳嚅蹒蟥螬螵疃螳嚓罾嶷髁镡镣镦镧镩镪镫罅黏簌篾篼簖簋鼢皤繇貘邈貔臌膻鲽鳀鳅鳇鳊螽癍濮蹇檗隳嬷蟊鍪鬈鬃瞽鞯鞨鞫鞧鞣藜藠礓燹瞿曛蟛蟪蟠蟮黟髂镬镭簟簪鼬艟鳎鳐癞癜蹩鬏攉攒蘧蘅醮酃霪霨嚯蹰蹽蹾蹿蠖蠊髋髌镲籁艨鳓鳗鳙㸆瀛襦缵瓒攘蘩蘖醴酆躅黩黥黪镳镴黧璺鼯臜鳜鳝鳟獾骧瓘鼙颦鳢癫麝灏禳鐾羼蠡耱鹳氍躐髑镵穰鬻鬟趱颧躜鼹癯鑫襻鬣攮囔戆</w:t>
+        <w:t>鲠鲡鲢鲣鲥鲧鲩馓廛瘛瘼瘠羰糌糍糅澍澌潸潲鋈潟潼窳谳褟褫谵屦蝥缬缯骣耩耨耪璞璟璠璘髭髹擀甏縠磬颞蕻鞘颟薤檠樾橇檎樽樨橼墼翮磲飙霖錾辚臻氅瞟嚄嚆噤暾踽蹁蟒螈螅螭螟噻圜䦃镖镗镘镚镛镝镞镠氇氆篥篪篙盥魈徼膳膦膙鲮鲱鲲鲳鲴鲵鲷鲻獴獬邂廨赟瘰廪瘿瘵瘴癃瘳麇麈壅甑燠燔燧濑濉潞澧澹澥澶褰犟隰颡缱缳璩璐璪罄擢薹鞡鞬薷藁檄檩懋醢礅磴豳嚅蹒螬螵疃螳嚓罾嶷髁镡镣镦镧镩镪镫罅黏簌篾篼簖簋鼢皤繇貘邈貔臌膻鲽鳀鳅鳇鳊螽癍濮蹇檗隳嬷蟊鍪鬈鬃瞽鞯鞨鞫鞧鞣藜藠礓燹瞿曛蟛蟪蟠蟮黟髂镬镭簟簪鼬艟鳎鳐癞癜蹩鬏攉攒蘧蘅醮酃霪霨嚯蹰蹽蹾蹿蠖蠊髋髌镲籁艨鳓鳗鳙㸆瀛襦缵瓒攘蘩蘖醴酆躅黩黥黪镳镴黧璺鼯臜鳜鳝鳟獾骧瓘鼙颦鳢癫麝灏禳鐾羼蠡耱鹳氍躐髑镵穰鬻鬟趱颧躜鼹癯鑫襻鬣攮囔戆</w:t>
       </w:r>
     </w:p>
     <w:sectPr>

--- a/help/当前待录入汉字.docx
+++ b/help/当前待录入汉字.docx
@@ -8,13 +8,131 @@
           <w:rFonts w:hint="eastAsia"/>
         </w:rPr>
       </w:pPr>
+      <w:proofErr w:type="gramStart"/>
       <w:r>
         <w:rPr>
           <w:rFonts w:ascii="宋体" w:eastAsia="宋体" w:hAnsi="宋体"/>
           <w:sz w:val="32"/>
           <w:szCs w:val="32"/>
         </w:rPr>
-        <w:t>鲠鲡鲢鲣鲥鲧鲩馓廛瘛瘼瘠羰糌糍糅澍澌潸潲鋈潟潼窳谳褟褫谵屦蝥缬缯骣耩耨耪璞璟璠璘髭髹擀甏縠磬颞蕻鞘颟薤檠樾橇檎樽樨橼墼翮磲飙霖錾辚臻氅瞟嚄嚆噤暾踽蹁蟒螈螅螭螟噻圜䦃镖镗镘镚镛镝镞镠氇氆篥篪篙盥魈徼膳膦膙鲮鲱鲲鲳鲴鲵鲷鲻獴獬邂廨赟瘰廪瘿瘵瘴癃瘳麇麈壅甑燠燔燧濑濉潞澧澹澥澶褰犟隰颡缱缳璩璐璪罄擢薹鞡鞬薷藁檄檩懋醢礅磴豳嚅蹒螬螵疃螳嚓罾嶷髁镡镣镦镧镩镪镫罅黏簌篾篼簖簋鼢皤繇貘邈貔臌膻鲽鳀鳅鳇鳊螽癍濮蹇檗隳嬷蟊鍪鬈鬃瞽鞯鞨鞫鞧鞣藜藠礓燹瞿曛蟛蟪蟠蟮黟髂镬镭簟簪鼬艟鳎鳐癞癜蹩鬏攉攒蘧蘅醮酃霪霨嚯蹰蹽蹾蹿蠖蠊髋髌镲籁艨鳓鳗鳙㸆瀛襦缵瓒攘蘩蘖醴酆躅黩黥黪镳镴黧璺鼯臜鳜鳝鳟獾骧瓘鼙颦鳢癫麝灏禳鐾羼蠡耱鹳氍躐髑镵穰鬻鬟趱颧躜鼹癯鑫襻鬣攮囔戆</w:t>
+        <w:t>糌糍糅澍澌潸潲鋈</w:t>
+      </w:r>
+      <w:proofErr w:type="gramEnd"/>
+      <w:r>
+        <w:rPr>
+          <w:rFonts w:ascii="宋体" w:eastAsia="宋体" w:hAnsi="宋体"/>
+          <w:sz w:val="32"/>
+          <w:szCs w:val="32"/>
+        </w:rPr>
+        <w:t>潟</w:t>
+      </w:r>
+      <w:proofErr w:type="gramStart"/>
+      <w:r>
+        <w:rPr>
+          <w:rFonts w:ascii="宋体" w:eastAsia="宋体" w:hAnsi="宋体"/>
+          <w:sz w:val="32"/>
+          <w:szCs w:val="32"/>
+        </w:rPr>
+        <w:t>潼窳谳</w:t>
+      </w:r>
+      <w:proofErr w:type="gramEnd"/>
+      <w:r>
+        <w:rPr>
+          <w:rFonts w:ascii="宋体" w:eastAsia="宋体" w:hAnsi="宋体"/>
+          <w:sz w:val="32"/>
+          <w:szCs w:val="32"/>
+        </w:rPr>
+        <w:t>褟</w:t>
+      </w:r>
+      <w:proofErr w:type="gramStart"/>
+      <w:r>
+        <w:rPr>
+          <w:rFonts w:ascii="宋体" w:eastAsia="宋体" w:hAnsi="宋体"/>
+          <w:sz w:val="32"/>
+          <w:szCs w:val="32"/>
+        </w:rPr>
+        <w:t>褫谵屦蝥缬缯骣耩耨</w:t>
+      </w:r>
+      <w:proofErr w:type="gramEnd"/>
+      <w:r>
+        <w:rPr>
+          <w:rFonts w:ascii="宋体" w:eastAsia="宋体" w:hAnsi="宋体"/>
+          <w:sz w:val="32"/>
+          <w:szCs w:val="32"/>
+        </w:rPr>
+        <w:t>耪璞璟璠璘</w:t>
+      </w:r>
+      <w:proofErr w:type="gramStart"/>
+      <w:r>
+        <w:rPr>
+          <w:rFonts w:ascii="宋体" w:eastAsia="宋体" w:hAnsi="宋体"/>
+          <w:sz w:val="32"/>
+          <w:szCs w:val="32"/>
+        </w:rPr>
+        <w:t>髭髹</w:t>
+      </w:r>
+      <w:proofErr w:type="gramEnd"/>
+      <w:r>
+        <w:rPr>
+          <w:rFonts w:ascii="宋体" w:eastAsia="宋体" w:hAnsi="宋体"/>
+          <w:sz w:val="32"/>
+          <w:szCs w:val="32"/>
+        </w:rPr>
+        <w:t>擀</w:t>
+      </w:r>
+      <w:proofErr w:type="gramStart"/>
+      <w:r>
+        <w:rPr>
+          <w:rFonts w:ascii="宋体" w:eastAsia="宋体" w:hAnsi="宋体"/>
+          <w:sz w:val="32"/>
+          <w:szCs w:val="32"/>
+        </w:rPr>
+        <w:t>甏</w:t>
+      </w:r>
+      <w:proofErr w:type="gramEnd"/>
+      <w:r>
+        <w:rPr>
+          <w:rFonts w:ascii="宋体" w:eastAsia="宋体" w:hAnsi="宋体"/>
+          <w:sz w:val="32"/>
+          <w:szCs w:val="32"/>
+        </w:rPr>
+        <w:t>縠磬</w:t>
+      </w:r>
+      <w:proofErr w:type="gramStart"/>
+      <w:r>
+        <w:rPr>
+          <w:rFonts w:ascii="宋体" w:eastAsia="宋体" w:hAnsi="宋体"/>
+          <w:sz w:val="32"/>
+          <w:szCs w:val="32"/>
+        </w:rPr>
+        <w:t>颞蕻</w:t>
+      </w:r>
+      <w:proofErr w:type="gramEnd"/>
+      <w:r>
+        <w:rPr>
+          <w:rFonts w:ascii="宋体" w:eastAsia="宋体" w:hAnsi="宋体"/>
+          <w:sz w:val="32"/>
+          <w:szCs w:val="32"/>
+        </w:rPr>
+        <w:t>鞘</w:t>
+      </w:r>
+      <w:proofErr w:type="gramStart"/>
+      <w:r>
+        <w:rPr>
+          <w:rFonts w:ascii="宋体" w:eastAsia="宋体" w:hAnsi="宋体"/>
+          <w:sz w:val="32"/>
+          <w:szCs w:val="32"/>
+        </w:rPr>
+        <w:t>颟薤檠樾橇檎樽</w:t>
+      </w:r>
+      <w:proofErr w:type="gramEnd"/>
+      <w:r>
+        <w:rPr>
+          <w:rFonts w:ascii="宋体" w:eastAsia="宋体" w:hAnsi="宋体"/>
+          <w:sz w:val="32"/>
+          <w:szCs w:val="32"/>
+        </w:rPr>
+        <w:t>樨橼墼翮磲飙霖錾辚臻氅瞟嚄嚆噤暾踽蹁蟒螈螅螭螟噻圜䦃镖镗镘镚镛镝镞镠氇氆篥篪篙盥魈徼膳膦膙鲮鲱鲲鲳鲴鲵鲷鲻獴獬邂廨赟瘰廪瘿瘵瘴癃瘳麇麈壅甑燠燔燧濑濉潞澧澹澥澶褰犟隰颡缱缳璩璐璪罄擢薹鞡鞬薷藁檄檩懋醢礅磴豳嚅蹒螬螵疃螳嚓罾嶷髁镡镣镦镧镩镪镫罅黏簌篾篼簖簋鼢皤繇貘邈貔臌膻鲽鳀鳅鳇鳊螽癍濮蹇檗隳嬷蟊鍪鬈鬃瞽鞯鞨鞫鞧鞣藜藠礓燹瞿曛蟛蟪蟠蟮黟髂镬镭簟簪鼬艟鳎鳐癞癜蹩鬏攉攒蘧蘅醮酃霪霨嚯蹰蹽蹾蹿蠖蠊髋髌镲籁艨鳓鳗鳙㸆瀛襦缵瓒攘蘩蘖醴酆躅黩黥黪镳镴黧璺鼯臜鳜鳝鳟獾骧瓘鼙颦鳢癫麝灏禳鐾羼蠡耱鹳氍躐髑镵穰鬻鬟趱颧躜鼹癯鑫襻鬣攮囔戆</w:t>
       </w:r>
     </w:p>
     <w:sectPr>

--- a/help/当前待录入汉字.docx
+++ b/help/当前待录入汉字.docx
@@ -15,7 +15,7 @@
           <w:sz w:val="32"/>
           <w:szCs w:val="32"/>
         </w:rPr>
-        <w:t>糌糍糅澍澌潸潲鋈</w:t>
+        <w:t>蝥缬缯骣耩耨</w:t>
       </w:r>
       <w:proofErr w:type="gramEnd"/>
       <w:r>
@@ -24,7 +24,7 @@
           <w:sz w:val="32"/>
           <w:szCs w:val="32"/>
         </w:rPr>
-        <w:t>潟</w:t>
+        <w:t>耪璞璟璠璘</w:t>
       </w:r>
       <w:proofErr w:type="gramStart"/>
       <w:r>
@@ -33,7 +33,7 @@
           <w:sz w:val="32"/>
           <w:szCs w:val="32"/>
         </w:rPr>
-        <w:t>潼窳谳</w:t>
+        <w:t>髭髹</w:t>
       </w:r>
       <w:proofErr w:type="gramEnd"/>
       <w:r>
@@ -42,7 +42,7 @@
           <w:sz w:val="32"/>
           <w:szCs w:val="32"/>
         </w:rPr>
-        <w:t>褟</w:t>
+        <w:t>擀</w:t>
       </w:r>
       <w:proofErr w:type="gramStart"/>
       <w:r>
@@ -51,7 +51,7 @@
           <w:sz w:val="32"/>
           <w:szCs w:val="32"/>
         </w:rPr>
-        <w:t>褫谵屦蝥缬缯骣耩耨</w:t>
+        <w:t>甏</w:t>
       </w:r>
       <w:proofErr w:type="gramEnd"/>
       <w:r>
@@ -60,7 +60,7 @@
           <w:sz w:val="32"/>
           <w:szCs w:val="32"/>
         </w:rPr>
-        <w:t>耪璞璟璠璘</w:t>
+        <w:t>縠磬</w:t>
       </w:r>
       <w:proofErr w:type="gramStart"/>
       <w:r>
@@ -69,7 +69,7 @@
           <w:sz w:val="32"/>
           <w:szCs w:val="32"/>
         </w:rPr>
-        <w:t>髭髹</w:t>
+        <w:t>颞蕻</w:t>
       </w:r>
       <w:proofErr w:type="gramEnd"/>
       <w:r>
@@ -78,7 +78,7 @@
           <w:sz w:val="32"/>
           <w:szCs w:val="32"/>
         </w:rPr>
-        <w:t>擀</w:t>
+        <w:t>鞘</w:t>
       </w:r>
       <w:proofErr w:type="gramStart"/>
       <w:r>
@@ -87,7 +87,7 @@
           <w:sz w:val="32"/>
           <w:szCs w:val="32"/>
         </w:rPr>
-        <w:t>甏</w:t>
+        <w:t>颟薤檠樾橇檎樽樨橼墼翮磲飙霖錾辚臻氅</w:t>
       </w:r>
       <w:proofErr w:type="gramEnd"/>
       <w:r>
@@ -96,7 +96,7 @@
           <w:sz w:val="32"/>
           <w:szCs w:val="32"/>
         </w:rPr>
-        <w:t>縠磬</w:t>
+        <w:t>瞟嚄</w:t>
       </w:r>
       <w:proofErr w:type="gramStart"/>
       <w:r>
@@ -105,7 +105,7 @@
           <w:sz w:val="32"/>
           <w:szCs w:val="32"/>
         </w:rPr>
-        <w:t>颞蕻</w:t>
+        <w:t>嚆噤暾</w:t>
       </w:r>
       <w:proofErr w:type="gramEnd"/>
       <w:r>
@@ -114,25 +114,7 @@
           <w:sz w:val="32"/>
           <w:szCs w:val="32"/>
         </w:rPr>
-        <w:t>鞘</w:t>
-      </w:r>
-      <w:proofErr w:type="gramStart"/>
-      <w:r>
-        <w:rPr>
-          <w:rFonts w:ascii="宋体" w:eastAsia="宋体" w:hAnsi="宋体"/>
-          <w:sz w:val="32"/>
-          <w:szCs w:val="32"/>
-        </w:rPr>
-        <w:t>颟薤檠樾橇檎樽</w:t>
-      </w:r>
-      <w:proofErr w:type="gramEnd"/>
-      <w:r>
-        <w:rPr>
-          <w:rFonts w:ascii="宋体" w:eastAsia="宋体" w:hAnsi="宋体"/>
-          <w:sz w:val="32"/>
-          <w:szCs w:val="32"/>
-        </w:rPr>
-        <w:t>樨橼墼翮磲飙霖錾辚臻氅瞟嚄嚆噤暾踽蹁蟒螈螅螭螟噻圜䦃镖镗镘镚镛镝镞镠氇氆篥篪篙盥魈徼膳膦膙鲮鲱鲲鲳鲴鲵鲷鲻獴獬邂廨赟瘰廪瘿瘵瘴癃瘳麇麈壅甑燠燔燧濑濉潞澧澹澥澶褰犟隰颡缱缳璩璐璪罄擢薹鞡鞬薷藁檄檩懋醢礅磴豳嚅蹒螬螵疃螳嚓罾嶷髁镡镣镦镧镩镪镫罅黏簌篾篼簖簋鼢皤繇貘邈貔臌膻鲽鳀鳅鳇鳊螽癍濮蹇檗隳嬷蟊鍪鬈鬃瞽鞯鞨鞫鞧鞣藜藠礓燹瞿曛蟛蟪蟠蟮黟髂镬镭簟簪鼬艟鳎鳐癞癜蹩鬏攉攒蘧蘅醮酃霪霨嚯蹰蹽蹾蹿蠖蠊髋髌镲籁艨鳓鳗鳙㸆瀛襦缵瓒攘蘩蘖醴酆躅黩黥黪镳镴黧璺鼯臜鳜鳝鳟獾骧瓘鼙颦鳢癫麝灏禳鐾羼蠡耱鹳氍躐髑镵穰鬻鬟趱颧躜鼹癯鑫襻鬣攮囔戆</w:t>
+        <w:t>踽蹁蟒螈螅螭螟噻圜䦃镖镗镘镚镛镝镞镠氇氆篥篪篙盥魈徼膳膦膙鲮鲱鲲鲳鲴鲵鲷鲻獴獬邂廨赟瘰廪瘿瘵瘴癃瘳麇麈壅甑燠燔燧濑濉潞澧澹澥澶褰犟隰颡缱缳璩璐璪罄擢薹鞡鞬薷藁檄檩懋醢礅磴豳嚅蹒螬螵疃螳嚓罾嶷髁镡镣镦镧镩镪镫罅黏簌篾篼簖簋鼢皤繇貘邈貔臌膻鲽鳀鳅鳇鳊螽癍濮蹇檗隳嬷蟊鍪鬈鬃瞽鞯鞨鞫鞧鞣藜藠礓燹瞿曛蟛蟪蟠蟮黟髂镬镭簟簪鼬艟鳎鳐癞癜蹩鬏攉攒蘧蘅醮酃霪霨嚯蹰蹽蹾蹿蠖蠊髋髌镲籁艨鳓鳗鳙㸆瀛襦缵瓒攘蘩蘖醴酆躅黩黥黪镳镴黧璺鼯臜鳜鳝鳟獾骧瓘鼙颦鳢癫麝灏禳鐾羼蠡耱鹳氍躐髑镵穰鬻鬟趱颧躜鼹癯鑫襻鬣攮囔戆</w:t>
       </w:r>
     </w:p>
     <w:sectPr>

--- a/help/当前待录入汉字.docx
+++ b/help/当前待录入汉字.docx
@@ -8,42 +8,6 @@
           <w:rFonts w:hint="eastAsia"/>
         </w:rPr>
       </w:pPr>
-      <w:proofErr w:type="gramStart"/>
-      <w:r>
-        <w:rPr>
-          <w:rFonts w:ascii="宋体" w:eastAsia="宋体" w:hAnsi="宋体"/>
-          <w:sz w:val="32"/>
-          <w:szCs w:val="32"/>
-        </w:rPr>
-        <w:t>蝥缬缯骣耩耨</w:t>
-      </w:r>
-      <w:proofErr w:type="gramEnd"/>
-      <w:r>
-        <w:rPr>
-          <w:rFonts w:ascii="宋体" w:eastAsia="宋体" w:hAnsi="宋体"/>
-          <w:sz w:val="32"/>
-          <w:szCs w:val="32"/>
-        </w:rPr>
-        <w:t>耪璞璟璠璘</w:t>
-      </w:r>
-      <w:proofErr w:type="gramStart"/>
-      <w:r>
-        <w:rPr>
-          <w:rFonts w:ascii="宋体" w:eastAsia="宋体" w:hAnsi="宋体"/>
-          <w:sz w:val="32"/>
-          <w:szCs w:val="32"/>
-        </w:rPr>
-        <w:t>髭髹</w:t>
-      </w:r>
-      <w:proofErr w:type="gramEnd"/>
-      <w:r>
-        <w:rPr>
-          <w:rFonts w:ascii="宋体" w:eastAsia="宋体" w:hAnsi="宋体"/>
-          <w:sz w:val="32"/>
-          <w:szCs w:val="32"/>
-        </w:rPr>
-        <w:t>擀</w:t>
-      </w:r>
       <w:proofErr w:type="gramStart"/>
       <w:r>
         <w:rPr>
@@ -105,7 +69,7 @@
           <w:sz w:val="32"/>
           <w:szCs w:val="32"/>
         </w:rPr>
-        <w:t>嚆噤暾</w:t>
+        <w:t>嚆噤暾踽蹁</w:t>
       </w:r>
       <w:proofErr w:type="gramEnd"/>
       <w:r>
@@ -114,7 +78,25 @@
           <w:sz w:val="32"/>
           <w:szCs w:val="32"/>
         </w:rPr>
-        <w:t>踽蹁蟒螈螅螭螟噻圜䦃镖镗镘镚镛镝镞镠氇氆篥篪篙盥魈徼膳膦膙鲮鲱鲲鲳鲴鲵鲷鲻獴獬邂廨赟瘰廪瘿瘵瘴癃瘳麇麈壅甑燠燔燧濑濉潞澧澹澥澶褰犟隰颡缱缳璩璐璪罄擢薹鞡鞬薷藁檄檩懋醢礅磴豳嚅蹒螬螵疃螳嚓罾嶷髁镡镣镦镧镩镪镫罅黏簌篾篼簖簋鼢皤繇貘邈貔臌膻鲽鳀鳅鳇鳊螽癍濮蹇檗隳嬷蟊鍪鬈鬃瞽鞯鞨鞫鞧鞣藜藠礓燹瞿曛蟛蟪蟠蟮黟髂镬镭簟簪鼬艟鳎鳐癞癜蹩鬏攉攒蘧蘅醮酃霪霨嚯蹰蹽蹾蹿蠖蠊髋髌镲籁艨鳓鳗鳙㸆瀛襦缵瓒攘蘩蘖醴酆躅黩黥黪镳镴黧璺鼯臜鳜鳝鳟獾骧瓘鼙颦鳢癫麝灏禳鐾羼蠡耱鹳氍躐髑镵穰鬻鬟趱颧躜鼹癯鑫襻鬣攮囔戆</w:t>
+        <w:t>蟒</w:t>
+      </w:r>
+      <w:proofErr w:type="gramStart"/>
+      <w:r>
+        <w:rPr>
+          <w:rFonts w:ascii="宋体" w:eastAsia="宋体" w:hAnsi="宋体"/>
+          <w:sz w:val="32"/>
+          <w:szCs w:val="32"/>
+        </w:rPr>
+        <w:t>螈螅螭螟噻圜</w:t>
+      </w:r>
+      <w:proofErr w:type="gramEnd"/>
+      <w:r>
+        <w:rPr>
+          <w:rFonts w:ascii="宋体" w:eastAsia="宋体" w:hAnsi="宋体"/>
+          <w:sz w:val="32"/>
+          <w:szCs w:val="32"/>
+        </w:rPr>
+        <w:t>䦃镖镗镘镚镛镝镞镠氇氆篥篪篙盥魈徼膳膦膙鲮鲱鲲鲳鲴鲵鲷鲻獴獬邂廨赟瘰廪瘿瘵瘴癃瘳麇麈壅甑燠燔燧濑濉潞澧澹澥澶褰犟隰颡缱缳璩璐璪罄擢薹鞡鞬薷藁檄檩懋醢礅磴豳嚅蹒螬螵疃螳嚓罾嶷髁镡镣镦镧镩镪镫罅黏簌篾篼簖簋鼢皤繇貘邈貔臌膻鲽鳀鳅鳇鳊螽癍濮蹇檗隳嬷蟊鍪鬈鬃瞽鞯鞨鞫鞧鞣藜藠礓燹瞿曛蟛蟪蟠蟮黟髂镬镭簟簪鼬艟鳎鳐癞癜蹩鬏攉攒蘧蘅醮酃霪霨嚯蹰蹽蹾蹿蠖蠊髋髌镲籁艨鳓鳗鳙㸆瀛襦缵瓒攘蘩蘖醴酆躅黩黥黪镳镴黧璺鼯臜鳜鳝鳟獾骧瓘鼙颦鳢癫麝灏禳鐾羼蠡耱鹳氍躐髑镵穰鬻鬟趱颧躜鼹癯鑫襻鬣攮囔戆</w:t>
       </w:r>
     </w:p>
     <w:sectPr>

--- a/help/当前待录入汉字.docx
+++ b/help/当前待录入汉字.docx
@@ -5,98 +5,2733 @@
     <w:p>
       <w:pPr>
         <w:rPr>
-          <w:rFonts w:hint="eastAsia"/>
+          <w:rFonts w:ascii="宋体" w:eastAsia="宋体" w:hAnsi="宋体" w:hint="eastAsia"/>
+          <w:sz w:val="32"/>
+          <w:szCs w:val="36"/>
+          <w:lang w:eastAsia="zh-TW"/>
         </w:rPr>
       </w:pPr>
       <w:proofErr w:type="gramStart"/>
       <w:r>
         <w:rPr>
-          <w:rFonts w:ascii="宋体" w:eastAsia="宋体" w:hAnsi="宋体"/>
-          <w:sz w:val="32"/>
-          <w:szCs w:val="32"/>
-        </w:rPr>
-        <w:t>甏</w:t>
+          <w:rFonts w:ascii="宋体" w:eastAsia="宋体" w:hAnsi="宋体" w:cs="微软雅黑" w:hint="eastAsia"/>
+          <w:sz w:val="32"/>
+          <w:szCs w:val="36"/>
+          <w:lang w:eastAsia="zh-TW"/>
+        </w:rPr>
+        <w:t>尢</w:t>
       </w:r>
       <w:proofErr w:type="gramEnd"/>
       <w:r>
         <w:rPr>
-          <w:rFonts w:ascii="宋体" w:eastAsia="宋体" w:hAnsi="宋体"/>
-          <w:sz w:val="32"/>
-          <w:szCs w:val="32"/>
-        </w:rPr>
-        <w:t>縠磬</w:t>
-      </w:r>
-      <w:proofErr w:type="gramStart"/>
-      <w:r>
-        <w:rPr>
-          <w:rFonts w:ascii="宋体" w:eastAsia="宋体" w:hAnsi="宋体"/>
-          <w:sz w:val="32"/>
-          <w:szCs w:val="32"/>
-        </w:rPr>
-        <w:t>颞蕻</w:t>
-      </w:r>
-      <w:proofErr w:type="gramEnd"/>
-      <w:r>
-        <w:rPr>
-          <w:rFonts w:ascii="宋体" w:eastAsia="宋体" w:hAnsi="宋体"/>
-          <w:sz w:val="32"/>
-          <w:szCs w:val="32"/>
-        </w:rPr>
-        <w:t>鞘</w:t>
-      </w:r>
-      <w:proofErr w:type="gramStart"/>
-      <w:r>
-        <w:rPr>
-          <w:rFonts w:ascii="宋体" w:eastAsia="宋体" w:hAnsi="宋体"/>
-          <w:sz w:val="32"/>
-          <w:szCs w:val="32"/>
-        </w:rPr>
-        <w:t>颟薤檠樾橇檎樽樨橼墼翮磲飙霖錾辚臻氅</w:t>
-      </w:r>
-      <w:proofErr w:type="gramEnd"/>
-      <w:r>
-        <w:rPr>
-          <w:rFonts w:ascii="宋体" w:eastAsia="宋体" w:hAnsi="宋体"/>
-          <w:sz w:val="32"/>
-          <w:szCs w:val="32"/>
-        </w:rPr>
-        <w:t>瞟嚄</w:t>
-      </w:r>
-      <w:proofErr w:type="gramStart"/>
-      <w:r>
-        <w:rPr>
-          <w:rFonts w:ascii="宋体" w:eastAsia="宋体" w:hAnsi="宋体"/>
-          <w:sz w:val="32"/>
-          <w:szCs w:val="32"/>
-        </w:rPr>
-        <w:t>嚆噤暾踽蹁</w:t>
-      </w:r>
-      <w:proofErr w:type="gramEnd"/>
-      <w:r>
-        <w:rPr>
-          <w:rFonts w:ascii="宋体" w:eastAsia="宋体" w:hAnsi="宋体"/>
-          <w:sz w:val="32"/>
-          <w:szCs w:val="32"/>
-        </w:rPr>
-        <w:t>蟒</w:t>
-      </w:r>
-      <w:proofErr w:type="gramStart"/>
-      <w:r>
-        <w:rPr>
-          <w:rFonts w:ascii="宋体" w:eastAsia="宋体" w:hAnsi="宋体"/>
-          <w:sz w:val="32"/>
-          <w:szCs w:val="32"/>
-        </w:rPr>
-        <w:t>螈螅螭螟噻圜</w:t>
-      </w:r>
-      <w:proofErr w:type="gramEnd"/>
-      <w:r>
-        <w:rPr>
-          <w:rFonts w:ascii="宋体" w:eastAsia="宋体" w:hAnsi="宋体"/>
-          <w:sz w:val="32"/>
-          <w:szCs w:val="32"/>
-        </w:rPr>
-        <w:t>䦃镖镗镘镚镛镝镞镠氇氆篥篪篙盥魈徼膳膦膙鲮鲱鲲鲳鲴鲵鲷鲻獴獬邂廨赟瘰廪瘿瘵瘴癃瘳麇麈壅甑燠燔燧濑濉潞澧澹澥澶褰犟隰颡缱缳璩璐璪罄擢薹鞡鞬薷藁檄檩懋醢礅磴豳嚅蹒螬螵疃螳嚓罾嶷髁镡镣镦镧镩镪镫罅黏簌篾篼簖簋鼢皤繇貘邈貔臌膻鲽鳀鳅鳇鳊螽癍濮蹇檗隳嬷蟊鍪鬈鬃瞽鞯鞨鞫鞧鞣藜藠礓燹瞿曛蟛蟪蟠蟮黟髂镬镭簟簪鼬艟鳎鳐癞癜蹩鬏攉攒蘧蘅醮酃霪霨嚯蹰蹽蹾蹿蠖蠊髋髌镲籁艨鳓鳗鳙㸆瀛襦缵瓒攘蘩蘖醴酆躅黩黥黪镳镴黧璺鼯臜鳜鳝鳟獾骧瓘鼙颦鳢癫麝灏禳鐾羼蠡耱鹳氍躐髑镵穰鬻鬟趱颧躜鼹癯鑫襻鬣攮囔戆</w:t>
+          <w:rFonts w:ascii="微软雅黑" w:eastAsia="微软雅黑" w:hAnsi="微软雅黑" w:cs="微软雅黑" w:hint="eastAsia"/>
+          <w:sz w:val="32"/>
+          <w:szCs w:val="36"/>
+          <w:lang w:eastAsia="zh-TW"/>
+        </w:rPr>
+        <w:t>𠙶</w:t>
+      </w:r>
+      <w:r>
+        <w:rPr>
+          <w:rFonts w:ascii="宋体" w:eastAsia="宋体" w:hAnsi="宋体" w:cs="微软雅黑" w:hint="eastAsia"/>
+          <w:sz w:val="32"/>
+          <w:szCs w:val="36"/>
+          <w:lang w:eastAsia="zh-TW"/>
+        </w:rPr>
+        <w:t>邘圢氕伋仝冮氿汈氾忉宄</w:t>
+      </w:r>
+      <w:r>
+        <w:rPr>
+          <w:rFonts w:ascii="微软雅黑" w:eastAsia="微软雅黑" w:hAnsi="微软雅黑" w:cs="微软雅黑" w:hint="eastAsia"/>
+          <w:sz w:val="32"/>
+          <w:szCs w:val="36"/>
+          <w:lang w:eastAsia="zh-TW"/>
+        </w:rPr>
+        <w:t>𬣙</w:t>
+      </w:r>
+      <w:r>
+        <w:rPr>
+          <w:rFonts w:ascii="宋体" w:eastAsia="宋体" w:hAnsi="宋体" w:cs="微软雅黑" w:hint="eastAsia"/>
+          <w:sz w:val="32"/>
+          <w:szCs w:val="36"/>
+          <w:lang w:eastAsia="zh-TW"/>
+        </w:rPr>
+        <w:t>讱扞圲圫芏芃朸</w:t>
+      </w:r>
+      <w:r>
+        <w:rPr>
+          <w:rFonts w:ascii="微软雅黑" w:eastAsia="微软雅黑" w:hAnsi="微软雅黑" w:cs="微软雅黑" w:hint="eastAsia"/>
+          <w:sz w:val="32"/>
+          <w:szCs w:val="36"/>
+          <w:lang w:eastAsia="zh-TW"/>
+        </w:rPr>
+        <w:t>𨙸</w:t>
+      </w:r>
+      <w:r>
+        <w:rPr>
+          <w:rFonts w:ascii="宋体" w:eastAsia="宋体" w:hAnsi="宋体" w:cs="微软雅黑" w:hint="eastAsia"/>
+          <w:sz w:val="32"/>
+          <w:szCs w:val="36"/>
+          <w:lang w:eastAsia="zh-TW"/>
+        </w:rPr>
+        <w:t>邨吒屼屾辿钆仳伣伈癿甪邠冱邡闫</w:t>
+      </w:r>
+      <w:r>
+        <w:rPr>
+          <w:rFonts w:ascii="微软雅黑" w:eastAsia="微软雅黑" w:hAnsi="微软雅黑" w:cs="微软雅黑" w:hint="eastAsia"/>
+          <w:sz w:val="32"/>
+          <w:szCs w:val="36"/>
+          <w:lang w:eastAsia="zh-TW"/>
+        </w:rPr>
+        <w:t>𬇕</w:t>
+      </w:r>
+      <w:r>
+        <w:rPr>
+          <w:rFonts w:ascii="宋体" w:eastAsia="宋体" w:hAnsi="宋体" w:cs="微软雅黑" w:hint="eastAsia"/>
+          <w:sz w:val="32"/>
+          <w:szCs w:val="36"/>
+          <w:lang w:eastAsia="zh-TW"/>
+        </w:rPr>
+        <w:t>汋䜣讻</w:t>
+      </w:r>
+      <w:r>
+        <w:rPr>
+          <w:rFonts w:ascii="微软雅黑" w:eastAsia="微软雅黑" w:hAnsi="微软雅黑" w:cs="微软雅黑" w:hint="eastAsia"/>
+          <w:sz w:val="32"/>
+          <w:szCs w:val="36"/>
+          <w:lang w:eastAsia="zh-TW"/>
+        </w:rPr>
+        <w:t>𬣞</w:t>
+      </w:r>
+      <w:r>
+        <w:rPr>
+          <w:rFonts w:ascii="宋体" w:eastAsia="宋体" w:hAnsi="宋体" w:cs="微软雅黑" w:hint="eastAsia"/>
+          <w:sz w:val="32"/>
+          <w:szCs w:val="36"/>
+          <w:lang w:eastAsia="zh-TW"/>
+        </w:rPr>
+        <w:t>孖</w:t>
+      </w:r>
+      <w:r>
+        <w:rPr>
+          <w:rFonts w:ascii="微软雅黑" w:eastAsia="微软雅黑" w:hAnsi="微软雅黑" w:cs="微软雅黑" w:hint="eastAsia"/>
+          <w:sz w:val="32"/>
+          <w:szCs w:val="36"/>
+          <w:lang w:eastAsia="zh-TW"/>
+        </w:rPr>
+        <w:t>𬘓</w:t>
+      </w:r>
+      <w:r>
+        <w:rPr>
+          <w:rFonts w:ascii="宋体" w:eastAsia="宋体" w:hAnsi="宋体" w:cs="微软雅黑" w:hint="eastAsia"/>
+          <w:sz w:val="32"/>
+          <w:szCs w:val="36"/>
+          <w:lang w:eastAsia="zh-TW"/>
+        </w:rPr>
+        <w:t>纩玒玓玘玚刬</w:t>
+      </w:r>
+      <w:r>
+        <w:rPr>
+          <w:rFonts w:ascii="微软雅黑" w:eastAsia="微软雅黑" w:hAnsi="微软雅黑" w:cs="微软雅黑" w:hint="eastAsia"/>
+          <w:sz w:val="32"/>
+          <w:szCs w:val="36"/>
+          <w:lang w:eastAsia="zh-TW"/>
+        </w:rPr>
+        <w:t>𫭟</w:t>
+      </w:r>
+      <w:r>
+        <w:rPr>
+          <w:rFonts w:ascii="宋体" w:eastAsia="宋体" w:hAnsi="宋体" w:cs="微软雅黑" w:hint="eastAsia"/>
+          <w:sz w:val="32"/>
+          <w:szCs w:val="36"/>
+          <w:lang w:eastAsia="zh-TW"/>
+        </w:rPr>
+        <w:t>坜坉扽</w:t>
+      </w:r>
+      <w:r>
+        <w:rPr>
+          <w:rFonts w:ascii="微软雅黑" w:eastAsia="微软雅黑" w:hAnsi="微软雅黑" w:cs="微软雅黑" w:hint="eastAsia"/>
+          <w:sz w:val="32"/>
+          <w:szCs w:val="36"/>
+          <w:lang w:eastAsia="zh-TW"/>
+        </w:rPr>
+        <w:t>𫭢</w:t>
+      </w:r>
+      <w:r>
+        <w:rPr>
+          <w:rFonts w:ascii="宋体" w:eastAsia="宋体" w:hAnsi="宋体" w:cs="微软雅黑" w:hint="eastAsia"/>
+          <w:sz w:val="32"/>
+          <w:szCs w:val="36"/>
+          <w:lang w:eastAsia="zh-TW"/>
+        </w:rPr>
+        <w:t>坋扺㧑苊苉芘芴芠</w:t>
+      </w:r>
+      <w:r>
+        <w:rPr>
+          <w:rFonts w:ascii="微软雅黑" w:eastAsia="微软雅黑" w:hAnsi="微软雅黑" w:cs="微软雅黑" w:hint="eastAsia"/>
+          <w:sz w:val="32"/>
+          <w:szCs w:val="36"/>
+          <w:lang w:eastAsia="zh-TW"/>
+        </w:rPr>
+        <w:t>𫇭</w:t>
+      </w:r>
+      <w:r>
+        <w:rPr>
+          <w:rFonts w:ascii="宋体" w:eastAsia="宋体" w:hAnsi="宋体" w:cs="微软雅黑" w:hint="eastAsia"/>
+          <w:sz w:val="32"/>
+          <w:szCs w:val="36"/>
+          <w:lang w:eastAsia="zh-TW"/>
+        </w:rPr>
+        <w:t>芤杕杄杧杩尪尨轪</w:t>
+      </w:r>
+      <w:r>
+        <w:rPr>
+          <w:rFonts w:ascii="微软雅黑" w:eastAsia="微软雅黑" w:hAnsi="微软雅黑" w:cs="微软雅黑" w:hint="eastAsia"/>
+          <w:sz w:val="32"/>
+          <w:szCs w:val="36"/>
+          <w:lang w:eastAsia="zh-TW"/>
+        </w:rPr>
+        <w:t>𫐄</w:t>
+      </w:r>
+      <w:r>
+        <w:rPr>
+          <w:rFonts w:ascii="宋体" w:eastAsia="宋体" w:hAnsi="宋体" w:cs="微软雅黑" w:hint="eastAsia"/>
+          <w:sz w:val="32"/>
+          <w:szCs w:val="36"/>
+          <w:lang w:eastAsia="zh-TW"/>
+        </w:rPr>
+        <w:t>坒旴旵呙㕮岍</w:t>
+      </w:r>
+      <w:r>
+        <w:rPr>
+          <w:rFonts w:ascii="微软雅黑" w:eastAsia="微软雅黑" w:hAnsi="微软雅黑" w:cs="微软雅黑" w:hint="eastAsia"/>
+          <w:sz w:val="32"/>
+          <w:szCs w:val="36"/>
+          <w:lang w:eastAsia="zh-TW"/>
+        </w:rPr>
+        <w:t>𫵷</w:t>
+      </w:r>
+      <w:r>
+        <w:rPr>
+          <w:rFonts w:ascii="宋体" w:eastAsia="宋体" w:hAnsi="宋体" w:cs="微软雅黑" w:hint="eastAsia"/>
+          <w:sz w:val="32"/>
+          <w:szCs w:val="36"/>
+          <w:lang w:eastAsia="zh-TW"/>
+        </w:rPr>
+        <w:t>岠呇冏觃伾㑇伭佖伲佁飏狃闶汧汫</w:t>
+      </w:r>
+      <w:r>
+        <w:rPr>
+          <w:rFonts w:ascii="微软雅黑" w:eastAsia="微软雅黑" w:hAnsi="微软雅黑" w:cs="微软雅黑" w:hint="eastAsia"/>
+          <w:sz w:val="32"/>
+          <w:szCs w:val="36"/>
+          <w:lang w:eastAsia="zh-TW"/>
+        </w:rPr>
+        <w:t>𣲘𣲗</w:t>
+      </w:r>
+      <w:r>
+        <w:rPr>
+          <w:rFonts w:ascii="宋体" w:eastAsia="宋体" w:hAnsi="宋体" w:cs="微软雅黑" w:hint="eastAsia"/>
+          <w:sz w:val="32"/>
+          <w:szCs w:val="36"/>
+          <w:lang w:eastAsia="zh-TW"/>
+        </w:rPr>
+        <w:t>沄沘</w:t>
+      </w:r>
+      <w:r>
+        <w:rPr>
+          <w:rFonts w:ascii="微软雅黑" w:eastAsia="微软雅黑" w:hAnsi="微软雅黑" w:cs="微软雅黑" w:hint="eastAsia"/>
+          <w:sz w:val="32"/>
+          <w:szCs w:val="36"/>
+          <w:lang w:eastAsia="zh-TW"/>
+        </w:rPr>
+        <w:t>𬇙</w:t>
+      </w:r>
+      <w:r>
+        <w:rPr>
+          <w:rFonts w:ascii="宋体" w:eastAsia="宋体" w:hAnsi="宋体" w:cs="微软雅黑" w:hint="eastAsia"/>
+          <w:sz w:val="32"/>
+          <w:szCs w:val="36"/>
+          <w:lang w:eastAsia="zh-TW"/>
+        </w:rPr>
+        <w:t>汭㳇沇忳忺</w:t>
+      </w:r>
+      <w:r>
+        <w:rPr>
+          <w:rFonts w:ascii="微软雅黑" w:eastAsia="微软雅黑" w:hAnsi="微软雅黑" w:cs="微软雅黑" w:hint="eastAsia"/>
+          <w:sz w:val="32"/>
+          <w:szCs w:val="36"/>
+          <w:lang w:eastAsia="zh-TW"/>
+        </w:rPr>
+        <w:t>𬣡</w:t>
+      </w:r>
+      <w:r>
+        <w:rPr>
+          <w:rFonts w:ascii="宋体" w:eastAsia="宋体" w:hAnsi="宋体" w:cs="微软雅黑" w:hint="eastAsia"/>
+          <w:sz w:val="32"/>
+          <w:szCs w:val="36"/>
+          <w:lang w:eastAsia="zh-TW"/>
+        </w:rPr>
+        <w:t>祃诇邲诎屃</w:t>
+      </w:r>
+      <w:r>
+        <w:rPr>
+          <w:rFonts w:ascii="微软雅黑" w:eastAsia="微软雅黑" w:hAnsi="微软雅黑" w:cs="微软雅黑" w:hint="eastAsia"/>
+          <w:sz w:val="32"/>
+          <w:szCs w:val="36"/>
+          <w:lang w:eastAsia="zh-TW"/>
+        </w:rPr>
+        <w:t>𫸩</w:t>
+      </w:r>
+      <w:r>
+        <w:rPr>
+          <w:rFonts w:ascii="宋体" w:eastAsia="宋体" w:hAnsi="宋体" w:cs="微软雅黑" w:hint="eastAsia"/>
+          <w:sz w:val="32"/>
+          <w:szCs w:val="36"/>
+          <w:lang w:eastAsia="zh-TW"/>
+        </w:rPr>
+        <w:t>岊阽䢺阼妧妘</w:t>
+      </w:r>
+      <w:r>
+        <w:rPr>
+          <w:rFonts w:ascii="微软雅黑" w:eastAsia="微软雅黑" w:hAnsi="微软雅黑" w:cs="微软雅黑" w:hint="eastAsia"/>
+          <w:sz w:val="32"/>
+          <w:szCs w:val="36"/>
+          <w:lang w:eastAsia="zh-TW"/>
+        </w:rPr>
+        <w:t>𨚕</w:t>
+      </w:r>
+      <w:r>
+        <w:rPr>
+          <w:rFonts w:ascii="宋体" w:eastAsia="宋体" w:hAnsi="宋体" w:cs="微软雅黑" w:hint="eastAsia"/>
+          <w:sz w:val="32"/>
+          <w:szCs w:val="36"/>
+          <w:lang w:eastAsia="zh-TW"/>
+        </w:rPr>
+        <w:t>纮驲</w:t>
+      </w:r>
+      <w:r>
+        <w:rPr>
+          <w:rFonts w:ascii="微软雅黑" w:eastAsia="微软雅黑" w:hAnsi="微软雅黑" w:cs="微软雅黑" w:hint="eastAsia"/>
+          <w:sz w:val="32"/>
+          <w:szCs w:val="36"/>
+          <w:lang w:eastAsia="zh-TW"/>
+        </w:rPr>
+        <w:t>𫘜</w:t>
+      </w:r>
+      <w:r>
+        <w:rPr>
+          <w:rFonts w:ascii="宋体" w:eastAsia="宋体" w:hAnsi="宋体" w:cs="微软雅黑" w:hint="eastAsia"/>
+          <w:sz w:val="32"/>
+          <w:szCs w:val="36"/>
+          <w:lang w:eastAsia="zh-TW"/>
+        </w:rPr>
+        <w:t>纻</w:t>
+      </w:r>
+      <w:r>
+        <w:rPr>
+          <w:rFonts w:ascii="微软雅黑" w:eastAsia="微软雅黑" w:hAnsi="微软雅黑" w:cs="微软雅黑" w:hint="eastAsia"/>
+          <w:sz w:val="32"/>
+          <w:szCs w:val="36"/>
+          <w:lang w:eastAsia="zh-TW"/>
+        </w:rPr>
+        <w:t>𬘘</w:t>
+      </w:r>
+      <w:r>
+        <w:rPr>
+          <w:rFonts w:ascii="宋体" w:eastAsia="宋体" w:hAnsi="宋体" w:cs="微软雅黑" w:hint="eastAsia"/>
+          <w:sz w:val="32"/>
+          <w:szCs w:val="36"/>
+          <w:lang w:eastAsia="zh-TW"/>
+        </w:rPr>
+        <w:t>纼玞玱玟邽邿坥坰坬坽弆耵䢼</w:t>
+      </w:r>
+      <w:r>
+        <w:rPr>
+          <w:rFonts w:ascii="微软雅黑" w:eastAsia="微软雅黑" w:hAnsi="微软雅黑" w:cs="微软雅黑" w:hint="eastAsia"/>
+          <w:sz w:val="32"/>
+          <w:szCs w:val="36"/>
+          <w:lang w:eastAsia="zh-TW"/>
+        </w:rPr>
+        <w:t>𦭜</w:t>
+      </w:r>
+      <w:r>
+        <w:rPr>
+          <w:rFonts w:ascii="宋体" w:eastAsia="宋体" w:hAnsi="宋体" w:cs="微软雅黑" w:hint="eastAsia"/>
+          <w:sz w:val="32"/>
+          <w:szCs w:val="36"/>
+          <w:lang w:eastAsia="zh-TW"/>
+        </w:rPr>
+        <w:t>茋苧苠枅㭎枘矼矻匼</w:t>
+      </w:r>
+      <w:r>
+        <w:rPr>
+          <w:rFonts w:ascii="微软雅黑" w:eastAsia="微软雅黑" w:hAnsi="微软雅黑" w:cs="微软雅黑" w:hint="eastAsia"/>
+          <w:sz w:val="32"/>
+          <w:szCs w:val="36"/>
+          <w:lang w:eastAsia="zh-TW"/>
+        </w:rPr>
+        <w:t>𬨂𬀩𬀪</w:t>
+      </w:r>
+      <w:r>
+        <w:rPr>
+          <w:rFonts w:ascii="宋体" w:eastAsia="宋体" w:hAnsi="宋体" w:cs="微软雅黑" w:hint="eastAsia"/>
+          <w:sz w:val="32"/>
+          <w:szCs w:val="36"/>
+          <w:lang w:eastAsia="zh-TW"/>
+        </w:rPr>
+        <w:t>旿昇昄昒昈咉咇咍岵岽岨岞峂㟃囷</w:t>
+      </w:r>
+      <w:r>
+        <w:rPr>
+          <w:rFonts w:ascii="微软雅黑" w:eastAsia="微软雅黑" w:hAnsi="微软雅黑" w:cs="微软雅黑" w:hint="eastAsia"/>
+          <w:sz w:val="32"/>
+          <w:szCs w:val="36"/>
+          <w:lang w:eastAsia="zh-TW"/>
+        </w:rPr>
+        <w:t>𬬩</w:t>
+      </w:r>
+      <w:r>
+        <w:rPr>
+          <w:rFonts w:ascii="宋体" w:eastAsia="宋体" w:hAnsi="宋体" w:cs="微软雅黑" w:hint="eastAsia"/>
+          <w:sz w:val="32"/>
+          <w:szCs w:val="36"/>
+          <w:lang w:eastAsia="zh-TW"/>
+        </w:rPr>
+        <w:t>钐钔钖牥佴垈侁侹佸佺侂佽侘郈舠郐郃攽肭肷狉狝饳忞於炌泙沺泂泜泃泇怊峃祋祊</w:t>
+      </w:r>
+      <w:r>
+        <w:rPr>
+          <w:rFonts w:ascii="微软雅黑" w:eastAsia="微软雅黑" w:hAnsi="微软雅黑" w:cs="微软雅黑" w:hint="eastAsia"/>
+          <w:sz w:val="32"/>
+          <w:szCs w:val="36"/>
+          <w:lang w:eastAsia="zh-TW"/>
+        </w:rPr>
+        <w:t>𫍣𬣳𬩽</w:t>
+      </w:r>
+      <w:r>
+        <w:rPr>
+          <w:rFonts w:ascii="宋体" w:eastAsia="宋体" w:hAnsi="宋体" w:cs="微软雅黑" w:hint="eastAsia"/>
+          <w:sz w:val="32"/>
+          <w:szCs w:val="36"/>
+          <w:lang w:eastAsia="zh-TW"/>
+        </w:rPr>
+        <w:t>鸤弢弨陑</w:t>
+      </w:r>
+      <w:r>
+        <w:rPr>
+          <w:rFonts w:ascii="微软雅黑" w:eastAsia="微软雅黑" w:hAnsi="微软雅黑" w:cs="微软雅黑" w:hint="eastAsia"/>
+          <w:sz w:val="32"/>
+          <w:szCs w:val="36"/>
+          <w:lang w:eastAsia="zh-TW"/>
+        </w:rPr>
+        <w:t>𬮿</w:t>
+      </w:r>
+      <w:r>
+        <w:rPr>
+          <w:rFonts w:ascii="宋体" w:eastAsia="宋体" w:hAnsi="宋体" w:cs="微软雅黑" w:hint="eastAsia"/>
+          <w:sz w:val="32"/>
+          <w:szCs w:val="36"/>
+          <w:lang w:eastAsia="zh-TW"/>
+        </w:rPr>
+        <w:t>陎</w:t>
+      </w:r>
+      <w:r>
+        <w:rPr>
+          <w:rFonts w:ascii="微软雅黑" w:eastAsia="微软雅黑" w:hAnsi="微软雅黑" w:cs="微软雅黑" w:hint="eastAsia"/>
+          <w:sz w:val="32"/>
+          <w:szCs w:val="36"/>
+          <w:lang w:eastAsia="zh-TW"/>
+        </w:rPr>
+        <w:t>𬯀</w:t>
+      </w:r>
+      <w:r>
+        <w:rPr>
+          <w:rFonts w:ascii="宋体" w:eastAsia="宋体" w:hAnsi="宋体" w:cs="微软雅黑" w:hint="eastAsia"/>
+          <w:sz w:val="32"/>
+          <w:szCs w:val="36"/>
+          <w:lang w:eastAsia="zh-TW"/>
+        </w:rPr>
+        <w:t>卺乸妭姈</w:t>
+      </w:r>
+      <w:r>
+        <w:rPr>
+          <w:rFonts w:ascii="微软雅黑" w:eastAsia="微软雅黑" w:hAnsi="微软雅黑" w:cs="微软雅黑" w:hint="eastAsia"/>
+          <w:sz w:val="32"/>
+          <w:szCs w:val="36"/>
+          <w:lang w:eastAsia="zh-TW"/>
+        </w:rPr>
+        <w:t>𫰛</w:t>
+      </w:r>
+      <w:r>
+        <w:rPr>
+          <w:rFonts w:ascii="宋体" w:eastAsia="宋体" w:hAnsi="宋体" w:cs="微软雅黑" w:hint="eastAsia"/>
+          <w:sz w:val="32"/>
+          <w:szCs w:val="36"/>
+          <w:lang w:eastAsia="zh-TW"/>
+        </w:rPr>
+        <w:t>迳叕</w:t>
+      </w:r>
+      <w:r>
+        <w:rPr>
+          <w:rFonts w:ascii="微软雅黑" w:eastAsia="微软雅黑" w:hAnsi="微软雅黑" w:cs="微软雅黑" w:hint="eastAsia"/>
+          <w:sz w:val="32"/>
+          <w:szCs w:val="36"/>
+          <w:lang w:eastAsia="zh-TW"/>
+        </w:rPr>
+        <w:t>𬳵</w:t>
+      </w:r>
+      <w:r>
+        <w:rPr>
+          <w:rFonts w:ascii="宋体" w:eastAsia="宋体" w:hAnsi="宋体" w:cs="微软雅黑" w:hint="eastAsia"/>
+          <w:sz w:val="32"/>
+          <w:szCs w:val="36"/>
+          <w:lang w:eastAsia="zh-TW"/>
+        </w:rPr>
+        <w:t>驵</w:t>
+      </w:r>
+      <w:r>
+        <w:rPr>
+          <w:rFonts w:ascii="微软雅黑" w:eastAsia="微软雅黑" w:hAnsi="微软雅黑" w:cs="微软雅黑" w:hint="eastAsia"/>
+          <w:sz w:val="32"/>
+          <w:szCs w:val="36"/>
+          <w:lang w:eastAsia="zh-TW"/>
+        </w:rPr>
+        <w:t>𬳶</w:t>
+      </w:r>
+      <w:r>
+        <w:rPr>
+          <w:rFonts w:ascii="宋体" w:eastAsia="宋体" w:hAnsi="宋体" w:cs="微软雅黑" w:hint="eastAsia"/>
+          <w:sz w:val="32"/>
+          <w:szCs w:val="36"/>
+          <w:lang w:eastAsia="zh-TW"/>
+        </w:rPr>
+        <w:t>䌹驺</w:t>
+      </w:r>
+      <w:r>
+        <w:rPr>
+          <w:rFonts w:ascii="微软雅黑" w:eastAsia="微软雅黑" w:hAnsi="微软雅黑" w:cs="微软雅黑" w:hint="eastAsia"/>
+          <w:sz w:val="32"/>
+          <w:szCs w:val="36"/>
+          <w:lang w:eastAsia="zh-TW"/>
+        </w:rPr>
+        <w:t>𫠊</w:t>
+      </w:r>
+      <w:r>
+        <w:rPr>
+          <w:rFonts w:ascii="宋体" w:eastAsia="宋体" w:hAnsi="宋体" w:cs="微软雅黑" w:hint="eastAsia"/>
+          <w:sz w:val="32"/>
+          <w:szCs w:val="36"/>
+          <w:lang w:eastAsia="zh-TW"/>
+        </w:rPr>
+        <w:t>绐砉耔㛃玶珇珅</w:t>
+      </w:r>
+      <w:r>
+        <w:rPr>
+          <w:rFonts w:ascii="微软雅黑" w:eastAsia="微软雅黑" w:hAnsi="微软雅黑" w:cs="微软雅黑" w:hint="eastAsia"/>
+          <w:sz w:val="32"/>
+          <w:szCs w:val="36"/>
+          <w:lang w:eastAsia="zh-TW"/>
+        </w:rPr>
+        <w:t>𬍛</w:t>
+      </w:r>
+      <w:r>
+        <w:rPr>
+          <w:rFonts w:ascii="宋体" w:eastAsia="宋体" w:hAnsi="宋体" w:cs="微软雅黑" w:hint="eastAsia"/>
+          <w:sz w:val="32"/>
+          <w:szCs w:val="36"/>
+          <w:lang w:eastAsia="zh-TW"/>
+        </w:rPr>
+        <w:t>珋玹珌玿垚垯垙垲埏垍耇鿍垎垴垟垞挓垵垏拶荖荁荙荛茈茽荄茺</w:t>
+      </w:r>
+      <w:r>
+        <w:rPr>
+          <w:rFonts w:ascii="微软雅黑" w:eastAsia="微软雅黑" w:hAnsi="微软雅黑" w:cs="微软雅黑" w:hint="eastAsia"/>
+          <w:sz w:val="32"/>
+          <w:szCs w:val="36"/>
+          <w:lang w:eastAsia="zh-TW"/>
+        </w:rPr>
+        <w:t>𬜬</w:t>
+      </w:r>
+      <w:r>
+        <w:rPr>
+          <w:rFonts w:ascii="宋体" w:eastAsia="宋体" w:hAnsi="宋体" w:cs="微软雅黑" w:hint="eastAsia"/>
+          <w:sz w:val="32"/>
+          <w:szCs w:val="36"/>
+          <w:lang w:eastAsia="zh-TW"/>
+        </w:rPr>
+        <w:t>荓茳</w:t>
+      </w:r>
+      <w:r>
+        <w:rPr>
+          <w:rFonts w:ascii="微软雅黑" w:eastAsia="微软雅黑" w:hAnsi="微软雅黑" w:cs="微软雅黑" w:hint="eastAsia"/>
+          <w:sz w:val="32"/>
+          <w:szCs w:val="36"/>
+          <w:lang w:eastAsia="zh-TW"/>
+        </w:rPr>
+        <w:t>𦰡</w:t>
+      </w:r>
+      <w:r>
+        <w:rPr>
+          <w:rFonts w:ascii="宋体" w:eastAsia="宋体" w:hAnsi="宋体" w:cs="微软雅黑" w:hint="eastAsia"/>
+          <w:sz w:val="32"/>
+          <w:szCs w:val="36"/>
+          <w:lang w:eastAsia="zh-TW"/>
+        </w:rPr>
+        <w:t>茛荭㭕柷柃栐柖郚剅䴓迺厖砆砑砄耏奓䶮轵轷轹轺昺</w:t>
+      </w:r>
+      <w:r>
+        <w:rPr>
+          <w:rFonts w:ascii="微软雅黑" w:eastAsia="微软雅黑" w:hAnsi="微软雅黑" w:cs="微软雅黑" w:hint="eastAsia"/>
+          <w:sz w:val="32"/>
+          <w:szCs w:val="36"/>
+          <w:lang w:eastAsia="zh-TW"/>
+        </w:rPr>
+        <w:t>𪾢</w:t>
+      </w:r>
+      <w:r>
+        <w:rPr>
+          <w:rFonts w:ascii="宋体" w:eastAsia="宋体" w:hAnsi="宋体" w:cs="微软雅黑" w:hint="eastAsia"/>
+          <w:sz w:val="32"/>
+          <w:szCs w:val="36"/>
+          <w:lang w:eastAsia="zh-TW"/>
+        </w:rPr>
+        <w:t>昽盷咡咺昳昣哒昤昫昡咥昪虷虸哃峘耑峛</w:t>
+      </w:r>
+      <w:r>
+        <w:rPr>
+          <w:rFonts w:ascii="微软雅黑" w:eastAsia="微软雅黑" w:hAnsi="微软雅黑" w:cs="微软雅黑" w:hint="eastAsia"/>
+          <w:sz w:val="32"/>
+          <w:szCs w:val="36"/>
+          <w:lang w:eastAsia="zh-TW"/>
+        </w:rPr>
+        <w:t>𪨰</w:t>
+      </w:r>
+      <w:r>
+        <w:rPr>
+          <w:rFonts w:ascii="宋体" w:eastAsia="宋体" w:hAnsi="宋体" w:cs="微软雅黑" w:hint="eastAsia"/>
+          <w:sz w:val="32"/>
+          <w:szCs w:val="36"/>
+          <w:lang w:eastAsia="zh-TW"/>
+        </w:rPr>
+        <w:t>峗峧帡钘</w:t>
+      </w:r>
+      <w:r>
+        <w:rPr>
+          <w:rFonts w:ascii="微软雅黑" w:eastAsia="微软雅黑" w:hAnsi="微软雅黑" w:cs="微软雅黑" w:hint="eastAsia"/>
+          <w:sz w:val="32"/>
+          <w:szCs w:val="36"/>
+          <w:lang w:eastAsia="zh-TW"/>
+        </w:rPr>
+        <w:t>𫓧</w:t>
+      </w:r>
+      <w:r>
+        <w:rPr>
+          <w:rFonts w:ascii="宋体" w:eastAsia="宋体" w:hAnsi="宋体" w:cs="微软雅黑" w:hint="eastAsia"/>
+          <w:sz w:val="32"/>
+          <w:szCs w:val="36"/>
+          <w:lang w:eastAsia="zh-TW"/>
+        </w:rPr>
+        <w:t>钜</w:t>
+      </w:r>
+      <w:r>
+        <w:rPr>
+          <w:rFonts w:ascii="微软雅黑" w:eastAsia="微软雅黑" w:hAnsi="微软雅黑" w:cs="微软雅黑" w:hint="eastAsia"/>
+          <w:sz w:val="32"/>
+          <w:szCs w:val="36"/>
+          <w:lang w:eastAsia="zh-TW"/>
+        </w:rPr>
+        <w:t>𬬮𬬱𬬭</w:t>
+      </w:r>
+      <w:r>
+        <w:rPr>
+          <w:rFonts w:ascii="宋体" w:eastAsia="宋体" w:hAnsi="宋体" w:cs="微软雅黑" w:hint="eastAsia"/>
+          <w:sz w:val="32"/>
+          <w:szCs w:val="36"/>
+          <w:lang w:eastAsia="zh-TW"/>
+        </w:rPr>
+        <w:t>钪钬钭秬俫舁俜俙俍垕衎舣弇侴鸧䏡胠</w:t>
+      </w:r>
+      <w:r>
+        <w:rPr>
+          <w:rFonts w:ascii="微软雅黑" w:eastAsia="微软雅黑" w:hAnsi="微软雅黑" w:cs="微软雅黑" w:hint="eastAsia"/>
+          <w:sz w:val="32"/>
+          <w:szCs w:val="36"/>
+          <w:lang w:eastAsia="zh-TW"/>
+        </w:rPr>
+        <w:t>𦙶</w:t>
+      </w:r>
+      <w:r>
+        <w:rPr>
+          <w:rFonts w:ascii="宋体" w:eastAsia="宋体" w:hAnsi="宋体" w:cs="微软雅黑" w:hint="eastAsia"/>
+          <w:sz w:val="32"/>
+          <w:szCs w:val="36"/>
+          <w:lang w:eastAsia="zh-TW"/>
+        </w:rPr>
+        <w:t>胩胣朏飐訄饻疢炣炟㶲洭洘洓洿㳚泚浈浉洸洢洈洚洺洨浐㳘洴洣恔宬窀扂袆祏祐祕叚陧陞娀姞姱姤姶姽枲绖骃</w:t>
+      </w:r>
+      <w:r>
+        <w:rPr>
+          <w:rFonts w:ascii="微软雅黑" w:eastAsia="微软雅黑" w:hAnsi="微软雅黑" w:cs="微软雅黑" w:hint="eastAsia"/>
+          <w:sz w:val="32"/>
+          <w:szCs w:val="36"/>
+          <w:lang w:eastAsia="zh-TW"/>
+        </w:rPr>
+        <w:t>𬘡𬳽𬘩𫄧</w:t>
+      </w:r>
+      <w:r>
+        <w:rPr>
+          <w:rFonts w:ascii="宋体" w:eastAsia="宋体" w:hAnsi="宋体" w:cs="微软雅黑" w:hint="eastAsia"/>
+          <w:sz w:val="32"/>
+          <w:szCs w:val="36"/>
+          <w:lang w:eastAsia="zh-TW"/>
+        </w:rPr>
+        <w:t>骉恝珪珛珹琊玼珖</w:t>
+      </w:r>
+      <w:r>
+        <w:rPr>
+          <w:rFonts w:ascii="微软雅黑" w:eastAsia="微软雅黑" w:hAnsi="微软雅黑" w:cs="微软雅黑" w:hint="eastAsia"/>
+          <w:sz w:val="32"/>
+          <w:szCs w:val="36"/>
+          <w:lang w:eastAsia="zh-TW"/>
+        </w:rPr>
+        <w:t>𪟝</w:t>
+      </w:r>
+      <w:r>
+        <w:rPr>
+          <w:rFonts w:ascii="宋体" w:eastAsia="宋体" w:hAnsi="宋体" w:cs="微软雅黑" w:hint="eastAsia"/>
+          <w:sz w:val="32"/>
+          <w:szCs w:val="36"/>
+          <w:lang w:eastAsia="zh-TW"/>
+        </w:rPr>
+        <w:t>珽珦珫珒</w:t>
+      </w:r>
+      <w:r>
+        <w:rPr>
+          <w:rFonts w:ascii="微软雅黑" w:eastAsia="微软雅黑" w:hAnsi="微软雅黑" w:cs="微软雅黑" w:hint="eastAsia"/>
+          <w:sz w:val="32"/>
+          <w:szCs w:val="36"/>
+          <w:lang w:eastAsia="zh-TW"/>
+        </w:rPr>
+        <w:t>𬍤</w:t>
+      </w:r>
+      <w:r>
+        <w:rPr>
+          <w:rFonts w:ascii="宋体" w:eastAsia="宋体" w:hAnsi="宋体" w:cs="微软雅黑" w:hint="eastAsia"/>
+          <w:sz w:val="32"/>
+          <w:szCs w:val="36"/>
+          <w:lang w:eastAsia="zh-TW"/>
+        </w:rPr>
+        <w:t>珢珕珝</w:t>
+      </w:r>
+      <w:r>
+        <w:rPr>
+          <w:rFonts w:ascii="微软雅黑" w:eastAsia="微软雅黑" w:hAnsi="微软雅黑" w:cs="微软雅黑" w:hint="eastAsia"/>
+          <w:sz w:val="32"/>
+          <w:szCs w:val="36"/>
+          <w:lang w:eastAsia="zh-TW"/>
+        </w:rPr>
+        <w:t>𫭼</w:t>
+      </w:r>
+      <w:r>
+        <w:rPr>
+          <w:rFonts w:ascii="宋体" w:eastAsia="宋体" w:hAnsi="宋体" w:cs="微软雅黑" w:hint="eastAsia"/>
+          <w:sz w:val="32"/>
+          <w:szCs w:val="36"/>
+          <w:lang w:eastAsia="zh-TW"/>
+        </w:rPr>
+        <w:t>埗垾垺埆垿埌埇莰茝</w:t>
+      </w:r>
+      <w:r>
+        <w:rPr>
+          <w:rFonts w:ascii="微软雅黑" w:eastAsia="微软雅黑" w:hAnsi="微软雅黑" w:cs="微软雅黑" w:hint="eastAsia"/>
+          <w:sz w:val="32"/>
+          <w:szCs w:val="36"/>
+          <w:lang w:eastAsia="zh-TW"/>
+        </w:rPr>
+        <w:t>𬜯</w:t>
+      </w:r>
+      <w:r>
+        <w:rPr>
+          <w:rFonts w:ascii="宋体" w:eastAsia="宋体" w:hAnsi="宋体" w:cs="微软雅黑" w:hint="eastAsia"/>
+          <w:sz w:val="32"/>
+          <w:szCs w:val="36"/>
+          <w:lang w:eastAsia="zh-TW"/>
+        </w:rPr>
+        <w:t>鄀莶莝䓖莙栻桠</w:t>
+      </w:r>
+      <w:r>
+        <w:rPr>
+          <w:rFonts w:ascii="微软雅黑" w:eastAsia="微软雅黑" w:hAnsi="微软雅黑" w:cs="微软雅黑" w:hint="eastAsia"/>
+          <w:sz w:val="32"/>
+          <w:szCs w:val="36"/>
+          <w:lang w:eastAsia="zh-TW"/>
+        </w:rPr>
+        <w:t>𬂩</w:t>
+      </w:r>
+      <w:r>
+        <w:rPr>
+          <w:rFonts w:ascii="宋体" w:eastAsia="宋体" w:hAnsi="宋体" w:cs="微软雅黑" w:hint="eastAsia"/>
+          <w:sz w:val="32"/>
+          <w:szCs w:val="36"/>
+          <w:lang w:eastAsia="zh-TW"/>
+        </w:rPr>
+        <w:t>桄梠栴梴栒酎酏</w:t>
+      </w:r>
+      <w:r>
+        <w:rPr>
+          <w:rFonts w:ascii="微软雅黑" w:eastAsia="微软雅黑" w:hAnsi="微软雅黑" w:cs="微软雅黑" w:hint="eastAsia"/>
+          <w:sz w:val="32"/>
+          <w:szCs w:val="36"/>
+          <w:lang w:eastAsia="zh-TW"/>
+        </w:rPr>
+        <w:t>𫠆</w:t>
+      </w:r>
+      <w:r>
+        <w:rPr>
+          <w:rFonts w:ascii="宋体" w:eastAsia="宋体" w:hAnsi="宋体" w:cs="微软雅黑" w:hint="eastAsia"/>
+          <w:sz w:val="32"/>
+          <w:szCs w:val="36"/>
+          <w:lang w:eastAsia="zh-TW"/>
+        </w:rPr>
+        <w:t>砵砠砫砬硁恧翃郪</w:t>
+      </w:r>
+      <w:r>
+        <w:rPr>
+          <w:rFonts w:ascii="微软雅黑" w:eastAsia="微软雅黑" w:hAnsi="微软雅黑" w:cs="微软雅黑" w:hint="eastAsia"/>
+          <w:sz w:val="32"/>
+          <w:szCs w:val="36"/>
+          <w:lang w:eastAsia="zh-TW"/>
+        </w:rPr>
+        <w:t>𨐈</w:t>
+      </w:r>
+      <w:r>
+        <w:rPr>
+          <w:rFonts w:ascii="宋体" w:eastAsia="宋体" w:hAnsi="宋体" w:cs="微软雅黑" w:hint="eastAsia"/>
+          <w:sz w:val="32"/>
+          <w:szCs w:val="36"/>
+          <w:lang w:eastAsia="zh-TW"/>
+        </w:rPr>
+        <w:t>辀辁剕赀哢晅晊唝哱冔晔晐晖畖蚄</w:t>
+      </w:r>
+      <w:r>
+        <w:rPr>
+          <w:rFonts w:ascii="微软雅黑" w:eastAsia="微软雅黑" w:hAnsi="微软雅黑" w:cs="微软雅黑" w:hint="eastAsia"/>
+          <w:sz w:val="32"/>
+          <w:szCs w:val="36"/>
+          <w:lang w:eastAsia="zh-TW"/>
+        </w:rPr>
+        <w:t>𫑡</w:t>
+      </w:r>
+      <w:r>
+        <w:rPr>
+          <w:rFonts w:ascii="宋体" w:eastAsia="宋体" w:hAnsi="宋体" w:cs="微软雅黑" w:hint="eastAsia"/>
+          <w:sz w:val="32"/>
+          <w:szCs w:val="36"/>
+          <w:lang w:eastAsia="zh-TW"/>
+        </w:rPr>
+        <w:t>帱崁峿</w:t>
+      </w:r>
+      <w:r>
+        <w:rPr>
+          <w:rFonts w:ascii="微软雅黑" w:eastAsia="微软雅黑" w:hAnsi="微软雅黑" w:cs="微软雅黑" w:hint="eastAsia"/>
+          <w:sz w:val="32"/>
+          <w:szCs w:val="36"/>
+          <w:lang w:eastAsia="zh-TW"/>
+        </w:rPr>
+        <w:t>𪨶</w:t>
+      </w:r>
+      <w:r>
+        <w:rPr>
+          <w:rFonts w:ascii="宋体" w:eastAsia="宋体" w:hAnsi="宋体" w:cs="微软雅黑" w:hint="eastAsia"/>
+          <w:sz w:val="32"/>
+          <w:szCs w:val="36"/>
+          <w:lang w:eastAsia="zh-TW"/>
+        </w:rPr>
+        <w:t>崄帨崀赆</w:t>
+      </w:r>
+      <w:r>
+        <w:rPr>
+          <w:rFonts w:ascii="微软雅黑" w:eastAsia="微软雅黑" w:hAnsi="微软雅黑" w:cs="微软雅黑" w:hint="eastAsia"/>
+          <w:sz w:val="32"/>
+          <w:szCs w:val="36"/>
+          <w:lang w:eastAsia="zh-TW"/>
+        </w:rPr>
+        <w:t>𬬸</w:t>
+      </w:r>
+      <w:r>
+        <w:rPr>
+          <w:rFonts w:ascii="宋体" w:eastAsia="宋体" w:hAnsi="宋体" w:cs="微软雅黑" w:hint="eastAsia"/>
+          <w:sz w:val="32"/>
+          <w:szCs w:val="36"/>
+          <w:lang w:eastAsia="zh-TW"/>
+        </w:rPr>
+        <w:t>钷</w:t>
+      </w:r>
+      <w:r>
+        <w:rPr>
+          <w:rFonts w:ascii="微软雅黑" w:eastAsia="微软雅黑" w:hAnsi="微软雅黑" w:cs="微软雅黑" w:hint="eastAsia"/>
+          <w:sz w:val="32"/>
+          <w:szCs w:val="36"/>
+          <w:lang w:eastAsia="zh-TW"/>
+        </w:rPr>
+        <w:t>𬬻𬬹𬬿𬭁</w:t>
+      </w:r>
+      <w:r>
+        <w:rPr>
+          <w:rFonts w:ascii="宋体" w:eastAsia="宋体" w:hAnsi="宋体" w:cs="微软雅黑" w:hint="eastAsia"/>
+          <w:sz w:val="32"/>
+          <w:szCs w:val="36"/>
+          <w:lang w:eastAsia="zh-TW"/>
+        </w:rPr>
+        <w:t>眚甡笫倻倴脩倮倕倞</w:t>
+      </w:r>
+      <w:r>
+        <w:rPr>
+          <w:rFonts w:ascii="微软雅黑" w:eastAsia="微软雅黑" w:hAnsi="微软雅黑" w:cs="微软雅黑" w:hint="eastAsia"/>
+          <w:sz w:val="32"/>
+          <w:szCs w:val="36"/>
+          <w:lang w:eastAsia="zh-TW"/>
+        </w:rPr>
+        <w:t>𫢸</w:t>
+      </w:r>
+      <w:r>
+        <w:rPr>
+          <w:rFonts w:ascii="宋体" w:eastAsia="宋体" w:hAnsi="宋体" w:cs="微软雅黑" w:hint="eastAsia"/>
+          <w:sz w:val="32"/>
+          <w:szCs w:val="36"/>
+          <w:lang w:eastAsia="zh-TW"/>
+        </w:rPr>
+        <w:t>倓倧衃虒舭舯舥瓞鸰脎朓胲虓鱽峱狻眢</w:t>
+      </w:r>
+      <w:r>
+        <w:rPr>
+          <w:rFonts w:ascii="微软雅黑" w:eastAsia="微软雅黑" w:hAnsi="微软雅黑" w:cs="微软雅黑" w:hint="eastAsia"/>
+          <w:sz w:val="32"/>
+          <w:szCs w:val="36"/>
+          <w:lang w:eastAsia="zh-TW"/>
+        </w:rPr>
+        <w:t>𫗧</w:t>
+      </w:r>
+      <w:r>
+        <w:rPr>
+          <w:rFonts w:ascii="宋体" w:eastAsia="宋体" w:hAnsi="宋体" w:cs="微软雅黑" w:hint="eastAsia"/>
+          <w:sz w:val="32"/>
+          <w:szCs w:val="36"/>
+          <w:lang w:eastAsia="zh-TW"/>
+        </w:rPr>
+        <w:t>勍痄疰痃竘羖羓桊敉烠烔烶烻</w:t>
+      </w:r>
+      <w:r>
+        <w:rPr>
+          <w:rFonts w:ascii="微软雅黑" w:eastAsia="微软雅黑" w:hAnsi="微软雅黑" w:cs="微软雅黑" w:hint="eastAsia"/>
+          <w:sz w:val="32"/>
+          <w:szCs w:val="36"/>
+          <w:lang w:eastAsia="zh-TW"/>
+        </w:rPr>
+        <w:t>𬊈</w:t>
+      </w:r>
+      <w:r>
+        <w:rPr>
+          <w:rFonts w:ascii="宋体" w:eastAsia="宋体" w:hAnsi="宋体" w:cs="微软雅黑" w:hint="eastAsia"/>
+          <w:sz w:val="32"/>
+          <w:szCs w:val="36"/>
+          <w:lang w:eastAsia="zh-TW"/>
+        </w:rPr>
+        <w:t>涍浡浭浬涄涢涐浰浟浛浼浲涘悈悃悢</w:t>
+      </w:r>
+      <w:r>
+        <w:rPr>
+          <w:rFonts w:ascii="微软雅黑" w:eastAsia="微软雅黑" w:hAnsi="微软雅黑" w:cs="微软雅黑" w:hint="eastAsia"/>
+          <w:sz w:val="32"/>
+          <w:szCs w:val="36"/>
+          <w:lang w:eastAsia="zh-TW"/>
+        </w:rPr>
+        <w:t>𬒈</w:t>
+      </w:r>
+      <w:r>
+        <w:rPr>
+          <w:rFonts w:ascii="宋体" w:eastAsia="宋体" w:hAnsi="宋体" w:cs="微软雅黑" w:hint="eastAsia"/>
+          <w:sz w:val="32"/>
+          <w:szCs w:val="36"/>
+          <w:lang w:eastAsia="zh-TW"/>
+        </w:rPr>
+        <w:t>宧窅窊窎扅扆袪袗袯祧堲疍</w:t>
+      </w:r>
+      <w:r>
+        <w:rPr>
+          <w:rFonts w:ascii="微软雅黑" w:eastAsia="微软雅黑" w:hAnsi="微软雅黑" w:cs="微软雅黑" w:hint="eastAsia"/>
+          <w:sz w:val="32"/>
+          <w:szCs w:val="36"/>
+          <w:lang w:eastAsia="zh-TW"/>
+        </w:rPr>
+        <w:t>𨺙</w:t>
+      </w:r>
+      <w:r>
+        <w:rPr>
+          <w:rFonts w:ascii="宋体" w:eastAsia="宋体" w:hAnsi="宋体" w:cs="微软雅黑" w:hint="eastAsia"/>
+          <w:sz w:val="32"/>
+          <w:szCs w:val="36"/>
+          <w:lang w:eastAsia="zh-TW"/>
+        </w:rPr>
+        <w:t>陴烝砮㛚哿翀翂剟</w:t>
+      </w:r>
+      <w:r>
+        <w:rPr>
+          <w:rFonts w:ascii="微软雅黑" w:eastAsia="微软雅黑" w:hAnsi="微软雅黑" w:cs="微软雅黑" w:hint="eastAsia"/>
+          <w:sz w:val="32"/>
+          <w:szCs w:val="36"/>
+          <w:lang w:eastAsia="zh-TW"/>
+        </w:rPr>
+        <w:lastRenderedPageBreak/>
+        <w:t>𬳿𫄨</w:t>
+      </w:r>
+      <w:r>
+        <w:rPr>
+          <w:rFonts w:ascii="宋体" w:eastAsia="宋体" w:hAnsi="宋体" w:cs="微软雅黑" w:hint="eastAsia"/>
+          <w:sz w:val="32"/>
+          <w:szCs w:val="36"/>
+          <w:lang w:eastAsia="zh-TW"/>
+        </w:rPr>
+        <w:t>绤骍</w:t>
+      </w:r>
+      <w:r>
+        <w:rPr>
+          <w:rFonts w:ascii="微软雅黑" w:eastAsia="微软雅黑" w:hAnsi="微软雅黑" w:cs="微软雅黑" w:hint="eastAsia"/>
+          <w:sz w:val="32"/>
+          <w:szCs w:val="36"/>
+          <w:lang w:eastAsia="zh-TW"/>
+        </w:rPr>
+        <w:t>𬘫</w:t>
+      </w:r>
+      <w:r>
+        <w:rPr>
+          <w:rFonts w:ascii="宋体" w:eastAsia="宋体" w:hAnsi="宋体" w:cs="微软雅黑" w:hint="eastAsia"/>
+          <w:sz w:val="32"/>
+          <w:szCs w:val="36"/>
+          <w:lang w:eastAsia="zh-TW"/>
+        </w:rPr>
+        <w:t>䂮琎珸珵琄琈琀珺掭堎堐埼掎埫堌晢</w:t>
+      </w:r>
+      <w:r>
+        <w:rPr>
+          <w:rFonts w:ascii="微软雅黑" w:eastAsia="微软雅黑" w:hAnsi="微软雅黑" w:cs="微软雅黑" w:hint="eastAsia"/>
+          <w:sz w:val="32"/>
+          <w:szCs w:val="36"/>
+          <w:lang w:eastAsia="zh-TW"/>
+        </w:rPr>
+        <w:t>𫮃</w:t>
+      </w:r>
+      <w:r>
+        <w:rPr>
+          <w:rFonts w:ascii="宋体" w:eastAsia="宋体" w:hAnsi="宋体" w:cs="微软雅黑" w:hint="eastAsia"/>
+          <w:sz w:val="32"/>
+          <w:szCs w:val="36"/>
+          <w:lang w:eastAsia="zh-TW"/>
+        </w:rPr>
+        <w:t>掞埪壸㙍聍萚菥莿䓫䓬萆菂菍菼萣䓨菉䓛梼梽桲梾桯梣梌桹敔厣硔鿎硚硊硍勔䴕龁唪啫翈㫰晙</w:t>
+      </w:r>
+      <w:r>
+        <w:rPr>
+          <w:rFonts w:ascii="微软雅黑" w:eastAsia="微软雅黑" w:hAnsi="微软雅黑" w:cs="微软雅黑" w:hint="eastAsia"/>
+          <w:sz w:val="32"/>
+          <w:szCs w:val="36"/>
+          <w:lang w:eastAsia="zh-TW"/>
+        </w:rPr>
+        <w:t>𬱖</w:t>
+      </w:r>
+      <w:r>
+        <w:rPr>
+          <w:rFonts w:ascii="宋体" w:eastAsia="宋体" w:hAnsi="宋体" w:cs="微软雅黑"/>
+          <w:sz w:val="32"/>
+          <w:szCs w:val="36"/>
+          <w:lang w:eastAsia="zh-TW"/>
+        </w:rPr>
+        <w:t>趼跂蛃蚲</w:t>
+      </w:r>
+      <w:r>
+        <w:rPr>
+          <w:rFonts w:ascii="微软雅黑" w:eastAsia="微软雅黑" w:hAnsi="微软雅黑" w:cs="微软雅黑" w:hint="eastAsia"/>
+          <w:sz w:val="32"/>
+          <w:szCs w:val="36"/>
+          <w:lang w:eastAsia="zh-TW"/>
+        </w:rPr>
+        <w:t>𬟽</w:t>
+      </w:r>
+      <w:r>
+        <w:rPr>
+          <w:rFonts w:ascii="宋体" w:eastAsia="宋体" w:hAnsi="宋体" w:cs="微软雅黑"/>
+          <w:sz w:val="32"/>
+          <w:szCs w:val="36"/>
+          <w:lang w:eastAsia="zh-TW"/>
+        </w:rPr>
+        <w:t>蚺啴䎃崧崟崞崒崌崡铏</w:t>
+      </w:r>
+      <w:r>
+        <w:rPr>
+          <w:rFonts w:ascii="微软雅黑" w:eastAsia="微软雅黑" w:hAnsi="微软雅黑" w:cs="微软雅黑" w:hint="eastAsia"/>
+          <w:sz w:val="32"/>
+          <w:szCs w:val="36"/>
+          <w:lang w:eastAsia="zh-TW"/>
+        </w:rPr>
+        <w:t>𫓯𫟹</w:t>
+      </w:r>
+      <w:r>
+        <w:rPr>
+          <w:rFonts w:ascii="宋体" w:eastAsia="宋体" w:hAnsi="宋体" w:cs="微软雅黑"/>
+          <w:sz w:val="32"/>
+          <w:szCs w:val="36"/>
+          <w:lang w:eastAsia="zh-TW"/>
+        </w:rPr>
+        <w:t>铕</w:t>
+      </w:r>
+      <w:r>
+        <w:rPr>
+          <w:rFonts w:ascii="微软雅黑" w:eastAsia="微软雅黑" w:hAnsi="微软雅黑" w:cs="微软雅黑" w:hint="eastAsia"/>
+          <w:sz w:val="32"/>
+          <w:szCs w:val="36"/>
+          <w:lang w:eastAsia="zh-TW"/>
+        </w:rPr>
+        <w:t>𫟼</w:t>
+      </w:r>
+      <w:r>
+        <w:rPr>
+          <w:rFonts w:ascii="宋体" w:eastAsia="宋体" w:hAnsi="宋体" w:cs="微软雅黑"/>
+          <w:sz w:val="32"/>
+          <w:szCs w:val="36"/>
+          <w:lang w:eastAsia="zh-TW"/>
+        </w:rPr>
+        <w:t>铖铘铞铥铴牻牿稆笱笯偰偡鸺偭偲偁㿠鄅偓徛衒舳舲鸼悆鄃瓻䝙脶脞脟䏲鱾猇猊猄</w:t>
+      </w:r>
+      <w:r>
+        <w:rPr>
+          <w:rFonts w:ascii="微软雅黑" w:eastAsia="微软雅黑" w:hAnsi="微软雅黑" w:cs="微软雅黑" w:hint="eastAsia"/>
+          <w:sz w:val="32"/>
+          <w:szCs w:val="36"/>
+          <w:lang w:eastAsia="zh-TW"/>
+        </w:rPr>
+        <w:t>𠅤</w:t>
+      </w:r>
+      <w:r>
+        <w:rPr>
+          <w:rFonts w:ascii="宋体" w:eastAsia="宋体" w:hAnsi="宋体" w:cs="微软雅黑"/>
+          <w:sz w:val="32"/>
+          <w:szCs w:val="36"/>
+          <w:lang w:eastAsia="zh-TW"/>
+        </w:rPr>
+        <w:t>庱庼痓䴔竫堃阌羝羕焆烺焌淏</w:t>
+      </w:r>
+      <w:r>
+        <w:rPr>
+          <w:rFonts w:ascii="微软雅黑" w:eastAsia="微软雅黑" w:hAnsi="微软雅黑" w:cs="微软雅黑" w:hint="eastAsia"/>
+          <w:sz w:val="32"/>
+          <w:szCs w:val="36"/>
+          <w:lang w:eastAsia="zh-TW"/>
+        </w:rPr>
+        <w:t>𬇹</w:t>
+      </w:r>
+      <w:r>
+        <w:rPr>
+          <w:rFonts w:ascii="宋体" w:eastAsia="宋体" w:hAnsi="宋体" w:cs="微软雅黑"/>
+          <w:sz w:val="32"/>
+          <w:szCs w:val="36"/>
+          <w:lang w:eastAsia="zh-TW"/>
+        </w:rPr>
+        <w:t>淟淜淴淯湴涴</w:t>
+      </w:r>
+      <w:r>
+        <w:rPr>
+          <w:rFonts w:ascii="微软雅黑" w:eastAsia="微软雅黑" w:hAnsi="微软雅黑" w:cs="微软雅黑" w:hint="eastAsia"/>
+          <w:sz w:val="32"/>
+          <w:szCs w:val="36"/>
+          <w:lang w:eastAsia="zh-TW"/>
+        </w:rPr>
+        <w:t>𬍡</w:t>
+      </w:r>
+      <w:r>
+        <w:rPr>
+          <w:rFonts w:ascii="宋体" w:eastAsia="宋体" w:hAnsi="宋体" w:cs="微软雅黑"/>
+          <w:sz w:val="32"/>
+          <w:szCs w:val="36"/>
+          <w:lang w:eastAsia="zh-TW"/>
+        </w:rPr>
+        <w:t>㥄惛惔悰惙寁逭</w:t>
+      </w:r>
+      <w:r>
+        <w:rPr>
+          <w:rFonts w:ascii="微软雅黑" w:eastAsia="微软雅黑" w:hAnsi="微软雅黑" w:cs="微软雅黑" w:hint="eastAsia"/>
+          <w:sz w:val="32"/>
+          <w:szCs w:val="36"/>
+          <w:lang w:eastAsia="zh-TW"/>
+        </w:rPr>
+        <w:t>𬤇𫍯</w:t>
+      </w:r>
+      <w:r>
+        <w:rPr>
+          <w:rFonts w:ascii="宋体" w:eastAsia="宋体" w:hAnsi="宋体" w:cs="微软雅黑"/>
+          <w:sz w:val="32"/>
+          <w:szCs w:val="36"/>
+          <w:lang w:eastAsia="zh-TW"/>
+        </w:rPr>
+        <w:t>袼裈祲</w:t>
+      </w:r>
+      <w:r>
+        <w:rPr>
+          <w:rFonts w:ascii="微软雅黑" w:eastAsia="微软雅黑" w:hAnsi="微软雅黑" w:cs="微软雅黑" w:hint="eastAsia"/>
+          <w:sz w:val="32"/>
+          <w:szCs w:val="36"/>
+          <w:lang w:eastAsia="zh-TW"/>
+        </w:rPr>
+        <w:t>𫍲</w:t>
+      </w:r>
+      <w:r>
+        <w:rPr>
+          <w:rFonts w:ascii="宋体" w:eastAsia="宋体" w:hAnsi="宋体" w:cs="微软雅黑"/>
+          <w:sz w:val="32"/>
+          <w:szCs w:val="36"/>
+          <w:lang w:eastAsia="zh-TW"/>
+        </w:rPr>
+        <w:t>谞艴弸弶</w:t>
+      </w:r>
+      <w:r>
+        <w:rPr>
+          <w:rFonts w:ascii="微软雅黑" w:eastAsia="微软雅黑" w:hAnsi="微软雅黑" w:cs="微软雅黑" w:hint="eastAsia"/>
+          <w:sz w:val="32"/>
+          <w:szCs w:val="36"/>
+          <w:lang w:eastAsia="zh-TW"/>
+        </w:rPr>
+        <w:t>𬯎</w:t>
+      </w:r>
+      <w:r>
+        <w:rPr>
+          <w:rFonts w:ascii="宋体" w:eastAsia="宋体" w:hAnsi="宋体" w:cs="微软雅黑"/>
+          <w:sz w:val="32"/>
+          <w:szCs w:val="36"/>
+          <w:lang w:eastAsia="zh-TW"/>
+        </w:rPr>
+        <w:t>隃婞娵婼媖婳婍婌婫婤婘婠</w:t>
+      </w:r>
+      <w:r>
+        <w:rPr>
+          <w:rFonts w:ascii="微软雅黑" w:eastAsia="微软雅黑" w:hAnsi="微软雅黑" w:cs="微软雅黑" w:hint="eastAsia"/>
+          <w:sz w:val="32"/>
+          <w:szCs w:val="36"/>
+          <w:lang w:eastAsia="zh-TW"/>
+        </w:rPr>
+        <w:t>𬘬𬘭𬴂𫘦</w:t>
+      </w:r>
+      <w:r>
+        <w:rPr>
+          <w:rFonts w:ascii="宋体" w:eastAsia="宋体" w:hAnsi="宋体" w:cs="微软雅黑"/>
+          <w:sz w:val="32"/>
+          <w:szCs w:val="36"/>
+          <w:lang w:eastAsia="zh-TW"/>
+        </w:rPr>
+        <w:t>绹</w:t>
+      </w:r>
+      <w:r>
+        <w:rPr>
+          <w:rFonts w:ascii="微软雅黑" w:eastAsia="微软雅黑" w:hAnsi="微软雅黑" w:cs="微软雅黑" w:hint="eastAsia"/>
+          <w:sz w:val="32"/>
+          <w:szCs w:val="36"/>
+          <w:lang w:eastAsia="zh-TW"/>
+        </w:rPr>
+        <w:t>𫟅𬘯</w:t>
+      </w:r>
+      <w:r>
+        <w:rPr>
+          <w:rFonts w:ascii="宋体" w:eastAsia="宋体" w:hAnsi="宋体" w:cs="微软雅黑"/>
+          <w:sz w:val="32"/>
+          <w:szCs w:val="36"/>
+          <w:lang w:eastAsia="zh-TW"/>
+        </w:rPr>
+        <w:t>骕</w:t>
+      </w:r>
+      <w:r>
+        <w:rPr>
+          <w:rFonts w:ascii="微软雅黑" w:eastAsia="微软雅黑" w:hAnsi="微软雅黑" w:cs="微软雅黑" w:hint="eastAsia"/>
+          <w:sz w:val="32"/>
+          <w:szCs w:val="36"/>
+          <w:lang w:eastAsia="zh-TW"/>
+        </w:rPr>
+        <w:t>𫘧</w:t>
+      </w:r>
+      <w:r>
+        <w:rPr>
+          <w:rFonts w:ascii="宋体" w:eastAsia="宋体" w:hAnsi="宋体" w:cs="微软雅黑"/>
+          <w:sz w:val="32"/>
+          <w:szCs w:val="36"/>
+          <w:lang w:eastAsia="zh-TW"/>
+        </w:rPr>
+        <w:t>絜珷琲琡琟琔琭堾堼揕㙘堧喆堨塅堠絷</w:t>
+      </w:r>
+      <w:r>
+        <w:rPr>
+          <w:rFonts w:ascii="微软雅黑" w:eastAsia="微软雅黑" w:hAnsi="微软雅黑" w:cs="微软雅黑" w:hint="eastAsia"/>
+          <w:sz w:val="32"/>
+          <w:szCs w:val="36"/>
+          <w:lang w:eastAsia="zh-TW"/>
+        </w:rPr>
+        <w:t>𪣻𡎚</w:t>
+      </w:r>
+      <w:r>
+        <w:rPr>
+          <w:rFonts w:ascii="宋体" w:eastAsia="宋体" w:hAnsi="宋体" w:cs="微软雅黑"/>
+          <w:sz w:val="32"/>
+          <w:szCs w:val="36"/>
+          <w:lang w:eastAsia="zh-TW"/>
+        </w:rPr>
+        <w:t>葜惎萳葙靬葴蒇蒈鄚蒉蓇萩蒐葰葎鄑蒎葖蒄萹棤棽棫椓椑</w:t>
+      </w:r>
+      <w:r>
+        <w:rPr>
+          <w:rFonts w:ascii="微软雅黑" w:eastAsia="微软雅黑" w:hAnsi="微软雅黑" w:cs="微软雅黑" w:hint="eastAsia"/>
+          <w:sz w:val="32"/>
+          <w:szCs w:val="36"/>
+          <w:lang w:eastAsia="zh-TW"/>
+        </w:rPr>
+        <w:t>𬃊</w:t>
+      </w:r>
+      <w:r>
+        <w:rPr>
+          <w:rFonts w:ascii="宋体" w:eastAsia="宋体" w:hAnsi="宋体" w:cs="微软雅黑"/>
+          <w:sz w:val="32"/>
+          <w:szCs w:val="36"/>
+          <w:lang w:eastAsia="zh-TW"/>
+        </w:rPr>
+        <w:t>鹀椆棬棪椀楗</w:t>
+      </w:r>
+      <w:r>
+        <w:rPr>
+          <w:rFonts w:ascii="微软雅黑" w:eastAsia="微软雅黑" w:hAnsi="微软雅黑" w:cs="微软雅黑" w:hint="eastAsia"/>
+          <w:sz w:val="32"/>
+          <w:szCs w:val="36"/>
+          <w:lang w:eastAsia="zh-TW"/>
+        </w:rPr>
+        <w:t>𬷕</w:t>
+      </w:r>
+      <w:r>
+        <w:rPr>
+          <w:rFonts w:ascii="宋体" w:eastAsia="宋体" w:hAnsi="宋体" w:cs="微软雅黑"/>
+          <w:sz w:val="32"/>
+          <w:szCs w:val="36"/>
+          <w:lang w:eastAsia="zh-TW"/>
+        </w:rPr>
+        <w:t>酦觌皕硪欹詟</w:t>
+      </w:r>
+      <w:r>
+        <w:rPr>
+          <w:rFonts w:ascii="微软雅黑" w:eastAsia="微软雅黑" w:hAnsi="微软雅黑" w:cs="微软雅黑" w:hint="eastAsia"/>
+          <w:sz w:val="32"/>
+          <w:szCs w:val="36"/>
+          <w:lang w:eastAsia="zh-TW"/>
+        </w:rPr>
+        <w:t>𫐐</w:t>
+      </w:r>
+      <w:r>
+        <w:rPr>
+          <w:rFonts w:ascii="宋体" w:eastAsia="宋体" w:hAnsi="宋体" w:cs="微软雅黑"/>
+          <w:sz w:val="32"/>
+          <w:szCs w:val="36"/>
+          <w:lang w:eastAsia="zh-TW"/>
+        </w:rPr>
+        <w:t>辌棐龂</w:t>
+      </w:r>
+      <w:r>
+        <w:rPr>
+          <w:rFonts w:ascii="微软雅黑" w:eastAsia="微软雅黑" w:hAnsi="微软雅黑" w:cs="微软雅黑" w:hint="eastAsia"/>
+          <w:sz w:val="32"/>
+          <w:szCs w:val="36"/>
+          <w:lang w:eastAsia="zh-TW"/>
+        </w:rPr>
+        <w:t>𬹼</w:t>
+      </w:r>
+      <w:r>
+        <w:rPr>
+          <w:rFonts w:ascii="宋体" w:eastAsia="宋体" w:hAnsi="宋体" w:cs="微软雅黑"/>
+          <w:sz w:val="32"/>
+          <w:szCs w:val="36"/>
+          <w:lang w:eastAsia="zh-TW"/>
+        </w:rPr>
+        <w:t>牚睎晫晪晱</w:t>
+      </w:r>
+      <w:r>
+        <w:rPr>
+          <w:rFonts w:ascii="微软雅黑" w:eastAsia="微软雅黑" w:hAnsi="微软雅黑" w:cs="微软雅黑" w:hint="eastAsia"/>
+          <w:sz w:val="32"/>
+          <w:szCs w:val="36"/>
+          <w:lang w:eastAsia="zh-TW"/>
+        </w:rPr>
+        <w:t>𧿹</w:t>
+      </w:r>
+      <w:r>
+        <w:rPr>
+          <w:rFonts w:ascii="宋体" w:eastAsia="宋体" w:hAnsi="宋体" w:cs="微软雅黑"/>
+          <w:sz w:val="32"/>
+          <w:szCs w:val="36"/>
+          <w:lang w:eastAsia="zh-TW"/>
+        </w:rPr>
+        <w:t>蛑畯斝喤崶嵁</w:t>
+      </w:r>
+      <w:r>
+        <w:rPr>
+          <w:rFonts w:ascii="微软雅黑" w:eastAsia="微软雅黑" w:hAnsi="微软雅黑" w:cs="微软雅黑" w:hint="eastAsia"/>
+          <w:sz w:val="32"/>
+          <w:szCs w:val="36"/>
+          <w:lang w:eastAsia="zh-TW"/>
+        </w:rPr>
+        <w:t>𫶇</w:t>
+      </w:r>
+      <w:r>
+        <w:rPr>
+          <w:rFonts w:ascii="宋体" w:eastAsia="宋体" w:hAnsi="宋体" w:cs="微软雅黑"/>
+          <w:sz w:val="32"/>
+          <w:szCs w:val="36"/>
+          <w:lang w:eastAsia="zh-TW"/>
+        </w:rPr>
+        <w:t>崾嵅崿嵚翙</w:t>
+      </w:r>
+      <w:r>
+        <w:rPr>
+          <w:rFonts w:ascii="微软雅黑" w:eastAsia="微软雅黑" w:hAnsi="微软雅黑" w:cs="微软雅黑" w:hint="eastAsia"/>
+          <w:sz w:val="32"/>
+          <w:szCs w:val="36"/>
+          <w:lang w:eastAsia="zh-TW"/>
+        </w:rPr>
+        <w:t>𫖮</w:t>
+      </w:r>
+      <w:r>
+        <w:rPr>
+          <w:rFonts w:ascii="宋体" w:eastAsia="宋体" w:hAnsi="宋体" w:cs="微软雅黑"/>
+          <w:sz w:val="32"/>
+          <w:szCs w:val="36"/>
+          <w:lang w:eastAsia="zh-TW"/>
+        </w:rPr>
+        <w:t>圌圐淼赒鿏铹</w:t>
+      </w:r>
+      <w:r>
+        <w:rPr>
+          <w:rFonts w:ascii="微软雅黑" w:eastAsia="微软雅黑" w:hAnsi="微软雅黑" w:cs="微软雅黑" w:hint="eastAsia"/>
+          <w:sz w:val="32"/>
+          <w:szCs w:val="36"/>
+          <w:lang w:eastAsia="zh-TW"/>
+        </w:rPr>
+        <w:t>𬭊</w:t>
+      </w:r>
+      <w:r>
+        <w:rPr>
+          <w:rFonts w:ascii="宋体" w:eastAsia="宋体" w:hAnsi="宋体" w:cs="微软雅黑"/>
+          <w:sz w:val="32"/>
+          <w:szCs w:val="36"/>
+          <w:lang w:eastAsia="zh-TW"/>
+        </w:rPr>
+        <w:t>铽</w:t>
+      </w:r>
+      <w:r>
+        <w:rPr>
+          <w:rFonts w:ascii="微软雅黑" w:eastAsia="微软雅黑" w:hAnsi="微软雅黑" w:cs="微软雅黑" w:hint="eastAsia"/>
+          <w:sz w:val="32"/>
+          <w:szCs w:val="36"/>
+          <w:lang w:eastAsia="zh-TW"/>
+        </w:rPr>
+        <w:t>𨱇𫓶</w:t>
+      </w:r>
+      <w:r>
+        <w:rPr>
+          <w:rFonts w:ascii="宋体" w:eastAsia="宋体" w:hAnsi="宋体" w:cs="微软雅黑"/>
+          <w:sz w:val="32"/>
+          <w:szCs w:val="36"/>
+          <w:lang w:eastAsia="zh-TW"/>
+        </w:rPr>
+        <w:t>锊锍锎</w:t>
+      </w:r>
+      <w:r>
+        <w:rPr>
+          <w:rFonts w:ascii="微软雅黑" w:eastAsia="微软雅黑" w:hAnsi="微软雅黑" w:cs="微软雅黑" w:hint="eastAsia"/>
+          <w:sz w:val="32"/>
+          <w:szCs w:val="36"/>
+          <w:lang w:eastAsia="zh-TW"/>
+        </w:rPr>
+        <w:t>𬭎</w:t>
+      </w:r>
+      <w:r>
+        <w:rPr>
+          <w:rFonts w:ascii="宋体" w:eastAsia="宋体" w:hAnsi="宋体" w:cs="微软雅黑"/>
+          <w:sz w:val="32"/>
+          <w:szCs w:val="36"/>
+          <w:lang w:eastAsia="zh-TW"/>
+        </w:rPr>
+        <w:t>锓犇颋稌筀筘筜筥筅傃傉翛舾畬</w:t>
+      </w:r>
+      <w:r>
+        <w:rPr>
+          <w:rFonts w:ascii="微软雅黑" w:eastAsia="微软雅黑" w:hAnsi="微软雅黑" w:cs="微软雅黑" w:hint="eastAsia"/>
+          <w:sz w:val="32"/>
+          <w:szCs w:val="36"/>
+          <w:lang w:eastAsia="zh-TW"/>
+        </w:rPr>
+        <w:t>𫖯</w:t>
+      </w:r>
+      <w:r>
+        <w:rPr>
+          <w:rFonts w:ascii="宋体" w:eastAsia="宋体" w:hAnsi="宋体" w:cs="微软雅黑"/>
+          <w:sz w:val="32"/>
+          <w:szCs w:val="36"/>
+          <w:lang w:eastAsia="zh-TW"/>
+        </w:rPr>
+        <w:t>脿腘䐃腙腒</w:t>
+      </w:r>
+      <w:r>
+        <w:rPr>
+          <w:rFonts w:ascii="微软雅黑" w:eastAsia="微软雅黑" w:hAnsi="微软雅黑" w:cs="微软雅黑" w:hint="eastAsia"/>
+          <w:sz w:val="32"/>
+          <w:szCs w:val="36"/>
+          <w:lang w:eastAsia="zh-TW"/>
+        </w:rPr>
+        <w:t>𬱟</w:t>
+      </w:r>
+      <w:r>
+        <w:rPr>
+          <w:rFonts w:ascii="宋体" w:eastAsia="宋体" w:hAnsi="宋体" w:cs="微软雅黑"/>
+          <w:sz w:val="32"/>
+          <w:szCs w:val="36"/>
+          <w:lang w:eastAsia="zh-TW"/>
+        </w:rPr>
+        <w:t>鲃猰</w:t>
+      </w:r>
+      <w:r>
+        <w:rPr>
+          <w:rFonts w:ascii="微软雅黑" w:eastAsia="微软雅黑" w:hAnsi="微软雅黑" w:cs="微软雅黑" w:hint="eastAsia"/>
+          <w:sz w:val="32"/>
+          <w:szCs w:val="36"/>
+          <w:lang w:eastAsia="zh-TW"/>
+        </w:rPr>
+        <w:t>𫛭</w:t>
+      </w:r>
+      <w:r>
+        <w:rPr>
+          <w:rFonts w:ascii="宋体" w:eastAsia="宋体" w:hAnsi="宋体" w:cs="微软雅黑"/>
+          <w:sz w:val="32"/>
+          <w:szCs w:val="36"/>
+          <w:lang w:eastAsia="zh-TW"/>
+        </w:rPr>
+        <w:t>猯㺄馉凓鄗</w:t>
+      </w:r>
+      <w:r>
+        <w:rPr>
+          <w:rFonts w:ascii="微软雅黑" w:eastAsia="微软雅黑" w:hAnsi="微软雅黑" w:cs="微软雅黑" w:hint="eastAsia"/>
+          <w:sz w:val="32"/>
+          <w:szCs w:val="36"/>
+          <w:lang w:eastAsia="zh-TW"/>
+        </w:rPr>
+        <w:t>𫷷</w:t>
+      </w:r>
+      <w:r>
+        <w:rPr>
+          <w:rFonts w:ascii="宋体" w:eastAsia="宋体" w:hAnsi="宋体" w:cs="微软雅黑"/>
+          <w:sz w:val="32"/>
+          <w:szCs w:val="36"/>
+          <w:lang w:eastAsia="zh-TW"/>
+        </w:rPr>
+        <w:t>廋廆鄌粢遆旐</w:t>
+      </w:r>
+      <w:r>
+        <w:rPr>
+          <w:rFonts w:ascii="微软雅黑" w:eastAsia="微软雅黑" w:hAnsi="微软雅黑" w:cs="微软雅黑" w:hint="eastAsia"/>
+          <w:sz w:val="32"/>
+          <w:szCs w:val="36"/>
+          <w:lang w:eastAsia="zh-TW"/>
+        </w:rPr>
+        <w:t>𬮱</w:t>
+      </w:r>
+      <w:r>
+        <w:rPr>
+          <w:rFonts w:ascii="宋体" w:eastAsia="宋体" w:hAnsi="宋体" w:cs="微软雅黑"/>
+          <w:sz w:val="32"/>
+          <w:szCs w:val="36"/>
+          <w:lang w:eastAsia="zh-TW"/>
+        </w:rPr>
+        <w:t>焞</w:t>
+      </w:r>
+      <w:r>
+        <w:rPr>
+          <w:rFonts w:ascii="微软雅黑" w:eastAsia="微软雅黑" w:hAnsi="微软雅黑" w:cs="微软雅黑" w:hint="eastAsia"/>
+          <w:sz w:val="32"/>
+          <w:szCs w:val="36"/>
+          <w:lang w:eastAsia="zh-TW"/>
+        </w:rPr>
+        <w:t>𬊤</w:t>
+      </w:r>
+      <w:r>
+        <w:rPr>
+          <w:rFonts w:ascii="宋体" w:eastAsia="宋体" w:hAnsi="宋体" w:cs="微软雅黑"/>
+          <w:sz w:val="32"/>
+          <w:szCs w:val="36"/>
+          <w:lang w:eastAsia="zh-TW"/>
+        </w:rPr>
+        <w:t>欻</w:t>
+      </w:r>
+      <w:r>
+        <w:rPr>
+          <w:rFonts w:ascii="微软雅黑" w:eastAsia="微软雅黑" w:hAnsi="微软雅黑" w:cs="微软雅黑" w:hint="eastAsia"/>
+          <w:sz w:val="32"/>
+          <w:szCs w:val="36"/>
+          <w:lang w:eastAsia="zh-TW"/>
+        </w:rPr>
+        <w:t>𣸣</w:t>
+      </w:r>
+      <w:r>
+        <w:rPr>
+          <w:rFonts w:ascii="宋体" w:eastAsia="宋体" w:hAnsi="宋体" w:cs="微软雅黑"/>
+          <w:sz w:val="32"/>
+          <w:szCs w:val="36"/>
+          <w:lang w:eastAsia="zh-TW"/>
+        </w:rPr>
+        <w:t>溚溁湝渰渟溠渼溇湣湑溞愐愃敩甯棨扊裣祼婻媆媞㛹媓媂媄毵矞</w:t>
+      </w:r>
+      <w:r>
+        <w:rPr>
+          <w:rFonts w:ascii="微软雅黑" w:eastAsia="微软雅黑" w:hAnsi="微软雅黑" w:cs="微软雅黑" w:hint="eastAsia"/>
+          <w:sz w:val="32"/>
+          <w:szCs w:val="36"/>
+          <w:lang w:eastAsia="zh-TW"/>
+        </w:rPr>
+        <w:t>𬴃𫘨</w:t>
+      </w:r>
+      <w:r>
+        <w:rPr>
+          <w:rFonts w:ascii="宋体" w:eastAsia="宋体" w:hAnsi="宋体" w:cs="微软雅黑"/>
+          <w:sz w:val="32"/>
+          <w:szCs w:val="36"/>
+          <w:lang w:eastAsia="zh-TW"/>
+        </w:rPr>
+        <w:t>缊缐骙瑃瑓瑅瑆䴖瑖瑝瑔瑀</w:t>
+      </w:r>
+      <w:r>
+        <w:rPr>
+          <w:rFonts w:ascii="微软雅黑" w:eastAsia="微软雅黑" w:hAnsi="微软雅黑" w:cs="微软雅黑" w:hint="eastAsia"/>
+          <w:sz w:val="32"/>
+          <w:szCs w:val="36"/>
+          <w:lang w:eastAsia="zh-TW"/>
+        </w:rPr>
+        <w:t>𤧛</w:t>
+      </w:r>
+      <w:r>
+        <w:rPr>
+          <w:rFonts w:ascii="宋体" w:eastAsia="宋体" w:hAnsi="宋体" w:cs="微软雅黑"/>
+          <w:sz w:val="32"/>
+          <w:szCs w:val="36"/>
+          <w:lang w:eastAsia="zh-TW"/>
+        </w:rPr>
+        <w:t>瑳瑂嶅瑑遘髢塥堽赪摛搌蒱蒨蓏蓢蓂蒻蓣椹楪榃榅楒楞楩榇椸楙歅</w:t>
+      </w:r>
+      <w:r>
+        <w:rPr>
+          <w:rFonts w:ascii="微软雅黑" w:eastAsia="微软雅黑" w:hAnsi="微软雅黑" w:cs="微软雅黑" w:hint="eastAsia"/>
+          <w:sz w:val="32"/>
+          <w:szCs w:val="36"/>
+          <w:lang w:eastAsia="zh-TW"/>
+        </w:rPr>
+        <w:t>𬪩</w:t>
+      </w:r>
+      <w:r>
+        <w:rPr>
+          <w:rFonts w:ascii="宋体" w:eastAsia="宋体" w:hAnsi="宋体" w:cs="微软雅黑"/>
+          <w:sz w:val="32"/>
+          <w:szCs w:val="36"/>
+          <w:lang w:eastAsia="zh-TW"/>
+        </w:rPr>
+        <w:t>碃碏</w:t>
+      </w:r>
+      <w:r>
+        <w:rPr>
+          <w:rFonts w:ascii="微软雅黑" w:eastAsia="微软雅黑" w:hAnsi="微软雅黑" w:cs="微软雅黑" w:hint="eastAsia"/>
+          <w:sz w:val="32"/>
+          <w:szCs w:val="36"/>
+          <w:lang w:eastAsia="zh-TW"/>
+        </w:rPr>
+        <w:t>𬒔</w:t>
+      </w:r>
+      <w:r>
+        <w:rPr>
+          <w:rFonts w:ascii="宋体" w:eastAsia="宋体" w:hAnsi="宋体" w:cs="微软雅黑"/>
+          <w:sz w:val="32"/>
+          <w:szCs w:val="36"/>
+          <w:lang w:eastAsia="zh-TW"/>
+        </w:rPr>
+        <w:t>碈䃅鄠辒</w:t>
+      </w:r>
+      <w:r>
+        <w:rPr>
+          <w:rFonts w:ascii="微软雅黑" w:eastAsia="微软雅黑" w:hAnsi="微软雅黑" w:cs="微软雅黑" w:hint="eastAsia"/>
+          <w:sz w:val="32"/>
+          <w:szCs w:val="36"/>
+          <w:lang w:eastAsia="zh-TW"/>
+        </w:rPr>
+        <w:t>𬨎𫐓</w:t>
+      </w:r>
+      <w:r>
+        <w:rPr>
+          <w:rFonts w:ascii="宋体" w:eastAsia="宋体" w:hAnsi="宋体" w:cs="微软雅黑"/>
+          <w:sz w:val="32"/>
+          <w:szCs w:val="36"/>
+          <w:lang w:eastAsia="zh-TW"/>
+        </w:rPr>
+        <w:t>龆觜䣘暕鹍㬊暅跱蜐蜎嵲赗骱锖</w:t>
+      </w:r>
+      <w:r>
+        <w:rPr>
+          <w:rFonts w:ascii="微软雅黑" w:eastAsia="微软雅黑" w:hAnsi="微软雅黑" w:cs="微软雅黑" w:hint="eastAsia"/>
+          <w:sz w:val="32"/>
+          <w:szCs w:val="36"/>
+          <w:lang w:eastAsia="zh-TW"/>
+        </w:rPr>
+        <w:t>𫓹</w:t>
+      </w:r>
+      <w:r>
+        <w:rPr>
+          <w:rFonts w:ascii="宋体" w:eastAsia="宋体" w:hAnsi="宋体" w:cs="微软雅黑"/>
+          <w:sz w:val="32"/>
+          <w:szCs w:val="36"/>
+          <w:lang w:eastAsia="zh-TW"/>
+        </w:rPr>
+        <w:t>锘锳锪</w:t>
+      </w:r>
+      <w:r>
+        <w:rPr>
+          <w:rFonts w:ascii="微软雅黑" w:eastAsia="微软雅黑" w:hAnsi="微软雅黑" w:cs="微软雅黑" w:hint="eastAsia"/>
+          <w:sz w:val="32"/>
+          <w:szCs w:val="36"/>
+          <w:lang w:eastAsia="zh-TW"/>
+        </w:rPr>
+        <w:t>𬭚</w:t>
+      </w:r>
+      <w:r>
+        <w:rPr>
+          <w:rFonts w:ascii="宋体" w:eastAsia="宋体" w:hAnsi="宋体" w:cs="微软雅黑"/>
+          <w:sz w:val="32"/>
+          <w:szCs w:val="36"/>
+          <w:lang w:eastAsia="zh-TW"/>
+        </w:rPr>
+        <w:t>锫锬</w:t>
+      </w:r>
+      <w:r>
+        <w:rPr>
+          <w:rFonts w:ascii="微软雅黑" w:eastAsia="微软雅黑" w:hAnsi="微软雅黑" w:cs="微软雅黑" w:hint="eastAsia"/>
+          <w:sz w:val="32"/>
+          <w:szCs w:val="36"/>
+          <w:lang w:eastAsia="zh-TW"/>
+        </w:rPr>
+        <w:t>𬭛</w:t>
+      </w:r>
+      <w:r>
+        <w:rPr>
+          <w:rFonts w:ascii="宋体" w:eastAsia="宋体" w:hAnsi="宋体" w:cs="微软雅黑"/>
+          <w:sz w:val="32"/>
+          <w:szCs w:val="36"/>
+          <w:lang w:eastAsia="zh-TW"/>
+        </w:rPr>
+        <w:t>稑稙䅟</w:t>
+      </w:r>
+      <w:r>
+        <w:rPr>
+          <w:rFonts w:ascii="微软雅黑" w:eastAsia="微软雅黑" w:hAnsi="微软雅黑" w:cs="微软雅黑" w:hint="eastAsia"/>
+          <w:sz w:val="32"/>
+          <w:szCs w:val="36"/>
+          <w:lang w:eastAsia="zh-TW"/>
+        </w:rPr>
+        <w:t>𬕂</w:t>
+      </w:r>
+      <w:r>
+        <w:rPr>
+          <w:rFonts w:ascii="宋体" w:eastAsia="宋体" w:hAnsi="宋体" w:cs="微软雅黑"/>
+          <w:sz w:val="32"/>
+          <w:szCs w:val="36"/>
+          <w:lang w:eastAsia="zh-TW"/>
+        </w:rPr>
+        <w:t>筻筼筶筦筤傺鹎僇艅艉谼貆腽腨腯鲉鲊鲌䲟</w:t>
+      </w:r>
+      <w:r>
+        <w:rPr>
+          <w:rFonts w:ascii="微软雅黑" w:eastAsia="微软雅黑" w:hAnsi="微软雅黑" w:cs="微软雅黑" w:hint="eastAsia"/>
+          <w:sz w:val="32"/>
+          <w:szCs w:val="36"/>
+          <w:lang w:eastAsia="zh-TW"/>
+        </w:rPr>
+        <w:t>𬶋𬶍</w:t>
+      </w:r>
+      <w:r>
+        <w:rPr>
+          <w:rFonts w:ascii="宋体" w:eastAsia="宋体" w:hAnsi="宋体" w:cs="微软雅黑"/>
+          <w:sz w:val="32"/>
+          <w:szCs w:val="36"/>
+          <w:lang w:eastAsia="zh-TW"/>
+        </w:rPr>
+        <w:t>鲏雊猺飔觟</w:t>
+      </w:r>
+      <w:r>
+        <w:rPr>
+          <w:rFonts w:ascii="微软雅黑" w:eastAsia="微软雅黑" w:hAnsi="微软雅黑" w:cs="微软雅黑" w:hint="eastAsia"/>
+          <w:sz w:val="32"/>
+          <w:szCs w:val="36"/>
+          <w:lang w:eastAsia="zh-TW"/>
+        </w:rPr>
+        <w:t>𦝼</w:t>
+      </w:r>
+      <w:r>
+        <w:rPr>
+          <w:rFonts w:ascii="宋体" w:eastAsia="宋体" w:hAnsi="宋体" w:cs="微软雅黑"/>
+          <w:sz w:val="32"/>
+          <w:szCs w:val="36"/>
+          <w:lang w:eastAsia="zh-TW"/>
+        </w:rPr>
+        <w:t>馌瘀瘅鄘鹒麀鄣阘</w:t>
+      </w:r>
+      <w:r>
+        <w:rPr>
+          <w:rFonts w:ascii="微软雅黑" w:eastAsia="微软雅黑" w:hAnsi="微软雅黑" w:cs="微软雅黑" w:hint="eastAsia"/>
+          <w:sz w:val="32"/>
+          <w:szCs w:val="36"/>
+          <w:lang w:eastAsia="zh-TW"/>
+        </w:rPr>
+        <w:t>𫔶</w:t>
+      </w:r>
+      <w:r>
+        <w:rPr>
+          <w:rFonts w:ascii="宋体" w:eastAsia="宋体" w:hAnsi="宋体" w:cs="微软雅黑"/>
+          <w:sz w:val="32"/>
+          <w:szCs w:val="36"/>
+          <w:lang w:eastAsia="zh-TW"/>
+        </w:rPr>
+        <w:t>煁煃煴煋煟煓滠溍溹滆滉溦溵漷滧滘滍愭慥慆塱</w:t>
+      </w:r>
+      <w:r>
+        <w:rPr>
+          <w:rFonts w:ascii="微软雅黑" w:eastAsia="微软雅黑" w:hAnsi="微软雅黑" w:cs="微软雅黑" w:hint="eastAsia"/>
+          <w:sz w:val="32"/>
+          <w:szCs w:val="36"/>
+          <w:lang w:eastAsia="zh-TW"/>
+        </w:rPr>
+        <w:t>𫌀</w:t>
+      </w:r>
+      <w:r>
+        <w:rPr>
+          <w:rFonts w:ascii="宋体" w:eastAsia="宋体" w:hAnsi="宋体" w:cs="微软雅黑"/>
+          <w:sz w:val="32"/>
+          <w:szCs w:val="36"/>
+          <w:lang w:eastAsia="zh-TW"/>
+        </w:rPr>
+        <w:t>禋禔禘禒谫鹔</w:t>
+      </w:r>
+      <w:r>
+        <w:rPr>
+          <w:rFonts w:ascii="微软雅黑" w:eastAsia="微软雅黑" w:hAnsi="微软雅黑" w:cs="微软雅黑" w:hint="eastAsia"/>
+          <w:sz w:val="32"/>
+          <w:szCs w:val="36"/>
+          <w:lang w:eastAsia="zh-TW"/>
+        </w:rPr>
+        <w:t>𫖳</w:t>
+      </w:r>
+      <w:r>
+        <w:rPr>
+          <w:rFonts w:ascii="宋体" w:eastAsia="宋体" w:hAnsi="宋体" w:cs="微软雅黑"/>
+          <w:sz w:val="32"/>
+          <w:szCs w:val="36"/>
+          <w:lang w:eastAsia="zh-TW"/>
+        </w:rPr>
+        <w:t>愍嫄媱戤勠戣</w:t>
+      </w:r>
+      <w:r>
+        <w:rPr>
+          <w:rFonts w:ascii="微软雅黑" w:eastAsia="微软雅黑" w:hAnsi="微软雅黑" w:cs="微软雅黑" w:hint="eastAsia"/>
+          <w:sz w:val="32"/>
+          <w:szCs w:val="36"/>
+          <w:lang w:eastAsia="zh-TW"/>
+        </w:rPr>
+        <w:t>𫘪𫘬</w:t>
+      </w:r>
+      <w:r>
+        <w:rPr>
+          <w:rFonts w:ascii="宋体" w:eastAsia="宋体" w:hAnsi="宋体" w:cs="微软雅黑"/>
+          <w:sz w:val="32"/>
+          <w:szCs w:val="36"/>
+          <w:lang w:eastAsia="zh-TW"/>
+        </w:rPr>
+        <w:t>缞耤瑧</w:t>
+      </w:r>
+      <w:r>
+        <w:rPr>
+          <w:rFonts w:ascii="微软雅黑" w:eastAsia="微软雅黑" w:hAnsi="微软雅黑" w:cs="微软雅黑" w:hint="eastAsia"/>
+          <w:sz w:val="32"/>
+          <w:szCs w:val="36"/>
+          <w:lang w:eastAsia="zh-TW"/>
+        </w:rPr>
+        <w:t>𫞩</w:t>
+      </w:r>
+      <w:r>
+        <w:rPr>
+          <w:rFonts w:ascii="宋体" w:eastAsia="宋体" w:hAnsi="宋体" w:cs="微软雅黑"/>
+          <w:sz w:val="32"/>
+          <w:szCs w:val="36"/>
+          <w:lang w:eastAsia="zh-TW"/>
+        </w:rPr>
+        <w:t>瑨瑱瑢斠摏墕墈墐墘摴銎</w:t>
+      </w:r>
+      <w:r>
+        <w:rPr>
+          <w:rFonts w:ascii="微软雅黑" w:eastAsia="微软雅黑" w:hAnsi="微软雅黑" w:cs="微软雅黑" w:hint="eastAsia"/>
+          <w:sz w:val="32"/>
+          <w:szCs w:val="36"/>
+          <w:lang w:eastAsia="zh-TW"/>
+        </w:rPr>
+        <w:t>𡐓</w:t>
+      </w:r>
+      <w:r>
+        <w:rPr>
+          <w:rFonts w:ascii="宋体" w:eastAsia="宋体" w:hAnsi="宋体" w:cs="微软雅黑"/>
+          <w:sz w:val="32"/>
+          <w:szCs w:val="36"/>
+          <w:lang w:eastAsia="zh-TW"/>
+        </w:rPr>
+        <w:t>墚撖</w:t>
+      </w:r>
+      <w:r>
+        <w:rPr>
+          <w:rFonts w:ascii="微软雅黑" w:eastAsia="微软雅黑" w:hAnsi="微软雅黑" w:cs="微软雅黑" w:hint="eastAsia"/>
+          <w:sz w:val="32"/>
+          <w:szCs w:val="36"/>
+          <w:lang w:eastAsia="zh-TW"/>
+        </w:rPr>
+        <w:t>𪤗</w:t>
+      </w:r>
+      <w:r>
+        <w:rPr>
+          <w:rFonts w:ascii="宋体" w:eastAsia="宋体" w:hAnsi="宋体" w:cs="微软雅黑"/>
+          <w:sz w:val="32"/>
+          <w:szCs w:val="36"/>
+          <w:lang w:eastAsia="zh-TW"/>
+        </w:rPr>
+        <w:t>靽鞁蔌蔈蓰蔹蔊嘏榰槚</w:t>
+      </w:r>
+      <w:r>
+        <w:rPr>
+          <w:rFonts w:ascii="微软雅黑" w:eastAsia="微软雅黑" w:hAnsi="微软雅黑" w:cs="微软雅黑" w:hint="eastAsia"/>
+          <w:sz w:val="32"/>
+          <w:szCs w:val="36"/>
+          <w:lang w:eastAsia="zh-TW"/>
+        </w:rPr>
+        <w:t>𣗋</w:t>
+      </w:r>
+      <w:r>
+        <w:rPr>
+          <w:rFonts w:ascii="宋体" w:eastAsia="宋体" w:hAnsi="宋体" w:cs="微软雅黑"/>
+          <w:sz w:val="32"/>
+          <w:szCs w:val="36"/>
+          <w:lang w:eastAsia="zh-TW"/>
+        </w:rPr>
+        <w:t>槜榍疐</w:t>
+      </w:r>
+      <w:r>
+        <w:rPr>
+          <w:rFonts w:ascii="微软雅黑" w:eastAsia="微软雅黑" w:hAnsi="微软雅黑" w:cs="微软雅黑" w:hint="eastAsia"/>
+          <w:sz w:val="32"/>
+          <w:szCs w:val="36"/>
+          <w:lang w:eastAsia="zh-TW"/>
+        </w:rPr>
+        <w:t>𬸘</w:t>
+      </w:r>
+      <w:r>
+        <w:rPr>
+          <w:rFonts w:ascii="宋体" w:eastAsia="宋体" w:hAnsi="宋体" w:cs="微软雅黑"/>
+          <w:sz w:val="32"/>
+          <w:szCs w:val="36"/>
+          <w:lang w:eastAsia="zh-TW"/>
+        </w:rPr>
+        <w:t>酺酾酲酴碶䃎</w:t>
+      </w:r>
+      <w:r>
+        <w:rPr>
+          <w:rFonts w:ascii="微软雅黑" w:eastAsia="微软雅黑" w:hAnsi="微软雅黑" w:cs="微软雅黑" w:hint="eastAsia"/>
+          <w:sz w:val="32"/>
+          <w:szCs w:val="36"/>
+          <w:lang w:eastAsia="zh-TW"/>
+        </w:rPr>
+        <w:t>𬒗</w:t>
+      </w:r>
+      <w:r>
+        <w:rPr>
+          <w:rFonts w:ascii="宋体" w:eastAsia="宋体" w:hAnsi="宋体" w:cs="微软雅黑"/>
+          <w:sz w:val="32"/>
+          <w:szCs w:val="36"/>
+          <w:lang w:eastAsia="zh-TW"/>
+        </w:rPr>
+        <w:t>碨</w:t>
+      </w:r>
+      <w:r>
+        <w:rPr>
+          <w:rFonts w:ascii="微软雅黑" w:eastAsia="微软雅黑" w:hAnsi="微软雅黑" w:cs="微软雅黑" w:hint="eastAsia"/>
+          <w:sz w:val="32"/>
+          <w:szCs w:val="36"/>
+          <w:lang w:eastAsia="zh-TW"/>
+        </w:rPr>
+        <w:t>𥔲</w:t>
+      </w:r>
+      <w:r>
+        <w:rPr>
+          <w:rFonts w:ascii="宋体" w:eastAsia="宋体" w:hAnsi="宋体" w:cs="微软雅黑"/>
+          <w:sz w:val="32"/>
+          <w:szCs w:val="36"/>
+          <w:lang w:eastAsia="zh-TW"/>
+        </w:rPr>
+        <w:t>碹碥</w:t>
+      </w:r>
+      <w:r>
+        <w:rPr>
+          <w:rFonts w:ascii="微软雅黑" w:eastAsia="微软雅黑" w:hAnsi="微软雅黑" w:cs="微软雅黑" w:hint="eastAsia"/>
+          <w:sz w:val="32"/>
+          <w:szCs w:val="36"/>
+          <w:lang w:eastAsia="zh-TW"/>
+        </w:rPr>
+        <w:t>𫚖</w:t>
+      </w:r>
+      <w:r>
+        <w:rPr>
+          <w:rFonts w:ascii="宋体" w:eastAsia="宋体" w:hAnsi="宋体" w:cs="微软雅黑"/>
+          <w:sz w:val="32"/>
+          <w:szCs w:val="36"/>
+          <w:lang w:eastAsia="zh-TW"/>
+        </w:rPr>
+        <w:t>䴗夥瞍鹖㬎跽</w:t>
+      </w:r>
+      <w:r>
+        <w:rPr>
+          <w:rFonts w:ascii="宋体" w:eastAsia="宋体" w:hAnsi="宋体" w:cs="微软雅黑"/>
+          <w:sz w:val="32"/>
+          <w:szCs w:val="36"/>
+          <w:lang w:eastAsia="zh-TW"/>
+        </w:rPr>
+        <w:lastRenderedPageBreak/>
+        <w:t>蜾幖嶍圙</w:t>
+      </w:r>
+      <w:r>
+        <w:rPr>
+          <w:rFonts w:ascii="微软雅黑" w:eastAsia="微软雅黑" w:hAnsi="微软雅黑" w:cs="微软雅黑" w:hint="eastAsia"/>
+          <w:sz w:val="32"/>
+          <w:szCs w:val="36"/>
+          <w:lang w:eastAsia="zh-TW"/>
+        </w:rPr>
+        <w:t>𨱏</w:t>
+      </w:r>
+      <w:r>
+        <w:rPr>
+          <w:rFonts w:ascii="宋体" w:eastAsia="宋体" w:hAnsi="宋体" w:cs="微软雅黑"/>
+          <w:sz w:val="32"/>
+          <w:szCs w:val="36"/>
+          <w:lang w:eastAsia="zh-TW"/>
+        </w:rPr>
+        <w:t>锺锼锽</w:t>
+      </w:r>
+      <w:r>
+        <w:rPr>
+          <w:rFonts w:ascii="微软雅黑" w:eastAsia="微软雅黑" w:hAnsi="微软雅黑" w:cs="微软雅黑" w:hint="eastAsia"/>
+          <w:sz w:val="32"/>
+          <w:szCs w:val="36"/>
+          <w:lang w:eastAsia="zh-TW"/>
+        </w:rPr>
+        <w:t>𬭤</w:t>
+      </w:r>
+      <w:r>
+        <w:rPr>
+          <w:rFonts w:ascii="宋体" w:eastAsia="宋体" w:hAnsi="宋体" w:cs="微软雅黑"/>
+          <w:sz w:val="32"/>
+          <w:szCs w:val="36"/>
+          <w:lang w:eastAsia="zh-TW"/>
+        </w:rPr>
+        <w:t>锾镃镄镅馝鹙箨箖劄僬僦僔僎槃㙦鲒鲕</w:t>
+      </w:r>
+      <w:r>
+        <w:rPr>
+          <w:rFonts w:ascii="微软雅黑" w:eastAsia="微软雅黑" w:hAnsi="微软雅黑" w:cs="微软雅黑" w:hint="eastAsia"/>
+          <w:sz w:val="32"/>
+          <w:szCs w:val="36"/>
+          <w:lang w:eastAsia="zh-TW"/>
+        </w:rPr>
+        <w:t>𫚕</w:t>
+      </w:r>
+      <w:r>
+        <w:rPr>
+          <w:rFonts w:ascii="宋体" w:eastAsia="宋体" w:hAnsi="宋体" w:cs="微软雅黑"/>
+          <w:sz w:val="32"/>
+          <w:szCs w:val="36"/>
+          <w:lang w:eastAsia="zh-TW"/>
+        </w:rPr>
+        <w:t>鲖鲗鲘鲙</w:t>
+      </w:r>
+      <w:r>
+        <w:rPr>
+          <w:rFonts w:ascii="微软雅黑" w:eastAsia="微软雅黑" w:hAnsi="微软雅黑" w:cs="微软雅黑" w:hint="eastAsia"/>
+          <w:sz w:val="32"/>
+          <w:szCs w:val="36"/>
+          <w:lang w:eastAsia="zh-TW"/>
+        </w:rPr>
+        <w:t>𬶐𬶏𩽾</w:t>
+      </w:r>
+      <w:r>
+        <w:rPr>
+          <w:rFonts w:ascii="宋体" w:eastAsia="宋体" w:hAnsi="宋体" w:cs="微软雅黑"/>
+          <w:sz w:val="32"/>
+          <w:szCs w:val="36"/>
+          <w:lang w:eastAsia="zh-TW"/>
+        </w:rPr>
+        <w:t>夐獍飗</w:t>
+      </w:r>
+      <w:r>
+        <w:rPr>
+          <w:rFonts w:ascii="微软雅黑" w:eastAsia="微软雅黑" w:hAnsi="微软雅黑" w:cs="微软雅黑" w:hint="eastAsia"/>
+          <w:sz w:val="32"/>
+          <w:szCs w:val="36"/>
+          <w:lang w:eastAsia="zh-TW"/>
+        </w:rPr>
+        <w:t>𬸚</w:t>
+      </w:r>
+      <w:r>
+        <w:rPr>
+          <w:rFonts w:ascii="宋体" w:eastAsia="宋体" w:hAnsi="宋体" w:cs="微软雅黑"/>
+          <w:sz w:val="32"/>
+          <w:szCs w:val="36"/>
+          <w:lang w:eastAsia="zh-TW"/>
+        </w:rPr>
+        <w:t>凘廑瘥瘕鲝鄫熇漹漖潆漤漼漴㽏漈漋漻慬窬窭㮾</w:t>
+      </w:r>
+      <w:r>
+        <w:rPr>
+          <w:rFonts w:ascii="微软雅黑" w:eastAsia="微软雅黑" w:hAnsi="微软雅黑" w:cs="微软雅黑" w:hint="eastAsia"/>
+          <w:sz w:val="32"/>
+          <w:szCs w:val="36"/>
+          <w:lang w:eastAsia="zh-TW"/>
+        </w:rPr>
+        <w:t>𬤝</w:t>
+      </w:r>
+      <w:r>
+        <w:rPr>
+          <w:rFonts w:ascii="宋体" w:eastAsia="宋体" w:hAnsi="宋体" w:cs="微软雅黑"/>
+          <w:sz w:val="32"/>
+          <w:szCs w:val="36"/>
+          <w:lang w:eastAsia="zh-TW"/>
+        </w:rPr>
+        <w:t>褕禛禚嫭嫜嫪</w:t>
+      </w:r>
+      <w:r>
+        <w:rPr>
+          <w:rFonts w:ascii="微软雅黑" w:eastAsia="微软雅黑" w:hAnsi="微软雅黑" w:cs="微软雅黑" w:hint="eastAsia"/>
+          <w:sz w:val="32"/>
+          <w:szCs w:val="36"/>
+          <w:lang w:eastAsia="zh-TW"/>
+        </w:rPr>
+        <w:t>𬙂</w:t>
+      </w:r>
+      <w:r>
+        <w:rPr>
+          <w:rFonts w:ascii="宋体" w:eastAsia="宋体" w:hAnsi="宋体" w:cs="微软雅黑"/>
+          <w:sz w:val="32"/>
+          <w:szCs w:val="36"/>
+          <w:lang w:eastAsia="zh-TW"/>
+        </w:rPr>
+        <w:t>㻬麹璆漦叇墣墦墡劐薁蕰蔃鼒槱鹝磏磉殣慭霅暵暲暶踦踣䗖蝘蝲噇噂噀罶嶲嶓㠇嶟嶒镆镈镋镎</w:t>
+      </w:r>
+      <w:r>
+        <w:rPr>
+          <w:rFonts w:ascii="微软雅黑" w:eastAsia="微软雅黑" w:hAnsi="微软雅黑" w:cs="微软雅黑" w:hint="eastAsia"/>
+          <w:sz w:val="32"/>
+          <w:szCs w:val="36"/>
+          <w:lang w:eastAsia="zh-TW"/>
+        </w:rPr>
+        <w:t>𬭩</w:t>
+      </w:r>
+      <w:r>
+        <w:rPr>
+          <w:rFonts w:ascii="宋体" w:eastAsia="宋体" w:hAnsi="宋体" w:cs="微软雅黑"/>
+          <w:sz w:val="32"/>
+          <w:szCs w:val="36"/>
+          <w:lang w:eastAsia="zh-TW"/>
+        </w:rPr>
+        <w:t>镕稹儇皞皛䴘艎艏鹟</w:t>
+      </w:r>
+      <w:r>
+        <w:rPr>
+          <w:rFonts w:ascii="微软雅黑" w:eastAsia="微软雅黑" w:hAnsi="微软雅黑" w:cs="微软雅黑" w:hint="eastAsia"/>
+          <w:sz w:val="32"/>
+          <w:szCs w:val="36"/>
+          <w:lang w:eastAsia="zh-TW"/>
+        </w:rPr>
+        <w:t>𩾃</w:t>
+      </w:r>
+      <w:r>
+        <w:rPr>
+          <w:rFonts w:ascii="宋体" w:eastAsia="宋体" w:hAnsi="宋体" w:cs="微软雅黑"/>
+          <w:sz w:val="32"/>
+          <w:szCs w:val="36"/>
+          <w:lang w:eastAsia="zh-TW"/>
+        </w:rPr>
+        <w:t>鲦鲪鲬橥觭鹠鹡糇糈翦鹣熛潖潵㵐澂澛瑬潽潾潏憭憕</w:t>
+      </w:r>
+      <w:r>
+        <w:rPr>
+          <w:rFonts w:ascii="微软雅黑" w:eastAsia="微软雅黑" w:hAnsi="微软雅黑" w:cs="微软雅黑" w:hint="eastAsia"/>
+          <w:sz w:val="32"/>
+          <w:szCs w:val="36"/>
+          <w:lang w:eastAsia="zh-TW"/>
+        </w:rPr>
+        <w:t>𬸣</w:t>
+      </w:r>
+      <w:r>
+        <w:rPr>
+          <w:rFonts w:ascii="宋体" w:eastAsia="宋体" w:hAnsi="宋体" w:cs="微软雅黑"/>
+          <w:sz w:val="32"/>
+          <w:szCs w:val="36"/>
+          <w:lang w:eastAsia="zh-TW"/>
+        </w:rPr>
+        <w:t>戭褯禤</w:t>
+      </w:r>
+      <w:r>
+        <w:rPr>
+          <w:rFonts w:ascii="微软雅黑" w:eastAsia="微软雅黑" w:hAnsi="微软雅黑" w:cs="微软雅黑" w:hint="eastAsia"/>
+          <w:sz w:val="32"/>
+          <w:szCs w:val="36"/>
+          <w:lang w:eastAsia="zh-TW"/>
+        </w:rPr>
+        <w:t>𫍽</w:t>
+      </w:r>
+      <w:r>
+        <w:rPr>
+          <w:rFonts w:ascii="宋体" w:eastAsia="宋体" w:hAnsi="宋体" w:cs="微软雅黑"/>
+          <w:sz w:val="32"/>
+          <w:szCs w:val="36"/>
+          <w:lang w:eastAsia="zh-TW"/>
+        </w:rPr>
+        <w:t>嫽遹</w:t>
+      </w:r>
+      <w:r>
+        <w:rPr>
+          <w:rFonts w:ascii="微软雅黑" w:eastAsia="微软雅黑" w:hAnsi="微软雅黑" w:cs="微软雅黑" w:hint="eastAsia"/>
+          <w:sz w:val="32"/>
+          <w:szCs w:val="36"/>
+          <w:lang w:eastAsia="zh-TW"/>
+        </w:rPr>
+        <w:t>𬴊</w:t>
+      </w:r>
+      <w:r>
+        <w:rPr>
+          <w:rFonts w:ascii="宋体" w:eastAsia="宋体" w:hAnsi="宋体" w:cs="微软雅黑"/>
+          <w:sz w:val="32"/>
+          <w:szCs w:val="36"/>
+          <w:lang w:eastAsia="zh-TW"/>
+        </w:rPr>
+        <w:t>璥璲璒憙擐鄹薳鞔黇</w:t>
+      </w:r>
+      <w:r>
+        <w:rPr>
+          <w:rFonts w:ascii="微软雅黑" w:eastAsia="微软雅黑" w:hAnsi="微软雅黑" w:cs="微软雅黑" w:hint="eastAsia"/>
+          <w:sz w:val="32"/>
+          <w:szCs w:val="36"/>
+          <w:lang w:eastAsia="zh-TW"/>
+        </w:rPr>
+        <w:t>𬞟</w:t>
+      </w:r>
+      <w:r>
+        <w:rPr>
+          <w:rFonts w:ascii="宋体" w:eastAsia="宋体" w:hAnsi="宋体" w:cs="微软雅黑"/>
+          <w:sz w:val="32"/>
+          <w:szCs w:val="36"/>
+          <w:lang w:eastAsia="zh-TW"/>
+        </w:rPr>
+        <w:t>蕗薢蕹橞橑橦醑磡</w:t>
+      </w:r>
+      <w:r>
+        <w:rPr>
+          <w:rFonts w:ascii="微软雅黑" w:eastAsia="微软雅黑" w:hAnsi="微软雅黑" w:cs="微软雅黑" w:hint="eastAsia"/>
+          <w:sz w:val="32"/>
+          <w:szCs w:val="36"/>
+          <w:lang w:eastAsia="zh-TW"/>
+        </w:rPr>
+        <w:t>𥕢</w:t>
+      </w:r>
+      <w:r>
+        <w:rPr>
+          <w:rFonts w:ascii="宋体" w:eastAsia="宋体" w:hAnsi="宋体" w:cs="微软雅黑"/>
+          <w:sz w:val="32"/>
+          <w:szCs w:val="36"/>
+          <w:lang w:eastAsia="zh-TW"/>
+        </w:rPr>
+        <w:t>磜豮</w:t>
+      </w:r>
+      <w:r>
+        <w:rPr>
+          <w:rFonts w:ascii="微软雅黑" w:eastAsia="微软雅黑" w:hAnsi="微软雅黑" w:cs="微软雅黑" w:hint="eastAsia"/>
+          <w:sz w:val="32"/>
+          <w:szCs w:val="36"/>
+          <w:lang w:eastAsia="zh-TW"/>
+        </w:rPr>
+        <w:t>𫟦𬺈𫠜</w:t>
+      </w:r>
+      <w:r>
+        <w:rPr>
+          <w:rFonts w:ascii="宋体" w:eastAsia="宋体" w:hAnsi="宋体" w:cs="微软雅黑"/>
+          <w:sz w:val="32"/>
+          <w:szCs w:val="36"/>
+          <w:lang w:eastAsia="zh-TW"/>
+        </w:rPr>
+        <w:t>鹾虤暿曌曈㬚蹅踶䗛螗疁㠓幪</w:t>
+      </w:r>
+      <w:r>
+        <w:rPr>
+          <w:rFonts w:ascii="微软雅黑" w:eastAsia="微软雅黑" w:hAnsi="微软雅黑" w:cs="微软雅黑" w:hint="eastAsia"/>
+          <w:sz w:val="32"/>
+          <w:szCs w:val="36"/>
+          <w:lang w:eastAsia="zh-TW"/>
+        </w:rPr>
+        <w:t>𪩘</w:t>
+      </w:r>
+      <w:r>
+        <w:rPr>
+          <w:rFonts w:ascii="宋体" w:eastAsia="宋体" w:hAnsi="宋体" w:cs="微软雅黑"/>
+          <w:sz w:val="32"/>
+          <w:szCs w:val="36"/>
+          <w:lang w:eastAsia="zh-TW"/>
+        </w:rPr>
+        <w:t>嶦</w:t>
+      </w:r>
+      <w:r>
+        <w:rPr>
+          <w:rFonts w:ascii="微软雅黑" w:eastAsia="微软雅黑" w:hAnsi="微软雅黑" w:cs="微软雅黑" w:hint="eastAsia"/>
+          <w:sz w:val="32"/>
+          <w:szCs w:val="36"/>
+          <w:lang w:eastAsia="zh-TW"/>
+        </w:rPr>
+        <w:t>𬭬𨱑𬭯</w:t>
+      </w:r>
+      <w:r>
+        <w:rPr>
+          <w:rFonts w:ascii="宋体" w:eastAsia="宋体" w:hAnsi="宋体" w:cs="微软雅黑"/>
+          <w:sz w:val="32"/>
+          <w:szCs w:val="36"/>
+          <w:lang w:eastAsia="zh-TW"/>
+        </w:rPr>
+        <w:t>馞穄篚篯簉鼽衠螣縢鲭鲯鲰鲺鲹</w:t>
+      </w:r>
+      <w:r>
+        <w:rPr>
+          <w:rFonts w:ascii="微软雅黑" w:eastAsia="微软雅黑" w:hAnsi="微软雅黑" w:cs="微软雅黑" w:hint="eastAsia"/>
+          <w:sz w:val="32"/>
+          <w:szCs w:val="36"/>
+          <w:lang w:eastAsia="zh-TW"/>
+        </w:rPr>
+        <w:t>𫗴</w:t>
+      </w:r>
+      <w:r>
+        <w:rPr>
+          <w:rFonts w:ascii="宋体" w:eastAsia="宋体" w:hAnsi="宋体" w:cs="微软雅黑"/>
+          <w:sz w:val="32"/>
+          <w:szCs w:val="36"/>
+          <w:lang w:eastAsia="zh-TW"/>
+        </w:rPr>
+        <w:t>亸癀瘭</w:t>
+      </w:r>
+      <w:r>
+        <w:rPr>
+          <w:rFonts w:ascii="微软雅黑" w:eastAsia="微软雅黑" w:hAnsi="微软雅黑" w:cs="微软雅黑" w:hint="eastAsia"/>
+          <w:sz w:val="32"/>
+          <w:szCs w:val="36"/>
+          <w:lang w:eastAsia="zh-TW"/>
+        </w:rPr>
+        <w:t>𬸦</w:t>
+      </w:r>
+      <w:r>
+        <w:rPr>
+          <w:rFonts w:ascii="宋体" w:eastAsia="宋体" w:hAnsi="宋体" w:cs="微软雅黑"/>
+          <w:sz w:val="32"/>
+          <w:szCs w:val="36"/>
+          <w:lang w:eastAsia="zh-TW"/>
+        </w:rPr>
+        <w:t>羱糒燋熻燊燏濩濋澪澽澴澭澼憷憺懔黉嬛鹨翯</w:t>
+      </w:r>
+      <w:r>
+        <w:rPr>
+          <w:rFonts w:ascii="微软雅黑" w:eastAsia="微软雅黑" w:hAnsi="微软雅黑" w:cs="微软雅黑" w:hint="eastAsia"/>
+          <w:sz w:val="32"/>
+          <w:szCs w:val="36"/>
+          <w:lang w:eastAsia="zh-TW"/>
+        </w:rPr>
+        <w:t>𫄷</w:t>
+      </w:r>
+      <w:r>
+        <w:rPr>
+          <w:rFonts w:ascii="宋体" w:eastAsia="宋体" w:hAnsi="宋体" w:cs="微软雅黑"/>
+          <w:sz w:val="32"/>
+          <w:szCs w:val="36"/>
+          <w:lang w:eastAsia="zh-TW"/>
+        </w:rPr>
+        <w:t>璱</w:t>
+      </w:r>
+      <w:r>
+        <w:rPr>
+          <w:rFonts w:ascii="微软雅黑" w:eastAsia="微软雅黑" w:hAnsi="微软雅黑" w:cs="微软雅黑" w:hint="eastAsia"/>
+          <w:sz w:val="32"/>
+          <w:szCs w:val="36"/>
+          <w:lang w:eastAsia="zh-TW"/>
+        </w:rPr>
+        <w:t>𤩽</w:t>
+      </w:r>
+      <w:r>
+        <w:rPr>
+          <w:rFonts w:ascii="宋体" w:eastAsia="宋体" w:hAnsi="宋体" w:cs="微软雅黑"/>
+          <w:sz w:val="32"/>
+          <w:szCs w:val="36"/>
+          <w:lang w:eastAsia="zh-TW"/>
+        </w:rPr>
+        <w:t>璬璮髽薿薸檑櫆檞醨繄磹磻瞫瞵蹐蟏㘎</w:t>
+      </w:r>
+      <w:r>
+        <w:rPr>
+          <w:rFonts w:ascii="微软雅黑" w:eastAsia="微软雅黑" w:hAnsi="微软雅黑" w:cs="微软雅黑" w:hint="eastAsia"/>
+          <w:sz w:val="32"/>
+          <w:szCs w:val="36"/>
+          <w:lang w:eastAsia="zh-TW"/>
+        </w:rPr>
+        <w:t>𬭳</w:t>
+      </w:r>
+      <w:r>
+        <w:rPr>
+          <w:rFonts w:ascii="宋体" w:eastAsia="宋体" w:hAnsi="宋体" w:cs="微软雅黑"/>
+          <w:sz w:val="32"/>
+          <w:szCs w:val="36"/>
+          <w:lang w:eastAsia="zh-TW"/>
+        </w:rPr>
+        <w:t>镤</w:t>
+      </w:r>
+      <w:r>
+        <w:rPr>
+          <w:rFonts w:ascii="微软雅黑" w:eastAsia="微软雅黑" w:hAnsi="微软雅黑" w:cs="微软雅黑" w:hint="eastAsia"/>
+          <w:sz w:val="32"/>
+          <w:szCs w:val="36"/>
+          <w:lang w:eastAsia="zh-TW"/>
+        </w:rPr>
+        <w:t>𬭶𫔍</w:t>
+      </w:r>
+      <w:r>
+        <w:rPr>
+          <w:rFonts w:ascii="宋体" w:eastAsia="宋体" w:hAnsi="宋体" w:cs="微软雅黑"/>
+          <w:sz w:val="32"/>
+          <w:szCs w:val="36"/>
+          <w:lang w:eastAsia="zh-TW"/>
+        </w:rPr>
+        <w:t>镥镨</w:t>
+      </w:r>
+      <w:r>
+        <w:rPr>
+          <w:rFonts w:ascii="微软雅黑" w:eastAsia="微软雅黑" w:hAnsi="微软雅黑" w:cs="微软雅黑" w:hint="eastAsia"/>
+          <w:sz w:val="32"/>
+          <w:szCs w:val="36"/>
+          <w:lang w:eastAsia="zh-TW"/>
+        </w:rPr>
+        <w:t>𬭸𨱔𬭼𫔎</w:t>
+      </w:r>
+      <w:r>
+        <w:rPr>
+          <w:rFonts w:ascii="宋体" w:eastAsia="宋体" w:hAnsi="宋体" w:cs="微软雅黑"/>
+          <w:sz w:val="32"/>
+          <w:szCs w:val="36"/>
+          <w:lang w:eastAsia="zh-TW"/>
+        </w:rPr>
+        <w:t>矰穙穜穟簕簃簏儦魋斶艚</w:t>
+      </w:r>
+      <w:r>
+        <w:rPr>
+          <w:rFonts w:ascii="微软雅黑" w:eastAsia="微软雅黑" w:hAnsi="微软雅黑" w:cs="微软雅黑" w:hint="eastAsia"/>
+          <w:sz w:val="32"/>
+          <w:szCs w:val="36"/>
+          <w:lang w:eastAsia="zh-TW"/>
+        </w:rPr>
+        <w:t>𬸪</w:t>
+      </w:r>
+      <w:r>
+        <w:rPr>
+          <w:rFonts w:ascii="宋体" w:eastAsia="宋体" w:hAnsi="宋体" w:cs="微软雅黑"/>
+          <w:sz w:val="32"/>
+          <w:szCs w:val="36"/>
+          <w:lang w:eastAsia="zh-TW"/>
+        </w:rPr>
+        <w:t>䲠</w:t>
+      </w:r>
+      <w:r>
+        <w:rPr>
+          <w:rFonts w:ascii="微软雅黑" w:eastAsia="微软雅黑" w:hAnsi="微软雅黑" w:cs="微软雅黑" w:hint="eastAsia"/>
+          <w:sz w:val="32"/>
+          <w:szCs w:val="36"/>
+          <w:lang w:eastAsia="zh-TW"/>
+        </w:rPr>
+        <w:t>𬶟</w:t>
+      </w:r>
+      <w:r>
+        <w:rPr>
+          <w:rFonts w:ascii="宋体" w:eastAsia="宋体" w:hAnsi="宋体" w:cs="微软雅黑"/>
+          <w:sz w:val="32"/>
+          <w:szCs w:val="36"/>
+          <w:lang w:eastAsia="zh-TW"/>
+        </w:rPr>
+        <w:t>鲾</w:t>
+      </w:r>
+      <w:r>
+        <w:rPr>
+          <w:rFonts w:ascii="微软雅黑" w:eastAsia="微软雅黑" w:hAnsi="微软雅黑" w:cs="微软雅黑" w:hint="eastAsia"/>
+          <w:sz w:val="32"/>
+          <w:szCs w:val="36"/>
+          <w:lang w:eastAsia="zh-TW"/>
+        </w:rPr>
+        <w:t>𬶠</w:t>
+      </w:r>
+      <w:r>
+        <w:rPr>
+          <w:rFonts w:ascii="宋体" w:eastAsia="宋体" w:hAnsi="宋体" w:cs="微软雅黑"/>
+          <w:sz w:val="32"/>
+          <w:szCs w:val="36"/>
+          <w:lang w:eastAsia="zh-TW"/>
+        </w:rPr>
+        <w:t>鲿鳁鳂鳈鳉獯䗪馘襕襚</w:t>
+      </w:r>
+      <w:r>
+        <w:rPr>
+          <w:rFonts w:ascii="微软雅黑" w:eastAsia="微软雅黑" w:hAnsi="微软雅黑" w:cs="微软雅黑" w:hint="eastAsia"/>
+          <w:sz w:val="32"/>
+          <w:szCs w:val="36"/>
+          <w:lang w:eastAsia="zh-TW"/>
+        </w:rPr>
+        <w:t>𬶨</w:t>
+      </w:r>
+      <w:r>
+        <w:rPr>
+          <w:rFonts w:ascii="宋体" w:eastAsia="宋体" w:hAnsi="宋体" w:cs="微软雅黑"/>
+          <w:sz w:val="32"/>
+          <w:szCs w:val="36"/>
+          <w:lang w:eastAsia="zh-TW"/>
+        </w:rPr>
+        <w:t>螱甓嬬嬥</w:t>
+      </w:r>
+      <w:r>
+        <w:rPr>
+          <w:rFonts w:ascii="微软雅黑" w:eastAsia="微软雅黑" w:hAnsi="微软雅黑" w:cs="微软雅黑" w:hint="eastAsia"/>
+          <w:sz w:val="32"/>
+          <w:szCs w:val="36"/>
+          <w:lang w:eastAsia="zh-TW"/>
+        </w:rPr>
+        <w:t>𦈡𫄸</w:t>
+      </w:r>
+      <w:r>
+        <w:rPr>
+          <w:rFonts w:ascii="宋体" w:eastAsia="宋体" w:hAnsi="宋体" w:cs="微软雅黑"/>
+          <w:sz w:val="32"/>
+          <w:szCs w:val="36"/>
+          <w:lang w:eastAsia="zh-TW"/>
+        </w:rPr>
+        <w:t>瓀釐鬶爇鞮</w:t>
+      </w:r>
+      <w:r>
+        <w:rPr>
+          <w:rFonts w:ascii="微软雅黑" w:eastAsia="微软雅黑" w:hAnsi="微软雅黑" w:cs="微软雅黑" w:hint="eastAsia"/>
+          <w:sz w:val="32"/>
+          <w:szCs w:val="36"/>
+          <w:lang w:eastAsia="zh-TW"/>
+        </w:rPr>
+        <w:t>𬟁</w:t>
+      </w:r>
+      <w:r>
+        <w:rPr>
+          <w:rFonts w:ascii="宋体" w:eastAsia="宋体" w:hAnsi="宋体" w:cs="微软雅黑"/>
+          <w:sz w:val="32"/>
+          <w:szCs w:val="36"/>
+          <w:lang w:eastAsia="zh-TW"/>
+        </w:rPr>
+        <w:t>藟藦藨鹲檫黡礞礌</w:t>
+      </w:r>
+      <w:r>
+        <w:rPr>
+          <w:rFonts w:ascii="微软雅黑" w:eastAsia="微软雅黑" w:hAnsi="微软雅黑" w:cs="微软雅黑" w:hint="eastAsia"/>
+          <w:sz w:val="32"/>
+          <w:szCs w:val="36"/>
+          <w:lang w:eastAsia="zh-TW"/>
+        </w:rPr>
+        <w:t>𥖨</w:t>
+      </w:r>
+      <w:r>
+        <w:rPr>
+          <w:rFonts w:ascii="宋体" w:eastAsia="宋体" w:hAnsi="宋体" w:cs="微软雅黑"/>
+          <w:sz w:val="32"/>
+          <w:szCs w:val="36"/>
+          <w:lang w:eastAsia="zh-TW"/>
+        </w:rPr>
+        <w:t>蹢蹜蟫䗴嚚髃镮酂馧簠簝簰鼫鼩皦臑䲢鳑鳒鹱鹯癗</w:t>
+      </w:r>
+      <w:r>
+        <w:rPr>
+          <w:rFonts w:ascii="微软雅黑" w:eastAsia="微软雅黑" w:hAnsi="微软雅黑" w:cs="微软雅黑" w:hint="eastAsia"/>
+          <w:sz w:val="32"/>
+          <w:szCs w:val="36"/>
+          <w:lang w:eastAsia="zh-TW"/>
+        </w:rPr>
+        <w:t>𦒍</w:t>
+      </w:r>
+      <w:r>
+        <w:rPr>
+          <w:rFonts w:ascii="宋体" w:eastAsia="宋体" w:hAnsi="宋体" w:cs="微软雅黑"/>
+          <w:sz w:val="32"/>
+          <w:szCs w:val="36"/>
+          <w:lang w:eastAsia="zh-TW"/>
+        </w:rPr>
+        <w:t>旞翷冁䎖瀔瀍瀌襜䴙</w:t>
+      </w:r>
+      <w:r>
+        <w:rPr>
+          <w:rFonts w:ascii="微软雅黑" w:eastAsia="微软雅黑" w:hAnsi="微软雅黑" w:cs="微软雅黑" w:hint="eastAsia"/>
+          <w:sz w:val="32"/>
+          <w:szCs w:val="36"/>
+          <w:lang w:eastAsia="zh-TW"/>
+        </w:rPr>
+        <w:t>𬙊</w:t>
+      </w:r>
+      <w:r>
+        <w:rPr>
+          <w:rFonts w:ascii="宋体" w:eastAsia="宋体" w:hAnsi="宋体" w:cs="微软雅黑"/>
+          <w:sz w:val="32"/>
+          <w:szCs w:val="36"/>
+          <w:lang w:eastAsia="zh-TW"/>
+        </w:rPr>
+        <w:t>嚭㰀鬷醭蹯蠋翾鳘儳儴鼗</w:t>
+      </w:r>
+      <w:r>
+        <w:rPr>
+          <w:rFonts w:ascii="微软雅黑" w:eastAsia="微软雅黑" w:hAnsi="微软雅黑" w:cs="微软雅黑" w:hint="eastAsia"/>
+          <w:sz w:val="32"/>
+          <w:szCs w:val="36"/>
+          <w:lang w:eastAsia="zh-TW"/>
+        </w:rPr>
+        <w:t>𬶭𩾌</w:t>
+      </w:r>
+      <w:r>
+        <w:rPr>
+          <w:rFonts w:ascii="宋体" w:eastAsia="宋体" w:hAnsi="宋体" w:cs="微软雅黑"/>
+          <w:sz w:val="32"/>
+          <w:szCs w:val="36"/>
+          <w:lang w:eastAsia="zh-TW"/>
+        </w:rPr>
+        <w:t>鳚鳛麑麖蠃彟嬿鬒蘘欂醵甗</w:t>
+      </w:r>
+      <w:r>
+        <w:rPr>
+          <w:rFonts w:ascii="微软雅黑" w:eastAsia="微软雅黑" w:hAnsi="微软雅黑" w:cs="微软雅黑" w:hint="eastAsia"/>
+          <w:sz w:val="32"/>
+          <w:szCs w:val="36"/>
+          <w:lang w:eastAsia="zh-TW"/>
+        </w:rPr>
+        <w:t>𨟠</w:t>
+      </w:r>
+      <w:r>
+        <w:rPr>
+          <w:rFonts w:ascii="宋体" w:eastAsia="宋体" w:hAnsi="宋体" w:cs="微软雅黑"/>
+          <w:sz w:val="32"/>
+          <w:szCs w:val="36"/>
+          <w:lang w:eastAsia="zh-TW"/>
+        </w:rPr>
+        <w:t>酅髎犨</w:t>
+      </w:r>
+      <w:r>
+        <w:rPr>
+          <w:rFonts w:ascii="微软雅黑" w:eastAsia="微软雅黑" w:hAnsi="微软雅黑" w:cs="微软雅黑" w:hint="eastAsia"/>
+          <w:sz w:val="32"/>
+          <w:szCs w:val="36"/>
+          <w:lang w:eastAsia="zh-TW"/>
+        </w:rPr>
+        <w:t>𬶮𨭉</w:t>
+      </w:r>
+      <w:r>
+        <w:rPr>
+          <w:rFonts w:ascii="宋体" w:eastAsia="宋体" w:hAnsi="宋体" w:cs="微软雅黑"/>
+          <w:sz w:val="32"/>
+          <w:szCs w:val="36"/>
+          <w:lang w:eastAsia="zh-TW"/>
+        </w:rPr>
+        <w:t>㸌爔瀱瀹瀼瀵孅骦</w:t>
+      </w:r>
+      <w:r>
+        <w:rPr>
+          <w:rFonts w:ascii="微软雅黑" w:eastAsia="微软雅黑" w:hAnsi="微软雅黑" w:cs="微软雅黑" w:hint="eastAsia"/>
+          <w:sz w:val="32"/>
+          <w:szCs w:val="36"/>
+          <w:lang w:eastAsia="zh-TW"/>
+        </w:rPr>
+        <w:t>𬙋</w:t>
+      </w:r>
+      <w:r>
+        <w:rPr>
+          <w:rFonts w:ascii="宋体" w:eastAsia="宋体" w:hAnsi="宋体" w:cs="微软雅黑"/>
+          <w:sz w:val="32"/>
+          <w:szCs w:val="36"/>
+          <w:lang w:eastAsia="zh-TW"/>
+        </w:rPr>
+        <w:t>耰</w:t>
+      </w:r>
+      <w:r>
+        <w:rPr>
+          <w:rFonts w:ascii="微软雅黑" w:eastAsia="微软雅黑" w:hAnsi="微软雅黑" w:cs="微软雅黑" w:hint="eastAsia"/>
+          <w:sz w:val="32"/>
+          <w:szCs w:val="36"/>
+          <w:lang w:eastAsia="zh-TW"/>
+        </w:rPr>
+        <w:t>𤫉</w:t>
+      </w:r>
+      <w:r>
+        <w:rPr>
+          <w:rFonts w:ascii="宋体" w:eastAsia="宋体" w:hAnsi="宋体" w:cs="微软雅黑"/>
+          <w:sz w:val="32"/>
+          <w:szCs w:val="36"/>
+          <w:lang w:eastAsia="zh-TW"/>
+        </w:rPr>
+        <w:t>瓖鬘趯</w:t>
+      </w:r>
+      <w:r>
+        <w:rPr>
+          <w:rFonts w:ascii="微软雅黑" w:eastAsia="微软雅黑" w:hAnsi="微软雅黑" w:cs="微软雅黑" w:hint="eastAsia"/>
+          <w:sz w:val="32"/>
+          <w:szCs w:val="36"/>
+          <w:lang w:eastAsia="zh-TW"/>
+        </w:rPr>
+        <w:t>𬺓</w:t>
+      </w:r>
+      <w:r>
+        <w:rPr>
+          <w:rFonts w:ascii="宋体" w:eastAsia="宋体" w:hAnsi="宋体" w:cs="微软雅黑"/>
+          <w:sz w:val="32"/>
+          <w:szCs w:val="36"/>
+          <w:lang w:eastAsia="zh-TW"/>
+        </w:rPr>
+        <w:t>罍鼱鳠鳡鳣爟爚灈韂糵蘼礵鹴躔皭龢鳤亹籥</w:t>
+      </w:r>
+      <w:r>
+        <w:rPr>
+          <w:rFonts w:ascii="微软雅黑" w:eastAsia="微软雅黑" w:hAnsi="微软雅黑" w:cs="微软雅黑" w:hint="eastAsia"/>
+          <w:sz w:val="32"/>
+          <w:szCs w:val="36"/>
+          <w:lang w:eastAsia="zh-TW"/>
+        </w:rPr>
+        <w:t>𫚭</w:t>
+      </w:r>
+      <w:r>
+        <w:rPr>
+          <w:rFonts w:ascii="宋体" w:eastAsia="宋体" w:hAnsi="宋体" w:cs="微软雅黑"/>
+          <w:sz w:val="32"/>
+          <w:szCs w:val="36"/>
+          <w:lang w:eastAsia="zh-TW"/>
+        </w:rPr>
+        <w:t>醾齇</w:t>
       </w:r>
     </w:p>
     <w:sectPr>

--- a/help/当前待录入汉字.docx
+++ b/help/当前待录入汉字.docx
@@ -33,21 +33,255 @@
       </w:r>
       <w:r>
         <w:rPr>
+          <w:rFonts w:ascii="宋体" w:eastAsia="宋体" w:hAnsi="宋体" w:cs="宋体" w:hint="eastAsia"/>
+          <w:sz w:val="32"/>
+          <w:szCs w:val="36"/>
+          <w:lang w:eastAsia="zh-TW"/>
+        </w:rPr>
+        <w:t>邘圢</w:t>
+      </w:r>
+      <w:r>
+        <w:rPr>
+          <w:rFonts w:ascii="宋体" w:eastAsia="宋体" w:hAnsi="宋体" w:cs="方正硬笔行书简体" w:hint="eastAsia"/>
+          <w:sz w:val="32"/>
+          <w:szCs w:val="36"/>
+          <w:lang w:eastAsia="zh-TW"/>
+        </w:rPr>
+        <w:t>氕</w:t>
+      </w:r>
+      <w:r>
+        <w:rPr>
+          <w:rFonts w:ascii="宋体" w:eastAsia="宋体" w:hAnsi="宋体" w:cs="宋体" w:hint="eastAsia"/>
+          <w:sz w:val="32"/>
+          <w:szCs w:val="36"/>
+          <w:lang w:eastAsia="zh-TW"/>
+        </w:rPr>
+        <w:t>伋</w:t>
+      </w:r>
+      <w:r>
+        <w:rPr>
+          <w:rFonts w:ascii="宋体" w:eastAsia="宋体" w:hAnsi="宋体" w:cs="方正硬笔行书简体" w:hint="eastAsia"/>
+          <w:sz w:val="32"/>
+          <w:szCs w:val="36"/>
+          <w:lang w:eastAsia="zh-TW"/>
+        </w:rPr>
+        <w:t>仝</w:t>
+      </w:r>
+      <w:r>
+        <w:rPr>
+          <w:rFonts w:ascii="宋体" w:eastAsia="宋体" w:hAnsi="宋体" w:cs="宋体" w:hint="eastAsia"/>
+          <w:sz w:val="32"/>
+          <w:szCs w:val="36"/>
+          <w:lang w:eastAsia="zh-TW"/>
+        </w:rPr>
+        <w:t>冮氿汈</w:t>
+      </w:r>
+      <w:r>
+        <w:rPr>
+          <w:rFonts w:ascii="宋体" w:eastAsia="宋体" w:hAnsi="宋体" w:cs="方正硬笔行书简繁" w:hint="eastAsia"/>
+          <w:sz w:val="32"/>
+          <w:szCs w:val="36"/>
+          <w:lang w:eastAsia="zh-TW"/>
+        </w:rPr>
+        <w:t>氾</w:t>
+      </w:r>
+      <w:r>
+        <w:rPr>
+          <w:rFonts w:ascii="宋体" w:eastAsia="宋体" w:hAnsi="宋体" w:cs="方正硬笔行书简体" w:hint="eastAsia"/>
+          <w:sz w:val="32"/>
+          <w:szCs w:val="36"/>
+          <w:lang w:eastAsia="zh-TW"/>
+        </w:rPr>
+        <w:t>忉宄</w:t>
+      </w:r>
+      <w:r>
+        <w:rPr>
+          <w:rFonts w:ascii="微软雅黑" w:eastAsia="微软雅黑" w:hAnsi="微软雅黑" w:cs="微软雅黑" w:hint="eastAsia"/>
+          <w:sz w:val="32"/>
+          <w:szCs w:val="36"/>
+          <w:lang w:eastAsia="zh-TW"/>
+        </w:rPr>
+        <w:t>𬣙</w:t>
+      </w:r>
+      <w:r>
+        <w:rPr>
+          <w:rFonts w:ascii="宋体" w:eastAsia="宋体" w:hAnsi="宋体" w:cs="宋体" w:hint="eastAsia"/>
+          <w:sz w:val="32"/>
+          <w:szCs w:val="36"/>
+          <w:lang w:eastAsia="zh-TW"/>
+        </w:rPr>
+        <w:t>讱扞圲圫</w:t>
+      </w:r>
+      <w:r>
+        <w:rPr>
+          <w:rFonts w:ascii="宋体" w:eastAsia="宋体" w:hAnsi="宋体" w:cs="方正硬笔行书简体" w:hint="eastAsia"/>
+          <w:sz w:val="32"/>
+          <w:szCs w:val="36"/>
+          <w:lang w:eastAsia="zh-TW"/>
+        </w:rPr>
+        <w:t>芏</w:t>
+      </w:r>
+      <w:r>
+        <w:rPr>
+          <w:rFonts w:ascii="宋体" w:eastAsia="宋体" w:hAnsi="宋体" w:cs="宋体" w:hint="eastAsia"/>
+          <w:sz w:val="32"/>
+          <w:szCs w:val="36"/>
+          <w:lang w:eastAsia="zh-TW"/>
+        </w:rPr>
+        <w:t>芃朸</w:t>
+      </w:r>
+      <w:r>
+        <w:rPr>
+          <w:rFonts w:ascii="微软雅黑" w:eastAsia="微软雅黑" w:hAnsi="微软雅黑" w:cs="微软雅黑" w:hint="eastAsia"/>
+          <w:sz w:val="32"/>
+          <w:szCs w:val="36"/>
+          <w:lang w:eastAsia="zh-TW"/>
+        </w:rPr>
+        <w:t>𨙸</w:t>
+      </w:r>
+      <w:r>
+        <w:rPr>
+          <w:rFonts w:ascii="宋体" w:eastAsia="宋体" w:hAnsi="宋体" w:cs="宋体" w:hint="eastAsia"/>
+          <w:sz w:val="32"/>
+          <w:szCs w:val="36"/>
+          <w:lang w:eastAsia="zh-TW"/>
+        </w:rPr>
+        <w:t>邨</w:t>
+      </w:r>
+      <w:r>
+        <w:rPr>
+          <w:rFonts w:ascii="宋体" w:eastAsia="宋体" w:hAnsi="宋体" w:cs="方正硬笔行书简体" w:hint="eastAsia"/>
+          <w:sz w:val="32"/>
+          <w:szCs w:val="36"/>
+          <w:lang w:eastAsia="zh-TW"/>
+        </w:rPr>
+        <w:t>吒</w:t>
+      </w:r>
+      <w:r>
+        <w:rPr>
+          <w:rFonts w:ascii="宋体" w:eastAsia="宋体" w:hAnsi="宋体" w:cs="宋体" w:hint="eastAsia"/>
+          <w:sz w:val="32"/>
+          <w:szCs w:val="36"/>
+          <w:lang w:eastAsia="zh-TW"/>
+        </w:rPr>
+        <w:t>屼屾辿</w:t>
+      </w:r>
+      <w:r>
+        <w:rPr>
+          <w:rFonts w:ascii="宋体" w:eastAsia="宋体" w:hAnsi="宋体" w:cs="方正硬笔行书简体" w:hint="eastAsia"/>
+          <w:sz w:val="32"/>
+          <w:szCs w:val="36"/>
+          <w:lang w:eastAsia="zh-TW"/>
+        </w:rPr>
+        <w:t>钆仳</w:t>
+      </w:r>
+      <w:r>
+        <w:rPr>
+          <w:rFonts w:ascii="宋体" w:eastAsia="宋体" w:hAnsi="宋体" w:cs="宋体" w:hint="eastAsia"/>
+          <w:sz w:val="32"/>
+          <w:szCs w:val="36"/>
+          <w:lang w:eastAsia="zh-TW"/>
+        </w:rPr>
+        <w:t>伣伈癿甪</w:t>
+      </w:r>
+      <w:r>
+        <w:rPr>
+          <w:rFonts w:ascii="宋体" w:eastAsia="宋体" w:hAnsi="宋体" w:cs="方正硬笔行书简繁" w:hint="eastAsia"/>
+          <w:sz w:val="32"/>
+          <w:szCs w:val="36"/>
+          <w:lang w:eastAsia="zh-TW"/>
+        </w:rPr>
+        <w:t>邠</w:t>
+      </w:r>
+      <w:r>
+        <w:rPr>
+          <w:rFonts w:ascii="宋体" w:eastAsia="宋体" w:hAnsi="宋体" w:cs="方正硬笔行书简体" w:hint="eastAsia"/>
+          <w:sz w:val="32"/>
+          <w:szCs w:val="36"/>
+          <w:lang w:eastAsia="zh-TW"/>
+        </w:rPr>
+        <w:t>冱邡闫</w:t>
+      </w:r>
+      <w:r>
+        <w:rPr>
+          <w:rFonts w:ascii="微软雅黑" w:eastAsia="微软雅黑" w:hAnsi="微软雅黑" w:cs="微软雅黑" w:hint="eastAsia"/>
+          <w:sz w:val="32"/>
+          <w:szCs w:val="36"/>
+          <w:lang w:eastAsia="zh-TW"/>
+        </w:rPr>
+        <w:t>𬇕</w:t>
+      </w:r>
+      <w:r>
+        <w:rPr>
+          <w:rFonts w:ascii="宋体" w:eastAsia="宋体" w:hAnsi="宋体" w:cs="宋体" w:hint="eastAsia"/>
+          <w:sz w:val="32"/>
+          <w:szCs w:val="36"/>
+          <w:lang w:eastAsia="zh-TW"/>
+        </w:rPr>
+        <w:t>汋䜣</w:t>
+      </w:r>
+      <w:r>
+        <w:rPr>
+          <w:rFonts w:ascii="宋体" w:eastAsia="宋体" w:hAnsi="宋体" w:cs="方正硬笔行书简繁" w:hint="eastAsia"/>
+          <w:sz w:val="32"/>
+          <w:szCs w:val="36"/>
+          <w:lang w:eastAsia="zh-TW"/>
+        </w:rPr>
+        <w:t>讻</w:t>
+      </w:r>
+      <w:r>
+        <w:rPr>
+          <w:rFonts w:ascii="微软雅黑" w:eastAsia="微软雅黑" w:hAnsi="微软雅黑" w:cs="微软雅黑" w:hint="eastAsia"/>
+          <w:sz w:val="32"/>
+          <w:szCs w:val="36"/>
+          <w:lang w:eastAsia="zh-TW"/>
+        </w:rPr>
+        <w:t>𬣞</w:t>
+      </w:r>
+      <w:r>
+        <w:rPr>
+          <w:rFonts w:ascii="宋体" w:eastAsia="宋体" w:hAnsi="宋体" w:cs="宋体" w:hint="eastAsia"/>
+          <w:sz w:val="32"/>
+          <w:szCs w:val="36"/>
+          <w:lang w:eastAsia="zh-TW"/>
+        </w:rPr>
+        <w:t>孖</w:t>
+      </w:r>
+      <w:r>
+        <w:rPr>
+          <w:rFonts w:ascii="微软雅黑" w:eastAsia="微软雅黑" w:hAnsi="微软雅黑" w:cs="微软雅黑" w:hint="eastAsia"/>
+          <w:sz w:val="32"/>
+          <w:szCs w:val="36"/>
+          <w:lang w:eastAsia="zh-TW"/>
+        </w:rPr>
+        <w:t>𬘓</w:t>
+      </w:r>
+      <w:r>
+        <w:rPr>
           <w:rFonts w:ascii="宋体" w:eastAsia="宋体" w:hAnsi="宋体" w:cs="微软雅黑" w:hint="eastAsia"/>
           <w:sz w:val="32"/>
           <w:szCs w:val="36"/>
           <w:lang w:eastAsia="zh-TW"/>
         </w:rPr>
-        <w:t>邘圢氕伋仝冮氿汈氾忉宄</w:t>
-      </w:r>
-      <w:r>
-        <w:rPr>
-          <w:rFonts w:ascii="微软雅黑" w:eastAsia="微软雅黑" w:hAnsi="微软雅黑" w:cs="微软雅黑" w:hint="eastAsia"/>
-          <w:sz w:val="32"/>
-          <w:szCs w:val="36"/>
-          <w:lang w:eastAsia="zh-TW"/>
-        </w:rPr>
-        <w:t>𬣙</w:t>
+        <w:t>纩</w:t>
+      </w:r>
+      <w:r>
+        <w:rPr>
+          <w:rFonts w:ascii="宋体" w:eastAsia="宋体" w:hAnsi="宋体" w:cs="宋体" w:hint="eastAsia"/>
+          <w:sz w:val="32"/>
+          <w:szCs w:val="36"/>
+          <w:lang w:eastAsia="zh-TW"/>
+        </w:rPr>
+        <w:t>玒玓玘玚刬</w:t>
+      </w:r>
+      <w:r>
+        <w:rPr>
+          <w:rFonts w:ascii="微软雅黑" w:eastAsia="微软雅黑" w:hAnsi="微软雅黑" w:cs="微软雅黑" w:hint="eastAsia"/>
+          <w:sz w:val="32"/>
+          <w:szCs w:val="36"/>
+          <w:lang w:eastAsia="zh-TW"/>
+        </w:rPr>
+        <w:t>𫭟</w:t>
       </w:r>
       <w:r>
         <w:rPr>
@@ -56,16 +290,79 @@
           <w:szCs w:val="36"/>
           <w:lang w:eastAsia="zh-TW"/>
         </w:rPr>
-        <w:t>讱扞圲圫芏芃朸</w:t>
-      </w:r>
-      <w:r>
-        <w:rPr>
-          <w:rFonts w:ascii="微软雅黑" w:eastAsia="微软雅黑" w:hAnsi="微软雅黑" w:cs="微软雅黑" w:hint="eastAsia"/>
-          <w:sz w:val="32"/>
-          <w:szCs w:val="36"/>
-          <w:lang w:eastAsia="zh-TW"/>
-        </w:rPr>
-        <w:t>𨙸</w:t>
+        <w:t>坜</w:t>
+      </w:r>
+      <w:r>
+        <w:rPr>
+          <w:rFonts w:ascii="宋体" w:eastAsia="宋体" w:hAnsi="宋体" w:cs="宋体" w:hint="eastAsia"/>
+          <w:sz w:val="32"/>
+          <w:szCs w:val="36"/>
+          <w:lang w:eastAsia="zh-TW"/>
+        </w:rPr>
+        <w:t>坉扽</w:t>
+      </w:r>
+      <w:r>
+        <w:rPr>
+          <w:rFonts w:ascii="微软雅黑" w:eastAsia="微软雅黑" w:hAnsi="微软雅黑" w:cs="微软雅黑" w:hint="eastAsia"/>
+          <w:sz w:val="32"/>
+          <w:szCs w:val="36"/>
+          <w:lang w:eastAsia="zh-TW"/>
+        </w:rPr>
+        <w:t>𫭢</w:t>
+      </w:r>
+      <w:r>
+        <w:rPr>
+          <w:rFonts w:ascii="宋体" w:eastAsia="宋体" w:hAnsi="宋体" w:cs="宋体" w:hint="eastAsia"/>
+          <w:sz w:val="32"/>
+          <w:szCs w:val="36"/>
+          <w:lang w:eastAsia="zh-TW"/>
+        </w:rPr>
+        <w:t>坋扺㧑</w:t>
+      </w:r>
+      <w:r>
+        <w:rPr>
+          <w:rFonts w:ascii="宋体" w:eastAsia="宋体" w:hAnsi="宋体" w:cs="方正硬笔行书简体" w:hint="eastAsia"/>
+          <w:sz w:val="32"/>
+          <w:szCs w:val="36"/>
+          <w:lang w:eastAsia="zh-TW"/>
+        </w:rPr>
+        <w:t>苊</w:t>
+      </w:r>
+      <w:r>
+        <w:rPr>
+          <w:rFonts w:ascii="宋体" w:eastAsia="宋体" w:hAnsi="宋体" w:cs="宋体" w:hint="eastAsia"/>
+          <w:sz w:val="32"/>
+          <w:szCs w:val="36"/>
+          <w:lang w:eastAsia="zh-TW"/>
+        </w:rPr>
+        <w:t>苉</w:t>
+      </w:r>
+      <w:r>
+        <w:rPr>
+          <w:rFonts w:ascii="宋体" w:eastAsia="宋体" w:hAnsi="宋体" w:cs="方正硬笔行书简体" w:hint="eastAsia"/>
+          <w:sz w:val="32"/>
+          <w:szCs w:val="36"/>
+          <w:lang w:eastAsia="zh-TW"/>
+        </w:rPr>
+        <w:t>芘芴</w:t>
+      </w:r>
+      <w:r>
+        <w:rPr>
+          <w:rFonts w:ascii="宋体" w:eastAsia="宋体" w:hAnsi="宋体" w:cs="宋体" w:hint="eastAsia"/>
+          <w:sz w:val="32"/>
+          <w:szCs w:val="36"/>
+          <w:lang w:eastAsia="zh-TW"/>
+        </w:rPr>
+        <w:t>芠</w:t>
+      </w:r>
+      <w:r>
+        <w:rPr>
+          <w:rFonts w:ascii="微软雅黑" w:eastAsia="微软雅黑" w:hAnsi="微软雅黑" w:cs="微软雅黑" w:hint="eastAsia"/>
+          <w:sz w:val="32"/>
+          <w:szCs w:val="36"/>
+          <w:lang w:eastAsia="zh-TW"/>
+        </w:rPr>
+        <w:t>𫇭</w:t>
       </w:r>
       <w:r>
         <w:rPr>
@@ -74,16 +371,529 @@
           <w:szCs w:val="36"/>
           <w:lang w:eastAsia="zh-TW"/>
         </w:rPr>
-        <w:t>邨吒屼屾辿钆仳伣伈癿甪邠冱邡闫</w:t>
-      </w:r>
-      <w:r>
-        <w:rPr>
-          <w:rFonts w:ascii="微软雅黑" w:eastAsia="微软雅黑" w:hAnsi="微软雅黑" w:cs="微软雅黑" w:hint="eastAsia"/>
-          <w:sz w:val="32"/>
-          <w:szCs w:val="36"/>
-          <w:lang w:eastAsia="zh-TW"/>
-        </w:rPr>
-        <w:t>𬇕</w:t>
+        <w:t>芤</w:t>
+      </w:r>
+      <w:r>
+        <w:rPr>
+          <w:rFonts w:ascii="宋体" w:eastAsia="宋体" w:hAnsi="宋体" w:cs="宋体" w:hint="eastAsia"/>
+          <w:sz w:val="32"/>
+          <w:szCs w:val="36"/>
+          <w:lang w:eastAsia="zh-TW"/>
+        </w:rPr>
+        <w:t>杕杄杧</w:t>
+      </w:r>
+      <w:r>
+        <w:rPr>
+          <w:rFonts w:ascii="宋体" w:eastAsia="宋体" w:hAnsi="宋体" w:cs="方正硬笔行书简体" w:hint="eastAsia"/>
+          <w:sz w:val="32"/>
+          <w:szCs w:val="36"/>
+          <w:lang w:eastAsia="zh-TW"/>
+        </w:rPr>
+        <w:t>杩</w:t>
+      </w:r>
+      <w:r>
+        <w:rPr>
+          <w:rFonts w:ascii="宋体" w:eastAsia="宋体" w:hAnsi="宋体" w:cs="宋体" w:hint="eastAsia"/>
+          <w:sz w:val="32"/>
+          <w:szCs w:val="36"/>
+          <w:lang w:eastAsia="zh-TW"/>
+        </w:rPr>
+        <w:t>尪尨轪</w:t>
+      </w:r>
+      <w:r>
+        <w:rPr>
+          <w:rFonts w:ascii="微软雅黑" w:eastAsia="微软雅黑" w:hAnsi="微软雅黑" w:cs="微软雅黑" w:hint="eastAsia"/>
+          <w:sz w:val="32"/>
+          <w:szCs w:val="36"/>
+          <w:lang w:eastAsia="zh-TW"/>
+        </w:rPr>
+        <w:t>𫐄</w:t>
+      </w:r>
+      <w:r>
+        <w:rPr>
+          <w:rFonts w:ascii="宋体" w:eastAsia="宋体" w:hAnsi="宋体" w:cs="宋体" w:hint="eastAsia"/>
+          <w:sz w:val="32"/>
+          <w:szCs w:val="36"/>
+          <w:lang w:eastAsia="zh-TW"/>
+        </w:rPr>
+        <w:t>坒旴旵</w:t>
+      </w:r>
+      <w:r>
+        <w:rPr>
+          <w:rFonts w:ascii="宋体" w:eastAsia="宋体" w:hAnsi="宋体" w:cs="方正硬笔行书简体" w:hint="eastAsia"/>
+          <w:sz w:val="32"/>
+          <w:szCs w:val="36"/>
+          <w:lang w:eastAsia="zh-TW"/>
+        </w:rPr>
+        <w:t>呙</w:t>
+      </w:r>
+      <w:r>
+        <w:rPr>
+          <w:rFonts w:ascii="宋体" w:eastAsia="宋体" w:hAnsi="宋体" w:cs="宋体" w:hint="eastAsia"/>
+          <w:sz w:val="32"/>
+          <w:szCs w:val="36"/>
+          <w:lang w:eastAsia="zh-TW"/>
+        </w:rPr>
+        <w:t>㕮</w:t>
+      </w:r>
+      <w:r>
+        <w:rPr>
+          <w:rFonts w:ascii="宋体" w:eastAsia="宋体" w:hAnsi="宋体" w:cs="方正硬笔行书简体" w:hint="eastAsia"/>
+          <w:sz w:val="32"/>
+          <w:szCs w:val="36"/>
+          <w:lang w:eastAsia="zh-TW"/>
+        </w:rPr>
+        <w:t>岍</w:t>
+      </w:r>
+      <w:r>
+        <w:rPr>
+          <w:rFonts w:ascii="微软雅黑" w:eastAsia="微软雅黑" w:hAnsi="微软雅黑" w:cs="微软雅黑" w:hint="eastAsia"/>
+          <w:sz w:val="32"/>
+          <w:szCs w:val="36"/>
+          <w:lang w:eastAsia="zh-TW"/>
+        </w:rPr>
+        <w:t>𫵷</w:t>
+      </w:r>
+      <w:r>
+        <w:rPr>
+          <w:rFonts w:ascii="宋体" w:eastAsia="宋体" w:hAnsi="宋体" w:cs="宋体" w:hint="eastAsia"/>
+          <w:sz w:val="32"/>
+          <w:szCs w:val="36"/>
+          <w:lang w:eastAsia="zh-TW"/>
+        </w:rPr>
+        <w:t>岠呇冏觃伾㑇伭佖</w:t>
+      </w:r>
+      <w:r>
+        <w:rPr>
+          <w:rFonts w:ascii="宋体" w:eastAsia="宋体" w:hAnsi="宋体" w:cs="方正硬笔行书简体" w:hint="eastAsia"/>
+          <w:sz w:val="32"/>
+          <w:szCs w:val="36"/>
+          <w:lang w:eastAsia="zh-TW"/>
+        </w:rPr>
+        <w:t>伲</w:t>
+      </w:r>
+      <w:r>
+        <w:rPr>
+          <w:rFonts w:ascii="宋体" w:eastAsia="宋体" w:hAnsi="宋体" w:cs="宋体" w:hint="eastAsia"/>
+          <w:sz w:val="32"/>
+          <w:szCs w:val="36"/>
+          <w:lang w:eastAsia="zh-TW"/>
+        </w:rPr>
+        <w:t>佁</w:t>
+      </w:r>
+      <w:r>
+        <w:rPr>
+          <w:rFonts w:ascii="宋体" w:eastAsia="宋体" w:hAnsi="宋体" w:cs="方正硬笔行书简繁" w:hint="eastAsia"/>
+          <w:sz w:val="32"/>
+          <w:szCs w:val="36"/>
+          <w:lang w:eastAsia="zh-TW"/>
+        </w:rPr>
+        <w:t>飏</w:t>
+      </w:r>
+      <w:r>
+        <w:rPr>
+          <w:rFonts w:ascii="宋体" w:eastAsia="宋体" w:hAnsi="宋体" w:cs="方正硬笔行书简体" w:hint="eastAsia"/>
+          <w:sz w:val="32"/>
+          <w:szCs w:val="36"/>
+          <w:lang w:eastAsia="zh-TW"/>
+        </w:rPr>
+        <w:t>狃闶</w:t>
+      </w:r>
+      <w:r>
+        <w:rPr>
+          <w:rFonts w:ascii="宋体" w:eastAsia="宋体" w:hAnsi="宋体" w:cs="宋体" w:hint="eastAsia"/>
+          <w:sz w:val="32"/>
+          <w:szCs w:val="36"/>
+          <w:lang w:eastAsia="zh-TW"/>
+        </w:rPr>
+        <w:t>汧汫</w:t>
+      </w:r>
+      <w:r>
+        <w:rPr>
+          <w:rFonts w:ascii="微软雅黑" w:eastAsia="微软雅黑" w:hAnsi="微软雅黑" w:cs="微软雅黑" w:hint="eastAsia"/>
+          <w:sz w:val="32"/>
+          <w:szCs w:val="36"/>
+          <w:lang w:eastAsia="zh-TW"/>
+        </w:rPr>
+        <w:t>𣲘𣲗</w:t>
+      </w:r>
+      <w:r>
+        <w:rPr>
+          <w:rFonts w:ascii="宋体" w:eastAsia="宋体" w:hAnsi="宋体" w:cs="宋体" w:hint="eastAsia"/>
+          <w:sz w:val="32"/>
+          <w:szCs w:val="36"/>
+          <w:lang w:eastAsia="zh-TW"/>
+        </w:rPr>
+        <w:t>沄</w:t>
+      </w:r>
+      <w:r>
+        <w:rPr>
+          <w:rFonts w:ascii="宋体" w:eastAsia="宋体" w:hAnsi="宋体" w:cs="方正硬笔行书简繁" w:hint="eastAsia"/>
+          <w:sz w:val="32"/>
+          <w:szCs w:val="36"/>
+          <w:lang w:eastAsia="zh-TW"/>
+        </w:rPr>
+        <w:t>沘</w:t>
+      </w:r>
+      <w:r>
+        <w:rPr>
+          <w:rFonts w:ascii="微软雅黑" w:eastAsia="微软雅黑" w:hAnsi="微软雅黑" w:cs="微软雅黑" w:hint="eastAsia"/>
+          <w:sz w:val="32"/>
+          <w:szCs w:val="36"/>
+          <w:lang w:eastAsia="zh-TW"/>
+        </w:rPr>
+        <w:t>𬇙</w:t>
+      </w:r>
+      <w:r>
+        <w:rPr>
+          <w:rFonts w:ascii="宋体" w:eastAsia="宋体" w:hAnsi="宋体" w:cs="宋体" w:hint="eastAsia"/>
+          <w:sz w:val="32"/>
+          <w:szCs w:val="36"/>
+          <w:lang w:eastAsia="zh-TW"/>
+        </w:rPr>
+        <w:t>汭㳇沇忳忺</w:t>
+      </w:r>
+      <w:r>
+        <w:rPr>
+          <w:rFonts w:ascii="微软雅黑" w:eastAsia="微软雅黑" w:hAnsi="微软雅黑" w:cs="微软雅黑" w:hint="eastAsia"/>
+          <w:sz w:val="32"/>
+          <w:szCs w:val="36"/>
+          <w:lang w:eastAsia="zh-TW"/>
+        </w:rPr>
+        <w:t>𬣡</w:t>
+      </w:r>
+      <w:r>
+        <w:rPr>
+          <w:rFonts w:ascii="宋体" w:eastAsia="宋体" w:hAnsi="宋体" w:cs="宋体" w:hint="eastAsia"/>
+          <w:sz w:val="32"/>
+          <w:szCs w:val="36"/>
+          <w:lang w:eastAsia="zh-TW"/>
+        </w:rPr>
+        <w:t>祃诇邲</w:t>
+      </w:r>
+      <w:r>
+        <w:rPr>
+          <w:rFonts w:ascii="宋体" w:eastAsia="宋体" w:hAnsi="宋体" w:cs="方正硬笔行书简体" w:hint="eastAsia"/>
+          <w:sz w:val="32"/>
+          <w:szCs w:val="36"/>
+          <w:lang w:eastAsia="zh-TW"/>
+        </w:rPr>
+        <w:t>诎</w:t>
+      </w:r>
+      <w:r>
+        <w:rPr>
+          <w:rFonts w:ascii="宋体" w:eastAsia="宋体" w:hAnsi="宋体" w:cs="宋体" w:hint="eastAsia"/>
+          <w:sz w:val="32"/>
+          <w:szCs w:val="36"/>
+          <w:lang w:eastAsia="zh-TW"/>
+        </w:rPr>
+        <w:t>屃</w:t>
+      </w:r>
+      <w:r>
+        <w:rPr>
+          <w:rFonts w:ascii="微软雅黑" w:eastAsia="微软雅黑" w:hAnsi="微软雅黑" w:cs="微软雅黑" w:hint="eastAsia"/>
+          <w:sz w:val="32"/>
+          <w:szCs w:val="36"/>
+          <w:lang w:eastAsia="zh-TW"/>
+        </w:rPr>
+        <w:t>𫸩</w:t>
+      </w:r>
+      <w:r>
+        <w:rPr>
+          <w:rFonts w:ascii="宋体" w:eastAsia="宋体" w:hAnsi="宋体" w:cs="宋体" w:hint="eastAsia"/>
+          <w:sz w:val="32"/>
+          <w:szCs w:val="36"/>
+          <w:lang w:eastAsia="zh-TW"/>
+        </w:rPr>
+        <w:t>岊</w:t>
+      </w:r>
+      <w:r>
+        <w:rPr>
+          <w:rFonts w:ascii="宋体" w:eastAsia="宋体" w:hAnsi="宋体" w:cs="方正硬笔行书简体" w:hint="eastAsia"/>
+          <w:sz w:val="32"/>
+          <w:szCs w:val="36"/>
+          <w:lang w:eastAsia="zh-TW"/>
+        </w:rPr>
+        <w:t>阽</w:t>
+      </w:r>
+      <w:r>
+        <w:rPr>
+          <w:rFonts w:ascii="宋体" w:eastAsia="宋体" w:hAnsi="宋体" w:cs="宋体" w:hint="eastAsia"/>
+          <w:sz w:val="32"/>
+          <w:szCs w:val="36"/>
+          <w:lang w:eastAsia="zh-TW"/>
+        </w:rPr>
+        <w:t>䢺</w:t>
+      </w:r>
+      <w:r>
+        <w:rPr>
+          <w:rFonts w:ascii="宋体" w:eastAsia="宋体" w:hAnsi="宋体" w:cs="方正硬笔行书简体" w:hint="eastAsia"/>
+          <w:sz w:val="32"/>
+          <w:szCs w:val="36"/>
+          <w:lang w:eastAsia="zh-TW"/>
+        </w:rPr>
+        <w:t>阼</w:t>
+      </w:r>
+      <w:r>
+        <w:rPr>
+          <w:rFonts w:ascii="宋体" w:eastAsia="宋体" w:hAnsi="宋体" w:cs="宋体" w:hint="eastAsia"/>
+          <w:sz w:val="32"/>
+          <w:szCs w:val="36"/>
+          <w:lang w:eastAsia="zh-TW"/>
+        </w:rPr>
+        <w:t>妧妘</w:t>
+      </w:r>
+      <w:r>
+        <w:rPr>
+          <w:rFonts w:ascii="微软雅黑" w:eastAsia="微软雅黑" w:hAnsi="微软雅黑" w:cs="微软雅黑" w:hint="eastAsia"/>
+          <w:sz w:val="32"/>
+          <w:szCs w:val="36"/>
+          <w:lang w:eastAsia="zh-TW"/>
+        </w:rPr>
+        <w:t>𨚕</w:t>
+      </w:r>
+      <w:r>
+        <w:rPr>
+          <w:rFonts w:ascii="宋体" w:eastAsia="宋体" w:hAnsi="宋体" w:cs="宋体" w:hint="eastAsia"/>
+          <w:sz w:val="32"/>
+          <w:szCs w:val="36"/>
+          <w:lang w:eastAsia="zh-TW"/>
+        </w:rPr>
+        <w:t>纮驲</w:t>
+      </w:r>
+      <w:r>
+        <w:rPr>
+          <w:rFonts w:ascii="微软雅黑" w:eastAsia="微软雅黑" w:hAnsi="微软雅黑" w:cs="微软雅黑" w:hint="eastAsia"/>
+          <w:sz w:val="32"/>
+          <w:szCs w:val="36"/>
+          <w:lang w:eastAsia="zh-TW"/>
+        </w:rPr>
+        <w:t>𫘜</w:t>
+      </w:r>
+      <w:r>
+        <w:rPr>
+          <w:rFonts w:ascii="宋体" w:eastAsia="宋体" w:hAnsi="宋体" w:cs="宋体" w:hint="eastAsia"/>
+          <w:sz w:val="32"/>
+          <w:szCs w:val="36"/>
+          <w:lang w:eastAsia="zh-TW"/>
+        </w:rPr>
+        <w:t>纻</w:t>
+      </w:r>
+      <w:r>
+        <w:rPr>
+          <w:rFonts w:ascii="微软雅黑" w:eastAsia="微软雅黑" w:hAnsi="微软雅黑" w:cs="微软雅黑" w:hint="eastAsia"/>
+          <w:sz w:val="32"/>
+          <w:szCs w:val="36"/>
+          <w:lang w:eastAsia="zh-TW"/>
+        </w:rPr>
+        <w:t>𬘘</w:t>
+      </w:r>
+      <w:r>
+        <w:rPr>
+          <w:rFonts w:ascii="宋体" w:eastAsia="宋体" w:hAnsi="宋体" w:cs="宋体" w:hint="eastAsia"/>
+          <w:sz w:val="32"/>
+          <w:szCs w:val="36"/>
+          <w:lang w:eastAsia="zh-TW"/>
+        </w:rPr>
+        <w:t>纼玞</w:t>
+      </w:r>
+      <w:r>
+        <w:rPr>
+          <w:rFonts w:ascii="宋体" w:eastAsia="宋体" w:hAnsi="宋体" w:cs="方正硬笔行书简繁" w:hint="eastAsia"/>
+          <w:sz w:val="32"/>
+          <w:szCs w:val="36"/>
+          <w:lang w:eastAsia="zh-TW"/>
+        </w:rPr>
+        <w:t>玱</w:t>
+      </w:r>
+      <w:r>
+        <w:rPr>
+          <w:rFonts w:ascii="宋体" w:eastAsia="宋体" w:hAnsi="宋体" w:cs="方正硬笔行书简体" w:hint="eastAsia"/>
+          <w:sz w:val="32"/>
+          <w:szCs w:val="36"/>
+          <w:lang w:eastAsia="zh-TW"/>
+        </w:rPr>
+        <w:t>玟</w:t>
+      </w:r>
+      <w:r>
+        <w:rPr>
+          <w:rFonts w:ascii="宋体" w:eastAsia="宋体" w:hAnsi="宋体" w:cs="宋体" w:hint="eastAsia"/>
+          <w:sz w:val="32"/>
+          <w:szCs w:val="36"/>
+          <w:lang w:eastAsia="zh-TW"/>
+        </w:rPr>
+        <w:t>邽邿坥坰坬坽弆</w:t>
+      </w:r>
+      <w:r>
+        <w:rPr>
+          <w:rFonts w:ascii="宋体" w:eastAsia="宋体" w:hAnsi="宋体" w:cs="方正硬笔行书简体" w:hint="eastAsia"/>
+          <w:sz w:val="32"/>
+          <w:szCs w:val="36"/>
+          <w:lang w:eastAsia="zh-TW"/>
+        </w:rPr>
+        <w:t>耵</w:t>
+      </w:r>
+      <w:r>
+        <w:rPr>
+          <w:rFonts w:ascii="宋体" w:eastAsia="宋体" w:hAnsi="宋体" w:cs="宋体" w:hint="eastAsia"/>
+          <w:sz w:val="32"/>
+          <w:szCs w:val="36"/>
+          <w:lang w:eastAsia="zh-TW"/>
+        </w:rPr>
+        <w:t>䢼</w:t>
+      </w:r>
+      <w:r>
+        <w:rPr>
+          <w:rFonts w:ascii="微软雅黑" w:eastAsia="微软雅黑" w:hAnsi="微软雅黑" w:cs="微软雅黑" w:hint="eastAsia"/>
+          <w:sz w:val="32"/>
+          <w:szCs w:val="36"/>
+          <w:lang w:eastAsia="zh-TW"/>
+        </w:rPr>
+        <w:t>𦭜</w:t>
+      </w:r>
+      <w:r>
+        <w:rPr>
+          <w:rFonts w:ascii="宋体" w:eastAsia="宋体" w:hAnsi="宋体" w:cs="宋体" w:hint="eastAsia"/>
+          <w:sz w:val="32"/>
+          <w:szCs w:val="36"/>
+          <w:lang w:eastAsia="zh-TW"/>
+        </w:rPr>
+        <w:t>茋</w:t>
+      </w:r>
+      <w:r>
+        <w:rPr>
+          <w:rFonts w:ascii="宋体" w:eastAsia="宋体" w:hAnsi="宋体" w:cs="方正硬笔行书简繁" w:hint="eastAsia"/>
+          <w:sz w:val="32"/>
+          <w:szCs w:val="36"/>
+          <w:lang w:eastAsia="zh-TW"/>
+        </w:rPr>
+        <w:t>苧</w:t>
+      </w:r>
+      <w:r>
+        <w:rPr>
+          <w:rFonts w:ascii="宋体" w:eastAsia="宋体" w:hAnsi="宋体" w:cs="方正硬笔行书简体" w:hint="eastAsia"/>
+          <w:sz w:val="32"/>
+          <w:szCs w:val="36"/>
+          <w:lang w:eastAsia="zh-TW"/>
+        </w:rPr>
+        <w:t>苠</w:t>
+      </w:r>
+      <w:r>
+        <w:rPr>
+          <w:rFonts w:ascii="宋体" w:eastAsia="宋体" w:hAnsi="宋体" w:cs="宋体" w:hint="eastAsia"/>
+          <w:sz w:val="32"/>
+          <w:szCs w:val="36"/>
+          <w:lang w:eastAsia="zh-TW"/>
+        </w:rPr>
+        <w:t>枅㭎</w:t>
+      </w:r>
+      <w:r>
+        <w:rPr>
+          <w:rFonts w:ascii="宋体" w:eastAsia="宋体" w:hAnsi="宋体" w:cs="方正硬笔行书简体" w:hint="eastAsia"/>
+          <w:sz w:val="32"/>
+          <w:szCs w:val="36"/>
+          <w:lang w:eastAsia="zh-TW"/>
+        </w:rPr>
+        <w:t>枘</w:t>
+      </w:r>
+      <w:r>
+        <w:rPr>
+          <w:rFonts w:ascii="宋体" w:eastAsia="宋体" w:hAnsi="宋体" w:cs="宋体" w:hint="eastAsia"/>
+          <w:sz w:val="32"/>
+          <w:szCs w:val="36"/>
+          <w:lang w:eastAsia="zh-TW"/>
+        </w:rPr>
+        <w:t>矼</w:t>
+      </w:r>
+      <w:r>
+        <w:rPr>
+          <w:rFonts w:ascii="宋体" w:eastAsia="宋体" w:hAnsi="宋体" w:cs="方正硬笔行书简繁" w:hint="eastAsia"/>
+          <w:sz w:val="32"/>
+          <w:szCs w:val="36"/>
+          <w:lang w:eastAsia="zh-TW"/>
+        </w:rPr>
+        <w:t>矻</w:t>
+      </w:r>
+      <w:r>
+        <w:rPr>
+          <w:rFonts w:ascii="宋体" w:eastAsia="宋体" w:hAnsi="宋体" w:cs="宋体" w:hint="eastAsia"/>
+          <w:sz w:val="32"/>
+          <w:szCs w:val="36"/>
+          <w:lang w:eastAsia="zh-TW"/>
+        </w:rPr>
+        <w:t>匼</w:t>
+      </w:r>
+      <w:r>
+        <w:rPr>
+          <w:rFonts w:ascii="微软雅黑" w:eastAsia="微软雅黑" w:hAnsi="微软雅黑" w:cs="微软雅黑" w:hint="eastAsia"/>
+          <w:sz w:val="32"/>
+          <w:szCs w:val="36"/>
+          <w:lang w:eastAsia="zh-TW"/>
+        </w:rPr>
+        <w:t>𬨂𬀩𬀪</w:t>
+      </w:r>
+      <w:r>
+        <w:rPr>
+          <w:rFonts w:ascii="宋体" w:eastAsia="宋体" w:hAnsi="宋体" w:cs="宋体" w:hint="eastAsia"/>
+          <w:sz w:val="32"/>
+          <w:szCs w:val="36"/>
+          <w:lang w:eastAsia="zh-TW"/>
+        </w:rPr>
+        <w:t>旿</w:t>
+      </w:r>
+      <w:r>
+        <w:rPr>
+          <w:rFonts w:ascii="宋体" w:eastAsia="宋体" w:hAnsi="宋体" w:cs="方正硬笔行书简繁" w:hint="eastAsia"/>
+          <w:sz w:val="32"/>
+          <w:szCs w:val="36"/>
+          <w:lang w:eastAsia="zh-TW"/>
+        </w:rPr>
+        <w:t>昇</w:t>
+      </w:r>
+      <w:r>
+        <w:rPr>
+          <w:rFonts w:ascii="宋体" w:eastAsia="宋体" w:hAnsi="宋体" w:cs="宋体" w:hint="eastAsia"/>
+          <w:sz w:val="32"/>
+          <w:szCs w:val="36"/>
+          <w:lang w:eastAsia="zh-TW"/>
+        </w:rPr>
+        <w:t>昄昒昈咉咇咍</w:t>
+      </w:r>
+      <w:r>
+        <w:rPr>
+          <w:rFonts w:ascii="宋体" w:eastAsia="宋体" w:hAnsi="宋体" w:cs="方正硬笔行书简体" w:hint="eastAsia"/>
+          <w:sz w:val="32"/>
+          <w:szCs w:val="36"/>
+          <w:lang w:eastAsia="zh-TW"/>
+        </w:rPr>
+        <w:t>岵岽</w:t>
+      </w:r>
+      <w:r>
+        <w:rPr>
+          <w:rFonts w:ascii="宋体" w:eastAsia="宋体" w:hAnsi="宋体" w:cs="宋体" w:hint="eastAsia"/>
+          <w:sz w:val="32"/>
+          <w:szCs w:val="36"/>
+          <w:lang w:eastAsia="zh-TW"/>
+        </w:rPr>
+        <w:t>岨岞峂㟃</w:t>
+      </w:r>
+      <w:r>
+        <w:rPr>
+          <w:rFonts w:ascii="宋体" w:eastAsia="宋体" w:hAnsi="宋体" w:cs="方正硬笔行书简繁" w:hint="eastAsia"/>
+          <w:sz w:val="32"/>
+          <w:szCs w:val="36"/>
+          <w:lang w:eastAsia="zh-TW"/>
+        </w:rPr>
+        <w:t>囷</w:t>
+      </w:r>
+      <w:r>
+        <w:rPr>
+          <w:rFonts w:ascii="微软雅黑" w:eastAsia="微软雅黑" w:hAnsi="微软雅黑" w:cs="微软雅黑" w:hint="eastAsia"/>
+          <w:sz w:val="32"/>
+          <w:szCs w:val="36"/>
+          <w:lang w:eastAsia="zh-TW"/>
+        </w:rPr>
+        <w:t>𬬩</w:t>
       </w:r>
       <w:r>
         <w:rPr>
@@ -92,16 +902,34 @@
           <w:szCs w:val="36"/>
           <w:lang w:eastAsia="zh-TW"/>
         </w:rPr>
-        <w:t>汋䜣讻</w:t>
-      </w:r>
-      <w:r>
-        <w:rPr>
-          <w:rFonts w:ascii="微软雅黑" w:eastAsia="微软雅黑" w:hAnsi="微软雅黑" w:cs="微软雅黑" w:hint="eastAsia"/>
-          <w:sz w:val="32"/>
-          <w:szCs w:val="36"/>
-          <w:lang w:eastAsia="zh-TW"/>
-        </w:rPr>
-        <w:t>𬣞</w:t>
+        <w:t>钐钔</w:t>
+      </w:r>
+      <w:r>
+        <w:rPr>
+          <w:rFonts w:ascii="宋体" w:eastAsia="宋体" w:hAnsi="宋体" w:cs="宋体" w:hint="eastAsia"/>
+          <w:sz w:val="32"/>
+          <w:szCs w:val="36"/>
+          <w:lang w:eastAsia="zh-TW"/>
+        </w:rPr>
+        <w:t>钖牥</w:t>
+      </w:r>
+      <w:r>
+        <w:rPr>
+          <w:rFonts w:ascii="宋体" w:eastAsia="宋体" w:hAnsi="宋体" w:cs="方正硬笔行书简体" w:hint="eastAsia"/>
+          <w:sz w:val="32"/>
+          <w:szCs w:val="36"/>
+          <w:lang w:eastAsia="zh-TW"/>
+        </w:rPr>
+        <w:t>佴</w:t>
+      </w:r>
+      <w:r>
+        <w:rPr>
+          <w:rFonts w:ascii="宋体" w:eastAsia="宋体" w:hAnsi="宋体" w:cs="宋体" w:hint="eastAsia"/>
+          <w:sz w:val="32"/>
+          <w:szCs w:val="36"/>
+          <w:lang w:eastAsia="zh-TW"/>
+        </w:rPr>
+        <w:t>垈侁侹佸</w:t>
       </w:r>
       <w:r>
         <w:rPr>
@@ -110,295 +938,7 @@
           <w:szCs w:val="36"/>
           <w:lang w:eastAsia="zh-TW"/>
         </w:rPr>
-        <w:t>孖</w:t>
-      </w:r>
-      <w:r>
-        <w:rPr>
-          <w:rFonts w:ascii="微软雅黑" w:eastAsia="微软雅黑" w:hAnsi="微软雅黑" w:cs="微软雅黑" w:hint="eastAsia"/>
-          <w:sz w:val="32"/>
-          <w:szCs w:val="36"/>
-          <w:lang w:eastAsia="zh-TW"/>
-        </w:rPr>
-        <w:t>𬘓</w:t>
-      </w:r>
-      <w:r>
-        <w:rPr>
-          <w:rFonts w:ascii="宋体" w:eastAsia="宋体" w:hAnsi="宋体" w:cs="微软雅黑" w:hint="eastAsia"/>
-          <w:sz w:val="32"/>
-          <w:szCs w:val="36"/>
-          <w:lang w:eastAsia="zh-TW"/>
-        </w:rPr>
-        <w:t>纩玒玓玘玚刬</w:t>
-      </w:r>
-      <w:r>
-        <w:rPr>
-          <w:rFonts w:ascii="微软雅黑" w:eastAsia="微软雅黑" w:hAnsi="微软雅黑" w:cs="微软雅黑" w:hint="eastAsia"/>
-          <w:sz w:val="32"/>
-          <w:szCs w:val="36"/>
-          <w:lang w:eastAsia="zh-TW"/>
-        </w:rPr>
-        <w:t>𫭟</w:t>
-      </w:r>
-      <w:r>
-        <w:rPr>
-          <w:rFonts w:ascii="宋体" w:eastAsia="宋体" w:hAnsi="宋体" w:cs="微软雅黑" w:hint="eastAsia"/>
-          <w:sz w:val="32"/>
-          <w:szCs w:val="36"/>
-          <w:lang w:eastAsia="zh-TW"/>
-        </w:rPr>
-        <w:t>坜坉扽</w:t>
-      </w:r>
-      <w:r>
-        <w:rPr>
-          <w:rFonts w:ascii="微软雅黑" w:eastAsia="微软雅黑" w:hAnsi="微软雅黑" w:cs="微软雅黑" w:hint="eastAsia"/>
-          <w:sz w:val="32"/>
-          <w:szCs w:val="36"/>
-          <w:lang w:eastAsia="zh-TW"/>
-        </w:rPr>
-        <w:t>𫭢</w:t>
-      </w:r>
-      <w:r>
-        <w:rPr>
-          <w:rFonts w:ascii="宋体" w:eastAsia="宋体" w:hAnsi="宋体" w:cs="微软雅黑" w:hint="eastAsia"/>
-          <w:sz w:val="32"/>
-          <w:szCs w:val="36"/>
-          <w:lang w:eastAsia="zh-TW"/>
-        </w:rPr>
-        <w:t>坋扺㧑苊苉芘芴芠</w:t>
-      </w:r>
-      <w:r>
-        <w:rPr>
-          <w:rFonts w:ascii="微软雅黑" w:eastAsia="微软雅黑" w:hAnsi="微软雅黑" w:cs="微软雅黑" w:hint="eastAsia"/>
-          <w:sz w:val="32"/>
-          <w:szCs w:val="36"/>
-          <w:lang w:eastAsia="zh-TW"/>
-        </w:rPr>
-        <w:t>𫇭</w:t>
-      </w:r>
-      <w:r>
-        <w:rPr>
-          <w:rFonts w:ascii="宋体" w:eastAsia="宋体" w:hAnsi="宋体" w:cs="微软雅黑" w:hint="eastAsia"/>
-          <w:sz w:val="32"/>
-          <w:szCs w:val="36"/>
-          <w:lang w:eastAsia="zh-TW"/>
-        </w:rPr>
-        <w:t>芤杕杄杧杩尪尨轪</w:t>
-      </w:r>
-      <w:r>
-        <w:rPr>
-          <w:rFonts w:ascii="微软雅黑" w:eastAsia="微软雅黑" w:hAnsi="微软雅黑" w:cs="微软雅黑" w:hint="eastAsia"/>
-          <w:sz w:val="32"/>
-          <w:szCs w:val="36"/>
-          <w:lang w:eastAsia="zh-TW"/>
-        </w:rPr>
-        <w:t>𫐄</w:t>
-      </w:r>
-      <w:r>
-        <w:rPr>
-          <w:rFonts w:ascii="宋体" w:eastAsia="宋体" w:hAnsi="宋体" w:cs="微软雅黑" w:hint="eastAsia"/>
-          <w:sz w:val="32"/>
-          <w:szCs w:val="36"/>
-          <w:lang w:eastAsia="zh-TW"/>
-        </w:rPr>
-        <w:t>坒旴旵呙㕮岍</w:t>
-      </w:r>
-      <w:r>
-        <w:rPr>
-          <w:rFonts w:ascii="微软雅黑" w:eastAsia="微软雅黑" w:hAnsi="微软雅黑" w:cs="微软雅黑" w:hint="eastAsia"/>
-          <w:sz w:val="32"/>
-          <w:szCs w:val="36"/>
-          <w:lang w:eastAsia="zh-TW"/>
-        </w:rPr>
-        <w:t>𫵷</w:t>
-      </w:r>
-      <w:r>
-        <w:rPr>
-          <w:rFonts w:ascii="宋体" w:eastAsia="宋体" w:hAnsi="宋体" w:cs="微软雅黑" w:hint="eastAsia"/>
-          <w:sz w:val="32"/>
-          <w:szCs w:val="36"/>
-          <w:lang w:eastAsia="zh-TW"/>
-        </w:rPr>
-        <w:t>岠呇冏觃伾㑇伭佖伲佁飏狃闶汧汫</w:t>
-      </w:r>
-      <w:r>
-        <w:rPr>
-          <w:rFonts w:ascii="微软雅黑" w:eastAsia="微软雅黑" w:hAnsi="微软雅黑" w:cs="微软雅黑" w:hint="eastAsia"/>
-          <w:sz w:val="32"/>
-          <w:szCs w:val="36"/>
-          <w:lang w:eastAsia="zh-TW"/>
-        </w:rPr>
-        <w:t>𣲘𣲗</w:t>
-      </w:r>
-      <w:r>
-        <w:rPr>
-          <w:rFonts w:ascii="宋体" w:eastAsia="宋体" w:hAnsi="宋体" w:cs="微软雅黑" w:hint="eastAsia"/>
-          <w:sz w:val="32"/>
-          <w:szCs w:val="36"/>
-          <w:lang w:eastAsia="zh-TW"/>
-        </w:rPr>
-        <w:t>沄沘</w:t>
-      </w:r>
-      <w:r>
-        <w:rPr>
-          <w:rFonts w:ascii="微软雅黑" w:eastAsia="微软雅黑" w:hAnsi="微软雅黑" w:cs="微软雅黑" w:hint="eastAsia"/>
-          <w:sz w:val="32"/>
-          <w:szCs w:val="36"/>
-          <w:lang w:eastAsia="zh-TW"/>
-        </w:rPr>
-        <w:t>𬇙</w:t>
-      </w:r>
-      <w:r>
-        <w:rPr>
-          <w:rFonts w:ascii="宋体" w:eastAsia="宋体" w:hAnsi="宋体" w:cs="微软雅黑" w:hint="eastAsia"/>
-          <w:sz w:val="32"/>
-          <w:szCs w:val="36"/>
-          <w:lang w:eastAsia="zh-TW"/>
-        </w:rPr>
-        <w:t>汭㳇沇忳忺</w:t>
-      </w:r>
-      <w:r>
-        <w:rPr>
-          <w:rFonts w:ascii="微软雅黑" w:eastAsia="微软雅黑" w:hAnsi="微软雅黑" w:cs="微软雅黑" w:hint="eastAsia"/>
-          <w:sz w:val="32"/>
-          <w:szCs w:val="36"/>
-          <w:lang w:eastAsia="zh-TW"/>
-        </w:rPr>
-        <w:t>𬣡</w:t>
-      </w:r>
-      <w:r>
-        <w:rPr>
-          <w:rFonts w:ascii="宋体" w:eastAsia="宋体" w:hAnsi="宋体" w:cs="微软雅黑" w:hint="eastAsia"/>
-          <w:sz w:val="32"/>
-          <w:szCs w:val="36"/>
-          <w:lang w:eastAsia="zh-TW"/>
-        </w:rPr>
-        <w:t>祃诇邲诎屃</w:t>
-      </w:r>
-      <w:r>
-        <w:rPr>
-          <w:rFonts w:ascii="微软雅黑" w:eastAsia="微软雅黑" w:hAnsi="微软雅黑" w:cs="微软雅黑" w:hint="eastAsia"/>
-          <w:sz w:val="32"/>
-          <w:szCs w:val="36"/>
-          <w:lang w:eastAsia="zh-TW"/>
-        </w:rPr>
-        <w:t>𫸩</w:t>
-      </w:r>
-      <w:r>
-        <w:rPr>
-          <w:rFonts w:ascii="宋体" w:eastAsia="宋体" w:hAnsi="宋体" w:cs="微软雅黑" w:hint="eastAsia"/>
-          <w:sz w:val="32"/>
-          <w:szCs w:val="36"/>
-          <w:lang w:eastAsia="zh-TW"/>
-        </w:rPr>
-        <w:t>岊阽䢺阼妧妘</w:t>
-      </w:r>
-      <w:r>
-        <w:rPr>
-          <w:rFonts w:ascii="微软雅黑" w:eastAsia="微软雅黑" w:hAnsi="微软雅黑" w:cs="微软雅黑" w:hint="eastAsia"/>
-          <w:sz w:val="32"/>
-          <w:szCs w:val="36"/>
-          <w:lang w:eastAsia="zh-TW"/>
-        </w:rPr>
-        <w:t>𨚕</w:t>
-      </w:r>
-      <w:r>
-        <w:rPr>
-          <w:rFonts w:ascii="宋体" w:eastAsia="宋体" w:hAnsi="宋体" w:cs="微软雅黑" w:hint="eastAsia"/>
-          <w:sz w:val="32"/>
-          <w:szCs w:val="36"/>
-          <w:lang w:eastAsia="zh-TW"/>
-        </w:rPr>
-        <w:t>纮驲</w:t>
-      </w:r>
-      <w:r>
-        <w:rPr>
-          <w:rFonts w:ascii="微软雅黑" w:eastAsia="微软雅黑" w:hAnsi="微软雅黑" w:cs="微软雅黑" w:hint="eastAsia"/>
-          <w:sz w:val="32"/>
-          <w:szCs w:val="36"/>
-          <w:lang w:eastAsia="zh-TW"/>
-        </w:rPr>
-        <w:t>𫘜</w:t>
-      </w:r>
-      <w:r>
-        <w:rPr>
-          <w:rFonts w:ascii="宋体" w:eastAsia="宋体" w:hAnsi="宋体" w:cs="微软雅黑" w:hint="eastAsia"/>
-          <w:sz w:val="32"/>
-          <w:szCs w:val="36"/>
-          <w:lang w:eastAsia="zh-TW"/>
-        </w:rPr>
-        <w:t>纻</w:t>
-      </w:r>
-      <w:r>
-        <w:rPr>
-          <w:rFonts w:ascii="微软雅黑" w:eastAsia="微软雅黑" w:hAnsi="微软雅黑" w:cs="微软雅黑" w:hint="eastAsia"/>
-          <w:sz w:val="32"/>
-          <w:szCs w:val="36"/>
-          <w:lang w:eastAsia="zh-TW"/>
-        </w:rPr>
-        <w:t>𬘘</w:t>
-      </w:r>
-      <w:r>
-        <w:rPr>
-          <w:rFonts w:ascii="宋体" w:eastAsia="宋体" w:hAnsi="宋体" w:cs="微软雅黑" w:hint="eastAsia"/>
-          <w:sz w:val="32"/>
-          <w:szCs w:val="36"/>
-          <w:lang w:eastAsia="zh-TW"/>
-        </w:rPr>
-        <w:t>纼玞玱玟邽邿坥坰坬坽弆耵䢼</w:t>
-      </w:r>
-      <w:r>
-        <w:rPr>
-          <w:rFonts w:ascii="微软雅黑" w:eastAsia="微软雅黑" w:hAnsi="微软雅黑" w:cs="微软雅黑" w:hint="eastAsia"/>
-          <w:sz w:val="32"/>
-          <w:szCs w:val="36"/>
-          <w:lang w:eastAsia="zh-TW"/>
-        </w:rPr>
-        <w:t>𦭜</w:t>
-      </w:r>
-      <w:r>
-        <w:rPr>
-          <w:rFonts w:ascii="宋体" w:eastAsia="宋体" w:hAnsi="宋体" w:cs="微软雅黑" w:hint="eastAsia"/>
-          <w:sz w:val="32"/>
-          <w:szCs w:val="36"/>
-          <w:lang w:eastAsia="zh-TW"/>
-        </w:rPr>
-        <w:t>茋苧苠枅㭎枘矼矻匼</w:t>
-      </w:r>
-      <w:r>
-        <w:rPr>
-          <w:rFonts w:ascii="微软雅黑" w:eastAsia="微软雅黑" w:hAnsi="微软雅黑" w:cs="微软雅黑" w:hint="eastAsia"/>
-          <w:sz w:val="32"/>
-          <w:szCs w:val="36"/>
-          <w:lang w:eastAsia="zh-TW"/>
-        </w:rPr>
-        <w:t>𬨂𬀩𬀪</w:t>
-      </w:r>
-      <w:r>
-        <w:rPr>
-          <w:rFonts w:ascii="宋体" w:eastAsia="宋体" w:hAnsi="宋体" w:cs="微软雅黑" w:hint="eastAsia"/>
-          <w:sz w:val="32"/>
-          <w:szCs w:val="36"/>
-          <w:lang w:eastAsia="zh-TW"/>
-        </w:rPr>
-        <w:t>旿昇昄昒昈咉咇咍岵岽岨岞峂㟃囷</w:t>
-      </w:r>
-      <w:r>
-        <w:rPr>
-          <w:rFonts w:ascii="微软雅黑" w:eastAsia="微软雅黑" w:hAnsi="微软雅黑" w:cs="微软雅黑" w:hint="eastAsia"/>
-          <w:sz w:val="32"/>
-          <w:szCs w:val="36"/>
-          <w:lang w:eastAsia="zh-TW"/>
-        </w:rPr>
-        <w:t>𬬩</w:t>
-      </w:r>
-      <w:r>
-        <w:rPr>
-          <w:rFonts w:ascii="宋体" w:eastAsia="宋体" w:hAnsi="宋体" w:cs="微软雅黑" w:hint="eastAsia"/>
-          <w:sz w:val="32"/>
-          <w:szCs w:val="36"/>
-          <w:lang w:eastAsia="zh-TW"/>
-        </w:rPr>
-        <w:t>钐钔钖牥佴垈侁侹佸佺侂佽侘郈舠郐郃攽肭肷狉狝饳忞於炌泙沺泂泜泃泇怊峃祋祊</w:t>
+        <w:t>佺侂佽侘郈舠郐郃攽肭肷狉狝饳忞於炌泙沺泂泜泃泇怊峃祋祊</w:t>
       </w:r>
       <w:r>
         <w:rPr>

--- a/help/当前待录入汉字.docx
+++ b/help/当前待录入汉字.docx
@@ -1,6 +1,6 @@
 
 <file path=word/document.xml><?xml version="1.0" encoding="utf-8"?>
-<w:document xmlns:wpc="http://schemas.microsoft.com/office/word/2010/wordprocessingCanvas" xmlns:cx="http://schemas.microsoft.com/office/drawing/2014/chartex" xmlns:cx1="http://schemas.microsoft.com/office/drawing/2015/9/8/chartex" xmlns:cx2="http://schemas.microsoft.com/office/drawing/2015/10/21/chartex" xmlns:cx3="http://schemas.microsoft.com/office/drawing/2016/5/9/chartex" xmlns:cx4="http://schemas.microsoft.com/office/drawing/2016/5/10/chartex" xmlns:cx5="http://schemas.microsoft.com/office/drawing/2016/5/11/chartex" xmlns:cx6="http://schemas.microsoft.com/office/drawing/2016/5/12/chartex" xmlns:cx7="http://schemas.microsoft.com/office/drawing/2016/5/13/chartex" xmlns:cx8="http://schemas.microsoft.com/office/drawing/2016/5/14/chartex" xmlns:mc="http://schemas.openxmlformats.org/markup-compatibility/2006" xmlns:aink="http://schemas.microsoft.com/office/drawing/2016/ink" xmlns:am3d="http://schemas.microsoft.com/office/drawing/2017/model3d" xmlns:o="urn:schemas-microsoft-com:office:office" xmlns:oel="http://schemas.microsoft.com/office/2019/extlst" xmlns:r="http://schemas.openxmlformats.org/officeDocument/2006/relationships" xmlns:m="http://schemas.openxmlformats.org/officeDocument/2006/math" xmlns:v="urn:schemas-microsoft-com:vml" xmlns:wp14="http://schemas.microsoft.com/office/word/2010/wordprocessingDrawing" xmlns:wp="http://schemas.openxmlformats.org/drawingml/2006/wordprocessingDrawing" xmlns:w10="urn:schemas-microsoft-com:office:word" xmlns:w="http://schemas.openxmlformats.org/wordprocessingml/2006/main" xmlns:w14="http://schemas.microsoft.com/office/word/2010/wordml" xmlns:w15="http://schemas.microsoft.com/office/word/2012/wordml" xmlns:w16cex="http://schemas.microsoft.com/office/word/2018/wordml/cex" xmlns:w16cid="http://schemas.microsoft.com/office/word/2016/wordml/cid" xmlns:w16="http://schemas.microsoft.com/office/word/2018/wordml" xmlns:w16du="http://schemas.microsoft.com/office/word/2023/wordml/word16du" xmlns:w16sdtdh="http://schemas.microsoft.com/office/word/2020/wordml/sdtdatahash" xmlns:w16sdtfl="http://schemas.microsoft.com/office/word/2024/wordml/sdtformatlock" xmlns:w16se="http://schemas.microsoft.com/office/word/2015/wordml/symex" xmlns:wpg="http://schemas.microsoft.com/office/word/2010/wordprocessingGroup" xmlns:wpi="http://schemas.microsoft.com/office/word/2010/wordprocessingInk" xmlns:wne="http://schemas.microsoft.com/office/word/2006/wordml" xmlns:wps="http://schemas.microsoft.com/office/word/2010/wordprocessingShape" mc:Ignorable="w14 w15 w16se w16cid w16 w16cex w16sdtdh w16sdtfl w16du wp14">
+<w:document xmlns:wpc="http://schemas.microsoft.com/office/word/2010/wordprocessingCanvas" xmlns:cx="http://schemas.microsoft.com/office/drawing/2014/chartex" xmlns:cx1="http://schemas.microsoft.com/office/drawing/2015/9/8/chartex" xmlns:cx2="http://schemas.microsoft.com/office/drawing/2015/10/21/chartex" xmlns:cx3="http://schemas.microsoft.com/office/drawing/2016/5/9/chartex" xmlns:cx4="http://schemas.microsoft.com/office/drawing/2016/5/10/chartex" xmlns:cx5="http://schemas.microsoft.com/office/drawing/2016/5/11/chartex" xmlns:cx6="http://schemas.microsoft.com/office/drawing/2016/5/12/chartex" xmlns:cx7="http://schemas.microsoft.com/office/drawing/2016/5/13/chartex" xmlns:cx8="http://schemas.microsoft.com/office/drawing/2016/5/14/chartex" xmlns:mc="http://schemas.openxmlformats.org/markup-compatibility/2006" xmlns:aink="http://schemas.microsoft.com/office/drawing/2016/ink" xmlns:am3d="http://schemas.microsoft.com/office/drawing/2017/model3d" xmlns:o="urn:schemas-microsoft-com:office:office" xmlns:oel="http://schemas.microsoft.com/office/2019/extlst" xmlns:r="http://schemas.openxmlformats.org/officeDocument/2006/relationships" xmlns:m="http://schemas.openxmlformats.org/officeDocument/2006/math" xmlns:v="urn:schemas-microsoft-com:vml" xmlns:wp14="http://schemas.microsoft.com/office/word/2010/wordprocessingDrawing" xmlns:wp="http://schemas.openxmlformats.org/drawingml/2006/wordprocessingDrawing" xmlns:w10="urn:schemas-microsoft-com:office:word" xmlns:w="http://schemas.openxmlformats.org/wordprocessingml/2006/main" xmlns:w14="http://schemas.microsoft.com/office/word/2010/wordml" xmlns:w15="http://schemas.microsoft.com/office/word/2012/wordml" xmlns:w16cei="http://schemas.microsoft.com/office/word/2026/wordml/cei" xmlns:w16cex="http://schemas.microsoft.com/office/word/2018/wordml/cex" xmlns:w16cid="http://schemas.microsoft.com/office/word/2016/wordml/cid" xmlns:w16="http://schemas.microsoft.com/office/word/2018/wordml" xmlns:w16du="http://schemas.microsoft.com/office/word/2023/wordml/word16du" xmlns:w16sdtdh="http://schemas.microsoft.com/office/word/2020/wordml/sdtdatahash" xmlns:w16sdtfl="http://schemas.microsoft.com/office/word/2024/wordml/sdtformatlock" xmlns:w16se="http://schemas.microsoft.com/office/word/2015/wordml/symex" xmlns:wpg="http://schemas.microsoft.com/office/word/2010/wordprocessingGroup" xmlns:wpi="http://schemas.microsoft.com/office/word/2010/wordprocessingInk" xmlns:wne="http://schemas.microsoft.com/office/word/2006/wordml" xmlns:wps="http://schemas.microsoft.com/office/word/2010/wordprocessingShape" mc:Ignorable="w14 w15 w16se w16cid w16 w16cex w16sdtdh w16sdtfl w16du wp14">
   <w:body>
     <w:p>
       <w:pPr>
@@ -11,7 +11,51 @@
           <w:lang w:eastAsia="zh-TW"/>
         </w:rPr>
       </w:pPr>
-      <w:proofErr w:type="gramStart"/>
+      <w:r>
+        <w:rPr>
+          <w:rFonts w:ascii="宋体" w:eastAsia="宋体" w:hAnsi="宋体" w:cs="方正硬笔行书简体" w:hint="eastAsia"/>
+          <w:sz w:val="32"/>
+          <w:szCs w:val="36"/>
+          <w:lang w:eastAsia="zh-TW"/>
+        </w:rPr>
+        <w:t>苊</w:t>
+      </w:r>
+      <w:r>
+        <w:rPr>
+          <w:rFonts w:ascii="宋体" w:eastAsia="宋体" w:hAnsi="宋体" w:cs="宋体" w:hint="eastAsia"/>
+          <w:sz w:val="32"/>
+          <w:szCs w:val="36"/>
+          <w:lang w:eastAsia="zh-TW"/>
+        </w:rPr>
+        <w:t>苉</w:t>
+      </w:r>
+      <w:r>
+        <w:rPr>
+          <w:rFonts w:ascii="宋体" w:eastAsia="宋体" w:hAnsi="宋体" w:cs="方正硬笔行书简体" w:hint="eastAsia"/>
+          <w:sz w:val="32"/>
+          <w:szCs w:val="36"/>
+          <w:lang w:eastAsia="zh-TW"/>
+        </w:rPr>
+        <w:t>芘芴</w:t>
+      </w:r>
+      <w:r>
+        <w:rPr>
+          <w:rFonts w:ascii="宋体" w:eastAsia="宋体" w:hAnsi="宋体" w:cs="宋体" w:hint="eastAsia"/>
+          <w:sz w:val="32"/>
+          <w:szCs w:val="36"/>
+          <w:lang w:eastAsia="zh-TW"/>
+        </w:rPr>
+        <w:t>芠</w:t>
+      </w:r>
+      <w:r>
+        <w:rPr>
+          <w:rFonts w:ascii="微软雅黑" w:eastAsia="微软雅黑" w:hAnsi="微软雅黑" w:cs="微软雅黑" w:hint="eastAsia"/>
+          <w:sz w:val="32"/>
+          <w:szCs w:val="36"/>
+          <w:lang w:eastAsia="zh-TW"/>
+        </w:rPr>
+        <w:t>𫇭</w:t>
+      </w:r>
       <w:r>
         <w:rPr>
           <w:rFonts w:ascii="宋体" w:eastAsia="宋体" w:hAnsi="宋体" w:cs="微软雅黑" w:hint="eastAsia"/>
@@ -19,17 +63,7 @@
           <w:szCs w:val="36"/>
           <w:lang w:eastAsia="zh-TW"/>
         </w:rPr>
-        <w:t>尢</w:t>
-      </w:r>
-      <w:proofErr w:type="gramEnd"/>
-      <w:r>
-        <w:rPr>
-          <w:rFonts w:ascii="微软雅黑" w:eastAsia="微软雅黑" w:hAnsi="微软雅黑" w:cs="微软雅黑" w:hint="eastAsia"/>
-          <w:sz w:val="32"/>
-          <w:szCs w:val="36"/>
-          <w:lang w:eastAsia="zh-TW"/>
-        </w:rPr>
-        <w:t>𠙶</w:t>
+        <w:t>芤</w:t>
       </w:r>
       <w:r>
         <w:rPr>
@@ -38,7 +72,7 @@
           <w:szCs w:val="36"/>
           <w:lang w:eastAsia="zh-TW"/>
         </w:rPr>
-        <w:t>邘圢</w:t>
+        <w:t>杕杄杧</w:t>
       </w:r>
       <w:r>
         <w:rPr>
@@ -47,7 +81,7 @@
           <w:szCs w:val="36"/>
           <w:lang w:eastAsia="zh-TW"/>
         </w:rPr>
-        <w:t>氕</w:t>
+        <w:t>杩</w:t>
       </w:r>
       <w:r>
         <w:rPr>
@@ -56,7 +90,25 @@
           <w:szCs w:val="36"/>
           <w:lang w:eastAsia="zh-TW"/>
         </w:rPr>
-        <w:t>伋</w:t>
+        <w:t>尪尨轪</w:t>
+      </w:r>
+      <w:r>
+        <w:rPr>
+          <w:rFonts w:ascii="微软雅黑" w:eastAsia="微软雅黑" w:hAnsi="微软雅黑" w:cs="微软雅黑" w:hint="eastAsia"/>
+          <w:sz w:val="32"/>
+          <w:szCs w:val="36"/>
+          <w:lang w:eastAsia="zh-TW"/>
+        </w:rPr>
+        <w:t>𫐄</w:t>
+      </w:r>
+      <w:r>
+        <w:rPr>
+          <w:rFonts w:ascii="宋体" w:eastAsia="宋体" w:hAnsi="宋体" w:cs="宋体" w:hint="eastAsia"/>
+          <w:sz w:val="32"/>
+          <w:szCs w:val="36"/>
+          <w:lang w:eastAsia="zh-TW"/>
+        </w:rPr>
+        <w:t>坒旴旵</w:t>
       </w:r>
       <w:r>
         <w:rPr>
@@ -65,7 +117,7 @@
           <w:szCs w:val="36"/>
           <w:lang w:eastAsia="zh-TW"/>
         </w:rPr>
-        <w:t>仝</w:t>
+        <w:t>呙</w:t>
       </w:r>
       <w:r>
         <w:rPr>
@@ -74,7 +126,52 @@
           <w:szCs w:val="36"/>
           <w:lang w:eastAsia="zh-TW"/>
         </w:rPr>
-        <w:t>冮氿汈</w:t>
+        <w:t>㕮</w:t>
+      </w:r>
+      <w:r>
+        <w:rPr>
+          <w:rFonts w:ascii="宋体" w:eastAsia="宋体" w:hAnsi="宋体" w:cs="方正硬笔行书简体" w:hint="eastAsia"/>
+          <w:sz w:val="32"/>
+          <w:szCs w:val="36"/>
+          <w:lang w:eastAsia="zh-TW"/>
+        </w:rPr>
+        <w:t>岍</w:t>
+      </w:r>
+      <w:r>
+        <w:rPr>
+          <w:rFonts w:ascii="微软雅黑" w:eastAsia="微软雅黑" w:hAnsi="微软雅黑" w:cs="微软雅黑" w:hint="eastAsia"/>
+          <w:sz w:val="32"/>
+          <w:szCs w:val="36"/>
+          <w:lang w:eastAsia="zh-TW"/>
+        </w:rPr>
+        <w:t>𫵷</w:t>
+      </w:r>
+      <w:r>
+        <w:rPr>
+          <w:rFonts w:ascii="宋体" w:eastAsia="宋体" w:hAnsi="宋体" w:cs="宋体" w:hint="eastAsia"/>
+          <w:sz w:val="32"/>
+          <w:szCs w:val="36"/>
+          <w:lang w:eastAsia="zh-TW"/>
+        </w:rPr>
+        <w:t>岠呇冏觃伾㑇伭佖</w:t>
+      </w:r>
+      <w:r>
+        <w:rPr>
+          <w:rFonts w:ascii="宋体" w:eastAsia="宋体" w:hAnsi="宋体" w:cs="方正硬笔行书简体" w:hint="eastAsia"/>
+          <w:sz w:val="32"/>
+          <w:szCs w:val="36"/>
+          <w:lang w:eastAsia="zh-TW"/>
+        </w:rPr>
+        <w:t>伲</w:t>
+      </w:r>
+      <w:r>
+        <w:rPr>
+          <w:rFonts w:ascii="宋体" w:eastAsia="宋体" w:hAnsi="宋体" w:cs="宋体" w:hint="eastAsia"/>
+          <w:sz w:val="32"/>
+          <w:szCs w:val="36"/>
+          <w:lang w:eastAsia="zh-TW"/>
+        </w:rPr>
+        <w:t>佁</w:t>
       </w:r>
       <w:r>
         <w:rPr>
@@ -83,7 +180,7 @@
           <w:szCs w:val="36"/>
           <w:lang w:eastAsia="zh-TW"/>
         </w:rPr>
-        <w:t>氾</w:t>
+        <w:t>飏</w:t>
       </w:r>
       <w:r>
         <w:rPr>
@@ -92,16 +189,7 @@
           <w:szCs w:val="36"/>
           <w:lang w:eastAsia="zh-TW"/>
         </w:rPr>
-        <w:t>忉宄</w:t>
-      </w:r>
-      <w:r>
-        <w:rPr>
-          <w:rFonts w:ascii="微软雅黑" w:eastAsia="微软雅黑" w:hAnsi="微软雅黑" w:cs="微软雅黑" w:hint="eastAsia"/>
-          <w:sz w:val="32"/>
-          <w:szCs w:val="36"/>
-          <w:lang w:eastAsia="zh-TW"/>
-        </w:rPr>
-        <w:t>𬣙</w:t>
+        <w:t>狃闶</w:t>
       </w:r>
       <w:r>
         <w:rPr>
@@ -110,7 +198,70 @@
           <w:szCs w:val="36"/>
           <w:lang w:eastAsia="zh-TW"/>
         </w:rPr>
-        <w:t>讱扞圲圫</w:t>
+        <w:t>汧汫</w:t>
+      </w:r>
+      <w:r>
+        <w:rPr>
+          <w:rFonts w:ascii="微软雅黑" w:eastAsia="微软雅黑" w:hAnsi="微软雅黑" w:cs="微软雅黑" w:hint="eastAsia"/>
+          <w:sz w:val="32"/>
+          <w:szCs w:val="36"/>
+          <w:lang w:eastAsia="zh-TW"/>
+        </w:rPr>
+        <w:t>𣲘𣲗</w:t>
+      </w:r>
+      <w:r>
+        <w:rPr>
+          <w:rFonts w:ascii="宋体" w:eastAsia="宋体" w:hAnsi="宋体" w:cs="宋体" w:hint="eastAsia"/>
+          <w:sz w:val="32"/>
+          <w:szCs w:val="36"/>
+          <w:lang w:eastAsia="zh-TW"/>
+        </w:rPr>
+        <w:t>沄</w:t>
+      </w:r>
+      <w:r>
+        <w:rPr>
+          <w:rFonts w:ascii="宋体" w:eastAsia="宋体" w:hAnsi="宋体" w:cs="方正硬笔行书简繁" w:hint="eastAsia"/>
+          <w:sz w:val="32"/>
+          <w:szCs w:val="36"/>
+          <w:lang w:eastAsia="zh-TW"/>
+        </w:rPr>
+        <w:t>沘</w:t>
+      </w:r>
+      <w:r>
+        <w:rPr>
+          <w:rFonts w:ascii="微软雅黑" w:eastAsia="微软雅黑" w:hAnsi="微软雅黑" w:cs="微软雅黑" w:hint="eastAsia"/>
+          <w:sz w:val="32"/>
+          <w:szCs w:val="36"/>
+          <w:lang w:eastAsia="zh-TW"/>
+        </w:rPr>
+        <w:t>𬇙</w:t>
+      </w:r>
+      <w:r>
+        <w:rPr>
+          <w:rFonts w:ascii="宋体" w:eastAsia="宋体" w:hAnsi="宋体" w:cs="宋体" w:hint="eastAsia"/>
+          <w:sz w:val="32"/>
+          <w:szCs w:val="36"/>
+          <w:lang w:eastAsia="zh-TW"/>
+        </w:rPr>
+        <w:t>汭㳇沇忳忺</w:t>
+      </w:r>
+      <w:r>
+        <w:rPr>
+          <w:rFonts w:ascii="微软雅黑" w:eastAsia="微软雅黑" w:hAnsi="微软雅黑" w:cs="微软雅黑" w:hint="eastAsia"/>
+          <w:sz w:val="32"/>
+          <w:szCs w:val="36"/>
+          <w:lang w:eastAsia="zh-TW"/>
+        </w:rPr>
+        <w:t>𬣡</w:t>
+      </w:r>
+      <w:r>
+        <w:rPr>
+          <w:rFonts w:ascii="宋体" w:eastAsia="宋体" w:hAnsi="宋体" w:cs="宋体" w:hint="eastAsia"/>
+          <w:sz w:val="32"/>
+          <w:szCs w:val="36"/>
+          <w:lang w:eastAsia="zh-TW"/>
+        </w:rPr>
+        <w:t>祃诇邲</w:t>
       </w:r>
       <w:r>
         <w:rPr>
@@ -119,7 +270,7 @@
           <w:szCs w:val="36"/>
           <w:lang w:eastAsia="zh-TW"/>
         </w:rPr>
-        <w:t>芏</w:t>
+        <w:t>诎</w:t>
       </w:r>
       <w:r>
         <w:rPr>
@@ -128,16 +279,16 @@
           <w:szCs w:val="36"/>
           <w:lang w:eastAsia="zh-TW"/>
         </w:rPr>
-        <w:t>芃朸</w:t>
-      </w:r>
-      <w:r>
-        <w:rPr>
-          <w:rFonts w:ascii="微软雅黑" w:eastAsia="微软雅黑" w:hAnsi="微软雅黑" w:cs="微软雅黑" w:hint="eastAsia"/>
-          <w:sz w:val="32"/>
-          <w:szCs w:val="36"/>
-          <w:lang w:eastAsia="zh-TW"/>
-        </w:rPr>
-        <w:t>𨙸</w:t>
+        <w:t>屃</w:t>
+      </w:r>
+      <w:r>
+        <w:rPr>
+          <w:rFonts w:ascii="微软雅黑" w:eastAsia="微软雅黑" w:hAnsi="微软雅黑" w:cs="微软雅黑" w:hint="eastAsia"/>
+          <w:sz w:val="32"/>
+          <w:szCs w:val="36"/>
+          <w:lang w:eastAsia="zh-TW"/>
+        </w:rPr>
+        <w:t>𫸩</w:t>
       </w:r>
       <w:r>
         <w:rPr>
@@ -146,7 +297,7 @@
           <w:szCs w:val="36"/>
           <w:lang w:eastAsia="zh-TW"/>
         </w:rPr>
-        <w:t>邨</w:t>
+        <w:t>岊</w:t>
       </w:r>
       <w:r>
         <w:rPr>
@@ -155,7 +306,7 @@
           <w:szCs w:val="36"/>
           <w:lang w:eastAsia="zh-TW"/>
         </w:rPr>
-        <w:t>吒</w:t>
+        <w:t>阽</w:t>
       </w:r>
       <w:r>
         <w:rPr>
@@ -164,7 +315,7 @@
           <w:szCs w:val="36"/>
           <w:lang w:eastAsia="zh-TW"/>
         </w:rPr>
-        <w:t>屼屾辿</w:t>
+        <w:t>䢺</w:t>
       </w:r>
       <w:r>
         <w:rPr>
@@ -173,7 +324,7 @@
           <w:szCs w:val="36"/>
           <w:lang w:eastAsia="zh-TW"/>
         </w:rPr>
-        <w:t>钆仳</w:t>
+        <w:t>阼</w:t>
       </w:r>
       <w:r>
         <w:rPr>
@@ -182,7 +333,61 @@
           <w:szCs w:val="36"/>
           <w:lang w:eastAsia="zh-TW"/>
         </w:rPr>
-        <w:t>伣伈癿甪</w:t>
+        <w:t>妧妘</w:t>
+      </w:r>
+      <w:r>
+        <w:rPr>
+          <w:rFonts w:ascii="微软雅黑" w:eastAsia="微软雅黑" w:hAnsi="微软雅黑" w:cs="微软雅黑" w:hint="eastAsia"/>
+          <w:sz w:val="32"/>
+          <w:szCs w:val="36"/>
+          <w:lang w:eastAsia="zh-TW"/>
+        </w:rPr>
+        <w:t>𨚕</w:t>
+      </w:r>
+      <w:r>
+        <w:rPr>
+          <w:rFonts w:ascii="宋体" w:eastAsia="宋体" w:hAnsi="宋体" w:cs="宋体" w:hint="eastAsia"/>
+          <w:sz w:val="32"/>
+          <w:szCs w:val="36"/>
+          <w:lang w:eastAsia="zh-TW"/>
+        </w:rPr>
+        <w:t>纮驲</w:t>
+      </w:r>
+      <w:r>
+        <w:rPr>
+          <w:rFonts w:ascii="微软雅黑" w:eastAsia="微软雅黑" w:hAnsi="微软雅黑" w:cs="微软雅黑" w:hint="eastAsia"/>
+          <w:sz w:val="32"/>
+          <w:szCs w:val="36"/>
+          <w:lang w:eastAsia="zh-TW"/>
+        </w:rPr>
+        <w:t>𫘜</w:t>
+      </w:r>
+      <w:r>
+        <w:rPr>
+          <w:rFonts w:ascii="宋体" w:eastAsia="宋体" w:hAnsi="宋体" w:cs="宋体" w:hint="eastAsia"/>
+          <w:sz w:val="32"/>
+          <w:szCs w:val="36"/>
+          <w:lang w:eastAsia="zh-TW"/>
+        </w:rPr>
+        <w:t>纻</w:t>
+      </w:r>
+      <w:r>
+        <w:rPr>
+          <w:rFonts w:ascii="微软雅黑" w:eastAsia="微软雅黑" w:hAnsi="微软雅黑" w:cs="微软雅黑" w:hint="eastAsia"/>
+          <w:sz w:val="32"/>
+          <w:szCs w:val="36"/>
+          <w:lang w:eastAsia="zh-TW"/>
+        </w:rPr>
+        <w:t>𬘘</w:t>
+      </w:r>
+      <w:r>
+        <w:rPr>
+          <w:rFonts w:ascii="宋体" w:eastAsia="宋体" w:hAnsi="宋体" w:cs="宋体" w:hint="eastAsia"/>
+          <w:sz w:val="32"/>
+          <w:szCs w:val="36"/>
+          <w:lang w:eastAsia="zh-TW"/>
+        </w:rPr>
+        <w:t>纼玞</w:t>
       </w:r>
       <w:r>
         <w:rPr>
@@ -191,7 +396,7 @@
           <w:szCs w:val="36"/>
           <w:lang w:eastAsia="zh-TW"/>
         </w:rPr>
-        <w:t>邠</w:t>
+        <w:t>玱</w:t>
       </w:r>
       <w:r>
         <w:rPr>
@@ -200,16 +405,7 @@
           <w:szCs w:val="36"/>
           <w:lang w:eastAsia="zh-TW"/>
         </w:rPr>
-        <w:t>冱邡闫</w:t>
-      </w:r>
-      <w:r>
-        <w:rPr>
-          <w:rFonts w:ascii="微软雅黑" w:eastAsia="微软雅黑" w:hAnsi="微软雅黑" w:cs="微软雅黑" w:hint="eastAsia"/>
-          <w:sz w:val="32"/>
-          <w:szCs w:val="36"/>
-          <w:lang w:eastAsia="zh-TW"/>
-        </w:rPr>
-        <w:t>𬇕</w:t>
+        <w:t>玟</w:t>
       </w:r>
       <w:r>
         <w:rPr>
@@ -218,7 +414,43 @@
           <w:szCs w:val="36"/>
           <w:lang w:eastAsia="zh-TW"/>
         </w:rPr>
-        <w:t>汋䜣</w:t>
+        <w:t>邽邿坥坰坬坽弆</w:t>
+      </w:r>
+      <w:r>
+        <w:rPr>
+          <w:rFonts w:ascii="宋体" w:eastAsia="宋体" w:hAnsi="宋体" w:cs="方正硬笔行书简体" w:hint="eastAsia"/>
+          <w:sz w:val="32"/>
+          <w:szCs w:val="36"/>
+          <w:lang w:eastAsia="zh-TW"/>
+        </w:rPr>
+        <w:t>耵</w:t>
+      </w:r>
+      <w:r>
+        <w:rPr>
+          <w:rFonts w:ascii="宋体" w:eastAsia="宋体" w:hAnsi="宋体" w:cs="宋体" w:hint="eastAsia"/>
+          <w:sz w:val="32"/>
+          <w:szCs w:val="36"/>
+          <w:lang w:eastAsia="zh-TW"/>
+        </w:rPr>
+        <w:t>䢼</w:t>
+      </w:r>
+      <w:r>
+        <w:rPr>
+          <w:rFonts w:ascii="微软雅黑" w:eastAsia="微软雅黑" w:hAnsi="微软雅黑" w:cs="微软雅黑" w:hint="eastAsia"/>
+          <w:sz w:val="32"/>
+          <w:szCs w:val="36"/>
+          <w:lang w:eastAsia="zh-TW"/>
+        </w:rPr>
+        <w:t>𦭜</w:t>
+      </w:r>
+      <w:r>
+        <w:rPr>
+          <w:rFonts w:ascii="宋体" w:eastAsia="宋体" w:hAnsi="宋体" w:cs="宋体" w:hint="eastAsia"/>
+          <w:sz w:val="32"/>
+          <w:szCs w:val="36"/>
+          <w:lang w:eastAsia="zh-TW"/>
+        </w:rPr>
+        <w:t>茋</w:t>
       </w:r>
       <w:r>
         <w:rPr>
@@ -227,16 +459,16 @@
           <w:szCs w:val="36"/>
           <w:lang w:eastAsia="zh-TW"/>
         </w:rPr>
-        <w:t>讻</w:t>
-      </w:r>
-      <w:r>
-        <w:rPr>
-          <w:rFonts w:ascii="微软雅黑" w:eastAsia="微软雅黑" w:hAnsi="微软雅黑" w:cs="微软雅黑" w:hint="eastAsia"/>
-          <w:sz w:val="32"/>
-          <w:szCs w:val="36"/>
-          <w:lang w:eastAsia="zh-TW"/>
-        </w:rPr>
-        <w:t>𬣞</w:t>
+        <w:t>苧</w:t>
+      </w:r>
+      <w:r>
+        <w:rPr>
+          <w:rFonts w:ascii="宋体" w:eastAsia="宋体" w:hAnsi="宋体" w:cs="方正硬笔行书简体" w:hint="eastAsia"/>
+          <w:sz w:val="32"/>
+          <w:szCs w:val="36"/>
+          <w:lang w:eastAsia="zh-TW"/>
+        </w:rPr>
+        <w:t>苠</w:t>
       </w:r>
       <w:r>
         <w:rPr>
@@ -245,16 +477,115 @@
           <w:szCs w:val="36"/>
           <w:lang w:eastAsia="zh-TW"/>
         </w:rPr>
-        <w:t>孖</w:t>
-      </w:r>
-      <w:r>
-        <w:rPr>
-          <w:rFonts w:ascii="微软雅黑" w:eastAsia="微软雅黑" w:hAnsi="微软雅黑" w:cs="微软雅黑" w:hint="eastAsia"/>
-          <w:sz w:val="32"/>
-          <w:szCs w:val="36"/>
-          <w:lang w:eastAsia="zh-TW"/>
-        </w:rPr>
-        <w:t>𬘓</w:t>
+        <w:t>枅㭎</w:t>
+      </w:r>
+      <w:r>
+        <w:rPr>
+          <w:rFonts w:ascii="宋体" w:eastAsia="宋体" w:hAnsi="宋体" w:cs="方正硬笔行书简体" w:hint="eastAsia"/>
+          <w:sz w:val="32"/>
+          <w:szCs w:val="36"/>
+          <w:lang w:eastAsia="zh-TW"/>
+        </w:rPr>
+        <w:t>枘</w:t>
+      </w:r>
+      <w:r>
+        <w:rPr>
+          <w:rFonts w:ascii="宋体" w:eastAsia="宋体" w:hAnsi="宋体" w:cs="宋体" w:hint="eastAsia"/>
+          <w:sz w:val="32"/>
+          <w:szCs w:val="36"/>
+          <w:lang w:eastAsia="zh-TW"/>
+        </w:rPr>
+        <w:t>矼</w:t>
+      </w:r>
+      <w:r>
+        <w:rPr>
+          <w:rFonts w:ascii="宋体" w:eastAsia="宋体" w:hAnsi="宋体" w:cs="方正硬笔行书简繁" w:hint="eastAsia"/>
+          <w:sz w:val="32"/>
+          <w:szCs w:val="36"/>
+          <w:lang w:eastAsia="zh-TW"/>
+        </w:rPr>
+        <w:t>矻</w:t>
+      </w:r>
+      <w:r>
+        <w:rPr>
+          <w:rFonts w:ascii="宋体" w:eastAsia="宋体" w:hAnsi="宋体" w:cs="宋体" w:hint="eastAsia"/>
+          <w:sz w:val="32"/>
+          <w:szCs w:val="36"/>
+          <w:lang w:eastAsia="zh-TW"/>
+        </w:rPr>
+        <w:t>匼</w:t>
+      </w:r>
+      <w:r>
+        <w:rPr>
+          <w:rFonts w:ascii="微软雅黑" w:eastAsia="微软雅黑" w:hAnsi="微软雅黑" w:cs="微软雅黑" w:hint="eastAsia"/>
+          <w:sz w:val="32"/>
+          <w:szCs w:val="36"/>
+          <w:lang w:eastAsia="zh-TW"/>
+        </w:rPr>
+        <w:t>𬨂𬀩𬀪</w:t>
+      </w:r>
+      <w:r>
+        <w:rPr>
+          <w:rFonts w:ascii="宋体" w:eastAsia="宋体" w:hAnsi="宋体" w:cs="宋体" w:hint="eastAsia"/>
+          <w:sz w:val="32"/>
+          <w:szCs w:val="36"/>
+          <w:lang w:eastAsia="zh-TW"/>
+        </w:rPr>
+        <w:t>旿</w:t>
+      </w:r>
+      <w:r>
+        <w:rPr>
+          <w:rFonts w:ascii="宋体" w:eastAsia="宋体" w:hAnsi="宋体" w:cs="方正硬笔行书简繁" w:hint="eastAsia"/>
+          <w:sz w:val="32"/>
+          <w:szCs w:val="36"/>
+          <w:lang w:eastAsia="zh-TW"/>
+        </w:rPr>
+        <w:t>昇</w:t>
+      </w:r>
+      <w:r>
+        <w:rPr>
+          <w:rFonts w:ascii="宋体" w:eastAsia="宋体" w:hAnsi="宋体" w:cs="宋体" w:hint="eastAsia"/>
+          <w:sz w:val="32"/>
+          <w:szCs w:val="36"/>
+          <w:lang w:eastAsia="zh-TW"/>
+        </w:rPr>
+        <w:t>昄昒昈咉咇咍</w:t>
+      </w:r>
+      <w:r>
+        <w:rPr>
+          <w:rFonts w:ascii="宋体" w:eastAsia="宋体" w:hAnsi="宋体" w:cs="方正硬笔行书简体" w:hint="eastAsia"/>
+          <w:sz w:val="32"/>
+          <w:szCs w:val="36"/>
+          <w:lang w:eastAsia="zh-TW"/>
+        </w:rPr>
+        <w:t>岵岽</w:t>
+      </w:r>
+      <w:r>
+        <w:rPr>
+          <w:rFonts w:ascii="宋体" w:eastAsia="宋体" w:hAnsi="宋体" w:cs="宋体" w:hint="eastAsia"/>
+          <w:sz w:val="32"/>
+          <w:szCs w:val="36"/>
+          <w:lang w:eastAsia="zh-TW"/>
+        </w:rPr>
+        <w:t>岨岞峂㟃</w:t>
+      </w:r>
+      <w:r>
+        <w:rPr>
+          <w:rFonts w:ascii="宋体" w:eastAsia="宋体" w:hAnsi="宋体" w:cs="方正硬笔行书简繁" w:hint="eastAsia"/>
+          <w:sz w:val="32"/>
+          <w:szCs w:val="36"/>
+          <w:lang w:eastAsia="zh-TW"/>
+        </w:rPr>
+        <w:t>囷</w:t>
+      </w:r>
+      <w:r>
+        <w:rPr>
+          <w:rFonts w:ascii="微软雅黑" w:eastAsia="微软雅黑" w:hAnsi="微软雅黑" w:cs="微软雅黑" w:hint="eastAsia"/>
+          <w:sz w:val="32"/>
+          <w:szCs w:val="36"/>
+          <w:lang w:eastAsia="zh-TW"/>
+        </w:rPr>
+        <w:t>𬬩</w:t>
       </w:r>
       <w:r>
         <w:rPr>
@@ -263,7 +594,7 @@
           <w:szCs w:val="36"/>
           <w:lang w:eastAsia="zh-TW"/>
         </w:rPr>
-        <w:t>纩</w:t>
+        <w:t>钐钔</w:t>
       </w:r>
       <w:r>
         <w:rPr>
@@ -272,16 +603,25 @@
           <w:szCs w:val="36"/>
           <w:lang w:eastAsia="zh-TW"/>
         </w:rPr>
-        <w:t>玒玓玘玚刬</w:t>
-      </w:r>
-      <w:r>
-        <w:rPr>
-          <w:rFonts w:ascii="微软雅黑" w:eastAsia="微软雅黑" w:hAnsi="微软雅黑" w:cs="微软雅黑" w:hint="eastAsia"/>
-          <w:sz w:val="32"/>
-          <w:szCs w:val="36"/>
-          <w:lang w:eastAsia="zh-TW"/>
-        </w:rPr>
-        <w:t>𫭟</w:t>
+        <w:t>钖牥</w:t>
+      </w:r>
+      <w:r>
+        <w:rPr>
+          <w:rFonts w:ascii="宋体" w:eastAsia="宋体" w:hAnsi="宋体" w:cs="方正硬笔行书简体" w:hint="eastAsia"/>
+          <w:sz w:val="32"/>
+          <w:szCs w:val="36"/>
+          <w:lang w:eastAsia="zh-TW"/>
+        </w:rPr>
+        <w:t>佴</w:t>
+      </w:r>
+      <w:r>
+        <w:rPr>
+          <w:rFonts w:ascii="宋体" w:eastAsia="宋体" w:hAnsi="宋体" w:cs="宋体" w:hint="eastAsia"/>
+          <w:sz w:val="32"/>
+          <w:szCs w:val="36"/>
+          <w:lang w:eastAsia="zh-TW"/>
+        </w:rPr>
+        <w:t>垈侁侹佸</w:t>
       </w:r>
       <w:r>
         <w:rPr>
@@ -290,79 +630,16 @@
           <w:szCs w:val="36"/>
           <w:lang w:eastAsia="zh-TW"/>
         </w:rPr>
-        <w:t>坜</w:t>
-      </w:r>
-      <w:r>
-        <w:rPr>
-          <w:rFonts w:ascii="宋体" w:eastAsia="宋体" w:hAnsi="宋体" w:cs="宋体" w:hint="eastAsia"/>
-          <w:sz w:val="32"/>
-          <w:szCs w:val="36"/>
-          <w:lang w:eastAsia="zh-TW"/>
-        </w:rPr>
-        <w:t>坉扽</w:t>
-      </w:r>
-      <w:r>
-        <w:rPr>
-          <w:rFonts w:ascii="微软雅黑" w:eastAsia="微软雅黑" w:hAnsi="微软雅黑" w:cs="微软雅黑" w:hint="eastAsia"/>
-          <w:sz w:val="32"/>
-          <w:szCs w:val="36"/>
-          <w:lang w:eastAsia="zh-TW"/>
-        </w:rPr>
-        <w:t>𫭢</w:t>
-      </w:r>
-      <w:r>
-        <w:rPr>
-          <w:rFonts w:ascii="宋体" w:eastAsia="宋体" w:hAnsi="宋体" w:cs="宋体" w:hint="eastAsia"/>
-          <w:sz w:val="32"/>
-          <w:szCs w:val="36"/>
-          <w:lang w:eastAsia="zh-TW"/>
-        </w:rPr>
-        <w:t>坋扺㧑</w:t>
-      </w:r>
-      <w:r>
-        <w:rPr>
-          <w:rFonts w:ascii="宋体" w:eastAsia="宋体" w:hAnsi="宋体" w:cs="方正硬笔行书简体" w:hint="eastAsia"/>
-          <w:sz w:val="32"/>
-          <w:szCs w:val="36"/>
-          <w:lang w:eastAsia="zh-TW"/>
-        </w:rPr>
-        <w:t>苊</w:t>
-      </w:r>
-      <w:r>
-        <w:rPr>
-          <w:rFonts w:ascii="宋体" w:eastAsia="宋体" w:hAnsi="宋体" w:cs="宋体" w:hint="eastAsia"/>
-          <w:sz w:val="32"/>
-          <w:szCs w:val="36"/>
-          <w:lang w:eastAsia="zh-TW"/>
-        </w:rPr>
-        <w:t>苉</w:t>
-      </w:r>
-      <w:r>
-        <w:rPr>
-          <w:rFonts w:ascii="宋体" w:eastAsia="宋体" w:hAnsi="宋体" w:cs="方正硬笔行书简体" w:hint="eastAsia"/>
-          <w:sz w:val="32"/>
-          <w:szCs w:val="36"/>
-          <w:lang w:eastAsia="zh-TW"/>
-        </w:rPr>
-        <w:t>芘芴</w:t>
-      </w:r>
-      <w:r>
-        <w:rPr>
-          <w:rFonts w:ascii="宋体" w:eastAsia="宋体" w:hAnsi="宋体" w:cs="宋体" w:hint="eastAsia"/>
-          <w:sz w:val="32"/>
-          <w:szCs w:val="36"/>
-          <w:lang w:eastAsia="zh-TW"/>
-        </w:rPr>
-        <w:t>芠</w:t>
-      </w:r>
-      <w:r>
-        <w:rPr>
-          <w:rFonts w:ascii="微软雅黑" w:eastAsia="微软雅黑" w:hAnsi="微软雅黑" w:cs="微软雅黑" w:hint="eastAsia"/>
-          <w:sz w:val="32"/>
-          <w:szCs w:val="36"/>
-          <w:lang w:eastAsia="zh-TW"/>
-        </w:rPr>
-        <w:t>𫇭</w:t>
+        <w:t>佺侂佽侘郈舠郐郃攽肭肷狉狝饳忞於炌泙沺泂泜泃泇怊峃祋祊</w:t>
+      </w:r>
+      <w:r>
+        <w:rPr>
+          <w:rFonts w:ascii="微软雅黑" w:eastAsia="微软雅黑" w:hAnsi="微软雅黑" w:cs="微软雅黑" w:hint="eastAsia"/>
+          <w:sz w:val="32"/>
+          <w:szCs w:val="36"/>
+          <w:lang w:eastAsia="zh-TW"/>
+        </w:rPr>
+        <w:t>𫍣𬣳𬩽</w:t>
       </w:r>
       <w:r>
         <w:rPr>
@@ -371,529 +648,16 @@
           <w:szCs w:val="36"/>
           <w:lang w:eastAsia="zh-TW"/>
         </w:rPr>
-        <w:t>芤</w:t>
-      </w:r>
-      <w:r>
-        <w:rPr>
-          <w:rFonts w:ascii="宋体" w:eastAsia="宋体" w:hAnsi="宋体" w:cs="宋体" w:hint="eastAsia"/>
-          <w:sz w:val="32"/>
-          <w:szCs w:val="36"/>
-          <w:lang w:eastAsia="zh-TW"/>
-        </w:rPr>
-        <w:t>杕杄杧</w:t>
-      </w:r>
-      <w:r>
-        <w:rPr>
-          <w:rFonts w:ascii="宋体" w:eastAsia="宋体" w:hAnsi="宋体" w:cs="方正硬笔行书简体" w:hint="eastAsia"/>
-          <w:sz w:val="32"/>
-          <w:szCs w:val="36"/>
-          <w:lang w:eastAsia="zh-TW"/>
-        </w:rPr>
-        <w:t>杩</w:t>
-      </w:r>
-      <w:r>
-        <w:rPr>
-          <w:rFonts w:ascii="宋体" w:eastAsia="宋体" w:hAnsi="宋体" w:cs="宋体" w:hint="eastAsia"/>
-          <w:sz w:val="32"/>
-          <w:szCs w:val="36"/>
-          <w:lang w:eastAsia="zh-TW"/>
-        </w:rPr>
-        <w:t>尪尨轪</w:t>
-      </w:r>
-      <w:r>
-        <w:rPr>
-          <w:rFonts w:ascii="微软雅黑" w:eastAsia="微软雅黑" w:hAnsi="微软雅黑" w:cs="微软雅黑" w:hint="eastAsia"/>
-          <w:sz w:val="32"/>
-          <w:szCs w:val="36"/>
-          <w:lang w:eastAsia="zh-TW"/>
-        </w:rPr>
-        <w:t>𫐄</w:t>
-      </w:r>
-      <w:r>
-        <w:rPr>
-          <w:rFonts w:ascii="宋体" w:eastAsia="宋体" w:hAnsi="宋体" w:cs="宋体" w:hint="eastAsia"/>
-          <w:sz w:val="32"/>
-          <w:szCs w:val="36"/>
-          <w:lang w:eastAsia="zh-TW"/>
-        </w:rPr>
-        <w:t>坒旴旵</w:t>
-      </w:r>
-      <w:r>
-        <w:rPr>
-          <w:rFonts w:ascii="宋体" w:eastAsia="宋体" w:hAnsi="宋体" w:cs="方正硬笔行书简体" w:hint="eastAsia"/>
-          <w:sz w:val="32"/>
-          <w:szCs w:val="36"/>
-          <w:lang w:eastAsia="zh-TW"/>
-        </w:rPr>
-        <w:t>呙</w:t>
-      </w:r>
-      <w:r>
-        <w:rPr>
-          <w:rFonts w:ascii="宋体" w:eastAsia="宋体" w:hAnsi="宋体" w:cs="宋体" w:hint="eastAsia"/>
-          <w:sz w:val="32"/>
-          <w:szCs w:val="36"/>
-          <w:lang w:eastAsia="zh-TW"/>
-        </w:rPr>
-        <w:t>㕮</w:t>
-      </w:r>
-      <w:r>
-        <w:rPr>
-          <w:rFonts w:ascii="宋体" w:eastAsia="宋体" w:hAnsi="宋体" w:cs="方正硬笔行书简体" w:hint="eastAsia"/>
-          <w:sz w:val="32"/>
-          <w:szCs w:val="36"/>
-          <w:lang w:eastAsia="zh-TW"/>
-        </w:rPr>
-        <w:t>岍</w:t>
-      </w:r>
-      <w:r>
-        <w:rPr>
-          <w:rFonts w:ascii="微软雅黑" w:eastAsia="微软雅黑" w:hAnsi="微软雅黑" w:cs="微软雅黑" w:hint="eastAsia"/>
-          <w:sz w:val="32"/>
-          <w:szCs w:val="36"/>
-          <w:lang w:eastAsia="zh-TW"/>
-        </w:rPr>
-        <w:t>𫵷</w:t>
-      </w:r>
-      <w:r>
-        <w:rPr>
-          <w:rFonts w:ascii="宋体" w:eastAsia="宋体" w:hAnsi="宋体" w:cs="宋体" w:hint="eastAsia"/>
-          <w:sz w:val="32"/>
-          <w:szCs w:val="36"/>
-          <w:lang w:eastAsia="zh-TW"/>
-        </w:rPr>
-        <w:t>岠呇冏觃伾㑇伭佖</w:t>
-      </w:r>
-      <w:r>
-        <w:rPr>
-          <w:rFonts w:ascii="宋体" w:eastAsia="宋体" w:hAnsi="宋体" w:cs="方正硬笔行书简体" w:hint="eastAsia"/>
-          <w:sz w:val="32"/>
-          <w:szCs w:val="36"/>
-          <w:lang w:eastAsia="zh-TW"/>
-        </w:rPr>
-        <w:t>伲</w:t>
-      </w:r>
-      <w:r>
-        <w:rPr>
-          <w:rFonts w:ascii="宋体" w:eastAsia="宋体" w:hAnsi="宋体" w:cs="宋体" w:hint="eastAsia"/>
-          <w:sz w:val="32"/>
-          <w:szCs w:val="36"/>
-          <w:lang w:eastAsia="zh-TW"/>
-        </w:rPr>
-        <w:t>佁</w:t>
-      </w:r>
-      <w:r>
-        <w:rPr>
-          <w:rFonts w:ascii="宋体" w:eastAsia="宋体" w:hAnsi="宋体" w:cs="方正硬笔行书简繁" w:hint="eastAsia"/>
-          <w:sz w:val="32"/>
-          <w:szCs w:val="36"/>
-          <w:lang w:eastAsia="zh-TW"/>
-        </w:rPr>
-        <w:t>飏</w:t>
-      </w:r>
-      <w:r>
-        <w:rPr>
-          <w:rFonts w:ascii="宋体" w:eastAsia="宋体" w:hAnsi="宋体" w:cs="方正硬笔行书简体" w:hint="eastAsia"/>
-          <w:sz w:val="32"/>
-          <w:szCs w:val="36"/>
-          <w:lang w:eastAsia="zh-TW"/>
-        </w:rPr>
-        <w:t>狃闶</w:t>
-      </w:r>
-      <w:r>
-        <w:rPr>
-          <w:rFonts w:ascii="宋体" w:eastAsia="宋体" w:hAnsi="宋体" w:cs="宋体" w:hint="eastAsia"/>
-          <w:sz w:val="32"/>
-          <w:szCs w:val="36"/>
-          <w:lang w:eastAsia="zh-TW"/>
-        </w:rPr>
-        <w:t>汧汫</w:t>
-      </w:r>
-      <w:r>
-        <w:rPr>
-          <w:rFonts w:ascii="微软雅黑" w:eastAsia="微软雅黑" w:hAnsi="微软雅黑" w:cs="微软雅黑" w:hint="eastAsia"/>
-          <w:sz w:val="32"/>
-          <w:szCs w:val="36"/>
-          <w:lang w:eastAsia="zh-TW"/>
-        </w:rPr>
-        <w:t>𣲘𣲗</w:t>
-      </w:r>
-      <w:r>
-        <w:rPr>
-          <w:rFonts w:ascii="宋体" w:eastAsia="宋体" w:hAnsi="宋体" w:cs="宋体" w:hint="eastAsia"/>
-          <w:sz w:val="32"/>
-          <w:szCs w:val="36"/>
-          <w:lang w:eastAsia="zh-TW"/>
-        </w:rPr>
-        <w:t>沄</w:t>
-      </w:r>
-      <w:r>
-        <w:rPr>
-          <w:rFonts w:ascii="宋体" w:eastAsia="宋体" w:hAnsi="宋体" w:cs="方正硬笔行书简繁" w:hint="eastAsia"/>
-          <w:sz w:val="32"/>
-          <w:szCs w:val="36"/>
-          <w:lang w:eastAsia="zh-TW"/>
-        </w:rPr>
-        <w:t>沘</w:t>
-      </w:r>
-      <w:r>
-        <w:rPr>
-          <w:rFonts w:ascii="微软雅黑" w:eastAsia="微软雅黑" w:hAnsi="微软雅黑" w:cs="微软雅黑" w:hint="eastAsia"/>
-          <w:sz w:val="32"/>
-          <w:szCs w:val="36"/>
-          <w:lang w:eastAsia="zh-TW"/>
-        </w:rPr>
-        <w:t>𬇙</w:t>
-      </w:r>
-      <w:r>
-        <w:rPr>
-          <w:rFonts w:ascii="宋体" w:eastAsia="宋体" w:hAnsi="宋体" w:cs="宋体" w:hint="eastAsia"/>
-          <w:sz w:val="32"/>
-          <w:szCs w:val="36"/>
-          <w:lang w:eastAsia="zh-TW"/>
-        </w:rPr>
-        <w:t>汭㳇沇忳忺</w:t>
-      </w:r>
-      <w:r>
-        <w:rPr>
-          <w:rFonts w:ascii="微软雅黑" w:eastAsia="微软雅黑" w:hAnsi="微软雅黑" w:cs="微软雅黑" w:hint="eastAsia"/>
-          <w:sz w:val="32"/>
-          <w:szCs w:val="36"/>
-          <w:lang w:eastAsia="zh-TW"/>
-        </w:rPr>
-        <w:t>𬣡</w:t>
-      </w:r>
-      <w:r>
-        <w:rPr>
-          <w:rFonts w:ascii="宋体" w:eastAsia="宋体" w:hAnsi="宋体" w:cs="宋体" w:hint="eastAsia"/>
-          <w:sz w:val="32"/>
-          <w:szCs w:val="36"/>
-          <w:lang w:eastAsia="zh-TW"/>
-        </w:rPr>
-        <w:t>祃诇邲</w:t>
-      </w:r>
-      <w:r>
-        <w:rPr>
-          <w:rFonts w:ascii="宋体" w:eastAsia="宋体" w:hAnsi="宋体" w:cs="方正硬笔行书简体" w:hint="eastAsia"/>
-          <w:sz w:val="32"/>
-          <w:szCs w:val="36"/>
-          <w:lang w:eastAsia="zh-TW"/>
-        </w:rPr>
-        <w:t>诎</w:t>
-      </w:r>
-      <w:r>
-        <w:rPr>
-          <w:rFonts w:ascii="宋体" w:eastAsia="宋体" w:hAnsi="宋体" w:cs="宋体" w:hint="eastAsia"/>
-          <w:sz w:val="32"/>
-          <w:szCs w:val="36"/>
-          <w:lang w:eastAsia="zh-TW"/>
-        </w:rPr>
-        <w:t>屃</w:t>
-      </w:r>
-      <w:r>
-        <w:rPr>
-          <w:rFonts w:ascii="微软雅黑" w:eastAsia="微软雅黑" w:hAnsi="微软雅黑" w:cs="微软雅黑" w:hint="eastAsia"/>
-          <w:sz w:val="32"/>
-          <w:szCs w:val="36"/>
-          <w:lang w:eastAsia="zh-TW"/>
-        </w:rPr>
-        <w:t>𫸩</w:t>
-      </w:r>
-      <w:r>
-        <w:rPr>
-          <w:rFonts w:ascii="宋体" w:eastAsia="宋体" w:hAnsi="宋体" w:cs="宋体" w:hint="eastAsia"/>
-          <w:sz w:val="32"/>
-          <w:szCs w:val="36"/>
-          <w:lang w:eastAsia="zh-TW"/>
-        </w:rPr>
-        <w:t>岊</w:t>
-      </w:r>
-      <w:r>
-        <w:rPr>
-          <w:rFonts w:ascii="宋体" w:eastAsia="宋体" w:hAnsi="宋体" w:cs="方正硬笔行书简体" w:hint="eastAsia"/>
-          <w:sz w:val="32"/>
-          <w:szCs w:val="36"/>
-          <w:lang w:eastAsia="zh-TW"/>
-        </w:rPr>
-        <w:t>阽</w:t>
-      </w:r>
-      <w:r>
-        <w:rPr>
-          <w:rFonts w:ascii="宋体" w:eastAsia="宋体" w:hAnsi="宋体" w:cs="宋体" w:hint="eastAsia"/>
-          <w:sz w:val="32"/>
-          <w:szCs w:val="36"/>
-          <w:lang w:eastAsia="zh-TW"/>
-        </w:rPr>
-        <w:t>䢺</w:t>
-      </w:r>
-      <w:r>
-        <w:rPr>
-          <w:rFonts w:ascii="宋体" w:eastAsia="宋体" w:hAnsi="宋体" w:cs="方正硬笔行书简体" w:hint="eastAsia"/>
-          <w:sz w:val="32"/>
-          <w:szCs w:val="36"/>
-          <w:lang w:eastAsia="zh-TW"/>
-        </w:rPr>
-        <w:t>阼</w:t>
-      </w:r>
-      <w:r>
-        <w:rPr>
-          <w:rFonts w:ascii="宋体" w:eastAsia="宋体" w:hAnsi="宋体" w:cs="宋体" w:hint="eastAsia"/>
-          <w:sz w:val="32"/>
-          <w:szCs w:val="36"/>
-          <w:lang w:eastAsia="zh-TW"/>
-        </w:rPr>
-        <w:t>妧妘</w:t>
-      </w:r>
-      <w:r>
-        <w:rPr>
-          <w:rFonts w:ascii="微软雅黑" w:eastAsia="微软雅黑" w:hAnsi="微软雅黑" w:cs="微软雅黑" w:hint="eastAsia"/>
-          <w:sz w:val="32"/>
-          <w:szCs w:val="36"/>
-          <w:lang w:eastAsia="zh-TW"/>
-        </w:rPr>
-        <w:t>𨚕</w:t>
-      </w:r>
-      <w:r>
-        <w:rPr>
-          <w:rFonts w:ascii="宋体" w:eastAsia="宋体" w:hAnsi="宋体" w:cs="宋体" w:hint="eastAsia"/>
-          <w:sz w:val="32"/>
-          <w:szCs w:val="36"/>
-          <w:lang w:eastAsia="zh-TW"/>
-        </w:rPr>
-        <w:t>纮驲</w:t>
-      </w:r>
-      <w:r>
-        <w:rPr>
-          <w:rFonts w:ascii="微软雅黑" w:eastAsia="微软雅黑" w:hAnsi="微软雅黑" w:cs="微软雅黑" w:hint="eastAsia"/>
-          <w:sz w:val="32"/>
-          <w:szCs w:val="36"/>
-          <w:lang w:eastAsia="zh-TW"/>
-        </w:rPr>
-        <w:t>𫘜</w:t>
-      </w:r>
-      <w:r>
-        <w:rPr>
-          <w:rFonts w:ascii="宋体" w:eastAsia="宋体" w:hAnsi="宋体" w:cs="宋体" w:hint="eastAsia"/>
-          <w:sz w:val="32"/>
-          <w:szCs w:val="36"/>
-          <w:lang w:eastAsia="zh-TW"/>
-        </w:rPr>
-        <w:t>纻</w:t>
-      </w:r>
-      <w:r>
-        <w:rPr>
-          <w:rFonts w:ascii="微软雅黑" w:eastAsia="微软雅黑" w:hAnsi="微软雅黑" w:cs="微软雅黑" w:hint="eastAsia"/>
-          <w:sz w:val="32"/>
-          <w:szCs w:val="36"/>
-          <w:lang w:eastAsia="zh-TW"/>
-        </w:rPr>
-        <w:t>𬘘</w:t>
-      </w:r>
-      <w:r>
-        <w:rPr>
-          <w:rFonts w:ascii="宋体" w:eastAsia="宋体" w:hAnsi="宋体" w:cs="宋体" w:hint="eastAsia"/>
-          <w:sz w:val="32"/>
-          <w:szCs w:val="36"/>
-          <w:lang w:eastAsia="zh-TW"/>
-        </w:rPr>
-        <w:t>纼玞</w:t>
-      </w:r>
-      <w:r>
-        <w:rPr>
-          <w:rFonts w:ascii="宋体" w:eastAsia="宋体" w:hAnsi="宋体" w:cs="方正硬笔行书简繁" w:hint="eastAsia"/>
-          <w:sz w:val="32"/>
-          <w:szCs w:val="36"/>
-          <w:lang w:eastAsia="zh-TW"/>
-        </w:rPr>
-        <w:t>玱</w:t>
-      </w:r>
-      <w:r>
-        <w:rPr>
-          <w:rFonts w:ascii="宋体" w:eastAsia="宋体" w:hAnsi="宋体" w:cs="方正硬笔行书简体" w:hint="eastAsia"/>
-          <w:sz w:val="32"/>
-          <w:szCs w:val="36"/>
-          <w:lang w:eastAsia="zh-TW"/>
-        </w:rPr>
-        <w:t>玟</w:t>
-      </w:r>
-      <w:r>
-        <w:rPr>
-          <w:rFonts w:ascii="宋体" w:eastAsia="宋体" w:hAnsi="宋体" w:cs="宋体" w:hint="eastAsia"/>
-          <w:sz w:val="32"/>
-          <w:szCs w:val="36"/>
-          <w:lang w:eastAsia="zh-TW"/>
-        </w:rPr>
-        <w:t>邽邿坥坰坬坽弆</w:t>
-      </w:r>
-      <w:r>
-        <w:rPr>
-          <w:rFonts w:ascii="宋体" w:eastAsia="宋体" w:hAnsi="宋体" w:cs="方正硬笔行书简体" w:hint="eastAsia"/>
-          <w:sz w:val="32"/>
-          <w:szCs w:val="36"/>
-          <w:lang w:eastAsia="zh-TW"/>
-        </w:rPr>
-        <w:t>耵</w:t>
-      </w:r>
-      <w:r>
-        <w:rPr>
-          <w:rFonts w:ascii="宋体" w:eastAsia="宋体" w:hAnsi="宋体" w:cs="宋体" w:hint="eastAsia"/>
-          <w:sz w:val="32"/>
-          <w:szCs w:val="36"/>
-          <w:lang w:eastAsia="zh-TW"/>
-        </w:rPr>
-        <w:t>䢼</w:t>
-      </w:r>
-      <w:r>
-        <w:rPr>
-          <w:rFonts w:ascii="微软雅黑" w:eastAsia="微软雅黑" w:hAnsi="微软雅黑" w:cs="微软雅黑" w:hint="eastAsia"/>
-          <w:sz w:val="32"/>
-          <w:szCs w:val="36"/>
-          <w:lang w:eastAsia="zh-TW"/>
-        </w:rPr>
-        <w:t>𦭜</w:t>
-      </w:r>
-      <w:r>
-        <w:rPr>
-          <w:rFonts w:ascii="宋体" w:eastAsia="宋体" w:hAnsi="宋体" w:cs="宋体" w:hint="eastAsia"/>
-          <w:sz w:val="32"/>
-          <w:szCs w:val="36"/>
-          <w:lang w:eastAsia="zh-TW"/>
-        </w:rPr>
-        <w:t>茋</w:t>
-      </w:r>
-      <w:r>
-        <w:rPr>
-          <w:rFonts w:ascii="宋体" w:eastAsia="宋体" w:hAnsi="宋体" w:cs="方正硬笔行书简繁" w:hint="eastAsia"/>
-          <w:sz w:val="32"/>
-          <w:szCs w:val="36"/>
-          <w:lang w:eastAsia="zh-TW"/>
-        </w:rPr>
-        <w:t>苧</w:t>
-      </w:r>
-      <w:r>
-        <w:rPr>
-          <w:rFonts w:ascii="宋体" w:eastAsia="宋体" w:hAnsi="宋体" w:cs="方正硬笔行书简体" w:hint="eastAsia"/>
-          <w:sz w:val="32"/>
-          <w:szCs w:val="36"/>
-          <w:lang w:eastAsia="zh-TW"/>
-        </w:rPr>
-        <w:t>苠</w:t>
-      </w:r>
-      <w:r>
-        <w:rPr>
-          <w:rFonts w:ascii="宋体" w:eastAsia="宋体" w:hAnsi="宋体" w:cs="宋体" w:hint="eastAsia"/>
-          <w:sz w:val="32"/>
-          <w:szCs w:val="36"/>
-          <w:lang w:eastAsia="zh-TW"/>
-        </w:rPr>
-        <w:t>枅㭎</w:t>
-      </w:r>
-      <w:r>
-        <w:rPr>
-          <w:rFonts w:ascii="宋体" w:eastAsia="宋体" w:hAnsi="宋体" w:cs="方正硬笔行书简体" w:hint="eastAsia"/>
-          <w:sz w:val="32"/>
-          <w:szCs w:val="36"/>
-          <w:lang w:eastAsia="zh-TW"/>
-        </w:rPr>
-        <w:t>枘</w:t>
-      </w:r>
-      <w:r>
-        <w:rPr>
-          <w:rFonts w:ascii="宋体" w:eastAsia="宋体" w:hAnsi="宋体" w:cs="宋体" w:hint="eastAsia"/>
-          <w:sz w:val="32"/>
-          <w:szCs w:val="36"/>
-          <w:lang w:eastAsia="zh-TW"/>
-        </w:rPr>
-        <w:t>矼</w:t>
-      </w:r>
-      <w:r>
-        <w:rPr>
-          <w:rFonts w:ascii="宋体" w:eastAsia="宋体" w:hAnsi="宋体" w:cs="方正硬笔行书简繁" w:hint="eastAsia"/>
-          <w:sz w:val="32"/>
-          <w:szCs w:val="36"/>
-          <w:lang w:eastAsia="zh-TW"/>
-        </w:rPr>
-        <w:t>矻</w:t>
-      </w:r>
-      <w:r>
-        <w:rPr>
-          <w:rFonts w:ascii="宋体" w:eastAsia="宋体" w:hAnsi="宋体" w:cs="宋体" w:hint="eastAsia"/>
-          <w:sz w:val="32"/>
-          <w:szCs w:val="36"/>
-          <w:lang w:eastAsia="zh-TW"/>
-        </w:rPr>
-        <w:t>匼</w:t>
-      </w:r>
-      <w:r>
-        <w:rPr>
-          <w:rFonts w:ascii="微软雅黑" w:eastAsia="微软雅黑" w:hAnsi="微软雅黑" w:cs="微软雅黑" w:hint="eastAsia"/>
-          <w:sz w:val="32"/>
-          <w:szCs w:val="36"/>
-          <w:lang w:eastAsia="zh-TW"/>
-        </w:rPr>
-        <w:t>𬨂𬀩𬀪</w:t>
-      </w:r>
-      <w:r>
-        <w:rPr>
-          <w:rFonts w:ascii="宋体" w:eastAsia="宋体" w:hAnsi="宋体" w:cs="宋体" w:hint="eastAsia"/>
-          <w:sz w:val="32"/>
-          <w:szCs w:val="36"/>
-          <w:lang w:eastAsia="zh-TW"/>
-        </w:rPr>
-        <w:t>旿</w:t>
-      </w:r>
-      <w:r>
-        <w:rPr>
-          <w:rFonts w:ascii="宋体" w:eastAsia="宋体" w:hAnsi="宋体" w:cs="方正硬笔行书简繁" w:hint="eastAsia"/>
-          <w:sz w:val="32"/>
-          <w:szCs w:val="36"/>
-          <w:lang w:eastAsia="zh-TW"/>
-        </w:rPr>
-        <w:t>昇</w:t>
-      </w:r>
-      <w:r>
-        <w:rPr>
-          <w:rFonts w:ascii="宋体" w:eastAsia="宋体" w:hAnsi="宋体" w:cs="宋体" w:hint="eastAsia"/>
-          <w:sz w:val="32"/>
-          <w:szCs w:val="36"/>
-          <w:lang w:eastAsia="zh-TW"/>
-        </w:rPr>
-        <w:t>昄昒昈咉咇咍</w:t>
-      </w:r>
-      <w:r>
-        <w:rPr>
-          <w:rFonts w:ascii="宋体" w:eastAsia="宋体" w:hAnsi="宋体" w:cs="方正硬笔行书简体" w:hint="eastAsia"/>
-          <w:sz w:val="32"/>
-          <w:szCs w:val="36"/>
-          <w:lang w:eastAsia="zh-TW"/>
-        </w:rPr>
-        <w:t>岵岽</w:t>
-      </w:r>
-      <w:r>
-        <w:rPr>
-          <w:rFonts w:ascii="宋体" w:eastAsia="宋体" w:hAnsi="宋体" w:cs="宋体" w:hint="eastAsia"/>
-          <w:sz w:val="32"/>
-          <w:szCs w:val="36"/>
-          <w:lang w:eastAsia="zh-TW"/>
-        </w:rPr>
-        <w:t>岨岞峂㟃</w:t>
-      </w:r>
-      <w:r>
-        <w:rPr>
-          <w:rFonts w:ascii="宋体" w:eastAsia="宋体" w:hAnsi="宋体" w:cs="方正硬笔行书简繁" w:hint="eastAsia"/>
-          <w:sz w:val="32"/>
-          <w:szCs w:val="36"/>
-          <w:lang w:eastAsia="zh-TW"/>
-        </w:rPr>
-        <w:t>囷</w:t>
-      </w:r>
-      <w:r>
-        <w:rPr>
-          <w:rFonts w:ascii="微软雅黑" w:eastAsia="微软雅黑" w:hAnsi="微软雅黑" w:cs="微软雅黑" w:hint="eastAsia"/>
-          <w:sz w:val="32"/>
-          <w:szCs w:val="36"/>
-          <w:lang w:eastAsia="zh-TW"/>
-        </w:rPr>
-        <w:t>𬬩</w:t>
+        <w:t>鸤弢弨陑</w:t>
+      </w:r>
+      <w:r>
+        <w:rPr>
+          <w:rFonts w:ascii="微软雅黑" w:eastAsia="微软雅黑" w:hAnsi="微软雅黑" w:cs="微软雅黑" w:hint="eastAsia"/>
+          <w:sz w:val="32"/>
+          <w:szCs w:val="36"/>
+          <w:lang w:eastAsia="zh-TW"/>
+        </w:rPr>
+        <w:t>𬮿</w:t>
       </w:r>
       <w:r>
         <w:rPr>
@@ -902,34 +666,16 @@
           <w:szCs w:val="36"/>
           <w:lang w:eastAsia="zh-TW"/>
         </w:rPr>
-        <w:t>钐钔</w:t>
-      </w:r>
-      <w:r>
-        <w:rPr>
-          <w:rFonts w:ascii="宋体" w:eastAsia="宋体" w:hAnsi="宋体" w:cs="宋体" w:hint="eastAsia"/>
-          <w:sz w:val="32"/>
-          <w:szCs w:val="36"/>
-          <w:lang w:eastAsia="zh-TW"/>
-        </w:rPr>
-        <w:t>钖牥</w:t>
-      </w:r>
-      <w:r>
-        <w:rPr>
-          <w:rFonts w:ascii="宋体" w:eastAsia="宋体" w:hAnsi="宋体" w:cs="方正硬笔行书简体" w:hint="eastAsia"/>
-          <w:sz w:val="32"/>
-          <w:szCs w:val="36"/>
-          <w:lang w:eastAsia="zh-TW"/>
-        </w:rPr>
-        <w:t>佴</w:t>
-      </w:r>
-      <w:r>
-        <w:rPr>
-          <w:rFonts w:ascii="宋体" w:eastAsia="宋体" w:hAnsi="宋体" w:cs="宋体" w:hint="eastAsia"/>
-          <w:sz w:val="32"/>
-          <w:szCs w:val="36"/>
-          <w:lang w:eastAsia="zh-TW"/>
-        </w:rPr>
-        <w:t>垈侁侹佸</w:t>
+        <w:t>陎</w:t>
+      </w:r>
+      <w:r>
+        <w:rPr>
+          <w:rFonts w:ascii="微软雅黑" w:eastAsia="微软雅黑" w:hAnsi="微软雅黑" w:cs="微软雅黑" w:hint="eastAsia"/>
+          <w:sz w:val="32"/>
+          <w:szCs w:val="36"/>
+          <w:lang w:eastAsia="zh-TW"/>
+        </w:rPr>
+        <w:t>𬯀</w:t>
       </w:r>
       <w:r>
         <w:rPr>
@@ -938,16 +684,16 @@
           <w:szCs w:val="36"/>
           <w:lang w:eastAsia="zh-TW"/>
         </w:rPr>
-        <w:t>佺侂佽侘郈舠郐郃攽肭肷狉狝饳忞於炌泙沺泂泜泃泇怊峃祋祊</w:t>
-      </w:r>
-      <w:r>
-        <w:rPr>
-          <w:rFonts w:ascii="微软雅黑" w:eastAsia="微软雅黑" w:hAnsi="微软雅黑" w:cs="微软雅黑" w:hint="eastAsia"/>
-          <w:sz w:val="32"/>
-          <w:szCs w:val="36"/>
-          <w:lang w:eastAsia="zh-TW"/>
-        </w:rPr>
-        <w:t>𫍣𬣳𬩽</w:t>
+        <w:t>卺乸妭姈</w:t>
+      </w:r>
+      <w:r>
+        <w:rPr>
+          <w:rFonts w:ascii="微软雅黑" w:eastAsia="微软雅黑" w:hAnsi="微软雅黑" w:cs="微软雅黑" w:hint="eastAsia"/>
+          <w:sz w:val="32"/>
+          <w:szCs w:val="36"/>
+          <w:lang w:eastAsia="zh-TW"/>
+        </w:rPr>
+        <w:t>𫰛</w:t>
       </w:r>
       <w:r>
         <w:rPr>
@@ -956,16 +702,16 @@
           <w:szCs w:val="36"/>
           <w:lang w:eastAsia="zh-TW"/>
         </w:rPr>
-        <w:t>鸤弢弨陑</w:t>
-      </w:r>
-      <w:r>
-        <w:rPr>
-          <w:rFonts w:ascii="微软雅黑" w:eastAsia="微软雅黑" w:hAnsi="微软雅黑" w:cs="微软雅黑" w:hint="eastAsia"/>
-          <w:sz w:val="32"/>
-          <w:szCs w:val="36"/>
-          <w:lang w:eastAsia="zh-TW"/>
-        </w:rPr>
-        <w:t>𬮿</w:t>
+        <w:t>迳叕</w:t>
+      </w:r>
+      <w:r>
+        <w:rPr>
+          <w:rFonts w:ascii="微软雅黑" w:eastAsia="微软雅黑" w:hAnsi="微软雅黑" w:cs="微软雅黑" w:hint="eastAsia"/>
+          <w:sz w:val="32"/>
+          <w:szCs w:val="36"/>
+          <w:lang w:eastAsia="zh-TW"/>
+        </w:rPr>
+        <w:t>𬳵</w:t>
       </w:r>
       <w:r>
         <w:rPr>
@@ -974,16 +720,16 @@
           <w:szCs w:val="36"/>
           <w:lang w:eastAsia="zh-TW"/>
         </w:rPr>
-        <w:t>陎</w:t>
-      </w:r>
-      <w:r>
-        <w:rPr>
-          <w:rFonts w:ascii="微软雅黑" w:eastAsia="微软雅黑" w:hAnsi="微软雅黑" w:cs="微软雅黑" w:hint="eastAsia"/>
-          <w:sz w:val="32"/>
-          <w:szCs w:val="36"/>
-          <w:lang w:eastAsia="zh-TW"/>
-        </w:rPr>
-        <w:t>𬯀</w:t>
+        <w:t>驵</w:t>
+      </w:r>
+      <w:r>
+        <w:rPr>
+          <w:rFonts w:ascii="微软雅黑" w:eastAsia="微软雅黑" w:hAnsi="微软雅黑" w:cs="微软雅黑" w:hint="eastAsia"/>
+          <w:sz w:val="32"/>
+          <w:szCs w:val="36"/>
+          <w:lang w:eastAsia="zh-TW"/>
+        </w:rPr>
+        <w:t>𬳶</w:t>
       </w:r>
       <w:r>
         <w:rPr>
@@ -992,16 +738,16 @@
           <w:szCs w:val="36"/>
           <w:lang w:eastAsia="zh-TW"/>
         </w:rPr>
-        <w:t>卺乸妭姈</w:t>
-      </w:r>
-      <w:r>
-        <w:rPr>
-          <w:rFonts w:ascii="微软雅黑" w:eastAsia="微软雅黑" w:hAnsi="微软雅黑" w:cs="微软雅黑" w:hint="eastAsia"/>
-          <w:sz w:val="32"/>
-          <w:szCs w:val="36"/>
-          <w:lang w:eastAsia="zh-TW"/>
-        </w:rPr>
-        <w:t>𫰛</w:t>
+        <w:t>䌹驺</w:t>
+      </w:r>
+      <w:r>
+        <w:rPr>
+          <w:rFonts w:ascii="微软雅黑" w:eastAsia="微软雅黑" w:hAnsi="微软雅黑" w:cs="微软雅黑" w:hint="eastAsia"/>
+          <w:sz w:val="32"/>
+          <w:szCs w:val="36"/>
+          <w:lang w:eastAsia="zh-TW"/>
+        </w:rPr>
+        <w:t>𫠊</w:t>
       </w:r>
       <w:r>
         <w:rPr>
@@ -1010,16 +756,16 @@
           <w:szCs w:val="36"/>
           <w:lang w:eastAsia="zh-TW"/>
         </w:rPr>
-        <w:t>迳叕</w:t>
-      </w:r>
-      <w:r>
-        <w:rPr>
-          <w:rFonts w:ascii="微软雅黑" w:eastAsia="微软雅黑" w:hAnsi="微软雅黑" w:cs="微软雅黑" w:hint="eastAsia"/>
-          <w:sz w:val="32"/>
-          <w:szCs w:val="36"/>
-          <w:lang w:eastAsia="zh-TW"/>
-        </w:rPr>
-        <w:t>𬳵</w:t>
+        <w:t>绐砉耔㛃玶珇珅</w:t>
+      </w:r>
+      <w:r>
+        <w:rPr>
+          <w:rFonts w:ascii="微软雅黑" w:eastAsia="微软雅黑" w:hAnsi="微软雅黑" w:cs="微软雅黑" w:hint="eastAsia"/>
+          <w:sz w:val="32"/>
+          <w:szCs w:val="36"/>
+          <w:lang w:eastAsia="zh-TW"/>
+        </w:rPr>
+        <w:t>𬍛</w:t>
       </w:r>
       <w:r>
         <w:rPr>
@@ -1028,16 +774,16 @@
           <w:szCs w:val="36"/>
           <w:lang w:eastAsia="zh-TW"/>
         </w:rPr>
-        <w:t>驵</w:t>
-      </w:r>
-      <w:r>
-        <w:rPr>
-          <w:rFonts w:ascii="微软雅黑" w:eastAsia="微软雅黑" w:hAnsi="微软雅黑" w:cs="微软雅黑" w:hint="eastAsia"/>
-          <w:sz w:val="32"/>
-          <w:szCs w:val="36"/>
-          <w:lang w:eastAsia="zh-TW"/>
-        </w:rPr>
-        <w:t>𬳶</w:t>
+        <w:t>珋玹珌玿垚垯垙垲埏垍耇鿍垎垴垟垞挓垵垏拶荖荁荙荛茈茽荄茺</w:t>
+      </w:r>
+      <w:r>
+        <w:rPr>
+          <w:rFonts w:ascii="微软雅黑" w:eastAsia="微软雅黑" w:hAnsi="微软雅黑" w:cs="微软雅黑" w:hint="eastAsia"/>
+          <w:sz w:val="32"/>
+          <w:szCs w:val="36"/>
+          <w:lang w:eastAsia="zh-TW"/>
+        </w:rPr>
+        <w:t>𬜬</w:t>
       </w:r>
       <w:r>
         <w:rPr>
@@ -1046,16 +792,16 @@
           <w:szCs w:val="36"/>
           <w:lang w:eastAsia="zh-TW"/>
         </w:rPr>
-        <w:t>䌹驺</w:t>
-      </w:r>
-      <w:r>
-        <w:rPr>
-          <w:rFonts w:ascii="微软雅黑" w:eastAsia="微软雅黑" w:hAnsi="微软雅黑" w:cs="微软雅黑" w:hint="eastAsia"/>
-          <w:sz w:val="32"/>
-          <w:szCs w:val="36"/>
-          <w:lang w:eastAsia="zh-TW"/>
-        </w:rPr>
-        <w:t>𫠊</w:t>
+        <w:t>荓茳</w:t>
+      </w:r>
+      <w:r>
+        <w:rPr>
+          <w:rFonts w:ascii="微软雅黑" w:eastAsia="微软雅黑" w:hAnsi="微软雅黑" w:cs="微软雅黑" w:hint="eastAsia"/>
+          <w:sz w:val="32"/>
+          <w:szCs w:val="36"/>
+          <w:lang w:eastAsia="zh-TW"/>
+        </w:rPr>
+        <w:t>𦰡</w:t>
       </w:r>
       <w:r>
         <w:rPr>
@@ -1064,16 +810,16 @@
           <w:szCs w:val="36"/>
           <w:lang w:eastAsia="zh-TW"/>
         </w:rPr>
-        <w:t>绐砉耔㛃玶珇珅</w:t>
-      </w:r>
-      <w:r>
-        <w:rPr>
-          <w:rFonts w:ascii="微软雅黑" w:eastAsia="微软雅黑" w:hAnsi="微软雅黑" w:cs="微软雅黑" w:hint="eastAsia"/>
-          <w:sz w:val="32"/>
-          <w:szCs w:val="36"/>
-          <w:lang w:eastAsia="zh-TW"/>
-        </w:rPr>
-        <w:t>𬍛</w:t>
+        <w:t>茛荭㭕柷柃栐柖郚剅䴓迺厖砆砑砄耏奓䶮轵轷轹轺昺</w:t>
+      </w:r>
+      <w:r>
+        <w:rPr>
+          <w:rFonts w:ascii="微软雅黑" w:eastAsia="微软雅黑" w:hAnsi="微软雅黑" w:cs="微软雅黑" w:hint="eastAsia"/>
+          <w:sz w:val="32"/>
+          <w:szCs w:val="36"/>
+          <w:lang w:eastAsia="zh-TW"/>
+        </w:rPr>
+        <w:t>𪾢</w:t>
       </w:r>
       <w:r>
         <w:rPr>
@@ -1082,16 +828,16 @@
           <w:szCs w:val="36"/>
           <w:lang w:eastAsia="zh-TW"/>
         </w:rPr>
-        <w:t>珋玹珌玿垚垯垙垲埏垍耇鿍垎垴垟垞挓垵垏拶荖荁荙荛茈茽荄茺</w:t>
-      </w:r>
-      <w:r>
-        <w:rPr>
-          <w:rFonts w:ascii="微软雅黑" w:eastAsia="微软雅黑" w:hAnsi="微软雅黑" w:cs="微软雅黑" w:hint="eastAsia"/>
-          <w:sz w:val="32"/>
-          <w:szCs w:val="36"/>
-          <w:lang w:eastAsia="zh-TW"/>
-        </w:rPr>
-        <w:t>𬜬</w:t>
+        <w:t>昽盷咡咺昳昣哒昤昫昡咥昪虷虸哃峘耑峛</w:t>
+      </w:r>
+      <w:r>
+        <w:rPr>
+          <w:rFonts w:ascii="微软雅黑" w:eastAsia="微软雅黑" w:hAnsi="微软雅黑" w:cs="微软雅黑" w:hint="eastAsia"/>
+          <w:sz w:val="32"/>
+          <w:szCs w:val="36"/>
+          <w:lang w:eastAsia="zh-TW"/>
+        </w:rPr>
+        <w:t>𪨰</w:t>
       </w:r>
       <w:r>
         <w:rPr>
@@ -1100,16 +846,16 @@
           <w:szCs w:val="36"/>
           <w:lang w:eastAsia="zh-TW"/>
         </w:rPr>
-        <w:t>荓茳</w:t>
-      </w:r>
-      <w:r>
-        <w:rPr>
-          <w:rFonts w:ascii="微软雅黑" w:eastAsia="微软雅黑" w:hAnsi="微软雅黑" w:cs="微软雅黑" w:hint="eastAsia"/>
-          <w:sz w:val="32"/>
-          <w:szCs w:val="36"/>
-          <w:lang w:eastAsia="zh-TW"/>
-        </w:rPr>
-        <w:t>𦰡</w:t>
+        <w:t>峗峧帡钘</w:t>
+      </w:r>
+      <w:r>
+        <w:rPr>
+          <w:rFonts w:ascii="微软雅黑" w:eastAsia="微软雅黑" w:hAnsi="微软雅黑" w:cs="微软雅黑" w:hint="eastAsia"/>
+          <w:sz w:val="32"/>
+          <w:szCs w:val="36"/>
+          <w:lang w:eastAsia="zh-TW"/>
+        </w:rPr>
+        <w:t>𫓧</w:t>
       </w:r>
       <w:r>
         <w:rPr>
@@ -1118,16 +864,16 @@
           <w:szCs w:val="36"/>
           <w:lang w:eastAsia="zh-TW"/>
         </w:rPr>
-        <w:t>茛荭㭕柷柃栐柖郚剅䴓迺厖砆砑砄耏奓䶮轵轷轹轺昺</w:t>
-      </w:r>
-      <w:r>
-        <w:rPr>
-          <w:rFonts w:ascii="微软雅黑" w:eastAsia="微软雅黑" w:hAnsi="微软雅黑" w:cs="微软雅黑" w:hint="eastAsia"/>
-          <w:sz w:val="32"/>
-          <w:szCs w:val="36"/>
-          <w:lang w:eastAsia="zh-TW"/>
-        </w:rPr>
-        <w:t>𪾢</w:t>
+        <w:t>钜</w:t>
+      </w:r>
+      <w:r>
+        <w:rPr>
+          <w:rFonts w:ascii="微软雅黑" w:eastAsia="微软雅黑" w:hAnsi="微软雅黑" w:cs="微软雅黑" w:hint="eastAsia"/>
+          <w:sz w:val="32"/>
+          <w:szCs w:val="36"/>
+          <w:lang w:eastAsia="zh-TW"/>
+        </w:rPr>
+        <w:t>𬬮𬬱𬬭</w:t>
       </w:r>
       <w:r>
         <w:rPr>
@@ -1136,16 +882,16 @@
           <w:szCs w:val="36"/>
           <w:lang w:eastAsia="zh-TW"/>
         </w:rPr>
-        <w:t>昽盷咡咺昳昣哒昤昫昡咥昪虷虸哃峘耑峛</w:t>
-      </w:r>
-      <w:r>
-        <w:rPr>
-          <w:rFonts w:ascii="微软雅黑" w:eastAsia="微软雅黑" w:hAnsi="微软雅黑" w:cs="微软雅黑" w:hint="eastAsia"/>
-          <w:sz w:val="32"/>
-          <w:szCs w:val="36"/>
-          <w:lang w:eastAsia="zh-TW"/>
-        </w:rPr>
-        <w:t>𪨰</w:t>
+        <w:t>钪钬钭秬俫舁俜俙俍垕衎舣弇侴鸧䏡胠</w:t>
+      </w:r>
+      <w:r>
+        <w:rPr>
+          <w:rFonts w:ascii="微软雅黑" w:eastAsia="微软雅黑" w:hAnsi="微软雅黑" w:cs="微软雅黑" w:hint="eastAsia"/>
+          <w:sz w:val="32"/>
+          <w:szCs w:val="36"/>
+          <w:lang w:eastAsia="zh-TW"/>
+        </w:rPr>
+        <w:t>𦙶</w:t>
       </w:r>
       <w:r>
         <w:rPr>
@@ -1154,16 +900,16 @@
           <w:szCs w:val="36"/>
           <w:lang w:eastAsia="zh-TW"/>
         </w:rPr>
-        <w:t>峗峧帡钘</w:t>
-      </w:r>
-      <w:r>
-        <w:rPr>
-          <w:rFonts w:ascii="微软雅黑" w:eastAsia="微软雅黑" w:hAnsi="微软雅黑" w:cs="微软雅黑" w:hint="eastAsia"/>
-          <w:sz w:val="32"/>
-          <w:szCs w:val="36"/>
-          <w:lang w:eastAsia="zh-TW"/>
-        </w:rPr>
-        <w:t>𫓧</w:t>
+        <w:t>胩胣朏飐訄饻疢炣炟㶲洭洘洓洿㳚泚浈浉洸洢洈洚洺洨浐㳘洴洣恔宬窀扂袆祏祐祕叚陧陞娀姞姱姤姶姽枲绖骃</w:t>
+      </w:r>
+      <w:r>
+        <w:rPr>
+          <w:rFonts w:ascii="微软雅黑" w:eastAsia="微软雅黑" w:hAnsi="微软雅黑" w:cs="微软雅黑" w:hint="eastAsia"/>
+          <w:sz w:val="32"/>
+          <w:szCs w:val="36"/>
+          <w:lang w:eastAsia="zh-TW"/>
+        </w:rPr>
+        <w:t>𬘡𬳽𬘩𫄧</w:t>
       </w:r>
       <w:r>
         <w:rPr>
@@ -1172,16 +918,16 @@
           <w:szCs w:val="36"/>
           <w:lang w:eastAsia="zh-TW"/>
         </w:rPr>
-        <w:t>钜</w:t>
-      </w:r>
-      <w:r>
-        <w:rPr>
-          <w:rFonts w:ascii="微软雅黑" w:eastAsia="微软雅黑" w:hAnsi="微软雅黑" w:cs="微软雅黑" w:hint="eastAsia"/>
-          <w:sz w:val="32"/>
-          <w:szCs w:val="36"/>
-          <w:lang w:eastAsia="zh-TW"/>
-        </w:rPr>
-        <w:t>𬬮𬬱𬬭</w:t>
+        <w:t>骉恝珪珛珹琊玼珖</w:t>
+      </w:r>
+      <w:r>
+        <w:rPr>
+          <w:rFonts w:ascii="微软雅黑" w:eastAsia="微软雅黑" w:hAnsi="微软雅黑" w:cs="微软雅黑" w:hint="eastAsia"/>
+          <w:sz w:val="32"/>
+          <w:szCs w:val="36"/>
+          <w:lang w:eastAsia="zh-TW"/>
+        </w:rPr>
+        <w:t>𪟝</w:t>
       </w:r>
       <w:r>
         <w:rPr>
@@ -1190,16 +936,16 @@
           <w:szCs w:val="36"/>
           <w:lang w:eastAsia="zh-TW"/>
         </w:rPr>
-        <w:t>钪钬钭秬俫舁俜俙俍垕衎舣弇侴鸧䏡胠</w:t>
-      </w:r>
-      <w:r>
-        <w:rPr>
-          <w:rFonts w:ascii="微软雅黑" w:eastAsia="微软雅黑" w:hAnsi="微软雅黑" w:cs="微软雅黑" w:hint="eastAsia"/>
-          <w:sz w:val="32"/>
-          <w:szCs w:val="36"/>
-          <w:lang w:eastAsia="zh-TW"/>
-        </w:rPr>
-        <w:t>𦙶</w:t>
+        <w:t>珽珦珫珒</w:t>
+      </w:r>
+      <w:r>
+        <w:rPr>
+          <w:rFonts w:ascii="微软雅黑" w:eastAsia="微软雅黑" w:hAnsi="微软雅黑" w:cs="微软雅黑" w:hint="eastAsia"/>
+          <w:sz w:val="32"/>
+          <w:szCs w:val="36"/>
+          <w:lang w:eastAsia="zh-TW"/>
+        </w:rPr>
+        <w:t>𬍤</w:t>
       </w:r>
       <w:r>
         <w:rPr>
@@ -1208,16 +954,16 @@
           <w:szCs w:val="36"/>
           <w:lang w:eastAsia="zh-TW"/>
         </w:rPr>
-        <w:t>胩胣朏飐訄饻疢炣炟㶲洭洘洓洿㳚泚浈浉洸洢洈洚洺洨浐㳘洴洣恔宬窀扂袆祏祐祕叚陧陞娀姞姱姤姶姽枲绖骃</w:t>
-      </w:r>
-      <w:r>
-        <w:rPr>
-          <w:rFonts w:ascii="微软雅黑" w:eastAsia="微软雅黑" w:hAnsi="微软雅黑" w:cs="微软雅黑" w:hint="eastAsia"/>
-          <w:sz w:val="32"/>
-          <w:szCs w:val="36"/>
-          <w:lang w:eastAsia="zh-TW"/>
-        </w:rPr>
-        <w:t>𬘡𬳽𬘩𫄧</w:t>
+        <w:t>珢珕珝</w:t>
+      </w:r>
+      <w:r>
+        <w:rPr>
+          <w:rFonts w:ascii="微软雅黑" w:eastAsia="微软雅黑" w:hAnsi="微软雅黑" w:cs="微软雅黑" w:hint="eastAsia"/>
+          <w:sz w:val="32"/>
+          <w:szCs w:val="36"/>
+          <w:lang w:eastAsia="zh-TW"/>
+        </w:rPr>
+        <w:t>𫭼</w:t>
       </w:r>
       <w:r>
         <w:rPr>
@@ -1226,16 +972,16 @@
           <w:szCs w:val="36"/>
           <w:lang w:eastAsia="zh-TW"/>
         </w:rPr>
-        <w:t>骉恝珪珛珹琊玼珖</w:t>
-      </w:r>
-      <w:r>
-        <w:rPr>
-          <w:rFonts w:ascii="微软雅黑" w:eastAsia="微软雅黑" w:hAnsi="微软雅黑" w:cs="微软雅黑" w:hint="eastAsia"/>
-          <w:sz w:val="32"/>
-          <w:szCs w:val="36"/>
-          <w:lang w:eastAsia="zh-TW"/>
-        </w:rPr>
-        <w:t>𪟝</w:t>
+        <w:t>埗垾垺埆垿埌埇莰茝</w:t>
+      </w:r>
+      <w:r>
+        <w:rPr>
+          <w:rFonts w:ascii="微软雅黑" w:eastAsia="微软雅黑" w:hAnsi="微软雅黑" w:cs="微软雅黑" w:hint="eastAsia"/>
+          <w:sz w:val="32"/>
+          <w:szCs w:val="36"/>
+          <w:lang w:eastAsia="zh-TW"/>
+        </w:rPr>
+        <w:t>𬜯</w:t>
       </w:r>
       <w:r>
         <w:rPr>
@@ -1244,16 +990,16 @@
           <w:szCs w:val="36"/>
           <w:lang w:eastAsia="zh-TW"/>
         </w:rPr>
-        <w:t>珽珦珫珒</w:t>
-      </w:r>
-      <w:r>
-        <w:rPr>
-          <w:rFonts w:ascii="微软雅黑" w:eastAsia="微软雅黑" w:hAnsi="微软雅黑" w:cs="微软雅黑" w:hint="eastAsia"/>
-          <w:sz w:val="32"/>
-          <w:szCs w:val="36"/>
-          <w:lang w:eastAsia="zh-TW"/>
-        </w:rPr>
-        <w:t>𬍤</w:t>
+        <w:t>鄀莶莝䓖莙栻桠</w:t>
+      </w:r>
+      <w:r>
+        <w:rPr>
+          <w:rFonts w:ascii="微软雅黑" w:eastAsia="微软雅黑" w:hAnsi="微软雅黑" w:cs="微软雅黑" w:hint="eastAsia"/>
+          <w:sz w:val="32"/>
+          <w:szCs w:val="36"/>
+          <w:lang w:eastAsia="zh-TW"/>
+        </w:rPr>
+        <w:t>𬂩</w:t>
       </w:r>
       <w:r>
         <w:rPr>
@@ -1262,16 +1008,16 @@
           <w:szCs w:val="36"/>
           <w:lang w:eastAsia="zh-TW"/>
         </w:rPr>
-        <w:t>珢珕珝</w:t>
-      </w:r>
-      <w:r>
-        <w:rPr>
-          <w:rFonts w:ascii="微软雅黑" w:eastAsia="微软雅黑" w:hAnsi="微软雅黑" w:cs="微软雅黑" w:hint="eastAsia"/>
-          <w:sz w:val="32"/>
-          <w:szCs w:val="36"/>
-          <w:lang w:eastAsia="zh-TW"/>
-        </w:rPr>
-        <w:t>𫭼</w:t>
+        <w:t>桄梠栴梴栒酎酏</w:t>
+      </w:r>
+      <w:r>
+        <w:rPr>
+          <w:rFonts w:ascii="微软雅黑" w:eastAsia="微软雅黑" w:hAnsi="微软雅黑" w:cs="微软雅黑" w:hint="eastAsia"/>
+          <w:sz w:val="32"/>
+          <w:szCs w:val="36"/>
+          <w:lang w:eastAsia="zh-TW"/>
+        </w:rPr>
+        <w:t>𫠆</w:t>
       </w:r>
       <w:r>
         <w:rPr>
@@ -1280,16 +1026,16 @@
           <w:szCs w:val="36"/>
           <w:lang w:eastAsia="zh-TW"/>
         </w:rPr>
-        <w:t>埗垾垺埆垿埌埇莰茝</w:t>
-      </w:r>
-      <w:r>
-        <w:rPr>
-          <w:rFonts w:ascii="微软雅黑" w:eastAsia="微软雅黑" w:hAnsi="微软雅黑" w:cs="微软雅黑" w:hint="eastAsia"/>
-          <w:sz w:val="32"/>
-          <w:szCs w:val="36"/>
-          <w:lang w:eastAsia="zh-TW"/>
-        </w:rPr>
-        <w:t>𬜯</w:t>
+        <w:t>砵砠砫砬硁恧翃郪</w:t>
+      </w:r>
+      <w:r>
+        <w:rPr>
+          <w:rFonts w:ascii="微软雅黑" w:eastAsia="微软雅黑" w:hAnsi="微软雅黑" w:cs="微软雅黑" w:hint="eastAsia"/>
+          <w:sz w:val="32"/>
+          <w:szCs w:val="36"/>
+          <w:lang w:eastAsia="zh-TW"/>
+        </w:rPr>
+        <w:t>𨐈</w:t>
       </w:r>
       <w:r>
         <w:rPr>
@@ -1298,16 +1044,16 @@
           <w:szCs w:val="36"/>
           <w:lang w:eastAsia="zh-TW"/>
         </w:rPr>
-        <w:t>鄀莶莝䓖莙栻桠</w:t>
-      </w:r>
-      <w:r>
-        <w:rPr>
-          <w:rFonts w:ascii="微软雅黑" w:eastAsia="微软雅黑" w:hAnsi="微软雅黑" w:cs="微软雅黑" w:hint="eastAsia"/>
-          <w:sz w:val="32"/>
-          <w:szCs w:val="36"/>
-          <w:lang w:eastAsia="zh-TW"/>
-        </w:rPr>
-        <w:t>𬂩</w:t>
+        <w:t>辀辁剕赀哢晅晊唝哱冔晔晐晖畖蚄</w:t>
+      </w:r>
+      <w:r>
+        <w:rPr>
+          <w:rFonts w:ascii="微软雅黑" w:eastAsia="微软雅黑" w:hAnsi="微软雅黑" w:cs="微软雅黑" w:hint="eastAsia"/>
+          <w:sz w:val="32"/>
+          <w:szCs w:val="36"/>
+          <w:lang w:eastAsia="zh-TW"/>
+        </w:rPr>
+        <w:t>𫑡</w:t>
       </w:r>
       <w:r>
         <w:rPr>
@@ -1316,16 +1062,16 @@
           <w:szCs w:val="36"/>
           <w:lang w:eastAsia="zh-TW"/>
         </w:rPr>
-        <w:t>桄梠栴梴栒酎酏</w:t>
-      </w:r>
-      <w:r>
-        <w:rPr>
-          <w:rFonts w:ascii="微软雅黑" w:eastAsia="微软雅黑" w:hAnsi="微软雅黑" w:cs="微软雅黑" w:hint="eastAsia"/>
-          <w:sz w:val="32"/>
-          <w:szCs w:val="36"/>
-          <w:lang w:eastAsia="zh-TW"/>
-        </w:rPr>
-        <w:t>𫠆</w:t>
+        <w:t>帱崁峿</w:t>
+      </w:r>
+      <w:r>
+        <w:rPr>
+          <w:rFonts w:ascii="微软雅黑" w:eastAsia="微软雅黑" w:hAnsi="微软雅黑" w:cs="微软雅黑" w:hint="eastAsia"/>
+          <w:sz w:val="32"/>
+          <w:szCs w:val="36"/>
+          <w:lang w:eastAsia="zh-TW"/>
+        </w:rPr>
+        <w:t>𪨶</w:t>
       </w:r>
       <w:r>
         <w:rPr>
@@ -1334,16 +1080,16 @@
           <w:szCs w:val="36"/>
           <w:lang w:eastAsia="zh-TW"/>
         </w:rPr>
-        <w:t>砵砠砫砬硁恧翃郪</w:t>
-      </w:r>
-      <w:r>
-        <w:rPr>
-          <w:rFonts w:ascii="微软雅黑" w:eastAsia="微软雅黑" w:hAnsi="微软雅黑" w:cs="微软雅黑" w:hint="eastAsia"/>
-          <w:sz w:val="32"/>
-          <w:szCs w:val="36"/>
-          <w:lang w:eastAsia="zh-TW"/>
-        </w:rPr>
-        <w:t>𨐈</w:t>
+        <w:t>崄帨崀赆</w:t>
+      </w:r>
+      <w:r>
+        <w:rPr>
+          <w:rFonts w:ascii="微软雅黑" w:eastAsia="微软雅黑" w:hAnsi="微软雅黑" w:cs="微软雅黑" w:hint="eastAsia"/>
+          <w:sz w:val="32"/>
+          <w:szCs w:val="36"/>
+          <w:lang w:eastAsia="zh-TW"/>
+        </w:rPr>
+        <w:t>𬬸</w:t>
       </w:r>
       <w:r>
         <w:rPr>
@@ -1352,16 +1098,16 @@
           <w:szCs w:val="36"/>
           <w:lang w:eastAsia="zh-TW"/>
         </w:rPr>
-        <w:t>辀辁剕赀哢晅晊唝哱冔晔晐晖畖蚄</w:t>
-      </w:r>
-      <w:r>
-        <w:rPr>
-          <w:rFonts w:ascii="微软雅黑" w:eastAsia="微软雅黑" w:hAnsi="微软雅黑" w:cs="微软雅黑" w:hint="eastAsia"/>
-          <w:sz w:val="32"/>
-          <w:szCs w:val="36"/>
-          <w:lang w:eastAsia="zh-TW"/>
-        </w:rPr>
-        <w:t>𫑡</w:t>
+        <w:t>钷</w:t>
+      </w:r>
+      <w:r>
+        <w:rPr>
+          <w:rFonts w:ascii="微软雅黑" w:eastAsia="微软雅黑" w:hAnsi="微软雅黑" w:cs="微软雅黑" w:hint="eastAsia"/>
+          <w:sz w:val="32"/>
+          <w:szCs w:val="36"/>
+          <w:lang w:eastAsia="zh-TW"/>
+        </w:rPr>
+        <w:t>𬬻𬬹𬬿𬭁</w:t>
       </w:r>
       <w:r>
         <w:rPr>
@@ -1370,16 +1116,16 @@
           <w:szCs w:val="36"/>
           <w:lang w:eastAsia="zh-TW"/>
         </w:rPr>
-        <w:t>帱崁峿</w:t>
-      </w:r>
-      <w:r>
-        <w:rPr>
-          <w:rFonts w:ascii="微软雅黑" w:eastAsia="微软雅黑" w:hAnsi="微软雅黑" w:cs="微软雅黑" w:hint="eastAsia"/>
-          <w:sz w:val="32"/>
-          <w:szCs w:val="36"/>
-          <w:lang w:eastAsia="zh-TW"/>
-        </w:rPr>
-        <w:t>𪨶</w:t>
+        <w:t>眚甡笫倻倴脩倮倕倞</w:t>
+      </w:r>
+      <w:r>
+        <w:rPr>
+          <w:rFonts w:ascii="微软雅黑" w:eastAsia="微软雅黑" w:hAnsi="微软雅黑" w:cs="微软雅黑" w:hint="eastAsia"/>
+          <w:sz w:val="32"/>
+          <w:szCs w:val="36"/>
+          <w:lang w:eastAsia="zh-TW"/>
+        </w:rPr>
+        <w:t>𫢸</w:t>
       </w:r>
       <w:r>
         <w:rPr>
@@ -1388,16 +1134,16 @@
           <w:szCs w:val="36"/>
           <w:lang w:eastAsia="zh-TW"/>
         </w:rPr>
-        <w:t>崄帨崀赆</w:t>
-      </w:r>
-      <w:r>
-        <w:rPr>
-          <w:rFonts w:ascii="微软雅黑" w:eastAsia="微软雅黑" w:hAnsi="微软雅黑" w:cs="微软雅黑" w:hint="eastAsia"/>
-          <w:sz w:val="32"/>
-          <w:szCs w:val="36"/>
-          <w:lang w:eastAsia="zh-TW"/>
-        </w:rPr>
-        <w:t>𬬸</w:t>
+        <w:t>倓倧衃虒舭舯舥瓞鸰脎朓胲虓鱽峱狻眢</w:t>
+      </w:r>
+      <w:r>
+        <w:rPr>
+          <w:rFonts w:ascii="微软雅黑" w:eastAsia="微软雅黑" w:hAnsi="微软雅黑" w:cs="微软雅黑" w:hint="eastAsia"/>
+          <w:sz w:val="32"/>
+          <w:szCs w:val="36"/>
+          <w:lang w:eastAsia="zh-TW"/>
+        </w:rPr>
+        <w:t>𫗧</w:t>
       </w:r>
       <w:r>
         <w:rPr>
@@ -1406,16 +1152,16 @@
           <w:szCs w:val="36"/>
           <w:lang w:eastAsia="zh-TW"/>
         </w:rPr>
-        <w:t>钷</w:t>
-      </w:r>
-      <w:r>
-        <w:rPr>
-          <w:rFonts w:ascii="微软雅黑" w:eastAsia="微软雅黑" w:hAnsi="微软雅黑" w:cs="微软雅黑" w:hint="eastAsia"/>
-          <w:sz w:val="32"/>
-          <w:szCs w:val="36"/>
-          <w:lang w:eastAsia="zh-TW"/>
-        </w:rPr>
-        <w:t>𬬻𬬹𬬿𬭁</w:t>
+        <w:t>勍痄疰痃竘羖羓桊敉烠烔烶烻</w:t>
+      </w:r>
+      <w:r>
+        <w:rPr>
+          <w:rFonts w:ascii="微软雅黑" w:eastAsia="微软雅黑" w:hAnsi="微软雅黑" w:cs="微软雅黑" w:hint="eastAsia"/>
+          <w:sz w:val="32"/>
+          <w:szCs w:val="36"/>
+          <w:lang w:eastAsia="zh-TW"/>
+        </w:rPr>
+        <w:t>𬊈</w:t>
       </w:r>
       <w:r>
         <w:rPr>
@@ -1424,16 +1170,16 @@
           <w:szCs w:val="36"/>
           <w:lang w:eastAsia="zh-TW"/>
         </w:rPr>
-        <w:t>眚甡笫倻倴脩倮倕倞</w:t>
-      </w:r>
-      <w:r>
-        <w:rPr>
-          <w:rFonts w:ascii="微软雅黑" w:eastAsia="微软雅黑" w:hAnsi="微软雅黑" w:cs="微软雅黑" w:hint="eastAsia"/>
-          <w:sz w:val="32"/>
-          <w:szCs w:val="36"/>
-          <w:lang w:eastAsia="zh-TW"/>
-        </w:rPr>
-        <w:t>𫢸</w:t>
+        <w:t>涍浡浭浬涄涢涐浰浟浛浼浲涘悈悃悢</w:t>
+      </w:r>
+      <w:r>
+        <w:rPr>
+          <w:rFonts w:ascii="微软雅黑" w:eastAsia="微软雅黑" w:hAnsi="微软雅黑" w:cs="微软雅黑" w:hint="eastAsia"/>
+          <w:sz w:val="32"/>
+          <w:szCs w:val="36"/>
+          <w:lang w:eastAsia="zh-TW"/>
+        </w:rPr>
+        <w:t>𬒈</w:t>
       </w:r>
       <w:r>
         <w:rPr>
@@ -1442,16 +1188,16 @@
           <w:szCs w:val="36"/>
           <w:lang w:eastAsia="zh-TW"/>
         </w:rPr>
-        <w:t>倓倧衃虒舭舯舥瓞鸰脎朓胲虓鱽峱狻眢</w:t>
-      </w:r>
-      <w:r>
-        <w:rPr>
-          <w:rFonts w:ascii="微软雅黑" w:eastAsia="微软雅黑" w:hAnsi="微软雅黑" w:cs="微软雅黑" w:hint="eastAsia"/>
-          <w:sz w:val="32"/>
-          <w:szCs w:val="36"/>
-          <w:lang w:eastAsia="zh-TW"/>
-        </w:rPr>
-        <w:t>𫗧</w:t>
+        <w:t>宧窅窊窎扅扆袪袗袯祧堲疍</w:t>
+      </w:r>
+      <w:r>
+        <w:rPr>
+          <w:rFonts w:ascii="微软雅黑" w:eastAsia="微软雅黑" w:hAnsi="微软雅黑" w:cs="微软雅黑" w:hint="eastAsia"/>
+          <w:sz w:val="32"/>
+          <w:szCs w:val="36"/>
+          <w:lang w:eastAsia="zh-TW"/>
+        </w:rPr>
+        <w:t>𨺙</w:t>
       </w:r>
       <w:r>
         <w:rPr>
@@ -1460,16 +1206,16 @@
           <w:szCs w:val="36"/>
           <w:lang w:eastAsia="zh-TW"/>
         </w:rPr>
-        <w:t>勍痄疰痃竘羖羓桊敉烠烔烶烻</w:t>
-      </w:r>
-      <w:r>
-        <w:rPr>
-          <w:rFonts w:ascii="微软雅黑" w:eastAsia="微软雅黑" w:hAnsi="微软雅黑" w:cs="微软雅黑" w:hint="eastAsia"/>
-          <w:sz w:val="32"/>
-          <w:szCs w:val="36"/>
-          <w:lang w:eastAsia="zh-TW"/>
-        </w:rPr>
-        <w:t>𬊈</w:t>
+        <w:t>陴烝砮㛚哿翀翂剟</w:t>
+      </w:r>
+      <w:r>
+        <w:rPr>
+          <w:rFonts w:ascii="微软雅黑" w:eastAsia="微软雅黑" w:hAnsi="微软雅黑" w:cs="微软雅黑" w:hint="eastAsia"/>
+          <w:sz w:val="32"/>
+          <w:szCs w:val="36"/>
+          <w:lang w:eastAsia="zh-TW"/>
+        </w:rPr>
+        <w:t>𬳿𫄨</w:t>
       </w:r>
       <w:r>
         <w:rPr>
@@ -1478,16 +1224,16 @@
           <w:szCs w:val="36"/>
           <w:lang w:eastAsia="zh-TW"/>
         </w:rPr>
-        <w:t>涍浡浭浬涄涢涐浰浟浛浼浲涘悈悃悢</w:t>
-      </w:r>
-      <w:r>
-        <w:rPr>
-          <w:rFonts w:ascii="微软雅黑" w:eastAsia="微软雅黑" w:hAnsi="微软雅黑" w:cs="微软雅黑" w:hint="eastAsia"/>
-          <w:sz w:val="32"/>
-          <w:szCs w:val="36"/>
-          <w:lang w:eastAsia="zh-TW"/>
-        </w:rPr>
-        <w:t>𬒈</w:t>
+        <w:t>绤骍</w:t>
+      </w:r>
+      <w:r>
+        <w:rPr>
+          <w:rFonts w:ascii="微软雅黑" w:eastAsia="微软雅黑" w:hAnsi="微软雅黑" w:cs="微软雅黑" w:hint="eastAsia"/>
+          <w:sz w:val="32"/>
+          <w:szCs w:val="36"/>
+          <w:lang w:eastAsia="zh-TW"/>
+        </w:rPr>
+        <w:t>𬘫</w:t>
       </w:r>
       <w:r>
         <w:rPr>
@@ -1496,16 +1242,16 @@
           <w:szCs w:val="36"/>
           <w:lang w:eastAsia="zh-TW"/>
         </w:rPr>
-        <w:t>宧窅窊窎扅扆袪袗袯祧堲疍</w:t>
-      </w:r>
-      <w:r>
-        <w:rPr>
-          <w:rFonts w:ascii="微软雅黑" w:eastAsia="微软雅黑" w:hAnsi="微软雅黑" w:cs="微软雅黑" w:hint="eastAsia"/>
-          <w:sz w:val="32"/>
-          <w:szCs w:val="36"/>
-          <w:lang w:eastAsia="zh-TW"/>
-        </w:rPr>
-        <w:t>𨺙</w:t>
+        <w:t>䂮琎珸珵琄琈琀珺掭堎堐埼掎埫堌晢</w:t>
+      </w:r>
+      <w:r>
+        <w:rPr>
+          <w:rFonts w:ascii="微软雅黑" w:eastAsia="微软雅黑" w:hAnsi="微软雅黑" w:cs="微软雅黑" w:hint="eastAsia"/>
+          <w:sz w:val="32"/>
+          <w:szCs w:val="36"/>
+          <w:lang w:eastAsia="zh-TW"/>
+        </w:rPr>
+        <w:t>𫮃</w:t>
       </w:r>
       <w:r>
         <w:rPr>
@@ -1514,62 +1260,17 @@
           <w:szCs w:val="36"/>
           <w:lang w:eastAsia="zh-TW"/>
         </w:rPr>
-        <w:t>陴烝砮㛚哿翀翂剟</w:t>
-      </w:r>
-      <w:r>
-        <w:rPr>
-          <w:rFonts w:ascii="微软雅黑" w:eastAsia="微软雅黑" w:hAnsi="微软雅黑" w:cs="微软雅黑" w:hint="eastAsia"/>
+        <w:t>掞埪壸㙍聍萚菥莿䓫䓬萆菂菍菼萣䓨菉䓛梼梽桲梾桯梣梌桹敔厣硔鿎硚硊硍勔䴕龁</w:t>
+      </w:r>
+      <w:r>
+        <w:rPr>
+          <w:rFonts w:ascii="宋体" w:eastAsia="宋体" w:hAnsi="宋体" w:cs="微软雅黑" w:hint="eastAsia"/>
           <w:sz w:val="32"/>
           <w:szCs w:val="36"/>
           <w:lang w:eastAsia="zh-TW"/>
         </w:rPr>
         <w:lastRenderedPageBreak/>
-        <w:t>𬳿𫄨</w:t>
-      </w:r>
-      <w:r>
-        <w:rPr>
-          <w:rFonts w:ascii="宋体" w:eastAsia="宋体" w:hAnsi="宋体" w:cs="微软雅黑" w:hint="eastAsia"/>
-          <w:sz w:val="32"/>
-          <w:szCs w:val="36"/>
-          <w:lang w:eastAsia="zh-TW"/>
-        </w:rPr>
-        <w:t>绤骍</w:t>
-      </w:r>
-      <w:r>
-        <w:rPr>
-          <w:rFonts w:ascii="微软雅黑" w:eastAsia="微软雅黑" w:hAnsi="微软雅黑" w:cs="微软雅黑" w:hint="eastAsia"/>
-          <w:sz w:val="32"/>
-          <w:szCs w:val="36"/>
-          <w:lang w:eastAsia="zh-TW"/>
-        </w:rPr>
-        <w:t>𬘫</w:t>
-      </w:r>
-      <w:r>
-        <w:rPr>
-          <w:rFonts w:ascii="宋体" w:eastAsia="宋体" w:hAnsi="宋体" w:cs="微软雅黑" w:hint="eastAsia"/>
-          <w:sz w:val="32"/>
-          <w:szCs w:val="36"/>
-          <w:lang w:eastAsia="zh-TW"/>
-        </w:rPr>
-        <w:t>䂮琎珸珵琄琈琀珺掭堎堐埼掎埫堌晢</w:t>
-      </w:r>
-      <w:r>
-        <w:rPr>
-          <w:rFonts w:ascii="微软雅黑" w:eastAsia="微软雅黑" w:hAnsi="微软雅黑" w:cs="微软雅黑" w:hint="eastAsia"/>
-          <w:sz w:val="32"/>
-          <w:szCs w:val="36"/>
-          <w:lang w:eastAsia="zh-TW"/>
-        </w:rPr>
-        <w:t>𫮃</w:t>
-      </w:r>
-      <w:r>
-        <w:rPr>
-          <w:rFonts w:ascii="宋体" w:eastAsia="宋体" w:hAnsi="宋体" w:cs="微软雅黑" w:hint="eastAsia"/>
-          <w:sz w:val="32"/>
-          <w:szCs w:val="36"/>
-          <w:lang w:eastAsia="zh-TW"/>
-        </w:rPr>
-        <w:t>掞埪壸㙍聍萚菥莿䓫䓬萆菂菍菼萣䓨菉䓛梼梽桲梾桯梣梌桹敔厣硔鿎硚硊硍勔䴕龁唪啫翈㫰晙</w:t>
+        <w:t>唪啫翈㫰晙</w:t>
       </w:r>
       <w:r>
         <w:rPr>
@@ -2541,7 +2242,97 @@
           <w:szCs w:val="36"/>
           <w:lang w:eastAsia="zh-TW"/>
         </w:rPr>
-        <w:t>䴗夥瞍鹖㬎跽</w:t>
+        <w:t>䴗夥瞍鹖㬎跽蜾幖嶍圙</w:t>
+      </w:r>
+      <w:r>
+        <w:rPr>
+          <w:rFonts w:ascii="微软雅黑" w:eastAsia="微软雅黑" w:hAnsi="微软雅黑" w:cs="微软雅黑" w:hint="eastAsia"/>
+          <w:sz w:val="32"/>
+          <w:szCs w:val="36"/>
+          <w:lang w:eastAsia="zh-TW"/>
+        </w:rPr>
+        <w:t>𨱏</w:t>
+      </w:r>
+      <w:r>
+        <w:rPr>
+          <w:rFonts w:ascii="宋体" w:eastAsia="宋体" w:hAnsi="宋体" w:cs="微软雅黑"/>
+          <w:sz w:val="32"/>
+          <w:szCs w:val="36"/>
+          <w:lang w:eastAsia="zh-TW"/>
+        </w:rPr>
+        <w:t>锺锼锽</w:t>
+      </w:r>
+      <w:r>
+        <w:rPr>
+          <w:rFonts w:ascii="微软雅黑" w:eastAsia="微软雅黑" w:hAnsi="微软雅黑" w:cs="微软雅黑" w:hint="eastAsia"/>
+          <w:sz w:val="32"/>
+          <w:szCs w:val="36"/>
+          <w:lang w:eastAsia="zh-TW"/>
+        </w:rPr>
+        <w:t>𬭤</w:t>
+      </w:r>
+      <w:r>
+        <w:rPr>
+          <w:rFonts w:ascii="宋体" w:eastAsia="宋体" w:hAnsi="宋体" w:cs="微软雅黑"/>
+          <w:sz w:val="32"/>
+          <w:szCs w:val="36"/>
+          <w:lang w:eastAsia="zh-TW"/>
+        </w:rPr>
+        <w:t>锾镃镄镅馝鹙箨箖劄僬僦僔僎槃㙦鲒鲕</w:t>
+      </w:r>
+      <w:r>
+        <w:rPr>
+          <w:rFonts w:ascii="微软雅黑" w:eastAsia="微软雅黑" w:hAnsi="微软雅黑" w:cs="微软雅黑" w:hint="eastAsia"/>
+          <w:sz w:val="32"/>
+          <w:szCs w:val="36"/>
+          <w:lang w:eastAsia="zh-TW"/>
+        </w:rPr>
+        <w:t>𫚕</w:t>
+      </w:r>
+      <w:r>
+        <w:rPr>
+          <w:rFonts w:ascii="宋体" w:eastAsia="宋体" w:hAnsi="宋体" w:cs="微软雅黑"/>
+          <w:sz w:val="32"/>
+          <w:szCs w:val="36"/>
+          <w:lang w:eastAsia="zh-TW"/>
+        </w:rPr>
+        <w:t>鲖鲗鲘鲙</w:t>
+      </w:r>
+      <w:r>
+        <w:rPr>
+          <w:rFonts w:ascii="微软雅黑" w:eastAsia="微软雅黑" w:hAnsi="微软雅黑" w:cs="微软雅黑" w:hint="eastAsia"/>
+          <w:sz w:val="32"/>
+          <w:szCs w:val="36"/>
+          <w:lang w:eastAsia="zh-TW"/>
+        </w:rPr>
+        <w:t>𬶐𬶏𩽾</w:t>
+      </w:r>
+      <w:r>
+        <w:rPr>
+          <w:rFonts w:ascii="宋体" w:eastAsia="宋体" w:hAnsi="宋体" w:cs="微软雅黑"/>
+          <w:sz w:val="32"/>
+          <w:szCs w:val="36"/>
+          <w:lang w:eastAsia="zh-TW"/>
+        </w:rPr>
+        <w:t>夐獍飗</w:t>
+      </w:r>
+      <w:r>
+        <w:rPr>
+          <w:rFonts w:ascii="微软雅黑" w:eastAsia="微软雅黑" w:hAnsi="微软雅黑" w:cs="微软雅黑" w:hint="eastAsia"/>
+          <w:sz w:val="32"/>
+          <w:szCs w:val="36"/>
+          <w:lang w:eastAsia="zh-TW"/>
+        </w:rPr>
+        <w:t>𬸚</w:t>
+      </w:r>
+      <w:r>
+        <w:rPr>
+          <w:rFonts w:ascii="宋体" w:eastAsia="宋体" w:hAnsi="宋体" w:cs="微软雅黑"/>
+          <w:sz w:val="32"/>
+          <w:szCs w:val="36"/>
+          <w:lang w:eastAsia="zh-TW"/>
+        </w:rPr>
+        <w:t>凘廑瘥瘕鲝鄫熇漹漖潆漤漼漴㽏漈漋漻慬窬窭</w:t>
       </w:r>
       <w:r>
         <w:rPr>
@@ -2551,97 +2342,7 @@
           <w:lang w:eastAsia="zh-TW"/>
         </w:rPr>
         <w:lastRenderedPageBreak/>
-        <w:t>蜾幖嶍圙</w:t>
-      </w:r>
-      <w:r>
-        <w:rPr>
-          <w:rFonts w:ascii="微软雅黑" w:eastAsia="微软雅黑" w:hAnsi="微软雅黑" w:cs="微软雅黑" w:hint="eastAsia"/>
-          <w:sz w:val="32"/>
-          <w:szCs w:val="36"/>
-          <w:lang w:eastAsia="zh-TW"/>
-        </w:rPr>
-        <w:t>𨱏</w:t>
-      </w:r>
-      <w:r>
-        <w:rPr>
-          <w:rFonts w:ascii="宋体" w:eastAsia="宋体" w:hAnsi="宋体" w:cs="微软雅黑"/>
-          <w:sz w:val="32"/>
-          <w:szCs w:val="36"/>
-          <w:lang w:eastAsia="zh-TW"/>
-        </w:rPr>
-        <w:t>锺锼锽</w:t>
-      </w:r>
-      <w:r>
-        <w:rPr>
-          <w:rFonts w:ascii="微软雅黑" w:eastAsia="微软雅黑" w:hAnsi="微软雅黑" w:cs="微软雅黑" w:hint="eastAsia"/>
-          <w:sz w:val="32"/>
-          <w:szCs w:val="36"/>
-          <w:lang w:eastAsia="zh-TW"/>
-        </w:rPr>
-        <w:t>𬭤</w:t>
-      </w:r>
-      <w:r>
-        <w:rPr>
-          <w:rFonts w:ascii="宋体" w:eastAsia="宋体" w:hAnsi="宋体" w:cs="微软雅黑"/>
-          <w:sz w:val="32"/>
-          <w:szCs w:val="36"/>
-          <w:lang w:eastAsia="zh-TW"/>
-        </w:rPr>
-        <w:t>锾镃镄镅馝鹙箨箖劄僬僦僔僎槃㙦鲒鲕</w:t>
-      </w:r>
-      <w:r>
-        <w:rPr>
-          <w:rFonts w:ascii="微软雅黑" w:eastAsia="微软雅黑" w:hAnsi="微软雅黑" w:cs="微软雅黑" w:hint="eastAsia"/>
-          <w:sz w:val="32"/>
-          <w:szCs w:val="36"/>
-          <w:lang w:eastAsia="zh-TW"/>
-        </w:rPr>
-        <w:t>𫚕</w:t>
-      </w:r>
-      <w:r>
-        <w:rPr>
-          <w:rFonts w:ascii="宋体" w:eastAsia="宋体" w:hAnsi="宋体" w:cs="微软雅黑"/>
-          <w:sz w:val="32"/>
-          <w:szCs w:val="36"/>
-          <w:lang w:eastAsia="zh-TW"/>
-        </w:rPr>
-        <w:t>鲖鲗鲘鲙</w:t>
-      </w:r>
-      <w:r>
-        <w:rPr>
-          <w:rFonts w:ascii="微软雅黑" w:eastAsia="微软雅黑" w:hAnsi="微软雅黑" w:cs="微软雅黑" w:hint="eastAsia"/>
-          <w:sz w:val="32"/>
-          <w:szCs w:val="36"/>
-          <w:lang w:eastAsia="zh-TW"/>
-        </w:rPr>
-        <w:t>𬶐𬶏𩽾</w:t>
-      </w:r>
-      <w:r>
-        <w:rPr>
-          <w:rFonts w:ascii="宋体" w:eastAsia="宋体" w:hAnsi="宋体" w:cs="微软雅黑"/>
-          <w:sz w:val="32"/>
-          <w:szCs w:val="36"/>
-          <w:lang w:eastAsia="zh-TW"/>
-        </w:rPr>
-        <w:t>夐獍飗</w:t>
-      </w:r>
-      <w:r>
-        <w:rPr>
-          <w:rFonts w:ascii="微软雅黑" w:eastAsia="微软雅黑" w:hAnsi="微软雅黑" w:cs="微软雅黑" w:hint="eastAsia"/>
-          <w:sz w:val="32"/>
-          <w:szCs w:val="36"/>
-          <w:lang w:eastAsia="zh-TW"/>
-        </w:rPr>
-        <w:t>𬸚</w:t>
-      </w:r>
-      <w:r>
-        <w:rPr>
-          <w:rFonts w:ascii="宋体" w:eastAsia="宋体" w:hAnsi="宋体" w:cs="微软雅黑"/>
-          <w:sz w:val="32"/>
-          <w:szCs w:val="36"/>
-          <w:lang w:eastAsia="zh-TW"/>
-        </w:rPr>
-        <w:t>凘廑瘥瘕鲝鄫熇漹漖潆漤漼漴㽏漈漋漻慬窬窭㮾</w:t>
+        <w:t>㮾</w:t>
       </w:r>
       <w:r>
         <w:rPr>
@@ -3271,7 +2972,7 @@
           <w:szCs w:val="36"/>
           <w:lang w:eastAsia="zh-TW"/>
         </w:rPr>
-        <w:t>醾齇</w:t>
+        <w:t>醾</w:t>
       </w:r>
     </w:p>
     <w:sectPr>
@@ -3285,7 +2986,7 @@
 </file>
 
 <file path=word/endnotes.xml><?xml version="1.0" encoding="utf-8"?>
-<w:endnotes xmlns:wpc="http://schemas.microsoft.com/office/word/2010/wordprocessingCanvas" xmlns:cx="http://schemas.microsoft.com/office/drawing/2014/chartex" xmlns:cx1="http://schemas.microsoft.com/office/drawing/2015/9/8/chartex" xmlns:cx2="http://schemas.microsoft.com/office/drawing/2015/10/21/chartex" xmlns:cx3="http://schemas.microsoft.com/office/drawing/2016/5/9/chartex" xmlns:cx4="http://schemas.microsoft.com/office/drawing/2016/5/10/chartex" xmlns:cx5="http://schemas.microsoft.com/office/drawing/2016/5/11/chartex" xmlns:cx6="http://schemas.microsoft.com/office/drawing/2016/5/12/chartex" xmlns:cx7="http://schemas.microsoft.com/office/drawing/2016/5/13/chartex" xmlns:cx8="http://schemas.microsoft.com/office/drawing/2016/5/14/chartex" xmlns:mc="http://schemas.openxmlformats.org/markup-compatibility/2006" xmlns:aink="http://schemas.microsoft.com/office/drawing/2016/ink" xmlns:am3d="http://schemas.microsoft.com/office/drawing/2017/model3d" xmlns:o="urn:schemas-microsoft-com:office:office" xmlns:oel="http://schemas.microsoft.com/office/2019/extlst" xmlns:r="http://schemas.openxmlformats.org/officeDocument/2006/relationships" xmlns:m="http://schemas.openxmlformats.org/officeDocument/2006/math" xmlns:v="urn:schemas-microsoft-com:vml" xmlns:wp14="http://schemas.microsoft.com/office/word/2010/wordprocessingDrawing" xmlns:wp="http://schemas.openxmlformats.org/drawingml/2006/wordprocessingDrawing" xmlns:w10="urn:schemas-microsoft-com:office:word" xmlns:w="http://schemas.openxmlformats.org/wordprocessingml/2006/main" xmlns:w14="http://schemas.microsoft.com/office/word/2010/wordml" xmlns:w15="http://schemas.microsoft.com/office/word/2012/wordml" xmlns:w16cex="http://schemas.microsoft.com/office/word/2018/wordml/cex" xmlns:w16cid="http://schemas.microsoft.com/office/word/2016/wordml/cid" xmlns:w16="http://schemas.microsoft.com/office/word/2018/wordml" xmlns:w16du="http://schemas.microsoft.com/office/word/2023/wordml/word16du" xmlns:w16sdtdh="http://schemas.microsoft.com/office/word/2020/wordml/sdtdatahash" xmlns:w16sdtfl="http://schemas.microsoft.com/office/word/2024/wordml/sdtformatlock" xmlns:w16se="http://schemas.microsoft.com/office/word/2015/wordml/symex" xmlns:wpg="http://schemas.microsoft.com/office/word/2010/wordprocessingGroup" xmlns:wpi="http://schemas.microsoft.com/office/word/2010/wordprocessingInk" xmlns:wne="http://schemas.microsoft.com/office/word/2006/wordml" xmlns:wps="http://schemas.microsoft.com/office/word/2010/wordprocessingShape" mc:Ignorable="w14 w15 w16se w16cid w16 w16cex w16sdtdh w16sdtfl w16du wp14">
+<w:endnotes xmlns:wpc="http://schemas.microsoft.com/office/word/2010/wordprocessingCanvas" xmlns:cx="http://schemas.microsoft.com/office/drawing/2014/chartex" xmlns:cx1="http://schemas.microsoft.com/office/drawing/2015/9/8/chartex" xmlns:cx2="http://schemas.microsoft.com/office/drawing/2015/10/21/chartex" xmlns:cx3="http://schemas.microsoft.com/office/drawing/2016/5/9/chartex" xmlns:cx4="http://schemas.microsoft.com/office/drawing/2016/5/10/chartex" xmlns:cx5="http://schemas.microsoft.com/office/drawing/2016/5/11/chartex" xmlns:cx6="http://schemas.microsoft.com/office/drawing/2016/5/12/chartex" xmlns:cx7="http://schemas.microsoft.com/office/drawing/2016/5/13/chartex" xmlns:cx8="http://schemas.microsoft.com/office/drawing/2016/5/14/chartex" xmlns:mc="http://schemas.openxmlformats.org/markup-compatibility/2006" xmlns:aink="http://schemas.microsoft.com/office/drawing/2016/ink" xmlns:am3d="http://schemas.microsoft.com/office/drawing/2017/model3d" xmlns:o="urn:schemas-microsoft-com:office:office" xmlns:oel="http://schemas.microsoft.com/office/2019/extlst" xmlns:r="http://schemas.openxmlformats.org/officeDocument/2006/relationships" xmlns:m="http://schemas.openxmlformats.org/officeDocument/2006/math" xmlns:v="urn:schemas-microsoft-com:vml" xmlns:wp14="http://schemas.microsoft.com/office/word/2010/wordprocessingDrawing" xmlns:wp="http://schemas.openxmlformats.org/drawingml/2006/wordprocessingDrawing" xmlns:w10="urn:schemas-microsoft-com:office:word" xmlns:w="http://schemas.openxmlformats.org/wordprocessingml/2006/main" xmlns:w14="http://schemas.microsoft.com/office/word/2010/wordml" xmlns:w15="http://schemas.microsoft.com/office/word/2012/wordml" xmlns:w16cei="http://schemas.microsoft.com/office/word/2026/wordml/cei" xmlns:w16cex="http://schemas.microsoft.com/office/word/2018/wordml/cex" xmlns:w16cid="http://schemas.microsoft.com/office/word/2016/wordml/cid" xmlns:w16="http://schemas.microsoft.com/office/word/2018/wordml" xmlns:w16du="http://schemas.microsoft.com/office/word/2023/wordml/word16du" xmlns:w16sdtdh="http://schemas.microsoft.com/office/word/2020/wordml/sdtdatahash" xmlns:w16sdtfl="http://schemas.microsoft.com/office/word/2024/wordml/sdtformatlock" xmlns:w16se="http://schemas.microsoft.com/office/word/2015/wordml/symex" xmlns:wpg="http://schemas.microsoft.com/office/word/2010/wordprocessingGroup" xmlns:wpi="http://schemas.microsoft.com/office/word/2010/wordprocessingInk" xmlns:wne="http://schemas.microsoft.com/office/word/2006/wordml" xmlns:wps="http://schemas.microsoft.com/office/word/2010/wordprocessingShape" mc:Ignorable="w14 w15 w16se w16cid w16 w16cex w16sdtdh w16sdtfl w16du wp14">
   <w:endnote w:type="separator" w:id="-1">
     <w:p>
       <w:pPr>
@@ -3314,7 +3015,7 @@
 </file>
 
 <file path=word/footnotes.xml><?xml version="1.0" encoding="utf-8"?>
-<w:footnotes xmlns:wpc="http://schemas.microsoft.com/office/word/2010/wordprocessingCanvas" xmlns:cx="http://schemas.microsoft.com/office/drawing/2014/chartex" xmlns:cx1="http://schemas.microsoft.com/office/drawing/2015/9/8/chartex" xmlns:cx2="http://schemas.microsoft.com/office/drawing/2015/10/21/chartex" xmlns:cx3="http://schemas.microsoft.com/office/drawing/2016/5/9/chartex" xmlns:cx4="http://schemas.microsoft.com/office/drawing/2016/5/10/chartex" xmlns:cx5="http://schemas.microsoft.com/office/drawing/2016/5/11/chartex" xmlns:cx6="http://schemas.microsoft.com/office/drawing/2016/5/12/chartex" xmlns:cx7="http://schemas.microsoft.com/office/drawing/2016/5/13/chartex" xmlns:cx8="http://schemas.microsoft.com/office/drawing/2016/5/14/chartex" xmlns:mc="http://schemas.openxmlformats.org/markup-compatibility/2006" xmlns:aink="http://schemas.microsoft.com/office/drawing/2016/ink" xmlns:am3d="http://schemas.microsoft.com/office/drawing/2017/model3d" xmlns:o="urn:schemas-microsoft-com:office:office" xmlns:oel="http://schemas.microsoft.com/office/2019/extlst" xmlns:r="http://schemas.openxmlformats.org/officeDocument/2006/relationships" xmlns:m="http://schemas.openxmlformats.org/officeDocument/2006/math" xmlns:v="urn:schemas-microsoft-com:vml" xmlns:wp14="http://schemas.microsoft.com/office/word/2010/wordprocessingDrawing" xmlns:wp="http://schemas.openxmlformats.org/drawingml/2006/wordprocessingDrawing" xmlns:w10="urn:schemas-microsoft-com:office:word" xmlns:w="http://schemas.openxmlformats.org/wordprocessingml/2006/main" xmlns:w14="http://schemas.microsoft.com/office/word/2010/wordml" xmlns:w15="http://schemas.microsoft.com/office/word/2012/wordml" xmlns:w16cex="http://schemas.microsoft.com/office/word/2018/wordml/cex" xmlns:w16cid="http://schemas.microsoft.com/office/word/2016/wordml/cid" xmlns:w16="http://schemas.microsoft.com/office/word/2018/wordml" xmlns:w16du="http://schemas.microsoft.com/office/word/2023/wordml/word16du" xmlns:w16sdtdh="http://schemas.microsoft.com/office/word/2020/wordml/sdtdatahash" xmlns:w16sdtfl="http://schemas.microsoft.com/office/word/2024/wordml/sdtformatlock" xmlns:w16se="http://schemas.microsoft.com/office/word/2015/wordml/symex" xmlns:wpg="http://schemas.microsoft.com/office/word/2010/wordprocessingGroup" xmlns:wpi="http://schemas.microsoft.com/office/word/2010/wordprocessingInk" xmlns:wne="http://schemas.microsoft.com/office/word/2006/wordml" xmlns:wps="http://schemas.microsoft.com/office/word/2010/wordprocessingShape" mc:Ignorable="w14 w15 w16se w16cid w16 w16cex w16sdtdh w16sdtfl w16du wp14">
+<w:footnotes xmlns:wpc="http://schemas.microsoft.com/office/word/2010/wordprocessingCanvas" xmlns:cx="http://schemas.microsoft.com/office/drawing/2014/chartex" xmlns:cx1="http://schemas.microsoft.com/office/drawing/2015/9/8/chartex" xmlns:cx2="http://schemas.microsoft.com/office/drawing/2015/10/21/chartex" xmlns:cx3="http://schemas.microsoft.com/office/drawing/2016/5/9/chartex" xmlns:cx4="http://schemas.microsoft.com/office/drawing/2016/5/10/chartex" xmlns:cx5="http://schemas.microsoft.com/office/drawing/2016/5/11/chartex" xmlns:cx6="http://schemas.microsoft.com/office/drawing/2016/5/12/chartex" xmlns:cx7="http://schemas.microsoft.com/office/drawing/2016/5/13/chartex" xmlns:cx8="http://schemas.microsoft.com/office/drawing/2016/5/14/chartex" xmlns:mc="http://schemas.openxmlformats.org/markup-compatibility/2006" xmlns:aink="http://schemas.microsoft.com/office/drawing/2016/ink" xmlns:am3d="http://schemas.microsoft.com/office/drawing/2017/model3d" xmlns:o="urn:schemas-microsoft-com:office:office" xmlns:oel="http://schemas.microsoft.com/office/2019/extlst" xmlns:r="http://schemas.openxmlformats.org/officeDocument/2006/relationships" xmlns:m="http://schemas.openxmlformats.org/officeDocument/2006/math" xmlns:v="urn:schemas-microsoft-com:vml" xmlns:wp14="http://schemas.microsoft.com/office/word/2010/wordprocessingDrawing" xmlns:wp="http://schemas.openxmlformats.org/drawingml/2006/wordprocessingDrawing" xmlns:w10="urn:schemas-microsoft-com:office:word" xmlns:w="http://schemas.openxmlformats.org/wordprocessingml/2006/main" xmlns:w14="http://schemas.microsoft.com/office/word/2010/wordml" xmlns:w15="http://schemas.microsoft.com/office/word/2012/wordml" xmlns:w16cei="http://schemas.microsoft.com/office/word/2026/wordml/cei" xmlns:w16cex="http://schemas.microsoft.com/office/word/2018/wordml/cex" xmlns:w16cid="http://schemas.microsoft.com/office/word/2016/wordml/cid" xmlns:w16="http://schemas.microsoft.com/office/word/2018/wordml" xmlns:w16du="http://schemas.microsoft.com/office/word/2023/wordml/word16du" xmlns:w16sdtdh="http://schemas.microsoft.com/office/word/2020/wordml/sdtdatahash" xmlns:w16sdtfl="http://schemas.microsoft.com/office/word/2024/wordml/sdtformatlock" xmlns:w16se="http://schemas.microsoft.com/office/word/2015/wordml/symex" xmlns:wpg="http://schemas.microsoft.com/office/word/2010/wordprocessingGroup" xmlns:wpi="http://schemas.microsoft.com/office/word/2010/wordprocessingInk" xmlns:wne="http://schemas.microsoft.com/office/word/2006/wordml" xmlns:wps="http://schemas.microsoft.com/office/word/2010/wordprocessingShape" mc:Ignorable="w14 w15 w16se w16cid w16 w16cex w16sdtdh w16sdtfl w16du wp14">
   <w:footnote w:type="separator" w:id="-1">
     <w:p>
       <w:pPr>

--- a/help/当前待录入汉字.docx
+++ b/help/当前待录入汉字.docx
@@ -13,12 +13,21 @@
       </w:pPr>
       <w:r>
         <w:rPr>
+          <w:rFonts w:ascii="宋体" w:eastAsia="宋体" w:hAnsi="宋体" w:cs="宋体" w:hint="eastAsia"/>
+          <w:sz w:val="32"/>
+          <w:szCs w:val="36"/>
+          <w:lang w:eastAsia="zh-TW"/>
+        </w:rPr>
+        <w:t>呇冏觃伾㑇伭佖</w:t>
+      </w:r>
+      <w:r>
+        <w:rPr>
           <w:rFonts w:ascii="宋体" w:eastAsia="宋体" w:hAnsi="宋体" w:cs="方正硬笔行书简体" w:hint="eastAsia"/>
           <w:sz w:val="32"/>
           <w:szCs w:val="36"/>
           <w:lang w:eastAsia="zh-TW"/>
         </w:rPr>
-        <w:t>苊</w:t>
+        <w:t>伲</w:t>
       </w:r>
       <w:r>
         <w:rPr>
@@ -27,7 +36,16 @@
           <w:szCs w:val="36"/>
           <w:lang w:eastAsia="zh-TW"/>
         </w:rPr>
-        <w:t>苉</w:t>
+        <w:t>佁</w:t>
+      </w:r>
+      <w:r>
+        <w:rPr>
+          <w:rFonts w:ascii="宋体" w:eastAsia="宋体" w:hAnsi="宋体" w:cs="方正硬笔行书简繁" w:hint="eastAsia"/>
+          <w:sz w:val="32"/>
+          <w:szCs w:val="36"/>
+          <w:lang w:eastAsia="zh-TW"/>
+        </w:rPr>
+        <w:t>飏</w:t>
       </w:r>
       <w:r>
         <w:rPr>
@@ -36,7 +54,7 @@
           <w:szCs w:val="36"/>
           <w:lang w:eastAsia="zh-TW"/>
         </w:rPr>
-        <w:t>芘芴</w:t>
+        <w:t>狃闶</w:t>
       </w:r>
       <w:r>
         <w:rPr>
@@ -45,16 +63,394 @@
           <w:szCs w:val="36"/>
           <w:lang w:eastAsia="zh-TW"/>
         </w:rPr>
-        <w:t>芠</w:t>
-      </w:r>
-      <w:r>
-        <w:rPr>
-          <w:rFonts w:ascii="微软雅黑" w:eastAsia="微软雅黑" w:hAnsi="微软雅黑" w:cs="微软雅黑" w:hint="eastAsia"/>
-          <w:sz w:val="32"/>
-          <w:szCs w:val="36"/>
-          <w:lang w:eastAsia="zh-TW"/>
-        </w:rPr>
-        <w:t>𫇭</w:t>
+        <w:t>汧汫</w:t>
+      </w:r>
+      <w:r>
+        <w:rPr>
+          <w:rFonts w:ascii="微软雅黑" w:eastAsia="微软雅黑" w:hAnsi="微软雅黑" w:cs="微软雅黑" w:hint="eastAsia"/>
+          <w:sz w:val="32"/>
+          <w:szCs w:val="36"/>
+          <w:lang w:eastAsia="zh-TW"/>
+        </w:rPr>
+        <w:t>𣲘𣲗</w:t>
+      </w:r>
+      <w:r>
+        <w:rPr>
+          <w:rFonts w:ascii="宋体" w:eastAsia="宋体" w:hAnsi="宋体" w:cs="宋体" w:hint="eastAsia"/>
+          <w:sz w:val="32"/>
+          <w:szCs w:val="36"/>
+          <w:lang w:eastAsia="zh-TW"/>
+        </w:rPr>
+        <w:t>沄</w:t>
+      </w:r>
+      <w:r>
+        <w:rPr>
+          <w:rFonts w:ascii="宋体" w:eastAsia="宋体" w:hAnsi="宋体" w:cs="方正硬笔行书简繁" w:hint="eastAsia"/>
+          <w:sz w:val="32"/>
+          <w:szCs w:val="36"/>
+          <w:lang w:eastAsia="zh-TW"/>
+        </w:rPr>
+        <w:t>沘</w:t>
+      </w:r>
+      <w:r>
+        <w:rPr>
+          <w:rFonts w:ascii="微软雅黑" w:eastAsia="微软雅黑" w:hAnsi="微软雅黑" w:cs="微软雅黑" w:hint="eastAsia"/>
+          <w:sz w:val="32"/>
+          <w:szCs w:val="36"/>
+          <w:lang w:eastAsia="zh-TW"/>
+        </w:rPr>
+        <w:t>𬇙</w:t>
+      </w:r>
+      <w:r>
+        <w:rPr>
+          <w:rFonts w:ascii="宋体" w:eastAsia="宋体" w:hAnsi="宋体" w:cs="宋体" w:hint="eastAsia"/>
+          <w:sz w:val="32"/>
+          <w:szCs w:val="36"/>
+          <w:lang w:eastAsia="zh-TW"/>
+        </w:rPr>
+        <w:t>汭㳇沇忳忺</w:t>
+      </w:r>
+      <w:r>
+        <w:rPr>
+          <w:rFonts w:ascii="微软雅黑" w:eastAsia="微软雅黑" w:hAnsi="微软雅黑" w:cs="微软雅黑" w:hint="eastAsia"/>
+          <w:sz w:val="32"/>
+          <w:szCs w:val="36"/>
+          <w:lang w:eastAsia="zh-TW"/>
+        </w:rPr>
+        <w:t>𬣡</w:t>
+      </w:r>
+      <w:r>
+        <w:rPr>
+          <w:rFonts w:ascii="宋体" w:eastAsia="宋体" w:hAnsi="宋体" w:cs="宋体" w:hint="eastAsia"/>
+          <w:sz w:val="32"/>
+          <w:szCs w:val="36"/>
+          <w:lang w:eastAsia="zh-TW"/>
+        </w:rPr>
+        <w:t>祃诇邲</w:t>
+      </w:r>
+      <w:r>
+        <w:rPr>
+          <w:rFonts w:ascii="宋体" w:eastAsia="宋体" w:hAnsi="宋体" w:cs="方正硬笔行书简体" w:hint="eastAsia"/>
+          <w:sz w:val="32"/>
+          <w:szCs w:val="36"/>
+          <w:lang w:eastAsia="zh-TW"/>
+        </w:rPr>
+        <w:t>诎</w:t>
+      </w:r>
+      <w:r>
+        <w:rPr>
+          <w:rFonts w:ascii="宋体" w:eastAsia="宋体" w:hAnsi="宋体" w:cs="宋体" w:hint="eastAsia"/>
+          <w:sz w:val="32"/>
+          <w:szCs w:val="36"/>
+          <w:lang w:eastAsia="zh-TW"/>
+        </w:rPr>
+        <w:t>屃</w:t>
+      </w:r>
+      <w:r>
+        <w:rPr>
+          <w:rFonts w:ascii="微软雅黑" w:eastAsia="微软雅黑" w:hAnsi="微软雅黑" w:cs="微软雅黑" w:hint="eastAsia"/>
+          <w:sz w:val="32"/>
+          <w:szCs w:val="36"/>
+          <w:lang w:eastAsia="zh-TW"/>
+        </w:rPr>
+        <w:t>𫸩</w:t>
+      </w:r>
+      <w:r>
+        <w:rPr>
+          <w:rFonts w:ascii="宋体" w:eastAsia="宋体" w:hAnsi="宋体" w:cs="宋体" w:hint="eastAsia"/>
+          <w:sz w:val="32"/>
+          <w:szCs w:val="36"/>
+          <w:lang w:eastAsia="zh-TW"/>
+        </w:rPr>
+        <w:t>岊</w:t>
+      </w:r>
+      <w:r>
+        <w:rPr>
+          <w:rFonts w:ascii="宋体" w:eastAsia="宋体" w:hAnsi="宋体" w:cs="方正硬笔行书简体" w:hint="eastAsia"/>
+          <w:sz w:val="32"/>
+          <w:szCs w:val="36"/>
+          <w:lang w:eastAsia="zh-TW"/>
+        </w:rPr>
+        <w:t>阽</w:t>
+      </w:r>
+      <w:r>
+        <w:rPr>
+          <w:rFonts w:ascii="宋体" w:eastAsia="宋体" w:hAnsi="宋体" w:cs="宋体" w:hint="eastAsia"/>
+          <w:sz w:val="32"/>
+          <w:szCs w:val="36"/>
+          <w:lang w:eastAsia="zh-TW"/>
+        </w:rPr>
+        <w:t>䢺</w:t>
+      </w:r>
+      <w:r>
+        <w:rPr>
+          <w:rFonts w:ascii="宋体" w:eastAsia="宋体" w:hAnsi="宋体" w:cs="方正硬笔行书简体" w:hint="eastAsia"/>
+          <w:sz w:val="32"/>
+          <w:szCs w:val="36"/>
+          <w:lang w:eastAsia="zh-TW"/>
+        </w:rPr>
+        <w:t>阼</w:t>
+      </w:r>
+      <w:r>
+        <w:rPr>
+          <w:rFonts w:ascii="宋体" w:eastAsia="宋体" w:hAnsi="宋体" w:cs="宋体" w:hint="eastAsia"/>
+          <w:sz w:val="32"/>
+          <w:szCs w:val="36"/>
+          <w:lang w:eastAsia="zh-TW"/>
+        </w:rPr>
+        <w:t>妧妘</w:t>
+      </w:r>
+      <w:r>
+        <w:rPr>
+          <w:rFonts w:ascii="微软雅黑" w:eastAsia="微软雅黑" w:hAnsi="微软雅黑" w:cs="微软雅黑" w:hint="eastAsia"/>
+          <w:sz w:val="32"/>
+          <w:szCs w:val="36"/>
+          <w:lang w:eastAsia="zh-TW"/>
+        </w:rPr>
+        <w:t>𨚕</w:t>
+      </w:r>
+      <w:r>
+        <w:rPr>
+          <w:rFonts w:ascii="宋体" w:eastAsia="宋体" w:hAnsi="宋体" w:cs="宋体" w:hint="eastAsia"/>
+          <w:sz w:val="32"/>
+          <w:szCs w:val="36"/>
+          <w:lang w:eastAsia="zh-TW"/>
+        </w:rPr>
+        <w:t>纮驲</w:t>
+      </w:r>
+      <w:r>
+        <w:rPr>
+          <w:rFonts w:ascii="微软雅黑" w:eastAsia="微软雅黑" w:hAnsi="微软雅黑" w:cs="微软雅黑" w:hint="eastAsia"/>
+          <w:sz w:val="32"/>
+          <w:szCs w:val="36"/>
+          <w:lang w:eastAsia="zh-TW"/>
+        </w:rPr>
+        <w:t>𫘜</w:t>
+      </w:r>
+      <w:r>
+        <w:rPr>
+          <w:rFonts w:ascii="宋体" w:eastAsia="宋体" w:hAnsi="宋体" w:cs="宋体" w:hint="eastAsia"/>
+          <w:sz w:val="32"/>
+          <w:szCs w:val="36"/>
+          <w:lang w:eastAsia="zh-TW"/>
+        </w:rPr>
+        <w:t>纻</w:t>
+      </w:r>
+      <w:r>
+        <w:rPr>
+          <w:rFonts w:ascii="微软雅黑" w:eastAsia="微软雅黑" w:hAnsi="微软雅黑" w:cs="微软雅黑" w:hint="eastAsia"/>
+          <w:sz w:val="32"/>
+          <w:szCs w:val="36"/>
+          <w:lang w:eastAsia="zh-TW"/>
+        </w:rPr>
+        <w:t>𬘘</w:t>
+      </w:r>
+      <w:r>
+        <w:rPr>
+          <w:rFonts w:ascii="宋体" w:eastAsia="宋体" w:hAnsi="宋体" w:cs="宋体" w:hint="eastAsia"/>
+          <w:sz w:val="32"/>
+          <w:szCs w:val="36"/>
+          <w:lang w:eastAsia="zh-TW"/>
+        </w:rPr>
+        <w:t>纼玞</w:t>
+      </w:r>
+      <w:r>
+        <w:rPr>
+          <w:rFonts w:ascii="宋体" w:eastAsia="宋体" w:hAnsi="宋体" w:cs="方正硬笔行书简繁" w:hint="eastAsia"/>
+          <w:sz w:val="32"/>
+          <w:szCs w:val="36"/>
+          <w:lang w:eastAsia="zh-TW"/>
+        </w:rPr>
+        <w:t>玱</w:t>
+      </w:r>
+      <w:r>
+        <w:rPr>
+          <w:rFonts w:ascii="宋体" w:eastAsia="宋体" w:hAnsi="宋体" w:cs="方正硬笔行书简体" w:hint="eastAsia"/>
+          <w:sz w:val="32"/>
+          <w:szCs w:val="36"/>
+          <w:lang w:eastAsia="zh-TW"/>
+        </w:rPr>
+        <w:t>玟</w:t>
+      </w:r>
+      <w:r>
+        <w:rPr>
+          <w:rFonts w:ascii="宋体" w:eastAsia="宋体" w:hAnsi="宋体" w:cs="宋体" w:hint="eastAsia"/>
+          <w:sz w:val="32"/>
+          <w:szCs w:val="36"/>
+          <w:lang w:eastAsia="zh-TW"/>
+        </w:rPr>
+        <w:t>邽邿坥坰坬坽弆</w:t>
+      </w:r>
+      <w:r>
+        <w:rPr>
+          <w:rFonts w:ascii="宋体" w:eastAsia="宋体" w:hAnsi="宋体" w:cs="方正硬笔行书简体" w:hint="eastAsia"/>
+          <w:sz w:val="32"/>
+          <w:szCs w:val="36"/>
+          <w:lang w:eastAsia="zh-TW"/>
+        </w:rPr>
+        <w:t>耵</w:t>
+      </w:r>
+      <w:r>
+        <w:rPr>
+          <w:rFonts w:ascii="宋体" w:eastAsia="宋体" w:hAnsi="宋体" w:cs="宋体" w:hint="eastAsia"/>
+          <w:sz w:val="32"/>
+          <w:szCs w:val="36"/>
+          <w:lang w:eastAsia="zh-TW"/>
+        </w:rPr>
+        <w:t>䢼</w:t>
+      </w:r>
+      <w:r>
+        <w:rPr>
+          <w:rFonts w:ascii="微软雅黑" w:eastAsia="微软雅黑" w:hAnsi="微软雅黑" w:cs="微软雅黑" w:hint="eastAsia"/>
+          <w:sz w:val="32"/>
+          <w:szCs w:val="36"/>
+          <w:lang w:eastAsia="zh-TW"/>
+        </w:rPr>
+        <w:t>𦭜</w:t>
+      </w:r>
+      <w:r>
+        <w:rPr>
+          <w:rFonts w:ascii="宋体" w:eastAsia="宋体" w:hAnsi="宋体" w:cs="宋体" w:hint="eastAsia"/>
+          <w:sz w:val="32"/>
+          <w:szCs w:val="36"/>
+          <w:lang w:eastAsia="zh-TW"/>
+        </w:rPr>
+        <w:t>茋</w:t>
+      </w:r>
+      <w:r>
+        <w:rPr>
+          <w:rFonts w:ascii="宋体" w:eastAsia="宋体" w:hAnsi="宋体" w:cs="方正硬笔行书简繁" w:hint="eastAsia"/>
+          <w:sz w:val="32"/>
+          <w:szCs w:val="36"/>
+          <w:lang w:eastAsia="zh-TW"/>
+        </w:rPr>
+        <w:t>苧</w:t>
+      </w:r>
+      <w:r>
+        <w:rPr>
+          <w:rFonts w:ascii="宋体" w:eastAsia="宋体" w:hAnsi="宋体" w:cs="方正硬笔行书简体" w:hint="eastAsia"/>
+          <w:sz w:val="32"/>
+          <w:szCs w:val="36"/>
+          <w:lang w:eastAsia="zh-TW"/>
+        </w:rPr>
+        <w:t>苠</w:t>
+      </w:r>
+      <w:r>
+        <w:rPr>
+          <w:rFonts w:ascii="宋体" w:eastAsia="宋体" w:hAnsi="宋体" w:cs="宋体" w:hint="eastAsia"/>
+          <w:sz w:val="32"/>
+          <w:szCs w:val="36"/>
+          <w:lang w:eastAsia="zh-TW"/>
+        </w:rPr>
+        <w:t>枅㭎</w:t>
+      </w:r>
+      <w:r>
+        <w:rPr>
+          <w:rFonts w:ascii="宋体" w:eastAsia="宋体" w:hAnsi="宋体" w:cs="方正硬笔行书简体" w:hint="eastAsia"/>
+          <w:sz w:val="32"/>
+          <w:szCs w:val="36"/>
+          <w:lang w:eastAsia="zh-TW"/>
+        </w:rPr>
+        <w:t>枘</w:t>
+      </w:r>
+      <w:r>
+        <w:rPr>
+          <w:rFonts w:ascii="宋体" w:eastAsia="宋体" w:hAnsi="宋体" w:cs="宋体" w:hint="eastAsia"/>
+          <w:sz w:val="32"/>
+          <w:szCs w:val="36"/>
+          <w:lang w:eastAsia="zh-TW"/>
+        </w:rPr>
+        <w:t>矼</w:t>
+      </w:r>
+      <w:r>
+        <w:rPr>
+          <w:rFonts w:ascii="宋体" w:eastAsia="宋体" w:hAnsi="宋体" w:cs="方正硬笔行书简繁" w:hint="eastAsia"/>
+          <w:sz w:val="32"/>
+          <w:szCs w:val="36"/>
+          <w:lang w:eastAsia="zh-TW"/>
+        </w:rPr>
+        <w:t>矻</w:t>
+      </w:r>
+      <w:r>
+        <w:rPr>
+          <w:rFonts w:ascii="宋体" w:eastAsia="宋体" w:hAnsi="宋体" w:cs="宋体" w:hint="eastAsia"/>
+          <w:sz w:val="32"/>
+          <w:szCs w:val="36"/>
+          <w:lang w:eastAsia="zh-TW"/>
+        </w:rPr>
+        <w:t>匼</w:t>
+      </w:r>
+      <w:r>
+        <w:rPr>
+          <w:rFonts w:ascii="微软雅黑" w:eastAsia="微软雅黑" w:hAnsi="微软雅黑" w:cs="微软雅黑" w:hint="eastAsia"/>
+          <w:sz w:val="32"/>
+          <w:szCs w:val="36"/>
+          <w:lang w:eastAsia="zh-TW"/>
+        </w:rPr>
+        <w:t>𬨂𬀩𬀪</w:t>
+      </w:r>
+      <w:r>
+        <w:rPr>
+          <w:rFonts w:ascii="宋体" w:eastAsia="宋体" w:hAnsi="宋体" w:cs="宋体" w:hint="eastAsia"/>
+          <w:sz w:val="32"/>
+          <w:szCs w:val="36"/>
+          <w:lang w:eastAsia="zh-TW"/>
+        </w:rPr>
+        <w:t>旿</w:t>
+      </w:r>
+      <w:r>
+        <w:rPr>
+          <w:rFonts w:ascii="宋体" w:eastAsia="宋体" w:hAnsi="宋体" w:cs="方正硬笔行书简繁" w:hint="eastAsia"/>
+          <w:sz w:val="32"/>
+          <w:szCs w:val="36"/>
+          <w:lang w:eastAsia="zh-TW"/>
+        </w:rPr>
+        <w:t>昇</w:t>
+      </w:r>
+      <w:r>
+        <w:rPr>
+          <w:rFonts w:ascii="宋体" w:eastAsia="宋体" w:hAnsi="宋体" w:cs="宋体" w:hint="eastAsia"/>
+          <w:sz w:val="32"/>
+          <w:szCs w:val="36"/>
+          <w:lang w:eastAsia="zh-TW"/>
+        </w:rPr>
+        <w:t>昄昒昈咉咇咍</w:t>
+      </w:r>
+      <w:r>
+        <w:rPr>
+          <w:rFonts w:ascii="宋体" w:eastAsia="宋体" w:hAnsi="宋体" w:cs="方正硬笔行书简体" w:hint="eastAsia"/>
+          <w:sz w:val="32"/>
+          <w:szCs w:val="36"/>
+          <w:lang w:eastAsia="zh-TW"/>
+        </w:rPr>
+        <w:t>岵岽</w:t>
+      </w:r>
+      <w:r>
+        <w:rPr>
+          <w:rFonts w:ascii="宋体" w:eastAsia="宋体" w:hAnsi="宋体" w:cs="宋体" w:hint="eastAsia"/>
+          <w:sz w:val="32"/>
+          <w:szCs w:val="36"/>
+          <w:lang w:eastAsia="zh-TW"/>
+        </w:rPr>
+        <w:t>岨岞峂㟃</w:t>
+      </w:r>
+      <w:r>
+        <w:rPr>
+          <w:rFonts w:ascii="宋体" w:eastAsia="宋体" w:hAnsi="宋体" w:cs="方正硬笔行书简繁" w:hint="eastAsia"/>
+          <w:sz w:val="32"/>
+          <w:szCs w:val="36"/>
+          <w:lang w:eastAsia="zh-TW"/>
+        </w:rPr>
+        <w:t>囷</w:t>
+      </w:r>
+      <w:r>
+        <w:rPr>
+          <w:rFonts w:ascii="微软雅黑" w:eastAsia="微软雅黑" w:hAnsi="微软雅黑" w:cs="微软雅黑" w:hint="eastAsia"/>
+          <w:sz w:val="32"/>
+          <w:szCs w:val="36"/>
+          <w:lang w:eastAsia="zh-TW"/>
+        </w:rPr>
+        <w:t>𬬩</w:t>
       </w:r>
       <w:r>
         <w:rPr>
@@ -63,7 +459,7 @@
           <w:szCs w:val="36"/>
           <w:lang w:eastAsia="zh-TW"/>
         </w:rPr>
-        <w:t>芤</w:t>
+        <w:t>钐钔</w:t>
       </w:r>
       <w:r>
         <w:rPr>
@@ -72,7 +468,7 @@
           <w:szCs w:val="36"/>
           <w:lang w:eastAsia="zh-TW"/>
         </w:rPr>
-        <w:t>杕杄杧</w:t>
+        <w:t>钖牥</w:t>
       </w:r>
       <w:r>
         <w:rPr>
@@ -81,7 +477,7 @@
           <w:szCs w:val="36"/>
           <w:lang w:eastAsia="zh-TW"/>
         </w:rPr>
-        <w:t>杩</w:t>
+        <w:t>佴</w:t>
       </w:r>
       <w:r>
         <w:rPr>
@@ -90,502 +486,7 @@
           <w:szCs w:val="36"/>
           <w:lang w:eastAsia="zh-TW"/>
         </w:rPr>
-        <w:t>尪尨轪</w:t>
-      </w:r>
-      <w:r>
-        <w:rPr>
-          <w:rFonts w:ascii="微软雅黑" w:eastAsia="微软雅黑" w:hAnsi="微软雅黑" w:cs="微软雅黑" w:hint="eastAsia"/>
-          <w:sz w:val="32"/>
-          <w:szCs w:val="36"/>
-          <w:lang w:eastAsia="zh-TW"/>
-        </w:rPr>
-        <w:t>𫐄</w:t>
-      </w:r>
-      <w:r>
-        <w:rPr>
-          <w:rFonts w:ascii="宋体" w:eastAsia="宋体" w:hAnsi="宋体" w:cs="宋体" w:hint="eastAsia"/>
-          <w:sz w:val="32"/>
-          <w:szCs w:val="36"/>
-          <w:lang w:eastAsia="zh-TW"/>
-        </w:rPr>
-        <w:t>坒旴旵</w:t>
-      </w:r>
-      <w:r>
-        <w:rPr>
-          <w:rFonts w:ascii="宋体" w:eastAsia="宋体" w:hAnsi="宋体" w:cs="方正硬笔行书简体" w:hint="eastAsia"/>
-          <w:sz w:val="32"/>
-          <w:szCs w:val="36"/>
-          <w:lang w:eastAsia="zh-TW"/>
-        </w:rPr>
-        <w:t>呙</w:t>
-      </w:r>
-      <w:r>
-        <w:rPr>
-          <w:rFonts w:ascii="宋体" w:eastAsia="宋体" w:hAnsi="宋体" w:cs="宋体" w:hint="eastAsia"/>
-          <w:sz w:val="32"/>
-          <w:szCs w:val="36"/>
-          <w:lang w:eastAsia="zh-TW"/>
-        </w:rPr>
-        <w:t>㕮</w:t>
-      </w:r>
-      <w:r>
-        <w:rPr>
-          <w:rFonts w:ascii="宋体" w:eastAsia="宋体" w:hAnsi="宋体" w:cs="方正硬笔行书简体" w:hint="eastAsia"/>
-          <w:sz w:val="32"/>
-          <w:szCs w:val="36"/>
-          <w:lang w:eastAsia="zh-TW"/>
-        </w:rPr>
-        <w:t>岍</w:t>
-      </w:r>
-      <w:r>
-        <w:rPr>
-          <w:rFonts w:ascii="微软雅黑" w:eastAsia="微软雅黑" w:hAnsi="微软雅黑" w:cs="微软雅黑" w:hint="eastAsia"/>
-          <w:sz w:val="32"/>
-          <w:szCs w:val="36"/>
-          <w:lang w:eastAsia="zh-TW"/>
-        </w:rPr>
-        <w:t>𫵷</w:t>
-      </w:r>
-      <w:r>
-        <w:rPr>
-          <w:rFonts w:ascii="宋体" w:eastAsia="宋体" w:hAnsi="宋体" w:cs="宋体" w:hint="eastAsia"/>
-          <w:sz w:val="32"/>
-          <w:szCs w:val="36"/>
-          <w:lang w:eastAsia="zh-TW"/>
-        </w:rPr>
-        <w:t>岠呇冏觃伾㑇伭佖</w:t>
-      </w:r>
-      <w:r>
-        <w:rPr>
-          <w:rFonts w:ascii="宋体" w:eastAsia="宋体" w:hAnsi="宋体" w:cs="方正硬笔行书简体" w:hint="eastAsia"/>
-          <w:sz w:val="32"/>
-          <w:szCs w:val="36"/>
-          <w:lang w:eastAsia="zh-TW"/>
-        </w:rPr>
-        <w:t>伲</w:t>
-      </w:r>
-      <w:r>
-        <w:rPr>
-          <w:rFonts w:ascii="宋体" w:eastAsia="宋体" w:hAnsi="宋体" w:cs="宋体" w:hint="eastAsia"/>
-          <w:sz w:val="32"/>
-          <w:szCs w:val="36"/>
-          <w:lang w:eastAsia="zh-TW"/>
-        </w:rPr>
-        <w:t>佁</w:t>
-      </w:r>
-      <w:r>
-        <w:rPr>
-          <w:rFonts w:ascii="宋体" w:eastAsia="宋体" w:hAnsi="宋体" w:cs="方正硬笔行书简繁" w:hint="eastAsia"/>
-          <w:sz w:val="32"/>
-          <w:szCs w:val="36"/>
-          <w:lang w:eastAsia="zh-TW"/>
-        </w:rPr>
-        <w:t>飏</w:t>
-      </w:r>
-      <w:r>
-        <w:rPr>
-          <w:rFonts w:ascii="宋体" w:eastAsia="宋体" w:hAnsi="宋体" w:cs="方正硬笔行书简体" w:hint="eastAsia"/>
-          <w:sz w:val="32"/>
-          <w:szCs w:val="36"/>
-          <w:lang w:eastAsia="zh-TW"/>
-        </w:rPr>
-        <w:t>狃闶</w:t>
-      </w:r>
-      <w:r>
-        <w:rPr>
-          <w:rFonts w:ascii="宋体" w:eastAsia="宋体" w:hAnsi="宋体" w:cs="宋体" w:hint="eastAsia"/>
-          <w:sz w:val="32"/>
-          <w:szCs w:val="36"/>
-          <w:lang w:eastAsia="zh-TW"/>
-        </w:rPr>
-        <w:t>汧汫</w:t>
-      </w:r>
-      <w:r>
-        <w:rPr>
-          <w:rFonts w:ascii="微软雅黑" w:eastAsia="微软雅黑" w:hAnsi="微软雅黑" w:cs="微软雅黑" w:hint="eastAsia"/>
-          <w:sz w:val="32"/>
-          <w:szCs w:val="36"/>
-          <w:lang w:eastAsia="zh-TW"/>
-        </w:rPr>
-        <w:t>𣲘𣲗</w:t>
-      </w:r>
-      <w:r>
-        <w:rPr>
-          <w:rFonts w:ascii="宋体" w:eastAsia="宋体" w:hAnsi="宋体" w:cs="宋体" w:hint="eastAsia"/>
-          <w:sz w:val="32"/>
-          <w:szCs w:val="36"/>
-          <w:lang w:eastAsia="zh-TW"/>
-        </w:rPr>
-        <w:t>沄</w:t>
-      </w:r>
-      <w:r>
-        <w:rPr>
-          <w:rFonts w:ascii="宋体" w:eastAsia="宋体" w:hAnsi="宋体" w:cs="方正硬笔行书简繁" w:hint="eastAsia"/>
-          <w:sz w:val="32"/>
-          <w:szCs w:val="36"/>
-          <w:lang w:eastAsia="zh-TW"/>
-        </w:rPr>
-        <w:t>沘</w:t>
-      </w:r>
-      <w:r>
-        <w:rPr>
-          <w:rFonts w:ascii="微软雅黑" w:eastAsia="微软雅黑" w:hAnsi="微软雅黑" w:cs="微软雅黑" w:hint="eastAsia"/>
-          <w:sz w:val="32"/>
-          <w:szCs w:val="36"/>
-          <w:lang w:eastAsia="zh-TW"/>
-        </w:rPr>
-        <w:t>𬇙</w:t>
-      </w:r>
-      <w:r>
-        <w:rPr>
-          <w:rFonts w:ascii="宋体" w:eastAsia="宋体" w:hAnsi="宋体" w:cs="宋体" w:hint="eastAsia"/>
-          <w:sz w:val="32"/>
-          <w:szCs w:val="36"/>
-          <w:lang w:eastAsia="zh-TW"/>
-        </w:rPr>
-        <w:t>汭㳇沇忳忺</w:t>
-      </w:r>
-      <w:r>
-        <w:rPr>
-          <w:rFonts w:ascii="微软雅黑" w:eastAsia="微软雅黑" w:hAnsi="微软雅黑" w:cs="微软雅黑" w:hint="eastAsia"/>
-          <w:sz w:val="32"/>
-          <w:szCs w:val="36"/>
-          <w:lang w:eastAsia="zh-TW"/>
-        </w:rPr>
-        <w:t>𬣡</w:t>
-      </w:r>
-      <w:r>
-        <w:rPr>
-          <w:rFonts w:ascii="宋体" w:eastAsia="宋体" w:hAnsi="宋体" w:cs="宋体" w:hint="eastAsia"/>
-          <w:sz w:val="32"/>
-          <w:szCs w:val="36"/>
-          <w:lang w:eastAsia="zh-TW"/>
-        </w:rPr>
-        <w:t>祃诇邲</w:t>
-      </w:r>
-      <w:r>
-        <w:rPr>
-          <w:rFonts w:ascii="宋体" w:eastAsia="宋体" w:hAnsi="宋体" w:cs="方正硬笔行书简体" w:hint="eastAsia"/>
-          <w:sz w:val="32"/>
-          <w:szCs w:val="36"/>
-          <w:lang w:eastAsia="zh-TW"/>
-        </w:rPr>
-        <w:t>诎</w:t>
-      </w:r>
-      <w:r>
-        <w:rPr>
-          <w:rFonts w:ascii="宋体" w:eastAsia="宋体" w:hAnsi="宋体" w:cs="宋体" w:hint="eastAsia"/>
-          <w:sz w:val="32"/>
-          <w:szCs w:val="36"/>
-          <w:lang w:eastAsia="zh-TW"/>
-        </w:rPr>
-        <w:t>屃</w:t>
-      </w:r>
-      <w:r>
-        <w:rPr>
-          <w:rFonts w:ascii="微软雅黑" w:eastAsia="微软雅黑" w:hAnsi="微软雅黑" w:cs="微软雅黑" w:hint="eastAsia"/>
-          <w:sz w:val="32"/>
-          <w:szCs w:val="36"/>
-          <w:lang w:eastAsia="zh-TW"/>
-        </w:rPr>
-        <w:t>𫸩</w:t>
-      </w:r>
-      <w:r>
-        <w:rPr>
-          <w:rFonts w:ascii="宋体" w:eastAsia="宋体" w:hAnsi="宋体" w:cs="宋体" w:hint="eastAsia"/>
-          <w:sz w:val="32"/>
-          <w:szCs w:val="36"/>
-          <w:lang w:eastAsia="zh-TW"/>
-        </w:rPr>
-        <w:t>岊</w:t>
-      </w:r>
-      <w:r>
-        <w:rPr>
-          <w:rFonts w:ascii="宋体" w:eastAsia="宋体" w:hAnsi="宋体" w:cs="方正硬笔行书简体" w:hint="eastAsia"/>
-          <w:sz w:val="32"/>
-          <w:szCs w:val="36"/>
-          <w:lang w:eastAsia="zh-TW"/>
-        </w:rPr>
-        <w:t>阽</w:t>
-      </w:r>
-      <w:r>
-        <w:rPr>
-          <w:rFonts w:ascii="宋体" w:eastAsia="宋体" w:hAnsi="宋体" w:cs="宋体" w:hint="eastAsia"/>
-          <w:sz w:val="32"/>
-          <w:szCs w:val="36"/>
-          <w:lang w:eastAsia="zh-TW"/>
-        </w:rPr>
-        <w:t>䢺</w:t>
-      </w:r>
-      <w:r>
-        <w:rPr>
-          <w:rFonts w:ascii="宋体" w:eastAsia="宋体" w:hAnsi="宋体" w:cs="方正硬笔行书简体" w:hint="eastAsia"/>
-          <w:sz w:val="32"/>
-          <w:szCs w:val="36"/>
-          <w:lang w:eastAsia="zh-TW"/>
-        </w:rPr>
-        <w:t>阼</w:t>
-      </w:r>
-      <w:r>
-        <w:rPr>
-          <w:rFonts w:ascii="宋体" w:eastAsia="宋体" w:hAnsi="宋体" w:cs="宋体" w:hint="eastAsia"/>
-          <w:sz w:val="32"/>
-          <w:szCs w:val="36"/>
-          <w:lang w:eastAsia="zh-TW"/>
-        </w:rPr>
-        <w:t>妧妘</w:t>
-      </w:r>
-      <w:r>
-        <w:rPr>
-          <w:rFonts w:ascii="微软雅黑" w:eastAsia="微软雅黑" w:hAnsi="微软雅黑" w:cs="微软雅黑" w:hint="eastAsia"/>
-          <w:sz w:val="32"/>
-          <w:szCs w:val="36"/>
-          <w:lang w:eastAsia="zh-TW"/>
-        </w:rPr>
-        <w:t>𨚕</w:t>
-      </w:r>
-      <w:r>
-        <w:rPr>
-          <w:rFonts w:ascii="宋体" w:eastAsia="宋体" w:hAnsi="宋体" w:cs="宋体" w:hint="eastAsia"/>
-          <w:sz w:val="32"/>
-          <w:szCs w:val="36"/>
-          <w:lang w:eastAsia="zh-TW"/>
-        </w:rPr>
-        <w:t>纮驲</w:t>
-      </w:r>
-      <w:r>
-        <w:rPr>
-          <w:rFonts w:ascii="微软雅黑" w:eastAsia="微软雅黑" w:hAnsi="微软雅黑" w:cs="微软雅黑" w:hint="eastAsia"/>
-          <w:sz w:val="32"/>
-          <w:szCs w:val="36"/>
-          <w:lang w:eastAsia="zh-TW"/>
-        </w:rPr>
-        <w:t>𫘜</w:t>
-      </w:r>
-      <w:r>
-        <w:rPr>
-          <w:rFonts w:ascii="宋体" w:eastAsia="宋体" w:hAnsi="宋体" w:cs="宋体" w:hint="eastAsia"/>
-          <w:sz w:val="32"/>
-          <w:szCs w:val="36"/>
-          <w:lang w:eastAsia="zh-TW"/>
-        </w:rPr>
-        <w:t>纻</w:t>
-      </w:r>
-      <w:r>
-        <w:rPr>
-          <w:rFonts w:ascii="微软雅黑" w:eastAsia="微软雅黑" w:hAnsi="微软雅黑" w:cs="微软雅黑" w:hint="eastAsia"/>
-          <w:sz w:val="32"/>
-          <w:szCs w:val="36"/>
-          <w:lang w:eastAsia="zh-TW"/>
-        </w:rPr>
-        <w:t>𬘘</w:t>
-      </w:r>
-      <w:r>
-        <w:rPr>
-          <w:rFonts w:ascii="宋体" w:eastAsia="宋体" w:hAnsi="宋体" w:cs="宋体" w:hint="eastAsia"/>
-          <w:sz w:val="32"/>
-          <w:szCs w:val="36"/>
-          <w:lang w:eastAsia="zh-TW"/>
-        </w:rPr>
-        <w:t>纼玞</w:t>
-      </w:r>
-      <w:r>
-        <w:rPr>
-          <w:rFonts w:ascii="宋体" w:eastAsia="宋体" w:hAnsi="宋体" w:cs="方正硬笔行书简繁" w:hint="eastAsia"/>
-          <w:sz w:val="32"/>
-          <w:szCs w:val="36"/>
-          <w:lang w:eastAsia="zh-TW"/>
-        </w:rPr>
-        <w:t>玱</w:t>
-      </w:r>
-      <w:r>
-        <w:rPr>
-          <w:rFonts w:ascii="宋体" w:eastAsia="宋体" w:hAnsi="宋体" w:cs="方正硬笔行书简体" w:hint="eastAsia"/>
-          <w:sz w:val="32"/>
-          <w:szCs w:val="36"/>
-          <w:lang w:eastAsia="zh-TW"/>
-        </w:rPr>
-        <w:t>玟</w:t>
-      </w:r>
-      <w:r>
-        <w:rPr>
-          <w:rFonts w:ascii="宋体" w:eastAsia="宋体" w:hAnsi="宋体" w:cs="宋体" w:hint="eastAsia"/>
-          <w:sz w:val="32"/>
-          <w:szCs w:val="36"/>
-          <w:lang w:eastAsia="zh-TW"/>
-        </w:rPr>
-        <w:t>邽邿坥坰坬坽弆</w:t>
-      </w:r>
-      <w:r>
-        <w:rPr>
-          <w:rFonts w:ascii="宋体" w:eastAsia="宋体" w:hAnsi="宋体" w:cs="方正硬笔行书简体" w:hint="eastAsia"/>
-          <w:sz w:val="32"/>
-          <w:szCs w:val="36"/>
-          <w:lang w:eastAsia="zh-TW"/>
-        </w:rPr>
-        <w:t>耵</w:t>
-      </w:r>
-      <w:r>
-        <w:rPr>
-          <w:rFonts w:ascii="宋体" w:eastAsia="宋体" w:hAnsi="宋体" w:cs="宋体" w:hint="eastAsia"/>
-          <w:sz w:val="32"/>
-          <w:szCs w:val="36"/>
-          <w:lang w:eastAsia="zh-TW"/>
-        </w:rPr>
-        <w:t>䢼</w:t>
-      </w:r>
-      <w:r>
-        <w:rPr>
-          <w:rFonts w:ascii="微软雅黑" w:eastAsia="微软雅黑" w:hAnsi="微软雅黑" w:cs="微软雅黑" w:hint="eastAsia"/>
-          <w:sz w:val="32"/>
-          <w:szCs w:val="36"/>
-          <w:lang w:eastAsia="zh-TW"/>
-        </w:rPr>
-        <w:t>𦭜</w:t>
-      </w:r>
-      <w:r>
-        <w:rPr>
-          <w:rFonts w:ascii="宋体" w:eastAsia="宋体" w:hAnsi="宋体" w:cs="宋体" w:hint="eastAsia"/>
-          <w:sz w:val="32"/>
-          <w:szCs w:val="36"/>
-          <w:lang w:eastAsia="zh-TW"/>
-        </w:rPr>
-        <w:t>茋</w:t>
-      </w:r>
-      <w:r>
-        <w:rPr>
-          <w:rFonts w:ascii="宋体" w:eastAsia="宋体" w:hAnsi="宋体" w:cs="方正硬笔行书简繁" w:hint="eastAsia"/>
-          <w:sz w:val="32"/>
-          <w:szCs w:val="36"/>
-          <w:lang w:eastAsia="zh-TW"/>
-        </w:rPr>
-        <w:t>苧</w:t>
-      </w:r>
-      <w:r>
-        <w:rPr>
-          <w:rFonts w:ascii="宋体" w:eastAsia="宋体" w:hAnsi="宋体" w:cs="方正硬笔行书简体" w:hint="eastAsia"/>
-          <w:sz w:val="32"/>
-          <w:szCs w:val="36"/>
-          <w:lang w:eastAsia="zh-TW"/>
-        </w:rPr>
-        <w:t>苠</w:t>
-      </w:r>
-      <w:r>
-        <w:rPr>
-          <w:rFonts w:ascii="宋体" w:eastAsia="宋体" w:hAnsi="宋体" w:cs="宋体" w:hint="eastAsia"/>
-          <w:sz w:val="32"/>
-          <w:szCs w:val="36"/>
-          <w:lang w:eastAsia="zh-TW"/>
-        </w:rPr>
-        <w:t>枅㭎</w:t>
-      </w:r>
-      <w:r>
-        <w:rPr>
-          <w:rFonts w:ascii="宋体" w:eastAsia="宋体" w:hAnsi="宋体" w:cs="方正硬笔行书简体" w:hint="eastAsia"/>
-          <w:sz w:val="32"/>
-          <w:szCs w:val="36"/>
-          <w:lang w:eastAsia="zh-TW"/>
-        </w:rPr>
-        <w:t>枘</w:t>
-      </w:r>
-      <w:r>
-        <w:rPr>
-          <w:rFonts w:ascii="宋体" w:eastAsia="宋体" w:hAnsi="宋体" w:cs="宋体" w:hint="eastAsia"/>
-          <w:sz w:val="32"/>
-          <w:szCs w:val="36"/>
-          <w:lang w:eastAsia="zh-TW"/>
-        </w:rPr>
-        <w:t>矼</w:t>
-      </w:r>
-      <w:r>
-        <w:rPr>
-          <w:rFonts w:ascii="宋体" w:eastAsia="宋体" w:hAnsi="宋体" w:cs="方正硬笔行书简繁" w:hint="eastAsia"/>
-          <w:sz w:val="32"/>
-          <w:szCs w:val="36"/>
-          <w:lang w:eastAsia="zh-TW"/>
-        </w:rPr>
-        <w:t>矻</w:t>
-      </w:r>
-      <w:r>
-        <w:rPr>
-          <w:rFonts w:ascii="宋体" w:eastAsia="宋体" w:hAnsi="宋体" w:cs="宋体" w:hint="eastAsia"/>
-          <w:sz w:val="32"/>
-          <w:szCs w:val="36"/>
-          <w:lang w:eastAsia="zh-TW"/>
-        </w:rPr>
-        <w:t>匼</w:t>
-      </w:r>
-      <w:r>
-        <w:rPr>
-          <w:rFonts w:ascii="微软雅黑" w:eastAsia="微软雅黑" w:hAnsi="微软雅黑" w:cs="微软雅黑" w:hint="eastAsia"/>
-          <w:sz w:val="32"/>
-          <w:szCs w:val="36"/>
-          <w:lang w:eastAsia="zh-TW"/>
-        </w:rPr>
-        <w:t>𬨂𬀩𬀪</w:t>
-      </w:r>
-      <w:r>
-        <w:rPr>
-          <w:rFonts w:ascii="宋体" w:eastAsia="宋体" w:hAnsi="宋体" w:cs="宋体" w:hint="eastAsia"/>
-          <w:sz w:val="32"/>
-          <w:szCs w:val="36"/>
-          <w:lang w:eastAsia="zh-TW"/>
-        </w:rPr>
-        <w:t>旿</w:t>
-      </w:r>
-      <w:r>
-        <w:rPr>
-          <w:rFonts w:ascii="宋体" w:eastAsia="宋体" w:hAnsi="宋体" w:cs="方正硬笔行书简繁" w:hint="eastAsia"/>
-          <w:sz w:val="32"/>
-          <w:szCs w:val="36"/>
-          <w:lang w:eastAsia="zh-TW"/>
-        </w:rPr>
-        <w:t>昇</w:t>
-      </w:r>
-      <w:r>
-        <w:rPr>
-          <w:rFonts w:ascii="宋体" w:eastAsia="宋体" w:hAnsi="宋体" w:cs="宋体" w:hint="eastAsia"/>
-          <w:sz w:val="32"/>
-          <w:szCs w:val="36"/>
-          <w:lang w:eastAsia="zh-TW"/>
-        </w:rPr>
-        <w:t>昄昒昈咉咇咍</w:t>
-      </w:r>
-      <w:r>
-        <w:rPr>
-          <w:rFonts w:ascii="宋体" w:eastAsia="宋体" w:hAnsi="宋体" w:cs="方正硬笔行书简体" w:hint="eastAsia"/>
-          <w:sz w:val="32"/>
-          <w:szCs w:val="36"/>
-          <w:lang w:eastAsia="zh-TW"/>
-        </w:rPr>
-        <w:t>岵岽</w:t>
-      </w:r>
-      <w:r>
-        <w:rPr>
-          <w:rFonts w:ascii="宋体" w:eastAsia="宋体" w:hAnsi="宋体" w:cs="宋体" w:hint="eastAsia"/>
-          <w:sz w:val="32"/>
-          <w:szCs w:val="36"/>
-          <w:lang w:eastAsia="zh-TW"/>
-        </w:rPr>
-        <w:t>岨岞峂㟃</w:t>
-      </w:r>
-      <w:r>
-        <w:rPr>
-          <w:rFonts w:ascii="宋体" w:eastAsia="宋体" w:hAnsi="宋体" w:cs="方正硬笔行书简繁" w:hint="eastAsia"/>
-          <w:sz w:val="32"/>
-          <w:szCs w:val="36"/>
-          <w:lang w:eastAsia="zh-TW"/>
-        </w:rPr>
-        <w:t>囷</w:t>
-      </w:r>
-      <w:r>
-        <w:rPr>
-          <w:rFonts w:ascii="微软雅黑" w:eastAsia="微软雅黑" w:hAnsi="微软雅黑" w:cs="微软雅黑" w:hint="eastAsia"/>
-          <w:sz w:val="32"/>
-          <w:szCs w:val="36"/>
-          <w:lang w:eastAsia="zh-TW"/>
-        </w:rPr>
-        <w:t>𬬩</w:t>
+        <w:t>垈侁侹佸</w:t>
       </w:r>
       <w:r>
         <w:rPr>
@@ -594,34 +495,16 @@
           <w:szCs w:val="36"/>
           <w:lang w:eastAsia="zh-TW"/>
         </w:rPr>
-        <w:t>钐钔</w:t>
-      </w:r>
-      <w:r>
-        <w:rPr>
-          <w:rFonts w:ascii="宋体" w:eastAsia="宋体" w:hAnsi="宋体" w:cs="宋体" w:hint="eastAsia"/>
-          <w:sz w:val="32"/>
-          <w:szCs w:val="36"/>
-          <w:lang w:eastAsia="zh-TW"/>
-        </w:rPr>
-        <w:t>钖牥</w:t>
-      </w:r>
-      <w:r>
-        <w:rPr>
-          <w:rFonts w:ascii="宋体" w:eastAsia="宋体" w:hAnsi="宋体" w:cs="方正硬笔行书简体" w:hint="eastAsia"/>
-          <w:sz w:val="32"/>
-          <w:szCs w:val="36"/>
-          <w:lang w:eastAsia="zh-TW"/>
-        </w:rPr>
-        <w:t>佴</w:t>
-      </w:r>
-      <w:r>
-        <w:rPr>
-          <w:rFonts w:ascii="宋体" w:eastAsia="宋体" w:hAnsi="宋体" w:cs="宋体" w:hint="eastAsia"/>
-          <w:sz w:val="32"/>
-          <w:szCs w:val="36"/>
-          <w:lang w:eastAsia="zh-TW"/>
-        </w:rPr>
-        <w:t>垈侁侹佸</w:t>
+        <w:t>佺侂佽侘郈舠郐郃攽肭肷狉狝饳忞於炌泙沺泂泜泃泇怊峃祋祊</w:t>
+      </w:r>
+      <w:r>
+        <w:rPr>
+          <w:rFonts w:ascii="微软雅黑" w:eastAsia="微软雅黑" w:hAnsi="微软雅黑" w:cs="微软雅黑" w:hint="eastAsia"/>
+          <w:sz w:val="32"/>
+          <w:szCs w:val="36"/>
+          <w:lang w:eastAsia="zh-TW"/>
+        </w:rPr>
+        <w:t>𫍣𬣳𬩽</w:t>
       </w:r>
       <w:r>
         <w:rPr>
@@ -630,16 +513,16 @@
           <w:szCs w:val="36"/>
           <w:lang w:eastAsia="zh-TW"/>
         </w:rPr>
-        <w:t>佺侂佽侘郈舠郐郃攽肭肷狉狝饳忞於炌泙沺泂泜泃泇怊峃祋祊</w:t>
-      </w:r>
-      <w:r>
-        <w:rPr>
-          <w:rFonts w:ascii="微软雅黑" w:eastAsia="微软雅黑" w:hAnsi="微软雅黑" w:cs="微软雅黑" w:hint="eastAsia"/>
-          <w:sz w:val="32"/>
-          <w:szCs w:val="36"/>
-          <w:lang w:eastAsia="zh-TW"/>
-        </w:rPr>
-        <w:t>𫍣𬣳𬩽</w:t>
+        <w:t>鸤弢弨陑</w:t>
+      </w:r>
+      <w:r>
+        <w:rPr>
+          <w:rFonts w:ascii="微软雅黑" w:eastAsia="微软雅黑" w:hAnsi="微软雅黑" w:cs="微软雅黑" w:hint="eastAsia"/>
+          <w:sz w:val="32"/>
+          <w:szCs w:val="36"/>
+          <w:lang w:eastAsia="zh-TW"/>
+        </w:rPr>
+        <w:t>𬮿</w:t>
       </w:r>
       <w:r>
         <w:rPr>
@@ -648,16 +531,16 @@
           <w:szCs w:val="36"/>
           <w:lang w:eastAsia="zh-TW"/>
         </w:rPr>
-        <w:t>鸤弢弨陑</w:t>
-      </w:r>
-      <w:r>
-        <w:rPr>
-          <w:rFonts w:ascii="微软雅黑" w:eastAsia="微软雅黑" w:hAnsi="微软雅黑" w:cs="微软雅黑" w:hint="eastAsia"/>
-          <w:sz w:val="32"/>
-          <w:szCs w:val="36"/>
-          <w:lang w:eastAsia="zh-TW"/>
-        </w:rPr>
-        <w:t>𬮿</w:t>
+        <w:t>陎</w:t>
+      </w:r>
+      <w:r>
+        <w:rPr>
+          <w:rFonts w:ascii="微软雅黑" w:eastAsia="微软雅黑" w:hAnsi="微软雅黑" w:cs="微软雅黑" w:hint="eastAsia"/>
+          <w:sz w:val="32"/>
+          <w:szCs w:val="36"/>
+          <w:lang w:eastAsia="zh-TW"/>
+        </w:rPr>
+        <w:t>𬯀</w:t>
       </w:r>
       <w:r>
         <w:rPr>
@@ -666,16 +549,16 @@
           <w:szCs w:val="36"/>
           <w:lang w:eastAsia="zh-TW"/>
         </w:rPr>
-        <w:t>陎</w:t>
-      </w:r>
-      <w:r>
-        <w:rPr>
-          <w:rFonts w:ascii="微软雅黑" w:eastAsia="微软雅黑" w:hAnsi="微软雅黑" w:cs="微软雅黑" w:hint="eastAsia"/>
-          <w:sz w:val="32"/>
-          <w:szCs w:val="36"/>
-          <w:lang w:eastAsia="zh-TW"/>
-        </w:rPr>
-        <w:t>𬯀</w:t>
+        <w:t>卺乸妭姈</w:t>
+      </w:r>
+      <w:r>
+        <w:rPr>
+          <w:rFonts w:ascii="微软雅黑" w:eastAsia="微软雅黑" w:hAnsi="微软雅黑" w:cs="微软雅黑" w:hint="eastAsia"/>
+          <w:sz w:val="32"/>
+          <w:szCs w:val="36"/>
+          <w:lang w:eastAsia="zh-TW"/>
+        </w:rPr>
+        <w:t>𫰛</w:t>
       </w:r>
       <w:r>
         <w:rPr>
@@ -684,16 +567,16 @@
           <w:szCs w:val="36"/>
           <w:lang w:eastAsia="zh-TW"/>
         </w:rPr>
-        <w:t>卺乸妭姈</w:t>
-      </w:r>
-      <w:r>
-        <w:rPr>
-          <w:rFonts w:ascii="微软雅黑" w:eastAsia="微软雅黑" w:hAnsi="微软雅黑" w:cs="微软雅黑" w:hint="eastAsia"/>
-          <w:sz w:val="32"/>
-          <w:szCs w:val="36"/>
-          <w:lang w:eastAsia="zh-TW"/>
-        </w:rPr>
-        <w:t>𫰛</w:t>
+        <w:t>迳叕</w:t>
+      </w:r>
+      <w:r>
+        <w:rPr>
+          <w:rFonts w:ascii="微软雅黑" w:eastAsia="微软雅黑" w:hAnsi="微软雅黑" w:cs="微软雅黑" w:hint="eastAsia"/>
+          <w:sz w:val="32"/>
+          <w:szCs w:val="36"/>
+          <w:lang w:eastAsia="zh-TW"/>
+        </w:rPr>
+        <w:t>𬳵</w:t>
       </w:r>
       <w:r>
         <w:rPr>
@@ -702,16 +585,16 @@
           <w:szCs w:val="36"/>
           <w:lang w:eastAsia="zh-TW"/>
         </w:rPr>
-        <w:t>迳叕</w:t>
-      </w:r>
-      <w:r>
-        <w:rPr>
-          <w:rFonts w:ascii="微软雅黑" w:eastAsia="微软雅黑" w:hAnsi="微软雅黑" w:cs="微软雅黑" w:hint="eastAsia"/>
-          <w:sz w:val="32"/>
-          <w:szCs w:val="36"/>
-          <w:lang w:eastAsia="zh-TW"/>
-        </w:rPr>
-        <w:t>𬳵</w:t>
+        <w:t>驵</w:t>
+      </w:r>
+      <w:r>
+        <w:rPr>
+          <w:rFonts w:ascii="微软雅黑" w:eastAsia="微软雅黑" w:hAnsi="微软雅黑" w:cs="微软雅黑" w:hint="eastAsia"/>
+          <w:sz w:val="32"/>
+          <w:szCs w:val="36"/>
+          <w:lang w:eastAsia="zh-TW"/>
+        </w:rPr>
+        <w:t>𬳶</w:t>
       </w:r>
       <w:r>
         <w:rPr>
@@ -720,16 +603,16 @@
           <w:szCs w:val="36"/>
           <w:lang w:eastAsia="zh-TW"/>
         </w:rPr>
-        <w:t>驵</w:t>
-      </w:r>
-      <w:r>
-        <w:rPr>
-          <w:rFonts w:ascii="微软雅黑" w:eastAsia="微软雅黑" w:hAnsi="微软雅黑" w:cs="微软雅黑" w:hint="eastAsia"/>
-          <w:sz w:val="32"/>
-          <w:szCs w:val="36"/>
-          <w:lang w:eastAsia="zh-TW"/>
-        </w:rPr>
-        <w:t>𬳶</w:t>
+        <w:t>䌹驺</w:t>
+      </w:r>
+      <w:r>
+        <w:rPr>
+          <w:rFonts w:ascii="微软雅黑" w:eastAsia="微软雅黑" w:hAnsi="微软雅黑" w:cs="微软雅黑" w:hint="eastAsia"/>
+          <w:sz w:val="32"/>
+          <w:szCs w:val="36"/>
+          <w:lang w:eastAsia="zh-TW"/>
+        </w:rPr>
+        <w:t>𫠊</w:t>
       </w:r>
       <w:r>
         <w:rPr>
@@ -738,16 +621,16 @@
           <w:szCs w:val="36"/>
           <w:lang w:eastAsia="zh-TW"/>
         </w:rPr>
-        <w:t>䌹驺</w:t>
-      </w:r>
-      <w:r>
-        <w:rPr>
-          <w:rFonts w:ascii="微软雅黑" w:eastAsia="微软雅黑" w:hAnsi="微软雅黑" w:cs="微软雅黑" w:hint="eastAsia"/>
-          <w:sz w:val="32"/>
-          <w:szCs w:val="36"/>
-          <w:lang w:eastAsia="zh-TW"/>
-        </w:rPr>
-        <w:t>𫠊</w:t>
+        <w:t>绐砉耔㛃玶珇珅</w:t>
+      </w:r>
+      <w:r>
+        <w:rPr>
+          <w:rFonts w:ascii="微软雅黑" w:eastAsia="微软雅黑" w:hAnsi="微软雅黑" w:cs="微软雅黑" w:hint="eastAsia"/>
+          <w:sz w:val="32"/>
+          <w:szCs w:val="36"/>
+          <w:lang w:eastAsia="zh-TW"/>
+        </w:rPr>
+        <w:t>𬍛</w:t>
       </w:r>
       <w:r>
         <w:rPr>
@@ -756,16 +639,16 @@
           <w:szCs w:val="36"/>
           <w:lang w:eastAsia="zh-TW"/>
         </w:rPr>
-        <w:t>绐砉耔㛃玶珇珅</w:t>
-      </w:r>
-      <w:r>
-        <w:rPr>
-          <w:rFonts w:ascii="微软雅黑" w:eastAsia="微软雅黑" w:hAnsi="微软雅黑" w:cs="微软雅黑" w:hint="eastAsia"/>
-          <w:sz w:val="32"/>
-          <w:szCs w:val="36"/>
-          <w:lang w:eastAsia="zh-TW"/>
-        </w:rPr>
-        <w:t>𬍛</w:t>
+        <w:t>珋玹珌玿垚垯垙垲埏垍耇鿍垎垴垟垞挓垵垏拶荖荁荙荛茈茽荄茺</w:t>
+      </w:r>
+      <w:r>
+        <w:rPr>
+          <w:rFonts w:ascii="微软雅黑" w:eastAsia="微软雅黑" w:hAnsi="微软雅黑" w:cs="微软雅黑" w:hint="eastAsia"/>
+          <w:sz w:val="32"/>
+          <w:szCs w:val="36"/>
+          <w:lang w:eastAsia="zh-TW"/>
+        </w:rPr>
+        <w:t>𬜬</w:t>
       </w:r>
       <w:r>
         <w:rPr>
@@ -774,16 +657,16 @@
           <w:szCs w:val="36"/>
           <w:lang w:eastAsia="zh-TW"/>
         </w:rPr>
-        <w:t>珋玹珌玿垚垯垙垲埏垍耇鿍垎垴垟垞挓垵垏拶荖荁荙荛茈茽荄茺</w:t>
-      </w:r>
-      <w:r>
-        <w:rPr>
-          <w:rFonts w:ascii="微软雅黑" w:eastAsia="微软雅黑" w:hAnsi="微软雅黑" w:cs="微软雅黑" w:hint="eastAsia"/>
-          <w:sz w:val="32"/>
-          <w:szCs w:val="36"/>
-          <w:lang w:eastAsia="zh-TW"/>
-        </w:rPr>
-        <w:t>𬜬</w:t>
+        <w:t>荓茳</w:t>
+      </w:r>
+      <w:r>
+        <w:rPr>
+          <w:rFonts w:ascii="微软雅黑" w:eastAsia="微软雅黑" w:hAnsi="微软雅黑" w:cs="微软雅黑" w:hint="eastAsia"/>
+          <w:sz w:val="32"/>
+          <w:szCs w:val="36"/>
+          <w:lang w:eastAsia="zh-TW"/>
+        </w:rPr>
+        <w:t>𦰡</w:t>
       </w:r>
       <w:r>
         <w:rPr>
@@ -792,16 +675,16 @@
           <w:szCs w:val="36"/>
           <w:lang w:eastAsia="zh-TW"/>
         </w:rPr>
-        <w:t>荓茳</w:t>
-      </w:r>
-      <w:r>
-        <w:rPr>
-          <w:rFonts w:ascii="微软雅黑" w:eastAsia="微软雅黑" w:hAnsi="微软雅黑" w:cs="微软雅黑" w:hint="eastAsia"/>
-          <w:sz w:val="32"/>
-          <w:szCs w:val="36"/>
-          <w:lang w:eastAsia="zh-TW"/>
-        </w:rPr>
-        <w:t>𦰡</w:t>
+        <w:t>茛荭㭕柷柃栐柖郚剅䴓迺厖砆砑砄耏奓䶮轵轷轹轺昺</w:t>
+      </w:r>
+      <w:r>
+        <w:rPr>
+          <w:rFonts w:ascii="微软雅黑" w:eastAsia="微软雅黑" w:hAnsi="微软雅黑" w:cs="微软雅黑" w:hint="eastAsia"/>
+          <w:sz w:val="32"/>
+          <w:szCs w:val="36"/>
+          <w:lang w:eastAsia="zh-TW"/>
+        </w:rPr>
+        <w:t>𪾢</w:t>
       </w:r>
       <w:r>
         <w:rPr>
@@ -810,16 +693,16 @@
           <w:szCs w:val="36"/>
           <w:lang w:eastAsia="zh-TW"/>
         </w:rPr>
-        <w:t>茛荭㭕柷柃栐柖郚剅䴓迺厖砆砑砄耏奓䶮轵轷轹轺昺</w:t>
-      </w:r>
-      <w:r>
-        <w:rPr>
-          <w:rFonts w:ascii="微软雅黑" w:eastAsia="微软雅黑" w:hAnsi="微软雅黑" w:cs="微软雅黑" w:hint="eastAsia"/>
-          <w:sz w:val="32"/>
-          <w:szCs w:val="36"/>
-          <w:lang w:eastAsia="zh-TW"/>
-        </w:rPr>
-        <w:t>𪾢</w:t>
+        <w:t>昽盷咡咺昳昣哒昤昫昡咥昪虷虸哃峘耑峛</w:t>
+      </w:r>
+      <w:r>
+        <w:rPr>
+          <w:rFonts w:ascii="微软雅黑" w:eastAsia="微软雅黑" w:hAnsi="微软雅黑" w:cs="微软雅黑" w:hint="eastAsia"/>
+          <w:sz w:val="32"/>
+          <w:szCs w:val="36"/>
+          <w:lang w:eastAsia="zh-TW"/>
+        </w:rPr>
+        <w:t>𪨰</w:t>
       </w:r>
       <w:r>
         <w:rPr>
@@ -828,16 +711,16 @@
           <w:szCs w:val="36"/>
           <w:lang w:eastAsia="zh-TW"/>
         </w:rPr>
-        <w:t>昽盷咡咺昳昣哒昤昫昡咥昪虷虸哃峘耑峛</w:t>
-      </w:r>
-      <w:r>
-        <w:rPr>
-          <w:rFonts w:ascii="微软雅黑" w:eastAsia="微软雅黑" w:hAnsi="微软雅黑" w:cs="微软雅黑" w:hint="eastAsia"/>
-          <w:sz w:val="32"/>
-          <w:szCs w:val="36"/>
-          <w:lang w:eastAsia="zh-TW"/>
-        </w:rPr>
-        <w:t>𪨰</w:t>
+        <w:t>峗峧帡钘</w:t>
+      </w:r>
+      <w:r>
+        <w:rPr>
+          <w:rFonts w:ascii="微软雅黑" w:eastAsia="微软雅黑" w:hAnsi="微软雅黑" w:cs="微软雅黑" w:hint="eastAsia"/>
+          <w:sz w:val="32"/>
+          <w:szCs w:val="36"/>
+          <w:lang w:eastAsia="zh-TW"/>
+        </w:rPr>
+        <w:t>𫓧</w:t>
       </w:r>
       <w:r>
         <w:rPr>
@@ -846,16 +729,16 @@
           <w:szCs w:val="36"/>
           <w:lang w:eastAsia="zh-TW"/>
         </w:rPr>
-        <w:t>峗峧帡钘</w:t>
-      </w:r>
-      <w:r>
-        <w:rPr>
-          <w:rFonts w:ascii="微软雅黑" w:eastAsia="微软雅黑" w:hAnsi="微软雅黑" w:cs="微软雅黑" w:hint="eastAsia"/>
-          <w:sz w:val="32"/>
-          <w:szCs w:val="36"/>
-          <w:lang w:eastAsia="zh-TW"/>
-        </w:rPr>
-        <w:t>𫓧</w:t>
+        <w:t>钜</w:t>
+      </w:r>
+      <w:r>
+        <w:rPr>
+          <w:rFonts w:ascii="微软雅黑" w:eastAsia="微软雅黑" w:hAnsi="微软雅黑" w:cs="微软雅黑" w:hint="eastAsia"/>
+          <w:sz w:val="32"/>
+          <w:szCs w:val="36"/>
+          <w:lang w:eastAsia="zh-TW"/>
+        </w:rPr>
+        <w:t>𬬮𬬱𬬭</w:t>
       </w:r>
       <w:r>
         <w:rPr>
@@ -864,16 +747,16 @@
           <w:szCs w:val="36"/>
           <w:lang w:eastAsia="zh-TW"/>
         </w:rPr>
-        <w:t>钜</w:t>
-      </w:r>
-      <w:r>
-        <w:rPr>
-          <w:rFonts w:ascii="微软雅黑" w:eastAsia="微软雅黑" w:hAnsi="微软雅黑" w:cs="微软雅黑" w:hint="eastAsia"/>
-          <w:sz w:val="32"/>
-          <w:szCs w:val="36"/>
-          <w:lang w:eastAsia="zh-TW"/>
-        </w:rPr>
-        <w:t>𬬮𬬱𬬭</w:t>
+        <w:t>钪钬钭秬俫舁俜俙俍垕衎舣弇侴鸧䏡胠</w:t>
+      </w:r>
+      <w:r>
+        <w:rPr>
+          <w:rFonts w:ascii="微软雅黑" w:eastAsia="微软雅黑" w:hAnsi="微软雅黑" w:cs="微软雅黑" w:hint="eastAsia"/>
+          <w:sz w:val="32"/>
+          <w:szCs w:val="36"/>
+          <w:lang w:eastAsia="zh-TW"/>
+        </w:rPr>
+        <w:t>𦙶</w:t>
       </w:r>
       <w:r>
         <w:rPr>
@@ -882,16 +765,16 @@
           <w:szCs w:val="36"/>
           <w:lang w:eastAsia="zh-TW"/>
         </w:rPr>
-        <w:t>钪钬钭秬俫舁俜俙俍垕衎舣弇侴鸧䏡胠</w:t>
-      </w:r>
-      <w:r>
-        <w:rPr>
-          <w:rFonts w:ascii="微软雅黑" w:eastAsia="微软雅黑" w:hAnsi="微软雅黑" w:cs="微软雅黑" w:hint="eastAsia"/>
-          <w:sz w:val="32"/>
-          <w:szCs w:val="36"/>
-          <w:lang w:eastAsia="zh-TW"/>
-        </w:rPr>
-        <w:t>𦙶</w:t>
+        <w:t>胩胣朏飐訄饻疢炣炟㶲洭洘洓洿㳚泚浈浉洸洢洈洚洺洨浐㳘洴洣恔宬窀扂袆祏祐祕叚陧陞娀姞姱姤姶姽枲绖骃</w:t>
+      </w:r>
+      <w:r>
+        <w:rPr>
+          <w:rFonts w:ascii="微软雅黑" w:eastAsia="微软雅黑" w:hAnsi="微软雅黑" w:cs="微软雅黑" w:hint="eastAsia"/>
+          <w:sz w:val="32"/>
+          <w:szCs w:val="36"/>
+          <w:lang w:eastAsia="zh-TW"/>
+        </w:rPr>
+        <w:t>𬘡𬳽𬘩𫄧</w:t>
       </w:r>
       <w:r>
         <w:rPr>
@@ -900,16 +783,16 @@
           <w:szCs w:val="36"/>
           <w:lang w:eastAsia="zh-TW"/>
         </w:rPr>
-        <w:t>胩胣朏飐訄饻疢炣炟㶲洭洘洓洿㳚泚浈浉洸洢洈洚洺洨浐㳘洴洣恔宬窀扂袆祏祐祕叚陧陞娀姞姱姤姶姽枲绖骃</w:t>
-      </w:r>
-      <w:r>
-        <w:rPr>
-          <w:rFonts w:ascii="微软雅黑" w:eastAsia="微软雅黑" w:hAnsi="微软雅黑" w:cs="微软雅黑" w:hint="eastAsia"/>
-          <w:sz w:val="32"/>
-          <w:szCs w:val="36"/>
-          <w:lang w:eastAsia="zh-TW"/>
-        </w:rPr>
-        <w:t>𬘡𬳽𬘩𫄧</w:t>
+        <w:t>骉恝珪珛珹琊玼珖</w:t>
+      </w:r>
+      <w:r>
+        <w:rPr>
+          <w:rFonts w:ascii="微软雅黑" w:eastAsia="微软雅黑" w:hAnsi="微软雅黑" w:cs="微软雅黑" w:hint="eastAsia"/>
+          <w:sz w:val="32"/>
+          <w:szCs w:val="36"/>
+          <w:lang w:eastAsia="zh-TW"/>
+        </w:rPr>
+        <w:t>𪟝</w:t>
       </w:r>
       <w:r>
         <w:rPr>
@@ -918,16 +801,16 @@
           <w:szCs w:val="36"/>
           <w:lang w:eastAsia="zh-TW"/>
         </w:rPr>
-        <w:t>骉恝珪珛珹琊玼珖</w:t>
-      </w:r>
-      <w:r>
-        <w:rPr>
-          <w:rFonts w:ascii="微软雅黑" w:eastAsia="微软雅黑" w:hAnsi="微软雅黑" w:cs="微软雅黑" w:hint="eastAsia"/>
-          <w:sz w:val="32"/>
-          <w:szCs w:val="36"/>
-          <w:lang w:eastAsia="zh-TW"/>
-        </w:rPr>
-        <w:t>𪟝</w:t>
+        <w:t>珽珦珫珒</w:t>
+      </w:r>
+      <w:r>
+        <w:rPr>
+          <w:rFonts w:ascii="微软雅黑" w:eastAsia="微软雅黑" w:hAnsi="微软雅黑" w:cs="微软雅黑" w:hint="eastAsia"/>
+          <w:sz w:val="32"/>
+          <w:szCs w:val="36"/>
+          <w:lang w:eastAsia="zh-TW"/>
+        </w:rPr>
+        <w:t>𬍤</w:t>
       </w:r>
       <w:r>
         <w:rPr>
@@ -936,16 +819,16 @@
           <w:szCs w:val="36"/>
           <w:lang w:eastAsia="zh-TW"/>
         </w:rPr>
-        <w:t>珽珦珫珒</w:t>
-      </w:r>
-      <w:r>
-        <w:rPr>
-          <w:rFonts w:ascii="微软雅黑" w:eastAsia="微软雅黑" w:hAnsi="微软雅黑" w:cs="微软雅黑" w:hint="eastAsia"/>
-          <w:sz w:val="32"/>
-          <w:szCs w:val="36"/>
-          <w:lang w:eastAsia="zh-TW"/>
-        </w:rPr>
-        <w:t>𬍤</w:t>
+        <w:t>珢珕珝</w:t>
+      </w:r>
+      <w:r>
+        <w:rPr>
+          <w:rFonts w:ascii="微软雅黑" w:eastAsia="微软雅黑" w:hAnsi="微软雅黑" w:cs="微软雅黑" w:hint="eastAsia"/>
+          <w:sz w:val="32"/>
+          <w:szCs w:val="36"/>
+          <w:lang w:eastAsia="zh-TW"/>
+        </w:rPr>
+        <w:t>𫭼</w:t>
       </w:r>
       <w:r>
         <w:rPr>
@@ -954,16 +837,16 @@
           <w:szCs w:val="36"/>
           <w:lang w:eastAsia="zh-TW"/>
         </w:rPr>
-        <w:t>珢珕珝</w:t>
-      </w:r>
-      <w:r>
-        <w:rPr>
-          <w:rFonts w:ascii="微软雅黑" w:eastAsia="微软雅黑" w:hAnsi="微软雅黑" w:cs="微软雅黑" w:hint="eastAsia"/>
-          <w:sz w:val="32"/>
-          <w:szCs w:val="36"/>
-          <w:lang w:eastAsia="zh-TW"/>
-        </w:rPr>
-        <w:t>𫭼</w:t>
+        <w:t>埗垾垺埆垿埌埇莰茝</w:t>
+      </w:r>
+      <w:r>
+        <w:rPr>
+          <w:rFonts w:ascii="微软雅黑" w:eastAsia="微软雅黑" w:hAnsi="微软雅黑" w:cs="微软雅黑" w:hint="eastAsia"/>
+          <w:sz w:val="32"/>
+          <w:szCs w:val="36"/>
+          <w:lang w:eastAsia="zh-TW"/>
+        </w:rPr>
+        <w:t>𬜯</w:t>
       </w:r>
       <w:r>
         <w:rPr>
@@ -972,16 +855,16 @@
           <w:szCs w:val="36"/>
           <w:lang w:eastAsia="zh-TW"/>
         </w:rPr>
-        <w:t>埗垾垺埆垿埌埇莰茝</w:t>
-      </w:r>
-      <w:r>
-        <w:rPr>
-          <w:rFonts w:ascii="微软雅黑" w:eastAsia="微软雅黑" w:hAnsi="微软雅黑" w:cs="微软雅黑" w:hint="eastAsia"/>
-          <w:sz w:val="32"/>
-          <w:szCs w:val="36"/>
-          <w:lang w:eastAsia="zh-TW"/>
-        </w:rPr>
-        <w:t>𬜯</w:t>
+        <w:t>鄀莶莝䓖莙栻桠</w:t>
+      </w:r>
+      <w:r>
+        <w:rPr>
+          <w:rFonts w:ascii="微软雅黑" w:eastAsia="微软雅黑" w:hAnsi="微软雅黑" w:cs="微软雅黑" w:hint="eastAsia"/>
+          <w:sz w:val="32"/>
+          <w:szCs w:val="36"/>
+          <w:lang w:eastAsia="zh-TW"/>
+        </w:rPr>
+        <w:t>𬂩</w:t>
       </w:r>
       <w:r>
         <w:rPr>
@@ -990,16 +873,16 @@
           <w:szCs w:val="36"/>
           <w:lang w:eastAsia="zh-TW"/>
         </w:rPr>
-        <w:t>鄀莶莝䓖莙栻桠</w:t>
-      </w:r>
-      <w:r>
-        <w:rPr>
-          <w:rFonts w:ascii="微软雅黑" w:eastAsia="微软雅黑" w:hAnsi="微软雅黑" w:cs="微软雅黑" w:hint="eastAsia"/>
-          <w:sz w:val="32"/>
-          <w:szCs w:val="36"/>
-          <w:lang w:eastAsia="zh-TW"/>
-        </w:rPr>
-        <w:t>𬂩</w:t>
+        <w:t>桄梠栴梴栒酎酏</w:t>
+      </w:r>
+      <w:r>
+        <w:rPr>
+          <w:rFonts w:ascii="微软雅黑" w:eastAsia="微软雅黑" w:hAnsi="微软雅黑" w:cs="微软雅黑" w:hint="eastAsia"/>
+          <w:sz w:val="32"/>
+          <w:szCs w:val="36"/>
+          <w:lang w:eastAsia="zh-TW"/>
+        </w:rPr>
+        <w:t>𫠆</w:t>
       </w:r>
       <w:r>
         <w:rPr>
@@ -1008,16 +891,16 @@
           <w:szCs w:val="36"/>
           <w:lang w:eastAsia="zh-TW"/>
         </w:rPr>
-        <w:t>桄梠栴梴栒酎酏</w:t>
-      </w:r>
-      <w:r>
-        <w:rPr>
-          <w:rFonts w:ascii="微软雅黑" w:eastAsia="微软雅黑" w:hAnsi="微软雅黑" w:cs="微软雅黑" w:hint="eastAsia"/>
-          <w:sz w:val="32"/>
-          <w:szCs w:val="36"/>
-          <w:lang w:eastAsia="zh-TW"/>
-        </w:rPr>
-        <w:t>𫠆</w:t>
+        <w:t>砵砠砫砬硁恧翃郪</w:t>
+      </w:r>
+      <w:r>
+        <w:rPr>
+          <w:rFonts w:ascii="微软雅黑" w:eastAsia="微软雅黑" w:hAnsi="微软雅黑" w:cs="微软雅黑" w:hint="eastAsia"/>
+          <w:sz w:val="32"/>
+          <w:szCs w:val="36"/>
+          <w:lang w:eastAsia="zh-TW"/>
+        </w:rPr>
+        <w:t>𨐈</w:t>
       </w:r>
       <w:r>
         <w:rPr>
@@ -1026,16 +909,16 @@
           <w:szCs w:val="36"/>
           <w:lang w:eastAsia="zh-TW"/>
         </w:rPr>
-        <w:t>砵砠砫砬硁恧翃郪</w:t>
-      </w:r>
-      <w:r>
-        <w:rPr>
-          <w:rFonts w:ascii="微软雅黑" w:eastAsia="微软雅黑" w:hAnsi="微软雅黑" w:cs="微软雅黑" w:hint="eastAsia"/>
-          <w:sz w:val="32"/>
-          <w:szCs w:val="36"/>
-          <w:lang w:eastAsia="zh-TW"/>
-        </w:rPr>
-        <w:t>𨐈</w:t>
+        <w:t>辀辁剕赀哢晅晊唝哱冔晔晐晖畖蚄</w:t>
+      </w:r>
+      <w:r>
+        <w:rPr>
+          <w:rFonts w:ascii="微软雅黑" w:eastAsia="微软雅黑" w:hAnsi="微软雅黑" w:cs="微软雅黑" w:hint="eastAsia"/>
+          <w:sz w:val="32"/>
+          <w:szCs w:val="36"/>
+          <w:lang w:eastAsia="zh-TW"/>
+        </w:rPr>
+        <w:t>𫑡</w:t>
       </w:r>
       <w:r>
         <w:rPr>
@@ -1044,16 +927,16 @@
           <w:szCs w:val="36"/>
           <w:lang w:eastAsia="zh-TW"/>
         </w:rPr>
-        <w:t>辀辁剕赀哢晅晊唝哱冔晔晐晖畖蚄</w:t>
-      </w:r>
-      <w:r>
-        <w:rPr>
-          <w:rFonts w:ascii="微软雅黑" w:eastAsia="微软雅黑" w:hAnsi="微软雅黑" w:cs="微软雅黑" w:hint="eastAsia"/>
-          <w:sz w:val="32"/>
-          <w:szCs w:val="36"/>
-          <w:lang w:eastAsia="zh-TW"/>
-        </w:rPr>
-        <w:t>𫑡</w:t>
+        <w:t>帱崁峿</w:t>
+      </w:r>
+      <w:r>
+        <w:rPr>
+          <w:rFonts w:ascii="微软雅黑" w:eastAsia="微软雅黑" w:hAnsi="微软雅黑" w:cs="微软雅黑" w:hint="eastAsia"/>
+          <w:sz w:val="32"/>
+          <w:szCs w:val="36"/>
+          <w:lang w:eastAsia="zh-TW"/>
+        </w:rPr>
+        <w:t>𪨶</w:t>
       </w:r>
       <w:r>
         <w:rPr>
@@ -1062,16 +945,16 @@
           <w:szCs w:val="36"/>
           <w:lang w:eastAsia="zh-TW"/>
         </w:rPr>
-        <w:t>帱崁峿</w:t>
-      </w:r>
-      <w:r>
-        <w:rPr>
-          <w:rFonts w:ascii="微软雅黑" w:eastAsia="微软雅黑" w:hAnsi="微软雅黑" w:cs="微软雅黑" w:hint="eastAsia"/>
-          <w:sz w:val="32"/>
-          <w:szCs w:val="36"/>
-          <w:lang w:eastAsia="zh-TW"/>
-        </w:rPr>
-        <w:t>𪨶</w:t>
+        <w:t>崄帨崀赆</w:t>
+      </w:r>
+      <w:r>
+        <w:rPr>
+          <w:rFonts w:ascii="微软雅黑" w:eastAsia="微软雅黑" w:hAnsi="微软雅黑" w:cs="微软雅黑" w:hint="eastAsia"/>
+          <w:sz w:val="32"/>
+          <w:szCs w:val="36"/>
+          <w:lang w:eastAsia="zh-TW"/>
+        </w:rPr>
+        <w:t>𬬸</w:t>
       </w:r>
       <w:r>
         <w:rPr>
@@ -1080,16 +963,16 @@
           <w:szCs w:val="36"/>
           <w:lang w:eastAsia="zh-TW"/>
         </w:rPr>
-        <w:t>崄帨崀赆</w:t>
-      </w:r>
-      <w:r>
-        <w:rPr>
-          <w:rFonts w:ascii="微软雅黑" w:eastAsia="微软雅黑" w:hAnsi="微软雅黑" w:cs="微软雅黑" w:hint="eastAsia"/>
-          <w:sz w:val="32"/>
-          <w:szCs w:val="36"/>
-          <w:lang w:eastAsia="zh-TW"/>
-        </w:rPr>
-        <w:t>𬬸</w:t>
+        <w:t>钷</w:t>
+      </w:r>
+      <w:r>
+        <w:rPr>
+          <w:rFonts w:ascii="微软雅黑" w:eastAsia="微软雅黑" w:hAnsi="微软雅黑" w:cs="微软雅黑" w:hint="eastAsia"/>
+          <w:sz w:val="32"/>
+          <w:szCs w:val="36"/>
+          <w:lang w:eastAsia="zh-TW"/>
+        </w:rPr>
+        <w:t>𬬻𬬹𬬿𬭁</w:t>
       </w:r>
       <w:r>
         <w:rPr>
@@ -1098,16 +981,16 @@
           <w:szCs w:val="36"/>
           <w:lang w:eastAsia="zh-TW"/>
         </w:rPr>
-        <w:t>钷</w:t>
-      </w:r>
-      <w:r>
-        <w:rPr>
-          <w:rFonts w:ascii="微软雅黑" w:eastAsia="微软雅黑" w:hAnsi="微软雅黑" w:cs="微软雅黑" w:hint="eastAsia"/>
-          <w:sz w:val="32"/>
-          <w:szCs w:val="36"/>
-          <w:lang w:eastAsia="zh-TW"/>
-        </w:rPr>
-        <w:t>𬬻𬬹𬬿𬭁</w:t>
+        <w:t>眚甡笫倻倴脩倮倕倞</w:t>
+      </w:r>
+      <w:r>
+        <w:rPr>
+          <w:rFonts w:ascii="微软雅黑" w:eastAsia="微软雅黑" w:hAnsi="微软雅黑" w:cs="微软雅黑" w:hint="eastAsia"/>
+          <w:sz w:val="32"/>
+          <w:szCs w:val="36"/>
+          <w:lang w:eastAsia="zh-TW"/>
+        </w:rPr>
+        <w:t>𫢸</w:t>
       </w:r>
       <w:r>
         <w:rPr>
@@ -1116,16 +999,16 @@
           <w:szCs w:val="36"/>
           <w:lang w:eastAsia="zh-TW"/>
         </w:rPr>
-        <w:t>眚甡笫倻倴脩倮倕倞</w:t>
-      </w:r>
-      <w:r>
-        <w:rPr>
-          <w:rFonts w:ascii="微软雅黑" w:eastAsia="微软雅黑" w:hAnsi="微软雅黑" w:cs="微软雅黑" w:hint="eastAsia"/>
-          <w:sz w:val="32"/>
-          <w:szCs w:val="36"/>
-          <w:lang w:eastAsia="zh-TW"/>
-        </w:rPr>
-        <w:t>𫢸</w:t>
+        <w:t>倓倧衃虒舭舯舥瓞鸰脎朓胲虓鱽峱狻眢</w:t>
+      </w:r>
+      <w:r>
+        <w:rPr>
+          <w:rFonts w:ascii="微软雅黑" w:eastAsia="微软雅黑" w:hAnsi="微软雅黑" w:cs="微软雅黑" w:hint="eastAsia"/>
+          <w:sz w:val="32"/>
+          <w:szCs w:val="36"/>
+          <w:lang w:eastAsia="zh-TW"/>
+        </w:rPr>
+        <w:t>𫗧</w:t>
       </w:r>
       <w:r>
         <w:rPr>
@@ -1134,16 +1017,16 @@
           <w:szCs w:val="36"/>
           <w:lang w:eastAsia="zh-TW"/>
         </w:rPr>
-        <w:t>倓倧衃虒舭舯舥瓞鸰脎朓胲虓鱽峱狻眢</w:t>
-      </w:r>
-      <w:r>
-        <w:rPr>
-          <w:rFonts w:ascii="微软雅黑" w:eastAsia="微软雅黑" w:hAnsi="微软雅黑" w:cs="微软雅黑" w:hint="eastAsia"/>
-          <w:sz w:val="32"/>
-          <w:szCs w:val="36"/>
-          <w:lang w:eastAsia="zh-TW"/>
-        </w:rPr>
-        <w:t>𫗧</w:t>
+        <w:t>勍痄疰痃竘羖羓桊敉烠烔烶烻</w:t>
+      </w:r>
+      <w:r>
+        <w:rPr>
+          <w:rFonts w:ascii="微软雅黑" w:eastAsia="微软雅黑" w:hAnsi="微软雅黑" w:cs="微软雅黑" w:hint="eastAsia"/>
+          <w:sz w:val="32"/>
+          <w:szCs w:val="36"/>
+          <w:lang w:eastAsia="zh-TW"/>
+        </w:rPr>
+        <w:t>𬊈</w:t>
       </w:r>
       <w:r>
         <w:rPr>
@@ -1152,16 +1035,16 @@
           <w:szCs w:val="36"/>
           <w:lang w:eastAsia="zh-TW"/>
         </w:rPr>
-        <w:t>勍痄疰痃竘羖羓桊敉烠烔烶烻</w:t>
-      </w:r>
-      <w:r>
-        <w:rPr>
-          <w:rFonts w:ascii="微软雅黑" w:eastAsia="微软雅黑" w:hAnsi="微软雅黑" w:cs="微软雅黑" w:hint="eastAsia"/>
-          <w:sz w:val="32"/>
-          <w:szCs w:val="36"/>
-          <w:lang w:eastAsia="zh-TW"/>
-        </w:rPr>
-        <w:t>𬊈</w:t>
+        <w:t>涍浡浭浬涄涢涐浰浟浛浼浲涘悈悃悢</w:t>
+      </w:r>
+      <w:r>
+        <w:rPr>
+          <w:rFonts w:ascii="微软雅黑" w:eastAsia="微软雅黑" w:hAnsi="微软雅黑" w:cs="微软雅黑" w:hint="eastAsia"/>
+          <w:sz w:val="32"/>
+          <w:szCs w:val="36"/>
+          <w:lang w:eastAsia="zh-TW"/>
+        </w:rPr>
+        <w:t>𬒈</w:t>
       </w:r>
       <w:r>
         <w:rPr>
@@ -1170,16 +1053,16 @@
           <w:szCs w:val="36"/>
           <w:lang w:eastAsia="zh-TW"/>
         </w:rPr>
-        <w:t>涍浡浭浬涄涢涐浰浟浛浼浲涘悈悃悢</w:t>
-      </w:r>
-      <w:r>
-        <w:rPr>
-          <w:rFonts w:ascii="微软雅黑" w:eastAsia="微软雅黑" w:hAnsi="微软雅黑" w:cs="微软雅黑" w:hint="eastAsia"/>
-          <w:sz w:val="32"/>
-          <w:szCs w:val="36"/>
-          <w:lang w:eastAsia="zh-TW"/>
-        </w:rPr>
-        <w:t>𬒈</w:t>
+        <w:t>宧窅窊窎扅扆袪袗袯祧堲疍</w:t>
+      </w:r>
+      <w:r>
+        <w:rPr>
+          <w:rFonts w:ascii="微软雅黑" w:eastAsia="微软雅黑" w:hAnsi="微软雅黑" w:cs="微软雅黑" w:hint="eastAsia"/>
+          <w:sz w:val="32"/>
+          <w:szCs w:val="36"/>
+          <w:lang w:eastAsia="zh-TW"/>
+        </w:rPr>
+        <w:t>𨺙</w:t>
       </w:r>
       <w:r>
         <w:rPr>
@@ -1188,16 +1071,16 @@
           <w:szCs w:val="36"/>
           <w:lang w:eastAsia="zh-TW"/>
         </w:rPr>
-        <w:t>宧窅窊窎扅扆袪袗袯祧堲疍</w:t>
-      </w:r>
-      <w:r>
-        <w:rPr>
-          <w:rFonts w:ascii="微软雅黑" w:eastAsia="微软雅黑" w:hAnsi="微软雅黑" w:cs="微软雅黑" w:hint="eastAsia"/>
-          <w:sz w:val="32"/>
-          <w:szCs w:val="36"/>
-          <w:lang w:eastAsia="zh-TW"/>
-        </w:rPr>
-        <w:t>𨺙</w:t>
+        <w:t>陴烝砮㛚哿翀翂剟</w:t>
+      </w:r>
+      <w:r>
+        <w:rPr>
+          <w:rFonts w:ascii="微软雅黑" w:eastAsia="微软雅黑" w:hAnsi="微软雅黑" w:cs="微软雅黑" w:hint="eastAsia"/>
+          <w:sz w:val="32"/>
+          <w:szCs w:val="36"/>
+          <w:lang w:eastAsia="zh-TW"/>
+        </w:rPr>
+        <w:t>𬳿𫄨</w:t>
       </w:r>
       <w:r>
         <w:rPr>
@@ -1206,16 +1089,16 @@
           <w:szCs w:val="36"/>
           <w:lang w:eastAsia="zh-TW"/>
         </w:rPr>
-        <w:t>陴烝砮㛚哿翀翂剟</w:t>
-      </w:r>
-      <w:r>
-        <w:rPr>
-          <w:rFonts w:ascii="微软雅黑" w:eastAsia="微软雅黑" w:hAnsi="微软雅黑" w:cs="微软雅黑" w:hint="eastAsia"/>
-          <w:sz w:val="32"/>
-          <w:szCs w:val="36"/>
-          <w:lang w:eastAsia="zh-TW"/>
-        </w:rPr>
-        <w:t>𬳿𫄨</w:t>
+        <w:t>绤骍</w:t>
+      </w:r>
+      <w:r>
+        <w:rPr>
+          <w:rFonts w:ascii="微软雅黑" w:eastAsia="微软雅黑" w:hAnsi="微软雅黑" w:cs="微软雅黑" w:hint="eastAsia"/>
+          <w:sz w:val="32"/>
+          <w:szCs w:val="36"/>
+          <w:lang w:eastAsia="zh-TW"/>
+        </w:rPr>
+        <w:t>𬘫</w:t>
       </w:r>
       <w:r>
         <w:rPr>
@@ -1224,16 +1107,16 @@
           <w:szCs w:val="36"/>
           <w:lang w:eastAsia="zh-TW"/>
         </w:rPr>
-        <w:t>绤骍</w:t>
-      </w:r>
-      <w:r>
-        <w:rPr>
-          <w:rFonts w:ascii="微软雅黑" w:eastAsia="微软雅黑" w:hAnsi="微软雅黑" w:cs="微软雅黑" w:hint="eastAsia"/>
-          <w:sz w:val="32"/>
-          <w:szCs w:val="36"/>
-          <w:lang w:eastAsia="zh-TW"/>
-        </w:rPr>
-        <w:t>𬘫</w:t>
+        <w:t>䂮琎珸珵琄琈琀珺掭堎堐埼掎埫堌晢</w:t>
+      </w:r>
+      <w:r>
+        <w:rPr>
+          <w:rFonts w:ascii="微软雅黑" w:eastAsia="微软雅黑" w:hAnsi="微软雅黑" w:cs="微软雅黑" w:hint="eastAsia"/>
+          <w:sz w:val="32"/>
+          <w:szCs w:val="36"/>
+          <w:lang w:eastAsia="zh-TW"/>
+        </w:rPr>
+        <w:t>𫮃</w:t>
       </w:r>
       <w:r>
         <w:rPr>
@@ -1242,88 +1125,61 @@
           <w:szCs w:val="36"/>
           <w:lang w:eastAsia="zh-TW"/>
         </w:rPr>
-        <w:t>䂮琎珸珵琄琈琀珺掭堎堐埼掎埫堌晢</w:t>
-      </w:r>
-      <w:r>
-        <w:rPr>
-          <w:rFonts w:ascii="微软雅黑" w:eastAsia="微软雅黑" w:hAnsi="微软雅黑" w:cs="微软雅黑" w:hint="eastAsia"/>
-          <w:sz w:val="32"/>
-          <w:szCs w:val="36"/>
-          <w:lang w:eastAsia="zh-TW"/>
-        </w:rPr>
-        <w:t>𫮃</w:t>
-      </w:r>
-      <w:r>
-        <w:rPr>
-          <w:rFonts w:ascii="宋体" w:eastAsia="宋体" w:hAnsi="宋体" w:cs="微软雅黑" w:hint="eastAsia"/>
-          <w:sz w:val="32"/>
-          <w:szCs w:val="36"/>
-          <w:lang w:eastAsia="zh-TW"/>
-        </w:rPr>
-        <w:t>掞埪壸㙍聍萚菥莿䓫䓬萆菂菍菼萣䓨菉䓛梼梽桲梾桯梣梌桹敔厣硔鿎硚硊硍勔䴕龁</w:t>
-      </w:r>
-      <w:r>
-        <w:rPr>
-          <w:rFonts w:ascii="宋体" w:eastAsia="宋体" w:hAnsi="宋体" w:cs="微软雅黑" w:hint="eastAsia"/>
+        <w:t>掞埪壸㙍聍萚菥莿䓫䓬萆菂菍菼萣䓨菉䓛梼梽桲梾桯梣梌桹敔厣硔鿎硚硊硍勔䴕龁唪啫翈㫰晙</w:t>
+      </w:r>
+      <w:r>
+        <w:rPr>
+          <w:rFonts w:ascii="微软雅黑" w:eastAsia="微软雅黑" w:hAnsi="微软雅黑" w:cs="微软雅黑" w:hint="eastAsia"/>
+          <w:sz w:val="32"/>
+          <w:szCs w:val="36"/>
+          <w:lang w:eastAsia="zh-TW"/>
+        </w:rPr>
+        <w:t>𬱖</w:t>
+      </w:r>
+      <w:r>
+        <w:rPr>
+          <w:rFonts w:ascii="宋体" w:eastAsia="宋体" w:hAnsi="宋体" w:cs="微软雅黑"/>
+          <w:sz w:val="32"/>
+          <w:szCs w:val="36"/>
+          <w:lang w:eastAsia="zh-TW"/>
+        </w:rPr>
+        <w:t>趼跂蛃蚲</w:t>
+      </w:r>
+      <w:r>
+        <w:rPr>
+          <w:rFonts w:ascii="微软雅黑" w:eastAsia="微软雅黑" w:hAnsi="微软雅黑" w:cs="微软雅黑" w:hint="eastAsia"/>
+          <w:sz w:val="32"/>
+          <w:szCs w:val="36"/>
+          <w:lang w:eastAsia="zh-TW"/>
+        </w:rPr>
+        <w:t>𬟽</w:t>
+      </w:r>
+      <w:r>
+        <w:rPr>
+          <w:rFonts w:ascii="宋体" w:eastAsia="宋体" w:hAnsi="宋体" w:cs="微软雅黑"/>
+          <w:sz w:val="32"/>
+          <w:szCs w:val="36"/>
+          <w:lang w:eastAsia="zh-TW"/>
+        </w:rPr>
+        <w:t>蚺啴䎃崧崟崞崒崌崡铏</w:t>
+      </w:r>
+      <w:r>
+        <w:rPr>
+          <w:rFonts w:ascii="微软雅黑" w:eastAsia="微软雅黑" w:hAnsi="微软雅黑" w:cs="微软雅黑" w:hint="eastAsia"/>
+          <w:sz w:val="32"/>
+          <w:szCs w:val="36"/>
+          <w:lang w:eastAsia="zh-TW"/>
+        </w:rPr>
+        <w:t>𫓯𫟹</w:t>
+      </w:r>
+      <w:r>
+        <w:rPr>
+          <w:rFonts w:ascii="宋体" w:eastAsia="宋体" w:hAnsi="宋体" w:cs="微软雅黑"/>
           <w:sz w:val="32"/>
           <w:szCs w:val="36"/>
           <w:lang w:eastAsia="zh-TW"/>
         </w:rPr>
         <w:lastRenderedPageBreak/>
-        <w:t>唪啫翈㫰晙</w:t>
-      </w:r>
-      <w:r>
-        <w:rPr>
-          <w:rFonts w:ascii="微软雅黑" w:eastAsia="微软雅黑" w:hAnsi="微软雅黑" w:cs="微软雅黑" w:hint="eastAsia"/>
-          <w:sz w:val="32"/>
-          <w:szCs w:val="36"/>
-          <w:lang w:eastAsia="zh-TW"/>
-        </w:rPr>
-        <w:t>𬱖</w:t>
-      </w:r>
-      <w:r>
-        <w:rPr>
-          <w:rFonts w:ascii="宋体" w:eastAsia="宋体" w:hAnsi="宋体" w:cs="微软雅黑"/>
-          <w:sz w:val="32"/>
-          <w:szCs w:val="36"/>
-          <w:lang w:eastAsia="zh-TW"/>
-        </w:rPr>
-        <w:t>趼跂蛃蚲</w:t>
-      </w:r>
-      <w:r>
-        <w:rPr>
-          <w:rFonts w:ascii="微软雅黑" w:eastAsia="微软雅黑" w:hAnsi="微软雅黑" w:cs="微软雅黑" w:hint="eastAsia"/>
-          <w:sz w:val="32"/>
-          <w:szCs w:val="36"/>
-          <w:lang w:eastAsia="zh-TW"/>
-        </w:rPr>
-        <w:t>𬟽</w:t>
-      </w:r>
-      <w:r>
-        <w:rPr>
-          <w:rFonts w:ascii="宋体" w:eastAsia="宋体" w:hAnsi="宋体" w:cs="微软雅黑"/>
-          <w:sz w:val="32"/>
-          <w:szCs w:val="36"/>
-          <w:lang w:eastAsia="zh-TW"/>
-        </w:rPr>
-        <w:t>蚺啴䎃崧崟崞崒崌崡铏</w:t>
-      </w:r>
-      <w:r>
-        <w:rPr>
-          <w:rFonts w:ascii="微软雅黑" w:eastAsia="微软雅黑" w:hAnsi="微软雅黑" w:cs="微软雅黑" w:hint="eastAsia"/>
-          <w:sz w:val="32"/>
-          <w:szCs w:val="36"/>
-          <w:lang w:eastAsia="zh-TW"/>
-        </w:rPr>
-        <w:t>𫓯𫟹</w:t>
-      </w:r>
-      <w:r>
-        <w:rPr>
-          <w:rFonts w:ascii="宋体" w:eastAsia="宋体" w:hAnsi="宋体" w:cs="微软雅黑"/>
-          <w:sz w:val="32"/>
-          <w:szCs w:val="36"/>
-          <w:lang w:eastAsia="zh-TW"/>
-        </w:rPr>
         <w:t>铕</w:t>
       </w:r>
       <w:r>
@@ -2332,7 +2188,43 @@
           <w:szCs w:val="36"/>
           <w:lang w:eastAsia="zh-TW"/>
         </w:rPr>
-        <w:t>凘廑瘥瘕鲝鄫熇漹漖潆漤漼漴㽏漈漋漻慬窬窭</w:t>
+        <w:t>凘廑瘥瘕鲝鄫熇漹漖潆漤漼漴㽏漈漋漻慬窬窭㮾</w:t>
+      </w:r>
+      <w:r>
+        <w:rPr>
+          <w:rFonts w:ascii="微软雅黑" w:eastAsia="微软雅黑" w:hAnsi="微软雅黑" w:cs="微软雅黑" w:hint="eastAsia"/>
+          <w:sz w:val="32"/>
+          <w:szCs w:val="36"/>
+          <w:lang w:eastAsia="zh-TW"/>
+        </w:rPr>
+        <w:t>𬤝</w:t>
+      </w:r>
+      <w:r>
+        <w:rPr>
+          <w:rFonts w:ascii="宋体" w:eastAsia="宋体" w:hAnsi="宋体" w:cs="微软雅黑"/>
+          <w:sz w:val="32"/>
+          <w:szCs w:val="36"/>
+          <w:lang w:eastAsia="zh-TW"/>
+        </w:rPr>
+        <w:t>褕禛禚嫭嫜嫪</w:t>
+      </w:r>
+      <w:r>
+        <w:rPr>
+          <w:rFonts w:ascii="微软雅黑" w:eastAsia="微软雅黑" w:hAnsi="微软雅黑" w:cs="微软雅黑" w:hint="eastAsia"/>
+          <w:sz w:val="32"/>
+          <w:szCs w:val="36"/>
+          <w:lang w:eastAsia="zh-TW"/>
+        </w:rPr>
+        <w:t>𬙂</w:t>
+      </w:r>
+      <w:r>
+        <w:rPr>
+          <w:rFonts w:ascii="宋体" w:eastAsia="宋体" w:hAnsi="宋体" w:cs="微软雅黑"/>
+          <w:sz w:val="32"/>
+          <w:szCs w:val="36"/>
+          <w:lang w:eastAsia="zh-TW"/>
+        </w:rPr>
+        <w:t>㻬麹璆漦叇墣墦墡劐薁蕰蔃鼒槱</w:t>
       </w:r>
       <w:r>
         <w:rPr>
@@ -2342,43 +2234,7 @@
           <w:lang w:eastAsia="zh-TW"/>
         </w:rPr>
         <w:lastRenderedPageBreak/>
-        <w:t>㮾</w:t>
-      </w:r>
-      <w:r>
-        <w:rPr>
-          <w:rFonts w:ascii="微软雅黑" w:eastAsia="微软雅黑" w:hAnsi="微软雅黑" w:cs="微软雅黑" w:hint="eastAsia"/>
-          <w:sz w:val="32"/>
-          <w:szCs w:val="36"/>
-          <w:lang w:eastAsia="zh-TW"/>
-        </w:rPr>
-        <w:t>𬤝</w:t>
-      </w:r>
-      <w:r>
-        <w:rPr>
-          <w:rFonts w:ascii="宋体" w:eastAsia="宋体" w:hAnsi="宋体" w:cs="微软雅黑"/>
-          <w:sz w:val="32"/>
-          <w:szCs w:val="36"/>
-          <w:lang w:eastAsia="zh-TW"/>
-        </w:rPr>
-        <w:t>褕禛禚嫭嫜嫪</w:t>
-      </w:r>
-      <w:r>
-        <w:rPr>
-          <w:rFonts w:ascii="微软雅黑" w:eastAsia="微软雅黑" w:hAnsi="微软雅黑" w:cs="微软雅黑" w:hint="eastAsia"/>
-          <w:sz w:val="32"/>
-          <w:szCs w:val="36"/>
-          <w:lang w:eastAsia="zh-TW"/>
-        </w:rPr>
-        <w:t>𬙂</w:t>
-      </w:r>
-      <w:r>
-        <w:rPr>
-          <w:rFonts w:ascii="宋体" w:eastAsia="宋体" w:hAnsi="宋体" w:cs="微软雅黑"/>
-          <w:sz w:val="32"/>
-          <w:szCs w:val="36"/>
-          <w:lang w:eastAsia="zh-TW"/>
-        </w:rPr>
-        <w:t>㻬麹璆漦叇墣墦墡劐薁蕰蔃鼒槱鹝磏磉殣慭霅暵暲暶踦踣䗖蝘蝲噇噂噀罶嶲嶓㠇嶟嶒镆镈镋镎</w:t>
+        <w:t>鹝磏磉殣慭霅暵暲暶踦踣䗖蝘蝲噇噂噀罶嶲嶓㠇嶟嶒镆镈镋镎</w:t>
       </w:r>
       <w:r>
         <w:rPr>

--- a/help/当前待录入汉字.docx
+++ b/help/当前待录入汉字.docx
@@ -18,7 +18,7 @@
           <w:szCs w:val="36"/>
           <w:lang w:eastAsia="zh-TW"/>
         </w:rPr>
-        <w:t>呇冏觃伾㑇伭佖</w:t>
+        <w:t>伾㑇伭佖</w:t>
       </w:r>
       <w:r>
         <w:rPr>
@@ -1179,26 +1179,35 @@
           <w:szCs w:val="36"/>
           <w:lang w:eastAsia="zh-TW"/>
         </w:rPr>
+        <w:t>铕</w:t>
+      </w:r>
+      <w:r>
+        <w:rPr>
+          <w:rFonts w:ascii="微软雅黑" w:eastAsia="微软雅黑" w:hAnsi="微软雅黑" w:cs="微软雅黑" w:hint="eastAsia"/>
+          <w:sz w:val="32"/>
+          <w:szCs w:val="36"/>
+          <w:lang w:eastAsia="zh-TW"/>
+        </w:rPr>
+        <w:t>𫟼</w:t>
+      </w:r>
+      <w:r>
+        <w:rPr>
+          <w:rFonts w:ascii="宋体" w:eastAsia="宋体" w:hAnsi="宋体" w:cs="微软雅黑"/>
+          <w:sz w:val="32"/>
+          <w:szCs w:val="36"/>
+          <w:lang w:eastAsia="zh-TW"/>
+        </w:rPr>
+        <w:t>铖</w:t>
+      </w:r>
+      <w:r>
+        <w:rPr>
+          <w:rFonts w:ascii="宋体" w:eastAsia="宋体" w:hAnsi="宋体" w:cs="微软雅黑"/>
+          <w:sz w:val="32"/>
+          <w:szCs w:val="36"/>
+          <w:lang w:eastAsia="zh-TW"/>
+        </w:rPr>
         <w:lastRenderedPageBreak/>
-        <w:t>铕</w:t>
-      </w:r>
-      <w:r>
-        <w:rPr>
-          <w:rFonts w:ascii="微软雅黑" w:eastAsia="微软雅黑" w:hAnsi="微软雅黑" w:cs="微软雅黑" w:hint="eastAsia"/>
-          <w:sz w:val="32"/>
-          <w:szCs w:val="36"/>
-          <w:lang w:eastAsia="zh-TW"/>
-        </w:rPr>
-        <w:t>𫟼</w:t>
-      </w:r>
-      <w:r>
-        <w:rPr>
-          <w:rFonts w:ascii="宋体" w:eastAsia="宋体" w:hAnsi="宋体" w:cs="微软雅黑"/>
-          <w:sz w:val="32"/>
-          <w:szCs w:val="36"/>
-          <w:lang w:eastAsia="zh-TW"/>
-        </w:rPr>
-        <w:t>铖铘铞铥铴牻牿稆笱笯偰偡鸺偭偲偁㿠鄅偓徛衒舳舲鸼悆鄃瓻䝙脶脞脟䏲鱾猇猊猄</w:t>
+        <w:t>铘铞铥铴牻牿稆笱笯偰偡鸺偭偲偁㿠鄅偓徛衒舳舲鸼悆鄃瓻䝙脶脞脟䏲鱾猇猊猄</w:t>
       </w:r>
       <w:r>
         <w:rPr>
@@ -2224,7 +2233,7 @@
           <w:szCs w:val="36"/>
           <w:lang w:eastAsia="zh-TW"/>
         </w:rPr>
-        <w:t>㻬麹璆漦叇墣墦墡劐薁蕰蔃鼒槱</w:t>
+        <w:t>㻬麹璆漦叇墣墦墡劐薁蕰蔃鼒槱鹝磏磉</w:t>
       </w:r>
       <w:r>
         <w:rPr>
@@ -2234,7 +2243,7 @@
           <w:lang w:eastAsia="zh-TW"/>
         </w:rPr>
         <w:lastRenderedPageBreak/>
-        <w:t>鹝磏磉殣慭霅暵暲暶踦踣䗖蝘蝲噇噂噀罶嶲嶓㠇嶟嶒镆镈镋镎</w:t>
+        <w:t>殣慭霅暵暲暶踦踣䗖蝘蝲噇噂噀罶嶲嶓㠇嶟嶒镆镈镋镎</w:t>
       </w:r>
       <w:r>
         <w:rPr>

--- a/help/当前待录入汉字.docx
+++ b/help/当前待录入汉字.docx
@@ -18,7 +18,25 @@
           <w:szCs w:val="36"/>
           <w:lang w:eastAsia="zh-TW"/>
         </w:rPr>
-        <w:t>伾㑇伭佖</w:t>
+        <w:t>忳忺</w:t>
+      </w:r>
+      <w:r>
+        <w:rPr>
+          <w:rFonts w:ascii="微软雅黑" w:eastAsia="微软雅黑" w:hAnsi="微软雅黑" w:cs="微软雅黑" w:hint="eastAsia"/>
+          <w:sz w:val="32"/>
+          <w:szCs w:val="36"/>
+          <w:lang w:eastAsia="zh-TW"/>
+        </w:rPr>
+        <w:t>𬣡</w:t>
+      </w:r>
+      <w:r>
+        <w:rPr>
+          <w:rFonts w:ascii="宋体" w:eastAsia="宋体" w:hAnsi="宋体" w:cs="宋体" w:hint="eastAsia"/>
+          <w:sz w:val="32"/>
+          <w:szCs w:val="36"/>
+          <w:lang w:eastAsia="zh-TW"/>
+        </w:rPr>
+        <w:t>祃诇邲</w:t>
       </w:r>
       <w:r>
         <w:rPr>
@@ -27,7 +45,7 @@
           <w:szCs w:val="36"/>
           <w:lang w:eastAsia="zh-TW"/>
         </w:rPr>
-        <w:t>伲</w:t>
+        <w:t>诎</w:t>
       </w:r>
       <w:r>
         <w:rPr>
@@ -36,7 +54,115 @@
           <w:szCs w:val="36"/>
           <w:lang w:eastAsia="zh-TW"/>
         </w:rPr>
-        <w:t>佁</w:t>
+        <w:t>屃</w:t>
+      </w:r>
+      <w:r>
+        <w:rPr>
+          <w:rFonts w:ascii="微软雅黑" w:eastAsia="微软雅黑" w:hAnsi="微软雅黑" w:cs="微软雅黑" w:hint="eastAsia"/>
+          <w:sz w:val="32"/>
+          <w:szCs w:val="36"/>
+          <w:lang w:eastAsia="zh-TW"/>
+        </w:rPr>
+        <w:t>𫸩</w:t>
+      </w:r>
+      <w:r>
+        <w:rPr>
+          <w:rFonts w:ascii="宋体" w:eastAsia="宋体" w:hAnsi="宋体" w:cs="宋体" w:hint="eastAsia"/>
+          <w:sz w:val="32"/>
+          <w:szCs w:val="36"/>
+          <w:lang w:eastAsia="zh-TW"/>
+        </w:rPr>
+        <w:t>岊</w:t>
+      </w:r>
+      <w:r>
+        <w:rPr>
+          <w:rFonts w:ascii="宋体" w:eastAsia="宋体" w:hAnsi="宋体" w:cs="方正硬笔行书简体" w:hint="eastAsia"/>
+          <w:sz w:val="32"/>
+          <w:szCs w:val="36"/>
+          <w:lang w:eastAsia="zh-TW"/>
+        </w:rPr>
+        <w:t>阽</w:t>
+      </w:r>
+      <w:r>
+        <w:rPr>
+          <w:rFonts w:ascii="宋体" w:eastAsia="宋体" w:hAnsi="宋体" w:cs="宋体" w:hint="eastAsia"/>
+          <w:sz w:val="32"/>
+          <w:szCs w:val="36"/>
+          <w:lang w:eastAsia="zh-TW"/>
+        </w:rPr>
+        <w:t>䢺</w:t>
+      </w:r>
+      <w:r>
+        <w:rPr>
+          <w:rFonts w:ascii="宋体" w:eastAsia="宋体" w:hAnsi="宋体" w:cs="方正硬笔行书简体" w:hint="eastAsia"/>
+          <w:sz w:val="32"/>
+          <w:szCs w:val="36"/>
+          <w:lang w:eastAsia="zh-TW"/>
+        </w:rPr>
+        <w:t>阼</w:t>
+      </w:r>
+      <w:r>
+        <w:rPr>
+          <w:rFonts w:ascii="宋体" w:eastAsia="宋体" w:hAnsi="宋体" w:cs="宋体" w:hint="eastAsia"/>
+          <w:sz w:val="32"/>
+          <w:szCs w:val="36"/>
+          <w:lang w:eastAsia="zh-TW"/>
+        </w:rPr>
+        <w:t>妧妘</w:t>
+      </w:r>
+      <w:r>
+        <w:rPr>
+          <w:rFonts w:ascii="微软雅黑" w:eastAsia="微软雅黑" w:hAnsi="微软雅黑" w:cs="微软雅黑" w:hint="eastAsia"/>
+          <w:sz w:val="32"/>
+          <w:szCs w:val="36"/>
+          <w:lang w:eastAsia="zh-TW"/>
+        </w:rPr>
+        <w:t>𨚕</w:t>
+      </w:r>
+      <w:r>
+        <w:rPr>
+          <w:rFonts w:ascii="宋体" w:eastAsia="宋体" w:hAnsi="宋体" w:cs="宋体" w:hint="eastAsia"/>
+          <w:sz w:val="32"/>
+          <w:szCs w:val="36"/>
+          <w:lang w:eastAsia="zh-TW"/>
+        </w:rPr>
+        <w:t>纮驲</w:t>
+      </w:r>
+      <w:r>
+        <w:rPr>
+          <w:rFonts w:ascii="微软雅黑" w:eastAsia="微软雅黑" w:hAnsi="微软雅黑" w:cs="微软雅黑" w:hint="eastAsia"/>
+          <w:sz w:val="32"/>
+          <w:szCs w:val="36"/>
+          <w:lang w:eastAsia="zh-TW"/>
+        </w:rPr>
+        <w:t>𫘜</w:t>
+      </w:r>
+      <w:r>
+        <w:rPr>
+          <w:rFonts w:ascii="宋体" w:eastAsia="宋体" w:hAnsi="宋体" w:cs="宋体" w:hint="eastAsia"/>
+          <w:sz w:val="32"/>
+          <w:szCs w:val="36"/>
+          <w:lang w:eastAsia="zh-TW"/>
+        </w:rPr>
+        <w:t>纻</w:t>
+      </w:r>
+      <w:r>
+        <w:rPr>
+          <w:rFonts w:ascii="微软雅黑" w:eastAsia="微软雅黑" w:hAnsi="微软雅黑" w:cs="微软雅黑" w:hint="eastAsia"/>
+          <w:sz w:val="32"/>
+          <w:szCs w:val="36"/>
+          <w:lang w:eastAsia="zh-TW"/>
+        </w:rPr>
+        <w:t>𬘘</w:t>
+      </w:r>
+      <w:r>
+        <w:rPr>
+          <w:rFonts w:ascii="宋体" w:eastAsia="宋体" w:hAnsi="宋体" w:cs="宋体" w:hint="eastAsia"/>
+          <w:sz w:val="32"/>
+          <w:szCs w:val="36"/>
+          <w:lang w:eastAsia="zh-TW"/>
+        </w:rPr>
+        <w:t>纼玞</w:t>
       </w:r>
       <w:r>
         <w:rPr>
@@ -45,7 +171,7 @@
           <w:szCs w:val="36"/>
           <w:lang w:eastAsia="zh-TW"/>
         </w:rPr>
-        <w:t>飏</w:t>
+        <w:t>玱</w:t>
       </w:r>
       <w:r>
         <w:rPr>
@@ -54,7 +180,7 @@
           <w:szCs w:val="36"/>
           <w:lang w:eastAsia="zh-TW"/>
         </w:rPr>
-        <w:t>狃闶</w:t>
+        <w:t>玟</w:t>
       </w:r>
       <w:r>
         <w:rPr>
@@ -63,16 +189,16 @@
           <w:szCs w:val="36"/>
           <w:lang w:eastAsia="zh-TW"/>
         </w:rPr>
-        <w:t>汧汫</w:t>
-      </w:r>
-      <w:r>
-        <w:rPr>
-          <w:rFonts w:ascii="微软雅黑" w:eastAsia="微软雅黑" w:hAnsi="微软雅黑" w:cs="微软雅黑" w:hint="eastAsia"/>
-          <w:sz w:val="32"/>
-          <w:szCs w:val="36"/>
-          <w:lang w:eastAsia="zh-TW"/>
-        </w:rPr>
-        <w:t>𣲘𣲗</w:t>
+        <w:t>邽邿坥坰坬坽弆</w:t>
+      </w:r>
+      <w:r>
+        <w:rPr>
+          <w:rFonts w:ascii="宋体" w:eastAsia="宋体" w:hAnsi="宋体" w:cs="方正硬笔行书简体" w:hint="eastAsia"/>
+          <w:sz w:val="32"/>
+          <w:szCs w:val="36"/>
+          <w:lang w:eastAsia="zh-TW"/>
+        </w:rPr>
+        <w:t>耵</w:t>
       </w:r>
       <w:r>
         <w:rPr>
@@ -81,7 +207,25 @@
           <w:szCs w:val="36"/>
           <w:lang w:eastAsia="zh-TW"/>
         </w:rPr>
-        <w:t>沄</w:t>
+        <w:t>䢼</w:t>
+      </w:r>
+      <w:r>
+        <w:rPr>
+          <w:rFonts w:ascii="微软雅黑" w:eastAsia="微软雅黑" w:hAnsi="微软雅黑" w:cs="微软雅黑" w:hint="eastAsia"/>
+          <w:sz w:val="32"/>
+          <w:szCs w:val="36"/>
+          <w:lang w:eastAsia="zh-TW"/>
+        </w:rPr>
+        <w:t>𦭜</w:t>
+      </w:r>
+      <w:r>
+        <w:rPr>
+          <w:rFonts w:ascii="宋体" w:eastAsia="宋体" w:hAnsi="宋体" w:cs="宋体" w:hint="eastAsia"/>
+          <w:sz w:val="32"/>
+          <w:szCs w:val="36"/>
+          <w:lang w:eastAsia="zh-TW"/>
+        </w:rPr>
+        <w:t>茋</w:t>
       </w:r>
       <w:r>
         <w:rPr>
@@ -90,16 +234,16 @@
           <w:szCs w:val="36"/>
           <w:lang w:eastAsia="zh-TW"/>
         </w:rPr>
-        <w:t>沘</w:t>
-      </w:r>
-      <w:r>
-        <w:rPr>
-          <w:rFonts w:ascii="微软雅黑" w:eastAsia="微软雅黑" w:hAnsi="微软雅黑" w:cs="微软雅黑" w:hint="eastAsia"/>
-          <w:sz w:val="32"/>
-          <w:szCs w:val="36"/>
-          <w:lang w:eastAsia="zh-TW"/>
-        </w:rPr>
-        <w:t>𬇙</w:t>
+        <w:t>苧</w:t>
+      </w:r>
+      <w:r>
+        <w:rPr>
+          <w:rFonts w:ascii="宋体" w:eastAsia="宋体" w:hAnsi="宋体" w:cs="方正硬笔行书简体" w:hint="eastAsia"/>
+          <w:sz w:val="32"/>
+          <w:szCs w:val="36"/>
+          <w:lang w:eastAsia="zh-TW"/>
+        </w:rPr>
+        <w:t>苠</w:t>
       </w:r>
       <w:r>
         <w:rPr>
@@ -108,16 +252,16 @@
           <w:szCs w:val="36"/>
           <w:lang w:eastAsia="zh-TW"/>
         </w:rPr>
-        <w:t>汭㳇沇忳忺</w:t>
-      </w:r>
-      <w:r>
-        <w:rPr>
-          <w:rFonts w:ascii="微软雅黑" w:eastAsia="微软雅黑" w:hAnsi="微软雅黑" w:cs="微软雅黑" w:hint="eastAsia"/>
-          <w:sz w:val="32"/>
-          <w:szCs w:val="36"/>
-          <w:lang w:eastAsia="zh-TW"/>
-        </w:rPr>
-        <w:t>𬣡</w:t>
+        <w:t>枅㭎</w:t>
+      </w:r>
+      <w:r>
+        <w:rPr>
+          <w:rFonts w:ascii="宋体" w:eastAsia="宋体" w:hAnsi="宋体" w:cs="方正硬笔行书简体" w:hint="eastAsia"/>
+          <w:sz w:val="32"/>
+          <w:szCs w:val="36"/>
+          <w:lang w:eastAsia="zh-TW"/>
+        </w:rPr>
+        <w:t>枘</w:t>
       </w:r>
       <w:r>
         <w:rPr>
@@ -126,7 +270,61 @@
           <w:szCs w:val="36"/>
           <w:lang w:eastAsia="zh-TW"/>
         </w:rPr>
-        <w:t>祃诇邲</w:t>
+        <w:t>矼</w:t>
+      </w:r>
+      <w:r>
+        <w:rPr>
+          <w:rFonts w:ascii="宋体" w:eastAsia="宋体" w:hAnsi="宋体" w:cs="方正硬笔行书简繁" w:hint="eastAsia"/>
+          <w:sz w:val="32"/>
+          <w:szCs w:val="36"/>
+          <w:lang w:eastAsia="zh-TW"/>
+        </w:rPr>
+        <w:t>矻</w:t>
+      </w:r>
+      <w:r>
+        <w:rPr>
+          <w:rFonts w:ascii="宋体" w:eastAsia="宋体" w:hAnsi="宋体" w:cs="宋体" w:hint="eastAsia"/>
+          <w:sz w:val="32"/>
+          <w:szCs w:val="36"/>
+          <w:lang w:eastAsia="zh-TW"/>
+        </w:rPr>
+        <w:t>匼</w:t>
+      </w:r>
+      <w:r>
+        <w:rPr>
+          <w:rFonts w:ascii="微软雅黑" w:eastAsia="微软雅黑" w:hAnsi="微软雅黑" w:cs="微软雅黑" w:hint="eastAsia"/>
+          <w:sz w:val="32"/>
+          <w:szCs w:val="36"/>
+          <w:lang w:eastAsia="zh-TW"/>
+        </w:rPr>
+        <w:t>𬨂𬀩𬀪</w:t>
+      </w:r>
+      <w:r>
+        <w:rPr>
+          <w:rFonts w:ascii="宋体" w:eastAsia="宋体" w:hAnsi="宋体" w:cs="宋体" w:hint="eastAsia"/>
+          <w:sz w:val="32"/>
+          <w:szCs w:val="36"/>
+          <w:lang w:eastAsia="zh-TW"/>
+        </w:rPr>
+        <w:t>旿</w:t>
+      </w:r>
+      <w:r>
+        <w:rPr>
+          <w:rFonts w:ascii="宋体" w:eastAsia="宋体" w:hAnsi="宋体" w:cs="方正硬笔行书简繁" w:hint="eastAsia"/>
+          <w:sz w:val="32"/>
+          <w:szCs w:val="36"/>
+          <w:lang w:eastAsia="zh-TW"/>
+        </w:rPr>
+        <w:t>昇</w:t>
+      </w:r>
+      <w:r>
+        <w:rPr>
+          <w:rFonts w:ascii="宋体" w:eastAsia="宋体" w:hAnsi="宋体" w:cs="宋体" w:hint="eastAsia"/>
+          <w:sz w:val="32"/>
+          <w:szCs w:val="36"/>
+          <w:lang w:eastAsia="zh-TW"/>
+        </w:rPr>
+        <w:t>昄昒昈咉咇咍</w:t>
       </w:r>
       <w:r>
         <w:rPr>
@@ -135,7 +333,7 @@
           <w:szCs w:val="36"/>
           <w:lang w:eastAsia="zh-TW"/>
         </w:rPr>
-        <w:t>诎</w:t>
+        <w:t>岵岽</w:t>
       </w:r>
       <w:r>
         <w:rPr>
@@ -144,16 +342,34 @@
           <w:szCs w:val="36"/>
           <w:lang w:eastAsia="zh-TW"/>
         </w:rPr>
-        <w:t>屃</w:t>
-      </w:r>
-      <w:r>
-        <w:rPr>
-          <w:rFonts w:ascii="微软雅黑" w:eastAsia="微软雅黑" w:hAnsi="微软雅黑" w:cs="微软雅黑" w:hint="eastAsia"/>
-          <w:sz w:val="32"/>
-          <w:szCs w:val="36"/>
-          <w:lang w:eastAsia="zh-TW"/>
-        </w:rPr>
-        <w:t>𫸩</w:t>
+        <w:t>岨岞峂㟃</w:t>
+      </w:r>
+      <w:r>
+        <w:rPr>
+          <w:rFonts w:ascii="宋体" w:eastAsia="宋体" w:hAnsi="宋体" w:cs="方正硬笔行书简繁" w:hint="eastAsia"/>
+          <w:sz w:val="32"/>
+          <w:szCs w:val="36"/>
+          <w:lang w:eastAsia="zh-TW"/>
+        </w:rPr>
+        <w:t>囷</w:t>
+      </w:r>
+      <w:r>
+        <w:rPr>
+          <w:rFonts w:ascii="微软雅黑" w:eastAsia="微软雅黑" w:hAnsi="微软雅黑" w:cs="微软雅黑" w:hint="eastAsia"/>
+          <w:sz w:val="32"/>
+          <w:szCs w:val="36"/>
+          <w:lang w:eastAsia="zh-TW"/>
+        </w:rPr>
+        <w:t>𬬩</w:t>
+      </w:r>
+      <w:r>
+        <w:rPr>
+          <w:rFonts w:ascii="宋体" w:eastAsia="宋体" w:hAnsi="宋体" w:cs="微软雅黑" w:hint="eastAsia"/>
+          <w:sz w:val="32"/>
+          <w:szCs w:val="36"/>
+          <w:lang w:eastAsia="zh-TW"/>
+        </w:rPr>
+        <w:t>钐钔</w:t>
       </w:r>
       <w:r>
         <w:rPr>
@@ -162,7 +378,7 @@
           <w:szCs w:val="36"/>
           <w:lang w:eastAsia="zh-TW"/>
         </w:rPr>
-        <w:t>岊</w:t>
+        <w:t>钖牥</w:t>
       </w:r>
       <w:r>
         <w:rPr>
@@ -171,7 +387,7 @@
           <w:szCs w:val="36"/>
           <w:lang w:eastAsia="zh-TW"/>
         </w:rPr>
-        <w:t>阽</w:t>
+        <w:t>佴</w:t>
       </w:r>
       <w:r>
         <w:rPr>
@@ -180,277 +396,7 @@
           <w:szCs w:val="36"/>
           <w:lang w:eastAsia="zh-TW"/>
         </w:rPr>
-        <w:t>䢺</w:t>
-      </w:r>
-      <w:r>
-        <w:rPr>
-          <w:rFonts w:ascii="宋体" w:eastAsia="宋体" w:hAnsi="宋体" w:cs="方正硬笔行书简体" w:hint="eastAsia"/>
-          <w:sz w:val="32"/>
-          <w:szCs w:val="36"/>
-          <w:lang w:eastAsia="zh-TW"/>
-        </w:rPr>
-        <w:t>阼</w:t>
-      </w:r>
-      <w:r>
-        <w:rPr>
-          <w:rFonts w:ascii="宋体" w:eastAsia="宋体" w:hAnsi="宋体" w:cs="宋体" w:hint="eastAsia"/>
-          <w:sz w:val="32"/>
-          <w:szCs w:val="36"/>
-          <w:lang w:eastAsia="zh-TW"/>
-        </w:rPr>
-        <w:t>妧妘</w:t>
-      </w:r>
-      <w:r>
-        <w:rPr>
-          <w:rFonts w:ascii="微软雅黑" w:eastAsia="微软雅黑" w:hAnsi="微软雅黑" w:cs="微软雅黑" w:hint="eastAsia"/>
-          <w:sz w:val="32"/>
-          <w:szCs w:val="36"/>
-          <w:lang w:eastAsia="zh-TW"/>
-        </w:rPr>
-        <w:t>𨚕</w:t>
-      </w:r>
-      <w:r>
-        <w:rPr>
-          <w:rFonts w:ascii="宋体" w:eastAsia="宋体" w:hAnsi="宋体" w:cs="宋体" w:hint="eastAsia"/>
-          <w:sz w:val="32"/>
-          <w:szCs w:val="36"/>
-          <w:lang w:eastAsia="zh-TW"/>
-        </w:rPr>
-        <w:t>纮驲</w:t>
-      </w:r>
-      <w:r>
-        <w:rPr>
-          <w:rFonts w:ascii="微软雅黑" w:eastAsia="微软雅黑" w:hAnsi="微软雅黑" w:cs="微软雅黑" w:hint="eastAsia"/>
-          <w:sz w:val="32"/>
-          <w:szCs w:val="36"/>
-          <w:lang w:eastAsia="zh-TW"/>
-        </w:rPr>
-        <w:t>𫘜</w:t>
-      </w:r>
-      <w:r>
-        <w:rPr>
-          <w:rFonts w:ascii="宋体" w:eastAsia="宋体" w:hAnsi="宋体" w:cs="宋体" w:hint="eastAsia"/>
-          <w:sz w:val="32"/>
-          <w:szCs w:val="36"/>
-          <w:lang w:eastAsia="zh-TW"/>
-        </w:rPr>
-        <w:t>纻</w:t>
-      </w:r>
-      <w:r>
-        <w:rPr>
-          <w:rFonts w:ascii="微软雅黑" w:eastAsia="微软雅黑" w:hAnsi="微软雅黑" w:cs="微软雅黑" w:hint="eastAsia"/>
-          <w:sz w:val="32"/>
-          <w:szCs w:val="36"/>
-          <w:lang w:eastAsia="zh-TW"/>
-        </w:rPr>
-        <w:t>𬘘</w:t>
-      </w:r>
-      <w:r>
-        <w:rPr>
-          <w:rFonts w:ascii="宋体" w:eastAsia="宋体" w:hAnsi="宋体" w:cs="宋体" w:hint="eastAsia"/>
-          <w:sz w:val="32"/>
-          <w:szCs w:val="36"/>
-          <w:lang w:eastAsia="zh-TW"/>
-        </w:rPr>
-        <w:t>纼玞</w:t>
-      </w:r>
-      <w:r>
-        <w:rPr>
-          <w:rFonts w:ascii="宋体" w:eastAsia="宋体" w:hAnsi="宋体" w:cs="方正硬笔行书简繁" w:hint="eastAsia"/>
-          <w:sz w:val="32"/>
-          <w:szCs w:val="36"/>
-          <w:lang w:eastAsia="zh-TW"/>
-        </w:rPr>
-        <w:t>玱</w:t>
-      </w:r>
-      <w:r>
-        <w:rPr>
-          <w:rFonts w:ascii="宋体" w:eastAsia="宋体" w:hAnsi="宋体" w:cs="方正硬笔行书简体" w:hint="eastAsia"/>
-          <w:sz w:val="32"/>
-          <w:szCs w:val="36"/>
-          <w:lang w:eastAsia="zh-TW"/>
-        </w:rPr>
-        <w:t>玟</w:t>
-      </w:r>
-      <w:r>
-        <w:rPr>
-          <w:rFonts w:ascii="宋体" w:eastAsia="宋体" w:hAnsi="宋体" w:cs="宋体" w:hint="eastAsia"/>
-          <w:sz w:val="32"/>
-          <w:szCs w:val="36"/>
-          <w:lang w:eastAsia="zh-TW"/>
-        </w:rPr>
-        <w:t>邽邿坥坰坬坽弆</w:t>
-      </w:r>
-      <w:r>
-        <w:rPr>
-          <w:rFonts w:ascii="宋体" w:eastAsia="宋体" w:hAnsi="宋体" w:cs="方正硬笔行书简体" w:hint="eastAsia"/>
-          <w:sz w:val="32"/>
-          <w:szCs w:val="36"/>
-          <w:lang w:eastAsia="zh-TW"/>
-        </w:rPr>
-        <w:t>耵</w:t>
-      </w:r>
-      <w:r>
-        <w:rPr>
-          <w:rFonts w:ascii="宋体" w:eastAsia="宋体" w:hAnsi="宋体" w:cs="宋体" w:hint="eastAsia"/>
-          <w:sz w:val="32"/>
-          <w:szCs w:val="36"/>
-          <w:lang w:eastAsia="zh-TW"/>
-        </w:rPr>
-        <w:t>䢼</w:t>
-      </w:r>
-      <w:r>
-        <w:rPr>
-          <w:rFonts w:ascii="微软雅黑" w:eastAsia="微软雅黑" w:hAnsi="微软雅黑" w:cs="微软雅黑" w:hint="eastAsia"/>
-          <w:sz w:val="32"/>
-          <w:szCs w:val="36"/>
-          <w:lang w:eastAsia="zh-TW"/>
-        </w:rPr>
-        <w:t>𦭜</w:t>
-      </w:r>
-      <w:r>
-        <w:rPr>
-          <w:rFonts w:ascii="宋体" w:eastAsia="宋体" w:hAnsi="宋体" w:cs="宋体" w:hint="eastAsia"/>
-          <w:sz w:val="32"/>
-          <w:szCs w:val="36"/>
-          <w:lang w:eastAsia="zh-TW"/>
-        </w:rPr>
-        <w:t>茋</w:t>
-      </w:r>
-      <w:r>
-        <w:rPr>
-          <w:rFonts w:ascii="宋体" w:eastAsia="宋体" w:hAnsi="宋体" w:cs="方正硬笔行书简繁" w:hint="eastAsia"/>
-          <w:sz w:val="32"/>
-          <w:szCs w:val="36"/>
-          <w:lang w:eastAsia="zh-TW"/>
-        </w:rPr>
-        <w:t>苧</w:t>
-      </w:r>
-      <w:r>
-        <w:rPr>
-          <w:rFonts w:ascii="宋体" w:eastAsia="宋体" w:hAnsi="宋体" w:cs="方正硬笔行书简体" w:hint="eastAsia"/>
-          <w:sz w:val="32"/>
-          <w:szCs w:val="36"/>
-          <w:lang w:eastAsia="zh-TW"/>
-        </w:rPr>
-        <w:t>苠</w:t>
-      </w:r>
-      <w:r>
-        <w:rPr>
-          <w:rFonts w:ascii="宋体" w:eastAsia="宋体" w:hAnsi="宋体" w:cs="宋体" w:hint="eastAsia"/>
-          <w:sz w:val="32"/>
-          <w:szCs w:val="36"/>
-          <w:lang w:eastAsia="zh-TW"/>
-        </w:rPr>
-        <w:t>枅㭎</w:t>
-      </w:r>
-      <w:r>
-        <w:rPr>
-          <w:rFonts w:ascii="宋体" w:eastAsia="宋体" w:hAnsi="宋体" w:cs="方正硬笔行书简体" w:hint="eastAsia"/>
-          <w:sz w:val="32"/>
-          <w:szCs w:val="36"/>
-          <w:lang w:eastAsia="zh-TW"/>
-        </w:rPr>
-        <w:t>枘</w:t>
-      </w:r>
-      <w:r>
-        <w:rPr>
-          <w:rFonts w:ascii="宋体" w:eastAsia="宋体" w:hAnsi="宋体" w:cs="宋体" w:hint="eastAsia"/>
-          <w:sz w:val="32"/>
-          <w:szCs w:val="36"/>
-          <w:lang w:eastAsia="zh-TW"/>
-        </w:rPr>
-        <w:t>矼</w:t>
-      </w:r>
-      <w:r>
-        <w:rPr>
-          <w:rFonts w:ascii="宋体" w:eastAsia="宋体" w:hAnsi="宋体" w:cs="方正硬笔行书简繁" w:hint="eastAsia"/>
-          <w:sz w:val="32"/>
-          <w:szCs w:val="36"/>
-          <w:lang w:eastAsia="zh-TW"/>
-        </w:rPr>
-        <w:t>矻</w:t>
-      </w:r>
-      <w:r>
-        <w:rPr>
-          <w:rFonts w:ascii="宋体" w:eastAsia="宋体" w:hAnsi="宋体" w:cs="宋体" w:hint="eastAsia"/>
-          <w:sz w:val="32"/>
-          <w:szCs w:val="36"/>
-          <w:lang w:eastAsia="zh-TW"/>
-        </w:rPr>
-        <w:t>匼</w:t>
-      </w:r>
-      <w:r>
-        <w:rPr>
-          <w:rFonts w:ascii="微软雅黑" w:eastAsia="微软雅黑" w:hAnsi="微软雅黑" w:cs="微软雅黑" w:hint="eastAsia"/>
-          <w:sz w:val="32"/>
-          <w:szCs w:val="36"/>
-          <w:lang w:eastAsia="zh-TW"/>
-        </w:rPr>
-        <w:t>𬨂𬀩𬀪</w:t>
-      </w:r>
-      <w:r>
-        <w:rPr>
-          <w:rFonts w:ascii="宋体" w:eastAsia="宋体" w:hAnsi="宋体" w:cs="宋体" w:hint="eastAsia"/>
-          <w:sz w:val="32"/>
-          <w:szCs w:val="36"/>
-          <w:lang w:eastAsia="zh-TW"/>
-        </w:rPr>
-        <w:t>旿</w:t>
-      </w:r>
-      <w:r>
-        <w:rPr>
-          <w:rFonts w:ascii="宋体" w:eastAsia="宋体" w:hAnsi="宋体" w:cs="方正硬笔行书简繁" w:hint="eastAsia"/>
-          <w:sz w:val="32"/>
-          <w:szCs w:val="36"/>
-          <w:lang w:eastAsia="zh-TW"/>
-        </w:rPr>
-        <w:t>昇</w:t>
-      </w:r>
-      <w:r>
-        <w:rPr>
-          <w:rFonts w:ascii="宋体" w:eastAsia="宋体" w:hAnsi="宋体" w:cs="宋体" w:hint="eastAsia"/>
-          <w:sz w:val="32"/>
-          <w:szCs w:val="36"/>
-          <w:lang w:eastAsia="zh-TW"/>
-        </w:rPr>
-        <w:t>昄昒昈咉咇咍</w:t>
-      </w:r>
-      <w:r>
-        <w:rPr>
-          <w:rFonts w:ascii="宋体" w:eastAsia="宋体" w:hAnsi="宋体" w:cs="方正硬笔行书简体" w:hint="eastAsia"/>
-          <w:sz w:val="32"/>
-          <w:szCs w:val="36"/>
-          <w:lang w:eastAsia="zh-TW"/>
-        </w:rPr>
-        <w:t>岵岽</w:t>
-      </w:r>
-      <w:r>
-        <w:rPr>
-          <w:rFonts w:ascii="宋体" w:eastAsia="宋体" w:hAnsi="宋体" w:cs="宋体" w:hint="eastAsia"/>
-          <w:sz w:val="32"/>
-          <w:szCs w:val="36"/>
-          <w:lang w:eastAsia="zh-TW"/>
-        </w:rPr>
-        <w:t>岨岞峂㟃</w:t>
-      </w:r>
-      <w:r>
-        <w:rPr>
-          <w:rFonts w:ascii="宋体" w:eastAsia="宋体" w:hAnsi="宋体" w:cs="方正硬笔行书简繁" w:hint="eastAsia"/>
-          <w:sz w:val="32"/>
-          <w:szCs w:val="36"/>
-          <w:lang w:eastAsia="zh-TW"/>
-        </w:rPr>
-        <w:t>囷</w:t>
-      </w:r>
-      <w:r>
-        <w:rPr>
-          <w:rFonts w:ascii="微软雅黑" w:eastAsia="微软雅黑" w:hAnsi="微软雅黑" w:cs="微软雅黑" w:hint="eastAsia"/>
-          <w:sz w:val="32"/>
-          <w:szCs w:val="36"/>
-          <w:lang w:eastAsia="zh-TW"/>
-        </w:rPr>
-        <w:t>𬬩</w:t>
+        <w:t>垈侁侹佸</w:t>
       </w:r>
       <w:r>
         <w:rPr>
@@ -459,34 +405,16 @@
           <w:szCs w:val="36"/>
           <w:lang w:eastAsia="zh-TW"/>
         </w:rPr>
-        <w:t>钐钔</w:t>
-      </w:r>
-      <w:r>
-        <w:rPr>
-          <w:rFonts w:ascii="宋体" w:eastAsia="宋体" w:hAnsi="宋体" w:cs="宋体" w:hint="eastAsia"/>
-          <w:sz w:val="32"/>
-          <w:szCs w:val="36"/>
-          <w:lang w:eastAsia="zh-TW"/>
-        </w:rPr>
-        <w:t>钖牥</w:t>
-      </w:r>
-      <w:r>
-        <w:rPr>
-          <w:rFonts w:ascii="宋体" w:eastAsia="宋体" w:hAnsi="宋体" w:cs="方正硬笔行书简体" w:hint="eastAsia"/>
-          <w:sz w:val="32"/>
-          <w:szCs w:val="36"/>
-          <w:lang w:eastAsia="zh-TW"/>
-        </w:rPr>
-        <w:t>佴</w:t>
-      </w:r>
-      <w:r>
-        <w:rPr>
-          <w:rFonts w:ascii="宋体" w:eastAsia="宋体" w:hAnsi="宋体" w:cs="宋体" w:hint="eastAsia"/>
-          <w:sz w:val="32"/>
-          <w:szCs w:val="36"/>
-          <w:lang w:eastAsia="zh-TW"/>
-        </w:rPr>
-        <w:t>垈侁侹佸</w:t>
+        <w:t>佺侂佽侘郈舠郐郃攽肭肷狉狝饳忞於炌泙沺泂泜泃泇怊峃祋祊</w:t>
+      </w:r>
+      <w:r>
+        <w:rPr>
+          <w:rFonts w:ascii="微软雅黑" w:eastAsia="微软雅黑" w:hAnsi="微软雅黑" w:cs="微软雅黑" w:hint="eastAsia"/>
+          <w:sz w:val="32"/>
+          <w:szCs w:val="36"/>
+          <w:lang w:eastAsia="zh-TW"/>
+        </w:rPr>
+        <w:t>𫍣𬣳𬩽</w:t>
       </w:r>
       <w:r>
         <w:rPr>
@@ -495,16 +423,16 @@
           <w:szCs w:val="36"/>
           <w:lang w:eastAsia="zh-TW"/>
         </w:rPr>
-        <w:t>佺侂佽侘郈舠郐郃攽肭肷狉狝饳忞於炌泙沺泂泜泃泇怊峃祋祊</w:t>
-      </w:r>
-      <w:r>
-        <w:rPr>
-          <w:rFonts w:ascii="微软雅黑" w:eastAsia="微软雅黑" w:hAnsi="微软雅黑" w:cs="微软雅黑" w:hint="eastAsia"/>
-          <w:sz w:val="32"/>
-          <w:szCs w:val="36"/>
-          <w:lang w:eastAsia="zh-TW"/>
-        </w:rPr>
-        <w:t>𫍣𬣳𬩽</w:t>
+        <w:t>鸤弢弨陑</w:t>
+      </w:r>
+      <w:r>
+        <w:rPr>
+          <w:rFonts w:ascii="微软雅黑" w:eastAsia="微软雅黑" w:hAnsi="微软雅黑" w:cs="微软雅黑" w:hint="eastAsia"/>
+          <w:sz w:val="32"/>
+          <w:szCs w:val="36"/>
+          <w:lang w:eastAsia="zh-TW"/>
+        </w:rPr>
+        <w:t>𬮿</w:t>
       </w:r>
       <w:r>
         <w:rPr>
@@ -513,16 +441,16 @@
           <w:szCs w:val="36"/>
           <w:lang w:eastAsia="zh-TW"/>
         </w:rPr>
-        <w:t>鸤弢弨陑</w:t>
-      </w:r>
-      <w:r>
-        <w:rPr>
-          <w:rFonts w:ascii="微软雅黑" w:eastAsia="微软雅黑" w:hAnsi="微软雅黑" w:cs="微软雅黑" w:hint="eastAsia"/>
-          <w:sz w:val="32"/>
-          <w:szCs w:val="36"/>
-          <w:lang w:eastAsia="zh-TW"/>
-        </w:rPr>
-        <w:t>𬮿</w:t>
+        <w:t>陎</w:t>
+      </w:r>
+      <w:r>
+        <w:rPr>
+          <w:rFonts w:ascii="微软雅黑" w:eastAsia="微软雅黑" w:hAnsi="微软雅黑" w:cs="微软雅黑" w:hint="eastAsia"/>
+          <w:sz w:val="32"/>
+          <w:szCs w:val="36"/>
+          <w:lang w:eastAsia="zh-TW"/>
+        </w:rPr>
+        <w:t>𬯀</w:t>
       </w:r>
       <w:r>
         <w:rPr>
@@ -531,16 +459,16 @@
           <w:szCs w:val="36"/>
           <w:lang w:eastAsia="zh-TW"/>
         </w:rPr>
-        <w:t>陎</w:t>
-      </w:r>
-      <w:r>
-        <w:rPr>
-          <w:rFonts w:ascii="微软雅黑" w:eastAsia="微软雅黑" w:hAnsi="微软雅黑" w:cs="微软雅黑" w:hint="eastAsia"/>
-          <w:sz w:val="32"/>
-          <w:szCs w:val="36"/>
-          <w:lang w:eastAsia="zh-TW"/>
-        </w:rPr>
-        <w:t>𬯀</w:t>
+        <w:t>卺乸妭姈</w:t>
+      </w:r>
+      <w:r>
+        <w:rPr>
+          <w:rFonts w:ascii="微软雅黑" w:eastAsia="微软雅黑" w:hAnsi="微软雅黑" w:cs="微软雅黑" w:hint="eastAsia"/>
+          <w:sz w:val="32"/>
+          <w:szCs w:val="36"/>
+          <w:lang w:eastAsia="zh-TW"/>
+        </w:rPr>
+        <w:t>𫰛</w:t>
       </w:r>
       <w:r>
         <w:rPr>
@@ -549,16 +477,16 @@
           <w:szCs w:val="36"/>
           <w:lang w:eastAsia="zh-TW"/>
         </w:rPr>
-        <w:t>卺乸妭姈</w:t>
-      </w:r>
-      <w:r>
-        <w:rPr>
-          <w:rFonts w:ascii="微软雅黑" w:eastAsia="微软雅黑" w:hAnsi="微软雅黑" w:cs="微软雅黑" w:hint="eastAsia"/>
-          <w:sz w:val="32"/>
-          <w:szCs w:val="36"/>
-          <w:lang w:eastAsia="zh-TW"/>
-        </w:rPr>
-        <w:t>𫰛</w:t>
+        <w:t>迳叕</w:t>
+      </w:r>
+      <w:r>
+        <w:rPr>
+          <w:rFonts w:ascii="微软雅黑" w:eastAsia="微软雅黑" w:hAnsi="微软雅黑" w:cs="微软雅黑" w:hint="eastAsia"/>
+          <w:sz w:val="32"/>
+          <w:szCs w:val="36"/>
+          <w:lang w:eastAsia="zh-TW"/>
+        </w:rPr>
+        <w:t>𬳵</w:t>
       </w:r>
       <w:r>
         <w:rPr>
@@ -567,16 +495,16 @@
           <w:szCs w:val="36"/>
           <w:lang w:eastAsia="zh-TW"/>
         </w:rPr>
-        <w:t>迳叕</w:t>
-      </w:r>
-      <w:r>
-        <w:rPr>
-          <w:rFonts w:ascii="微软雅黑" w:eastAsia="微软雅黑" w:hAnsi="微软雅黑" w:cs="微软雅黑" w:hint="eastAsia"/>
-          <w:sz w:val="32"/>
-          <w:szCs w:val="36"/>
-          <w:lang w:eastAsia="zh-TW"/>
-        </w:rPr>
-        <w:t>𬳵</w:t>
+        <w:t>驵</w:t>
+      </w:r>
+      <w:r>
+        <w:rPr>
+          <w:rFonts w:ascii="微软雅黑" w:eastAsia="微软雅黑" w:hAnsi="微软雅黑" w:cs="微软雅黑" w:hint="eastAsia"/>
+          <w:sz w:val="32"/>
+          <w:szCs w:val="36"/>
+          <w:lang w:eastAsia="zh-TW"/>
+        </w:rPr>
+        <w:t>𬳶</w:t>
       </w:r>
       <w:r>
         <w:rPr>
@@ -585,16 +513,16 @@
           <w:szCs w:val="36"/>
           <w:lang w:eastAsia="zh-TW"/>
         </w:rPr>
-        <w:t>驵</w:t>
-      </w:r>
-      <w:r>
-        <w:rPr>
-          <w:rFonts w:ascii="微软雅黑" w:eastAsia="微软雅黑" w:hAnsi="微软雅黑" w:cs="微软雅黑" w:hint="eastAsia"/>
-          <w:sz w:val="32"/>
-          <w:szCs w:val="36"/>
-          <w:lang w:eastAsia="zh-TW"/>
-        </w:rPr>
-        <w:t>𬳶</w:t>
+        <w:t>䌹驺</w:t>
+      </w:r>
+      <w:r>
+        <w:rPr>
+          <w:rFonts w:ascii="微软雅黑" w:eastAsia="微软雅黑" w:hAnsi="微软雅黑" w:cs="微软雅黑" w:hint="eastAsia"/>
+          <w:sz w:val="32"/>
+          <w:szCs w:val="36"/>
+          <w:lang w:eastAsia="zh-TW"/>
+        </w:rPr>
+        <w:t>𫠊</w:t>
       </w:r>
       <w:r>
         <w:rPr>
@@ -603,16 +531,16 @@
           <w:szCs w:val="36"/>
           <w:lang w:eastAsia="zh-TW"/>
         </w:rPr>
-        <w:t>䌹驺</w:t>
-      </w:r>
-      <w:r>
-        <w:rPr>
-          <w:rFonts w:ascii="微软雅黑" w:eastAsia="微软雅黑" w:hAnsi="微软雅黑" w:cs="微软雅黑" w:hint="eastAsia"/>
-          <w:sz w:val="32"/>
-          <w:szCs w:val="36"/>
-          <w:lang w:eastAsia="zh-TW"/>
-        </w:rPr>
-        <w:t>𫠊</w:t>
+        <w:t>绐砉耔㛃玶珇珅</w:t>
+      </w:r>
+      <w:r>
+        <w:rPr>
+          <w:rFonts w:ascii="微软雅黑" w:eastAsia="微软雅黑" w:hAnsi="微软雅黑" w:cs="微软雅黑" w:hint="eastAsia"/>
+          <w:sz w:val="32"/>
+          <w:szCs w:val="36"/>
+          <w:lang w:eastAsia="zh-TW"/>
+        </w:rPr>
+        <w:t>𬍛</w:t>
       </w:r>
       <w:r>
         <w:rPr>
@@ -621,16 +549,16 @@
           <w:szCs w:val="36"/>
           <w:lang w:eastAsia="zh-TW"/>
         </w:rPr>
-        <w:t>绐砉耔㛃玶珇珅</w:t>
-      </w:r>
-      <w:r>
-        <w:rPr>
-          <w:rFonts w:ascii="微软雅黑" w:eastAsia="微软雅黑" w:hAnsi="微软雅黑" w:cs="微软雅黑" w:hint="eastAsia"/>
-          <w:sz w:val="32"/>
-          <w:szCs w:val="36"/>
-          <w:lang w:eastAsia="zh-TW"/>
-        </w:rPr>
-        <w:t>𬍛</w:t>
+        <w:t>珋玹珌玿垚垯垙垲埏垍耇鿍垎垴垟垞挓垵垏拶荖荁荙荛茈茽荄茺</w:t>
+      </w:r>
+      <w:r>
+        <w:rPr>
+          <w:rFonts w:ascii="微软雅黑" w:eastAsia="微软雅黑" w:hAnsi="微软雅黑" w:cs="微软雅黑" w:hint="eastAsia"/>
+          <w:sz w:val="32"/>
+          <w:szCs w:val="36"/>
+          <w:lang w:eastAsia="zh-TW"/>
+        </w:rPr>
+        <w:t>𬜬</w:t>
       </w:r>
       <w:r>
         <w:rPr>
@@ -639,16 +567,16 @@
           <w:szCs w:val="36"/>
           <w:lang w:eastAsia="zh-TW"/>
         </w:rPr>
-        <w:t>珋玹珌玿垚垯垙垲埏垍耇鿍垎垴垟垞挓垵垏拶荖荁荙荛茈茽荄茺</w:t>
-      </w:r>
-      <w:r>
-        <w:rPr>
-          <w:rFonts w:ascii="微软雅黑" w:eastAsia="微软雅黑" w:hAnsi="微软雅黑" w:cs="微软雅黑" w:hint="eastAsia"/>
-          <w:sz w:val="32"/>
-          <w:szCs w:val="36"/>
-          <w:lang w:eastAsia="zh-TW"/>
-        </w:rPr>
-        <w:t>𬜬</w:t>
+        <w:t>荓茳</w:t>
+      </w:r>
+      <w:r>
+        <w:rPr>
+          <w:rFonts w:ascii="微软雅黑" w:eastAsia="微软雅黑" w:hAnsi="微软雅黑" w:cs="微软雅黑" w:hint="eastAsia"/>
+          <w:sz w:val="32"/>
+          <w:szCs w:val="36"/>
+          <w:lang w:eastAsia="zh-TW"/>
+        </w:rPr>
+        <w:t>𦰡</w:t>
       </w:r>
       <w:r>
         <w:rPr>
@@ -657,16 +585,16 @@
           <w:szCs w:val="36"/>
           <w:lang w:eastAsia="zh-TW"/>
         </w:rPr>
-        <w:t>荓茳</w:t>
-      </w:r>
-      <w:r>
-        <w:rPr>
-          <w:rFonts w:ascii="微软雅黑" w:eastAsia="微软雅黑" w:hAnsi="微软雅黑" w:cs="微软雅黑" w:hint="eastAsia"/>
-          <w:sz w:val="32"/>
-          <w:szCs w:val="36"/>
-          <w:lang w:eastAsia="zh-TW"/>
-        </w:rPr>
-        <w:t>𦰡</w:t>
+        <w:t>茛荭㭕柷柃栐柖郚剅䴓迺厖砆砑砄耏奓䶮轵轷轹轺昺</w:t>
+      </w:r>
+      <w:r>
+        <w:rPr>
+          <w:rFonts w:ascii="微软雅黑" w:eastAsia="微软雅黑" w:hAnsi="微软雅黑" w:cs="微软雅黑" w:hint="eastAsia"/>
+          <w:sz w:val="32"/>
+          <w:szCs w:val="36"/>
+          <w:lang w:eastAsia="zh-TW"/>
+        </w:rPr>
+        <w:t>𪾢</w:t>
       </w:r>
       <w:r>
         <w:rPr>
@@ -675,16 +603,16 @@
           <w:szCs w:val="36"/>
           <w:lang w:eastAsia="zh-TW"/>
         </w:rPr>
-        <w:t>茛荭㭕柷柃栐柖郚剅䴓迺厖砆砑砄耏奓䶮轵轷轹轺昺</w:t>
-      </w:r>
-      <w:r>
-        <w:rPr>
-          <w:rFonts w:ascii="微软雅黑" w:eastAsia="微软雅黑" w:hAnsi="微软雅黑" w:cs="微软雅黑" w:hint="eastAsia"/>
-          <w:sz w:val="32"/>
-          <w:szCs w:val="36"/>
-          <w:lang w:eastAsia="zh-TW"/>
-        </w:rPr>
-        <w:t>𪾢</w:t>
+        <w:t>昽盷咡咺昳昣哒昤昫昡咥昪虷虸哃峘耑峛</w:t>
+      </w:r>
+      <w:r>
+        <w:rPr>
+          <w:rFonts w:ascii="微软雅黑" w:eastAsia="微软雅黑" w:hAnsi="微软雅黑" w:cs="微软雅黑" w:hint="eastAsia"/>
+          <w:sz w:val="32"/>
+          <w:szCs w:val="36"/>
+          <w:lang w:eastAsia="zh-TW"/>
+        </w:rPr>
+        <w:t>𪨰</w:t>
       </w:r>
       <w:r>
         <w:rPr>
@@ -693,16 +621,16 @@
           <w:szCs w:val="36"/>
           <w:lang w:eastAsia="zh-TW"/>
         </w:rPr>
-        <w:t>昽盷咡咺昳昣哒昤昫昡咥昪虷虸哃峘耑峛</w:t>
-      </w:r>
-      <w:r>
-        <w:rPr>
-          <w:rFonts w:ascii="微软雅黑" w:eastAsia="微软雅黑" w:hAnsi="微软雅黑" w:cs="微软雅黑" w:hint="eastAsia"/>
-          <w:sz w:val="32"/>
-          <w:szCs w:val="36"/>
-          <w:lang w:eastAsia="zh-TW"/>
-        </w:rPr>
-        <w:t>𪨰</w:t>
+        <w:t>峗峧帡钘</w:t>
+      </w:r>
+      <w:r>
+        <w:rPr>
+          <w:rFonts w:ascii="微软雅黑" w:eastAsia="微软雅黑" w:hAnsi="微软雅黑" w:cs="微软雅黑" w:hint="eastAsia"/>
+          <w:sz w:val="32"/>
+          <w:szCs w:val="36"/>
+          <w:lang w:eastAsia="zh-TW"/>
+        </w:rPr>
+        <w:t>𫓧</w:t>
       </w:r>
       <w:r>
         <w:rPr>
@@ -711,16 +639,16 @@
           <w:szCs w:val="36"/>
           <w:lang w:eastAsia="zh-TW"/>
         </w:rPr>
-        <w:t>峗峧帡钘</w:t>
-      </w:r>
-      <w:r>
-        <w:rPr>
-          <w:rFonts w:ascii="微软雅黑" w:eastAsia="微软雅黑" w:hAnsi="微软雅黑" w:cs="微软雅黑" w:hint="eastAsia"/>
-          <w:sz w:val="32"/>
-          <w:szCs w:val="36"/>
-          <w:lang w:eastAsia="zh-TW"/>
-        </w:rPr>
-        <w:t>𫓧</w:t>
+        <w:t>钜</w:t>
+      </w:r>
+      <w:r>
+        <w:rPr>
+          <w:rFonts w:ascii="微软雅黑" w:eastAsia="微软雅黑" w:hAnsi="微软雅黑" w:cs="微软雅黑" w:hint="eastAsia"/>
+          <w:sz w:val="32"/>
+          <w:szCs w:val="36"/>
+          <w:lang w:eastAsia="zh-TW"/>
+        </w:rPr>
+        <w:t>𬬮𬬱𬬭</w:t>
       </w:r>
       <w:r>
         <w:rPr>
@@ -729,16 +657,16 @@
           <w:szCs w:val="36"/>
           <w:lang w:eastAsia="zh-TW"/>
         </w:rPr>
-        <w:t>钜</w:t>
-      </w:r>
-      <w:r>
-        <w:rPr>
-          <w:rFonts w:ascii="微软雅黑" w:eastAsia="微软雅黑" w:hAnsi="微软雅黑" w:cs="微软雅黑" w:hint="eastAsia"/>
-          <w:sz w:val="32"/>
-          <w:szCs w:val="36"/>
-          <w:lang w:eastAsia="zh-TW"/>
-        </w:rPr>
-        <w:t>𬬮𬬱𬬭</w:t>
+        <w:t>钪钬钭秬俫舁俜俙俍垕衎舣弇侴鸧䏡胠</w:t>
+      </w:r>
+      <w:r>
+        <w:rPr>
+          <w:rFonts w:ascii="微软雅黑" w:eastAsia="微软雅黑" w:hAnsi="微软雅黑" w:cs="微软雅黑" w:hint="eastAsia"/>
+          <w:sz w:val="32"/>
+          <w:szCs w:val="36"/>
+          <w:lang w:eastAsia="zh-TW"/>
+        </w:rPr>
+        <w:t>𦙶</w:t>
       </w:r>
       <w:r>
         <w:rPr>
@@ -747,16 +675,16 @@
           <w:szCs w:val="36"/>
           <w:lang w:eastAsia="zh-TW"/>
         </w:rPr>
-        <w:t>钪钬钭秬俫舁俜俙俍垕衎舣弇侴鸧䏡胠</w:t>
-      </w:r>
-      <w:r>
-        <w:rPr>
-          <w:rFonts w:ascii="微软雅黑" w:eastAsia="微软雅黑" w:hAnsi="微软雅黑" w:cs="微软雅黑" w:hint="eastAsia"/>
-          <w:sz w:val="32"/>
-          <w:szCs w:val="36"/>
-          <w:lang w:eastAsia="zh-TW"/>
-        </w:rPr>
-        <w:t>𦙶</w:t>
+        <w:t>胩胣朏飐訄饻疢炣炟㶲洭洘洓洿㳚泚浈浉洸洢洈洚洺洨浐㳘洴洣恔宬窀扂袆祏祐祕叚陧陞娀姞姱姤姶姽枲绖骃</w:t>
+      </w:r>
+      <w:r>
+        <w:rPr>
+          <w:rFonts w:ascii="微软雅黑" w:eastAsia="微软雅黑" w:hAnsi="微软雅黑" w:cs="微软雅黑" w:hint="eastAsia"/>
+          <w:sz w:val="32"/>
+          <w:szCs w:val="36"/>
+          <w:lang w:eastAsia="zh-TW"/>
+        </w:rPr>
+        <w:t>𬘡𬳽𬘩𫄧</w:t>
       </w:r>
       <w:r>
         <w:rPr>
@@ -765,16 +693,16 @@
           <w:szCs w:val="36"/>
           <w:lang w:eastAsia="zh-TW"/>
         </w:rPr>
-        <w:t>胩胣朏飐訄饻疢炣炟㶲洭洘洓洿㳚泚浈浉洸洢洈洚洺洨浐㳘洴洣恔宬窀扂袆祏祐祕叚陧陞娀姞姱姤姶姽枲绖骃</w:t>
-      </w:r>
-      <w:r>
-        <w:rPr>
-          <w:rFonts w:ascii="微软雅黑" w:eastAsia="微软雅黑" w:hAnsi="微软雅黑" w:cs="微软雅黑" w:hint="eastAsia"/>
-          <w:sz w:val="32"/>
-          <w:szCs w:val="36"/>
-          <w:lang w:eastAsia="zh-TW"/>
-        </w:rPr>
-        <w:t>𬘡𬳽𬘩𫄧</w:t>
+        <w:t>骉恝珪珛珹琊玼珖</w:t>
+      </w:r>
+      <w:r>
+        <w:rPr>
+          <w:rFonts w:ascii="微软雅黑" w:eastAsia="微软雅黑" w:hAnsi="微软雅黑" w:cs="微软雅黑" w:hint="eastAsia"/>
+          <w:sz w:val="32"/>
+          <w:szCs w:val="36"/>
+          <w:lang w:eastAsia="zh-TW"/>
+        </w:rPr>
+        <w:t>𪟝</w:t>
       </w:r>
       <w:r>
         <w:rPr>
@@ -783,16 +711,16 @@
           <w:szCs w:val="36"/>
           <w:lang w:eastAsia="zh-TW"/>
         </w:rPr>
-        <w:t>骉恝珪珛珹琊玼珖</w:t>
-      </w:r>
-      <w:r>
-        <w:rPr>
-          <w:rFonts w:ascii="微软雅黑" w:eastAsia="微软雅黑" w:hAnsi="微软雅黑" w:cs="微软雅黑" w:hint="eastAsia"/>
-          <w:sz w:val="32"/>
-          <w:szCs w:val="36"/>
-          <w:lang w:eastAsia="zh-TW"/>
-        </w:rPr>
-        <w:t>𪟝</w:t>
+        <w:t>珽珦珫珒</w:t>
+      </w:r>
+      <w:r>
+        <w:rPr>
+          <w:rFonts w:ascii="微软雅黑" w:eastAsia="微软雅黑" w:hAnsi="微软雅黑" w:cs="微软雅黑" w:hint="eastAsia"/>
+          <w:sz w:val="32"/>
+          <w:szCs w:val="36"/>
+          <w:lang w:eastAsia="zh-TW"/>
+        </w:rPr>
+        <w:t>𬍤</w:t>
       </w:r>
       <w:r>
         <w:rPr>
@@ -801,16 +729,16 @@
           <w:szCs w:val="36"/>
           <w:lang w:eastAsia="zh-TW"/>
         </w:rPr>
-        <w:t>珽珦珫珒</w:t>
-      </w:r>
-      <w:r>
-        <w:rPr>
-          <w:rFonts w:ascii="微软雅黑" w:eastAsia="微软雅黑" w:hAnsi="微软雅黑" w:cs="微软雅黑" w:hint="eastAsia"/>
-          <w:sz w:val="32"/>
-          <w:szCs w:val="36"/>
-          <w:lang w:eastAsia="zh-TW"/>
-        </w:rPr>
-        <w:t>𬍤</w:t>
+        <w:t>珢珕珝</w:t>
+      </w:r>
+      <w:r>
+        <w:rPr>
+          <w:rFonts w:ascii="微软雅黑" w:eastAsia="微软雅黑" w:hAnsi="微软雅黑" w:cs="微软雅黑" w:hint="eastAsia"/>
+          <w:sz w:val="32"/>
+          <w:szCs w:val="36"/>
+          <w:lang w:eastAsia="zh-TW"/>
+        </w:rPr>
+        <w:t>𫭼</w:t>
       </w:r>
       <w:r>
         <w:rPr>
@@ -819,16 +747,16 @@
           <w:szCs w:val="36"/>
           <w:lang w:eastAsia="zh-TW"/>
         </w:rPr>
-        <w:t>珢珕珝</w:t>
-      </w:r>
-      <w:r>
-        <w:rPr>
-          <w:rFonts w:ascii="微软雅黑" w:eastAsia="微软雅黑" w:hAnsi="微软雅黑" w:cs="微软雅黑" w:hint="eastAsia"/>
-          <w:sz w:val="32"/>
-          <w:szCs w:val="36"/>
-          <w:lang w:eastAsia="zh-TW"/>
-        </w:rPr>
-        <w:t>𫭼</w:t>
+        <w:t>埗垾垺埆垿埌埇莰茝</w:t>
+      </w:r>
+      <w:r>
+        <w:rPr>
+          <w:rFonts w:ascii="微软雅黑" w:eastAsia="微软雅黑" w:hAnsi="微软雅黑" w:cs="微软雅黑" w:hint="eastAsia"/>
+          <w:sz w:val="32"/>
+          <w:szCs w:val="36"/>
+          <w:lang w:eastAsia="zh-TW"/>
+        </w:rPr>
+        <w:t>𬜯</w:t>
       </w:r>
       <w:r>
         <w:rPr>
@@ -837,16 +765,16 @@
           <w:szCs w:val="36"/>
           <w:lang w:eastAsia="zh-TW"/>
         </w:rPr>
-        <w:t>埗垾垺埆垿埌埇莰茝</w:t>
-      </w:r>
-      <w:r>
-        <w:rPr>
-          <w:rFonts w:ascii="微软雅黑" w:eastAsia="微软雅黑" w:hAnsi="微软雅黑" w:cs="微软雅黑" w:hint="eastAsia"/>
-          <w:sz w:val="32"/>
-          <w:szCs w:val="36"/>
-          <w:lang w:eastAsia="zh-TW"/>
-        </w:rPr>
-        <w:t>𬜯</w:t>
+        <w:t>鄀莶莝䓖莙栻桠</w:t>
+      </w:r>
+      <w:r>
+        <w:rPr>
+          <w:rFonts w:ascii="微软雅黑" w:eastAsia="微软雅黑" w:hAnsi="微软雅黑" w:cs="微软雅黑" w:hint="eastAsia"/>
+          <w:sz w:val="32"/>
+          <w:szCs w:val="36"/>
+          <w:lang w:eastAsia="zh-TW"/>
+        </w:rPr>
+        <w:t>𬂩</w:t>
       </w:r>
       <w:r>
         <w:rPr>
@@ -855,16 +783,16 @@
           <w:szCs w:val="36"/>
           <w:lang w:eastAsia="zh-TW"/>
         </w:rPr>
-        <w:t>鄀莶莝䓖莙栻桠</w:t>
-      </w:r>
-      <w:r>
-        <w:rPr>
-          <w:rFonts w:ascii="微软雅黑" w:eastAsia="微软雅黑" w:hAnsi="微软雅黑" w:cs="微软雅黑" w:hint="eastAsia"/>
-          <w:sz w:val="32"/>
-          <w:szCs w:val="36"/>
-          <w:lang w:eastAsia="zh-TW"/>
-        </w:rPr>
-        <w:t>𬂩</w:t>
+        <w:t>桄梠栴梴栒酎酏</w:t>
+      </w:r>
+      <w:r>
+        <w:rPr>
+          <w:rFonts w:ascii="微软雅黑" w:eastAsia="微软雅黑" w:hAnsi="微软雅黑" w:cs="微软雅黑" w:hint="eastAsia"/>
+          <w:sz w:val="32"/>
+          <w:szCs w:val="36"/>
+          <w:lang w:eastAsia="zh-TW"/>
+        </w:rPr>
+        <w:t>𫠆</w:t>
       </w:r>
       <w:r>
         <w:rPr>
@@ -873,16 +801,16 @@
           <w:szCs w:val="36"/>
           <w:lang w:eastAsia="zh-TW"/>
         </w:rPr>
-        <w:t>桄梠栴梴栒酎酏</w:t>
-      </w:r>
-      <w:r>
-        <w:rPr>
-          <w:rFonts w:ascii="微软雅黑" w:eastAsia="微软雅黑" w:hAnsi="微软雅黑" w:cs="微软雅黑" w:hint="eastAsia"/>
-          <w:sz w:val="32"/>
-          <w:szCs w:val="36"/>
-          <w:lang w:eastAsia="zh-TW"/>
-        </w:rPr>
-        <w:t>𫠆</w:t>
+        <w:t>砵砠砫砬硁恧翃郪</w:t>
+      </w:r>
+      <w:r>
+        <w:rPr>
+          <w:rFonts w:ascii="微软雅黑" w:eastAsia="微软雅黑" w:hAnsi="微软雅黑" w:cs="微软雅黑" w:hint="eastAsia"/>
+          <w:sz w:val="32"/>
+          <w:szCs w:val="36"/>
+          <w:lang w:eastAsia="zh-TW"/>
+        </w:rPr>
+        <w:t>𨐈</w:t>
       </w:r>
       <w:r>
         <w:rPr>
@@ -891,16 +819,16 @@
           <w:szCs w:val="36"/>
           <w:lang w:eastAsia="zh-TW"/>
         </w:rPr>
-        <w:t>砵砠砫砬硁恧翃郪</w:t>
-      </w:r>
-      <w:r>
-        <w:rPr>
-          <w:rFonts w:ascii="微软雅黑" w:eastAsia="微软雅黑" w:hAnsi="微软雅黑" w:cs="微软雅黑" w:hint="eastAsia"/>
-          <w:sz w:val="32"/>
-          <w:szCs w:val="36"/>
-          <w:lang w:eastAsia="zh-TW"/>
-        </w:rPr>
-        <w:t>𨐈</w:t>
+        <w:t>辀辁剕赀哢晅晊唝哱冔晔晐晖畖蚄</w:t>
+      </w:r>
+      <w:r>
+        <w:rPr>
+          <w:rFonts w:ascii="微软雅黑" w:eastAsia="微软雅黑" w:hAnsi="微软雅黑" w:cs="微软雅黑" w:hint="eastAsia"/>
+          <w:sz w:val="32"/>
+          <w:szCs w:val="36"/>
+          <w:lang w:eastAsia="zh-TW"/>
+        </w:rPr>
+        <w:t>𫑡</w:t>
       </w:r>
       <w:r>
         <w:rPr>
@@ -909,16 +837,16 @@
           <w:szCs w:val="36"/>
           <w:lang w:eastAsia="zh-TW"/>
         </w:rPr>
-        <w:t>辀辁剕赀哢晅晊唝哱冔晔晐晖畖蚄</w:t>
-      </w:r>
-      <w:r>
-        <w:rPr>
-          <w:rFonts w:ascii="微软雅黑" w:eastAsia="微软雅黑" w:hAnsi="微软雅黑" w:cs="微软雅黑" w:hint="eastAsia"/>
-          <w:sz w:val="32"/>
-          <w:szCs w:val="36"/>
-          <w:lang w:eastAsia="zh-TW"/>
-        </w:rPr>
-        <w:t>𫑡</w:t>
+        <w:t>帱崁峿</w:t>
+      </w:r>
+      <w:r>
+        <w:rPr>
+          <w:rFonts w:ascii="微软雅黑" w:eastAsia="微软雅黑" w:hAnsi="微软雅黑" w:cs="微软雅黑" w:hint="eastAsia"/>
+          <w:sz w:val="32"/>
+          <w:szCs w:val="36"/>
+          <w:lang w:eastAsia="zh-TW"/>
+        </w:rPr>
+        <w:t>𪨶</w:t>
       </w:r>
       <w:r>
         <w:rPr>
@@ -927,16 +855,16 @@
           <w:szCs w:val="36"/>
           <w:lang w:eastAsia="zh-TW"/>
         </w:rPr>
-        <w:t>帱崁峿</w:t>
-      </w:r>
-      <w:r>
-        <w:rPr>
-          <w:rFonts w:ascii="微软雅黑" w:eastAsia="微软雅黑" w:hAnsi="微软雅黑" w:cs="微软雅黑" w:hint="eastAsia"/>
-          <w:sz w:val="32"/>
-          <w:szCs w:val="36"/>
-          <w:lang w:eastAsia="zh-TW"/>
-        </w:rPr>
-        <w:t>𪨶</w:t>
+        <w:t>崄帨崀赆</w:t>
+      </w:r>
+      <w:r>
+        <w:rPr>
+          <w:rFonts w:ascii="微软雅黑" w:eastAsia="微软雅黑" w:hAnsi="微软雅黑" w:cs="微软雅黑" w:hint="eastAsia"/>
+          <w:sz w:val="32"/>
+          <w:szCs w:val="36"/>
+          <w:lang w:eastAsia="zh-TW"/>
+        </w:rPr>
+        <w:t>𬬸</w:t>
       </w:r>
       <w:r>
         <w:rPr>
@@ -945,16 +873,16 @@
           <w:szCs w:val="36"/>
           <w:lang w:eastAsia="zh-TW"/>
         </w:rPr>
-        <w:t>崄帨崀赆</w:t>
-      </w:r>
-      <w:r>
-        <w:rPr>
-          <w:rFonts w:ascii="微软雅黑" w:eastAsia="微软雅黑" w:hAnsi="微软雅黑" w:cs="微软雅黑" w:hint="eastAsia"/>
-          <w:sz w:val="32"/>
-          <w:szCs w:val="36"/>
-          <w:lang w:eastAsia="zh-TW"/>
-        </w:rPr>
-        <w:t>𬬸</w:t>
+        <w:t>钷</w:t>
+      </w:r>
+      <w:r>
+        <w:rPr>
+          <w:rFonts w:ascii="微软雅黑" w:eastAsia="微软雅黑" w:hAnsi="微软雅黑" w:cs="微软雅黑" w:hint="eastAsia"/>
+          <w:sz w:val="32"/>
+          <w:szCs w:val="36"/>
+          <w:lang w:eastAsia="zh-TW"/>
+        </w:rPr>
+        <w:t>𬬻𬬹𬬿𬭁</w:t>
       </w:r>
       <w:r>
         <w:rPr>
@@ -963,16 +891,16 @@
           <w:szCs w:val="36"/>
           <w:lang w:eastAsia="zh-TW"/>
         </w:rPr>
-        <w:t>钷</w:t>
-      </w:r>
-      <w:r>
-        <w:rPr>
-          <w:rFonts w:ascii="微软雅黑" w:eastAsia="微软雅黑" w:hAnsi="微软雅黑" w:cs="微软雅黑" w:hint="eastAsia"/>
-          <w:sz w:val="32"/>
-          <w:szCs w:val="36"/>
-          <w:lang w:eastAsia="zh-TW"/>
-        </w:rPr>
-        <w:t>𬬻𬬹𬬿𬭁</w:t>
+        <w:t>眚甡笫倻倴脩倮倕倞</w:t>
+      </w:r>
+      <w:r>
+        <w:rPr>
+          <w:rFonts w:ascii="微软雅黑" w:eastAsia="微软雅黑" w:hAnsi="微软雅黑" w:cs="微软雅黑" w:hint="eastAsia"/>
+          <w:sz w:val="32"/>
+          <w:szCs w:val="36"/>
+          <w:lang w:eastAsia="zh-TW"/>
+        </w:rPr>
+        <w:t>𫢸</w:t>
       </w:r>
       <w:r>
         <w:rPr>
@@ -981,16 +909,16 @@
           <w:szCs w:val="36"/>
           <w:lang w:eastAsia="zh-TW"/>
         </w:rPr>
-        <w:t>眚甡笫倻倴脩倮倕倞</w:t>
-      </w:r>
-      <w:r>
-        <w:rPr>
-          <w:rFonts w:ascii="微软雅黑" w:eastAsia="微软雅黑" w:hAnsi="微软雅黑" w:cs="微软雅黑" w:hint="eastAsia"/>
-          <w:sz w:val="32"/>
-          <w:szCs w:val="36"/>
-          <w:lang w:eastAsia="zh-TW"/>
-        </w:rPr>
-        <w:t>𫢸</w:t>
+        <w:t>倓倧衃虒舭舯舥瓞鸰脎朓胲虓鱽峱狻眢</w:t>
+      </w:r>
+      <w:r>
+        <w:rPr>
+          <w:rFonts w:ascii="微软雅黑" w:eastAsia="微软雅黑" w:hAnsi="微软雅黑" w:cs="微软雅黑" w:hint="eastAsia"/>
+          <w:sz w:val="32"/>
+          <w:szCs w:val="36"/>
+          <w:lang w:eastAsia="zh-TW"/>
+        </w:rPr>
+        <w:t>𫗧</w:t>
       </w:r>
       <w:r>
         <w:rPr>
@@ -999,16 +927,16 @@
           <w:szCs w:val="36"/>
           <w:lang w:eastAsia="zh-TW"/>
         </w:rPr>
-        <w:t>倓倧衃虒舭舯舥瓞鸰脎朓胲虓鱽峱狻眢</w:t>
-      </w:r>
-      <w:r>
-        <w:rPr>
-          <w:rFonts w:ascii="微软雅黑" w:eastAsia="微软雅黑" w:hAnsi="微软雅黑" w:cs="微软雅黑" w:hint="eastAsia"/>
-          <w:sz w:val="32"/>
-          <w:szCs w:val="36"/>
-          <w:lang w:eastAsia="zh-TW"/>
-        </w:rPr>
-        <w:t>𫗧</w:t>
+        <w:t>勍痄疰痃竘羖羓桊敉烠烔烶烻</w:t>
+      </w:r>
+      <w:r>
+        <w:rPr>
+          <w:rFonts w:ascii="微软雅黑" w:eastAsia="微软雅黑" w:hAnsi="微软雅黑" w:cs="微软雅黑" w:hint="eastAsia"/>
+          <w:sz w:val="32"/>
+          <w:szCs w:val="36"/>
+          <w:lang w:eastAsia="zh-TW"/>
+        </w:rPr>
+        <w:t>𬊈</w:t>
       </w:r>
       <w:r>
         <w:rPr>
@@ -1017,16 +945,16 @@
           <w:szCs w:val="36"/>
           <w:lang w:eastAsia="zh-TW"/>
         </w:rPr>
-        <w:t>勍痄疰痃竘羖羓桊敉烠烔烶烻</w:t>
-      </w:r>
-      <w:r>
-        <w:rPr>
-          <w:rFonts w:ascii="微软雅黑" w:eastAsia="微软雅黑" w:hAnsi="微软雅黑" w:cs="微软雅黑" w:hint="eastAsia"/>
-          <w:sz w:val="32"/>
-          <w:szCs w:val="36"/>
-          <w:lang w:eastAsia="zh-TW"/>
-        </w:rPr>
-        <w:t>𬊈</w:t>
+        <w:t>涍浡浭浬涄涢涐浰浟浛浼浲涘悈悃悢</w:t>
+      </w:r>
+      <w:r>
+        <w:rPr>
+          <w:rFonts w:ascii="微软雅黑" w:eastAsia="微软雅黑" w:hAnsi="微软雅黑" w:cs="微软雅黑" w:hint="eastAsia"/>
+          <w:sz w:val="32"/>
+          <w:szCs w:val="36"/>
+          <w:lang w:eastAsia="zh-TW"/>
+        </w:rPr>
+        <w:t>𬒈</w:t>
       </w:r>
       <w:r>
         <w:rPr>
@@ -1035,16 +963,16 @@
           <w:szCs w:val="36"/>
           <w:lang w:eastAsia="zh-TW"/>
         </w:rPr>
-        <w:t>涍浡浭浬涄涢涐浰浟浛浼浲涘悈悃悢</w:t>
-      </w:r>
-      <w:r>
-        <w:rPr>
-          <w:rFonts w:ascii="微软雅黑" w:eastAsia="微软雅黑" w:hAnsi="微软雅黑" w:cs="微软雅黑" w:hint="eastAsia"/>
-          <w:sz w:val="32"/>
-          <w:szCs w:val="36"/>
-          <w:lang w:eastAsia="zh-TW"/>
-        </w:rPr>
-        <w:t>𬒈</w:t>
+        <w:t>宧窅窊窎扅扆袪袗袯祧堲疍</w:t>
+      </w:r>
+      <w:r>
+        <w:rPr>
+          <w:rFonts w:ascii="微软雅黑" w:eastAsia="微软雅黑" w:hAnsi="微软雅黑" w:cs="微软雅黑" w:hint="eastAsia"/>
+          <w:sz w:val="32"/>
+          <w:szCs w:val="36"/>
+          <w:lang w:eastAsia="zh-TW"/>
+        </w:rPr>
+        <w:t>𨺙</w:t>
       </w:r>
       <w:r>
         <w:rPr>
@@ -1053,16 +981,16 @@
           <w:szCs w:val="36"/>
           <w:lang w:eastAsia="zh-TW"/>
         </w:rPr>
-        <w:t>宧窅窊窎扅扆袪袗袯祧堲疍</w:t>
-      </w:r>
-      <w:r>
-        <w:rPr>
-          <w:rFonts w:ascii="微软雅黑" w:eastAsia="微软雅黑" w:hAnsi="微软雅黑" w:cs="微软雅黑" w:hint="eastAsia"/>
-          <w:sz w:val="32"/>
-          <w:szCs w:val="36"/>
-          <w:lang w:eastAsia="zh-TW"/>
-        </w:rPr>
-        <w:t>𨺙</w:t>
+        <w:t>陴烝砮㛚哿翀翂剟</w:t>
+      </w:r>
+      <w:r>
+        <w:rPr>
+          <w:rFonts w:ascii="微软雅黑" w:eastAsia="微软雅黑" w:hAnsi="微软雅黑" w:cs="微软雅黑" w:hint="eastAsia"/>
+          <w:sz w:val="32"/>
+          <w:szCs w:val="36"/>
+          <w:lang w:eastAsia="zh-TW"/>
+        </w:rPr>
+        <w:t>𬳿𫄨</w:t>
       </w:r>
       <w:r>
         <w:rPr>
@@ -1071,16 +999,16 @@
           <w:szCs w:val="36"/>
           <w:lang w:eastAsia="zh-TW"/>
         </w:rPr>
-        <w:t>陴烝砮㛚哿翀翂剟</w:t>
-      </w:r>
-      <w:r>
-        <w:rPr>
-          <w:rFonts w:ascii="微软雅黑" w:eastAsia="微软雅黑" w:hAnsi="微软雅黑" w:cs="微软雅黑" w:hint="eastAsia"/>
-          <w:sz w:val="32"/>
-          <w:szCs w:val="36"/>
-          <w:lang w:eastAsia="zh-TW"/>
-        </w:rPr>
-        <w:t>𬳿𫄨</w:t>
+        <w:t>绤骍</w:t>
+      </w:r>
+      <w:r>
+        <w:rPr>
+          <w:rFonts w:ascii="微软雅黑" w:eastAsia="微软雅黑" w:hAnsi="微软雅黑" w:cs="微软雅黑" w:hint="eastAsia"/>
+          <w:sz w:val="32"/>
+          <w:szCs w:val="36"/>
+          <w:lang w:eastAsia="zh-TW"/>
+        </w:rPr>
+        <w:t>𬘫</w:t>
       </w:r>
       <w:r>
         <w:rPr>
@@ -1089,16 +1017,16 @@
           <w:szCs w:val="36"/>
           <w:lang w:eastAsia="zh-TW"/>
         </w:rPr>
-        <w:t>绤骍</w:t>
-      </w:r>
-      <w:r>
-        <w:rPr>
-          <w:rFonts w:ascii="微软雅黑" w:eastAsia="微软雅黑" w:hAnsi="微软雅黑" w:cs="微软雅黑" w:hint="eastAsia"/>
-          <w:sz w:val="32"/>
-          <w:szCs w:val="36"/>
-          <w:lang w:eastAsia="zh-TW"/>
-        </w:rPr>
-        <w:t>𬘫</w:t>
+        <w:t>䂮琎珸珵琄琈琀珺掭堎堐埼掎埫堌晢</w:t>
+      </w:r>
+      <w:r>
+        <w:rPr>
+          <w:rFonts w:ascii="微软雅黑" w:eastAsia="微软雅黑" w:hAnsi="微软雅黑" w:cs="微软雅黑" w:hint="eastAsia"/>
+          <w:sz w:val="32"/>
+          <w:szCs w:val="36"/>
+          <w:lang w:eastAsia="zh-TW"/>
+        </w:rPr>
+        <w:t>𫮃</w:t>
       </w:r>
       <w:r>
         <w:rPr>
@@ -1107,24 +1035,6 @@
           <w:szCs w:val="36"/>
           <w:lang w:eastAsia="zh-TW"/>
         </w:rPr>
-        <w:t>䂮琎珸珵琄琈琀珺掭堎堐埼掎埫堌晢</w:t>
-      </w:r>
-      <w:r>
-        <w:rPr>
-          <w:rFonts w:ascii="微软雅黑" w:eastAsia="微软雅黑" w:hAnsi="微软雅黑" w:cs="微软雅黑" w:hint="eastAsia"/>
-          <w:sz w:val="32"/>
-          <w:szCs w:val="36"/>
-          <w:lang w:eastAsia="zh-TW"/>
-        </w:rPr>
-        <w:t>𫮃</w:t>
-      </w:r>
-      <w:r>
-        <w:rPr>
-          <w:rFonts w:ascii="宋体" w:eastAsia="宋体" w:hAnsi="宋体" w:cs="微软雅黑" w:hint="eastAsia"/>
-          <w:sz w:val="32"/>
-          <w:szCs w:val="36"/>
-          <w:lang w:eastAsia="zh-TW"/>
-        </w:rPr>
         <w:t>掞埪壸㙍聍萚菥莿䓫䓬萆菂菍菼萣䓨菉䓛梼梽桲梾桯梣梌桹敔厣硔鿎硚硊硍勔䴕龁唪啫翈㫰晙</w:t>
       </w:r>
       <w:r>
@@ -1197,7 +1107,7 @@
           <w:szCs w:val="36"/>
           <w:lang w:eastAsia="zh-TW"/>
         </w:rPr>
-        <w:t>铖</w:t>
+        <w:t>铖铘铞铥铴牻牿稆笱笯偰偡鸺偭偲偁㿠鄅偓徛</w:t>
       </w:r>
       <w:r>
         <w:rPr>
@@ -1207,7 +1117,7 @@
           <w:lang w:eastAsia="zh-TW"/>
         </w:rPr>
         <w:lastRenderedPageBreak/>
-        <w:t>铘铞铥铴牻牿稆笱笯偰偡鸺偭偲偁㿠鄅偓徛衒舳舲鸼悆鄃瓻䝙脶脞脟䏲鱾猇猊猄</w:t>
+        <w:t>衒舳舲鸼悆鄃瓻䝙脶脞脟䏲鱾猇猊猄</w:t>
       </w:r>
       <w:r>
         <w:rPr>
@@ -2233,7 +2143,7 @@
           <w:szCs w:val="36"/>
           <w:lang w:eastAsia="zh-TW"/>
         </w:rPr>
-        <w:t>㻬麹璆漦叇墣墦墡劐薁蕰蔃鼒槱鹝磏磉</w:t>
+        <w:t>㻬麹璆漦叇墣墦墡劐薁蕰蔃鼒槱鹝磏磉殣慭霅暵暲暶踦踣䗖蝘蝲噇噂噀罶嶲嶓㠇嶟</w:t>
       </w:r>
       <w:r>
         <w:rPr>
@@ -2243,7 +2153,7 @@
           <w:lang w:eastAsia="zh-TW"/>
         </w:rPr>
         <w:lastRenderedPageBreak/>
-        <w:t>殣慭霅暵暲暶踦踣䗖蝘蝲噇噂噀罶嶲嶓㠇嶟嶒镆镈镋镎</w:t>
+        <w:t>嶒镆镈镋镎</w:t>
       </w:r>
       <w:r>
         <w:rPr>

--- a/help/当前待录入汉字.docx
+++ b/help/当前待录入汉字.docx
@@ -13,21 +13,30 @@
       </w:pPr>
       <w:r>
         <w:rPr>
+          <w:rFonts w:ascii="宋体" w:eastAsia="宋体" w:hAnsi="宋体" w:cs="方正硬笔行书简体" w:hint="eastAsia"/>
+          <w:sz w:val="32"/>
+          <w:szCs w:val="36"/>
+          <w:lang w:eastAsia="zh-TW"/>
+        </w:rPr>
+        <w:t>阽</w:t>
+      </w:r>
+      <w:r>
+        <w:rPr>
           <w:rFonts w:ascii="宋体" w:eastAsia="宋体" w:hAnsi="宋体" w:cs="宋体" w:hint="eastAsia"/>
           <w:sz w:val="32"/>
           <w:szCs w:val="36"/>
           <w:lang w:eastAsia="zh-TW"/>
         </w:rPr>
-        <w:t>忳忺</w:t>
-      </w:r>
-      <w:r>
-        <w:rPr>
-          <w:rFonts w:ascii="微软雅黑" w:eastAsia="微软雅黑" w:hAnsi="微软雅黑" w:cs="微软雅黑" w:hint="eastAsia"/>
-          <w:sz w:val="32"/>
-          <w:szCs w:val="36"/>
-          <w:lang w:eastAsia="zh-TW"/>
-        </w:rPr>
-        <w:t>𬣡</w:t>
+        <w:t>䢺</w:t>
+      </w:r>
+      <w:r>
+        <w:rPr>
+          <w:rFonts w:ascii="宋体" w:eastAsia="宋体" w:hAnsi="宋体" w:cs="方正硬笔行书简体" w:hint="eastAsia"/>
+          <w:sz w:val="32"/>
+          <w:szCs w:val="36"/>
+          <w:lang w:eastAsia="zh-TW"/>
+        </w:rPr>
+        <w:t>阼</w:t>
       </w:r>
       <w:r>
         <w:rPr>
@@ -36,7 +45,70 @@
           <w:szCs w:val="36"/>
           <w:lang w:eastAsia="zh-TW"/>
         </w:rPr>
-        <w:t>祃诇邲</w:t>
+        <w:t>妧妘</w:t>
+      </w:r>
+      <w:r>
+        <w:rPr>
+          <w:rFonts w:ascii="微软雅黑" w:eastAsia="微软雅黑" w:hAnsi="微软雅黑" w:cs="微软雅黑" w:hint="eastAsia"/>
+          <w:sz w:val="32"/>
+          <w:szCs w:val="36"/>
+          <w:lang w:eastAsia="zh-TW"/>
+        </w:rPr>
+        <w:t>𨚕</w:t>
+      </w:r>
+      <w:r>
+        <w:rPr>
+          <w:rFonts w:ascii="宋体" w:eastAsia="宋体" w:hAnsi="宋体" w:cs="宋体" w:hint="eastAsia"/>
+          <w:sz w:val="32"/>
+          <w:szCs w:val="36"/>
+          <w:lang w:eastAsia="zh-TW"/>
+        </w:rPr>
+        <w:t>纮驲</w:t>
+      </w:r>
+      <w:r>
+        <w:rPr>
+          <w:rFonts w:ascii="微软雅黑" w:eastAsia="微软雅黑" w:hAnsi="微软雅黑" w:cs="微软雅黑" w:hint="eastAsia"/>
+          <w:sz w:val="32"/>
+          <w:szCs w:val="36"/>
+          <w:lang w:eastAsia="zh-TW"/>
+        </w:rPr>
+        <w:t>𫘜</w:t>
+      </w:r>
+      <w:r>
+        <w:rPr>
+          <w:rFonts w:ascii="宋体" w:eastAsia="宋体" w:hAnsi="宋体" w:cs="宋体" w:hint="eastAsia"/>
+          <w:sz w:val="32"/>
+          <w:szCs w:val="36"/>
+          <w:lang w:eastAsia="zh-TW"/>
+        </w:rPr>
+        <w:t>纻</w:t>
+      </w:r>
+      <w:r>
+        <w:rPr>
+          <w:rFonts w:ascii="微软雅黑" w:eastAsia="微软雅黑" w:hAnsi="微软雅黑" w:cs="微软雅黑" w:hint="eastAsia"/>
+          <w:sz w:val="32"/>
+          <w:szCs w:val="36"/>
+          <w:lang w:eastAsia="zh-TW"/>
+        </w:rPr>
+        <w:t>𬘘</w:t>
+      </w:r>
+      <w:r>
+        <w:rPr>
+          <w:rFonts w:ascii="宋体" w:eastAsia="宋体" w:hAnsi="宋体" w:cs="宋体" w:hint="eastAsia"/>
+          <w:sz w:val="32"/>
+          <w:szCs w:val="36"/>
+          <w:lang w:eastAsia="zh-TW"/>
+        </w:rPr>
+        <w:t>纼玞</w:t>
+      </w:r>
+      <w:r>
+        <w:rPr>
+          <w:rFonts w:ascii="宋体" w:eastAsia="宋体" w:hAnsi="宋体" w:cs="方正硬笔行书简繁" w:hint="eastAsia"/>
+          <w:sz w:val="32"/>
+          <w:szCs w:val="36"/>
+          <w:lang w:eastAsia="zh-TW"/>
+        </w:rPr>
+        <w:t>玱</w:t>
       </w:r>
       <w:r>
         <w:rPr>
@@ -45,7 +117,7 @@
           <w:szCs w:val="36"/>
           <w:lang w:eastAsia="zh-TW"/>
         </w:rPr>
-        <w:t>诎</w:t>
+        <w:t>玟</w:t>
       </w:r>
       <w:r>
         <w:rPr>
@@ -54,16 +126,16 @@
           <w:szCs w:val="36"/>
           <w:lang w:eastAsia="zh-TW"/>
         </w:rPr>
-        <w:t>屃</w:t>
-      </w:r>
-      <w:r>
-        <w:rPr>
-          <w:rFonts w:ascii="微软雅黑" w:eastAsia="微软雅黑" w:hAnsi="微软雅黑" w:cs="微软雅黑" w:hint="eastAsia"/>
-          <w:sz w:val="32"/>
-          <w:szCs w:val="36"/>
-          <w:lang w:eastAsia="zh-TW"/>
-        </w:rPr>
-        <w:t>𫸩</w:t>
+        <w:t>邽邿坥坰坬坽弆</w:t>
+      </w:r>
+      <w:r>
+        <w:rPr>
+          <w:rFonts w:ascii="宋体" w:eastAsia="宋体" w:hAnsi="宋体" w:cs="方正硬笔行书简体" w:hint="eastAsia"/>
+          <w:sz w:val="32"/>
+          <w:szCs w:val="36"/>
+          <w:lang w:eastAsia="zh-TW"/>
+        </w:rPr>
+        <w:t>耵</w:t>
       </w:r>
       <w:r>
         <w:rPr>
@@ -72,7 +144,34 @@
           <w:szCs w:val="36"/>
           <w:lang w:eastAsia="zh-TW"/>
         </w:rPr>
-        <w:t>岊</w:t>
+        <w:t>䢼</w:t>
+      </w:r>
+      <w:r>
+        <w:rPr>
+          <w:rFonts w:ascii="微软雅黑" w:eastAsia="微软雅黑" w:hAnsi="微软雅黑" w:cs="微软雅黑" w:hint="eastAsia"/>
+          <w:sz w:val="32"/>
+          <w:szCs w:val="36"/>
+          <w:lang w:eastAsia="zh-TW"/>
+        </w:rPr>
+        <w:t>𦭜</w:t>
+      </w:r>
+      <w:r>
+        <w:rPr>
+          <w:rFonts w:ascii="宋体" w:eastAsia="宋体" w:hAnsi="宋体" w:cs="宋体" w:hint="eastAsia"/>
+          <w:sz w:val="32"/>
+          <w:szCs w:val="36"/>
+          <w:lang w:eastAsia="zh-TW"/>
+        </w:rPr>
+        <w:t>茋</w:t>
+      </w:r>
+      <w:r>
+        <w:rPr>
+          <w:rFonts w:ascii="宋体" w:eastAsia="宋体" w:hAnsi="宋体" w:cs="方正硬笔行书简繁" w:hint="eastAsia"/>
+          <w:sz w:val="32"/>
+          <w:szCs w:val="36"/>
+          <w:lang w:eastAsia="zh-TW"/>
+        </w:rPr>
+        <w:t>苧</w:t>
       </w:r>
       <w:r>
         <w:rPr>
@@ -81,7 +180,7 @@
           <w:szCs w:val="36"/>
           <w:lang w:eastAsia="zh-TW"/>
         </w:rPr>
-        <w:t>阽</w:t>
+        <w:t>苠</w:t>
       </w:r>
       <w:r>
         <w:rPr>
@@ -90,7 +189,7 @@
           <w:szCs w:val="36"/>
           <w:lang w:eastAsia="zh-TW"/>
         </w:rPr>
-        <w:t>䢺</w:t>
+        <w:t>枅㭎</w:t>
       </w:r>
       <w:r>
         <w:rPr>
@@ -99,7 +198,7 @@
           <w:szCs w:val="36"/>
           <w:lang w:eastAsia="zh-TW"/>
         </w:rPr>
-        <w:t>阼</w:t>
+        <w:t>枘</w:t>
       </w:r>
       <w:r>
         <w:rPr>
@@ -108,16 +207,16 @@
           <w:szCs w:val="36"/>
           <w:lang w:eastAsia="zh-TW"/>
         </w:rPr>
-        <w:t>妧妘</w:t>
-      </w:r>
-      <w:r>
-        <w:rPr>
-          <w:rFonts w:ascii="微软雅黑" w:eastAsia="微软雅黑" w:hAnsi="微软雅黑" w:cs="微软雅黑" w:hint="eastAsia"/>
-          <w:sz w:val="32"/>
-          <w:szCs w:val="36"/>
-          <w:lang w:eastAsia="zh-TW"/>
-        </w:rPr>
-        <w:t>𨚕</w:t>
+        <w:t>矼</w:t>
+      </w:r>
+      <w:r>
+        <w:rPr>
+          <w:rFonts w:ascii="宋体" w:eastAsia="宋体" w:hAnsi="宋体" w:cs="方正硬笔行书简繁" w:hint="eastAsia"/>
+          <w:sz w:val="32"/>
+          <w:szCs w:val="36"/>
+          <w:lang w:eastAsia="zh-TW"/>
+        </w:rPr>
+        <w:t>矻</w:t>
       </w:r>
       <w:r>
         <w:rPr>
@@ -126,16 +225,16 @@
           <w:szCs w:val="36"/>
           <w:lang w:eastAsia="zh-TW"/>
         </w:rPr>
-        <w:t>纮驲</w:t>
-      </w:r>
-      <w:r>
-        <w:rPr>
-          <w:rFonts w:ascii="微软雅黑" w:eastAsia="微软雅黑" w:hAnsi="微软雅黑" w:cs="微软雅黑" w:hint="eastAsia"/>
-          <w:sz w:val="32"/>
-          <w:szCs w:val="36"/>
-          <w:lang w:eastAsia="zh-TW"/>
-        </w:rPr>
-        <w:t>𫘜</w:t>
+        <w:t>匼</w:t>
+      </w:r>
+      <w:r>
+        <w:rPr>
+          <w:rFonts w:ascii="微软雅黑" w:eastAsia="微软雅黑" w:hAnsi="微软雅黑" w:cs="微软雅黑" w:hint="eastAsia"/>
+          <w:sz w:val="32"/>
+          <w:szCs w:val="36"/>
+          <w:lang w:eastAsia="zh-TW"/>
+        </w:rPr>
+        <w:t>𬨂𬀩𬀪</w:t>
       </w:r>
       <w:r>
         <w:rPr>
@@ -144,16 +243,16 @@
           <w:szCs w:val="36"/>
           <w:lang w:eastAsia="zh-TW"/>
         </w:rPr>
-        <w:t>纻</w:t>
-      </w:r>
-      <w:r>
-        <w:rPr>
-          <w:rFonts w:ascii="微软雅黑" w:eastAsia="微软雅黑" w:hAnsi="微软雅黑" w:cs="微软雅黑" w:hint="eastAsia"/>
-          <w:sz w:val="32"/>
-          <w:szCs w:val="36"/>
-          <w:lang w:eastAsia="zh-TW"/>
-        </w:rPr>
-        <w:t>𬘘</w:t>
+        <w:t>旿</w:t>
+      </w:r>
+      <w:r>
+        <w:rPr>
+          <w:rFonts w:ascii="宋体" w:eastAsia="宋体" w:hAnsi="宋体" w:cs="方正硬笔行书简繁" w:hint="eastAsia"/>
+          <w:sz w:val="32"/>
+          <w:szCs w:val="36"/>
+          <w:lang w:eastAsia="zh-TW"/>
+        </w:rPr>
+        <w:t>昇</w:t>
       </w:r>
       <w:r>
         <w:rPr>
@@ -162,7 +261,25 @@
           <w:szCs w:val="36"/>
           <w:lang w:eastAsia="zh-TW"/>
         </w:rPr>
-        <w:t>纼玞</w:t>
+        <w:t>昄昒昈咉咇咍</w:t>
+      </w:r>
+      <w:r>
+        <w:rPr>
+          <w:rFonts w:ascii="宋体" w:eastAsia="宋体" w:hAnsi="宋体" w:cs="方正硬笔行书简体" w:hint="eastAsia"/>
+          <w:sz w:val="32"/>
+          <w:szCs w:val="36"/>
+          <w:lang w:eastAsia="zh-TW"/>
+        </w:rPr>
+        <w:t>岵岽</w:t>
+      </w:r>
+      <w:r>
+        <w:rPr>
+          <w:rFonts w:ascii="宋体" w:eastAsia="宋体" w:hAnsi="宋体" w:cs="宋体" w:hint="eastAsia"/>
+          <w:sz w:val="32"/>
+          <w:szCs w:val="36"/>
+          <w:lang w:eastAsia="zh-TW"/>
+        </w:rPr>
+        <w:t>岨岞峂㟃</w:t>
       </w:r>
       <w:r>
         <w:rPr>
@@ -171,7 +288,34 @@
           <w:szCs w:val="36"/>
           <w:lang w:eastAsia="zh-TW"/>
         </w:rPr>
-        <w:t>玱</w:t>
+        <w:t>囷</w:t>
+      </w:r>
+      <w:r>
+        <w:rPr>
+          <w:rFonts w:ascii="微软雅黑" w:eastAsia="微软雅黑" w:hAnsi="微软雅黑" w:cs="微软雅黑" w:hint="eastAsia"/>
+          <w:sz w:val="32"/>
+          <w:szCs w:val="36"/>
+          <w:lang w:eastAsia="zh-TW"/>
+        </w:rPr>
+        <w:t>𬬩</w:t>
+      </w:r>
+      <w:r>
+        <w:rPr>
+          <w:rFonts w:ascii="宋体" w:eastAsia="宋体" w:hAnsi="宋体" w:cs="微软雅黑" w:hint="eastAsia"/>
+          <w:sz w:val="32"/>
+          <w:szCs w:val="36"/>
+          <w:lang w:eastAsia="zh-TW"/>
+        </w:rPr>
+        <w:t>钐钔</w:t>
+      </w:r>
+      <w:r>
+        <w:rPr>
+          <w:rFonts w:ascii="宋体" w:eastAsia="宋体" w:hAnsi="宋体" w:cs="宋体" w:hint="eastAsia"/>
+          <w:sz w:val="32"/>
+          <w:szCs w:val="36"/>
+          <w:lang w:eastAsia="zh-TW"/>
+        </w:rPr>
+        <w:t>钖牥</w:t>
       </w:r>
       <w:r>
         <w:rPr>
@@ -180,7 +324,7 @@
           <w:szCs w:val="36"/>
           <w:lang w:eastAsia="zh-TW"/>
         </w:rPr>
-        <w:t>玟</w:t>
+        <w:t>佴</w:t>
       </w:r>
       <w:r>
         <w:rPr>
@@ -189,178 +333,7 @@
           <w:szCs w:val="36"/>
           <w:lang w:eastAsia="zh-TW"/>
         </w:rPr>
-        <w:t>邽邿坥坰坬坽弆</w:t>
-      </w:r>
-      <w:r>
-        <w:rPr>
-          <w:rFonts w:ascii="宋体" w:eastAsia="宋体" w:hAnsi="宋体" w:cs="方正硬笔行书简体" w:hint="eastAsia"/>
-          <w:sz w:val="32"/>
-          <w:szCs w:val="36"/>
-          <w:lang w:eastAsia="zh-TW"/>
-        </w:rPr>
-        <w:t>耵</w:t>
-      </w:r>
-      <w:r>
-        <w:rPr>
-          <w:rFonts w:ascii="宋体" w:eastAsia="宋体" w:hAnsi="宋体" w:cs="宋体" w:hint="eastAsia"/>
-          <w:sz w:val="32"/>
-          <w:szCs w:val="36"/>
-          <w:lang w:eastAsia="zh-TW"/>
-        </w:rPr>
-        <w:t>䢼</w:t>
-      </w:r>
-      <w:r>
-        <w:rPr>
-          <w:rFonts w:ascii="微软雅黑" w:eastAsia="微软雅黑" w:hAnsi="微软雅黑" w:cs="微软雅黑" w:hint="eastAsia"/>
-          <w:sz w:val="32"/>
-          <w:szCs w:val="36"/>
-          <w:lang w:eastAsia="zh-TW"/>
-        </w:rPr>
-        <w:t>𦭜</w:t>
-      </w:r>
-      <w:r>
-        <w:rPr>
-          <w:rFonts w:ascii="宋体" w:eastAsia="宋体" w:hAnsi="宋体" w:cs="宋体" w:hint="eastAsia"/>
-          <w:sz w:val="32"/>
-          <w:szCs w:val="36"/>
-          <w:lang w:eastAsia="zh-TW"/>
-        </w:rPr>
-        <w:t>茋</w:t>
-      </w:r>
-      <w:r>
-        <w:rPr>
-          <w:rFonts w:ascii="宋体" w:eastAsia="宋体" w:hAnsi="宋体" w:cs="方正硬笔行书简繁" w:hint="eastAsia"/>
-          <w:sz w:val="32"/>
-          <w:szCs w:val="36"/>
-          <w:lang w:eastAsia="zh-TW"/>
-        </w:rPr>
-        <w:t>苧</w:t>
-      </w:r>
-      <w:r>
-        <w:rPr>
-          <w:rFonts w:ascii="宋体" w:eastAsia="宋体" w:hAnsi="宋体" w:cs="方正硬笔行书简体" w:hint="eastAsia"/>
-          <w:sz w:val="32"/>
-          <w:szCs w:val="36"/>
-          <w:lang w:eastAsia="zh-TW"/>
-        </w:rPr>
-        <w:t>苠</w:t>
-      </w:r>
-      <w:r>
-        <w:rPr>
-          <w:rFonts w:ascii="宋体" w:eastAsia="宋体" w:hAnsi="宋体" w:cs="宋体" w:hint="eastAsia"/>
-          <w:sz w:val="32"/>
-          <w:szCs w:val="36"/>
-          <w:lang w:eastAsia="zh-TW"/>
-        </w:rPr>
-        <w:t>枅㭎</w:t>
-      </w:r>
-      <w:r>
-        <w:rPr>
-          <w:rFonts w:ascii="宋体" w:eastAsia="宋体" w:hAnsi="宋体" w:cs="方正硬笔行书简体" w:hint="eastAsia"/>
-          <w:sz w:val="32"/>
-          <w:szCs w:val="36"/>
-          <w:lang w:eastAsia="zh-TW"/>
-        </w:rPr>
-        <w:t>枘</w:t>
-      </w:r>
-      <w:r>
-        <w:rPr>
-          <w:rFonts w:ascii="宋体" w:eastAsia="宋体" w:hAnsi="宋体" w:cs="宋体" w:hint="eastAsia"/>
-          <w:sz w:val="32"/>
-          <w:szCs w:val="36"/>
-          <w:lang w:eastAsia="zh-TW"/>
-        </w:rPr>
-        <w:t>矼</w:t>
-      </w:r>
-      <w:r>
-        <w:rPr>
-          <w:rFonts w:ascii="宋体" w:eastAsia="宋体" w:hAnsi="宋体" w:cs="方正硬笔行书简繁" w:hint="eastAsia"/>
-          <w:sz w:val="32"/>
-          <w:szCs w:val="36"/>
-          <w:lang w:eastAsia="zh-TW"/>
-        </w:rPr>
-        <w:t>矻</w:t>
-      </w:r>
-      <w:r>
-        <w:rPr>
-          <w:rFonts w:ascii="宋体" w:eastAsia="宋体" w:hAnsi="宋体" w:cs="宋体" w:hint="eastAsia"/>
-          <w:sz w:val="32"/>
-          <w:szCs w:val="36"/>
-          <w:lang w:eastAsia="zh-TW"/>
-        </w:rPr>
-        <w:t>匼</w:t>
-      </w:r>
-      <w:r>
-        <w:rPr>
-          <w:rFonts w:ascii="微软雅黑" w:eastAsia="微软雅黑" w:hAnsi="微软雅黑" w:cs="微软雅黑" w:hint="eastAsia"/>
-          <w:sz w:val="32"/>
-          <w:szCs w:val="36"/>
-          <w:lang w:eastAsia="zh-TW"/>
-        </w:rPr>
-        <w:t>𬨂𬀩𬀪</w:t>
-      </w:r>
-      <w:r>
-        <w:rPr>
-          <w:rFonts w:ascii="宋体" w:eastAsia="宋体" w:hAnsi="宋体" w:cs="宋体" w:hint="eastAsia"/>
-          <w:sz w:val="32"/>
-          <w:szCs w:val="36"/>
-          <w:lang w:eastAsia="zh-TW"/>
-        </w:rPr>
-        <w:t>旿</w:t>
-      </w:r>
-      <w:r>
-        <w:rPr>
-          <w:rFonts w:ascii="宋体" w:eastAsia="宋体" w:hAnsi="宋体" w:cs="方正硬笔行书简繁" w:hint="eastAsia"/>
-          <w:sz w:val="32"/>
-          <w:szCs w:val="36"/>
-          <w:lang w:eastAsia="zh-TW"/>
-        </w:rPr>
-        <w:t>昇</w:t>
-      </w:r>
-      <w:r>
-        <w:rPr>
-          <w:rFonts w:ascii="宋体" w:eastAsia="宋体" w:hAnsi="宋体" w:cs="宋体" w:hint="eastAsia"/>
-          <w:sz w:val="32"/>
-          <w:szCs w:val="36"/>
-          <w:lang w:eastAsia="zh-TW"/>
-        </w:rPr>
-        <w:t>昄昒昈咉咇咍</w:t>
-      </w:r>
-      <w:r>
-        <w:rPr>
-          <w:rFonts w:ascii="宋体" w:eastAsia="宋体" w:hAnsi="宋体" w:cs="方正硬笔行书简体" w:hint="eastAsia"/>
-          <w:sz w:val="32"/>
-          <w:szCs w:val="36"/>
-          <w:lang w:eastAsia="zh-TW"/>
-        </w:rPr>
-        <w:t>岵岽</w:t>
-      </w:r>
-      <w:r>
-        <w:rPr>
-          <w:rFonts w:ascii="宋体" w:eastAsia="宋体" w:hAnsi="宋体" w:cs="宋体" w:hint="eastAsia"/>
-          <w:sz w:val="32"/>
-          <w:szCs w:val="36"/>
-          <w:lang w:eastAsia="zh-TW"/>
-        </w:rPr>
-        <w:t>岨岞峂㟃</w:t>
-      </w:r>
-      <w:r>
-        <w:rPr>
-          <w:rFonts w:ascii="宋体" w:eastAsia="宋体" w:hAnsi="宋体" w:cs="方正硬笔行书简繁" w:hint="eastAsia"/>
-          <w:sz w:val="32"/>
-          <w:szCs w:val="36"/>
-          <w:lang w:eastAsia="zh-TW"/>
-        </w:rPr>
-        <w:t>囷</w:t>
-      </w:r>
-      <w:r>
-        <w:rPr>
-          <w:rFonts w:ascii="微软雅黑" w:eastAsia="微软雅黑" w:hAnsi="微软雅黑" w:cs="微软雅黑" w:hint="eastAsia"/>
-          <w:sz w:val="32"/>
-          <w:szCs w:val="36"/>
-          <w:lang w:eastAsia="zh-TW"/>
-        </w:rPr>
-        <w:t>𬬩</w:t>
+        <w:t>垈侁侹佸</w:t>
       </w:r>
       <w:r>
         <w:rPr>
@@ -369,34 +342,16 @@
           <w:szCs w:val="36"/>
           <w:lang w:eastAsia="zh-TW"/>
         </w:rPr>
-        <w:t>钐钔</w:t>
-      </w:r>
-      <w:r>
-        <w:rPr>
-          <w:rFonts w:ascii="宋体" w:eastAsia="宋体" w:hAnsi="宋体" w:cs="宋体" w:hint="eastAsia"/>
-          <w:sz w:val="32"/>
-          <w:szCs w:val="36"/>
-          <w:lang w:eastAsia="zh-TW"/>
-        </w:rPr>
-        <w:t>钖牥</w:t>
-      </w:r>
-      <w:r>
-        <w:rPr>
-          <w:rFonts w:ascii="宋体" w:eastAsia="宋体" w:hAnsi="宋体" w:cs="方正硬笔行书简体" w:hint="eastAsia"/>
-          <w:sz w:val="32"/>
-          <w:szCs w:val="36"/>
-          <w:lang w:eastAsia="zh-TW"/>
-        </w:rPr>
-        <w:t>佴</w:t>
-      </w:r>
-      <w:r>
-        <w:rPr>
-          <w:rFonts w:ascii="宋体" w:eastAsia="宋体" w:hAnsi="宋体" w:cs="宋体" w:hint="eastAsia"/>
-          <w:sz w:val="32"/>
-          <w:szCs w:val="36"/>
-          <w:lang w:eastAsia="zh-TW"/>
-        </w:rPr>
-        <w:t>垈侁侹佸</w:t>
+        <w:t>佺侂佽侘郈舠郐郃攽肭肷狉狝饳忞於炌泙沺泂泜泃泇怊峃祋祊</w:t>
+      </w:r>
+      <w:r>
+        <w:rPr>
+          <w:rFonts w:ascii="微软雅黑" w:eastAsia="微软雅黑" w:hAnsi="微软雅黑" w:cs="微软雅黑" w:hint="eastAsia"/>
+          <w:sz w:val="32"/>
+          <w:szCs w:val="36"/>
+          <w:lang w:eastAsia="zh-TW"/>
+        </w:rPr>
+        <w:t>𫍣𬣳𬩽</w:t>
       </w:r>
       <w:r>
         <w:rPr>
@@ -405,16 +360,16 @@
           <w:szCs w:val="36"/>
           <w:lang w:eastAsia="zh-TW"/>
         </w:rPr>
-        <w:t>佺侂佽侘郈舠郐郃攽肭肷狉狝饳忞於炌泙沺泂泜泃泇怊峃祋祊</w:t>
-      </w:r>
-      <w:r>
-        <w:rPr>
-          <w:rFonts w:ascii="微软雅黑" w:eastAsia="微软雅黑" w:hAnsi="微软雅黑" w:cs="微软雅黑" w:hint="eastAsia"/>
-          <w:sz w:val="32"/>
-          <w:szCs w:val="36"/>
-          <w:lang w:eastAsia="zh-TW"/>
-        </w:rPr>
-        <w:t>𫍣𬣳𬩽</w:t>
+        <w:t>鸤弢弨陑</w:t>
+      </w:r>
+      <w:r>
+        <w:rPr>
+          <w:rFonts w:ascii="微软雅黑" w:eastAsia="微软雅黑" w:hAnsi="微软雅黑" w:cs="微软雅黑" w:hint="eastAsia"/>
+          <w:sz w:val="32"/>
+          <w:szCs w:val="36"/>
+          <w:lang w:eastAsia="zh-TW"/>
+        </w:rPr>
+        <w:t>𬮿</w:t>
       </w:r>
       <w:r>
         <w:rPr>
@@ -423,16 +378,16 @@
           <w:szCs w:val="36"/>
           <w:lang w:eastAsia="zh-TW"/>
         </w:rPr>
-        <w:t>鸤弢弨陑</w:t>
-      </w:r>
-      <w:r>
-        <w:rPr>
-          <w:rFonts w:ascii="微软雅黑" w:eastAsia="微软雅黑" w:hAnsi="微软雅黑" w:cs="微软雅黑" w:hint="eastAsia"/>
-          <w:sz w:val="32"/>
-          <w:szCs w:val="36"/>
-          <w:lang w:eastAsia="zh-TW"/>
-        </w:rPr>
-        <w:t>𬮿</w:t>
+        <w:t>陎</w:t>
+      </w:r>
+      <w:r>
+        <w:rPr>
+          <w:rFonts w:ascii="微软雅黑" w:eastAsia="微软雅黑" w:hAnsi="微软雅黑" w:cs="微软雅黑" w:hint="eastAsia"/>
+          <w:sz w:val="32"/>
+          <w:szCs w:val="36"/>
+          <w:lang w:eastAsia="zh-TW"/>
+        </w:rPr>
+        <w:t>𬯀</w:t>
       </w:r>
       <w:r>
         <w:rPr>
@@ -441,16 +396,16 @@
           <w:szCs w:val="36"/>
           <w:lang w:eastAsia="zh-TW"/>
         </w:rPr>
-        <w:t>陎</w:t>
-      </w:r>
-      <w:r>
-        <w:rPr>
-          <w:rFonts w:ascii="微软雅黑" w:eastAsia="微软雅黑" w:hAnsi="微软雅黑" w:cs="微软雅黑" w:hint="eastAsia"/>
-          <w:sz w:val="32"/>
-          <w:szCs w:val="36"/>
-          <w:lang w:eastAsia="zh-TW"/>
-        </w:rPr>
-        <w:t>𬯀</w:t>
+        <w:t>卺乸妭姈</w:t>
+      </w:r>
+      <w:r>
+        <w:rPr>
+          <w:rFonts w:ascii="微软雅黑" w:eastAsia="微软雅黑" w:hAnsi="微软雅黑" w:cs="微软雅黑" w:hint="eastAsia"/>
+          <w:sz w:val="32"/>
+          <w:szCs w:val="36"/>
+          <w:lang w:eastAsia="zh-TW"/>
+        </w:rPr>
+        <w:t>𫰛</w:t>
       </w:r>
       <w:r>
         <w:rPr>
@@ -459,16 +414,16 @@
           <w:szCs w:val="36"/>
           <w:lang w:eastAsia="zh-TW"/>
         </w:rPr>
-        <w:t>卺乸妭姈</w:t>
-      </w:r>
-      <w:r>
-        <w:rPr>
-          <w:rFonts w:ascii="微软雅黑" w:eastAsia="微软雅黑" w:hAnsi="微软雅黑" w:cs="微软雅黑" w:hint="eastAsia"/>
-          <w:sz w:val="32"/>
-          <w:szCs w:val="36"/>
-          <w:lang w:eastAsia="zh-TW"/>
-        </w:rPr>
-        <w:t>𫰛</w:t>
+        <w:t>迳叕</w:t>
+      </w:r>
+      <w:r>
+        <w:rPr>
+          <w:rFonts w:ascii="微软雅黑" w:eastAsia="微软雅黑" w:hAnsi="微软雅黑" w:cs="微软雅黑" w:hint="eastAsia"/>
+          <w:sz w:val="32"/>
+          <w:szCs w:val="36"/>
+          <w:lang w:eastAsia="zh-TW"/>
+        </w:rPr>
+        <w:t>𬳵</w:t>
       </w:r>
       <w:r>
         <w:rPr>
@@ -477,16 +432,16 @@
           <w:szCs w:val="36"/>
           <w:lang w:eastAsia="zh-TW"/>
         </w:rPr>
-        <w:t>迳叕</w:t>
-      </w:r>
-      <w:r>
-        <w:rPr>
-          <w:rFonts w:ascii="微软雅黑" w:eastAsia="微软雅黑" w:hAnsi="微软雅黑" w:cs="微软雅黑" w:hint="eastAsia"/>
-          <w:sz w:val="32"/>
-          <w:szCs w:val="36"/>
-          <w:lang w:eastAsia="zh-TW"/>
-        </w:rPr>
-        <w:t>𬳵</w:t>
+        <w:t>驵</w:t>
+      </w:r>
+      <w:r>
+        <w:rPr>
+          <w:rFonts w:ascii="微软雅黑" w:eastAsia="微软雅黑" w:hAnsi="微软雅黑" w:cs="微软雅黑" w:hint="eastAsia"/>
+          <w:sz w:val="32"/>
+          <w:szCs w:val="36"/>
+          <w:lang w:eastAsia="zh-TW"/>
+        </w:rPr>
+        <w:t>𬳶</w:t>
       </w:r>
       <w:r>
         <w:rPr>
@@ -495,16 +450,16 @@
           <w:szCs w:val="36"/>
           <w:lang w:eastAsia="zh-TW"/>
         </w:rPr>
-        <w:t>驵</w:t>
-      </w:r>
-      <w:r>
-        <w:rPr>
-          <w:rFonts w:ascii="微软雅黑" w:eastAsia="微软雅黑" w:hAnsi="微软雅黑" w:cs="微软雅黑" w:hint="eastAsia"/>
-          <w:sz w:val="32"/>
-          <w:szCs w:val="36"/>
-          <w:lang w:eastAsia="zh-TW"/>
-        </w:rPr>
-        <w:t>𬳶</w:t>
+        <w:t>䌹驺</w:t>
+      </w:r>
+      <w:r>
+        <w:rPr>
+          <w:rFonts w:ascii="微软雅黑" w:eastAsia="微软雅黑" w:hAnsi="微软雅黑" w:cs="微软雅黑" w:hint="eastAsia"/>
+          <w:sz w:val="32"/>
+          <w:szCs w:val="36"/>
+          <w:lang w:eastAsia="zh-TW"/>
+        </w:rPr>
+        <w:t>𫠊</w:t>
       </w:r>
       <w:r>
         <w:rPr>
@@ -513,16 +468,16 @@
           <w:szCs w:val="36"/>
           <w:lang w:eastAsia="zh-TW"/>
         </w:rPr>
-        <w:t>䌹驺</w:t>
-      </w:r>
-      <w:r>
-        <w:rPr>
-          <w:rFonts w:ascii="微软雅黑" w:eastAsia="微软雅黑" w:hAnsi="微软雅黑" w:cs="微软雅黑" w:hint="eastAsia"/>
-          <w:sz w:val="32"/>
-          <w:szCs w:val="36"/>
-          <w:lang w:eastAsia="zh-TW"/>
-        </w:rPr>
-        <w:t>𫠊</w:t>
+        <w:t>绐砉耔㛃玶珇珅</w:t>
+      </w:r>
+      <w:r>
+        <w:rPr>
+          <w:rFonts w:ascii="微软雅黑" w:eastAsia="微软雅黑" w:hAnsi="微软雅黑" w:cs="微软雅黑" w:hint="eastAsia"/>
+          <w:sz w:val="32"/>
+          <w:szCs w:val="36"/>
+          <w:lang w:eastAsia="zh-TW"/>
+        </w:rPr>
+        <w:t>𬍛</w:t>
       </w:r>
       <w:r>
         <w:rPr>
@@ -531,16 +486,16 @@
           <w:szCs w:val="36"/>
           <w:lang w:eastAsia="zh-TW"/>
         </w:rPr>
-        <w:t>绐砉耔㛃玶珇珅</w:t>
-      </w:r>
-      <w:r>
-        <w:rPr>
-          <w:rFonts w:ascii="微软雅黑" w:eastAsia="微软雅黑" w:hAnsi="微软雅黑" w:cs="微软雅黑" w:hint="eastAsia"/>
-          <w:sz w:val="32"/>
-          <w:szCs w:val="36"/>
-          <w:lang w:eastAsia="zh-TW"/>
-        </w:rPr>
-        <w:t>𬍛</w:t>
+        <w:t>珋玹珌玿垚垯垙垲埏垍耇鿍垎垴垟垞挓垵垏拶荖荁荙荛茈茽荄茺</w:t>
+      </w:r>
+      <w:r>
+        <w:rPr>
+          <w:rFonts w:ascii="微软雅黑" w:eastAsia="微软雅黑" w:hAnsi="微软雅黑" w:cs="微软雅黑" w:hint="eastAsia"/>
+          <w:sz w:val="32"/>
+          <w:szCs w:val="36"/>
+          <w:lang w:eastAsia="zh-TW"/>
+        </w:rPr>
+        <w:t>𬜬</w:t>
       </w:r>
       <w:r>
         <w:rPr>
@@ -549,16 +504,16 @@
           <w:szCs w:val="36"/>
           <w:lang w:eastAsia="zh-TW"/>
         </w:rPr>
-        <w:t>珋玹珌玿垚垯垙垲埏垍耇鿍垎垴垟垞挓垵垏拶荖荁荙荛茈茽荄茺</w:t>
-      </w:r>
-      <w:r>
-        <w:rPr>
-          <w:rFonts w:ascii="微软雅黑" w:eastAsia="微软雅黑" w:hAnsi="微软雅黑" w:cs="微软雅黑" w:hint="eastAsia"/>
-          <w:sz w:val="32"/>
-          <w:szCs w:val="36"/>
-          <w:lang w:eastAsia="zh-TW"/>
-        </w:rPr>
-        <w:t>𬜬</w:t>
+        <w:t>荓茳</w:t>
+      </w:r>
+      <w:r>
+        <w:rPr>
+          <w:rFonts w:ascii="微软雅黑" w:eastAsia="微软雅黑" w:hAnsi="微软雅黑" w:cs="微软雅黑" w:hint="eastAsia"/>
+          <w:sz w:val="32"/>
+          <w:szCs w:val="36"/>
+          <w:lang w:eastAsia="zh-TW"/>
+        </w:rPr>
+        <w:t>𦰡</w:t>
       </w:r>
       <w:r>
         <w:rPr>
@@ -567,16 +522,16 @@
           <w:szCs w:val="36"/>
           <w:lang w:eastAsia="zh-TW"/>
         </w:rPr>
-        <w:t>荓茳</w:t>
-      </w:r>
-      <w:r>
-        <w:rPr>
-          <w:rFonts w:ascii="微软雅黑" w:eastAsia="微软雅黑" w:hAnsi="微软雅黑" w:cs="微软雅黑" w:hint="eastAsia"/>
-          <w:sz w:val="32"/>
-          <w:szCs w:val="36"/>
-          <w:lang w:eastAsia="zh-TW"/>
-        </w:rPr>
-        <w:t>𦰡</w:t>
+        <w:t>茛荭㭕柷柃栐柖郚剅䴓迺厖砆砑砄耏奓䶮轵轷轹轺昺</w:t>
+      </w:r>
+      <w:r>
+        <w:rPr>
+          <w:rFonts w:ascii="微软雅黑" w:eastAsia="微软雅黑" w:hAnsi="微软雅黑" w:cs="微软雅黑" w:hint="eastAsia"/>
+          <w:sz w:val="32"/>
+          <w:szCs w:val="36"/>
+          <w:lang w:eastAsia="zh-TW"/>
+        </w:rPr>
+        <w:t>𪾢</w:t>
       </w:r>
       <w:r>
         <w:rPr>
@@ -585,16 +540,16 @@
           <w:szCs w:val="36"/>
           <w:lang w:eastAsia="zh-TW"/>
         </w:rPr>
-        <w:t>茛荭㭕柷柃栐柖郚剅䴓迺厖砆砑砄耏奓䶮轵轷轹轺昺</w:t>
-      </w:r>
-      <w:r>
-        <w:rPr>
-          <w:rFonts w:ascii="微软雅黑" w:eastAsia="微软雅黑" w:hAnsi="微软雅黑" w:cs="微软雅黑" w:hint="eastAsia"/>
-          <w:sz w:val="32"/>
-          <w:szCs w:val="36"/>
-          <w:lang w:eastAsia="zh-TW"/>
-        </w:rPr>
-        <w:t>𪾢</w:t>
+        <w:t>昽盷咡咺昳昣哒昤昫昡咥昪虷虸哃峘耑峛</w:t>
+      </w:r>
+      <w:r>
+        <w:rPr>
+          <w:rFonts w:ascii="微软雅黑" w:eastAsia="微软雅黑" w:hAnsi="微软雅黑" w:cs="微软雅黑" w:hint="eastAsia"/>
+          <w:sz w:val="32"/>
+          <w:szCs w:val="36"/>
+          <w:lang w:eastAsia="zh-TW"/>
+        </w:rPr>
+        <w:t>𪨰</w:t>
       </w:r>
       <w:r>
         <w:rPr>
@@ -603,16 +558,16 @@
           <w:szCs w:val="36"/>
           <w:lang w:eastAsia="zh-TW"/>
         </w:rPr>
-        <w:t>昽盷咡咺昳昣哒昤昫昡咥昪虷虸哃峘耑峛</w:t>
-      </w:r>
-      <w:r>
-        <w:rPr>
-          <w:rFonts w:ascii="微软雅黑" w:eastAsia="微软雅黑" w:hAnsi="微软雅黑" w:cs="微软雅黑" w:hint="eastAsia"/>
-          <w:sz w:val="32"/>
-          <w:szCs w:val="36"/>
-          <w:lang w:eastAsia="zh-TW"/>
-        </w:rPr>
-        <w:t>𪨰</w:t>
+        <w:t>峗峧帡钘</w:t>
+      </w:r>
+      <w:r>
+        <w:rPr>
+          <w:rFonts w:ascii="微软雅黑" w:eastAsia="微软雅黑" w:hAnsi="微软雅黑" w:cs="微软雅黑" w:hint="eastAsia"/>
+          <w:sz w:val="32"/>
+          <w:szCs w:val="36"/>
+          <w:lang w:eastAsia="zh-TW"/>
+        </w:rPr>
+        <w:t>𫓧</w:t>
       </w:r>
       <w:r>
         <w:rPr>
@@ -621,16 +576,16 @@
           <w:szCs w:val="36"/>
           <w:lang w:eastAsia="zh-TW"/>
         </w:rPr>
-        <w:t>峗峧帡钘</w:t>
-      </w:r>
-      <w:r>
-        <w:rPr>
-          <w:rFonts w:ascii="微软雅黑" w:eastAsia="微软雅黑" w:hAnsi="微软雅黑" w:cs="微软雅黑" w:hint="eastAsia"/>
-          <w:sz w:val="32"/>
-          <w:szCs w:val="36"/>
-          <w:lang w:eastAsia="zh-TW"/>
-        </w:rPr>
-        <w:t>𫓧</w:t>
+        <w:t>钜</w:t>
+      </w:r>
+      <w:r>
+        <w:rPr>
+          <w:rFonts w:ascii="微软雅黑" w:eastAsia="微软雅黑" w:hAnsi="微软雅黑" w:cs="微软雅黑" w:hint="eastAsia"/>
+          <w:sz w:val="32"/>
+          <w:szCs w:val="36"/>
+          <w:lang w:eastAsia="zh-TW"/>
+        </w:rPr>
+        <w:t>𬬮𬬱𬬭</w:t>
       </w:r>
       <w:r>
         <w:rPr>
@@ -639,16 +594,16 @@
           <w:szCs w:val="36"/>
           <w:lang w:eastAsia="zh-TW"/>
         </w:rPr>
-        <w:t>钜</w:t>
-      </w:r>
-      <w:r>
-        <w:rPr>
-          <w:rFonts w:ascii="微软雅黑" w:eastAsia="微软雅黑" w:hAnsi="微软雅黑" w:cs="微软雅黑" w:hint="eastAsia"/>
-          <w:sz w:val="32"/>
-          <w:szCs w:val="36"/>
-          <w:lang w:eastAsia="zh-TW"/>
-        </w:rPr>
-        <w:t>𬬮𬬱𬬭</w:t>
+        <w:t>钪钬钭秬俫舁俜俙俍垕衎舣弇侴鸧䏡胠</w:t>
+      </w:r>
+      <w:r>
+        <w:rPr>
+          <w:rFonts w:ascii="微软雅黑" w:eastAsia="微软雅黑" w:hAnsi="微软雅黑" w:cs="微软雅黑" w:hint="eastAsia"/>
+          <w:sz w:val="32"/>
+          <w:szCs w:val="36"/>
+          <w:lang w:eastAsia="zh-TW"/>
+        </w:rPr>
+        <w:t>𦙶</w:t>
       </w:r>
       <w:r>
         <w:rPr>
@@ -657,16 +612,16 @@
           <w:szCs w:val="36"/>
           <w:lang w:eastAsia="zh-TW"/>
         </w:rPr>
-        <w:t>钪钬钭秬俫舁俜俙俍垕衎舣弇侴鸧䏡胠</w:t>
-      </w:r>
-      <w:r>
-        <w:rPr>
-          <w:rFonts w:ascii="微软雅黑" w:eastAsia="微软雅黑" w:hAnsi="微软雅黑" w:cs="微软雅黑" w:hint="eastAsia"/>
-          <w:sz w:val="32"/>
-          <w:szCs w:val="36"/>
-          <w:lang w:eastAsia="zh-TW"/>
-        </w:rPr>
-        <w:t>𦙶</w:t>
+        <w:t>胩胣朏飐訄饻疢炣炟㶲洭洘洓洿㳚泚浈浉洸洢洈洚洺洨浐㳘洴洣恔宬窀扂袆祏祐祕叚陧陞娀姞姱姤姶姽枲绖骃</w:t>
+      </w:r>
+      <w:r>
+        <w:rPr>
+          <w:rFonts w:ascii="微软雅黑" w:eastAsia="微软雅黑" w:hAnsi="微软雅黑" w:cs="微软雅黑" w:hint="eastAsia"/>
+          <w:sz w:val="32"/>
+          <w:szCs w:val="36"/>
+          <w:lang w:eastAsia="zh-TW"/>
+        </w:rPr>
+        <w:t>𬘡𬳽𬘩𫄧</w:t>
       </w:r>
       <w:r>
         <w:rPr>
@@ -675,16 +630,16 @@
           <w:szCs w:val="36"/>
           <w:lang w:eastAsia="zh-TW"/>
         </w:rPr>
-        <w:t>胩胣朏飐訄饻疢炣炟㶲洭洘洓洿㳚泚浈浉洸洢洈洚洺洨浐㳘洴洣恔宬窀扂袆祏祐祕叚陧陞娀姞姱姤姶姽枲绖骃</w:t>
-      </w:r>
-      <w:r>
-        <w:rPr>
-          <w:rFonts w:ascii="微软雅黑" w:eastAsia="微软雅黑" w:hAnsi="微软雅黑" w:cs="微软雅黑" w:hint="eastAsia"/>
-          <w:sz w:val="32"/>
-          <w:szCs w:val="36"/>
-          <w:lang w:eastAsia="zh-TW"/>
-        </w:rPr>
-        <w:t>𬘡𬳽𬘩𫄧</w:t>
+        <w:t>骉恝珪珛珹琊玼珖</w:t>
+      </w:r>
+      <w:r>
+        <w:rPr>
+          <w:rFonts w:ascii="微软雅黑" w:eastAsia="微软雅黑" w:hAnsi="微软雅黑" w:cs="微软雅黑" w:hint="eastAsia"/>
+          <w:sz w:val="32"/>
+          <w:szCs w:val="36"/>
+          <w:lang w:eastAsia="zh-TW"/>
+        </w:rPr>
+        <w:t>𪟝</w:t>
       </w:r>
       <w:r>
         <w:rPr>
@@ -693,16 +648,16 @@
           <w:szCs w:val="36"/>
           <w:lang w:eastAsia="zh-TW"/>
         </w:rPr>
-        <w:t>骉恝珪珛珹琊玼珖</w:t>
-      </w:r>
-      <w:r>
-        <w:rPr>
-          <w:rFonts w:ascii="微软雅黑" w:eastAsia="微软雅黑" w:hAnsi="微软雅黑" w:cs="微软雅黑" w:hint="eastAsia"/>
-          <w:sz w:val="32"/>
-          <w:szCs w:val="36"/>
-          <w:lang w:eastAsia="zh-TW"/>
-        </w:rPr>
-        <w:t>𪟝</w:t>
+        <w:t>珽珦珫珒</w:t>
+      </w:r>
+      <w:r>
+        <w:rPr>
+          <w:rFonts w:ascii="微软雅黑" w:eastAsia="微软雅黑" w:hAnsi="微软雅黑" w:cs="微软雅黑" w:hint="eastAsia"/>
+          <w:sz w:val="32"/>
+          <w:szCs w:val="36"/>
+          <w:lang w:eastAsia="zh-TW"/>
+        </w:rPr>
+        <w:t>𬍤</w:t>
       </w:r>
       <w:r>
         <w:rPr>
@@ -711,16 +666,16 @@
           <w:szCs w:val="36"/>
           <w:lang w:eastAsia="zh-TW"/>
         </w:rPr>
-        <w:t>珽珦珫珒</w:t>
-      </w:r>
-      <w:r>
-        <w:rPr>
-          <w:rFonts w:ascii="微软雅黑" w:eastAsia="微软雅黑" w:hAnsi="微软雅黑" w:cs="微软雅黑" w:hint="eastAsia"/>
-          <w:sz w:val="32"/>
-          <w:szCs w:val="36"/>
-          <w:lang w:eastAsia="zh-TW"/>
-        </w:rPr>
-        <w:t>𬍤</w:t>
+        <w:t>珢珕珝</w:t>
+      </w:r>
+      <w:r>
+        <w:rPr>
+          <w:rFonts w:ascii="微软雅黑" w:eastAsia="微软雅黑" w:hAnsi="微软雅黑" w:cs="微软雅黑" w:hint="eastAsia"/>
+          <w:sz w:val="32"/>
+          <w:szCs w:val="36"/>
+          <w:lang w:eastAsia="zh-TW"/>
+        </w:rPr>
+        <w:t>𫭼</w:t>
       </w:r>
       <w:r>
         <w:rPr>
@@ -729,16 +684,16 @@
           <w:szCs w:val="36"/>
           <w:lang w:eastAsia="zh-TW"/>
         </w:rPr>
-        <w:t>珢珕珝</w:t>
-      </w:r>
-      <w:r>
-        <w:rPr>
-          <w:rFonts w:ascii="微软雅黑" w:eastAsia="微软雅黑" w:hAnsi="微软雅黑" w:cs="微软雅黑" w:hint="eastAsia"/>
-          <w:sz w:val="32"/>
-          <w:szCs w:val="36"/>
-          <w:lang w:eastAsia="zh-TW"/>
-        </w:rPr>
-        <w:t>𫭼</w:t>
+        <w:t>埗垾垺埆垿埌埇莰茝</w:t>
+      </w:r>
+      <w:r>
+        <w:rPr>
+          <w:rFonts w:ascii="微软雅黑" w:eastAsia="微软雅黑" w:hAnsi="微软雅黑" w:cs="微软雅黑" w:hint="eastAsia"/>
+          <w:sz w:val="32"/>
+          <w:szCs w:val="36"/>
+          <w:lang w:eastAsia="zh-TW"/>
+        </w:rPr>
+        <w:t>𬜯</w:t>
       </w:r>
       <w:r>
         <w:rPr>
@@ -747,16 +702,16 @@
           <w:szCs w:val="36"/>
           <w:lang w:eastAsia="zh-TW"/>
         </w:rPr>
-        <w:t>埗垾垺埆垿埌埇莰茝</w:t>
-      </w:r>
-      <w:r>
-        <w:rPr>
-          <w:rFonts w:ascii="微软雅黑" w:eastAsia="微软雅黑" w:hAnsi="微软雅黑" w:cs="微软雅黑" w:hint="eastAsia"/>
-          <w:sz w:val="32"/>
-          <w:szCs w:val="36"/>
-          <w:lang w:eastAsia="zh-TW"/>
-        </w:rPr>
-        <w:t>𬜯</w:t>
+        <w:t>鄀莶莝䓖莙栻桠</w:t>
+      </w:r>
+      <w:r>
+        <w:rPr>
+          <w:rFonts w:ascii="微软雅黑" w:eastAsia="微软雅黑" w:hAnsi="微软雅黑" w:cs="微软雅黑" w:hint="eastAsia"/>
+          <w:sz w:val="32"/>
+          <w:szCs w:val="36"/>
+          <w:lang w:eastAsia="zh-TW"/>
+        </w:rPr>
+        <w:t>𬂩</w:t>
       </w:r>
       <w:r>
         <w:rPr>
@@ -765,16 +720,16 @@
           <w:szCs w:val="36"/>
           <w:lang w:eastAsia="zh-TW"/>
         </w:rPr>
-        <w:t>鄀莶莝䓖莙栻桠</w:t>
-      </w:r>
-      <w:r>
-        <w:rPr>
-          <w:rFonts w:ascii="微软雅黑" w:eastAsia="微软雅黑" w:hAnsi="微软雅黑" w:cs="微软雅黑" w:hint="eastAsia"/>
-          <w:sz w:val="32"/>
-          <w:szCs w:val="36"/>
-          <w:lang w:eastAsia="zh-TW"/>
-        </w:rPr>
-        <w:t>𬂩</w:t>
+        <w:t>桄梠栴梴栒酎酏</w:t>
+      </w:r>
+      <w:r>
+        <w:rPr>
+          <w:rFonts w:ascii="微软雅黑" w:eastAsia="微软雅黑" w:hAnsi="微软雅黑" w:cs="微软雅黑" w:hint="eastAsia"/>
+          <w:sz w:val="32"/>
+          <w:szCs w:val="36"/>
+          <w:lang w:eastAsia="zh-TW"/>
+        </w:rPr>
+        <w:t>𫠆</w:t>
       </w:r>
       <w:r>
         <w:rPr>
@@ -783,16 +738,16 @@
           <w:szCs w:val="36"/>
           <w:lang w:eastAsia="zh-TW"/>
         </w:rPr>
-        <w:t>桄梠栴梴栒酎酏</w:t>
-      </w:r>
-      <w:r>
-        <w:rPr>
-          <w:rFonts w:ascii="微软雅黑" w:eastAsia="微软雅黑" w:hAnsi="微软雅黑" w:cs="微软雅黑" w:hint="eastAsia"/>
-          <w:sz w:val="32"/>
-          <w:szCs w:val="36"/>
-          <w:lang w:eastAsia="zh-TW"/>
-        </w:rPr>
-        <w:t>𫠆</w:t>
+        <w:t>砵砠砫砬硁恧翃郪</w:t>
+      </w:r>
+      <w:r>
+        <w:rPr>
+          <w:rFonts w:ascii="微软雅黑" w:eastAsia="微软雅黑" w:hAnsi="微软雅黑" w:cs="微软雅黑" w:hint="eastAsia"/>
+          <w:sz w:val="32"/>
+          <w:szCs w:val="36"/>
+          <w:lang w:eastAsia="zh-TW"/>
+        </w:rPr>
+        <w:t>𨐈</w:t>
       </w:r>
       <w:r>
         <w:rPr>
@@ -801,16 +756,16 @@
           <w:szCs w:val="36"/>
           <w:lang w:eastAsia="zh-TW"/>
         </w:rPr>
-        <w:t>砵砠砫砬硁恧翃郪</w:t>
-      </w:r>
-      <w:r>
-        <w:rPr>
-          <w:rFonts w:ascii="微软雅黑" w:eastAsia="微软雅黑" w:hAnsi="微软雅黑" w:cs="微软雅黑" w:hint="eastAsia"/>
-          <w:sz w:val="32"/>
-          <w:szCs w:val="36"/>
-          <w:lang w:eastAsia="zh-TW"/>
-        </w:rPr>
-        <w:t>𨐈</w:t>
+        <w:t>辀辁剕赀哢晅晊唝哱冔晔晐晖畖蚄</w:t>
+      </w:r>
+      <w:r>
+        <w:rPr>
+          <w:rFonts w:ascii="微软雅黑" w:eastAsia="微软雅黑" w:hAnsi="微软雅黑" w:cs="微软雅黑" w:hint="eastAsia"/>
+          <w:sz w:val="32"/>
+          <w:szCs w:val="36"/>
+          <w:lang w:eastAsia="zh-TW"/>
+        </w:rPr>
+        <w:t>𫑡</w:t>
       </w:r>
       <w:r>
         <w:rPr>
@@ -819,16 +774,16 @@
           <w:szCs w:val="36"/>
           <w:lang w:eastAsia="zh-TW"/>
         </w:rPr>
-        <w:t>辀辁剕赀哢晅晊唝哱冔晔晐晖畖蚄</w:t>
-      </w:r>
-      <w:r>
-        <w:rPr>
-          <w:rFonts w:ascii="微软雅黑" w:eastAsia="微软雅黑" w:hAnsi="微软雅黑" w:cs="微软雅黑" w:hint="eastAsia"/>
-          <w:sz w:val="32"/>
-          <w:szCs w:val="36"/>
-          <w:lang w:eastAsia="zh-TW"/>
-        </w:rPr>
-        <w:t>𫑡</w:t>
+        <w:t>帱崁峿</w:t>
+      </w:r>
+      <w:r>
+        <w:rPr>
+          <w:rFonts w:ascii="微软雅黑" w:eastAsia="微软雅黑" w:hAnsi="微软雅黑" w:cs="微软雅黑" w:hint="eastAsia"/>
+          <w:sz w:val="32"/>
+          <w:szCs w:val="36"/>
+          <w:lang w:eastAsia="zh-TW"/>
+        </w:rPr>
+        <w:t>𪨶</w:t>
       </w:r>
       <w:r>
         <w:rPr>
@@ -837,16 +792,16 @@
           <w:szCs w:val="36"/>
           <w:lang w:eastAsia="zh-TW"/>
         </w:rPr>
-        <w:t>帱崁峿</w:t>
-      </w:r>
-      <w:r>
-        <w:rPr>
-          <w:rFonts w:ascii="微软雅黑" w:eastAsia="微软雅黑" w:hAnsi="微软雅黑" w:cs="微软雅黑" w:hint="eastAsia"/>
-          <w:sz w:val="32"/>
-          <w:szCs w:val="36"/>
-          <w:lang w:eastAsia="zh-TW"/>
-        </w:rPr>
-        <w:t>𪨶</w:t>
+        <w:t>崄帨崀赆</w:t>
+      </w:r>
+      <w:r>
+        <w:rPr>
+          <w:rFonts w:ascii="微软雅黑" w:eastAsia="微软雅黑" w:hAnsi="微软雅黑" w:cs="微软雅黑" w:hint="eastAsia"/>
+          <w:sz w:val="32"/>
+          <w:szCs w:val="36"/>
+          <w:lang w:eastAsia="zh-TW"/>
+        </w:rPr>
+        <w:t>𬬸</w:t>
       </w:r>
       <w:r>
         <w:rPr>
@@ -855,16 +810,16 @@
           <w:szCs w:val="36"/>
           <w:lang w:eastAsia="zh-TW"/>
         </w:rPr>
-        <w:t>崄帨崀赆</w:t>
-      </w:r>
-      <w:r>
-        <w:rPr>
-          <w:rFonts w:ascii="微软雅黑" w:eastAsia="微软雅黑" w:hAnsi="微软雅黑" w:cs="微软雅黑" w:hint="eastAsia"/>
-          <w:sz w:val="32"/>
-          <w:szCs w:val="36"/>
-          <w:lang w:eastAsia="zh-TW"/>
-        </w:rPr>
-        <w:t>𬬸</w:t>
+        <w:t>钷</w:t>
+      </w:r>
+      <w:r>
+        <w:rPr>
+          <w:rFonts w:ascii="微软雅黑" w:eastAsia="微软雅黑" w:hAnsi="微软雅黑" w:cs="微软雅黑" w:hint="eastAsia"/>
+          <w:sz w:val="32"/>
+          <w:szCs w:val="36"/>
+          <w:lang w:eastAsia="zh-TW"/>
+        </w:rPr>
+        <w:t>𬬻𬬹𬬿𬭁</w:t>
       </w:r>
       <w:r>
         <w:rPr>
@@ -873,16 +828,16 @@
           <w:szCs w:val="36"/>
           <w:lang w:eastAsia="zh-TW"/>
         </w:rPr>
-        <w:t>钷</w:t>
-      </w:r>
-      <w:r>
-        <w:rPr>
-          <w:rFonts w:ascii="微软雅黑" w:eastAsia="微软雅黑" w:hAnsi="微软雅黑" w:cs="微软雅黑" w:hint="eastAsia"/>
-          <w:sz w:val="32"/>
-          <w:szCs w:val="36"/>
-          <w:lang w:eastAsia="zh-TW"/>
-        </w:rPr>
-        <w:t>𬬻𬬹𬬿𬭁</w:t>
+        <w:t>眚甡笫倻倴脩倮倕倞</w:t>
+      </w:r>
+      <w:r>
+        <w:rPr>
+          <w:rFonts w:ascii="微软雅黑" w:eastAsia="微软雅黑" w:hAnsi="微软雅黑" w:cs="微软雅黑" w:hint="eastAsia"/>
+          <w:sz w:val="32"/>
+          <w:szCs w:val="36"/>
+          <w:lang w:eastAsia="zh-TW"/>
+        </w:rPr>
+        <w:t>𫢸</w:t>
       </w:r>
       <w:r>
         <w:rPr>
@@ -891,16 +846,16 @@
           <w:szCs w:val="36"/>
           <w:lang w:eastAsia="zh-TW"/>
         </w:rPr>
-        <w:t>眚甡笫倻倴脩倮倕倞</w:t>
-      </w:r>
-      <w:r>
-        <w:rPr>
-          <w:rFonts w:ascii="微软雅黑" w:eastAsia="微软雅黑" w:hAnsi="微软雅黑" w:cs="微软雅黑" w:hint="eastAsia"/>
-          <w:sz w:val="32"/>
-          <w:szCs w:val="36"/>
-          <w:lang w:eastAsia="zh-TW"/>
-        </w:rPr>
-        <w:t>𫢸</w:t>
+        <w:t>倓倧衃虒舭舯舥瓞鸰脎朓胲虓鱽峱狻眢</w:t>
+      </w:r>
+      <w:r>
+        <w:rPr>
+          <w:rFonts w:ascii="微软雅黑" w:eastAsia="微软雅黑" w:hAnsi="微软雅黑" w:cs="微软雅黑" w:hint="eastAsia"/>
+          <w:sz w:val="32"/>
+          <w:szCs w:val="36"/>
+          <w:lang w:eastAsia="zh-TW"/>
+        </w:rPr>
+        <w:t>𫗧</w:t>
       </w:r>
       <w:r>
         <w:rPr>
@@ -909,16 +864,16 @@
           <w:szCs w:val="36"/>
           <w:lang w:eastAsia="zh-TW"/>
         </w:rPr>
-        <w:t>倓倧衃虒舭舯舥瓞鸰脎朓胲虓鱽峱狻眢</w:t>
-      </w:r>
-      <w:r>
-        <w:rPr>
-          <w:rFonts w:ascii="微软雅黑" w:eastAsia="微软雅黑" w:hAnsi="微软雅黑" w:cs="微软雅黑" w:hint="eastAsia"/>
-          <w:sz w:val="32"/>
-          <w:szCs w:val="36"/>
-          <w:lang w:eastAsia="zh-TW"/>
-        </w:rPr>
-        <w:t>𫗧</w:t>
+        <w:t>勍痄疰痃竘羖羓桊敉烠烔烶烻</w:t>
+      </w:r>
+      <w:r>
+        <w:rPr>
+          <w:rFonts w:ascii="微软雅黑" w:eastAsia="微软雅黑" w:hAnsi="微软雅黑" w:cs="微软雅黑" w:hint="eastAsia"/>
+          <w:sz w:val="32"/>
+          <w:szCs w:val="36"/>
+          <w:lang w:eastAsia="zh-TW"/>
+        </w:rPr>
+        <w:t>𬊈</w:t>
       </w:r>
       <w:r>
         <w:rPr>
@@ -927,16 +882,16 @@
           <w:szCs w:val="36"/>
           <w:lang w:eastAsia="zh-TW"/>
         </w:rPr>
-        <w:t>勍痄疰痃竘羖羓桊敉烠烔烶烻</w:t>
-      </w:r>
-      <w:r>
-        <w:rPr>
-          <w:rFonts w:ascii="微软雅黑" w:eastAsia="微软雅黑" w:hAnsi="微软雅黑" w:cs="微软雅黑" w:hint="eastAsia"/>
-          <w:sz w:val="32"/>
-          <w:szCs w:val="36"/>
-          <w:lang w:eastAsia="zh-TW"/>
-        </w:rPr>
-        <w:t>𬊈</w:t>
+        <w:t>涍浡浭浬涄涢涐浰浟浛浼浲涘悈悃悢</w:t>
+      </w:r>
+      <w:r>
+        <w:rPr>
+          <w:rFonts w:ascii="微软雅黑" w:eastAsia="微软雅黑" w:hAnsi="微软雅黑" w:cs="微软雅黑" w:hint="eastAsia"/>
+          <w:sz w:val="32"/>
+          <w:szCs w:val="36"/>
+          <w:lang w:eastAsia="zh-TW"/>
+        </w:rPr>
+        <w:t>𬒈</w:t>
       </w:r>
       <w:r>
         <w:rPr>
@@ -945,16 +900,16 @@
           <w:szCs w:val="36"/>
           <w:lang w:eastAsia="zh-TW"/>
         </w:rPr>
-        <w:t>涍浡浭浬涄涢涐浰浟浛浼浲涘悈悃悢</w:t>
-      </w:r>
-      <w:r>
-        <w:rPr>
-          <w:rFonts w:ascii="微软雅黑" w:eastAsia="微软雅黑" w:hAnsi="微软雅黑" w:cs="微软雅黑" w:hint="eastAsia"/>
-          <w:sz w:val="32"/>
-          <w:szCs w:val="36"/>
-          <w:lang w:eastAsia="zh-TW"/>
-        </w:rPr>
-        <w:t>𬒈</w:t>
+        <w:t>宧窅窊窎扅扆袪袗袯祧堲疍</w:t>
+      </w:r>
+      <w:r>
+        <w:rPr>
+          <w:rFonts w:ascii="微软雅黑" w:eastAsia="微软雅黑" w:hAnsi="微软雅黑" w:cs="微软雅黑" w:hint="eastAsia"/>
+          <w:sz w:val="32"/>
+          <w:szCs w:val="36"/>
+          <w:lang w:eastAsia="zh-TW"/>
+        </w:rPr>
+        <w:t>𨺙</w:t>
       </w:r>
       <w:r>
         <w:rPr>
@@ -963,16 +918,16 @@
           <w:szCs w:val="36"/>
           <w:lang w:eastAsia="zh-TW"/>
         </w:rPr>
-        <w:t>宧窅窊窎扅扆袪袗袯祧堲疍</w:t>
-      </w:r>
-      <w:r>
-        <w:rPr>
-          <w:rFonts w:ascii="微软雅黑" w:eastAsia="微软雅黑" w:hAnsi="微软雅黑" w:cs="微软雅黑" w:hint="eastAsia"/>
-          <w:sz w:val="32"/>
-          <w:szCs w:val="36"/>
-          <w:lang w:eastAsia="zh-TW"/>
-        </w:rPr>
-        <w:t>𨺙</w:t>
+        <w:t>陴烝砮㛚哿翀翂剟</w:t>
+      </w:r>
+      <w:r>
+        <w:rPr>
+          <w:rFonts w:ascii="微软雅黑" w:eastAsia="微软雅黑" w:hAnsi="微软雅黑" w:cs="微软雅黑" w:hint="eastAsia"/>
+          <w:sz w:val="32"/>
+          <w:szCs w:val="36"/>
+          <w:lang w:eastAsia="zh-TW"/>
+        </w:rPr>
+        <w:t>𬳿𫄨</w:t>
       </w:r>
       <w:r>
         <w:rPr>
@@ -981,16 +936,16 @@
           <w:szCs w:val="36"/>
           <w:lang w:eastAsia="zh-TW"/>
         </w:rPr>
-        <w:t>陴烝砮㛚哿翀翂剟</w:t>
-      </w:r>
-      <w:r>
-        <w:rPr>
-          <w:rFonts w:ascii="微软雅黑" w:eastAsia="微软雅黑" w:hAnsi="微软雅黑" w:cs="微软雅黑" w:hint="eastAsia"/>
-          <w:sz w:val="32"/>
-          <w:szCs w:val="36"/>
-          <w:lang w:eastAsia="zh-TW"/>
-        </w:rPr>
-        <w:t>𬳿𫄨</w:t>
+        <w:t>绤骍</w:t>
+      </w:r>
+      <w:r>
+        <w:rPr>
+          <w:rFonts w:ascii="微软雅黑" w:eastAsia="微软雅黑" w:hAnsi="微软雅黑" w:cs="微软雅黑" w:hint="eastAsia"/>
+          <w:sz w:val="32"/>
+          <w:szCs w:val="36"/>
+          <w:lang w:eastAsia="zh-TW"/>
+        </w:rPr>
+        <w:t>𬘫</w:t>
       </w:r>
       <w:r>
         <w:rPr>
@@ -999,16 +954,16 @@
           <w:szCs w:val="36"/>
           <w:lang w:eastAsia="zh-TW"/>
         </w:rPr>
-        <w:t>绤骍</w:t>
-      </w:r>
-      <w:r>
-        <w:rPr>
-          <w:rFonts w:ascii="微软雅黑" w:eastAsia="微软雅黑" w:hAnsi="微软雅黑" w:cs="微软雅黑" w:hint="eastAsia"/>
-          <w:sz w:val="32"/>
-          <w:szCs w:val="36"/>
-          <w:lang w:eastAsia="zh-TW"/>
-        </w:rPr>
-        <w:t>𬘫</w:t>
+        <w:t>䂮琎珸珵琄琈琀珺掭堎堐埼掎埫堌晢</w:t>
+      </w:r>
+      <w:r>
+        <w:rPr>
+          <w:rFonts w:ascii="微软雅黑" w:eastAsia="微软雅黑" w:hAnsi="微软雅黑" w:cs="微软雅黑" w:hint="eastAsia"/>
+          <w:sz w:val="32"/>
+          <w:szCs w:val="36"/>
+          <w:lang w:eastAsia="zh-TW"/>
+        </w:rPr>
+        <w:t>𫮃</w:t>
       </w:r>
       <w:r>
         <w:rPr>
@@ -1017,24 +972,6 @@
           <w:szCs w:val="36"/>
           <w:lang w:eastAsia="zh-TW"/>
         </w:rPr>
-        <w:t>䂮琎珸珵琄琈琀珺掭堎堐埼掎埫堌晢</w:t>
-      </w:r>
-      <w:r>
-        <w:rPr>
-          <w:rFonts w:ascii="微软雅黑" w:eastAsia="微软雅黑" w:hAnsi="微软雅黑" w:cs="微软雅黑" w:hint="eastAsia"/>
-          <w:sz w:val="32"/>
-          <w:szCs w:val="36"/>
-          <w:lang w:eastAsia="zh-TW"/>
-        </w:rPr>
-        <w:t>𫮃</w:t>
-      </w:r>
-      <w:r>
-        <w:rPr>
-          <w:rFonts w:ascii="宋体" w:eastAsia="宋体" w:hAnsi="宋体" w:cs="微软雅黑" w:hint="eastAsia"/>
-          <w:sz w:val="32"/>
-          <w:szCs w:val="36"/>
-          <w:lang w:eastAsia="zh-TW"/>
-        </w:rPr>
         <w:t>掞埪壸㙍聍萚菥莿䓫䓬萆菂菍菼萣䓨菉䓛梼梽桲梾桯梣梌桹敔厣硔鿎硚硊硍勔䴕龁唪啫翈㫰晙</w:t>
       </w:r>
       <w:r>
@@ -1107,7 +1044,7 @@
           <w:szCs w:val="36"/>
           <w:lang w:eastAsia="zh-TW"/>
         </w:rPr>
-        <w:t>铖铘铞铥铴牻牿稆笱笯偰偡鸺偭偲偁㿠鄅偓徛</w:t>
+        <w:t>铖铘铞铥铴牻牿稆笱笯偰偡鸺偭偲偁㿠鄅偓徛衒舳舲鸼悆鄃瓻䝙脶脞</w:t>
       </w:r>
       <w:r>
         <w:rPr>
@@ -1117,7 +1054,7 @@
           <w:lang w:eastAsia="zh-TW"/>
         </w:rPr>
         <w:lastRenderedPageBreak/>
-        <w:t>衒舳舲鸼悆鄃瓻䝙脶脞脟䏲鱾猇猊猄</w:t>
+        <w:t>脟䏲鱾猇猊猄</w:t>
       </w:r>
       <w:r>
         <w:rPr>
@@ -2143,7 +2080,25 @@
           <w:szCs w:val="36"/>
           <w:lang w:eastAsia="zh-TW"/>
         </w:rPr>
-        <w:t>㻬麹璆漦叇墣墦墡劐薁蕰蔃鼒槱鹝磏磉殣慭霅暵暲暶踦踣䗖蝘蝲噇噂噀罶嶲嶓㠇嶟</w:t>
+        <w:t>㻬麹璆漦叇墣墦墡劐薁蕰蔃鼒槱鹝磏磉殣慭霅暵暲暶踦踣䗖蝘蝲噇噂噀罶嶲嶓㠇嶟嶒镆镈镋镎</w:t>
+      </w:r>
+      <w:r>
+        <w:rPr>
+          <w:rFonts w:ascii="微软雅黑" w:eastAsia="微软雅黑" w:hAnsi="微软雅黑" w:cs="微软雅黑" w:hint="eastAsia"/>
+          <w:sz w:val="32"/>
+          <w:szCs w:val="36"/>
+          <w:lang w:eastAsia="zh-TW"/>
+        </w:rPr>
+        <w:t>𬭩</w:t>
+      </w:r>
+      <w:r>
+        <w:rPr>
+          <w:rFonts w:ascii="宋体" w:eastAsia="宋体" w:hAnsi="宋体" w:cs="微软雅黑"/>
+          <w:sz w:val="32"/>
+          <w:szCs w:val="36"/>
+          <w:lang w:eastAsia="zh-TW"/>
+        </w:rPr>
+        <w:t>镕稹儇皞</w:t>
       </w:r>
       <w:r>
         <w:rPr>
@@ -2153,25 +2108,7 @@
           <w:lang w:eastAsia="zh-TW"/>
         </w:rPr>
         <w:lastRenderedPageBreak/>
-        <w:t>嶒镆镈镋镎</w:t>
-      </w:r>
-      <w:r>
-        <w:rPr>
-          <w:rFonts w:ascii="微软雅黑" w:eastAsia="微软雅黑" w:hAnsi="微软雅黑" w:cs="微软雅黑" w:hint="eastAsia"/>
-          <w:sz w:val="32"/>
-          <w:szCs w:val="36"/>
-          <w:lang w:eastAsia="zh-TW"/>
-        </w:rPr>
-        <w:t>𬭩</w:t>
-      </w:r>
-      <w:r>
-        <w:rPr>
-          <w:rFonts w:ascii="宋体" w:eastAsia="宋体" w:hAnsi="宋体" w:cs="微软雅黑"/>
-          <w:sz w:val="32"/>
-          <w:szCs w:val="36"/>
-          <w:lang w:eastAsia="zh-TW"/>
-        </w:rPr>
-        <w:t>镕稹儇皞皛䴘艎艏鹟</w:t>
+        <w:t>皛䴘艎艏鹟</w:t>
       </w:r>
       <w:r>
         <w:rPr>

--- a/help/当前待录入汉字.docx
+++ b/help/当前待录入汉字.docx
@@ -18,7 +18,7 @@
           <w:szCs w:val="36"/>
           <w:lang w:eastAsia="zh-TW"/>
         </w:rPr>
-        <w:t>阽</w:t>
+        <w:t>阼</w:t>
       </w:r>
       <w:r>
         <w:rPr>
@@ -27,7 +27,70 @@
           <w:szCs w:val="36"/>
           <w:lang w:eastAsia="zh-TW"/>
         </w:rPr>
-        <w:t>䢺</w:t>
+        <w:t>妧妘</w:t>
+      </w:r>
+      <w:r>
+        <w:rPr>
+          <w:rFonts w:ascii="微软雅黑" w:eastAsia="微软雅黑" w:hAnsi="微软雅黑" w:cs="微软雅黑" w:hint="eastAsia"/>
+          <w:sz w:val="32"/>
+          <w:szCs w:val="36"/>
+          <w:lang w:eastAsia="zh-TW"/>
+        </w:rPr>
+        <w:t>𨚕</w:t>
+      </w:r>
+      <w:r>
+        <w:rPr>
+          <w:rFonts w:ascii="宋体" w:eastAsia="宋体" w:hAnsi="宋体" w:cs="宋体" w:hint="eastAsia"/>
+          <w:sz w:val="32"/>
+          <w:szCs w:val="36"/>
+          <w:lang w:eastAsia="zh-TW"/>
+        </w:rPr>
+        <w:t>纮驲</w:t>
+      </w:r>
+      <w:r>
+        <w:rPr>
+          <w:rFonts w:ascii="微软雅黑" w:eastAsia="微软雅黑" w:hAnsi="微软雅黑" w:cs="微软雅黑" w:hint="eastAsia"/>
+          <w:sz w:val="32"/>
+          <w:szCs w:val="36"/>
+          <w:lang w:eastAsia="zh-TW"/>
+        </w:rPr>
+        <w:t>𫘜</w:t>
+      </w:r>
+      <w:r>
+        <w:rPr>
+          <w:rFonts w:ascii="宋体" w:eastAsia="宋体" w:hAnsi="宋体" w:cs="宋体" w:hint="eastAsia"/>
+          <w:sz w:val="32"/>
+          <w:szCs w:val="36"/>
+          <w:lang w:eastAsia="zh-TW"/>
+        </w:rPr>
+        <w:t>纻</w:t>
+      </w:r>
+      <w:r>
+        <w:rPr>
+          <w:rFonts w:ascii="微软雅黑" w:eastAsia="微软雅黑" w:hAnsi="微软雅黑" w:cs="微软雅黑" w:hint="eastAsia"/>
+          <w:sz w:val="32"/>
+          <w:szCs w:val="36"/>
+          <w:lang w:eastAsia="zh-TW"/>
+        </w:rPr>
+        <w:t>𬘘</w:t>
+      </w:r>
+      <w:r>
+        <w:rPr>
+          <w:rFonts w:ascii="宋体" w:eastAsia="宋体" w:hAnsi="宋体" w:cs="宋体" w:hint="eastAsia"/>
+          <w:sz w:val="32"/>
+          <w:szCs w:val="36"/>
+          <w:lang w:eastAsia="zh-TW"/>
+        </w:rPr>
+        <w:t>纼玞</w:t>
+      </w:r>
+      <w:r>
+        <w:rPr>
+          <w:rFonts w:ascii="宋体" w:eastAsia="宋体" w:hAnsi="宋体" w:cs="方正硬笔行书简繁" w:hint="eastAsia"/>
+          <w:sz w:val="32"/>
+          <w:szCs w:val="36"/>
+          <w:lang w:eastAsia="zh-TW"/>
+        </w:rPr>
+        <w:t>玱</w:t>
       </w:r>
       <w:r>
         <w:rPr>
@@ -36,7 +99,7 @@
           <w:szCs w:val="36"/>
           <w:lang w:eastAsia="zh-TW"/>
         </w:rPr>
-        <w:t>阼</w:t>
+        <w:t>玟</w:t>
       </w:r>
       <w:r>
         <w:rPr>
@@ -45,16 +108,16 @@
           <w:szCs w:val="36"/>
           <w:lang w:eastAsia="zh-TW"/>
         </w:rPr>
-        <w:t>妧妘</w:t>
-      </w:r>
-      <w:r>
-        <w:rPr>
-          <w:rFonts w:ascii="微软雅黑" w:eastAsia="微软雅黑" w:hAnsi="微软雅黑" w:cs="微软雅黑" w:hint="eastAsia"/>
-          <w:sz w:val="32"/>
-          <w:szCs w:val="36"/>
-          <w:lang w:eastAsia="zh-TW"/>
-        </w:rPr>
-        <w:t>𨚕</w:t>
+        <w:t>邽邿坥坰坬坽弆</w:t>
+      </w:r>
+      <w:r>
+        <w:rPr>
+          <w:rFonts w:ascii="宋体" w:eastAsia="宋体" w:hAnsi="宋体" w:cs="方正硬笔行书简体" w:hint="eastAsia"/>
+          <w:sz w:val="32"/>
+          <w:szCs w:val="36"/>
+          <w:lang w:eastAsia="zh-TW"/>
+        </w:rPr>
+        <w:t>耵</w:t>
       </w:r>
       <w:r>
         <w:rPr>
@@ -63,16 +126,16 @@
           <w:szCs w:val="36"/>
           <w:lang w:eastAsia="zh-TW"/>
         </w:rPr>
-        <w:t>纮驲</w:t>
-      </w:r>
-      <w:r>
-        <w:rPr>
-          <w:rFonts w:ascii="微软雅黑" w:eastAsia="微软雅黑" w:hAnsi="微软雅黑" w:cs="微软雅黑" w:hint="eastAsia"/>
-          <w:sz w:val="32"/>
-          <w:szCs w:val="36"/>
-          <w:lang w:eastAsia="zh-TW"/>
-        </w:rPr>
-        <w:t>𫘜</w:t>
+        <w:t>䢼</w:t>
+      </w:r>
+      <w:r>
+        <w:rPr>
+          <w:rFonts w:ascii="微软雅黑" w:eastAsia="微软雅黑" w:hAnsi="微软雅黑" w:cs="微软雅黑" w:hint="eastAsia"/>
+          <w:sz w:val="32"/>
+          <w:szCs w:val="36"/>
+          <w:lang w:eastAsia="zh-TW"/>
+        </w:rPr>
+        <w:t>𦭜</w:t>
       </w:r>
       <w:r>
         <w:rPr>
@@ -81,16 +144,25 @@
           <w:szCs w:val="36"/>
           <w:lang w:eastAsia="zh-TW"/>
         </w:rPr>
-        <w:t>纻</w:t>
-      </w:r>
-      <w:r>
-        <w:rPr>
-          <w:rFonts w:ascii="微软雅黑" w:eastAsia="微软雅黑" w:hAnsi="微软雅黑" w:cs="微软雅黑" w:hint="eastAsia"/>
-          <w:sz w:val="32"/>
-          <w:szCs w:val="36"/>
-          <w:lang w:eastAsia="zh-TW"/>
-        </w:rPr>
-        <w:t>𬘘</w:t>
+        <w:t>茋</w:t>
+      </w:r>
+      <w:r>
+        <w:rPr>
+          <w:rFonts w:ascii="宋体" w:eastAsia="宋体" w:hAnsi="宋体" w:cs="方正硬笔行书简繁" w:hint="eastAsia"/>
+          <w:sz w:val="32"/>
+          <w:szCs w:val="36"/>
+          <w:lang w:eastAsia="zh-TW"/>
+        </w:rPr>
+        <w:t>苧</w:t>
+      </w:r>
+      <w:r>
+        <w:rPr>
+          <w:rFonts w:ascii="宋体" w:eastAsia="宋体" w:hAnsi="宋体" w:cs="方正硬笔行书简体" w:hint="eastAsia"/>
+          <w:sz w:val="32"/>
+          <w:szCs w:val="36"/>
+          <w:lang w:eastAsia="zh-TW"/>
+        </w:rPr>
+        <w:t>苠</w:t>
       </w:r>
       <w:r>
         <w:rPr>
@@ -99,7 +171,25 @@
           <w:szCs w:val="36"/>
           <w:lang w:eastAsia="zh-TW"/>
         </w:rPr>
-        <w:t>纼玞</w:t>
+        <w:t>枅㭎</w:t>
+      </w:r>
+      <w:r>
+        <w:rPr>
+          <w:rFonts w:ascii="宋体" w:eastAsia="宋体" w:hAnsi="宋体" w:cs="方正硬笔行书简体" w:hint="eastAsia"/>
+          <w:sz w:val="32"/>
+          <w:szCs w:val="36"/>
+          <w:lang w:eastAsia="zh-TW"/>
+        </w:rPr>
+        <w:t>枘</w:t>
+      </w:r>
+      <w:r>
+        <w:rPr>
+          <w:rFonts w:ascii="宋体" w:eastAsia="宋体" w:hAnsi="宋体" w:cs="宋体" w:hint="eastAsia"/>
+          <w:sz w:val="32"/>
+          <w:szCs w:val="36"/>
+          <w:lang w:eastAsia="zh-TW"/>
+        </w:rPr>
+        <w:t>矼</w:t>
       </w:r>
       <w:r>
         <w:rPr>
@@ -108,7 +198,52 @@
           <w:szCs w:val="36"/>
           <w:lang w:eastAsia="zh-TW"/>
         </w:rPr>
-        <w:t>玱</w:t>
+        <w:t>矻</w:t>
+      </w:r>
+      <w:r>
+        <w:rPr>
+          <w:rFonts w:ascii="宋体" w:eastAsia="宋体" w:hAnsi="宋体" w:cs="宋体" w:hint="eastAsia"/>
+          <w:sz w:val="32"/>
+          <w:szCs w:val="36"/>
+          <w:lang w:eastAsia="zh-TW"/>
+        </w:rPr>
+        <w:t>匼</w:t>
+      </w:r>
+      <w:r>
+        <w:rPr>
+          <w:rFonts w:ascii="微软雅黑" w:eastAsia="微软雅黑" w:hAnsi="微软雅黑" w:cs="微软雅黑" w:hint="eastAsia"/>
+          <w:sz w:val="32"/>
+          <w:szCs w:val="36"/>
+          <w:lang w:eastAsia="zh-TW"/>
+        </w:rPr>
+        <w:t>𬨂𬀩𬀪</w:t>
+      </w:r>
+      <w:r>
+        <w:rPr>
+          <w:rFonts w:ascii="宋体" w:eastAsia="宋体" w:hAnsi="宋体" w:cs="宋体" w:hint="eastAsia"/>
+          <w:sz w:val="32"/>
+          <w:szCs w:val="36"/>
+          <w:lang w:eastAsia="zh-TW"/>
+        </w:rPr>
+        <w:t>旿</w:t>
+      </w:r>
+      <w:r>
+        <w:rPr>
+          <w:rFonts w:ascii="宋体" w:eastAsia="宋体" w:hAnsi="宋体" w:cs="方正硬笔行书简繁" w:hint="eastAsia"/>
+          <w:sz w:val="32"/>
+          <w:szCs w:val="36"/>
+          <w:lang w:eastAsia="zh-TW"/>
+        </w:rPr>
+        <w:t>昇</w:t>
+      </w:r>
+      <w:r>
+        <w:rPr>
+          <w:rFonts w:ascii="宋体" w:eastAsia="宋体" w:hAnsi="宋体" w:cs="宋体" w:hint="eastAsia"/>
+          <w:sz w:val="32"/>
+          <w:szCs w:val="36"/>
+          <w:lang w:eastAsia="zh-TW"/>
+        </w:rPr>
+        <w:t>昄昒昈咉咇咍</w:t>
       </w:r>
       <w:r>
         <w:rPr>
@@ -117,7 +252,7 @@
           <w:szCs w:val="36"/>
           <w:lang w:eastAsia="zh-TW"/>
         </w:rPr>
-        <w:t>玟</w:t>
+        <w:t>岵岽</w:t>
       </w:r>
       <w:r>
         <w:rPr>
@@ -126,7 +261,43 @@
           <w:szCs w:val="36"/>
           <w:lang w:eastAsia="zh-TW"/>
         </w:rPr>
-        <w:t>邽邿坥坰坬坽弆</w:t>
+        <w:t>岨岞峂㟃</w:t>
+      </w:r>
+      <w:r>
+        <w:rPr>
+          <w:rFonts w:ascii="宋体" w:eastAsia="宋体" w:hAnsi="宋体" w:cs="方正硬笔行书简繁" w:hint="eastAsia"/>
+          <w:sz w:val="32"/>
+          <w:szCs w:val="36"/>
+          <w:lang w:eastAsia="zh-TW"/>
+        </w:rPr>
+        <w:t>囷</w:t>
+      </w:r>
+      <w:r>
+        <w:rPr>
+          <w:rFonts w:ascii="微软雅黑" w:eastAsia="微软雅黑" w:hAnsi="微软雅黑" w:cs="微软雅黑" w:hint="eastAsia"/>
+          <w:sz w:val="32"/>
+          <w:szCs w:val="36"/>
+          <w:lang w:eastAsia="zh-TW"/>
+        </w:rPr>
+        <w:t>𬬩</w:t>
+      </w:r>
+      <w:r>
+        <w:rPr>
+          <w:rFonts w:ascii="宋体" w:eastAsia="宋体" w:hAnsi="宋体" w:cs="微软雅黑" w:hint="eastAsia"/>
+          <w:sz w:val="32"/>
+          <w:szCs w:val="36"/>
+          <w:lang w:eastAsia="zh-TW"/>
+        </w:rPr>
+        <w:t>钐钔</w:t>
+      </w:r>
+      <w:r>
+        <w:rPr>
+          <w:rFonts w:ascii="宋体" w:eastAsia="宋体" w:hAnsi="宋体" w:cs="宋体" w:hint="eastAsia"/>
+          <w:sz w:val="32"/>
+          <w:szCs w:val="36"/>
+          <w:lang w:eastAsia="zh-TW"/>
+        </w:rPr>
+        <w:t>钖牥</w:t>
       </w:r>
       <w:r>
         <w:rPr>
@@ -135,7 +306,7 @@
           <w:szCs w:val="36"/>
           <w:lang w:eastAsia="zh-TW"/>
         </w:rPr>
-        <w:t>耵</w:t>
+        <w:t>佴</w:t>
       </w:r>
       <w:r>
         <w:rPr>
@@ -144,160 +315,7 @@
           <w:szCs w:val="36"/>
           <w:lang w:eastAsia="zh-TW"/>
         </w:rPr>
-        <w:t>䢼</w:t>
-      </w:r>
-      <w:r>
-        <w:rPr>
-          <w:rFonts w:ascii="微软雅黑" w:eastAsia="微软雅黑" w:hAnsi="微软雅黑" w:cs="微软雅黑" w:hint="eastAsia"/>
-          <w:sz w:val="32"/>
-          <w:szCs w:val="36"/>
-          <w:lang w:eastAsia="zh-TW"/>
-        </w:rPr>
-        <w:t>𦭜</w:t>
-      </w:r>
-      <w:r>
-        <w:rPr>
-          <w:rFonts w:ascii="宋体" w:eastAsia="宋体" w:hAnsi="宋体" w:cs="宋体" w:hint="eastAsia"/>
-          <w:sz w:val="32"/>
-          <w:szCs w:val="36"/>
-          <w:lang w:eastAsia="zh-TW"/>
-        </w:rPr>
-        <w:t>茋</w:t>
-      </w:r>
-      <w:r>
-        <w:rPr>
-          <w:rFonts w:ascii="宋体" w:eastAsia="宋体" w:hAnsi="宋体" w:cs="方正硬笔行书简繁" w:hint="eastAsia"/>
-          <w:sz w:val="32"/>
-          <w:szCs w:val="36"/>
-          <w:lang w:eastAsia="zh-TW"/>
-        </w:rPr>
-        <w:t>苧</w:t>
-      </w:r>
-      <w:r>
-        <w:rPr>
-          <w:rFonts w:ascii="宋体" w:eastAsia="宋体" w:hAnsi="宋体" w:cs="方正硬笔行书简体" w:hint="eastAsia"/>
-          <w:sz w:val="32"/>
-          <w:szCs w:val="36"/>
-          <w:lang w:eastAsia="zh-TW"/>
-        </w:rPr>
-        <w:t>苠</w:t>
-      </w:r>
-      <w:r>
-        <w:rPr>
-          <w:rFonts w:ascii="宋体" w:eastAsia="宋体" w:hAnsi="宋体" w:cs="宋体" w:hint="eastAsia"/>
-          <w:sz w:val="32"/>
-          <w:szCs w:val="36"/>
-          <w:lang w:eastAsia="zh-TW"/>
-        </w:rPr>
-        <w:t>枅㭎</w:t>
-      </w:r>
-      <w:r>
-        <w:rPr>
-          <w:rFonts w:ascii="宋体" w:eastAsia="宋体" w:hAnsi="宋体" w:cs="方正硬笔行书简体" w:hint="eastAsia"/>
-          <w:sz w:val="32"/>
-          <w:szCs w:val="36"/>
-          <w:lang w:eastAsia="zh-TW"/>
-        </w:rPr>
-        <w:t>枘</w:t>
-      </w:r>
-      <w:r>
-        <w:rPr>
-          <w:rFonts w:ascii="宋体" w:eastAsia="宋体" w:hAnsi="宋体" w:cs="宋体" w:hint="eastAsia"/>
-          <w:sz w:val="32"/>
-          <w:szCs w:val="36"/>
-          <w:lang w:eastAsia="zh-TW"/>
-        </w:rPr>
-        <w:t>矼</w:t>
-      </w:r>
-      <w:r>
-        <w:rPr>
-          <w:rFonts w:ascii="宋体" w:eastAsia="宋体" w:hAnsi="宋体" w:cs="方正硬笔行书简繁" w:hint="eastAsia"/>
-          <w:sz w:val="32"/>
-          <w:szCs w:val="36"/>
-          <w:lang w:eastAsia="zh-TW"/>
-        </w:rPr>
-        <w:t>矻</w:t>
-      </w:r>
-      <w:r>
-        <w:rPr>
-          <w:rFonts w:ascii="宋体" w:eastAsia="宋体" w:hAnsi="宋体" w:cs="宋体" w:hint="eastAsia"/>
-          <w:sz w:val="32"/>
-          <w:szCs w:val="36"/>
-          <w:lang w:eastAsia="zh-TW"/>
-        </w:rPr>
-        <w:t>匼</w:t>
-      </w:r>
-      <w:r>
-        <w:rPr>
-          <w:rFonts w:ascii="微软雅黑" w:eastAsia="微软雅黑" w:hAnsi="微软雅黑" w:cs="微软雅黑" w:hint="eastAsia"/>
-          <w:sz w:val="32"/>
-          <w:szCs w:val="36"/>
-          <w:lang w:eastAsia="zh-TW"/>
-        </w:rPr>
-        <w:t>𬨂𬀩𬀪</w:t>
-      </w:r>
-      <w:r>
-        <w:rPr>
-          <w:rFonts w:ascii="宋体" w:eastAsia="宋体" w:hAnsi="宋体" w:cs="宋体" w:hint="eastAsia"/>
-          <w:sz w:val="32"/>
-          <w:szCs w:val="36"/>
-          <w:lang w:eastAsia="zh-TW"/>
-        </w:rPr>
-        <w:t>旿</w:t>
-      </w:r>
-      <w:r>
-        <w:rPr>
-          <w:rFonts w:ascii="宋体" w:eastAsia="宋体" w:hAnsi="宋体" w:cs="方正硬笔行书简繁" w:hint="eastAsia"/>
-          <w:sz w:val="32"/>
-          <w:szCs w:val="36"/>
-          <w:lang w:eastAsia="zh-TW"/>
-        </w:rPr>
-        <w:t>昇</w:t>
-      </w:r>
-      <w:r>
-        <w:rPr>
-          <w:rFonts w:ascii="宋体" w:eastAsia="宋体" w:hAnsi="宋体" w:cs="宋体" w:hint="eastAsia"/>
-          <w:sz w:val="32"/>
-          <w:szCs w:val="36"/>
-          <w:lang w:eastAsia="zh-TW"/>
-        </w:rPr>
-        <w:t>昄昒昈咉咇咍</w:t>
-      </w:r>
-      <w:r>
-        <w:rPr>
-          <w:rFonts w:ascii="宋体" w:eastAsia="宋体" w:hAnsi="宋体" w:cs="方正硬笔行书简体" w:hint="eastAsia"/>
-          <w:sz w:val="32"/>
-          <w:szCs w:val="36"/>
-          <w:lang w:eastAsia="zh-TW"/>
-        </w:rPr>
-        <w:t>岵岽</w:t>
-      </w:r>
-      <w:r>
-        <w:rPr>
-          <w:rFonts w:ascii="宋体" w:eastAsia="宋体" w:hAnsi="宋体" w:cs="宋体" w:hint="eastAsia"/>
-          <w:sz w:val="32"/>
-          <w:szCs w:val="36"/>
-          <w:lang w:eastAsia="zh-TW"/>
-        </w:rPr>
-        <w:t>岨岞峂㟃</w:t>
-      </w:r>
-      <w:r>
-        <w:rPr>
-          <w:rFonts w:ascii="宋体" w:eastAsia="宋体" w:hAnsi="宋体" w:cs="方正硬笔行书简繁" w:hint="eastAsia"/>
-          <w:sz w:val="32"/>
-          <w:szCs w:val="36"/>
-          <w:lang w:eastAsia="zh-TW"/>
-        </w:rPr>
-        <w:t>囷</w:t>
-      </w:r>
-      <w:r>
-        <w:rPr>
-          <w:rFonts w:ascii="微软雅黑" w:eastAsia="微软雅黑" w:hAnsi="微软雅黑" w:cs="微软雅黑" w:hint="eastAsia"/>
-          <w:sz w:val="32"/>
-          <w:szCs w:val="36"/>
-          <w:lang w:eastAsia="zh-TW"/>
-        </w:rPr>
-        <w:t>𬬩</w:t>
+        <w:t>垈侁侹佸</w:t>
       </w:r>
       <w:r>
         <w:rPr>
@@ -306,34 +324,16 @@
           <w:szCs w:val="36"/>
           <w:lang w:eastAsia="zh-TW"/>
         </w:rPr>
-        <w:t>钐钔</w:t>
-      </w:r>
-      <w:r>
-        <w:rPr>
-          <w:rFonts w:ascii="宋体" w:eastAsia="宋体" w:hAnsi="宋体" w:cs="宋体" w:hint="eastAsia"/>
-          <w:sz w:val="32"/>
-          <w:szCs w:val="36"/>
-          <w:lang w:eastAsia="zh-TW"/>
-        </w:rPr>
-        <w:t>钖牥</w:t>
-      </w:r>
-      <w:r>
-        <w:rPr>
-          <w:rFonts w:ascii="宋体" w:eastAsia="宋体" w:hAnsi="宋体" w:cs="方正硬笔行书简体" w:hint="eastAsia"/>
-          <w:sz w:val="32"/>
-          <w:szCs w:val="36"/>
-          <w:lang w:eastAsia="zh-TW"/>
-        </w:rPr>
-        <w:t>佴</w:t>
-      </w:r>
-      <w:r>
-        <w:rPr>
-          <w:rFonts w:ascii="宋体" w:eastAsia="宋体" w:hAnsi="宋体" w:cs="宋体" w:hint="eastAsia"/>
-          <w:sz w:val="32"/>
-          <w:szCs w:val="36"/>
-          <w:lang w:eastAsia="zh-TW"/>
-        </w:rPr>
-        <w:t>垈侁侹佸</w:t>
+        <w:t>佺侂佽侘郈舠郐郃攽肭肷狉狝饳忞於炌泙沺泂泜泃泇怊峃祋祊</w:t>
+      </w:r>
+      <w:r>
+        <w:rPr>
+          <w:rFonts w:ascii="微软雅黑" w:eastAsia="微软雅黑" w:hAnsi="微软雅黑" w:cs="微软雅黑" w:hint="eastAsia"/>
+          <w:sz w:val="32"/>
+          <w:szCs w:val="36"/>
+          <w:lang w:eastAsia="zh-TW"/>
+        </w:rPr>
+        <w:t>𫍣𬣳𬩽</w:t>
       </w:r>
       <w:r>
         <w:rPr>
@@ -342,16 +342,16 @@
           <w:szCs w:val="36"/>
           <w:lang w:eastAsia="zh-TW"/>
         </w:rPr>
-        <w:t>佺侂佽侘郈舠郐郃攽肭肷狉狝饳忞於炌泙沺泂泜泃泇怊峃祋祊</w:t>
-      </w:r>
-      <w:r>
-        <w:rPr>
-          <w:rFonts w:ascii="微软雅黑" w:eastAsia="微软雅黑" w:hAnsi="微软雅黑" w:cs="微软雅黑" w:hint="eastAsia"/>
-          <w:sz w:val="32"/>
-          <w:szCs w:val="36"/>
-          <w:lang w:eastAsia="zh-TW"/>
-        </w:rPr>
-        <w:t>𫍣𬣳𬩽</w:t>
+        <w:t>鸤弢弨陑</w:t>
+      </w:r>
+      <w:r>
+        <w:rPr>
+          <w:rFonts w:ascii="微软雅黑" w:eastAsia="微软雅黑" w:hAnsi="微软雅黑" w:cs="微软雅黑" w:hint="eastAsia"/>
+          <w:sz w:val="32"/>
+          <w:szCs w:val="36"/>
+          <w:lang w:eastAsia="zh-TW"/>
+        </w:rPr>
+        <w:t>𬮿</w:t>
       </w:r>
       <w:r>
         <w:rPr>
@@ -360,16 +360,16 @@
           <w:szCs w:val="36"/>
           <w:lang w:eastAsia="zh-TW"/>
         </w:rPr>
-        <w:t>鸤弢弨陑</w:t>
-      </w:r>
-      <w:r>
-        <w:rPr>
-          <w:rFonts w:ascii="微软雅黑" w:eastAsia="微软雅黑" w:hAnsi="微软雅黑" w:cs="微软雅黑" w:hint="eastAsia"/>
-          <w:sz w:val="32"/>
-          <w:szCs w:val="36"/>
-          <w:lang w:eastAsia="zh-TW"/>
-        </w:rPr>
-        <w:t>𬮿</w:t>
+        <w:t>陎</w:t>
+      </w:r>
+      <w:r>
+        <w:rPr>
+          <w:rFonts w:ascii="微软雅黑" w:eastAsia="微软雅黑" w:hAnsi="微软雅黑" w:cs="微软雅黑" w:hint="eastAsia"/>
+          <w:sz w:val="32"/>
+          <w:szCs w:val="36"/>
+          <w:lang w:eastAsia="zh-TW"/>
+        </w:rPr>
+        <w:t>𬯀</w:t>
       </w:r>
       <w:r>
         <w:rPr>
@@ -378,16 +378,16 @@
           <w:szCs w:val="36"/>
           <w:lang w:eastAsia="zh-TW"/>
         </w:rPr>
-        <w:t>陎</w:t>
-      </w:r>
-      <w:r>
-        <w:rPr>
-          <w:rFonts w:ascii="微软雅黑" w:eastAsia="微软雅黑" w:hAnsi="微软雅黑" w:cs="微软雅黑" w:hint="eastAsia"/>
-          <w:sz w:val="32"/>
-          <w:szCs w:val="36"/>
-          <w:lang w:eastAsia="zh-TW"/>
-        </w:rPr>
-        <w:t>𬯀</w:t>
+        <w:t>卺乸妭姈</w:t>
+      </w:r>
+      <w:r>
+        <w:rPr>
+          <w:rFonts w:ascii="微软雅黑" w:eastAsia="微软雅黑" w:hAnsi="微软雅黑" w:cs="微软雅黑" w:hint="eastAsia"/>
+          <w:sz w:val="32"/>
+          <w:szCs w:val="36"/>
+          <w:lang w:eastAsia="zh-TW"/>
+        </w:rPr>
+        <w:t>𫰛</w:t>
       </w:r>
       <w:r>
         <w:rPr>
@@ -396,16 +396,16 @@
           <w:szCs w:val="36"/>
           <w:lang w:eastAsia="zh-TW"/>
         </w:rPr>
-        <w:t>卺乸妭姈</w:t>
-      </w:r>
-      <w:r>
-        <w:rPr>
-          <w:rFonts w:ascii="微软雅黑" w:eastAsia="微软雅黑" w:hAnsi="微软雅黑" w:cs="微软雅黑" w:hint="eastAsia"/>
-          <w:sz w:val="32"/>
-          <w:szCs w:val="36"/>
-          <w:lang w:eastAsia="zh-TW"/>
-        </w:rPr>
-        <w:t>𫰛</w:t>
+        <w:t>迳叕</w:t>
+      </w:r>
+      <w:r>
+        <w:rPr>
+          <w:rFonts w:ascii="微软雅黑" w:eastAsia="微软雅黑" w:hAnsi="微软雅黑" w:cs="微软雅黑" w:hint="eastAsia"/>
+          <w:sz w:val="32"/>
+          <w:szCs w:val="36"/>
+          <w:lang w:eastAsia="zh-TW"/>
+        </w:rPr>
+        <w:t>𬳵</w:t>
       </w:r>
       <w:r>
         <w:rPr>
@@ -414,16 +414,16 @@
           <w:szCs w:val="36"/>
           <w:lang w:eastAsia="zh-TW"/>
         </w:rPr>
-        <w:t>迳叕</w:t>
-      </w:r>
-      <w:r>
-        <w:rPr>
-          <w:rFonts w:ascii="微软雅黑" w:eastAsia="微软雅黑" w:hAnsi="微软雅黑" w:cs="微软雅黑" w:hint="eastAsia"/>
-          <w:sz w:val="32"/>
-          <w:szCs w:val="36"/>
-          <w:lang w:eastAsia="zh-TW"/>
-        </w:rPr>
-        <w:t>𬳵</w:t>
+        <w:t>驵</w:t>
+      </w:r>
+      <w:r>
+        <w:rPr>
+          <w:rFonts w:ascii="微软雅黑" w:eastAsia="微软雅黑" w:hAnsi="微软雅黑" w:cs="微软雅黑" w:hint="eastAsia"/>
+          <w:sz w:val="32"/>
+          <w:szCs w:val="36"/>
+          <w:lang w:eastAsia="zh-TW"/>
+        </w:rPr>
+        <w:t>𬳶</w:t>
       </w:r>
       <w:r>
         <w:rPr>
@@ -432,16 +432,16 @@
           <w:szCs w:val="36"/>
           <w:lang w:eastAsia="zh-TW"/>
         </w:rPr>
-        <w:t>驵</w:t>
-      </w:r>
-      <w:r>
-        <w:rPr>
-          <w:rFonts w:ascii="微软雅黑" w:eastAsia="微软雅黑" w:hAnsi="微软雅黑" w:cs="微软雅黑" w:hint="eastAsia"/>
-          <w:sz w:val="32"/>
-          <w:szCs w:val="36"/>
-          <w:lang w:eastAsia="zh-TW"/>
-        </w:rPr>
-        <w:t>𬳶</w:t>
+        <w:t>䌹驺</w:t>
+      </w:r>
+      <w:r>
+        <w:rPr>
+          <w:rFonts w:ascii="微软雅黑" w:eastAsia="微软雅黑" w:hAnsi="微软雅黑" w:cs="微软雅黑" w:hint="eastAsia"/>
+          <w:sz w:val="32"/>
+          <w:szCs w:val="36"/>
+          <w:lang w:eastAsia="zh-TW"/>
+        </w:rPr>
+        <w:t>𫠊</w:t>
       </w:r>
       <w:r>
         <w:rPr>
@@ -450,16 +450,16 @@
           <w:szCs w:val="36"/>
           <w:lang w:eastAsia="zh-TW"/>
         </w:rPr>
-        <w:t>䌹驺</w:t>
-      </w:r>
-      <w:r>
-        <w:rPr>
-          <w:rFonts w:ascii="微软雅黑" w:eastAsia="微软雅黑" w:hAnsi="微软雅黑" w:cs="微软雅黑" w:hint="eastAsia"/>
-          <w:sz w:val="32"/>
-          <w:szCs w:val="36"/>
-          <w:lang w:eastAsia="zh-TW"/>
-        </w:rPr>
-        <w:t>𫠊</w:t>
+        <w:t>绐砉耔㛃玶珇珅</w:t>
+      </w:r>
+      <w:r>
+        <w:rPr>
+          <w:rFonts w:ascii="微软雅黑" w:eastAsia="微软雅黑" w:hAnsi="微软雅黑" w:cs="微软雅黑" w:hint="eastAsia"/>
+          <w:sz w:val="32"/>
+          <w:szCs w:val="36"/>
+          <w:lang w:eastAsia="zh-TW"/>
+        </w:rPr>
+        <w:t>𬍛</w:t>
       </w:r>
       <w:r>
         <w:rPr>
@@ -468,16 +468,16 @@
           <w:szCs w:val="36"/>
           <w:lang w:eastAsia="zh-TW"/>
         </w:rPr>
-        <w:t>绐砉耔㛃玶珇珅</w:t>
-      </w:r>
-      <w:r>
-        <w:rPr>
-          <w:rFonts w:ascii="微软雅黑" w:eastAsia="微软雅黑" w:hAnsi="微软雅黑" w:cs="微软雅黑" w:hint="eastAsia"/>
-          <w:sz w:val="32"/>
-          <w:szCs w:val="36"/>
-          <w:lang w:eastAsia="zh-TW"/>
-        </w:rPr>
-        <w:t>𬍛</w:t>
+        <w:t>珋玹珌玿垚垯垙垲埏垍耇鿍垎垴垟垞挓垵垏拶荖荁荙荛茈茽荄茺</w:t>
+      </w:r>
+      <w:r>
+        <w:rPr>
+          <w:rFonts w:ascii="微软雅黑" w:eastAsia="微软雅黑" w:hAnsi="微软雅黑" w:cs="微软雅黑" w:hint="eastAsia"/>
+          <w:sz w:val="32"/>
+          <w:szCs w:val="36"/>
+          <w:lang w:eastAsia="zh-TW"/>
+        </w:rPr>
+        <w:t>𬜬</w:t>
       </w:r>
       <w:r>
         <w:rPr>
@@ -486,16 +486,16 @@
           <w:szCs w:val="36"/>
           <w:lang w:eastAsia="zh-TW"/>
         </w:rPr>
-        <w:t>珋玹珌玿垚垯垙垲埏垍耇鿍垎垴垟垞挓垵垏拶荖荁荙荛茈茽荄茺</w:t>
-      </w:r>
-      <w:r>
-        <w:rPr>
-          <w:rFonts w:ascii="微软雅黑" w:eastAsia="微软雅黑" w:hAnsi="微软雅黑" w:cs="微软雅黑" w:hint="eastAsia"/>
-          <w:sz w:val="32"/>
-          <w:szCs w:val="36"/>
-          <w:lang w:eastAsia="zh-TW"/>
-        </w:rPr>
-        <w:t>𬜬</w:t>
+        <w:t>荓茳</w:t>
+      </w:r>
+      <w:r>
+        <w:rPr>
+          <w:rFonts w:ascii="微软雅黑" w:eastAsia="微软雅黑" w:hAnsi="微软雅黑" w:cs="微软雅黑" w:hint="eastAsia"/>
+          <w:sz w:val="32"/>
+          <w:szCs w:val="36"/>
+          <w:lang w:eastAsia="zh-TW"/>
+        </w:rPr>
+        <w:t>𦰡</w:t>
       </w:r>
       <w:r>
         <w:rPr>
@@ -504,16 +504,16 @@
           <w:szCs w:val="36"/>
           <w:lang w:eastAsia="zh-TW"/>
         </w:rPr>
-        <w:t>荓茳</w:t>
-      </w:r>
-      <w:r>
-        <w:rPr>
-          <w:rFonts w:ascii="微软雅黑" w:eastAsia="微软雅黑" w:hAnsi="微软雅黑" w:cs="微软雅黑" w:hint="eastAsia"/>
-          <w:sz w:val="32"/>
-          <w:szCs w:val="36"/>
-          <w:lang w:eastAsia="zh-TW"/>
-        </w:rPr>
-        <w:t>𦰡</w:t>
+        <w:t>茛荭㭕柷柃栐柖郚剅䴓迺厖砆砑砄耏奓䶮轵轷轹轺昺</w:t>
+      </w:r>
+      <w:r>
+        <w:rPr>
+          <w:rFonts w:ascii="微软雅黑" w:eastAsia="微软雅黑" w:hAnsi="微软雅黑" w:cs="微软雅黑" w:hint="eastAsia"/>
+          <w:sz w:val="32"/>
+          <w:szCs w:val="36"/>
+          <w:lang w:eastAsia="zh-TW"/>
+        </w:rPr>
+        <w:t>𪾢</w:t>
       </w:r>
       <w:r>
         <w:rPr>
@@ -522,16 +522,16 @@
           <w:szCs w:val="36"/>
           <w:lang w:eastAsia="zh-TW"/>
         </w:rPr>
-        <w:t>茛荭㭕柷柃栐柖郚剅䴓迺厖砆砑砄耏奓䶮轵轷轹轺昺</w:t>
-      </w:r>
-      <w:r>
-        <w:rPr>
-          <w:rFonts w:ascii="微软雅黑" w:eastAsia="微软雅黑" w:hAnsi="微软雅黑" w:cs="微软雅黑" w:hint="eastAsia"/>
-          <w:sz w:val="32"/>
-          <w:szCs w:val="36"/>
-          <w:lang w:eastAsia="zh-TW"/>
-        </w:rPr>
-        <w:t>𪾢</w:t>
+        <w:t>昽盷咡咺昳昣哒昤昫昡咥昪虷虸哃峘耑峛</w:t>
+      </w:r>
+      <w:r>
+        <w:rPr>
+          <w:rFonts w:ascii="微软雅黑" w:eastAsia="微软雅黑" w:hAnsi="微软雅黑" w:cs="微软雅黑" w:hint="eastAsia"/>
+          <w:sz w:val="32"/>
+          <w:szCs w:val="36"/>
+          <w:lang w:eastAsia="zh-TW"/>
+        </w:rPr>
+        <w:t>𪨰</w:t>
       </w:r>
       <w:r>
         <w:rPr>
@@ -540,16 +540,16 @@
           <w:szCs w:val="36"/>
           <w:lang w:eastAsia="zh-TW"/>
         </w:rPr>
-        <w:t>昽盷咡咺昳昣哒昤昫昡咥昪虷虸哃峘耑峛</w:t>
-      </w:r>
-      <w:r>
-        <w:rPr>
-          <w:rFonts w:ascii="微软雅黑" w:eastAsia="微软雅黑" w:hAnsi="微软雅黑" w:cs="微软雅黑" w:hint="eastAsia"/>
-          <w:sz w:val="32"/>
-          <w:szCs w:val="36"/>
-          <w:lang w:eastAsia="zh-TW"/>
-        </w:rPr>
-        <w:t>𪨰</w:t>
+        <w:t>峗峧帡钘</w:t>
+      </w:r>
+      <w:r>
+        <w:rPr>
+          <w:rFonts w:ascii="微软雅黑" w:eastAsia="微软雅黑" w:hAnsi="微软雅黑" w:cs="微软雅黑" w:hint="eastAsia"/>
+          <w:sz w:val="32"/>
+          <w:szCs w:val="36"/>
+          <w:lang w:eastAsia="zh-TW"/>
+        </w:rPr>
+        <w:t>𫓧</w:t>
       </w:r>
       <w:r>
         <w:rPr>
@@ -558,16 +558,16 @@
           <w:szCs w:val="36"/>
           <w:lang w:eastAsia="zh-TW"/>
         </w:rPr>
-        <w:t>峗峧帡钘</w:t>
-      </w:r>
-      <w:r>
-        <w:rPr>
-          <w:rFonts w:ascii="微软雅黑" w:eastAsia="微软雅黑" w:hAnsi="微软雅黑" w:cs="微软雅黑" w:hint="eastAsia"/>
-          <w:sz w:val="32"/>
-          <w:szCs w:val="36"/>
-          <w:lang w:eastAsia="zh-TW"/>
-        </w:rPr>
-        <w:t>𫓧</w:t>
+        <w:t>钜</w:t>
+      </w:r>
+      <w:r>
+        <w:rPr>
+          <w:rFonts w:ascii="微软雅黑" w:eastAsia="微软雅黑" w:hAnsi="微软雅黑" w:cs="微软雅黑" w:hint="eastAsia"/>
+          <w:sz w:val="32"/>
+          <w:szCs w:val="36"/>
+          <w:lang w:eastAsia="zh-TW"/>
+        </w:rPr>
+        <w:t>𬬮𬬱𬬭</w:t>
       </w:r>
       <w:r>
         <w:rPr>
@@ -576,16 +576,16 @@
           <w:szCs w:val="36"/>
           <w:lang w:eastAsia="zh-TW"/>
         </w:rPr>
-        <w:t>钜</w:t>
-      </w:r>
-      <w:r>
-        <w:rPr>
-          <w:rFonts w:ascii="微软雅黑" w:eastAsia="微软雅黑" w:hAnsi="微软雅黑" w:cs="微软雅黑" w:hint="eastAsia"/>
-          <w:sz w:val="32"/>
-          <w:szCs w:val="36"/>
-          <w:lang w:eastAsia="zh-TW"/>
-        </w:rPr>
-        <w:t>𬬮𬬱𬬭</w:t>
+        <w:t>钪钬钭秬俫舁俜俙俍垕衎舣弇侴鸧䏡胠</w:t>
+      </w:r>
+      <w:r>
+        <w:rPr>
+          <w:rFonts w:ascii="微软雅黑" w:eastAsia="微软雅黑" w:hAnsi="微软雅黑" w:cs="微软雅黑" w:hint="eastAsia"/>
+          <w:sz w:val="32"/>
+          <w:szCs w:val="36"/>
+          <w:lang w:eastAsia="zh-TW"/>
+        </w:rPr>
+        <w:t>𦙶</w:t>
       </w:r>
       <w:r>
         <w:rPr>
@@ -594,16 +594,16 @@
           <w:szCs w:val="36"/>
           <w:lang w:eastAsia="zh-TW"/>
         </w:rPr>
-        <w:t>钪钬钭秬俫舁俜俙俍垕衎舣弇侴鸧䏡胠</w:t>
-      </w:r>
-      <w:r>
-        <w:rPr>
-          <w:rFonts w:ascii="微软雅黑" w:eastAsia="微软雅黑" w:hAnsi="微软雅黑" w:cs="微软雅黑" w:hint="eastAsia"/>
-          <w:sz w:val="32"/>
-          <w:szCs w:val="36"/>
-          <w:lang w:eastAsia="zh-TW"/>
-        </w:rPr>
-        <w:t>𦙶</w:t>
+        <w:t>胩胣朏飐訄饻疢炣炟㶲洭洘洓洿㳚泚浈浉洸洢洈洚洺洨浐㳘洴洣恔宬窀扂袆祏祐祕叚陧陞娀姞姱姤姶姽枲绖骃</w:t>
+      </w:r>
+      <w:r>
+        <w:rPr>
+          <w:rFonts w:ascii="微软雅黑" w:eastAsia="微软雅黑" w:hAnsi="微软雅黑" w:cs="微软雅黑" w:hint="eastAsia"/>
+          <w:sz w:val="32"/>
+          <w:szCs w:val="36"/>
+          <w:lang w:eastAsia="zh-TW"/>
+        </w:rPr>
+        <w:t>𬘡𬳽𬘩𫄧</w:t>
       </w:r>
       <w:r>
         <w:rPr>
@@ -612,16 +612,16 @@
           <w:szCs w:val="36"/>
           <w:lang w:eastAsia="zh-TW"/>
         </w:rPr>
-        <w:t>胩胣朏飐訄饻疢炣炟㶲洭洘洓洿㳚泚浈浉洸洢洈洚洺洨浐㳘洴洣恔宬窀扂袆祏祐祕叚陧陞娀姞姱姤姶姽枲绖骃</w:t>
-      </w:r>
-      <w:r>
-        <w:rPr>
-          <w:rFonts w:ascii="微软雅黑" w:eastAsia="微软雅黑" w:hAnsi="微软雅黑" w:cs="微软雅黑" w:hint="eastAsia"/>
-          <w:sz w:val="32"/>
-          <w:szCs w:val="36"/>
-          <w:lang w:eastAsia="zh-TW"/>
-        </w:rPr>
-        <w:t>𬘡𬳽𬘩𫄧</w:t>
+        <w:t>骉恝珪珛珹琊玼珖</w:t>
+      </w:r>
+      <w:r>
+        <w:rPr>
+          <w:rFonts w:ascii="微软雅黑" w:eastAsia="微软雅黑" w:hAnsi="微软雅黑" w:cs="微软雅黑" w:hint="eastAsia"/>
+          <w:sz w:val="32"/>
+          <w:szCs w:val="36"/>
+          <w:lang w:eastAsia="zh-TW"/>
+        </w:rPr>
+        <w:t>𪟝</w:t>
       </w:r>
       <w:r>
         <w:rPr>
@@ -630,16 +630,16 @@
           <w:szCs w:val="36"/>
           <w:lang w:eastAsia="zh-TW"/>
         </w:rPr>
-        <w:t>骉恝珪珛珹琊玼珖</w:t>
-      </w:r>
-      <w:r>
-        <w:rPr>
-          <w:rFonts w:ascii="微软雅黑" w:eastAsia="微软雅黑" w:hAnsi="微软雅黑" w:cs="微软雅黑" w:hint="eastAsia"/>
-          <w:sz w:val="32"/>
-          <w:szCs w:val="36"/>
-          <w:lang w:eastAsia="zh-TW"/>
-        </w:rPr>
-        <w:t>𪟝</w:t>
+        <w:t>珽珦珫珒</w:t>
+      </w:r>
+      <w:r>
+        <w:rPr>
+          <w:rFonts w:ascii="微软雅黑" w:eastAsia="微软雅黑" w:hAnsi="微软雅黑" w:cs="微软雅黑" w:hint="eastAsia"/>
+          <w:sz w:val="32"/>
+          <w:szCs w:val="36"/>
+          <w:lang w:eastAsia="zh-TW"/>
+        </w:rPr>
+        <w:t>𬍤</w:t>
       </w:r>
       <w:r>
         <w:rPr>
@@ -648,16 +648,16 @@
           <w:szCs w:val="36"/>
           <w:lang w:eastAsia="zh-TW"/>
         </w:rPr>
-        <w:t>珽珦珫珒</w:t>
-      </w:r>
-      <w:r>
-        <w:rPr>
-          <w:rFonts w:ascii="微软雅黑" w:eastAsia="微软雅黑" w:hAnsi="微软雅黑" w:cs="微软雅黑" w:hint="eastAsia"/>
-          <w:sz w:val="32"/>
-          <w:szCs w:val="36"/>
-          <w:lang w:eastAsia="zh-TW"/>
-        </w:rPr>
-        <w:t>𬍤</w:t>
+        <w:t>珢珕珝</w:t>
+      </w:r>
+      <w:r>
+        <w:rPr>
+          <w:rFonts w:ascii="微软雅黑" w:eastAsia="微软雅黑" w:hAnsi="微软雅黑" w:cs="微软雅黑" w:hint="eastAsia"/>
+          <w:sz w:val="32"/>
+          <w:szCs w:val="36"/>
+          <w:lang w:eastAsia="zh-TW"/>
+        </w:rPr>
+        <w:t>𫭼</w:t>
       </w:r>
       <w:r>
         <w:rPr>
@@ -666,16 +666,16 @@
           <w:szCs w:val="36"/>
           <w:lang w:eastAsia="zh-TW"/>
         </w:rPr>
-        <w:t>珢珕珝</w:t>
-      </w:r>
-      <w:r>
-        <w:rPr>
-          <w:rFonts w:ascii="微软雅黑" w:eastAsia="微软雅黑" w:hAnsi="微软雅黑" w:cs="微软雅黑" w:hint="eastAsia"/>
-          <w:sz w:val="32"/>
-          <w:szCs w:val="36"/>
-          <w:lang w:eastAsia="zh-TW"/>
-        </w:rPr>
-        <w:t>𫭼</w:t>
+        <w:t>埗垾垺埆垿埌埇莰茝</w:t>
+      </w:r>
+      <w:r>
+        <w:rPr>
+          <w:rFonts w:ascii="微软雅黑" w:eastAsia="微软雅黑" w:hAnsi="微软雅黑" w:cs="微软雅黑" w:hint="eastAsia"/>
+          <w:sz w:val="32"/>
+          <w:szCs w:val="36"/>
+          <w:lang w:eastAsia="zh-TW"/>
+        </w:rPr>
+        <w:t>𬜯</w:t>
       </w:r>
       <w:r>
         <w:rPr>
@@ -684,16 +684,16 @@
           <w:szCs w:val="36"/>
           <w:lang w:eastAsia="zh-TW"/>
         </w:rPr>
-        <w:t>埗垾垺埆垿埌埇莰茝</w:t>
-      </w:r>
-      <w:r>
-        <w:rPr>
-          <w:rFonts w:ascii="微软雅黑" w:eastAsia="微软雅黑" w:hAnsi="微软雅黑" w:cs="微软雅黑" w:hint="eastAsia"/>
-          <w:sz w:val="32"/>
-          <w:szCs w:val="36"/>
-          <w:lang w:eastAsia="zh-TW"/>
-        </w:rPr>
-        <w:t>𬜯</w:t>
+        <w:t>鄀莶莝䓖莙栻桠</w:t>
+      </w:r>
+      <w:r>
+        <w:rPr>
+          <w:rFonts w:ascii="微软雅黑" w:eastAsia="微软雅黑" w:hAnsi="微软雅黑" w:cs="微软雅黑" w:hint="eastAsia"/>
+          <w:sz w:val="32"/>
+          <w:szCs w:val="36"/>
+          <w:lang w:eastAsia="zh-TW"/>
+        </w:rPr>
+        <w:t>𬂩</w:t>
       </w:r>
       <w:r>
         <w:rPr>
@@ -702,16 +702,16 @@
           <w:szCs w:val="36"/>
           <w:lang w:eastAsia="zh-TW"/>
         </w:rPr>
-        <w:t>鄀莶莝䓖莙栻桠</w:t>
-      </w:r>
-      <w:r>
-        <w:rPr>
-          <w:rFonts w:ascii="微软雅黑" w:eastAsia="微软雅黑" w:hAnsi="微软雅黑" w:cs="微软雅黑" w:hint="eastAsia"/>
-          <w:sz w:val="32"/>
-          <w:szCs w:val="36"/>
-          <w:lang w:eastAsia="zh-TW"/>
-        </w:rPr>
-        <w:t>𬂩</w:t>
+        <w:t>桄梠栴梴栒酎酏</w:t>
+      </w:r>
+      <w:r>
+        <w:rPr>
+          <w:rFonts w:ascii="微软雅黑" w:eastAsia="微软雅黑" w:hAnsi="微软雅黑" w:cs="微软雅黑" w:hint="eastAsia"/>
+          <w:sz w:val="32"/>
+          <w:szCs w:val="36"/>
+          <w:lang w:eastAsia="zh-TW"/>
+        </w:rPr>
+        <w:t>𫠆</w:t>
       </w:r>
       <w:r>
         <w:rPr>
@@ -720,16 +720,16 @@
           <w:szCs w:val="36"/>
           <w:lang w:eastAsia="zh-TW"/>
         </w:rPr>
-        <w:t>桄梠栴梴栒酎酏</w:t>
-      </w:r>
-      <w:r>
-        <w:rPr>
-          <w:rFonts w:ascii="微软雅黑" w:eastAsia="微软雅黑" w:hAnsi="微软雅黑" w:cs="微软雅黑" w:hint="eastAsia"/>
-          <w:sz w:val="32"/>
-          <w:szCs w:val="36"/>
-          <w:lang w:eastAsia="zh-TW"/>
-        </w:rPr>
-        <w:t>𫠆</w:t>
+        <w:t>砵砠砫砬硁恧翃郪</w:t>
+      </w:r>
+      <w:r>
+        <w:rPr>
+          <w:rFonts w:ascii="微软雅黑" w:eastAsia="微软雅黑" w:hAnsi="微软雅黑" w:cs="微软雅黑" w:hint="eastAsia"/>
+          <w:sz w:val="32"/>
+          <w:szCs w:val="36"/>
+          <w:lang w:eastAsia="zh-TW"/>
+        </w:rPr>
+        <w:t>𨐈</w:t>
       </w:r>
       <w:r>
         <w:rPr>
@@ -738,16 +738,16 @@
           <w:szCs w:val="36"/>
           <w:lang w:eastAsia="zh-TW"/>
         </w:rPr>
-        <w:t>砵砠砫砬硁恧翃郪</w:t>
-      </w:r>
-      <w:r>
-        <w:rPr>
-          <w:rFonts w:ascii="微软雅黑" w:eastAsia="微软雅黑" w:hAnsi="微软雅黑" w:cs="微软雅黑" w:hint="eastAsia"/>
-          <w:sz w:val="32"/>
-          <w:szCs w:val="36"/>
-          <w:lang w:eastAsia="zh-TW"/>
-        </w:rPr>
-        <w:t>𨐈</w:t>
+        <w:t>辀辁剕赀哢晅晊唝哱冔晔晐晖畖蚄</w:t>
+      </w:r>
+      <w:r>
+        <w:rPr>
+          <w:rFonts w:ascii="微软雅黑" w:eastAsia="微软雅黑" w:hAnsi="微软雅黑" w:cs="微软雅黑" w:hint="eastAsia"/>
+          <w:sz w:val="32"/>
+          <w:szCs w:val="36"/>
+          <w:lang w:eastAsia="zh-TW"/>
+        </w:rPr>
+        <w:t>𫑡</w:t>
       </w:r>
       <w:r>
         <w:rPr>
@@ -756,16 +756,16 @@
           <w:szCs w:val="36"/>
           <w:lang w:eastAsia="zh-TW"/>
         </w:rPr>
-        <w:t>辀辁剕赀哢晅晊唝哱冔晔晐晖畖蚄</w:t>
-      </w:r>
-      <w:r>
-        <w:rPr>
-          <w:rFonts w:ascii="微软雅黑" w:eastAsia="微软雅黑" w:hAnsi="微软雅黑" w:cs="微软雅黑" w:hint="eastAsia"/>
-          <w:sz w:val="32"/>
-          <w:szCs w:val="36"/>
-          <w:lang w:eastAsia="zh-TW"/>
-        </w:rPr>
-        <w:t>𫑡</w:t>
+        <w:t>帱崁峿</w:t>
+      </w:r>
+      <w:r>
+        <w:rPr>
+          <w:rFonts w:ascii="微软雅黑" w:eastAsia="微软雅黑" w:hAnsi="微软雅黑" w:cs="微软雅黑" w:hint="eastAsia"/>
+          <w:sz w:val="32"/>
+          <w:szCs w:val="36"/>
+          <w:lang w:eastAsia="zh-TW"/>
+        </w:rPr>
+        <w:t>𪨶</w:t>
       </w:r>
       <w:r>
         <w:rPr>
@@ -774,16 +774,16 @@
           <w:szCs w:val="36"/>
           <w:lang w:eastAsia="zh-TW"/>
         </w:rPr>
-        <w:t>帱崁峿</w:t>
-      </w:r>
-      <w:r>
-        <w:rPr>
-          <w:rFonts w:ascii="微软雅黑" w:eastAsia="微软雅黑" w:hAnsi="微软雅黑" w:cs="微软雅黑" w:hint="eastAsia"/>
-          <w:sz w:val="32"/>
-          <w:szCs w:val="36"/>
-          <w:lang w:eastAsia="zh-TW"/>
-        </w:rPr>
-        <w:t>𪨶</w:t>
+        <w:t>崄帨崀赆</w:t>
+      </w:r>
+      <w:r>
+        <w:rPr>
+          <w:rFonts w:ascii="微软雅黑" w:eastAsia="微软雅黑" w:hAnsi="微软雅黑" w:cs="微软雅黑" w:hint="eastAsia"/>
+          <w:sz w:val="32"/>
+          <w:szCs w:val="36"/>
+          <w:lang w:eastAsia="zh-TW"/>
+        </w:rPr>
+        <w:t>𬬸</w:t>
       </w:r>
       <w:r>
         <w:rPr>
@@ -792,16 +792,16 @@
           <w:szCs w:val="36"/>
           <w:lang w:eastAsia="zh-TW"/>
         </w:rPr>
-        <w:t>崄帨崀赆</w:t>
-      </w:r>
-      <w:r>
-        <w:rPr>
-          <w:rFonts w:ascii="微软雅黑" w:eastAsia="微软雅黑" w:hAnsi="微软雅黑" w:cs="微软雅黑" w:hint="eastAsia"/>
-          <w:sz w:val="32"/>
-          <w:szCs w:val="36"/>
-          <w:lang w:eastAsia="zh-TW"/>
-        </w:rPr>
-        <w:t>𬬸</w:t>
+        <w:t>钷</w:t>
+      </w:r>
+      <w:r>
+        <w:rPr>
+          <w:rFonts w:ascii="微软雅黑" w:eastAsia="微软雅黑" w:hAnsi="微软雅黑" w:cs="微软雅黑" w:hint="eastAsia"/>
+          <w:sz w:val="32"/>
+          <w:szCs w:val="36"/>
+          <w:lang w:eastAsia="zh-TW"/>
+        </w:rPr>
+        <w:t>𬬻𬬹𬬿𬭁</w:t>
       </w:r>
       <w:r>
         <w:rPr>
@@ -810,16 +810,16 @@
           <w:szCs w:val="36"/>
           <w:lang w:eastAsia="zh-TW"/>
         </w:rPr>
-        <w:t>钷</w:t>
-      </w:r>
-      <w:r>
-        <w:rPr>
-          <w:rFonts w:ascii="微软雅黑" w:eastAsia="微软雅黑" w:hAnsi="微软雅黑" w:cs="微软雅黑" w:hint="eastAsia"/>
-          <w:sz w:val="32"/>
-          <w:szCs w:val="36"/>
-          <w:lang w:eastAsia="zh-TW"/>
-        </w:rPr>
-        <w:t>𬬻𬬹𬬿𬭁</w:t>
+        <w:t>眚甡笫倻倴脩倮倕倞</w:t>
+      </w:r>
+      <w:r>
+        <w:rPr>
+          <w:rFonts w:ascii="微软雅黑" w:eastAsia="微软雅黑" w:hAnsi="微软雅黑" w:cs="微软雅黑" w:hint="eastAsia"/>
+          <w:sz w:val="32"/>
+          <w:szCs w:val="36"/>
+          <w:lang w:eastAsia="zh-TW"/>
+        </w:rPr>
+        <w:t>𫢸</w:t>
       </w:r>
       <w:r>
         <w:rPr>
@@ -828,16 +828,16 @@
           <w:szCs w:val="36"/>
           <w:lang w:eastAsia="zh-TW"/>
         </w:rPr>
-        <w:t>眚甡笫倻倴脩倮倕倞</w:t>
-      </w:r>
-      <w:r>
-        <w:rPr>
-          <w:rFonts w:ascii="微软雅黑" w:eastAsia="微软雅黑" w:hAnsi="微软雅黑" w:cs="微软雅黑" w:hint="eastAsia"/>
-          <w:sz w:val="32"/>
-          <w:szCs w:val="36"/>
-          <w:lang w:eastAsia="zh-TW"/>
-        </w:rPr>
-        <w:t>𫢸</w:t>
+        <w:t>倓倧衃虒舭舯舥瓞鸰脎朓胲虓鱽峱狻眢</w:t>
+      </w:r>
+      <w:r>
+        <w:rPr>
+          <w:rFonts w:ascii="微软雅黑" w:eastAsia="微软雅黑" w:hAnsi="微软雅黑" w:cs="微软雅黑" w:hint="eastAsia"/>
+          <w:sz w:val="32"/>
+          <w:szCs w:val="36"/>
+          <w:lang w:eastAsia="zh-TW"/>
+        </w:rPr>
+        <w:t>𫗧</w:t>
       </w:r>
       <w:r>
         <w:rPr>
@@ -846,16 +846,16 @@
           <w:szCs w:val="36"/>
           <w:lang w:eastAsia="zh-TW"/>
         </w:rPr>
-        <w:t>倓倧衃虒舭舯舥瓞鸰脎朓胲虓鱽峱狻眢</w:t>
-      </w:r>
-      <w:r>
-        <w:rPr>
-          <w:rFonts w:ascii="微软雅黑" w:eastAsia="微软雅黑" w:hAnsi="微软雅黑" w:cs="微软雅黑" w:hint="eastAsia"/>
-          <w:sz w:val="32"/>
-          <w:szCs w:val="36"/>
-          <w:lang w:eastAsia="zh-TW"/>
-        </w:rPr>
-        <w:t>𫗧</w:t>
+        <w:t>勍痄疰痃竘羖羓桊敉烠烔烶烻</w:t>
+      </w:r>
+      <w:r>
+        <w:rPr>
+          <w:rFonts w:ascii="微软雅黑" w:eastAsia="微软雅黑" w:hAnsi="微软雅黑" w:cs="微软雅黑" w:hint="eastAsia"/>
+          <w:sz w:val="32"/>
+          <w:szCs w:val="36"/>
+          <w:lang w:eastAsia="zh-TW"/>
+        </w:rPr>
+        <w:t>𬊈</w:t>
       </w:r>
       <w:r>
         <w:rPr>
@@ -864,16 +864,16 @@
           <w:szCs w:val="36"/>
           <w:lang w:eastAsia="zh-TW"/>
         </w:rPr>
-        <w:t>勍痄疰痃竘羖羓桊敉烠烔烶烻</w:t>
-      </w:r>
-      <w:r>
-        <w:rPr>
-          <w:rFonts w:ascii="微软雅黑" w:eastAsia="微软雅黑" w:hAnsi="微软雅黑" w:cs="微软雅黑" w:hint="eastAsia"/>
-          <w:sz w:val="32"/>
-          <w:szCs w:val="36"/>
-          <w:lang w:eastAsia="zh-TW"/>
-        </w:rPr>
-        <w:t>𬊈</w:t>
+        <w:t>涍浡浭浬涄涢涐浰浟浛浼浲涘悈悃悢</w:t>
+      </w:r>
+      <w:r>
+        <w:rPr>
+          <w:rFonts w:ascii="微软雅黑" w:eastAsia="微软雅黑" w:hAnsi="微软雅黑" w:cs="微软雅黑" w:hint="eastAsia"/>
+          <w:sz w:val="32"/>
+          <w:szCs w:val="36"/>
+          <w:lang w:eastAsia="zh-TW"/>
+        </w:rPr>
+        <w:t>𬒈</w:t>
       </w:r>
       <w:r>
         <w:rPr>
@@ -882,16 +882,16 @@
           <w:szCs w:val="36"/>
           <w:lang w:eastAsia="zh-TW"/>
         </w:rPr>
-        <w:t>涍浡浭浬涄涢涐浰浟浛浼浲涘悈悃悢</w:t>
-      </w:r>
-      <w:r>
-        <w:rPr>
-          <w:rFonts w:ascii="微软雅黑" w:eastAsia="微软雅黑" w:hAnsi="微软雅黑" w:cs="微软雅黑" w:hint="eastAsia"/>
-          <w:sz w:val="32"/>
-          <w:szCs w:val="36"/>
-          <w:lang w:eastAsia="zh-TW"/>
-        </w:rPr>
-        <w:t>𬒈</w:t>
+        <w:t>宧窅窊窎扅扆袪袗袯祧堲疍</w:t>
+      </w:r>
+      <w:r>
+        <w:rPr>
+          <w:rFonts w:ascii="微软雅黑" w:eastAsia="微软雅黑" w:hAnsi="微软雅黑" w:cs="微软雅黑" w:hint="eastAsia"/>
+          <w:sz w:val="32"/>
+          <w:szCs w:val="36"/>
+          <w:lang w:eastAsia="zh-TW"/>
+        </w:rPr>
+        <w:t>𨺙</w:t>
       </w:r>
       <w:r>
         <w:rPr>
@@ -900,16 +900,16 @@
           <w:szCs w:val="36"/>
           <w:lang w:eastAsia="zh-TW"/>
         </w:rPr>
-        <w:t>宧窅窊窎扅扆袪袗袯祧堲疍</w:t>
-      </w:r>
-      <w:r>
-        <w:rPr>
-          <w:rFonts w:ascii="微软雅黑" w:eastAsia="微软雅黑" w:hAnsi="微软雅黑" w:cs="微软雅黑" w:hint="eastAsia"/>
-          <w:sz w:val="32"/>
-          <w:szCs w:val="36"/>
-          <w:lang w:eastAsia="zh-TW"/>
-        </w:rPr>
-        <w:t>𨺙</w:t>
+        <w:t>陴烝砮㛚哿翀翂剟</w:t>
+      </w:r>
+      <w:r>
+        <w:rPr>
+          <w:rFonts w:ascii="微软雅黑" w:eastAsia="微软雅黑" w:hAnsi="微软雅黑" w:cs="微软雅黑" w:hint="eastAsia"/>
+          <w:sz w:val="32"/>
+          <w:szCs w:val="36"/>
+          <w:lang w:eastAsia="zh-TW"/>
+        </w:rPr>
+        <w:t>𬳿𫄨</w:t>
       </w:r>
       <w:r>
         <w:rPr>
@@ -918,16 +918,16 @@
           <w:szCs w:val="36"/>
           <w:lang w:eastAsia="zh-TW"/>
         </w:rPr>
-        <w:t>陴烝砮㛚哿翀翂剟</w:t>
-      </w:r>
-      <w:r>
-        <w:rPr>
-          <w:rFonts w:ascii="微软雅黑" w:eastAsia="微软雅黑" w:hAnsi="微软雅黑" w:cs="微软雅黑" w:hint="eastAsia"/>
-          <w:sz w:val="32"/>
-          <w:szCs w:val="36"/>
-          <w:lang w:eastAsia="zh-TW"/>
-        </w:rPr>
-        <w:t>𬳿𫄨</w:t>
+        <w:t>绤骍</w:t>
+      </w:r>
+      <w:r>
+        <w:rPr>
+          <w:rFonts w:ascii="微软雅黑" w:eastAsia="微软雅黑" w:hAnsi="微软雅黑" w:cs="微软雅黑" w:hint="eastAsia"/>
+          <w:sz w:val="32"/>
+          <w:szCs w:val="36"/>
+          <w:lang w:eastAsia="zh-TW"/>
+        </w:rPr>
+        <w:t>𬘫</w:t>
       </w:r>
       <w:r>
         <w:rPr>
@@ -936,16 +936,16 @@
           <w:szCs w:val="36"/>
           <w:lang w:eastAsia="zh-TW"/>
         </w:rPr>
-        <w:t>绤骍</w:t>
-      </w:r>
-      <w:r>
-        <w:rPr>
-          <w:rFonts w:ascii="微软雅黑" w:eastAsia="微软雅黑" w:hAnsi="微软雅黑" w:cs="微软雅黑" w:hint="eastAsia"/>
-          <w:sz w:val="32"/>
-          <w:szCs w:val="36"/>
-          <w:lang w:eastAsia="zh-TW"/>
-        </w:rPr>
-        <w:t>𬘫</w:t>
+        <w:t>䂮琎珸珵琄琈琀珺掭堎堐埼掎埫堌晢</w:t>
+      </w:r>
+      <w:r>
+        <w:rPr>
+          <w:rFonts w:ascii="微软雅黑" w:eastAsia="微软雅黑" w:hAnsi="微软雅黑" w:cs="微软雅黑" w:hint="eastAsia"/>
+          <w:sz w:val="32"/>
+          <w:szCs w:val="36"/>
+          <w:lang w:eastAsia="zh-TW"/>
+        </w:rPr>
+        <w:t>𫮃</w:t>
       </w:r>
       <w:r>
         <w:rPr>
@@ -954,24 +954,6 @@
           <w:szCs w:val="36"/>
           <w:lang w:eastAsia="zh-TW"/>
         </w:rPr>
-        <w:t>䂮琎珸珵琄琈琀珺掭堎堐埼掎埫堌晢</w:t>
-      </w:r>
-      <w:r>
-        <w:rPr>
-          <w:rFonts w:ascii="微软雅黑" w:eastAsia="微软雅黑" w:hAnsi="微软雅黑" w:cs="微软雅黑" w:hint="eastAsia"/>
-          <w:sz w:val="32"/>
-          <w:szCs w:val="36"/>
-          <w:lang w:eastAsia="zh-TW"/>
-        </w:rPr>
-        <w:t>𫮃</w:t>
-      </w:r>
-      <w:r>
-        <w:rPr>
-          <w:rFonts w:ascii="宋体" w:eastAsia="宋体" w:hAnsi="宋体" w:cs="微软雅黑" w:hint="eastAsia"/>
-          <w:sz w:val="32"/>
-          <w:szCs w:val="36"/>
-          <w:lang w:eastAsia="zh-TW"/>
-        </w:rPr>
         <w:t>掞埪壸㙍聍萚菥莿䓫䓬萆菂菍菼萣䓨菉䓛梼梽桲梾桯梣梌桹敔厣硔鿎硚硊硍勔䴕龁唪啫翈㫰晙</w:t>
       </w:r>
       <w:r>
@@ -1044,7 +1026,7 @@
           <w:szCs w:val="36"/>
           <w:lang w:eastAsia="zh-TW"/>
         </w:rPr>
-        <w:t>铖铘铞铥铴牻牿稆笱笯偰偡鸺偭偲偁㿠鄅偓徛衒舳舲鸼悆鄃瓻䝙脶脞</w:t>
+        <w:t>铖铘铞铥铴牻牿稆笱笯偰偡鸺偭偲偁㿠鄅偓徛衒舳舲鸼悆鄃瓻䝙脶脞脟䏲</w:t>
       </w:r>
       <w:r>
         <w:rPr>
@@ -1054,7 +1036,7 @@
           <w:lang w:eastAsia="zh-TW"/>
         </w:rPr>
         <w:lastRenderedPageBreak/>
-        <w:t>脟䏲鱾猇猊猄</w:t>
+        <w:t>鱾猇猊猄</w:t>
       </w:r>
       <w:r>
         <w:rPr>
@@ -2098,7 +2080,7 @@
           <w:szCs w:val="36"/>
           <w:lang w:eastAsia="zh-TW"/>
         </w:rPr>
-        <w:t>镕稹儇皞</w:t>
+        <w:t>镕稹儇皞皛䴘</w:t>
       </w:r>
       <w:r>
         <w:rPr>
@@ -2108,7 +2090,7 @@
           <w:lang w:eastAsia="zh-TW"/>
         </w:rPr>
         <w:lastRenderedPageBreak/>
-        <w:t>皛䴘艎艏鹟</w:t>
+        <w:t>艎艏鹟</w:t>
       </w:r>
       <w:r>
         <w:rPr>
@@ -2234,7 +2216,7 @@
           <w:szCs w:val="36"/>
           <w:lang w:eastAsia="zh-TW"/>
         </w:rPr>
-        <w:t>鹾虤暿曌曈㬚蹅踶䗛螗疁㠓幪</w:t>
+        <w:t>鹾虤暿曌㬚蹅踶䗛螗疁㠓幪</w:t>
       </w:r>
       <w:r>
         <w:rPr>

--- a/help/当前待录入汉字.docx
+++ b/help/当前待录入汉字.docx
@@ -13,12 +13,30 @@
       </w:pPr>
       <w:r>
         <w:rPr>
+          <w:rFonts w:ascii="宋体" w:eastAsia="宋体" w:hAnsi="宋体" w:cs="宋体" w:hint="eastAsia"/>
+          <w:sz w:val="32"/>
+          <w:szCs w:val="36"/>
+          <w:lang w:eastAsia="zh-TW"/>
+        </w:rPr>
+        <w:t>玞</w:t>
+      </w:r>
+      <w:r>
+        <w:rPr>
+          <w:rFonts w:ascii="宋体" w:eastAsia="宋体" w:hAnsi="宋体" w:cs="方正硬笔行书简繁" w:hint="eastAsia"/>
+          <w:sz w:val="32"/>
+          <w:szCs w:val="36"/>
+          <w:lang w:eastAsia="zh-TW"/>
+        </w:rPr>
+        <w:t>玱</w:t>
+      </w:r>
+      <w:r>
+        <w:rPr>
           <w:rFonts w:ascii="宋体" w:eastAsia="宋体" w:hAnsi="宋体" w:cs="方正硬笔行书简体" w:hint="eastAsia"/>
           <w:sz w:val="32"/>
           <w:szCs w:val="36"/>
           <w:lang w:eastAsia="zh-TW"/>
         </w:rPr>
-        <w:t>阼</w:t>
+        <w:t>玟</w:t>
       </w:r>
       <w:r>
         <w:rPr>
@@ -27,16 +45,16 @@
           <w:szCs w:val="36"/>
           <w:lang w:eastAsia="zh-TW"/>
         </w:rPr>
-        <w:t>妧妘</w:t>
-      </w:r>
-      <w:r>
-        <w:rPr>
-          <w:rFonts w:ascii="微软雅黑" w:eastAsia="微软雅黑" w:hAnsi="微软雅黑" w:cs="微软雅黑" w:hint="eastAsia"/>
-          <w:sz w:val="32"/>
-          <w:szCs w:val="36"/>
-          <w:lang w:eastAsia="zh-TW"/>
-        </w:rPr>
-        <w:t>𨚕</w:t>
+        <w:t>邽邿坥坰坬坽弆</w:t>
+      </w:r>
+      <w:r>
+        <w:rPr>
+          <w:rFonts w:ascii="宋体" w:eastAsia="宋体" w:hAnsi="宋体" w:cs="方正硬笔行书简体" w:hint="eastAsia"/>
+          <w:sz w:val="32"/>
+          <w:szCs w:val="36"/>
+          <w:lang w:eastAsia="zh-TW"/>
+        </w:rPr>
+        <w:t>耵</w:t>
       </w:r>
       <w:r>
         <w:rPr>
@@ -45,16 +63,16 @@
           <w:szCs w:val="36"/>
           <w:lang w:eastAsia="zh-TW"/>
         </w:rPr>
-        <w:t>纮驲</w:t>
-      </w:r>
-      <w:r>
-        <w:rPr>
-          <w:rFonts w:ascii="微软雅黑" w:eastAsia="微软雅黑" w:hAnsi="微软雅黑" w:cs="微软雅黑" w:hint="eastAsia"/>
-          <w:sz w:val="32"/>
-          <w:szCs w:val="36"/>
-          <w:lang w:eastAsia="zh-TW"/>
-        </w:rPr>
-        <w:t>𫘜</w:t>
+        <w:t>䢼</w:t>
+      </w:r>
+      <w:r>
+        <w:rPr>
+          <w:rFonts w:ascii="微软雅黑" w:eastAsia="微软雅黑" w:hAnsi="微软雅黑" w:cs="微软雅黑" w:hint="eastAsia"/>
+          <w:sz w:val="32"/>
+          <w:szCs w:val="36"/>
+          <w:lang w:eastAsia="zh-TW"/>
+        </w:rPr>
+        <w:t>𦭜</w:t>
       </w:r>
       <w:r>
         <w:rPr>
@@ -63,16 +81,25 @@
           <w:szCs w:val="36"/>
           <w:lang w:eastAsia="zh-TW"/>
         </w:rPr>
-        <w:t>纻</w:t>
-      </w:r>
-      <w:r>
-        <w:rPr>
-          <w:rFonts w:ascii="微软雅黑" w:eastAsia="微软雅黑" w:hAnsi="微软雅黑" w:cs="微软雅黑" w:hint="eastAsia"/>
-          <w:sz w:val="32"/>
-          <w:szCs w:val="36"/>
-          <w:lang w:eastAsia="zh-TW"/>
-        </w:rPr>
-        <w:t>𬘘</w:t>
+        <w:t>茋</w:t>
+      </w:r>
+      <w:r>
+        <w:rPr>
+          <w:rFonts w:ascii="宋体" w:eastAsia="宋体" w:hAnsi="宋体" w:cs="方正硬笔行书简繁" w:hint="eastAsia"/>
+          <w:sz w:val="32"/>
+          <w:szCs w:val="36"/>
+          <w:lang w:eastAsia="zh-TW"/>
+        </w:rPr>
+        <w:t>苧</w:t>
+      </w:r>
+      <w:r>
+        <w:rPr>
+          <w:rFonts w:ascii="宋体" w:eastAsia="宋体" w:hAnsi="宋体" w:cs="方正硬笔行书简体" w:hint="eastAsia"/>
+          <w:sz w:val="32"/>
+          <w:szCs w:val="36"/>
+          <w:lang w:eastAsia="zh-TW"/>
+        </w:rPr>
+        <w:t>苠</w:t>
       </w:r>
       <w:r>
         <w:rPr>
@@ -81,7 +108,25 @@
           <w:szCs w:val="36"/>
           <w:lang w:eastAsia="zh-TW"/>
         </w:rPr>
-        <w:t>纼玞</w:t>
+        <w:t>枅㭎</w:t>
+      </w:r>
+      <w:r>
+        <w:rPr>
+          <w:rFonts w:ascii="宋体" w:eastAsia="宋体" w:hAnsi="宋体" w:cs="方正硬笔行书简体" w:hint="eastAsia"/>
+          <w:sz w:val="32"/>
+          <w:szCs w:val="36"/>
+          <w:lang w:eastAsia="zh-TW"/>
+        </w:rPr>
+        <w:t>枘</w:t>
+      </w:r>
+      <w:r>
+        <w:rPr>
+          <w:rFonts w:ascii="宋体" w:eastAsia="宋体" w:hAnsi="宋体" w:cs="宋体" w:hint="eastAsia"/>
+          <w:sz w:val="32"/>
+          <w:szCs w:val="36"/>
+          <w:lang w:eastAsia="zh-TW"/>
+        </w:rPr>
+        <w:t>矼</w:t>
       </w:r>
       <w:r>
         <w:rPr>
@@ -90,7 +135,52 @@
           <w:szCs w:val="36"/>
           <w:lang w:eastAsia="zh-TW"/>
         </w:rPr>
-        <w:t>玱</w:t>
+        <w:t>矻</w:t>
+      </w:r>
+      <w:r>
+        <w:rPr>
+          <w:rFonts w:ascii="宋体" w:eastAsia="宋体" w:hAnsi="宋体" w:cs="宋体" w:hint="eastAsia"/>
+          <w:sz w:val="32"/>
+          <w:szCs w:val="36"/>
+          <w:lang w:eastAsia="zh-TW"/>
+        </w:rPr>
+        <w:t>匼</w:t>
+      </w:r>
+      <w:r>
+        <w:rPr>
+          <w:rFonts w:ascii="微软雅黑" w:eastAsia="微软雅黑" w:hAnsi="微软雅黑" w:cs="微软雅黑" w:hint="eastAsia"/>
+          <w:sz w:val="32"/>
+          <w:szCs w:val="36"/>
+          <w:lang w:eastAsia="zh-TW"/>
+        </w:rPr>
+        <w:t>𬨂𬀩𬀪</w:t>
+      </w:r>
+      <w:r>
+        <w:rPr>
+          <w:rFonts w:ascii="宋体" w:eastAsia="宋体" w:hAnsi="宋体" w:cs="宋体" w:hint="eastAsia"/>
+          <w:sz w:val="32"/>
+          <w:szCs w:val="36"/>
+          <w:lang w:eastAsia="zh-TW"/>
+        </w:rPr>
+        <w:t>旿</w:t>
+      </w:r>
+      <w:r>
+        <w:rPr>
+          <w:rFonts w:ascii="宋体" w:eastAsia="宋体" w:hAnsi="宋体" w:cs="方正硬笔行书简繁" w:hint="eastAsia"/>
+          <w:sz w:val="32"/>
+          <w:szCs w:val="36"/>
+          <w:lang w:eastAsia="zh-TW"/>
+        </w:rPr>
+        <w:t>昇</w:t>
+      </w:r>
+      <w:r>
+        <w:rPr>
+          <w:rFonts w:ascii="宋体" w:eastAsia="宋体" w:hAnsi="宋体" w:cs="宋体" w:hint="eastAsia"/>
+          <w:sz w:val="32"/>
+          <w:szCs w:val="36"/>
+          <w:lang w:eastAsia="zh-TW"/>
+        </w:rPr>
+        <w:t>昄昒昈咉咇咍</w:t>
       </w:r>
       <w:r>
         <w:rPr>
@@ -99,7 +189,7 @@
           <w:szCs w:val="36"/>
           <w:lang w:eastAsia="zh-TW"/>
         </w:rPr>
-        <w:t>玟</w:t>
+        <w:t>岵岽</w:t>
       </w:r>
       <w:r>
         <w:rPr>
@@ -108,7 +198,43 @@
           <w:szCs w:val="36"/>
           <w:lang w:eastAsia="zh-TW"/>
         </w:rPr>
-        <w:t>邽邿坥坰坬坽弆</w:t>
+        <w:t>岨岞峂㟃</w:t>
+      </w:r>
+      <w:r>
+        <w:rPr>
+          <w:rFonts w:ascii="宋体" w:eastAsia="宋体" w:hAnsi="宋体" w:cs="方正硬笔行书简繁" w:hint="eastAsia"/>
+          <w:sz w:val="32"/>
+          <w:szCs w:val="36"/>
+          <w:lang w:eastAsia="zh-TW"/>
+        </w:rPr>
+        <w:t>囷</w:t>
+      </w:r>
+      <w:r>
+        <w:rPr>
+          <w:rFonts w:ascii="微软雅黑" w:eastAsia="微软雅黑" w:hAnsi="微软雅黑" w:cs="微软雅黑" w:hint="eastAsia"/>
+          <w:sz w:val="32"/>
+          <w:szCs w:val="36"/>
+          <w:lang w:eastAsia="zh-TW"/>
+        </w:rPr>
+        <w:t>𬬩</w:t>
+      </w:r>
+      <w:r>
+        <w:rPr>
+          <w:rFonts w:ascii="宋体" w:eastAsia="宋体" w:hAnsi="宋体" w:cs="微软雅黑" w:hint="eastAsia"/>
+          <w:sz w:val="32"/>
+          <w:szCs w:val="36"/>
+          <w:lang w:eastAsia="zh-TW"/>
+        </w:rPr>
+        <w:t>钐钔</w:t>
+      </w:r>
+      <w:r>
+        <w:rPr>
+          <w:rFonts w:ascii="宋体" w:eastAsia="宋体" w:hAnsi="宋体" w:cs="宋体" w:hint="eastAsia"/>
+          <w:sz w:val="32"/>
+          <w:szCs w:val="36"/>
+          <w:lang w:eastAsia="zh-TW"/>
+        </w:rPr>
+        <w:t>钖牥</w:t>
       </w:r>
       <w:r>
         <w:rPr>
@@ -117,7 +243,7 @@
           <w:szCs w:val="36"/>
           <w:lang w:eastAsia="zh-TW"/>
         </w:rPr>
-        <w:t>耵</w:t>
+        <w:t>佴</w:t>
       </w:r>
       <w:r>
         <w:rPr>
@@ -126,160 +252,7 @@
           <w:szCs w:val="36"/>
           <w:lang w:eastAsia="zh-TW"/>
         </w:rPr>
-        <w:t>䢼</w:t>
-      </w:r>
-      <w:r>
-        <w:rPr>
-          <w:rFonts w:ascii="微软雅黑" w:eastAsia="微软雅黑" w:hAnsi="微软雅黑" w:cs="微软雅黑" w:hint="eastAsia"/>
-          <w:sz w:val="32"/>
-          <w:szCs w:val="36"/>
-          <w:lang w:eastAsia="zh-TW"/>
-        </w:rPr>
-        <w:t>𦭜</w:t>
-      </w:r>
-      <w:r>
-        <w:rPr>
-          <w:rFonts w:ascii="宋体" w:eastAsia="宋体" w:hAnsi="宋体" w:cs="宋体" w:hint="eastAsia"/>
-          <w:sz w:val="32"/>
-          <w:szCs w:val="36"/>
-          <w:lang w:eastAsia="zh-TW"/>
-        </w:rPr>
-        <w:t>茋</w:t>
-      </w:r>
-      <w:r>
-        <w:rPr>
-          <w:rFonts w:ascii="宋体" w:eastAsia="宋体" w:hAnsi="宋体" w:cs="方正硬笔行书简繁" w:hint="eastAsia"/>
-          <w:sz w:val="32"/>
-          <w:szCs w:val="36"/>
-          <w:lang w:eastAsia="zh-TW"/>
-        </w:rPr>
-        <w:t>苧</w:t>
-      </w:r>
-      <w:r>
-        <w:rPr>
-          <w:rFonts w:ascii="宋体" w:eastAsia="宋体" w:hAnsi="宋体" w:cs="方正硬笔行书简体" w:hint="eastAsia"/>
-          <w:sz w:val="32"/>
-          <w:szCs w:val="36"/>
-          <w:lang w:eastAsia="zh-TW"/>
-        </w:rPr>
-        <w:t>苠</w:t>
-      </w:r>
-      <w:r>
-        <w:rPr>
-          <w:rFonts w:ascii="宋体" w:eastAsia="宋体" w:hAnsi="宋体" w:cs="宋体" w:hint="eastAsia"/>
-          <w:sz w:val="32"/>
-          <w:szCs w:val="36"/>
-          <w:lang w:eastAsia="zh-TW"/>
-        </w:rPr>
-        <w:t>枅㭎</w:t>
-      </w:r>
-      <w:r>
-        <w:rPr>
-          <w:rFonts w:ascii="宋体" w:eastAsia="宋体" w:hAnsi="宋体" w:cs="方正硬笔行书简体" w:hint="eastAsia"/>
-          <w:sz w:val="32"/>
-          <w:szCs w:val="36"/>
-          <w:lang w:eastAsia="zh-TW"/>
-        </w:rPr>
-        <w:t>枘</w:t>
-      </w:r>
-      <w:r>
-        <w:rPr>
-          <w:rFonts w:ascii="宋体" w:eastAsia="宋体" w:hAnsi="宋体" w:cs="宋体" w:hint="eastAsia"/>
-          <w:sz w:val="32"/>
-          <w:szCs w:val="36"/>
-          <w:lang w:eastAsia="zh-TW"/>
-        </w:rPr>
-        <w:t>矼</w:t>
-      </w:r>
-      <w:r>
-        <w:rPr>
-          <w:rFonts w:ascii="宋体" w:eastAsia="宋体" w:hAnsi="宋体" w:cs="方正硬笔行书简繁" w:hint="eastAsia"/>
-          <w:sz w:val="32"/>
-          <w:szCs w:val="36"/>
-          <w:lang w:eastAsia="zh-TW"/>
-        </w:rPr>
-        <w:t>矻</w:t>
-      </w:r>
-      <w:r>
-        <w:rPr>
-          <w:rFonts w:ascii="宋体" w:eastAsia="宋体" w:hAnsi="宋体" w:cs="宋体" w:hint="eastAsia"/>
-          <w:sz w:val="32"/>
-          <w:szCs w:val="36"/>
-          <w:lang w:eastAsia="zh-TW"/>
-        </w:rPr>
-        <w:t>匼</w:t>
-      </w:r>
-      <w:r>
-        <w:rPr>
-          <w:rFonts w:ascii="微软雅黑" w:eastAsia="微软雅黑" w:hAnsi="微软雅黑" w:cs="微软雅黑" w:hint="eastAsia"/>
-          <w:sz w:val="32"/>
-          <w:szCs w:val="36"/>
-          <w:lang w:eastAsia="zh-TW"/>
-        </w:rPr>
-        <w:t>𬨂𬀩𬀪</w:t>
-      </w:r>
-      <w:r>
-        <w:rPr>
-          <w:rFonts w:ascii="宋体" w:eastAsia="宋体" w:hAnsi="宋体" w:cs="宋体" w:hint="eastAsia"/>
-          <w:sz w:val="32"/>
-          <w:szCs w:val="36"/>
-          <w:lang w:eastAsia="zh-TW"/>
-        </w:rPr>
-        <w:t>旿</w:t>
-      </w:r>
-      <w:r>
-        <w:rPr>
-          <w:rFonts w:ascii="宋体" w:eastAsia="宋体" w:hAnsi="宋体" w:cs="方正硬笔行书简繁" w:hint="eastAsia"/>
-          <w:sz w:val="32"/>
-          <w:szCs w:val="36"/>
-          <w:lang w:eastAsia="zh-TW"/>
-        </w:rPr>
-        <w:t>昇</w:t>
-      </w:r>
-      <w:r>
-        <w:rPr>
-          <w:rFonts w:ascii="宋体" w:eastAsia="宋体" w:hAnsi="宋体" w:cs="宋体" w:hint="eastAsia"/>
-          <w:sz w:val="32"/>
-          <w:szCs w:val="36"/>
-          <w:lang w:eastAsia="zh-TW"/>
-        </w:rPr>
-        <w:t>昄昒昈咉咇咍</w:t>
-      </w:r>
-      <w:r>
-        <w:rPr>
-          <w:rFonts w:ascii="宋体" w:eastAsia="宋体" w:hAnsi="宋体" w:cs="方正硬笔行书简体" w:hint="eastAsia"/>
-          <w:sz w:val="32"/>
-          <w:szCs w:val="36"/>
-          <w:lang w:eastAsia="zh-TW"/>
-        </w:rPr>
-        <w:t>岵岽</w:t>
-      </w:r>
-      <w:r>
-        <w:rPr>
-          <w:rFonts w:ascii="宋体" w:eastAsia="宋体" w:hAnsi="宋体" w:cs="宋体" w:hint="eastAsia"/>
-          <w:sz w:val="32"/>
-          <w:szCs w:val="36"/>
-          <w:lang w:eastAsia="zh-TW"/>
-        </w:rPr>
-        <w:t>岨岞峂㟃</w:t>
-      </w:r>
-      <w:r>
-        <w:rPr>
-          <w:rFonts w:ascii="宋体" w:eastAsia="宋体" w:hAnsi="宋体" w:cs="方正硬笔行书简繁" w:hint="eastAsia"/>
-          <w:sz w:val="32"/>
-          <w:szCs w:val="36"/>
-          <w:lang w:eastAsia="zh-TW"/>
-        </w:rPr>
-        <w:t>囷</w:t>
-      </w:r>
-      <w:r>
-        <w:rPr>
-          <w:rFonts w:ascii="微软雅黑" w:eastAsia="微软雅黑" w:hAnsi="微软雅黑" w:cs="微软雅黑" w:hint="eastAsia"/>
-          <w:sz w:val="32"/>
-          <w:szCs w:val="36"/>
-          <w:lang w:eastAsia="zh-TW"/>
-        </w:rPr>
-        <w:t>𬬩</w:t>
+        <w:t>垈侁侹佸</w:t>
       </w:r>
       <w:r>
         <w:rPr>
@@ -288,34 +261,16 @@
           <w:szCs w:val="36"/>
           <w:lang w:eastAsia="zh-TW"/>
         </w:rPr>
-        <w:t>钐钔</w:t>
-      </w:r>
-      <w:r>
-        <w:rPr>
-          <w:rFonts w:ascii="宋体" w:eastAsia="宋体" w:hAnsi="宋体" w:cs="宋体" w:hint="eastAsia"/>
-          <w:sz w:val="32"/>
-          <w:szCs w:val="36"/>
-          <w:lang w:eastAsia="zh-TW"/>
-        </w:rPr>
-        <w:t>钖牥</w:t>
-      </w:r>
-      <w:r>
-        <w:rPr>
-          <w:rFonts w:ascii="宋体" w:eastAsia="宋体" w:hAnsi="宋体" w:cs="方正硬笔行书简体" w:hint="eastAsia"/>
-          <w:sz w:val="32"/>
-          <w:szCs w:val="36"/>
-          <w:lang w:eastAsia="zh-TW"/>
-        </w:rPr>
-        <w:t>佴</w:t>
-      </w:r>
-      <w:r>
-        <w:rPr>
-          <w:rFonts w:ascii="宋体" w:eastAsia="宋体" w:hAnsi="宋体" w:cs="宋体" w:hint="eastAsia"/>
-          <w:sz w:val="32"/>
-          <w:szCs w:val="36"/>
-          <w:lang w:eastAsia="zh-TW"/>
-        </w:rPr>
-        <w:t>垈侁侹佸</w:t>
+        <w:t>佺侂佽侘郈舠郐郃攽肭肷狉狝饳忞於炌泙沺泂泜泃泇怊峃祋祊</w:t>
+      </w:r>
+      <w:r>
+        <w:rPr>
+          <w:rFonts w:ascii="微软雅黑" w:eastAsia="微软雅黑" w:hAnsi="微软雅黑" w:cs="微软雅黑" w:hint="eastAsia"/>
+          <w:sz w:val="32"/>
+          <w:szCs w:val="36"/>
+          <w:lang w:eastAsia="zh-TW"/>
+        </w:rPr>
+        <w:t>𫍣𬣳𬩽</w:t>
       </w:r>
       <w:r>
         <w:rPr>
@@ -324,16 +279,16 @@
           <w:szCs w:val="36"/>
           <w:lang w:eastAsia="zh-TW"/>
         </w:rPr>
-        <w:t>佺侂佽侘郈舠郐郃攽肭肷狉狝饳忞於炌泙沺泂泜泃泇怊峃祋祊</w:t>
-      </w:r>
-      <w:r>
-        <w:rPr>
-          <w:rFonts w:ascii="微软雅黑" w:eastAsia="微软雅黑" w:hAnsi="微软雅黑" w:cs="微软雅黑" w:hint="eastAsia"/>
-          <w:sz w:val="32"/>
-          <w:szCs w:val="36"/>
-          <w:lang w:eastAsia="zh-TW"/>
-        </w:rPr>
-        <w:t>𫍣𬣳𬩽</w:t>
+        <w:t>鸤弢弨陑</w:t>
+      </w:r>
+      <w:r>
+        <w:rPr>
+          <w:rFonts w:ascii="微软雅黑" w:eastAsia="微软雅黑" w:hAnsi="微软雅黑" w:cs="微软雅黑" w:hint="eastAsia"/>
+          <w:sz w:val="32"/>
+          <w:szCs w:val="36"/>
+          <w:lang w:eastAsia="zh-TW"/>
+        </w:rPr>
+        <w:t>𬮿</w:t>
       </w:r>
       <w:r>
         <w:rPr>
@@ -342,16 +297,16 @@
           <w:szCs w:val="36"/>
           <w:lang w:eastAsia="zh-TW"/>
         </w:rPr>
-        <w:t>鸤弢弨陑</w:t>
-      </w:r>
-      <w:r>
-        <w:rPr>
-          <w:rFonts w:ascii="微软雅黑" w:eastAsia="微软雅黑" w:hAnsi="微软雅黑" w:cs="微软雅黑" w:hint="eastAsia"/>
-          <w:sz w:val="32"/>
-          <w:szCs w:val="36"/>
-          <w:lang w:eastAsia="zh-TW"/>
-        </w:rPr>
-        <w:t>𬮿</w:t>
+        <w:t>陎</w:t>
+      </w:r>
+      <w:r>
+        <w:rPr>
+          <w:rFonts w:ascii="微软雅黑" w:eastAsia="微软雅黑" w:hAnsi="微软雅黑" w:cs="微软雅黑" w:hint="eastAsia"/>
+          <w:sz w:val="32"/>
+          <w:szCs w:val="36"/>
+          <w:lang w:eastAsia="zh-TW"/>
+        </w:rPr>
+        <w:t>𬯀</w:t>
       </w:r>
       <w:r>
         <w:rPr>
@@ -360,16 +315,16 @@
           <w:szCs w:val="36"/>
           <w:lang w:eastAsia="zh-TW"/>
         </w:rPr>
-        <w:t>陎</w:t>
-      </w:r>
-      <w:r>
-        <w:rPr>
-          <w:rFonts w:ascii="微软雅黑" w:eastAsia="微软雅黑" w:hAnsi="微软雅黑" w:cs="微软雅黑" w:hint="eastAsia"/>
-          <w:sz w:val="32"/>
-          <w:szCs w:val="36"/>
-          <w:lang w:eastAsia="zh-TW"/>
-        </w:rPr>
-        <w:t>𬯀</w:t>
+        <w:t>卺乸妭姈</w:t>
+      </w:r>
+      <w:r>
+        <w:rPr>
+          <w:rFonts w:ascii="微软雅黑" w:eastAsia="微软雅黑" w:hAnsi="微软雅黑" w:cs="微软雅黑" w:hint="eastAsia"/>
+          <w:sz w:val="32"/>
+          <w:szCs w:val="36"/>
+          <w:lang w:eastAsia="zh-TW"/>
+        </w:rPr>
+        <w:t>𫰛</w:t>
       </w:r>
       <w:r>
         <w:rPr>
@@ -378,16 +333,16 @@
           <w:szCs w:val="36"/>
           <w:lang w:eastAsia="zh-TW"/>
         </w:rPr>
-        <w:t>卺乸妭姈</w:t>
-      </w:r>
-      <w:r>
-        <w:rPr>
-          <w:rFonts w:ascii="微软雅黑" w:eastAsia="微软雅黑" w:hAnsi="微软雅黑" w:cs="微软雅黑" w:hint="eastAsia"/>
-          <w:sz w:val="32"/>
-          <w:szCs w:val="36"/>
-          <w:lang w:eastAsia="zh-TW"/>
-        </w:rPr>
-        <w:t>𫰛</w:t>
+        <w:t>迳叕</w:t>
+      </w:r>
+      <w:r>
+        <w:rPr>
+          <w:rFonts w:ascii="微软雅黑" w:eastAsia="微软雅黑" w:hAnsi="微软雅黑" w:cs="微软雅黑" w:hint="eastAsia"/>
+          <w:sz w:val="32"/>
+          <w:szCs w:val="36"/>
+          <w:lang w:eastAsia="zh-TW"/>
+        </w:rPr>
+        <w:t>𬳵</w:t>
       </w:r>
       <w:r>
         <w:rPr>
@@ -396,16 +351,16 @@
           <w:szCs w:val="36"/>
           <w:lang w:eastAsia="zh-TW"/>
         </w:rPr>
-        <w:t>迳叕</w:t>
-      </w:r>
-      <w:r>
-        <w:rPr>
-          <w:rFonts w:ascii="微软雅黑" w:eastAsia="微软雅黑" w:hAnsi="微软雅黑" w:cs="微软雅黑" w:hint="eastAsia"/>
-          <w:sz w:val="32"/>
-          <w:szCs w:val="36"/>
-          <w:lang w:eastAsia="zh-TW"/>
-        </w:rPr>
-        <w:t>𬳵</w:t>
+        <w:t>驵</w:t>
+      </w:r>
+      <w:r>
+        <w:rPr>
+          <w:rFonts w:ascii="微软雅黑" w:eastAsia="微软雅黑" w:hAnsi="微软雅黑" w:cs="微软雅黑" w:hint="eastAsia"/>
+          <w:sz w:val="32"/>
+          <w:szCs w:val="36"/>
+          <w:lang w:eastAsia="zh-TW"/>
+        </w:rPr>
+        <w:t>𬳶</w:t>
       </w:r>
       <w:r>
         <w:rPr>
@@ -414,16 +369,16 @@
           <w:szCs w:val="36"/>
           <w:lang w:eastAsia="zh-TW"/>
         </w:rPr>
-        <w:t>驵</w:t>
-      </w:r>
-      <w:r>
-        <w:rPr>
-          <w:rFonts w:ascii="微软雅黑" w:eastAsia="微软雅黑" w:hAnsi="微软雅黑" w:cs="微软雅黑" w:hint="eastAsia"/>
-          <w:sz w:val="32"/>
-          <w:szCs w:val="36"/>
-          <w:lang w:eastAsia="zh-TW"/>
-        </w:rPr>
-        <w:t>𬳶</w:t>
+        <w:t>䌹驺</w:t>
+      </w:r>
+      <w:r>
+        <w:rPr>
+          <w:rFonts w:ascii="微软雅黑" w:eastAsia="微软雅黑" w:hAnsi="微软雅黑" w:cs="微软雅黑" w:hint="eastAsia"/>
+          <w:sz w:val="32"/>
+          <w:szCs w:val="36"/>
+          <w:lang w:eastAsia="zh-TW"/>
+        </w:rPr>
+        <w:t>𫠊</w:t>
       </w:r>
       <w:r>
         <w:rPr>
@@ -432,16 +387,16 @@
           <w:szCs w:val="36"/>
           <w:lang w:eastAsia="zh-TW"/>
         </w:rPr>
-        <w:t>䌹驺</w:t>
-      </w:r>
-      <w:r>
-        <w:rPr>
-          <w:rFonts w:ascii="微软雅黑" w:eastAsia="微软雅黑" w:hAnsi="微软雅黑" w:cs="微软雅黑" w:hint="eastAsia"/>
-          <w:sz w:val="32"/>
-          <w:szCs w:val="36"/>
-          <w:lang w:eastAsia="zh-TW"/>
-        </w:rPr>
-        <w:t>𫠊</w:t>
+        <w:t>绐砉耔㛃玶珇珅</w:t>
+      </w:r>
+      <w:r>
+        <w:rPr>
+          <w:rFonts w:ascii="微软雅黑" w:eastAsia="微软雅黑" w:hAnsi="微软雅黑" w:cs="微软雅黑" w:hint="eastAsia"/>
+          <w:sz w:val="32"/>
+          <w:szCs w:val="36"/>
+          <w:lang w:eastAsia="zh-TW"/>
+        </w:rPr>
+        <w:t>𬍛</w:t>
       </w:r>
       <w:r>
         <w:rPr>
@@ -450,16 +405,16 @@
           <w:szCs w:val="36"/>
           <w:lang w:eastAsia="zh-TW"/>
         </w:rPr>
-        <w:t>绐砉耔㛃玶珇珅</w:t>
-      </w:r>
-      <w:r>
-        <w:rPr>
-          <w:rFonts w:ascii="微软雅黑" w:eastAsia="微软雅黑" w:hAnsi="微软雅黑" w:cs="微软雅黑" w:hint="eastAsia"/>
-          <w:sz w:val="32"/>
-          <w:szCs w:val="36"/>
-          <w:lang w:eastAsia="zh-TW"/>
-        </w:rPr>
-        <w:t>𬍛</w:t>
+        <w:t>珋玹珌玿垚垯垙垲埏垍耇鿍垎垴垟垞挓垵垏拶荖荁荙荛茈茽荄茺</w:t>
+      </w:r>
+      <w:r>
+        <w:rPr>
+          <w:rFonts w:ascii="微软雅黑" w:eastAsia="微软雅黑" w:hAnsi="微软雅黑" w:cs="微软雅黑" w:hint="eastAsia"/>
+          <w:sz w:val="32"/>
+          <w:szCs w:val="36"/>
+          <w:lang w:eastAsia="zh-TW"/>
+        </w:rPr>
+        <w:t>𬜬</w:t>
       </w:r>
       <w:r>
         <w:rPr>
@@ -468,16 +423,16 @@
           <w:szCs w:val="36"/>
           <w:lang w:eastAsia="zh-TW"/>
         </w:rPr>
-        <w:t>珋玹珌玿垚垯垙垲埏垍耇鿍垎垴垟垞挓垵垏拶荖荁荙荛茈茽荄茺</w:t>
-      </w:r>
-      <w:r>
-        <w:rPr>
-          <w:rFonts w:ascii="微软雅黑" w:eastAsia="微软雅黑" w:hAnsi="微软雅黑" w:cs="微软雅黑" w:hint="eastAsia"/>
-          <w:sz w:val="32"/>
-          <w:szCs w:val="36"/>
-          <w:lang w:eastAsia="zh-TW"/>
-        </w:rPr>
-        <w:t>𬜬</w:t>
+        <w:t>荓茳</w:t>
+      </w:r>
+      <w:r>
+        <w:rPr>
+          <w:rFonts w:ascii="微软雅黑" w:eastAsia="微软雅黑" w:hAnsi="微软雅黑" w:cs="微软雅黑" w:hint="eastAsia"/>
+          <w:sz w:val="32"/>
+          <w:szCs w:val="36"/>
+          <w:lang w:eastAsia="zh-TW"/>
+        </w:rPr>
+        <w:t>𦰡</w:t>
       </w:r>
       <w:r>
         <w:rPr>
@@ -486,16 +441,16 @@
           <w:szCs w:val="36"/>
           <w:lang w:eastAsia="zh-TW"/>
         </w:rPr>
-        <w:t>荓茳</w:t>
-      </w:r>
-      <w:r>
-        <w:rPr>
-          <w:rFonts w:ascii="微软雅黑" w:eastAsia="微软雅黑" w:hAnsi="微软雅黑" w:cs="微软雅黑" w:hint="eastAsia"/>
-          <w:sz w:val="32"/>
-          <w:szCs w:val="36"/>
-          <w:lang w:eastAsia="zh-TW"/>
-        </w:rPr>
-        <w:t>𦰡</w:t>
+        <w:t>茛荭㭕柷柃栐柖郚剅䴓迺厖砆砑砄耏奓䶮轵轷轹轺昺</w:t>
+      </w:r>
+      <w:r>
+        <w:rPr>
+          <w:rFonts w:ascii="微软雅黑" w:eastAsia="微软雅黑" w:hAnsi="微软雅黑" w:cs="微软雅黑" w:hint="eastAsia"/>
+          <w:sz w:val="32"/>
+          <w:szCs w:val="36"/>
+          <w:lang w:eastAsia="zh-TW"/>
+        </w:rPr>
+        <w:t>𪾢</w:t>
       </w:r>
       <w:r>
         <w:rPr>
@@ -504,16 +459,16 @@
           <w:szCs w:val="36"/>
           <w:lang w:eastAsia="zh-TW"/>
         </w:rPr>
-        <w:t>茛荭㭕柷柃栐柖郚剅䴓迺厖砆砑砄耏奓䶮轵轷轹轺昺</w:t>
-      </w:r>
-      <w:r>
-        <w:rPr>
-          <w:rFonts w:ascii="微软雅黑" w:eastAsia="微软雅黑" w:hAnsi="微软雅黑" w:cs="微软雅黑" w:hint="eastAsia"/>
-          <w:sz w:val="32"/>
-          <w:szCs w:val="36"/>
-          <w:lang w:eastAsia="zh-TW"/>
-        </w:rPr>
-        <w:t>𪾢</w:t>
+        <w:t>昽盷咡咺昳昣哒昤昫昡咥昪虷虸哃峘耑峛</w:t>
+      </w:r>
+      <w:r>
+        <w:rPr>
+          <w:rFonts w:ascii="微软雅黑" w:eastAsia="微软雅黑" w:hAnsi="微软雅黑" w:cs="微软雅黑" w:hint="eastAsia"/>
+          <w:sz w:val="32"/>
+          <w:szCs w:val="36"/>
+          <w:lang w:eastAsia="zh-TW"/>
+        </w:rPr>
+        <w:t>𪨰</w:t>
       </w:r>
       <w:r>
         <w:rPr>
@@ -522,16 +477,16 @@
           <w:szCs w:val="36"/>
           <w:lang w:eastAsia="zh-TW"/>
         </w:rPr>
-        <w:t>昽盷咡咺昳昣哒昤昫昡咥昪虷虸哃峘耑峛</w:t>
-      </w:r>
-      <w:r>
-        <w:rPr>
-          <w:rFonts w:ascii="微软雅黑" w:eastAsia="微软雅黑" w:hAnsi="微软雅黑" w:cs="微软雅黑" w:hint="eastAsia"/>
-          <w:sz w:val="32"/>
-          <w:szCs w:val="36"/>
-          <w:lang w:eastAsia="zh-TW"/>
-        </w:rPr>
-        <w:t>𪨰</w:t>
+        <w:t>峗峧帡钘</w:t>
+      </w:r>
+      <w:r>
+        <w:rPr>
+          <w:rFonts w:ascii="微软雅黑" w:eastAsia="微软雅黑" w:hAnsi="微软雅黑" w:cs="微软雅黑" w:hint="eastAsia"/>
+          <w:sz w:val="32"/>
+          <w:szCs w:val="36"/>
+          <w:lang w:eastAsia="zh-TW"/>
+        </w:rPr>
+        <w:t>𫓧</w:t>
       </w:r>
       <w:r>
         <w:rPr>
@@ -540,16 +495,16 @@
           <w:szCs w:val="36"/>
           <w:lang w:eastAsia="zh-TW"/>
         </w:rPr>
-        <w:t>峗峧帡钘</w:t>
-      </w:r>
-      <w:r>
-        <w:rPr>
-          <w:rFonts w:ascii="微软雅黑" w:eastAsia="微软雅黑" w:hAnsi="微软雅黑" w:cs="微软雅黑" w:hint="eastAsia"/>
-          <w:sz w:val="32"/>
-          <w:szCs w:val="36"/>
-          <w:lang w:eastAsia="zh-TW"/>
-        </w:rPr>
-        <w:t>𫓧</w:t>
+        <w:t>钜</w:t>
+      </w:r>
+      <w:r>
+        <w:rPr>
+          <w:rFonts w:ascii="微软雅黑" w:eastAsia="微软雅黑" w:hAnsi="微软雅黑" w:cs="微软雅黑" w:hint="eastAsia"/>
+          <w:sz w:val="32"/>
+          <w:szCs w:val="36"/>
+          <w:lang w:eastAsia="zh-TW"/>
+        </w:rPr>
+        <w:t>𬬮𬬱𬬭</w:t>
       </w:r>
       <w:r>
         <w:rPr>
@@ -558,16 +513,16 @@
           <w:szCs w:val="36"/>
           <w:lang w:eastAsia="zh-TW"/>
         </w:rPr>
-        <w:t>钜</w:t>
-      </w:r>
-      <w:r>
-        <w:rPr>
-          <w:rFonts w:ascii="微软雅黑" w:eastAsia="微软雅黑" w:hAnsi="微软雅黑" w:cs="微软雅黑" w:hint="eastAsia"/>
-          <w:sz w:val="32"/>
-          <w:szCs w:val="36"/>
-          <w:lang w:eastAsia="zh-TW"/>
-        </w:rPr>
-        <w:t>𬬮𬬱𬬭</w:t>
+        <w:t>钪钬钭秬俫舁俜俙俍垕衎舣弇侴鸧䏡胠</w:t>
+      </w:r>
+      <w:r>
+        <w:rPr>
+          <w:rFonts w:ascii="微软雅黑" w:eastAsia="微软雅黑" w:hAnsi="微软雅黑" w:cs="微软雅黑" w:hint="eastAsia"/>
+          <w:sz w:val="32"/>
+          <w:szCs w:val="36"/>
+          <w:lang w:eastAsia="zh-TW"/>
+        </w:rPr>
+        <w:t>𦙶</w:t>
       </w:r>
       <w:r>
         <w:rPr>
@@ -576,16 +531,16 @@
           <w:szCs w:val="36"/>
           <w:lang w:eastAsia="zh-TW"/>
         </w:rPr>
-        <w:t>钪钬钭秬俫舁俜俙俍垕衎舣弇侴鸧䏡胠</w:t>
-      </w:r>
-      <w:r>
-        <w:rPr>
-          <w:rFonts w:ascii="微软雅黑" w:eastAsia="微软雅黑" w:hAnsi="微软雅黑" w:cs="微软雅黑" w:hint="eastAsia"/>
-          <w:sz w:val="32"/>
-          <w:szCs w:val="36"/>
-          <w:lang w:eastAsia="zh-TW"/>
-        </w:rPr>
-        <w:t>𦙶</w:t>
+        <w:t>胩胣朏飐訄饻疢炣炟㶲洭洘洓洿㳚泚浈浉洸洢洈洚洺洨浐㳘洴洣恔宬窀扂袆祏祐祕叚陧陞娀姞姱姤姶姽枲绖骃</w:t>
+      </w:r>
+      <w:r>
+        <w:rPr>
+          <w:rFonts w:ascii="微软雅黑" w:eastAsia="微软雅黑" w:hAnsi="微软雅黑" w:cs="微软雅黑" w:hint="eastAsia"/>
+          <w:sz w:val="32"/>
+          <w:szCs w:val="36"/>
+          <w:lang w:eastAsia="zh-TW"/>
+        </w:rPr>
+        <w:t>𬘡𬳽𬘩𫄧</w:t>
       </w:r>
       <w:r>
         <w:rPr>
@@ -594,16 +549,16 @@
           <w:szCs w:val="36"/>
           <w:lang w:eastAsia="zh-TW"/>
         </w:rPr>
-        <w:t>胩胣朏飐訄饻疢炣炟㶲洭洘洓洿㳚泚浈浉洸洢洈洚洺洨浐㳘洴洣恔宬窀扂袆祏祐祕叚陧陞娀姞姱姤姶姽枲绖骃</w:t>
-      </w:r>
-      <w:r>
-        <w:rPr>
-          <w:rFonts w:ascii="微软雅黑" w:eastAsia="微软雅黑" w:hAnsi="微软雅黑" w:cs="微软雅黑" w:hint="eastAsia"/>
-          <w:sz w:val="32"/>
-          <w:szCs w:val="36"/>
-          <w:lang w:eastAsia="zh-TW"/>
-        </w:rPr>
-        <w:t>𬘡𬳽𬘩𫄧</w:t>
+        <w:t>骉恝珪珛珹琊玼珖</w:t>
+      </w:r>
+      <w:r>
+        <w:rPr>
+          <w:rFonts w:ascii="微软雅黑" w:eastAsia="微软雅黑" w:hAnsi="微软雅黑" w:cs="微软雅黑" w:hint="eastAsia"/>
+          <w:sz w:val="32"/>
+          <w:szCs w:val="36"/>
+          <w:lang w:eastAsia="zh-TW"/>
+        </w:rPr>
+        <w:t>𪟝</w:t>
       </w:r>
       <w:r>
         <w:rPr>
@@ -612,16 +567,16 @@
           <w:szCs w:val="36"/>
           <w:lang w:eastAsia="zh-TW"/>
         </w:rPr>
-        <w:t>骉恝珪珛珹琊玼珖</w:t>
-      </w:r>
-      <w:r>
-        <w:rPr>
-          <w:rFonts w:ascii="微软雅黑" w:eastAsia="微软雅黑" w:hAnsi="微软雅黑" w:cs="微软雅黑" w:hint="eastAsia"/>
-          <w:sz w:val="32"/>
-          <w:szCs w:val="36"/>
-          <w:lang w:eastAsia="zh-TW"/>
-        </w:rPr>
-        <w:t>𪟝</w:t>
+        <w:t>珽珦珫珒</w:t>
+      </w:r>
+      <w:r>
+        <w:rPr>
+          <w:rFonts w:ascii="微软雅黑" w:eastAsia="微软雅黑" w:hAnsi="微软雅黑" w:cs="微软雅黑" w:hint="eastAsia"/>
+          <w:sz w:val="32"/>
+          <w:szCs w:val="36"/>
+          <w:lang w:eastAsia="zh-TW"/>
+        </w:rPr>
+        <w:t>𬍤</w:t>
       </w:r>
       <w:r>
         <w:rPr>
@@ -630,16 +585,16 @@
           <w:szCs w:val="36"/>
           <w:lang w:eastAsia="zh-TW"/>
         </w:rPr>
-        <w:t>珽珦珫珒</w:t>
-      </w:r>
-      <w:r>
-        <w:rPr>
-          <w:rFonts w:ascii="微软雅黑" w:eastAsia="微软雅黑" w:hAnsi="微软雅黑" w:cs="微软雅黑" w:hint="eastAsia"/>
-          <w:sz w:val="32"/>
-          <w:szCs w:val="36"/>
-          <w:lang w:eastAsia="zh-TW"/>
-        </w:rPr>
-        <w:t>𬍤</w:t>
+        <w:t>珢珕珝</w:t>
+      </w:r>
+      <w:r>
+        <w:rPr>
+          <w:rFonts w:ascii="微软雅黑" w:eastAsia="微软雅黑" w:hAnsi="微软雅黑" w:cs="微软雅黑" w:hint="eastAsia"/>
+          <w:sz w:val="32"/>
+          <w:szCs w:val="36"/>
+          <w:lang w:eastAsia="zh-TW"/>
+        </w:rPr>
+        <w:t>𫭼</w:t>
       </w:r>
       <w:r>
         <w:rPr>
@@ -648,16 +603,16 @@
           <w:szCs w:val="36"/>
           <w:lang w:eastAsia="zh-TW"/>
         </w:rPr>
-        <w:t>珢珕珝</w:t>
-      </w:r>
-      <w:r>
-        <w:rPr>
-          <w:rFonts w:ascii="微软雅黑" w:eastAsia="微软雅黑" w:hAnsi="微软雅黑" w:cs="微软雅黑" w:hint="eastAsia"/>
-          <w:sz w:val="32"/>
-          <w:szCs w:val="36"/>
-          <w:lang w:eastAsia="zh-TW"/>
-        </w:rPr>
-        <w:t>𫭼</w:t>
+        <w:t>埗垾垺埆垿埌埇莰茝</w:t>
+      </w:r>
+      <w:r>
+        <w:rPr>
+          <w:rFonts w:ascii="微软雅黑" w:eastAsia="微软雅黑" w:hAnsi="微软雅黑" w:cs="微软雅黑" w:hint="eastAsia"/>
+          <w:sz w:val="32"/>
+          <w:szCs w:val="36"/>
+          <w:lang w:eastAsia="zh-TW"/>
+        </w:rPr>
+        <w:t>𬜯</w:t>
       </w:r>
       <w:r>
         <w:rPr>
@@ -666,16 +621,16 @@
           <w:szCs w:val="36"/>
           <w:lang w:eastAsia="zh-TW"/>
         </w:rPr>
-        <w:t>埗垾垺埆垿埌埇莰茝</w:t>
-      </w:r>
-      <w:r>
-        <w:rPr>
-          <w:rFonts w:ascii="微软雅黑" w:eastAsia="微软雅黑" w:hAnsi="微软雅黑" w:cs="微软雅黑" w:hint="eastAsia"/>
-          <w:sz w:val="32"/>
-          <w:szCs w:val="36"/>
-          <w:lang w:eastAsia="zh-TW"/>
-        </w:rPr>
-        <w:t>𬜯</w:t>
+        <w:t>鄀莶莝䓖莙栻桠</w:t>
+      </w:r>
+      <w:r>
+        <w:rPr>
+          <w:rFonts w:ascii="微软雅黑" w:eastAsia="微软雅黑" w:hAnsi="微软雅黑" w:cs="微软雅黑" w:hint="eastAsia"/>
+          <w:sz w:val="32"/>
+          <w:szCs w:val="36"/>
+          <w:lang w:eastAsia="zh-TW"/>
+        </w:rPr>
+        <w:t>𬂩</w:t>
       </w:r>
       <w:r>
         <w:rPr>
@@ -684,16 +639,16 @@
           <w:szCs w:val="36"/>
           <w:lang w:eastAsia="zh-TW"/>
         </w:rPr>
-        <w:t>鄀莶莝䓖莙栻桠</w:t>
-      </w:r>
-      <w:r>
-        <w:rPr>
-          <w:rFonts w:ascii="微软雅黑" w:eastAsia="微软雅黑" w:hAnsi="微软雅黑" w:cs="微软雅黑" w:hint="eastAsia"/>
-          <w:sz w:val="32"/>
-          <w:szCs w:val="36"/>
-          <w:lang w:eastAsia="zh-TW"/>
-        </w:rPr>
-        <w:t>𬂩</w:t>
+        <w:t>桄梠栴梴栒酎酏</w:t>
+      </w:r>
+      <w:r>
+        <w:rPr>
+          <w:rFonts w:ascii="微软雅黑" w:eastAsia="微软雅黑" w:hAnsi="微软雅黑" w:cs="微软雅黑" w:hint="eastAsia"/>
+          <w:sz w:val="32"/>
+          <w:szCs w:val="36"/>
+          <w:lang w:eastAsia="zh-TW"/>
+        </w:rPr>
+        <w:t>𫠆</w:t>
       </w:r>
       <w:r>
         <w:rPr>
@@ -702,16 +657,16 @@
           <w:szCs w:val="36"/>
           <w:lang w:eastAsia="zh-TW"/>
         </w:rPr>
-        <w:t>桄梠栴梴栒酎酏</w:t>
-      </w:r>
-      <w:r>
-        <w:rPr>
-          <w:rFonts w:ascii="微软雅黑" w:eastAsia="微软雅黑" w:hAnsi="微软雅黑" w:cs="微软雅黑" w:hint="eastAsia"/>
-          <w:sz w:val="32"/>
-          <w:szCs w:val="36"/>
-          <w:lang w:eastAsia="zh-TW"/>
-        </w:rPr>
-        <w:t>𫠆</w:t>
+        <w:t>砵砠砫砬硁恧翃郪</w:t>
+      </w:r>
+      <w:r>
+        <w:rPr>
+          <w:rFonts w:ascii="微软雅黑" w:eastAsia="微软雅黑" w:hAnsi="微软雅黑" w:cs="微软雅黑" w:hint="eastAsia"/>
+          <w:sz w:val="32"/>
+          <w:szCs w:val="36"/>
+          <w:lang w:eastAsia="zh-TW"/>
+        </w:rPr>
+        <w:t>𨐈</w:t>
       </w:r>
       <w:r>
         <w:rPr>
@@ -720,16 +675,16 @@
           <w:szCs w:val="36"/>
           <w:lang w:eastAsia="zh-TW"/>
         </w:rPr>
-        <w:t>砵砠砫砬硁恧翃郪</w:t>
-      </w:r>
-      <w:r>
-        <w:rPr>
-          <w:rFonts w:ascii="微软雅黑" w:eastAsia="微软雅黑" w:hAnsi="微软雅黑" w:cs="微软雅黑" w:hint="eastAsia"/>
-          <w:sz w:val="32"/>
-          <w:szCs w:val="36"/>
-          <w:lang w:eastAsia="zh-TW"/>
-        </w:rPr>
-        <w:t>𨐈</w:t>
+        <w:t>辀辁剕赀哢晅晊唝哱冔晔晐晖畖蚄</w:t>
+      </w:r>
+      <w:r>
+        <w:rPr>
+          <w:rFonts w:ascii="微软雅黑" w:eastAsia="微软雅黑" w:hAnsi="微软雅黑" w:cs="微软雅黑" w:hint="eastAsia"/>
+          <w:sz w:val="32"/>
+          <w:szCs w:val="36"/>
+          <w:lang w:eastAsia="zh-TW"/>
+        </w:rPr>
+        <w:t>𫑡</w:t>
       </w:r>
       <w:r>
         <w:rPr>
@@ -738,16 +693,16 @@
           <w:szCs w:val="36"/>
           <w:lang w:eastAsia="zh-TW"/>
         </w:rPr>
-        <w:t>辀辁剕赀哢晅晊唝哱冔晔晐晖畖蚄</w:t>
-      </w:r>
-      <w:r>
-        <w:rPr>
-          <w:rFonts w:ascii="微软雅黑" w:eastAsia="微软雅黑" w:hAnsi="微软雅黑" w:cs="微软雅黑" w:hint="eastAsia"/>
-          <w:sz w:val="32"/>
-          <w:szCs w:val="36"/>
-          <w:lang w:eastAsia="zh-TW"/>
-        </w:rPr>
-        <w:t>𫑡</w:t>
+        <w:t>帱崁峿</w:t>
+      </w:r>
+      <w:r>
+        <w:rPr>
+          <w:rFonts w:ascii="微软雅黑" w:eastAsia="微软雅黑" w:hAnsi="微软雅黑" w:cs="微软雅黑" w:hint="eastAsia"/>
+          <w:sz w:val="32"/>
+          <w:szCs w:val="36"/>
+          <w:lang w:eastAsia="zh-TW"/>
+        </w:rPr>
+        <w:t>𪨶</w:t>
       </w:r>
       <w:r>
         <w:rPr>
@@ -756,16 +711,16 @@
           <w:szCs w:val="36"/>
           <w:lang w:eastAsia="zh-TW"/>
         </w:rPr>
-        <w:t>帱崁峿</w:t>
-      </w:r>
-      <w:r>
-        <w:rPr>
-          <w:rFonts w:ascii="微软雅黑" w:eastAsia="微软雅黑" w:hAnsi="微软雅黑" w:cs="微软雅黑" w:hint="eastAsia"/>
-          <w:sz w:val="32"/>
-          <w:szCs w:val="36"/>
-          <w:lang w:eastAsia="zh-TW"/>
-        </w:rPr>
-        <w:t>𪨶</w:t>
+        <w:t>崄帨崀赆</w:t>
+      </w:r>
+      <w:r>
+        <w:rPr>
+          <w:rFonts w:ascii="微软雅黑" w:eastAsia="微软雅黑" w:hAnsi="微软雅黑" w:cs="微软雅黑" w:hint="eastAsia"/>
+          <w:sz w:val="32"/>
+          <w:szCs w:val="36"/>
+          <w:lang w:eastAsia="zh-TW"/>
+        </w:rPr>
+        <w:t>𬬸</w:t>
       </w:r>
       <w:r>
         <w:rPr>
@@ -774,16 +729,16 @@
           <w:szCs w:val="36"/>
           <w:lang w:eastAsia="zh-TW"/>
         </w:rPr>
-        <w:t>崄帨崀赆</w:t>
-      </w:r>
-      <w:r>
-        <w:rPr>
-          <w:rFonts w:ascii="微软雅黑" w:eastAsia="微软雅黑" w:hAnsi="微软雅黑" w:cs="微软雅黑" w:hint="eastAsia"/>
-          <w:sz w:val="32"/>
-          <w:szCs w:val="36"/>
-          <w:lang w:eastAsia="zh-TW"/>
-        </w:rPr>
-        <w:t>𬬸</w:t>
+        <w:t>钷</w:t>
+      </w:r>
+      <w:r>
+        <w:rPr>
+          <w:rFonts w:ascii="微软雅黑" w:eastAsia="微软雅黑" w:hAnsi="微软雅黑" w:cs="微软雅黑" w:hint="eastAsia"/>
+          <w:sz w:val="32"/>
+          <w:szCs w:val="36"/>
+          <w:lang w:eastAsia="zh-TW"/>
+        </w:rPr>
+        <w:t>𬬻𬬹𬬿𬭁</w:t>
       </w:r>
       <w:r>
         <w:rPr>
@@ -792,16 +747,16 @@
           <w:szCs w:val="36"/>
           <w:lang w:eastAsia="zh-TW"/>
         </w:rPr>
-        <w:t>钷</w:t>
-      </w:r>
-      <w:r>
-        <w:rPr>
-          <w:rFonts w:ascii="微软雅黑" w:eastAsia="微软雅黑" w:hAnsi="微软雅黑" w:cs="微软雅黑" w:hint="eastAsia"/>
-          <w:sz w:val="32"/>
-          <w:szCs w:val="36"/>
-          <w:lang w:eastAsia="zh-TW"/>
-        </w:rPr>
-        <w:t>𬬻𬬹𬬿𬭁</w:t>
+        <w:t>眚甡笫倻倴脩倮倕倞</w:t>
+      </w:r>
+      <w:r>
+        <w:rPr>
+          <w:rFonts w:ascii="微软雅黑" w:eastAsia="微软雅黑" w:hAnsi="微软雅黑" w:cs="微软雅黑" w:hint="eastAsia"/>
+          <w:sz w:val="32"/>
+          <w:szCs w:val="36"/>
+          <w:lang w:eastAsia="zh-TW"/>
+        </w:rPr>
+        <w:t>𫢸</w:t>
       </w:r>
       <w:r>
         <w:rPr>
@@ -810,16 +765,16 @@
           <w:szCs w:val="36"/>
           <w:lang w:eastAsia="zh-TW"/>
         </w:rPr>
-        <w:t>眚甡笫倻倴脩倮倕倞</w:t>
-      </w:r>
-      <w:r>
-        <w:rPr>
-          <w:rFonts w:ascii="微软雅黑" w:eastAsia="微软雅黑" w:hAnsi="微软雅黑" w:cs="微软雅黑" w:hint="eastAsia"/>
-          <w:sz w:val="32"/>
-          <w:szCs w:val="36"/>
-          <w:lang w:eastAsia="zh-TW"/>
-        </w:rPr>
-        <w:t>𫢸</w:t>
+        <w:t>倓倧衃虒舭舯舥瓞鸰脎朓胲虓鱽峱狻眢</w:t>
+      </w:r>
+      <w:r>
+        <w:rPr>
+          <w:rFonts w:ascii="微软雅黑" w:eastAsia="微软雅黑" w:hAnsi="微软雅黑" w:cs="微软雅黑" w:hint="eastAsia"/>
+          <w:sz w:val="32"/>
+          <w:szCs w:val="36"/>
+          <w:lang w:eastAsia="zh-TW"/>
+        </w:rPr>
+        <w:t>𫗧</w:t>
       </w:r>
       <w:r>
         <w:rPr>
@@ -828,16 +783,16 @@
           <w:szCs w:val="36"/>
           <w:lang w:eastAsia="zh-TW"/>
         </w:rPr>
-        <w:t>倓倧衃虒舭舯舥瓞鸰脎朓胲虓鱽峱狻眢</w:t>
-      </w:r>
-      <w:r>
-        <w:rPr>
-          <w:rFonts w:ascii="微软雅黑" w:eastAsia="微软雅黑" w:hAnsi="微软雅黑" w:cs="微软雅黑" w:hint="eastAsia"/>
-          <w:sz w:val="32"/>
-          <w:szCs w:val="36"/>
-          <w:lang w:eastAsia="zh-TW"/>
-        </w:rPr>
-        <w:t>𫗧</w:t>
+        <w:t>勍痄疰痃竘羖羓桊敉烠烔烶烻</w:t>
+      </w:r>
+      <w:r>
+        <w:rPr>
+          <w:rFonts w:ascii="微软雅黑" w:eastAsia="微软雅黑" w:hAnsi="微软雅黑" w:cs="微软雅黑" w:hint="eastAsia"/>
+          <w:sz w:val="32"/>
+          <w:szCs w:val="36"/>
+          <w:lang w:eastAsia="zh-TW"/>
+        </w:rPr>
+        <w:t>𬊈</w:t>
       </w:r>
       <w:r>
         <w:rPr>
@@ -846,16 +801,16 @@
           <w:szCs w:val="36"/>
           <w:lang w:eastAsia="zh-TW"/>
         </w:rPr>
-        <w:t>勍痄疰痃竘羖羓桊敉烠烔烶烻</w:t>
-      </w:r>
-      <w:r>
-        <w:rPr>
-          <w:rFonts w:ascii="微软雅黑" w:eastAsia="微软雅黑" w:hAnsi="微软雅黑" w:cs="微软雅黑" w:hint="eastAsia"/>
-          <w:sz w:val="32"/>
-          <w:szCs w:val="36"/>
-          <w:lang w:eastAsia="zh-TW"/>
-        </w:rPr>
-        <w:t>𬊈</w:t>
+        <w:t>涍浡浭浬涄涢涐浰浟浛浼浲涘悈悃悢</w:t>
+      </w:r>
+      <w:r>
+        <w:rPr>
+          <w:rFonts w:ascii="微软雅黑" w:eastAsia="微软雅黑" w:hAnsi="微软雅黑" w:cs="微软雅黑" w:hint="eastAsia"/>
+          <w:sz w:val="32"/>
+          <w:szCs w:val="36"/>
+          <w:lang w:eastAsia="zh-TW"/>
+        </w:rPr>
+        <w:t>𬒈</w:t>
       </w:r>
       <w:r>
         <w:rPr>
@@ -864,16 +819,16 @@
           <w:szCs w:val="36"/>
           <w:lang w:eastAsia="zh-TW"/>
         </w:rPr>
-        <w:t>涍浡浭浬涄涢涐浰浟浛浼浲涘悈悃悢</w:t>
-      </w:r>
-      <w:r>
-        <w:rPr>
-          <w:rFonts w:ascii="微软雅黑" w:eastAsia="微软雅黑" w:hAnsi="微软雅黑" w:cs="微软雅黑" w:hint="eastAsia"/>
-          <w:sz w:val="32"/>
-          <w:szCs w:val="36"/>
-          <w:lang w:eastAsia="zh-TW"/>
-        </w:rPr>
-        <w:t>𬒈</w:t>
+        <w:t>宧窅窊窎扅扆袪袗袯祧堲疍</w:t>
+      </w:r>
+      <w:r>
+        <w:rPr>
+          <w:rFonts w:ascii="微软雅黑" w:eastAsia="微软雅黑" w:hAnsi="微软雅黑" w:cs="微软雅黑" w:hint="eastAsia"/>
+          <w:sz w:val="32"/>
+          <w:szCs w:val="36"/>
+          <w:lang w:eastAsia="zh-TW"/>
+        </w:rPr>
+        <w:t>𨺙</w:t>
       </w:r>
       <w:r>
         <w:rPr>
@@ -882,16 +837,16 @@
           <w:szCs w:val="36"/>
           <w:lang w:eastAsia="zh-TW"/>
         </w:rPr>
-        <w:t>宧窅窊窎扅扆袪袗袯祧堲疍</w:t>
-      </w:r>
-      <w:r>
-        <w:rPr>
-          <w:rFonts w:ascii="微软雅黑" w:eastAsia="微软雅黑" w:hAnsi="微软雅黑" w:cs="微软雅黑" w:hint="eastAsia"/>
-          <w:sz w:val="32"/>
-          <w:szCs w:val="36"/>
-          <w:lang w:eastAsia="zh-TW"/>
-        </w:rPr>
-        <w:t>𨺙</w:t>
+        <w:t>陴烝砮㛚哿翀翂剟</w:t>
+      </w:r>
+      <w:r>
+        <w:rPr>
+          <w:rFonts w:ascii="微软雅黑" w:eastAsia="微软雅黑" w:hAnsi="微软雅黑" w:cs="微软雅黑" w:hint="eastAsia"/>
+          <w:sz w:val="32"/>
+          <w:szCs w:val="36"/>
+          <w:lang w:eastAsia="zh-TW"/>
+        </w:rPr>
+        <w:t>𬳿𫄨</w:t>
       </w:r>
       <w:r>
         <w:rPr>
@@ -900,16 +855,16 @@
           <w:szCs w:val="36"/>
           <w:lang w:eastAsia="zh-TW"/>
         </w:rPr>
-        <w:t>陴烝砮㛚哿翀翂剟</w:t>
-      </w:r>
-      <w:r>
-        <w:rPr>
-          <w:rFonts w:ascii="微软雅黑" w:eastAsia="微软雅黑" w:hAnsi="微软雅黑" w:cs="微软雅黑" w:hint="eastAsia"/>
-          <w:sz w:val="32"/>
-          <w:szCs w:val="36"/>
-          <w:lang w:eastAsia="zh-TW"/>
-        </w:rPr>
-        <w:t>𬳿𫄨</w:t>
+        <w:t>绤骍</w:t>
+      </w:r>
+      <w:r>
+        <w:rPr>
+          <w:rFonts w:ascii="微软雅黑" w:eastAsia="微软雅黑" w:hAnsi="微软雅黑" w:cs="微软雅黑" w:hint="eastAsia"/>
+          <w:sz w:val="32"/>
+          <w:szCs w:val="36"/>
+          <w:lang w:eastAsia="zh-TW"/>
+        </w:rPr>
+        <w:t>𬘫</w:t>
       </w:r>
       <w:r>
         <w:rPr>
@@ -918,16 +873,16 @@
           <w:szCs w:val="36"/>
           <w:lang w:eastAsia="zh-TW"/>
         </w:rPr>
-        <w:t>绤骍</w:t>
-      </w:r>
-      <w:r>
-        <w:rPr>
-          <w:rFonts w:ascii="微软雅黑" w:eastAsia="微软雅黑" w:hAnsi="微软雅黑" w:cs="微软雅黑" w:hint="eastAsia"/>
-          <w:sz w:val="32"/>
-          <w:szCs w:val="36"/>
-          <w:lang w:eastAsia="zh-TW"/>
-        </w:rPr>
-        <w:t>𬘫</w:t>
+        <w:t>䂮琎珸珵琄琈琀珺掭堎堐埼掎埫堌晢</w:t>
+      </w:r>
+      <w:r>
+        <w:rPr>
+          <w:rFonts w:ascii="微软雅黑" w:eastAsia="微软雅黑" w:hAnsi="微软雅黑" w:cs="微软雅黑" w:hint="eastAsia"/>
+          <w:sz w:val="32"/>
+          <w:szCs w:val="36"/>
+          <w:lang w:eastAsia="zh-TW"/>
+        </w:rPr>
+        <w:t>𫮃</w:t>
       </w:r>
       <w:r>
         <w:rPr>
@@ -936,24 +891,6 @@
           <w:szCs w:val="36"/>
           <w:lang w:eastAsia="zh-TW"/>
         </w:rPr>
-        <w:t>䂮琎珸珵琄琈琀珺掭堎堐埼掎埫堌晢</w:t>
-      </w:r>
-      <w:r>
-        <w:rPr>
-          <w:rFonts w:ascii="微软雅黑" w:eastAsia="微软雅黑" w:hAnsi="微软雅黑" w:cs="微软雅黑" w:hint="eastAsia"/>
-          <w:sz w:val="32"/>
-          <w:szCs w:val="36"/>
-          <w:lang w:eastAsia="zh-TW"/>
-        </w:rPr>
-        <w:t>𫮃</w:t>
-      </w:r>
-      <w:r>
-        <w:rPr>
-          <w:rFonts w:ascii="宋体" w:eastAsia="宋体" w:hAnsi="宋体" w:cs="微软雅黑" w:hint="eastAsia"/>
-          <w:sz w:val="32"/>
-          <w:szCs w:val="36"/>
-          <w:lang w:eastAsia="zh-TW"/>
-        </w:rPr>
         <w:t>掞埪壸㙍聍萚菥莿䓫䓬萆菂菍菼萣䓨菉䓛梼梽桲梾桯梣梌桹敔厣硔鿎硚硊硍勔䴕龁唪啫翈㫰晙</w:t>
       </w:r>
       <w:r>
@@ -1026,7 +963,25 @@
           <w:szCs w:val="36"/>
           <w:lang w:eastAsia="zh-TW"/>
         </w:rPr>
-        <w:t>铖铘铞铥铴牻牿稆笱笯偰偡鸺偭偲偁㿠鄅偓徛衒舳舲鸼悆鄃瓻䝙脶脞脟䏲</w:t>
+        <w:t>铖铘铞铥铴牻牿稆笱笯偰偡鸺偭偲偁㿠鄅偓徛衒舳舲鸼悆鄃瓻䝙脶脞脟䏲鱾猇猊猄</w:t>
+      </w:r>
+      <w:r>
+        <w:rPr>
+          <w:rFonts w:ascii="微软雅黑" w:eastAsia="微软雅黑" w:hAnsi="微软雅黑" w:cs="微软雅黑" w:hint="eastAsia"/>
+          <w:sz w:val="32"/>
+          <w:szCs w:val="36"/>
+          <w:lang w:eastAsia="zh-TW"/>
+        </w:rPr>
+        <w:t>𠅤</w:t>
+      </w:r>
+      <w:r>
+        <w:rPr>
+          <w:rFonts w:ascii="宋体" w:eastAsia="宋体" w:hAnsi="宋体" w:cs="微软雅黑"/>
+          <w:sz w:val="32"/>
+          <w:szCs w:val="36"/>
+          <w:lang w:eastAsia="zh-TW"/>
+        </w:rPr>
+        <w:t>庱庼痓䴔竫</w:t>
       </w:r>
       <w:r>
         <w:rPr>
@@ -1036,25 +991,7 @@
           <w:lang w:eastAsia="zh-TW"/>
         </w:rPr>
         <w:lastRenderedPageBreak/>
-        <w:t>鱾猇猊猄</w:t>
-      </w:r>
-      <w:r>
-        <w:rPr>
-          <w:rFonts w:ascii="微软雅黑" w:eastAsia="微软雅黑" w:hAnsi="微软雅黑" w:cs="微软雅黑" w:hint="eastAsia"/>
-          <w:sz w:val="32"/>
-          <w:szCs w:val="36"/>
-          <w:lang w:eastAsia="zh-TW"/>
-        </w:rPr>
-        <w:t>𠅤</w:t>
-      </w:r>
-      <w:r>
-        <w:rPr>
-          <w:rFonts w:ascii="宋体" w:eastAsia="宋体" w:hAnsi="宋体" w:cs="微软雅黑"/>
-          <w:sz w:val="32"/>
-          <w:szCs w:val="36"/>
-          <w:lang w:eastAsia="zh-TW"/>
-        </w:rPr>
-        <w:t>庱庼痓䴔竫堃阌羝羕焆烺焌淏</w:t>
+        <w:t>堃阌羝羕焆烺焌淏</w:t>
       </w:r>
       <w:r>
         <w:rPr>
@@ -2026,7 +1963,7 @@
           <w:szCs w:val="36"/>
           <w:lang w:eastAsia="zh-TW"/>
         </w:rPr>
-        <w:t>凘廑瘥瘕鲝鄫熇漹漖潆漤漼漴㽏漈漋漻慬窬窭㮾</w:t>
+        <w:t>凘廑瘥瘕鲝鄫熇漹漖潆漤漼漴㽏漋漻慬窬窭㮾</w:t>
       </w:r>
       <w:r>
         <w:rPr>
@@ -2080,7 +2017,25 @@
           <w:szCs w:val="36"/>
           <w:lang w:eastAsia="zh-TW"/>
         </w:rPr>
-        <w:t>镕稹儇皞皛䴘</w:t>
+        <w:t>镕稹儇皞皛䴘艎艏鹟</w:t>
+      </w:r>
+      <w:r>
+        <w:rPr>
+          <w:rFonts w:ascii="微软雅黑" w:eastAsia="微软雅黑" w:hAnsi="微软雅黑" w:cs="微软雅黑" w:hint="eastAsia"/>
+          <w:sz w:val="32"/>
+          <w:szCs w:val="36"/>
+          <w:lang w:eastAsia="zh-TW"/>
+        </w:rPr>
+        <w:t>𩾃</w:t>
+      </w:r>
+      <w:r>
+        <w:rPr>
+          <w:rFonts w:ascii="宋体" w:eastAsia="宋体" w:hAnsi="宋体" w:cs="微软雅黑"/>
+          <w:sz w:val="32"/>
+          <w:szCs w:val="36"/>
+          <w:lang w:eastAsia="zh-TW"/>
+        </w:rPr>
+        <w:t>鲦鲪鲬橥觭鹠鹡</w:t>
       </w:r>
       <w:r>
         <w:rPr>
@@ -2090,25 +2045,7 @@
           <w:lang w:eastAsia="zh-TW"/>
         </w:rPr>
         <w:lastRenderedPageBreak/>
-        <w:t>艎艏鹟</w:t>
-      </w:r>
-      <w:r>
-        <w:rPr>
-          <w:rFonts w:ascii="微软雅黑" w:eastAsia="微软雅黑" w:hAnsi="微软雅黑" w:cs="微软雅黑" w:hint="eastAsia"/>
-          <w:sz w:val="32"/>
-          <w:szCs w:val="36"/>
-          <w:lang w:eastAsia="zh-TW"/>
-        </w:rPr>
-        <w:t>𩾃</w:t>
-      </w:r>
-      <w:r>
-        <w:rPr>
-          <w:rFonts w:ascii="宋体" w:eastAsia="宋体" w:hAnsi="宋体" w:cs="微软雅黑"/>
-          <w:sz w:val="32"/>
-          <w:szCs w:val="36"/>
-          <w:lang w:eastAsia="zh-TW"/>
-        </w:rPr>
-        <w:t>鲦鲪鲬橥觭鹠鹡糇糈翦鹣熛潖潵㵐澂澛瑬潽潾潏憭憕</w:t>
+        <w:t>糇糈翦鹣熛潖潵㵐澂澛瑬潽潾潏憭憕</w:t>
       </w:r>
       <w:r>
         <w:rPr>
@@ -2216,25 +2153,7 @@
           <w:szCs w:val="36"/>
           <w:lang w:eastAsia="zh-TW"/>
         </w:rPr>
-        <w:t>鹾虤暿曌㬚蹅踶䗛螗疁㠓幪</w:t>
-      </w:r>
-      <w:r>
-        <w:rPr>
-          <w:rFonts w:ascii="微软雅黑" w:eastAsia="微软雅黑" w:hAnsi="微软雅黑" w:cs="微软雅黑" w:hint="eastAsia"/>
-          <w:sz w:val="32"/>
-          <w:szCs w:val="36"/>
-          <w:lang w:eastAsia="zh-TW"/>
-        </w:rPr>
-        <w:t>𪩘</w:t>
-      </w:r>
-      <w:r>
-        <w:rPr>
-          <w:rFonts w:ascii="宋体" w:eastAsia="宋体" w:hAnsi="宋体" w:cs="微软雅黑"/>
-          <w:sz w:val="32"/>
-          <w:szCs w:val="36"/>
-          <w:lang w:eastAsia="zh-TW"/>
-        </w:rPr>
-        <w:t>嶦</w:t>
+        <w:t>鹾虤暿曌㬚蹅踶䗛螗疁㠓幪嶦</w:t>
       </w:r>
       <w:r>
         <w:rPr>
@@ -2468,25 +2387,7 @@
           <w:szCs w:val="36"/>
           <w:lang w:eastAsia="zh-TW"/>
         </w:rPr>
-        <w:t>瓀釐鬶爇鞮</w:t>
-      </w:r>
-      <w:r>
-        <w:rPr>
-          <w:rFonts w:ascii="微软雅黑" w:eastAsia="微软雅黑" w:hAnsi="微软雅黑" w:cs="微软雅黑" w:hint="eastAsia"/>
-          <w:sz w:val="32"/>
-          <w:szCs w:val="36"/>
-          <w:lang w:eastAsia="zh-TW"/>
-        </w:rPr>
-        <w:t>𬟁</w:t>
-      </w:r>
-      <w:r>
-        <w:rPr>
-          <w:rFonts w:ascii="宋体" w:eastAsia="宋体" w:hAnsi="宋体" w:cs="微软雅黑"/>
-          <w:sz w:val="32"/>
-          <w:szCs w:val="36"/>
-          <w:lang w:eastAsia="zh-TW"/>
-        </w:rPr>
-        <w:t>藟藦藨鹲檫黡礞礌</w:t>
+        <w:t>瓀釐鬶爇鞮藟藦藨鹲檫黡礞礌</w:t>
       </w:r>
       <w:r>
         <w:rPr>

--- a/help/当前待录入汉字.docx
+++ b/help/当前待录入汉字.docx
@@ -18,7 +18,43 @@
           <w:szCs w:val="36"/>
           <w:lang w:eastAsia="zh-TW"/>
         </w:rPr>
-        <w:t>玞</w:t>
+        <w:t>弆</w:t>
+      </w:r>
+      <w:r>
+        <w:rPr>
+          <w:rFonts w:ascii="宋体" w:eastAsia="宋体" w:hAnsi="宋体" w:cs="方正硬笔行书简体" w:hint="eastAsia"/>
+          <w:sz w:val="32"/>
+          <w:szCs w:val="36"/>
+          <w:lang w:eastAsia="zh-TW"/>
+        </w:rPr>
+        <w:t>耵</w:t>
+      </w:r>
+      <w:r>
+        <w:rPr>
+          <w:rFonts w:ascii="宋体" w:eastAsia="宋体" w:hAnsi="宋体" w:cs="宋体" w:hint="eastAsia"/>
+          <w:sz w:val="32"/>
+          <w:szCs w:val="36"/>
+          <w:lang w:eastAsia="zh-TW"/>
+        </w:rPr>
+        <w:t>䢼</w:t>
+      </w:r>
+      <w:r>
+        <w:rPr>
+          <w:rFonts w:ascii="微软雅黑" w:eastAsia="微软雅黑" w:hAnsi="微软雅黑" w:cs="微软雅黑" w:hint="eastAsia"/>
+          <w:sz w:val="32"/>
+          <w:szCs w:val="36"/>
+          <w:lang w:eastAsia="zh-TW"/>
+        </w:rPr>
+        <w:t>𦭜</w:t>
+      </w:r>
+      <w:r>
+        <w:rPr>
+          <w:rFonts w:ascii="宋体" w:eastAsia="宋体" w:hAnsi="宋体" w:cs="宋体" w:hint="eastAsia"/>
+          <w:sz w:val="32"/>
+          <w:szCs w:val="36"/>
+          <w:lang w:eastAsia="zh-TW"/>
+        </w:rPr>
+        <w:t>茋</w:t>
       </w:r>
       <w:r>
         <w:rPr>
@@ -27,7 +63,7 @@
           <w:szCs w:val="36"/>
           <w:lang w:eastAsia="zh-TW"/>
         </w:rPr>
-        <w:t>玱</w:t>
+        <w:t>苧</w:t>
       </w:r>
       <w:r>
         <w:rPr>
@@ -36,7 +72,7 @@
           <w:szCs w:val="36"/>
           <w:lang w:eastAsia="zh-TW"/>
         </w:rPr>
-        <w:t>玟</w:t>
+        <w:t>苠</w:t>
       </w:r>
       <w:r>
         <w:rPr>
@@ -45,7 +81,7 @@
           <w:szCs w:val="36"/>
           <w:lang w:eastAsia="zh-TW"/>
         </w:rPr>
-        <w:t>邽邿坥坰坬坽弆</w:t>
+        <w:t>枅㭎</w:t>
       </w:r>
       <w:r>
         <w:rPr>
@@ -54,7 +90,7 @@
           <w:szCs w:val="36"/>
           <w:lang w:eastAsia="zh-TW"/>
         </w:rPr>
-        <w:t>耵</w:t>
+        <w:t>枘</w:t>
       </w:r>
       <w:r>
         <w:rPr>
@@ -63,16 +99,16 @@
           <w:szCs w:val="36"/>
           <w:lang w:eastAsia="zh-TW"/>
         </w:rPr>
-        <w:t>䢼</w:t>
-      </w:r>
-      <w:r>
-        <w:rPr>
-          <w:rFonts w:ascii="微软雅黑" w:eastAsia="微软雅黑" w:hAnsi="微软雅黑" w:cs="微软雅黑" w:hint="eastAsia"/>
-          <w:sz w:val="32"/>
-          <w:szCs w:val="36"/>
-          <w:lang w:eastAsia="zh-TW"/>
-        </w:rPr>
-        <w:t>𦭜</w:t>
+        <w:t>矼</w:t>
+      </w:r>
+      <w:r>
+        <w:rPr>
+          <w:rFonts w:ascii="宋体" w:eastAsia="宋体" w:hAnsi="宋体" w:cs="方正硬笔行书简繁" w:hint="eastAsia"/>
+          <w:sz w:val="32"/>
+          <w:szCs w:val="36"/>
+          <w:lang w:eastAsia="zh-TW"/>
+        </w:rPr>
+        <w:t>矻</w:t>
       </w:r>
       <w:r>
         <w:rPr>
@@ -81,7 +117,25 @@
           <w:szCs w:val="36"/>
           <w:lang w:eastAsia="zh-TW"/>
         </w:rPr>
-        <w:t>茋</w:t>
+        <w:t>匼</w:t>
+      </w:r>
+      <w:r>
+        <w:rPr>
+          <w:rFonts w:ascii="微软雅黑" w:eastAsia="微软雅黑" w:hAnsi="微软雅黑" w:cs="微软雅黑" w:hint="eastAsia"/>
+          <w:sz w:val="32"/>
+          <w:szCs w:val="36"/>
+          <w:lang w:eastAsia="zh-TW"/>
+        </w:rPr>
+        <w:t>𬨂𬀩𬀪</w:t>
+      </w:r>
+      <w:r>
+        <w:rPr>
+          <w:rFonts w:ascii="宋体" w:eastAsia="宋体" w:hAnsi="宋体" w:cs="宋体" w:hint="eastAsia"/>
+          <w:sz w:val="32"/>
+          <w:szCs w:val="36"/>
+          <w:lang w:eastAsia="zh-TW"/>
+        </w:rPr>
+        <w:t>旿</w:t>
       </w:r>
       <w:r>
         <w:rPr>
@@ -90,7 +144,16 @@
           <w:szCs w:val="36"/>
           <w:lang w:eastAsia="zh-TW"/>
         </w:rPr>
-        <w:t>苧</w:t>
+        <w:t>昇</w:t>
+      </w:r>
+      <w:r>
+        <w:rPr>
+          <w:rFonts w:ascii="宋体" w:eastAsia="宋体" w:hAnsi="宋体" w:cs="宋体" w:hint="eastAsia"/>
+          <w:sz w:val="32"/>
+          <w:szCs w:val="36"/>
+          <w:lang w:eastAsia="zh-TW"/>
+        </w:rPr>
+        <w:t>昄昒昈咉咇咍</w:t>
       </w:r>
       <w:r>
         <w:rPr>
@@ -99,7 +162,7 @@
           <w:szCs w:val="36"/>
           <w:lang w:eastAsia="zh-TW"/>
         </w:rPr>
-        <w:t>苠</w:t>
+        <w:t>岵岽</w:t>
       </w:r>
       <w:r>
         <w:rPr>
@@ -108,7 +171,43 @@
           <w:szCs w:val="36"/>
           <w:lang w:eastAsia="zh-TW"/>
         </w:rPr>
-        <w:t>枅㭎</w:t>
+        <w:t>岨岞峂㟃</w:t>
+      </w:r>
+      <w:r>
+        <w:rPr>
+          <w:rFonts w:ascii="宋体" w:eastAsia="宋体" w:hAnsi="宋体" w:cs="方正硬笔行书简繁" w:hint="eastAsia"/>
+          <w:sz w:val="32"/>
+          <w:szCs w:val="36"/>
+          <w:lang w:eastAsia="zh-TW"/>
+        </w:rPr>
+        <w:t>囷</w:t>
+      </w:r>
+      <w:r>
+        <w:rPr>
+          <w:rFonts w:ascii="微软雅黑" w:eastAsia="微软雅黑" w:hAnsi="微软雅黑" w:cs="微软雅黑" w:hint="eastAsia"/>
+          <w:sz w:val="32"/>
+          <w:szCs w:val="36"/>
+          <w:lang w:eastAsia="zh-TW"/>
+        </w:rPr>
+        <w:t>𬬩</w:t>
+      </w:r>
+      <w:r>
+        <w:rPr>
+          <w:rFonts w:ascii="宋体" w:eastAsia="宋体" w:hAnsi="宋体" w:cs="微软雅黑" w:hint="eastAsia"/>
+          <w:sz w:val="32"/>
+          <w:szCs w:val="36"/>
+          <w:lang w:eastAsia="zh-TW"/>
+        </w:rPr>
+        <w:t>钐钔</w:t>
+      </w:r>
+      <w:r>
+        <w:rPr>
+          <w:rFonts w:ascii="宋体" w:eastAsia="宋体" w:hAnsi="宋体" w:cs="宋体" w:hint="eastAsia"/>
+          <w:sz w:val="32"/>
+          <w:szCs w:val="36"/>
+          <w:lang w:eastAsia="zh-TW"/>
+        </w:rPr>
+        <w:t>钖牥</w:t>
       </w:r>
       <w:r>
         <w:rPr>
@@ -117,7 +216,7 @@
           <w:szCs w:val="36"/>
           <w:lang w:eastAsia="zh-TW"/>
         </w:rPr>
-        <w:t>枘</w:t>
+        <w:t>佴</w:t>
       </w:r>
       <w:r>
         <w:rPr>
@@ -126,97 +225,7 @@
           <w:szCs w:val="36"/>
           <w:lang w:eastAsia="zh-TW"/>
         </w:rPr>
-        <w:t>矼</w:t>
-      </w:r>
-      <w:r>
-        <w:rPr>
-          <w:rFonts w:ascii="宋体" w:eastAsia="宋体" w:hAnsi="宋体" w:cs="方正硬笔行书简繁" w:hint="eastAsia"/>
-          <w:sz w:val="32"/>
-          <w:szCs w:val="36"/>
-          <w:lang w:eastAsia="zh-TW"/>
-        </w:rPr>
-        <w:t>矻</w:t>
-      </w:r>
-      <w:r>
-        <w:rPr>
-          <w:rFonts w:ascii="宋体" w:eastAsia="宋体" w:hAnsi="宋体" w:cs="宋体" w:hint="eastAsia"/>
-          <w:sz w:val="32"/>
-          <w:szCs w:val="36"/>
-          <w:lang w:eastAsia="zh-TW"/>
-        </w:rPr>
-        <w:t>匼</w:t>
-      </w:r>
-      <w:r>
-        <w:rPr>
-          <w:rFonts w:ascii="微软雅黑" w:eastAsia="微软雅黑" w:hAnsi="微软雅黑" w:cs="微软雅黑" w:hint="eastAsia"/>
-          <w:sz w:val="32"/>
-          <w:szCs w:val="36"/>
-          <w:lang w:eastAsia="zh-TW"/>
-        </w:rPr>
-        <w:t>𬨂𬀩𬀪</w:t>
-      </w:r>
-      <w:r>
-        <w:rPr>
-          <w:rFonts w:ascii="宋体" w:eastAsia="宋体" w:hAnsi="宋体" w:cs="宋体" w:hint="eastAsia"/>
-          <w:sz w:val="32"/>
-          <w:szCs w:val="36"/>
-          <w:lang w:eastAsia="zh-TW"/>
-        </w:rPr>
-        <w:t>旿</w:t>
-      </w:r>
-      <w:r>
-        <w:rPr>
-          <w:rFonts w:ascii="宋体" w:eastAsia="宋体" w:hAnsi="宋体" w:cs="方正硬笔行书简繁" w:hint="eastAsia"/>
-          <w:sz w:val="32"/>
-          <w:szCs w:val="36"/>
-          <w:lang w:eastAsia="zh-TW"/>
-        </w:rPr>
-        <w:t>昇</w:t>
-      </w:r>
-      <w:r>
-        <w:rPr>
-          <w:rFonts w:ascii="宋体" w:eastAsia="宋体" w:hAnsi="宋体" w:cs="宋体" w:hint="eastAsia"/>
-          <w:sz w:val="32"/>
-          <w:szCs w:val="36"/>
-          <w:lang w:eastAsia="zh-TW"/>
-        </w:rPr>
-        <w:t>昄昒昈咉咇咍</w:t>
-      </w:r>
-      <w:r>
-        <w:rPr>
-          <w:rFonts w:ascii="宋体" w:eastAsia="宋体" w:hAnsi="宋体" w:cs="方正硬笔行书简体" w:hint="eastAsia"/>
-          <w:sz w:val="32"/>
-          <w:szCs w:val="36"/>
-          <w:lang w:eastAsia="zh-TW"/>
-        </w:rPr>
-        <w:t>岵岽</w:t>
-      </w:r>
-      <w:r>
-        <w:rPr>
-          <w:rFonts w:ascii="宋体" w:eastAsia="宋体" w:hAnsi="宋体" w:cs="宋体" w:hint="eastAsia"/>
-          <w:sz w:val="32"/>
-          <w:szCs w:val="36"/>
-          <w:lang w:eastAsia="zh-TW"/>
-        </w:rPr>
-        <w:t>岨岞峂㟃</w:t>
-      </w:r>
-      <w:r>
-        <w:rPr>
-          <w:rFonts w:ascii="宋体" w:eastAsia="宋体" w:hAnsi="宋体" w:cs="方正硬笔行书简繁" w:hint="eastAsia"/>
-          <w:sz w:val="32"/>
-          <w:szCs w:val="36"/>
-          <w:lang w:eastAsia="zh-TW"/>
-        </w:rPr>
-        <w:t>囷</w:t>
-      </w:r>
-      <w:r>
-        <w:rPr>
-          <w:rFonts w:ascii="微软雅黑" w:eastAsia="微软雅黑" w:hAnsi="微软雅黑" w:cs="微软雅黑" w:hint="eastAsia"/>
-          <w:sz w:val="32"/>
-          <w:szCs w:val="36"/>
-          <w:lang w:eastAsia="zh-TW"/>
-        </w:rPr>
-        <w:t>𬬩</w:t>
+        <w:t>垈侁侹佸</w:t>
       </w:r>
       <w:r>
         <w:rPr>
@@ -225,34 +234,16 @@
           <w:szCs w:val="36"/>
           <w:lang w:eastAsia="zh-TW"/>
         </w:rPr>
-        <w:t>钐钔</w:t>
-      </w:r>
-      <w:r>
-        <w:rPr>
-          <w:rFonts w:ascii="宋体" w:eastAsia="宋体" w:hAnsi="宋体" w:cs="宋体" w:hint="eastAsia"/>
-          <w:sz w:val="32"/>
-          <w:szCs w:val="36"/>
-          <w:lang w:eastAsia="zh-TW"/>
-        </w:rPr>
-        <w:t>钖牥</w:t>
-      </w:r>
-      <w:r>
-        <w:rPr>
-          <w:rFonts w:ascii="宋体" w:eastAsia="宋体" w:hAnsi="宋体" w:cs="方正硬笔行书简体" w:hint="eastAsia"/>
-          <w:sz w:val="32"/>
-          <w:szCs w:val="36"/>
-          <w:lang w:eastAsia="zh-TW"/>
-        </w:rPr>
-        <w:t>佴</w:t>
-      </w:r>
-      <w:r>
-        <w:rPr>
-          <w:rFonts w:ascii="宋体" w:eastAsia="宋体" w:hAnsi="宋体" w:cs="宋体" w:hint="eastAsia"/>
-          <w:sz w:val="32"/>
-          <w:szCs w:val="36"/>
-          <w:lang w:eastAsia="zh-TW"/>
-        </w:rPr>
-        <w:t>垈侁侹佸</w:t>
+        <w:t>佺侂佽侘郈舠郐郃攽肭肷狉狝饳忞於炌泙沺泂泜泃泇怊峃祋祊</w:t>
+      </w:r>
+      <w:r>
+        <w:rPr>
+          <w:rFonts w:ascii="微软雅黑" w:eastAsia="微软雅黑" w:hAnsi="微软雅黑" w:cs="微软雅黑" w:hint="eastAsia"/>
+          <w:sz w:val="32"/>
+          <w:szCs w:val="36"/>
+          <w:lang w:eastAsia="zh-TW"/>
+        </w:rPr>
+        <w:t>𫍣𬣳𬩽</w:t>
       </w:r>
       <w:r>
         <w:rPr>
@@ -261,16 +252,16 @@
           <w:szCs w:val="36"/>
           <w:lang w:eastAsia="zh-TW"/>
         </w:rPr>
-        <w:t>佺侂佽侘郈舠郐郃攽肭肷狉狝饳忞於炌泙沺泂泜泃泇怊峃祋祊</w:t>
-      </w:r>
-      <w:r>
-        <w:rPr>
-          <w:rFonts w:ascii="微软雅黑" w:eastAsia="微软雅黑" w:hAnsi="微软雅黑" w:cs="微软雅黑" w:hint="eastAsia"/>
-          <w:sz w:val="32"/>
-          <w:szCs w:val="36"/>
-          <w:lang w:eastAsia="zh-TW"/>
-        </w:rPr>
-        <w:t>𫍣𬣳𬩽</w:t>
+        <w:t>鸤弢弨陑</w:t>
+      </w:r>
+      <w:r>
+        <w:rPr>
+          <w:rFonts w:ascii="微软雅黑" w:eastAsia="微软雅黑" w:hAnsi="微软雅黑" w:cs="微软雅黑" w:hint="eastAsia"/>
+          <w:sz w:val="32"/>
+          <w:szCs w:val="36"/>
+          <w:lang w:eastAsia="zh-TW"/>
+        </w:rPr>
+        <w:t>𬮿</w:t>
       </w:r>
       <w:r>
         <w:rPr>
@@ -279,16 +270,16 @@
           <w:szCs w:val="36"/>
           <w:lang w:eastAsia="zh-TW"/>
         </w:rPr>
-        <w:t>鸤弢弨陑</w:t>
-      </w:r>
-      <w:r>
-        <w:rPr>
-          <w:rFonts w:ascii="微软雅黑" w:eastAsia="微软雅黑" w:hAnsi="微软雅黑" w:cs="微软雅黑" w:hint="eastAsia"/>
-          <w:sz w:val="32"/>
-          <w:szCs w:val="36"/>
-          <w:lang w:eastAsia="zh-TW"/>
-        </w:rPr>
-        <w:t>𬮿</w:t>
+        <w:t>陎</w:t>
+      </w:r>
+      <w:r>
+        <w:rPr>
+          <w:rFonts w:ascii="微软雅黑" w:eastAsia="微软雅黑" w:hAnsi="微软雅黑" w:cs="微软雅黑" w:hint="eastAsia"/>
+          <w:sz w:val="32"/>
+          <w:szCs w:val="36"/>
+          <w:lang w:eastAsia="zh-TW"/>
+        </w:rPr>
+        <w:t>𬯀</w:t>
       </w:r>
       <w:r>
         <w:rPr>
@@ -297,16 +288,16 @@
           <w:szCs w:val="36"/>
           <w:lang w:eastAsia="zh-TW"/>
         </w:rPr>
-        <w:t>陎</w:t>
-      </w:r>
-      <w:r>
-        <w:rPr>
-          <w:rFonts w:ascii="微软雅黑" w:eastAsia="微软雅黑" w:hAnsi="微软雅黑" w:cs="微软雅黑" w:hint="eastAsia"/>
-          <w:sz w:val="32"/>
-          <w:szCs w:val="36"/>
-          <w:lang w:eastAsia="zh-TW"/>
-        </w:rPr>
-        <w:t>𬯀</w:t>
+        <w:t>卺乸妭姈</w:t>
+      </w:r>
+      <w:r>
+        <w:rPr>
+          <w:rFonts w:ascii="微软雅黑" w:eastAsia="微软雅黑" w:hAnsi="微软雅黑" w:cs="微软雅黑" w:hint="eastAsia"/>
+          <w:sz w:val="32"/>
+          <w:szCs w:val="36"/>
+          <w:lang w:eastAsia="zh-TW"/>
+        </w:rPr>
+        <w:t>𫰛</w:t>
       </w:r>
       <w:r>
         <w:rPr>
@@ -315,16 +306,16 @@
           <w:szCs w:val="36"/>
           <w:lang w:eastAsia="zh-TW"/>
         </w:rPr>
-        <w:t>卺乸妭姈</w:t>
-      </w:r>
-      <w:r>
-        <w:rPr>
-          <w:rFonts w:ascii="微软雅黑" w:eastAsia="微软雅黑" w:hAnsi="微软雅黑" w:cs="微软雅黑" w:hint="eastAsia"/>
-          <w:sz w:val="32"/>
-          <w:szCs w:val="36"/>
-          <w:lang w:eastAsia="zh-TW"/>
-        </w:rPr>
-        <w:t>𫰛</w:t>
+        <w:t>迳叕</w:t>
+      </w:r>
+      <w:r>
+        <w:rPr>
+          <w:rFonts w:ascii="微软雅黑" w:eastAsia="微软雅黑" w:hAnsi="微软雅黑" w:cs="微软雅黑" w:hint="eastAsia"/>
+          <w:sz w:val="32"/>
+          <w:szCs w:val="36"/>
+          <w:lang w:eastAsia="zh-TW"/>
+        </w:rPr>
+        <w:t>𬳵</w:t>
       </w:r>
       <w:r>
         <w:rPr>
@@ -333,16 +324,16 @@
           <w:szCs w:val="36"/>
           <w:lang w:eastAsia="zh-TW"/>
         </w:rPr>
-        <w:t>迳叕</w:t>
-      </w:r>
-      <w:r>
-        <w:rPr>
-          <w:rFonts w:ascii="微软雅黑" w:eastAsia="微软雅黑" w:hAnsi="微软雅黑" w:cs="微软雅黑" w:hint="eastAsia"/>
-          <w:sz w:val="32"/>
-          <w:szCs w:val="36"/>
-          <w:lang w:eastAsia="zh-TW"/>
-        </w:rPr>
-        <w:t>𬳵</w:t>
+        <w:t>驵</w:t>
+      </w:r>
+      <w:r>
+        <w:rPr>
+          <w:rFonts w:ascii="微软雅黑" w:eastAsia="微软雅黑" w:hAnsi="微软雅黑" w:cs="微软雅黑" w:hint="eastAsia"/>
+          <w:sz w:val="32"/>
+          <w:szCs w:val="36"/>
+          <w:lang w:eastAsia="zh-TW"/>
+        </w:rPr>
+        <w:t>𬳶</w:t>
       </w:r>
       <w:r>
         <w:rPr>
@@ -351,16 +342,16 @@
           <w:szCs w:val="36"/>
           <w:lang w:eastAsia="zh-TW"/>
         </w:rPr>
-        <w:t>驵</w:t>
-      </w:r>
-      <w:r>
-        <w:rPr>
-          <w:rFonts w:ascii="微软雅黑" w:eastAsia="微软雅黑" w:hAnsi="微软雅黑" w:cs="微软雅黑" w:hint="eastAsia"/>
-          <w:sz w:val="32"/>
-          <w:szCs w:val="36"/>
-          <w:lang w:eastAsia="zh-TW"/>
-        </w:rPr>
-        <w:t>𬳶</w:t>
+        <w:t>䌹驺</w:t>
+      </w:r>
+      <w:r>
+        <w:rPr>
+          <w:rFonts w:ascii="微软雅黑" w:eastAsia="微软雅黑" w:hAnsi="微软雅黑" w:cs="微软雅黑" w:hint="eastAsia"/>
+          <w:sz w:val="32"/>
+          <w:szCs w:val="36"/>
+          <w:lang w:eastAsia="zh-TW"/>
+        </w:rPr>
+        <w:t>𫠊</w:t>
       </w:r>
       <w:r>
         <w:rPr>
@@ -369,16 +360,16 @@
           <w:szCs w:val="36"/>
           <w:lang w:eastAsia="zh-TW"/>
         </w:rPr>
-        <w:t>䌹驺</w:t>
-      </w:r>
-      <w:r>
-        <w:rPr>
-          <w:rFonts w:ascii="微软雅黑" w:eastAsia="微软雅黑" w:hAnsi="微软雅黑" w:cs="微软雅黑" w:hint="eastAsia"/>
-          <w:sz w:val="32"/>
-          <w:szCs w:val="36"/>
-          <w:lang w:eastAsia="zh-TW"/>
-        </w:rPr>
-        <w:t>𫠊</w:t>
+        <w:t>绐砉耔㛃玶珇珅</w:t>
+      </w:r>
+      <w:r>
+        <w:rPr>
+          <w:rFonts w:ascii="微软雅黑" w:eastAsia="微软雅黑" w:hAnsi="微软雅黑" w:cs="微软雅黑" w:hint="eastAsia"/>
+          <w:sz w:val="32"/>
+          <w:szCs w:val="36"/>
+          <w:lang w:eastAsia="zh-TW"/>
+        </w:rPr>
+        <w:t>𬍛</w:t>
       </w:r>
       <w:r>
         <w:rPr>
@@ -387,16 +378,16 @@
           <w:szCs w:val="36"/>
           <w:lang w:eastAsia="zh-TW"/>
         </w:rPr>
-        <w:t>绐砉耔㛃玶珇珅</w:t>
-      </w:r>
-      <w:r>
-        <w:rPr>
-          <w:rFonts w:ascii="微软雅黑" w:eastAsia="微软雅黑" w:hAnsi="微软雅黑" w:cs="微软雅黑" w:hint="eastAsia"/>
-          <w:sz w:val="32"/>
-          <w:szCs w:val="36"/>
-          <w:lang w:eastAsia="zh-TW"/>
-        </w:rPr>
-        <w:t>𬍛</w:t>
+        <w:t>珋玹珌玿垚垯垙垲埏垍耇鿍垎垴垟垞挓垵垏拶荖荁荙荛茈茽荄茺</w:t>
+      </w:r>
+      <w:r>
+        <w:rPr>
+          <w:rFonts w:ascii="微软雅黑" w:eastAsia="微软雅黑" w:hAnsi="微软雅黑" w:cs="微软雅黑" w:hint="eastAsia"/>
+          <w:sz w:val="32"/>
+          <w:szCs w:val="36"/>
+          <w:lang w:eastAsia="zh-TW"/>
+        </w:rPr>
+        <w:t>𬜬</w:t>
       </w:r>
       <w:r>
         <w:rPr>
@@ -405,16 +396,16 @@
           <w:szCs w:val="36"/>
           <w:lang w:eastAsia="zh-TW"/>
         </w:rPr>
-        <w:t>珋玹珌玿垚垯垙垲埏垍耇鿍垎垴垟垞挓垵垏拶荖荁荙荛茈茽荄茺</w:t>
-      </w:r>
-      <w:r>
-        <w:rPr>
-          <w:rFonts w:ascii="微软雅黑" w:eastAsia="微软雅黑" w:hAnsi="微软雅黑" w:cs="微软雅黑" w:hint="eastAsia"/>
-          <w:sz w:val="32"/>
-          <w:szCs w:val="36"/>
-          <w:lang w:eastAsia="zh-TW"/>
-        </w:rPr>
-        <w:t>𬜬</w:t>
+        <w:t>荓茳</w:t>
+      </w:r>
+      <w:r>
+        <w:rPr>
+          <w:rFonts w:ascii="微软雅黑" w:eastAsia="微软雅黑" w:hAnsi="微软雅黑" w:cs="微软雅黑" w:hint="eastAsia"/>
+          <w:sz w:val="32"/>
+          <w:szCs w:val="36"/>
+          <w:lang w:eastAsia="zh-TW"/>
+        </w:rPr>
+        <w:t>𦰡</w:t>
       </w:r>
       <w:r>
         <w:rPr>
@@ -423,16 +414,16 @@
           <w:szCs w:val="36"/>
           <w:lang w:eastAsia="zh-TW"/>
         </w:rPr>
-        <w:t>荓茳</w:t>
-      </w:r>
-      <w:r>
-        <w:rPr>
-          <w:rFonts w:ascii="微软雅黑" w:eastAsia="微软雅黑" w:hAnsi="微软雅黑" w:cs="微软雅黑" w:hint="eastAsia"/>
-          <w:sz w:val="32"/>
-          <w:szCs w:val="36"/>
-          <w:lang w:eastAsia="zh-TW"/>
-        </w:rPr>
-        <w:t>𦰡</w:t>
+        <w:t>茛荭㭕柷柃栐柖郚剅䴓迺厖砆砑砄耏奓䶮轵轷轹轺昺</w:t>
+      </w:r>
+      <w:r>
+        <w:rPr>
+          <w:rFonts w:ascii="微软雅黑" w:eastAsia="微软雅黑" w:hAnsi="微软雅黑" w:cs="微软雅黑" w:hint="eastAsia"/>
+          <w:sz w:val="32"/>
+          <w:szCs w:val="36"/>
+          <w:lang w:eastAsia="zh-TW"/>
+        </w:rPr>
+        <w:t>𪾢</w:t>
       </w:r>
       <w:r>
         <w:rPr>
@@ -441,16 +432,16 @@
           <w:szCs w:val="36"/>
           <w:lang w:eastAsia="zh-TW"/>
         </w:rPr>
-        <w:t>茛荭㭕柷柃栐柖郚剅䴓迺厖砆砑砄耏奓䶮轵轷轹轺昺</w:t>
-      </w:r>
-      <w:r>
-        <w:rPr>
-          <w:rFonts w:ascii="微软雅黑" w:eastAsia="微软雅黑" w:hAnsi="微软雅黑" w:cs="微软雅黑" w:hint="eastAsia"/>
-          <w:sz w:val="32"/>
-          <w:szCs w:val="36"/>
-          <w:lang w:eastAsia="zh-TW"/>
-        </w:rPr>
-        <w:t>𪾢</w:t>
+        <w:t>昽盷咡咺昳昣哒昤昫昡咥昪虷虸哃峘耑峛</w:t>
+      </w:r>
+      <w:r>
+        <w:rPr>
+          <w:rFonts w:ascii="微软雅黑" w:eastAsia="微软雅黑" w:hAnsi="微软雅黑" w:cs="微软雅黑" w:hint="eastAsia"/>
+          <w:sz w:val="32"/>
+          <w:szCs w:val="36"/>
+          <w:lang w:eastAsia="zh-TW"/>
+        </w:rPr>
+        <w:t>𪨰</w:t>
       </w:r>
       <w:r>
         <w:rPr>
@@ -459,16 +450,16 @@
           <w:szCs w:val="36"/>
           <w:lang w:eastAsia="zh-TW"/>
         </w:rPr>
-        <w:t>昽盷咡咺昳昣哒昤昫昡咥昪虷虸哃峘耑峛</w:t>
-      </w:r>
-      <w:r>
-        <w:rPr>
-          <w:rFonts w:ascii="微软雅黑" w:eastAsia="微软雅黑" w:hAnsi="微软雅黑" w:cs="微软雅黑" w:hint="eastAsia"/>
-          <w:sz w:val="32"/>
-          <w:szCs w:val="36"/>
-          <w:lang w:eastAsia="zh-TW"/>
-        </w:rPr>
-        <w:t>𪨰</w:t>
+        <w:t>峗峧帡钘</w:t>
+      </w:r>
+      <w:r>
+        <w:rPr>
+          <w:rFonts w:ascii="微软雅黑" w:eastAsia="微软雅黑" w:hAnsi="微软雅黑" w:cs="微软雅黑" w:hint="eastAsia"/>
+          <w:sz w:val="32"/>
+          <w:szCs w:val="36"/>
+          <w:lang w:eastAsia="zh-TW"/>
+        </w:rPr>
+        <w:t>𫓧</w:t>
       </w:r>
       <w:r>
         <w:rPr>
@@ -477,16 +468,16 @@
           <w:szCs w:val="36"/>
           <w:lang w:eastAsia="zh-TW"/>
         </w:rPr>
-        <w:t>峗峧帡钘</w:t>
-      </w:r>
-      <w:r>
-        <w:rPr>
-          <w:rFonts w:ascii="微软雅黑" w:eastAsia="微软雅黑" w:hAnsi="微软雅黑" w:cs="微软雅黑" w:hint="eastAsia"/>
-          <w:sz w:val="32"/>
-          <w:szCs w:val="36"/>
-          <w:lang w:eastAsia="zh-TW"/>
-        </w:rPr>
-        <w:t>𫓧</w:t>
+        <w:t>钜</w:t>
+      </w:r>
+      <w:r>
+        <w:rPr>
+          <w:rFonts w:ascii="微软雅黑" w:eastAsia="微软雅黑" w:hAnsi="微软雅黑" w:cs="微软雅黑" w:hint="eastAsia"/>
+          <w:sz w:val="32"/>
+          <w:szCs w:val="36"/>
+          <w:lang w:eastAsia="zh-TW"/>
+        </w:rPr>
+        <w:t>𬬮𬬱𬬭</w:t>
       </w:r>
       <w:r>
         <w:rPr>
@@ -495,16 +486,16 @@
           <w:szCs w:val="36"/>
           <w:lang w:eastAsia="zh-TW"/>
         </w:rPr>
-        <w:t>钜</w:t>
-      </w:r>
-      <w:r>
-        <w:rPr>
-          <w:rFonts w:ascii="微软雅黑" w:eastAsia="微软雅黑" w:hAnsi="微软雅黑" w:cs="微软雅黑" w:hint="eastAsia"/>
-          <w:sz w:val="32"/>
-          <w:szCs w:val="36"/>
-          <w:lang w:eastAsia="zh-TW"/>
-        </w:rPr>
-        <w:t>𬬮𬬱𬬭</w:t>
+        <w:t>钪钬钭秬俫舁俜俙俍垕衎舣弇侴鸧䏡胠</w:t>
+      </w:r>
+      <w:r>
+        <w:rPr>
+          <w:rFonts w:ascii="微软雅黑" w:eastAsia="微软雅黑" w:hAnsi="微软雅黑" w:cs="微软雅黑" w:hint="eastAsia"/>
+          <w:sz w:val="32"/>
+          <w:szCs w:val="36"/>
+          <w:lang w:eastAsia="zh-TW"/>
+        </w:rPr>
+        <w:t>𦙶</w:t>
       </w:r>
       <w:r>
         <w:rPr>
@@ -513,16 +504,16 @@
           <w:szCs w:val="36"/>
           <w:lang w:eastAsia="zh-TW"/>
         </w:rPr>
-        <w:t>钪钬钭秬俫舁俜俙俍垕衎舣弇侴鸧䏡胠</w:t>
-      </w:r>
-      <w:r>
-        <w:rPr>
-          <w:rFonts w:ascii="微软雅黑" w:eastAsia="微软雅黑" w:hAnsi="微软雅黑" w:cs="微软雅黑" w:hint="eastAsia"/>
-          <w:sz w:val="32"/>
-          <w:szCs w:val="36"/>
-          <w:lang w:eastAsia="zh-TW"/>
-        </w:rPr>
-        <w:t>𦙶</w:t>
+        <w:t>胩胣朏飐訄饻疢炣炟㶲洭洘洓洿㳚泚浈浉洸洢洈洚洺洨浐㳘洴洣恔宬窀扂袆祏祐祕叚陧陞娀姞姱姤姶姽枲绖骃</w:t>
+      </w:r>
+      <w:r>
+        <w:rPr>
+          <w:rFonts w:ascii="微软雅黑" w:eastAsia="微软雅黑" w:hAnsi="微软雅黑" w:cs="微软雅黑" w:hint="eastAsia"/>
+          <w:sz w:val="32"/>
+          <w:szCs w:val="36"/>
+          <w:lang w:eastAsia="zh-TW"/>
+        </w:rPr>
+        <w:t>𬘡𬳽𬘩𫄧</w:t>
       </w:r>
       <w:r>
         <w:rPr>
@@ -531,16 +522,16 @@
           <w:szCs w:val="36"/>
           <w:lang w:eastAsia="zh-TW"/>
         </w:rPr>
-        <w:t>胩胣朏飐訄饻疢炣炟㶲洭洘洓洿㳚泚浈浉洸洢洈洚洺洨浐㳘洴洣恔宬窀扂袆祏祐祕叚陧陞娀姞姱姤姶姽枲绖骃</w:t>
-      </w:r>
-      <w:r>
-        <w:rPr>
-          <w:rFonts w:ascii="微软雅黑" w:eastAsia="微软雅黑" w:hAnsi="微软雅黑" w:cs="微软雅黑" w:hint="eastAsia"/>
-          <w:sz w:val="32"/>
-          <w:szCs w:val="36"/>
-          <w:lang w:eastAsia="zh-TW"/>
-        </w:rPr>
-        <w:t>𬘡𬳽𬘩𫄧</w:t>
+        <w:t>骉恝珪珛珹琊玼珖</w:t>
+      </w:r>
+      <w:r>
+        <w:rPr>
+          <w:rFonts w:ascii="微软雅黑" w:eastAsia="微软雅黑" w:hAnsi="微软雅黑" w:cs="微软雅黑" w:hint="eastAsia"/>
+          <w:sz w:val="32"/>
+          <w:szCs w:val="36"/>
+          <w:lang w:eastAsia="zh-TW"/>
+        </w:rPr>
+        <w:t>𪟝</w:t>
       </w:r>
       <w:r>
         <w:rPr>
@@ -549,16 +540,16 @@
           <w:szCs w:val="36"/>
           <w:lang w:eastAsia="zh-TW"/>
         </w:rPr>
-        <w:t>骉恝珪珛珹琊玼珖</w:t>
-      </w:r>
-      <w:r>
-        <w:rPr>
-          <w:rFonts w:ascii="微软雅黑" w:eastAsia="微软雅黑" w:hAnsi="微软雅黑" w:cs="微软雅黑" w:hint="eastAsia"/>
-          <w:sz w:val="32"/>
-          <w:szCs w:val="36"/>
-          <w:lang w:eastAsia="zh-TW"/>
-        </w:rPr>
-        <w:t>𪟝</w:t>
+        <w:t>珽珦珫珒</w:t>
+      </w:r>
+      <w:r>
+        <w:rPr>
+          <w:rFonts w:ascii="微软雅黑" w:eastAsia="微软雅黑" w:hAnsi="微软雅黑" w:cs="微软雅黑" w:hint="eastAsia"/>
+          <w:sz w:val="32"/>
+          <w:szCs w:val="36"/>
+          <w:lang w:eastAsia="zh-TW"/>
+        </w:rPr>
+        <w:t>𬍤</w:t>
       </w:r>
       <w:r>
         <w:rPr>
@@ -567,16 +558,16 @@
           <w:szCs w:val="36"/>
           <w:lang w:eastAsia="zh-TW"/>
         </w:rPr>
-        <w:t>珽珦珫珒</w:t>
-      </w:r>
-      <w:r>
-        <w:rPr>
-          <w:rFonts w:ascii="微软雅黑" w:eastAsia="微软雅黑" w:hAnsi="微软雅黑" w:cs="微软雅黑" w:hint="eastAsia"/>
-          <w:sz w:val="32"/>
-          <w:szCs w:val="36"/>
-          <w:lang w:eastAsia="zh-TW"/>
-        </w:rPr>
-        <w:t>𬍤</w:t>
+        <w:t>珢珕珝</w:t>
+      </w:r>
+      <w:r>
+        <w:rPr>
+          <w:rFonts w:ascii="微软雅黑" w:eastAsia="微软雅黑" w:hAnsi="微软雅黑" w:cs="微软雅黑" w:hint="eastAsia"/>
+          <w:sz w:val="32"/>
+          <w:szCs w:val="36"/>
+          <w:lang w:eastAsia="zh-TW"/>
+        </w:rPr>
+        <w:t>𫭼</w:t>
       </w:r>
       <w:r>
         <w:rPr>
@@ -585,16 +576,16 @@
           <w:szCs w:val="36"/>
           <w:lang w:eastAsia="zh-TW"/>
         </w:rPr>
-        <w:t>珢珕珝</w:t>
-      </w:r>
-      <w:r>
-        <w:rPr>
-          <w:rFonts w:ascii="微软雅黑" w:eastAsia="微软雅黑" w:hAnsi="微软雅黑" w:cs="微软雅黑" w:hint="eastAsia"/>
-          <w:sz w:val="32"/>
-          <w:szCs w:val="36"/>
-          <w:lang w:eastAsia="zh-TW"/>
-        </w:rPr>
-        <w:t>𫭼</w:t>
+        <w:t>埗垾垺埆垿埌埇莰茝</w:t>
+      </w:r>
+      <w:r>
+        <w:rPr>
+          <w:rFonts w:ascii="微软雅黑" w:eastAsia="微软雅黑" w:hAnsi="微软雅黑" w:cs="微软雅黑" w:hint="eastAsia"/>
+          <w:sz w:val="32"/>
+          <w:szCs w:val="36"/>
+          <w:lang w:eastAsia="zh-TW"/>
+        </w:rPr>
+        <w:t>𬜯</w:t>
       </w:r>
       <w:r>
         <w:rPr>
@@ -603,16 +594,16 @@
           <w:szCs w:val="36"/>
           <w:lang w:eastAsia="zh-TW"/>
         </w:rPr>
-        <w:t>埗垾垺埆垿埌埇莰茝</w:t>
-      </w:r>
-      <w:r>
-        <w:rPr>
-          <w:rFonts w:ascii="微软雅黑" w:eastAsia="微软雅黑" w:hAnsi="微软雅黑" w:cs="微软雅黑" w:hint="eastAsia"/>
-          <w:sz w:val="32"/>
-          <w:szCs w:val="36"/>
-          <w:lang w:eastAsia="zh-TW"/>
-        </w:rPr>
-        <w:t>𬜯</w:t>
+        <w:t>鄀莶莝䓖莙栻桠</w:t>
+      </w:r>
+      <w:r>
+        <w:rPr>
+          <w:rFonts w:ascii="微软雅黑" w:eastAsia="微软雅黑" w:hAnsi="微软雅黑" w:cs="微软雅黑" w:hint="eastAsia"/>
+          <w:sz w:val="32"/>
+          <w:szCs w:val="36"/>
+          <w:lang w:eastAsia="zh-TW"/>
+        </w:rPr>
+        <w:t>𬂩</w:t>
       </w:r>
       <w:r>
         <w:rPr>
@@ -621,16 +612,16 @@
           <w:szCs w:val="36"/>
           <w:lang w:eastAsia="zh-TW"/>
         </w:rPr>
-        <w:t>鄀莶莝䓖莙栻桠</w:t>
-      </w:r>
-      <w:r>
-        <w:rPr>
-          <w:rFonts w:ascii="微软雅黑" w:eastAsia="微软雅黑" w:hAnsi="微软雅黑" w:cs="微软雅黑" w:hint="eastAsia"/>
-          <w:sz w:val="32"/>
-          <w:szCs w:val="36"/>
-          <w:lang w:eastAsia="zh-TW"/>
-        </w:rPr>
-        <w:t>𬂩</w:t>
+        <w:t>桄梠栴梴栒酎酏</w:t>
+      </w:r>
+      <w:r>
+        <w:rPr>
+          <w:rFonts w:ascii="微软雅黑" w:eastAsia="微软雅黑" w:hAnsi="微软雅黑" w:cs="微软雅黑" w:hint="eastAsia"/>
+          <w:sz w:val="32"/>
+          <w:szCs w:val="36"/>
+          <w:lang w:eastAsia="zh-TW"/>
+        </w:rPr>
+        <w:t>𫠆</w:t>
       </w:r>
       <w:r>
         <w:rPr>
@@ -639,16 +630,16 @@
           <w:szCs w:val="36"/>
           <w:lang w:eastAsia="zh-TW"/>
         </w:rPr>
-        <w:t>桄梠栴梴栒酎酏</w:t>
-      </w:r>
-      <w:r>
-        <w:rPr>
-          <w:rFonts w:ascii="微软雅黑" w:eastAsia="微软雅黑" w:hAnsi="微软雅黑" w:cs="微软雅黑" w:hint="eastAsia"/>
-          <w:sz w:val="32"/>
-          <w:szCs w:val="36"/>
-          <w:lang w:eastAsia="zh-TW"/>
-        </w:rPr>
-        <w:t>𫠆</w:t>
+        <w:t>砵砠砫砬硁恧翃郪</w:t>
+      </w:r>
+      <w:r>
+        <w:rPr>
+          <w:rFonts w:ascii="微软雅黑" w:eastAsia="微软雅黑" w:hAnsi="微软雅黑" w:cs="微软雅黑" w:hint="eastAsia"/>
+          <w:sz w:val="32"/>
+          <w:szCs w:val="36"/>
+          <w:lang w:eastAsia="zh-TW"/>
+        </w:rPr>
+        <w:t>𨐈</w:t>
       </w:r>
       <w:r>
         <w:rPr>
@@ -657,16 +648,16 @@
           <w:szCs w:val="36"/>
           <w:lang w:eastAsia="zh-TW"/>
         </w:rPr>
-        <w:t>砵砠砫砬硁恧翃郪</w:t>
-      </w:r>
-      <w:r>
-        <w:rPr>
-          <w:rFonts w:ascii="微软雅黑" w:eastAsia="微软雅黑" w:hAnsi="微软雅黑" w:cs="微软雅黑" w:hint="eastAsia"/>
-          <w:sz w:val="32"/>
-          <w:szCs w:val="36"/>
-          <w:lang w:eastAsia="zh-TW"/>
-        </w:rPr>
-        <w:t>𨐈</w:t>
+        <w:t>辀辁剕赀哢晅晊唝哱冔晔晐晖畖蚄</w:t>
+      </w:r>
+      <w:r>
+        <w:rPr>
+          <w:rFonts w:ascii="微软雅黑" w:eastAsia="微软雅黑" w:hAnsi="微软雅黑" w:cs="微软雅黑" w:hint="eastAsia"/>
+          <w:sz w:val="32"/>
+          <w:szCs w:val="36"/>
+          <w:lang w:eastAsia="zh-TW"/>
+        </w:rPr>
+        <w:t>𫑡</w:t>
       </w:r>
       <w:r>
         <w:rPr>
@@ -675,16 +666,16 @@
           <w:szCs w:val="36"/>
           <w:lang w:eastAsia="zh-TW"/>
         </w:rPr>
-        <w:t>辀辁剕赀哢晅晊唝哱冔晔晐晖畖蚄</w:t>
-      </w:r>
-      <w:r>
-        <w:rPr>
-          <w:rFonts w:ascii="微软雅黑" w:eastAsia="微软雅黑" w:hAnsi="微软雅黑" w:cs="微软雅黑" w:hint="eastAsia"/>
-          <w:sz w:val="32"/>
-          <w:szCs w:val="36"/>
-          <w:lang w:eastAsia="zh-TW"/>
-        </w:rPr>
-        <w:t>𫑡</w:t>
+        <w:t>帱崁峿</w:t>
+      </w:r>
+      <w:r>
+        <w:rPr>
+          <w:rFonts w:ascii="微软雅黑" w:eastAsia="微软雅黑" w:hAnsi="微软雅黑" w:cs="微软雅黑" w:hint="eastAsia"/>
+          <w:sz w:val="32"/>
+          <w:szCs w:val="36"/>
+          <w:lang w:eastAsia="zh-TW"/>
+        </w:rPr>
+        <w:t>𪨶</w:t>
       </w:r>
       <w:r>
         <w:rPr>
@@ -693,16 +684,16 @@
           <w:szCs w:val="36"/>
           <w:lang w:eastAsia="zh-TW"/>
         </w:rPr>
-        <w:t>帱崁峿</w:t>
-      </w:r>
-      <w:r>
-        <w:rPr>
-          <w:rFonts w:ascii="微软雅黑" w:eastAsia="微软雅黑" w:hAnsi="微软雅黑" w:cs="微软雅黑" w:hint="eastAsia"/>
-          <w:sz w:val="32"/>
-          <w:szCs w:val="36"/>
-          <w:lang w:eastAsia="zh-TW"/>
-        </w:rPr>
-        <w:t>𪨶</w:t>
+        <w:t>崄帨崀赆</w:t>
+      </w:r>
+      <w:r>
+        <w:rPr>
+          <w:rFonts w:ascii="微软雅黑" w:eastAsia="微软雅黑" w:hAnsi="微软雅黑" w:cs="微软雅黑" w:hint="eastAsia"/>
+          <w:sz w:val="32"/>
+          <w:szCs w:val="36"/>
+          <w:lang w:eastAsia="zh-TW"/>
+        </w:rPr>
+        <w:t>𬬸</w:t>
       </w:r>
       <w:r>
         <w:rPr>
@@ -711,16 +702,16 @@
           <w:szCs w:val="36"/>
           <w:lang w:eastAsia="zh-TW"/>
         </w:rPr>
-        <w:t>崄帨崀赆</w:t>
-      </w:r>
-      <w:r>
-        <w:rPr>
-          <w:rFonts w:ascii="微软雅黑" w:eastAsia="微软雅黑" w:hAnsi="微软雅黑" w:cs="微软雅黑" w:hint="eastAsia"/>
-          <w:sz w:val="32"/>
-          <w:szCs w:val="36"/>
-          <w:lang w:eastAsia="zh-TW"/>
-        </w:rPr>
-        <w:t>𬬸</w:t>
+        <w:t>钷</w:t>
+      </w:r>
+      <w:r>
+        <w:rPr>
+          <w:rFonts w:ascii="微软雅黑" w:eastAsia="微软雅黑" w:hAnsi="微软雅黑" w:cs="微软雅黑" w:hint="eastAsia"/>
+          <w:sz w:val="32"/>
+          <w:szCs w:val="36"/>
+          <w:lang w:eastAsia="zh-TW"/>
+        </w:rPr>
+        <w:t>𬬻𬬹𬬿𬭁</w:t>
       </w:r>
       <w:r>
         <w:rPr>
@@ -729,16 +720,16 @@
           <w:szCs w:val="36"/>
           <w:lang w:eastAsia="zh-TW"/>
         </w:rPr>
-        <w:t>钷</w:t>
-      </w:r>
-      <w:r>
-        <w:rPr>
-          <w:rFonts w:ascii="微软雅黑" w:eastAsia="微软雅黑" w:hAnsi="微软雅黑" w:cs="微软雅黑" w:hint="eastAsia"/>
-          <w:sz w:val="32"/>
-          <w:szCs w:val="36"/>
-          <w:lang w:eastAsia="zh-TW"/>
-        </w:rPr>
-        <w:t>𬬻𬬹𬬿𬭁</w:t>
+        <w:t>眚甡笫倻倴脩倮倕倞</w:t>
+      </w:r>
+      <w:r>
+        <w:rPr>
+          <w:rFonts w:ascii="微软雅黑" w:eastAsia="微软雅黑" w:hAnsi="微软雅黑" w:cs="微软雅黑" w:hint="eastAsia"/>
+          <w:sz w:val="32"/>
+          <w:szCs w:val="36"/>
+          <w:lang w:eastAsia="zh-TW"/>
+        </w:rPr>
+        <w:t>𫢸</w:t>
       </w:r>
       <w:r>
         <w:rPr>
@@ -747,16 +738,16 @@
           <w:szCs w:val="36"/>
           <w:lang w:eastAsia="zh-TW"/>
         </w:rPr>
-        <w:t>眚甡笫倻倴脩倮倕倞</w:t>
-      </w:r>
-      <w:r>
-        <w:rPr>
-          <w:rFonts w:ascii="微软雅黑" w:eastAsia="微软雅黑" w:hAnsi="微软雅黑" w:cs="微软雅黑" w:hint="eastAsia"/>
-          <w:sz w:val="32"/>
-          <w:szCs w:val="36"/>
-          <w:lang w:eastAsia="zh-TW"/>
-        </w:rPr>
-        <w:t>𫢸</w:t>
+        <w:t>倓倧衃虒舭舯舥瓞鸰脎朓胲虓鱽峱狻眢</w:t>
+      </w:r>
+      <w:r>
+        <w:rPr>
+          <w:rFonts w:ascii="微软雅黑" w:eastAsia="微软雅黑" w:hAnsi="微软雅黑" w:cs="微软雅黑" w:hint="eastAsia"/>
+          <w:sz w:val="32"/>
+          <w:szCs w:val="36"/>
+          <w:lang w:eastAsia="zh-TW"/>
+        </w:rPr>
+        <w:t>𫗧</w:t>
       </w:r>
       <w:r>
         <w:rPr>
@@ -765,16 +756,16 @@
           <w:szCs w:val="36"/>
           <w:lang w:eastAsia="zh-TW"/>
         </w:rPr>
-        <w:t>倓倧衃虒舭舯舥瓞鸰脎朓胲虓鱽峱狻眢</w:t>
-      </w:r>
-      <w:r>
-        <w:rPr>
-          <w:rFonts w:ascii="微软雅黑" w:eastAsia="微软雅黑" w:hAnsi="微软雅黑" w:cs="微软雅黑" w:hint="eastAsia"/>
-          <w:sz w:val="32"/>
-          <w:szCs w:val="36"/>
-          <w:lang w:eastAsia="zh-TW"/>
-        </w:rPr>
-        <w:t>𫗧</w:t>
+        <w:t>勍痄疰痃竘羖羓桊敉烠烔烶烻</w:t>
+      </w:r>
+      <w:r>
+        <w:rPr>
+          <w:rFonts w:ascii="微软雅黑" w:eastAsia="微软雅黑" w:hAnsi="微软雅黑" w:cs="微软雅黑" w:hint="eastAsia"/>
+          <w:sz w:val="32"/>
+          <w:szCs w:val="36"/>
+          <w:lang w:eastAsia="zh-TW"/>
+        </w:rPr>
+        <w:t>𬊈</w:t>
       </w:r>
       <w:r>
         <w:rPr>
@@ -783,16 +774,16 @@
           <w:szCs w:val="36"/>
           <w:lang w:eastAsia="zh-TW"/>
         </w:rPr>
-        <w:t>勍痄疰痃竘羖羓桊敉烠烔烶烻</w:t>
-      </w:r>
-      <w:r>
-        <w:rPr>
-          <w:rFonts w:ascii="微软雅黑" w:eastAsia="微软雅黑" w:hAnsi="微软雅黑" w:cs="微软雅黑" w:hint="eastAsia"/>
-          <w:sz w:val="32"/>
-          <w:szCs w:val="36"/>
-          <w:lang w:eastAsia="zh-TW"/>
-        </w:rPr>
-        <w:t>𬊈</w:t>
+        <w:t>涍浡浭浬涄涢涐浰浟浛浼浲涘悈悃悢</w:t>
+      </w:r>
+      <w:r>
+        <w:rPr>
+          <w:rFonts w:ascii="微软雅黑" w:eastAsia="微软雅黑" w:hAnsi="微软雅黑" w:cs="微软雅黑" w:hint="eastAsia"/>
+          <w:sz w:val="32"/>
+          <w:szCs w:val="36"/>
+          <w:lang w:eastAsia="zh-TW"/>
+        </w:rPr>
+        <w:t>𬒈</w:t>
       </w:r>
       <w:r>
         <w:rPr>
@@ -801,16 +792,16 @@
           <w:szCs w:val="36"/>
           <w:lang w:eastAsia="zh-TW"/>
         </w:rPr>
-        <w:t>涍浡浭浬涄涢涐浰浟浛浼浲涘悈悃悢</w:t>
-      </w:r>
-      <w:r>
-        <w:rPr>
-          <w:rFonts w:ascii="微软雅黑" w:eastAsia="微软雅黑" w:hAnsi="微软雅黑" w:cs="微软雅黑" w:hint="eastAsia"/>
-          <w:sz w:val="32"/>
-          <w:szCs w:val="36"/>
-          <w:lang w:eastAsia="zh-TW"/>
-        </w:rPr>
-        <w:t>𬒈</w:t>
+        <w:t>宧窅窊窎扅扆袪袗袯祧堲疍</w:t>
+      </w:r>
+      <w:r>
+        <w:rPr>
+          <w:rFonts w:ascii="微软雅黑" w:eastAsia="微软雅黑" w:hAnsi="微软雅黑" w:cs="微软雅黑" w:hint="eastAsia"/>
+          <w:sz w:val="32"/>
+          <w:szCs w:val="36"/>
+          <w:lang w:eastAsia="zh-TW"/>
+        </w:rPr>
+        <w:t>𨺙</w:t>
       </w:r>
       <w:r>
         <w:rPr>
@@ -819,16 +810,16 @@
           <w:szCs w:val="36"/>
           <w:lang w:eastAsia="zh-TW"/>
         </w:rPr>
-        <w:t>宧窅窊窎扅扆袪袗袯祧堲疍</w:t>
-      </w:r>
-      <w:r>
-        <w:rPr>
-          <w:rFonts w:ascii="微软雅黑" w:eastAsia="微软雅黑" w:hAnsi="微软雅黑" w:cs="微软雅黑" w:hint="eastAsia"/>
-          <w:sz w:val="32"/>
-          <w:szCs w:val="36"/>
-          <w:lang w:eastAsia="zh-TW"/>
-        </w:rPr>
-        <w:t>𨺙</w:t>
+        <w:t>陴烝砮㛚哿翀翂剟</w:t>
+      </w:r>
+      <w:r>
+        <w:rPr>
+          <w:rFonts w:ascii="微软雅黑" w:eastAsia="微软雅黑" w:hAnsi="微软雅黑" w:cs="微软雅黑" w:hint="eastAsia"/>
+          <w:sz w:val="32"/>
+          <w:szCs w:val="36"/>
+          <w:lang w:eastAsia="zh-TW"/>
+        </w:rPr>
+        <w:t>𬳿𫄨</w:t>
       </w:r>
       <w:r>
         <w:rPr>
@@ -837,16 +828,16 @@
           <w:szCs w:val="36"/>
           <w:lang w:eastAsia="zh-TW"/>
         </w:rPr>
-        <w:t>陴烝砮㛚哿翀翂剟</w:t>
-      </w:r>
-      <w:r>
-        <w:rPr>
-          <w:rFonts w:ascii="微软雅黑" w:eastAsia="微软雅黑" w:hAnsi="微软雅黑" w:cs="微软雅黑" w:hint="eastAsia"/>
-          <w:sz w:val="32"/>
-          <w:szCs w:val="36"/>
-          <w:lang w:eastAsia="zh-TW"/>
-        </w:rPr>
-        <w:t>𬳿𫄨</w:t>
+        <w:t>绤骍</w:t>
+      </w:r>
+      <w:r>
+        <w:rPr>
+          <w:rFonts w:ascii="微软雅黑" w:eastAsia="微软雅黑" w:hAnsi="微软雅黑" w:cs="微软雅黑" w:hint="eastAsia"/>
+          <w:sz w:val="32"/>
+          <w:szCs w:val="36"/>
+          <w:lang w:eastAsia="zh-TW"/>
+        </w:rPr>
+        <w:t>𬘫</w:t>
       </w:r>
       <w:r>
         <w:rPr>
@@ -855,16 +846,16 @@
           <w:szCs w:val="36"/>
           <w:lang w:eastAsia="zh-TW"/>
         </w:rPr>
-        <w:t>绤骍</w:t>
-      </w:r>
-      <w:r>
-        <w:rPr>
-          <w:rFonts w:ascii="微软雅黑" w:eastAsia="微软雅黑" w:hAnsi="微软雅黑" w:cs="微软雅黑" w:hint="eastAsia"/>
-          <w:sz w:val="32"/>
-          <w:szCs w:val="36"/>
-          <w:lang w:eastAsia="zh-TW"/>
-        </w:rPr>
-        <w:t>𬘫</w:t>
+        <w:t>䂮琎珸珵琄琈琀珺掭堎堐埼掎埫堌晢</w:t>
+      </w:r>
+      <w:r>
+        <w:rPr>
+          <w:rFonts w:ascii="微软雅黑" w:eastAsia="微软雅黑" w:hAnsi="微软雅黑" w:cs="微软雅黑" w:hint="eastAsia"/>
+          <w:sz w:val="32"/>
+          <w:szCs w:val="36"/>
+          <w:lang w:eastAsia="zh-TW"/>
+        </w:rPr>
+        <w:t>𫮃</w:t>
       </w:r>
       <w:r>
         <w:rPr>
@@ -873,24 +864,6 @@
           <w:szCs w:val="36"/>
           <w:lang w:eastAsia="zh-TW"/>
         </w:rPr>
-        <w:t>䂮琎珸珵琄琈琀珺掭堎堐埼掎埫堌晢</w:t>
-      </w:r>
-      <w:r>
-        <w:rPr>
-          <w:rFonts w:ascii="微软雅黑" w:eastAsia="微软雅黑" w:hAnsi="微软雅黑" w:cs="微软雅黑" w:hint="eastAsia"/>
-          <w:sz w:val="32"/>
-          <w:szCs w:val="36"/>
-          <w:lang w:eastAsia="zh-TW"/>
-        </w:rPr>
-        <w:t>𫮃</w:t>
-      </w:r>
-      <w:r>
-        <w:rPr>
-          <w:rFonts w:ascii="宋体" w:eastAsia="宋体" w:hAnsi="宋体" w:cs="微软雅黑" w:hint="eastAsia"/>
-          <w:sz w:val="32"/>
-          <w:szCs w:val="36"/>
-          <w:lang w:eastAsia="zh-TW"/>
-        </w:rPr>
         <w:t>掞埪壸㙍聍萚菥莿䓫䓬萆菂菍菼萣䓨菉䓛梼梽桲梾桯梣梌桹敔厣硔鿎硚硊硍勔䴕龁唪啫翈㫰晙</w:t>
       </w:r>
       <w:r>
@@ -981,7 +954,16 @@
           <w:szCs w:val="36"/>
           <w:lang w:eastAsia="zh-TW"/>
         </w:rPr>
-        <w:t>庱庼痓䴔竫</w:t>
+        <w:t>庱庼痓䴔竫堃阌羝羕焆烺焌淏</w:t>
+      </w:r>
+      <w:r>
+        <w:rPr>
+          <w:rFonts w:ascii="微软雅黑" w:eastAsia="微软雅黑" w:hAnsi="微软雅黑" w:cs="微软雅黑" w:hint="eastAsia"/>
+          <w:sz w:val="32"/>
+          <w:szCs w:val="36"/>
+          <w:lang w:eastAsia="zh-TW"/>
+        </w:rPr>
+        <w:t>𬇹</w:t>
       </w:r>
       <w:r>
         <w:rPr>
@@ -991,24 +973,6 @@
           <w:lang w:eastAsia="zh-TW"/>
         </w:rPr>
         <w:lastRenderedPageBreak/>
-        <w:t>堃阌羝羕焆烺焌淏</w:t>
-      </w:r>
-      <w:r>
-        <w:rPr>
-          <w:rFonts w:ascii="微软雅黑" w:eastAsia="微软雅黑" w:hAnsi="微软雅黑" w:cs="微软雅黑" w:hint="eastAsia"/>
-          <w:sz w:val="32"/>
-          <w:szCs w:val="36"/>
-          <w:lang w:eastAsia="zh-TW"/>
-        </w:rPr>
-        <w:t>𬇹</w:t>
-      </w:r>
-      <w:r>
-        <w:rPr>
-          <w:rFonts w:ascii="宋体" w:eastAsia="宋体" w:hAnsi="宋体" w:cs="微软雅黑"/>
-          <w:sz w:val="32"/>
-          <w:szCs w:val="36"/>
-          <w:lang w:eastAsia="zh-TW"/>
-        </w:rPr>
         <w:t>淟淜淴淯湴涴</w:t>
       </w:r>
       <w:r>
@@ -1135,7 +1099,7 @@
           <w:szCs w:val="36"/>
           <w:lang w:eastAsia="zh-TW"/>
         </w:rPr>
-        <w:t>絜珷琲琡琟琔琭堾堼揕㙘堧喆堨塅堠絷</w:t>
+        <w:t>絜珷琲琡琟琔琭堾堼揕㙘堧堨塅堠絷</w:t>
       </w:r>
       <w:r>
         <w:rPr>
@@ -2035,7 +1999,7 @@
           <w:szCs w:val="36"/>
           <w:lang w:eastAsia="zh-TW"/>
         </w:rPr>
-        <w:t>鲦鲪鲬橥觭鹠鹡</w:t>
+        <w:t>鲦鲪鲬橥觭鹠鹡糇糈翦鹣熛潖潵㵐澂澛</w:t>
       </w:r>
       <w:r>
         <w:rPr>
@@ -2045,7 +2009,7 @@
           <w:lang w:eastAsia="zh-TW"/>
         </w:rPr>
         <w:lastRenderedPageBreak/>
-        <w:t>糇糈翦鹣熛潖潵㵐澂澛瑬潽潾潏憭憕</w:t>
+        <w:t>瑬潽潾潏憭憕</w:t>
       </w:r>
       <w:r>
         <w:rPr>

--- a/help/当前待录入汉字.docx
+++ b/help/当前待录入汉字.docx
@@ -13,12 +13,48 @@
       </w:pPr>
       <w:r>
         <w:rPr>
+          <w:rFonts w:ascii="宋体" w:eastAsia="宋体" w:hAnsi="宋体" w:cs="方正硬笔行书简体" w:hint="eastAsia"/>
+          <w:sz w:val="32"/>
+          <w:szCs w:val="36"/>
+          <w:lang w:eastAsia="zh-TW"/>
+        </w:rPr>
+        <w:t>岵岽</w:t>
+      </w:r>
+      <w:r>
+        <w:rPr>
           <w:rFonts w:ascii="宋体" w:eastAsia="宋体" w:hAnsi="宋体" w:cs="宋体" w:hint="eastAsia"/>
           <w:sz w:val="32"/>
           <w:szCs w:val="36"/>
           <w:lang w:eastAsia="zh-TW"/>
         </w:rPr>
-        <w:t>弆</w:t>
+        <w:t>岨岞峂㟃</w:t>
+      </w:r>
+      <w:r>
+        <w:rPr>
+          <w:rFonts w:ascii="微软雅黑" w:eastAsia="微软雅黑" w:hAnsi="微软雅黑" w:cs="微软雅黑" w:hint="eastAsia"/>
+          <w:sz w:val="32"/>
+          <w:szCs w:val="36"/>
+          <w:lang w:eastAsia="zh-TW"/>
+        </w:rPr>
+        <w:t>𬬩</w:t>
+      </w:r>
+      <w:r>
+        <w:rPr>
+          <w:rFonts w:ascii="宋体" w:eastAsia="宋体" w:hAnsi="宋体" w:cs="微软雅黑" w:hint="eastAsia"/>
+          <w:sz w:val="32"/>
+          <w:szCs w:val="36"/>
+          <w:lang w:eastAsia="zh-TW"/>
+        </w:rPr>
+        <w:t>钐钔</w:t>
+      </w:r>
+      <w:r>
+        <w:rPr>
+          <w:rFonts w:ascii="宋体" w:eastAsia="宋体" w:hAnsi="宋体" w:cs="宋体" w:hint="eastAsia"/>
+          <w:sz w:val="32"/>
+          <w:szCs w:val="36"/>
+          <w:lang w:eastAsia="zh-TW"/>
+        </w:rPr>
+        <w:t>钖牥</w:t>
       </w:r>
       <w:r>
         <w:rPr>
@@ -27,7 +63,7 @@
           <w:szCs w:val="36"/>
           <w:lang w:eastAsia="zh-TW"/>
         </w:rPr>
-        <w:t>耵</w:t>
+        <w:t>佴</w:t>
       </w:r>
       <w:r>
         <w:rPr>
@@ -36,160 +72,7 @@
           <w:szCs w:val="36"/>
           <w:lang w:eastAsia="zh-TW"/>
         </w:rPr>
-        <w:t>䢼</w:t>
-      </w:r>
-      <w:r>
-        <w:rPr>
-          <w:rFonts w:ascii="微软雅黑" w:eastAsia="微软雅黑" w:hAnsi="微软雅黑" w:cs="微软雅黑" w:hint="eastAsia"/>
-          <w:sz w:val="32"/>
-          <w:szCs w:val="36"/>
-          <w:lang w:eastAsia="zh-TW"/>
-        </w:rPr>
-        <w:t>𦭜</w:t>
-      </w:r>
-      <w:r>
-        <w:rPr>
-          <w:rFonts w:ascii="宋体" w:eastAsia="宋体" w:hAnsi="宋体" w:cs="宋体" w:hint="eastAsia"/>
-          <w:sz w:val="32"/>
-          <w:szCs w:val="36"/>
-          <w:lang w:eastAsia="zh-TW"/>
-        </w:rPr>
-        <w:t>茋</w:t>
-      </w:r>
-      <w:r>
-        <w:rPr>
-          <w:rFonts w:ascii="宋体" w:eastAsia="宋体" w:hAnsi="宋体" w:cs="方正硬笔行书简繁" w:hint="eastAsia"/>
-          <w:sz w:val="32"/>
-          <w:szCs w:val="36"/>
-          <w:lang w:eastAsia="zh-TW"/>
-        </w:rPr>
-        <w:t>苧</w:t>
-      </w:r>
-      <w:r>
-        <w:rPr>
-          <w:rFonts w:ascii="宋体" w:eastAsia="宋体" w:hAnsi="宋体" w:cs="方正硬笔行书简体" w:hint="eastAsia"/>
-          <w:sz w:val="32"/>
-          <w:szCs w:val="36"/>
-          <w:lang w:eastAsia="zh-TW"/>
-        </w:rPr>
-        <w:t>苠</w:t>
-      </w:r>
-      <w:r>
-        <w:rPr>
-          <w:rFonts w:ascii="宋体" w:eastAsia="宋体" w:hAnsi="宋体" w:cs="宋体" w:hint="eastAsia"/>
-          <w:sz w:val="32"/>
-          <w:szCs w:val="36"/>
-          <w:lang w:eastAsia="zh-TW"/>
-        </w:rPr>
-        <w:t>枅㭎</w:t>
-      </w:r>
-      <w:r>
-        <w:rPr>
-          <w:rFonts w:ascii="宋体" w:eastAsia="宋体" w:hAnsi="宋体" w:cs="方正硬笔行书简体" w:hint="eastAsia"/>
-          <w:sz w:val="32"/>
-          <w:szCs w:val="36"/>
-          <w:lang w:eastAsia="zh-TW"/>
-        </w:rPr>
-        <w:t>枘</w:t>
-      </w:r>
-      <w:r>
-        <w:rPr>
-          <w:rFonts w:ascii="宋体" w:eastAsia="宋体" w:hAnsi="宋体" w:cs="宋体" w:hint="eastAsia"/>
-          <w:sz w:val="32"/>
-          <w:szCs w:val="36"/>
-          <w:lang w:eastAsia="zh-TW"/>
-        </w:rPr>
-        <w:t>矼</w:t>
-      </w:r>
-      <w:r>
-        <w:rPr>
-          <w:rFonts w:ascii="宋体" w:eastAsia="宋体" w:hAnsi="宋体" w:cs="方正硬笔行书简繁" w:hint="eastAsia"/>
-          <w:sz w:val="32"/>
-          <w:szCs w:val="36"/>
-          <w:lang w:eastAsia="zh-TW"/>
-        </w:rPr>
-        <w:t>矻</w:t>
-      </w:r>
-      <w:r>
-        <w:rPr>
-          <w:rFonts w:ascii="宋体" w:eastAsia="宋体" w:hAnsi="宋体" w:cs="宋体" w:hint="eastAsia"/>
-          <w:sz w:val="32"/>
-          <w:szCs w:val="36"/>
-          <w:lang w:eastAsia="zh-TW"/>
-        </w:rPr>
-        <w:t>匼</w:t>
-      </w:r>
-      <w:r>
-        <w:rPr>
-          <w:rFonts w:ascii="微软雅黑" w:eastAsia="微软雅黑" w:hAnsi="微软雅黑" w:cs="微软雅黑" w:hint="eastAsia"/>
-          <w:sz w:val="32"/>
-          <w:szCs w:val="36"/>
-          <w:lang w:eastAsia="zh-TW"/>
-        </w:rPr>
-        <w:t>𬨂𬀩𬀪</w:t>
-      </w:r>
-      <w:r>
-        <w:rPr>
-          <w:rFonts w:ascii="宋体" w:eastAsia="宋体" w:hAnsi="宋体" w:cs="宋体" w:hint="eastAsia"/>
-          <w:sz w:val="32"/>
-          <w:szCs w:val="36"/>
-          <w:lang w:eastAsia="zh-TW"/>
-        </w:rPr>
-        <w:t>旿</w:t>
-      </w:r>
-      <w:r>
-        <w:rPr>
-          <w:rFonts w:ascii="宋体" w:eastAsia="宋体" w:hAnsi="宋体" w:cs="方正硬笔行书简繁" w:hint="eastAsia"/>
-          <w:sz w:val="32"/>
-          <w:szCs w:val="36"/>
-          <w:lang w:eastAsia="zh-TW"/>
-        </w:rPr>
-        <w:t>昇</w:t>
-      </w:r>
-      <w:r>
-        <w:rPr>
-          <w:rFonts w:ascii="宋体" w:eastAsia="宋体" w:hAnsi="宋体" w:cs="宋体" w:hint="eastAsia"/>
-          <w:sz w:val="32"/>
-          <w:szCs w:val="36"/>
-          <w:lang w:eastAsia="zh-TW"/>
-        </w:rPr>
-        <w:t>昄昒昈咉咇咍</w:t>
-      </w:r>
-      <w:r>
-        <w:rPr>
-          <w:rFonts w:ascii="宋体" w:eastAsia="宋体" w:hAnsi="宋体" w:cs="方正硬笔行书简体" w:hint="eastAsia"/>
-          <w:sz w:val="32"/>
-          <w:szCs w:val="36"/>
-          <w:lang w:eastAsia="zh-TW"/>
-        </w:rPr>
-        <w:t>岵岽</w:t>
-      </w:r>
-      <w:r>
-        <w:rPr>
-          <w:rFonts w:ascii="宋体" w:eastAsia="宋体" w:hAnsi="宋体" w:cs="宋体" w:hint="eastAsia"/>
-          <w:sz w:val="32"/>
-          <w:szCs w:val="36"/>
-          <w:lang w:eastAsia="zh-TW"/>
-        </w:rPr>
-        <w:t>岨岞峂㟃</w:t>
-      </w:r>
-      <w:r>
-        <w:rPr>
-          <w:rFonts w:ascii="宋体" w:eastAsia="宋体" w:hAnsi="宋体" w:cs="方正硬笔行书简繁" w:hint="eastAsia"/>
-          <w:sz w:val="32"/>
-          <w:szCs w:val="36"/>
-          <w:lang w:eastAsia="zh-TW"/>
-        </w:rPr>
-        <w:t>囷</w:t>
-      </w:r>
-      <w:r>
-        <w:rPr>
-          <w:rFonts w:ascii="微软雅黑" w:eastAsia="微软雅黑" w:hAnsi="微软雅黑" w:cs="微软雅黑" w:hint="eastAsia"/>
-          <w:sz w:val="32"/>
-          <w:szCs w:val="36"/>
-          <w:lang w:eastAsia="zh-TW"/>
-        </w:rPr>
-        <w:t>𬬩</w:t>
+        <w:t>垈侁侹佸</w:t>
       </w:r>
       <w:r>
         <w:rPr>
@@ -198,34 +81,16 @@
           <w:szCs w:val="36"/>
           <w:lang w:eastAsia="zh-TW"/>
         </w:rPr>
-        <w:t>钐钔</w:t>
-      </w:r>
-      <w:r>
-        <w:rPr>
-          <w:rFonts w:ascii="宋体" w:eastAsia="宋体" w:hAnsi="宋体" w:cs="宋体" w:hint="eastAsia"/>
-          <w:sz w:val="32"/>
-          <w:szCs w:val="36"/>
-          <w:lang w:eastAsia="zh-TW"/>
-        </w:rPr>
-        <w:t>钖牥</w:t>
-      </w:r>
-      <w:r>
-        <w:rPr>
-          <w:rFonts w:ascii="宋体" w:eastAsia="宋体" w:hAnsi="宋体" w:cs="方正硬笔行书简体" w:hint="eastAsia"/>
-          <w:sz w:val="32"/>
-          <w:szCs w:val="36"/>
-          <w:lang w:eastAsia="zh-TW"/>
-        </w:rPr>
-        <w:t>佴</w:t>
-      </w:r>
-      <w:r>
-        <w:rPr>
-          <w:rFonts w:ascii="宋体" w:eastAsia="宋体" w:hAnsi="宋体" w:cs="宋体" w:hint="eastAsia"/>
-          <w:sz w:val="32"/>
-          <w:szCs w:val="36"/>
-          <w:lang w:eastAsia="zh-TW"/>
-        </w:rPr>
-        <w:t>垈侁侹佸</w:t>
+        <w:t>佺侂佽侘郈舠郐郃攽肭肷狉狝饳忞於炌泙沺泂泜泃泇怊峃祋祊</w:t>
+      </w:r>
+      <w:r>
+        <w:rPr>
+          <w:rFonts w:ascii="微软雅黑" w:eastAsia="微软雅黑" w:hAnsi="微软雅黑" w:cs="微软雅黑" w:hint="eastAsia"/>
+          <w:sz w:val="32"/>
+          <w:szCs w:val="36"/>
+          <w:lang w:eastAsia="zh-TW"/>
+        </w:rPr>
+        <w:t>𫍣𬣳𬩽</w:t>
       </w:r>
       <w:r>
         <w:rPr>
@@ -234,16 +99,16 @@
           <w:szCs w:val="36"/>
           <w:lang w:eastAsia="zh-TW"/>
         </w:rPr>
-        <w:t>佺侂佽侘郈舠郐郃攽肭肷狉狝饳忞於炌泙沺泂泜泃泇怊峃祋祊</w:t>
-      </w:r>
-      <w:r>
-        <w:rPr>
-          <w:rFonts w:ascii="微软雅黑" w:eastAsia="微软雅黑" w:hAnsi="微软雅黑" w:cs="微软雅黑" w:hint="eastAsia"/>
-          <w:sz w:val="32"/>
-          <w:szCs w:val="36"/>
-          <w:lang w:eastAsia="zh-TW"/>
-        </w:rPr>
-        <w:t>𫍣𬣳𬩽</w:t>
+        <w:t>鸤弢弨陑</w:t>
+      </w:r>
+      <w:r>
+        <w:rPr>
+          <w:rFonts w:ascii="微软雅黑" w:eastAsia="微软雅黑" w:hAnsi="微软雅黑" w:cs="微软雅黑" w:hint="eastAsia"/>
+          <w:sz w:val="32"/>
+          <w:szCs w:val="36"/>
+          <w:lang w:eastAsia="zh-TW"/>
+        </w:rPr>
+        <w:t>𬮿</w:t>
       </w:r>
       <w:r>
         <w:rPr>
@@ -252,16 +117,16 @@
           <w:szCs w:val="36"/>
           <w:lang w:eastAsia="zh-TW"/>
         </w:rPr>
-        <w:t>鸤弢弨陑</w:t>
-      </w:r>
-      <w:r>
-        <w:rPr>
-          <w:rFonts w:ascii="微软雅黑" w:eastAsia="微软雅黑" w:hAnsi="微软雅黑" w:cs="微软雅黑" w:hint="eastAsia"/>
-          <w:sz w:val="32"/>
-          <w:szCs w:val="36"/>
-          <w:lang w:eastAsia="zh-TW"/>
-        </w:rPr>
-        <w:t>𬮿</w:t>
+        <w:t>陎</w:t>
+      </w:r>
+      <w:r>
+        <w:rPr>
+          <w:rFonts w:ascii="微软雅黑" w:eastAsia="微软雅黑" w:hAnsi="微软雅黑" w:cs="微软雅黑" w:hint="eastAsia"/>
+          <w:sz w:val="32"/>
+          <w:szCs w:val="36"/>
+          <w:lang w:eastAsia="zh-TW"/>
+        </w:rPr>
+        <w:t>𬯀</w:t>
       </w:r>
       <w:r>
         <w:rPr>
@@ -270,16 +135,16 @@
           <w:szCs w:val="36"/>
           <w:lang w:eastAsia="zh-TW"/>
         </w:rPr>
-        <w:t>陎</w:t>
-      </w:r>
-      <w:r>
-        <w:rPr>
-          <w:rFonts w:ascii="微软雅黑" w:eastAsia="微软雅黑" w:hAnsi="微软雅黑" w:cs="微软雅黑" w:hint="eastAsia"/>
-          <w:sz w:val="32"/>
-          <w:szCs w:val="36"/>
-          <w:lang w:eastAsia="zh-TW"/>
-        </w:rPr>
-        <w:t>𬯀</w:t>
+        <w:t>卺乸妭姈</w:t>
+      </w:r>
+      <w:r>
+        <w:rPr>
+          <w:rFonts w:ascii="微软雅黑" w:eastAsia="微软雅黑" w:hAnsi="微软雅黑" w:cs="微软雅黑" w:hint="eastAsia"/>
+          <w:sz w:val="32"/>
+          <w:szCs w:val="36"/>
+          <w:lang w:eastAsia="zh-TW"/>
+        </w:rPr>
+        <w:t>𫰛</w:t>
       </w:r>
       <w:r>
         <w:rPr>
@@ -288,16 +153,16 @@
           <w:szCs w:val="36"/>
           <w:lang w:eastAsia="zh-TW"/>
         </w:rPr>
-        <w:t>卺乸妭姈</w:t>
-      </w:r>
-      <w:r>
-        <w:rPr>
-          <w:rFonts w:ascii="微软雅黑" w:eastAsia="微软雅黑" w:hAnsi="微软雅黑" w:cs="微软雅黑" w:hint="eastAsia"/>
-          <w:sz w:val="32"/>
-          <w:szCs w:val="36"/>
-          <w:lang w:eastAsia="zh-TW"/>
-        </w:rPr>
-        <w:t>𫰛</w:t>
+        <w:t>迳叕</w:t>
+      </w:r>
+      <w:r>
+        <w:rPr>
+          <w:rFonts w:ascii="微软雅黑" w:eastAsia="微软雅黑" w:hAnsi="微软雅黑" w:cs="微软雅黑" w:hint="eastAsia"/>
+          <w:sz w:val="32"/>
+          <w:szCs w:val="36"/>
+          <w:lang w:eastAsia="zh-TW"/>
+        </w:rPr>
+        <w:t>𬳵</w:t>
       </w:r>
       <w:r>
         <w:rPr>
@@ -306,16 +171,16 @@
           <w:szCs w:val="36"/>
           <w:lang w:eastAsia="zh-TW"/>
         </w:rPr>
-        <w:t>迳叕</w:t>
-      </w:r>
-      <w:r>
-        <w:rPr>
-          <w:rFonts w:ascii="微软雅黑" w:eastAsia="微软雅黑" w:hAnsi="微软雅黑" w:cs="微软雅黑" w:hint="eastAsia"/>
-          <w:sz w:val="32"/>
-          <w:szCs w:val="36"/>
-          <w:lang w:eastAsia="zh-TW"/>
-        </w:rPr>
-        <w:t>𬳵</w:t>
+        <w:t>驵</w:t>
+      </w:r>
+      <w:r>
+        <w:rPr>
+          <w:rFonts w:ascii="微软雅黑" w:eastAsia="微软雅黑" w:hAnsi="微软雅黑" w:cs="微软雅黑" w:hint="eastAsia"/>
+          <w:sz w:val="32"/>
+          <w:szCs w:val="36"/>
+          <w:lang w:eastAsia="zh-TW"/>
+        </w:rPr>
+        <w:t>𬳶</w:t>
       </w:r>
       <w:r>
         <w:rPr>
@@ -324,16 +189,16 @@
           <w:szCs w:val="36"/>
           <w:lang w:eastAsia="zh-TW"/>
         </w:rPr>
-        <w:t>驵</w:t>
-      </w:r>
-      <w:r>
-        <w:rPr>
-          <w:rFonts w:ascii="微软雅黑" w:eastAsia="微软雅黑" w:hAnsi="微软雅黑" w:cs="微软雅黑" w:hint="eastAsia"/>
-          <w:sz w:val="32"/>
-          <w:szCs w:val="36"/>
-          <w:lang w:eastAsia="zh-TW"/>
-        </w:rPr>
-        <w:t>𬳶</w:t>
+        <w:t>䌹驺</w:t>
+      </w:r>
+      <w:r>
+        <w:rPr>
+          <w:rFonts w:ascii="微软雅黑" w:eastAsia="微软雅黑" w:hAnsi="微软雅黑" w:cs="微软雅黑" w:hint="eastAsia"/>
+          <w:sz w:val="32"/>
+          <w:szCs w:val="36"/>
+          <w:lang w:eastAsia="zh-TW"/>
+        </w:rPr>
+        <w:t>𫠊</w:t>
       </w:r>
       <w:r>
         <w:rPr>
@@ -342,16 +207,16 @@
           <w:szCs w:val="36"/>
           <w:lang w:eastAsia="zh-TW"/>
         </w:rPr>
-        <w:t>䌹驺</w:t>
-      </w:r>
-      <w:r>
-        <w:rPr>
-          <w:rFonts w:ascii="微软雅黑" w:eastAsia="微软雅黑" w:hAnsi="微软雅黑" w:cs="微软雅黑" w:hint="eastAsia"/>
-          <w:sz w:val="32"/>
-          <w:szCs w:val="36"/>
-          <w:lang w:eastAsia="zh-TW"/>
-        </w:rPr>
-        <w:t>𫠊</w:t>
+        <w:t>绐砉耔㛃玶珇珅</w:t>
+      </w:r>
+      <w:r>
+        <w:rPr>
+          <w:rFonts w:ascii="微软雅黑" w:eastAsia="微软雅黑" w:hAnsi="微软雅黑" w:cs="微软雅黑" w:hint="eastAsia"/>
+          <w:sz w:val="32"/>
+          <w:szCs w:val="36"/>
+          <w:lang w:eastAsia="zh-TW"/>
+        </w:rPr>
+        <w:t>𬍛</w:t>
       </w:r>
       <w:r>
         <w:rPr>
@@ -360,16 +225,16 @@
           <w:szCs w:val="36"/>
           <w:lang w:eastAsia="zh-TW"/>
         </w:rPr>
-        <w:t>绐砉耔㛃玶珇珅</w:t>
-      </w:r>
-      <w:r>
-        <w:rPr>
-          <w:rFonts w:ascii="微软雅黑" w:eastAsia="微软雅黑" w:hAnsi="微软雅黑" w:cs="微软雅黑" w:hint="eastAsia"/>
-          <w:sz w:val="32"/>
-          <w:szCs w:val="36"/>
-          <w:lang w:eastAsia="zh-TW"/>
-        </w:rPr>
-        <w:t>𬍛</w:t>
+        <w:t>珋玹珌玿垚垯垙垲埏垍耇鿍垎垴垟垞挓垵垏拶荖荁荙荛茈茽荄茺</w:t>
+      </w:r>
+      <w:r>
+        <w:rPr>
+          <w:rFonts w:ascii="微软雅黑" w:eastAsia="微软雅黑" w:hAnsi="微软雅黑" w:cs="微软雅黑" w:hint="eastAsia"/>
+          <w:sz w:val="32"/>
+          <w:szCs w:val="36"/>
+          <w:lang w:eastAsia="zh-TW"/>
+        </w:rPr>
+        <w:t>𬜬</w:t>
       </w:r>
       <w:r>
         <w:rPr>
@@ -378,16 +243,16 @@
           <w:szCs w:val="36"/>
           <w:lang w:eastAsia="zh-TW"/>
         </w:rPr>
-        <w:t>珋玹珌玿垚垯垙垲埏垍耇鿍垎垴垟垞挓垵垏拶荖荁荙荛茈茽荄茺</w:t>
-      </w:r>
-      <w:r>
-        <w:rPr>
-          <w:rFonts w:ascii="微软雅黑" w:eastAsia="微软雅黑" w:hAnsi="微软雅黑" w:cs="微软雅黑" w:hint="eastAsia"/>
-          <w:sz w:val="32"/>
-          <w:szCs w:val="36"/>
-          <w:lang w:eastAsia="zh-TW"/>
-        </w:rPr>
-        <w:t>𬜬</w:t>
+        <w:t>荓茳</w:t>
+      </w:r>
+      <w:r>
+        <w:rPr>
+          <w:rFonts w:ascii="微软雅黑" w:eastAsia="微软雅黑" w:hAnsi="微软雅黑" w:cs="微软雅黑" w:hint="eastAsia"/>
+          <w:sz w:val="32"/>
+          <w:szCs w:val="36"/>
+          <w:lang w:eastAsia="zh-TW"/>
+        </w:rPr>
+        <w:t>𦰡</w:t>
       </w:r>
       <w:r>
         <w:rPr>
@@ -396,16 +261,16 @@
           <w:szCs w:val="36"/>
           <w:lang w:eastAsia="zh-TW"/>
         </w:rPr>
-        <w:t>荓茳</w:t>
-      </w:r>
-      <w:r>
-        <w:rPr>
-          <w:rFonts w:ascii="微软雅黑" w:eastAsia="微软雅黑" w:hAnsi="微软雅黑" w:cs="微软雅黑" w:hint="eastAsia"/>
-          <w:sz w:val="32"/>
-          <w:szCs w:val="36"/>
-          <w:lang w:eastAsia="zh-TW"/>
-        </w:rPr>
-        <w:t>𦰡</w:t>
+        <w:t>茛荭㭕柷柃栐柖郚剅䴓迺厖砆砑砄耏奓䶮轵轷轹轺昺</w:t>
+      </w:r>
+      <w:r>
+        <w:rPr>
+          <w:rFonts w:ascii="微软雅黑" w:eastAsia="微软雅黑" w:hAnsi="微软雅黑" w:cs="微软雅黑" w:hint="eastAsia"/>
+          <w:sz w:val="32"/>
+          <w:szCs w:val="36"/>
+          <w:lang w:eastAsia="zh-TW"/>
+        </w:rPr>
+        <w:t>𪾢</w:t>
       </w:r>
       <w:r>
         <w:rPr>
@@ -414,16 +279,16 @@
           <w:szCs w:val="36"/>
           <w:lang w:eastAsia="zh-TW"/>
         </w:rPr>
-        <w:t>茛荭㭕柷柃栐柖郚剅䴓迺厖砆砑砄耏奓䶮轵轷轹轺昺</w:t>
-      </w:r>
-      <w:r>
-        <w:rPr>
-          <w:rFonts w:ascii="微软雅黑" w:eastAsia="微软雅黑" w:hAnsi="微软雅黑" w:cs="微软雅黑" w:hint="eastAsia"/>
-          <w:sz w:val="32"/>
-          <w:szCs w:val="36"/>
-          <w:lang w:eastAsia="zh-TW"/>
-        </w:rPr>
-        <w:t>𪾢</w:t>
+        <w:t>昽盷咡咺昳昣哒昤昫昡咥昪虷虸哃峘耑峛</w:t>
+      </w:r>
+      <w:r>
+        <w:rPr>
+          <w:rFonts w:ascii="微软雅黑" w:eastAsia="微软雅黑" w:hAnsi="微软雅黑" w:cs="微软雅黑" w:hint="eastAsia"/>
+          <w:sz w:val="32"/>
+          <w:szCs w:val="36"/>
+          <w:lang w:eastAsia="zh-TW"/>
+        </w:rPr>
+        <w:t>𪨰</w:t>
       </w:r>
       <w:r>
         <w:rPr>
@@ -432,16 +297,16 @@
           <w:szCs w:val="36"/>
           <w:lang w:eastAsia="zh-TW"/>
         </w:rPr>
-        <w:t>昽盷咡咺昳昣哒昤昫昡咥昪虷虸哃峘耑峛</w:t>
-      </w:r>
-      <w:r>
-        <w:rPr>
-          <w:rFonts w:ascii="微软雅黑" w:eastAsia="微软雅黑" w:hAnsi="微软雅黑" w:cs="微软雅黑" w:hint="eastAsia"/>
-          <w:sz w:val="32"/>
-          <w:szCs w:val="36"/>
-          <w:lang w:eastAsia="zh-TW"/>
-        </w:rPr>
-        <w:t>𪨰</w:t>
+        <w:t>峗峧帡钘</w:t>
+      </w:r>
+      <w:r>
+        <w:rPr>
+          <w:rFonts w:ascii="微软雅黑" w:eastAsia="微软雅黑" w:hAnsi="微软雅黑" w:cs="微软雅黑" w:hint="eastAsia"/>
+          <w:sz w:val="32"/>
+          <w:szCs w:val="36"/>
+          <w:lang w:eastAsia="zh-TW"/>
+        </w:rPr>
+        <w:t>𫓧</w:t>
       </w:r>
       <w:r>
         <w:rPr>
@@ -450,16 +315,16 @@
           <w:szCs w:val="36"/>
           <w:lang w:eastAsia="zh-TW"/>
         </w:rPr>
-        <w:t>峗峧帡钘</w:t>
-      </w:r>
-      <w:r>
-        <w:rPr>
-          <w:rFonts w:ascii="微软雅黑" w:eastAsia="微软雅黑" w:hAnsi="微软雅黑" w:cs="微软雅黑" w:hint="eastAsia"/>
-          <w:sz w:val="32"/>
-          <w:szCs w:val="36"/>
-          <w:lang w:eastAsia="zh-TW"/>
-        </w:rPr>
-        <w:t>𫓧</w:t>
+        <w:t>钜</w:t>
+      </w:r>
+      <w:r>
+        <w:rPr>
+          <w:rFonts w:ascii="微软雅黑" w:eastAsia="微软雅黑" w:hAnsi="微软雅黑" w:cs="微软雅黑" w:hint="eastAsia"/>
+          <w:sz w:val="32"/>
+          <w:szCs w:val="36"/>
+          <w:lang w:eastAsia="zh-TW"/>
+        </w:rPr>
+        <w:t>𬬮𬬱𬬭</w:t>
       </w:r>
       <w:r>
         <w:rPr>
@@ -468,16 +333,16 @@
           <w:szCs w:val="36"/>
           <w:lang w:eastAsia="zh-TW"/>
         </w:rPr>
-        <w:t>钜</w:t>
-      </w:r>
-      <w:r>
-        <w:rPr>
-          <w:rFonts w:ascii="微软雅黑" w:eastAsia="微软雅黑" w:hAnsi="微软雅黑" w:cs="微软雅黑" w:hint="eastAsia"/>
-          <w:sz w:val="32"/>
-          <w:szCs w:val="36"/>
-          <w:lang w:eastAsia="zh-TW"/>
-        </w:rPr>
-        <w:t>𬬮𬬱𬬭</w:t>
+        <w:t>钪钬钭秬俫舁俜俙俍垕衎舣弇侴鸧䏡胠</w:t>
+      </w:r>
+      <w:r>
+        <w:rPr>
+          <w:rFonts w:ascii="微软雅黑" w:eastAsia="微软雅黑" w:hAnsi="微软雅黑" w:cs="微软雅黑" w:hint="eastAsia"/>
+          <w:sz w:val="32"/>
+          <w:szCs w:val="36"/>
+          <w:lang w:eastAsia="zh-TW"/>
+        </w:rPr>
+        <w:t>𦙶</w:t>
       </w:r>
       <w:r>
         <w:rPr>
@@ -486,16 +351,16 @@
           <w:szCs w:val="36"/>
           <w:lang w:eastAsia="zh-TW"/>
         </w:rPr>
-        <w:t>钪钬钭秬俫舁俜俙俍垕衎舣弇侴鸧䏡胠</w:t>
-      </w:r>
-      <w:r>
-        <w:rPr>
-          <w:rFonts w:ascii="微软雅黑" w:eastAsia="微软雅黑" w:hAnsi="微软雅黑" w:cs="微软雅黑" w:hint="eastAsia"/>
-          <w:sz w:val="32"/>
-          <w:szCs w:val="36"/>
-          <w:lang w:eastAsia="zh-TW"/>
-        </w:rPr>
-        <w:t>𦙶</w:t>
+        <w:t>胩胣朏飐訄饻疢炣炟㶲洭洘洓洿㳚泚浈浉洸洢洈洚洺洨浐㳘洴洣恔宬窀扂袆祏祐祕叚陧陞娀姞姱姤姶姽枲绖骃</w:t>
+      </w:r>
+      <w:r>
+        <w:rPr>
+          <w:rFonts w:ascii="微软雅黑" w:eastAsia="微软雅黑" w:hAnsi="微软雅黑" w:cs="微软雅黑" w:hint="eastAsia"/>
+          <w:sz w:val="32"/>
+          <w:szCs w:val="36"/>
+          <w:lang w:eastAsia="zh-TW"/>
+        </w:rPr>
+        <w:t>𬘡𬳽𬘩𫄧</w:t>
       </w:r>
       <w:r>
         <w:rPr>
@@ -504,16 +369,16 @@
           <w:szCs w:val="36"/>
           <w:lang w:eastAsia="zh-TW"/>
         </w:rPr>
-        <w:t>胩胣朏飐訄饻疢炣炟㶲洭洘洓洿㳚泚浈浉洸洢洈洚洺洨浐㳘洴洣恔宬窀扂袆祏祐祕叚陧陞娀姞姱姤姶姽枲绖骃</w:t>
-      </w:r>
-      <w:r>
-        <w:rPr>
-          <w:rFonts w:ascii="微软雅黑" w:eastAsia="微软雅黑" w:hAnsi="微软雅黑" w:cs="微软雅黑" w:hint="eastAsia"/>
-          <w:sz w:val="32"/>
-          <w:szCs w:val="36"/>
-          <w:lang w:eastAsia="zh-TW"/>
-        </w:rPr>
-        <w:t>𬘡𬳽𬘩𫄧</w:t>
+        <w:t>骉恝珪珛珹琊玼珖</w:t>
+      </w:r>
+      <w:r>
+        <w:rPr>
+          <w:rFonts w:ascii="微软雅黑" w:eastAsia="微软雅黑" w:hAnsi="微软雅黑" w:cs="微软雅黑" w:hint="eastAsia"/>
+          <w:sz w:val="32"/>
+          <w:szCs w:val="36"/>
+          <w:lang w:eastAsia="zh-TW"/>
+        </w:rPr>
+        <w:t>𪟝</w:t>
       </w:r>
       <w:r>
         <w:rPr>
@@ -522,16 +387,16 @@
           <w:szCs w:val="36"/>
           <w:lang w:eastAsia="zh-TW"/>
         </w:rPr>
-        <w:t>骉恝珪珛珹琊玼珖</w:t>
-      </w:r>
-      <w:r>
-        <w:rPr>
-          <w:rFonts w:ascii="微软雅黑" w:eastAsia="微软雅黑" w:hAnsi="微软雅黑" w:cs="微软雅黑" w:hint="eastAsia"/>
-          <w:sz w:val="32"/>
-          <w:szCs w:val="36"/>
-          <w:lang w:eastAsia="zh-TW"/>
-        </w:rPr>
-        <w:t>𪟝</w:t>
+        <w:t>珽珦珫珒</w:t>
+      </w:r>
+      <w:r>
+        <w:rPr>
+          <w:rFonts w:ascii="微软雅黑" w:eastAsia="微软雅黑" w:hAnsi="微软雅黑" w:cs="微软雅黑" w:hint="eastAsia"/>
+          <w:sz w:val="32"/>
+          <w:szCs w:val="36"/>
+          <w:lang w:eastAsia="zh-TW"/>
+        </w:rPr>
+        <w:t>𬍤</w:t>
       </w:r>
       <w:r>
         <w:rPr>
@@ -540,16 +405,16 @@
           <w:szCs w:val="36"/>
           <w:lang w:eastAsia="zh-TW"/>
         </w:rPr>
-        <w:t>珽珦珫珒</w:t>
-      </w:r>
-      <w:r>
-        <w:rPr>
-          <w:rFonts w:ascii="微软雅黑" w:eastAsia="微软雅黑" w:hAnsi="微软雅黑" w:cs="微软雅黑" w:hint="eastAsia"/>
-          <w:sz w:val="32"/>
-          <w:szCs w:val="36"/>
-          <w:lang w:eastAsia="zh-TW"/>
-        </w:rPr>
-        <w:t>𬍤</w:t>
+        <w:t>珢珕珝</w:t>
+      </w:r>
+      <w:r>
+        <w:rPr>
+          <w:rFonts w:ascii="微软雅黑" w:eastAsia="微软雅黑" w:hAnsi="微软雅黑" w:cs="微软雅黑" w:hint="eastAsia"/>
+          <w:sz w:val="32"/>
+          <w:szCs w:val="36"/>
+          <w:lang w:eastAsia="zh-TW"/>
+        </w:rPr>
+        <w:t>𫭼</w:t>
       </w:r>
       <w:r>
         <w:rPr>
@@ -558,16 +423,16 @@
           <w:szCs w:val="36"/>
           <w:lang w:eastAsia="zh-TW"/>
         </w:rPr>
-        <w:t>珢珕珝</w:t>
-      </w:r>
-      <w:r>
-        <w:rPr>
-          <w:rFonts w:ascii="微软雅黑" w:eastAsia="微软雅黑" w:hAnsi="微软雅黑" w:cs="微软雅黑" w:hint="eastAsia"/>
-          <w:sz w:val="32"/>
-          <w:szCs w:val="36"/>
-          <w:lang w:eastAsia="zh-TW"/>
-        </w:rPr>
-        <w:t>𫭼</w:t>
+        <w:t>埗垾垺埆垿埌埇莰茝</w:t>
+      </w:r>
+      <w:r>
+        <w:rPr>
+          <w:rFonts w:ascii="微软雅黑" w:eastAsia="微软雅黑" w:hAnsi="微软雅黑" w:cs="微软雅黑" w:hint="eastAsia"/>
+          <w:sz w:val="32"/>
+          <w:szCs w:val="36"/>
+          <w:lang w:eastAsia="zh-TW"/>
+        </w:rPr>
+        <w:t>𬜯</w:t>
       </w:r>
       <w:r>
         <w:rPr>
@@ -576,16 +441,16 @@
           <w:szCs w:val="36"/>
           <w:lang w:eastAsia="zh-TW"/>
         </w:rPr>
-        <w:t>埗垾垺埆垿埌埇莰茝</w:t>
-      </w:r>
-      <w:r>
-        <w:rPr>
-          <w:rFonts w:ascii="微软雅黑" w:eastAsia="微软雅黑" w:hAnsi="微软雅黑" w:cs="微软雅黑" w:hint="eastAsia"/>
-          <w:sz w:val="32"/>
-          <w:szCs w:val="36"/>
-          <w:lang w:eastAsia="zh-TW"/>
-        </w:rPr>
-        <w:t>𬜯</w:t>
+        <w:t>鄀莶莝䓖莙栻桠</w:t>
+      </w:r>
+      <w:r>
+        <w:rPr>
+          <w:rFonts w:ascii="微软雅黑" w:eastAsia="微软雅黑" w:hAnsi="微软雅黑" w:cs="微软雅黑" w:hint="eastAsia"/>
+          <w:sz w:val="32"/>
+          <w:szCs w:val="36"/>
+          <w:lang w:eastAsia="zh-TW"/>
+        </w:rPr>
+        <w:t>𬂩</w:t>
       </w:r>
       <w:r>
         <w:rPr>
@@ -594,16 +459,16 @@
           <w:szCs w:val="36"/>
           <w:lang w:eastAsia="zh-TW"/>
         </w:rPr>
-        <w:t>鄀莶莝䓖莙栻桠</w:t>
-      </w:r>
-      <w:r>
-        <w:rPr>
-          <w:rFonts w:ascii="微软雅黑" w:eastAsia="微软雅黑" w:hAnsi="微软雅黑" w:cs="微软雅黑" w:hint="eastAsia"/>
-          <w:sz w:val="32"/>
-          <w:szCs w:val="36"/>
-          <w:lang w:eastAsia="zh-TW"/>
-        </w:rPr>
-        <w:t>𬂩</w:t>
+        <w:t>桄梠栴梴栒酎酏</w:t>
+      </w:r>
+      <w:r>
+        <w:rPr>
+          <w:rFonts w:ascii="微软雅黑" w:eastAsia="微软雅黑" w:hAnsi="微软雅黑" w:cs="微软雅黑" w:hint="eastAsia"/>
+          <w:sz w:val="32"/>
+          <w:szCs w:val="36"/>
+          <w:lang w:eastAsia="zh-TW"/>
+        </w:rPr>
+        <w:t>𫠆</w:t>
       </w:r>
       <w:r>
         <w:rPr>
@@ -612,16 +477,16 @@
           <w:szCs w:val="36"/>
           <w:lang w:eastAsia="zh-TW"/>
         </w:rPr>
-        <w:t>桄梠栴梴栒酎酏</w:t>
-      </w:r>
-      <w:r>
-        <w:rPr>
-          <w:rFonts w:ascii="微软雅黑" w:eastAsia="微软雅黑" w:hAnsi="微软雅黑" w:cs="微软雅黑" w:hint="eastAsia"/>
-          <w:sz w:val="32"/>
-          <w:szCs w:val="36"/>
-          <w:lang w:eastAsia="zh-TW"/>
-        </w:rPr>
-        <w:t>𫠆</w:t>
+        <w:t>砵砠砫砬硁恧翃郪</w:t>
+      </w:r>
+      <w:r>
+        <w:rPr>
+          <w:rFonts w:ascii="微软雅黑" w:eastAsia="微软雅黑" w:hAnsi="微软雅黑" w:cs="微软雅黑" w:hint="eastAsia"/>
+          <w:sz w:val="32"/>
+          <w:szCs w:val="36"/>
+          <w:lang w:eastAsia="zh-TW"/>
+        </w:rPr>
+        <w:t>𨐈</w:t>
       </w:r>
       <w:r>
         <w:rPr>
@@ -630,16 +495,16 @@
           <w:szCs w:val="36"/>
           <w:lang w:eastAsia="zh-TW"/>
         </w:rPr>
-        <w:t>砵砠砫砬硁恧翃郪</w:t>
-      </w:r>
-      <w:r>
-        <w:rPr>
-          <w:rFonts w:ascii="微软雅黑" w:eastAsia="微软雅黑" w:hAnsi="微软雅黑" w:cs="微软雅黑" w:hint="eastAsia"/>
-          <w:sz w:val="32"/>
-          <w:szCs w:val="36"/>
-          <w:lang w:eastAsia="zh-TW"/>
-        </w:rPr>
-        <w:t>𨐈</w:t>
+        <w:t>辀辁剕赀哢晅晊唝哱冔晔晐晖畖蚄</w:t>
+      </w:r>
+      <w:r>
+        <w:rPr>
+          <w:rFonts w:ascii="微软雅黑" w:eastAsia="微软雅黑" w:hAnsi="微软雅黑" w:cs="微软雅黑" w:hint="eastAsia"/>
+          <w:sz w:val="32"/>
+          <w:szCs w:val="36"/>
+          <w:lang w:eastAsia="zh-TW"/>
+        </w:rPr>
+        <w:t>𫑡</w:t>
       </w:r>
       <w:r>
         <w:rPr>
@@ -648,16 +513,16 @@
           <w:szCs w:val="36"/>
           <w:lang w:eastAsia="zh-TW"/>
         </w:rPr>
-        <w:t>辀辁剕赀哢晅晊唝哱冔晔晐晖畖蚄</w:t>
-      </w:r>
-      <w:r>
-        <w:rPr>
-          <w:rFonts w:ascii="微软雅黑" w:eastAsia="微软雅黑" w:hAnsi="微软雅黑" w:cs="微软雅黑" w:hint="eastAsia"/>
-          <w:sz w:val="32"/>
-          <w:szCs w:val="36"/>
-          <w:lang w:eastAsia="zh-TW"/>
-        </w:rPr>
-        <w:t>𫑡</w:t>
+        <w:t>帱崁峿</w:t>
+      </w:r>
+      <w:r>
+        <w:rPr>
+          <w:rFonts w:ascii="微软雅黑" w:eastAsia="微软雅黑" w:hAnsi="微软雅黑" w:cs="微软雅黑" w:hint="eastAsia"/>
+          <w:sz w:val="32"/>
+          <w:szCs w:val="36"/>
+          <w:lang w:eastAsia="zh-TW"/>
+        </w:rPr>
+        <w:t>𪨶</w:t>
       </w:r>
       <w:r>
         <w:rPr>
@@ -666,16 +531,16 @@
           <w:szCs w:val="36"/>
           <w:lang w:eastAsia="zh-TW"/>
         </w:rPr>
-        <w:t>帱崁峿</w:t>
-      </w:r>
-      <w:r>
-        <w:rPr>
-          <w:rFonts w:ascii="微软雅黑" w:eastAsia="微软雅黑" w:hAnsi="微软雅黑" w:cs="微软雅黑" w:hint="eastAsia"/>
-          <w:sz w:val="32"/>
-          <w:szCs w:val="36"/>
-          <w:lang w:eastAsia="zh-TW"/>
-        </w:rPr>
-        <w:t>𪨶</w:t>
+        <w:t>崄帨崀赆</w:t>
+      </w:r>
+      <w:r>
+        <w:rPr>
+          <w:rFonts w:ascii="微软雅黑" w:eastAsia="微软雅黑" w:hAnsi="微软雅黑" w:cs="微软雅黑" w:hint="eastAsia"/>
+          <w:sz w:val="32"/>
+          <w:szCs w:val="36"/>
+          <w:lang w:eastAsia="zh-TW"/>
+        </w:rPr>
+        <w:t>𬬸</w:t>
       </w:r>
       <w:r>
         <w:rPr>
@@ -684,16 +549,16 @@
           <w:szCs w:val="36"/>
           <w:lang w:eastAsia="zh-TW"/>
         </w:rPr>
-        <w:t>崄帨崀赆</w:t>
-      </w:r>
-      <w:r>
-        <w:rPr>
-          <w:rFonts w:ascii="微软雅黑" w:eastAsia="微软雅黑" w:hAnsi="微软雅黑" w:cs="微软雅黑" w:hint="eastAsia"/>
-          <w:sz w:val="32"/>
-          <w:szCs w:val="36"/>
-          <w:lang w:eastAsia="zh-TW"/>
-        </w:rPr>
-        <w:t>𬬸</w:t>
+        <w:t>钷</w:t>
+      </w:r>
+      <w:r>
+        <w:rPr>
+          <w:rFonts w:ascii="微软雅黑" w:eastAsia="微软雅黑" w:hAnsi="微软雅黑" w:cs="微软雅黑" w:hint="eastAsia"/>
+          <w:sz w:val="32"/>
+          <w:szCs w:val="36"/>
+          <w:lang w:eastAsia="zh-TW"/>
+        </w:rPr>
+        <w:t>𬬻𬬹𬬿𬭁</w:t>
       </w:r>
       <w:r>
         <w:rPr>
@@ -702,16 +567,16 @@
           <w:szCs w:val="36"/>
           <w:lang w:eastAsia="zh-TW"/>
         </w:rPr>
-        <w:t>钷</w:t>
-      </w:r>
-      <w:r>
-        <w:rPr>
-          <w:rFonts w:ascii="微软雅黑" w:eastAsia="微软雅黑" w:hAnsi="微软雅黑" w:cs="微软雅黑" w:hint="eastAsia"/>
-          <w:sz w:val="32"/>
-          <w:szCs w:val="36"/>
-          <w:lang w:eastAsia="zh-TW"/>
-        </w:rPr>
-        <w:t>𬬻𬬹𬬿𬭁</w:t>
+        <w:t>眚甡笫倻倴脩倮倕倞</w:t>
+      </w:r>
+      <w:r>
+        <w:rPr>
+          <w:rFonts w:ascii="微软雅黑" w:eastAsia="微软雅黑" w:hAnsi="微软雅黑" w:cs="微软雅黑" w:hint="eastAsia"/>
+          <w:sz w:val="32"/>
+          <w:szCs w:val="36"/>
+          <w:lang w:eastAsia="zh-TW"/>
+        </w:rPr>
+        <w:t>𫢸</w:t>
       </w:r>
       <w:r>
         <w:rPr>
@@ -720,16 +585,16 @@
           <w:szCs w:val="36"/>
           <w:lang w:eastAsia="zh-TW"/>
         </w:rPr>
-        <w:t>眚甡笫倻倴脩倮倕倞</w:t>
-      </w:r>
-      <w:r>
-        <w:rPr>
-          <w:rFonts w:ascii="微软雅黑" w:eastAsia="微软雅黑" w:hAnsi="微软雅黑" w:cs="微软雅黑" w:hint="eastAsia"/>
-          <w:sz w:val="32"/>
-          <w:szCs w:val="36"/>
-          <w:lang w:eastAsia="zh-TW"/>
-        </w:rPr>
-        <w:t>𫢸</w:t>
+        <w:t>倓倧衃虒舭舯舥瓞鸰脎朓胲虓鱽峱狻眢</w:t>
+      </w:r>
+      <w:r>
+        <w:rPr>
+          <w:rFonts w:ascii="微软雅黑" w:eastAsia="微软雅黑" w:hAnsi="微软雅黑" w:cs="微软雅黑" w:hint="eastAsia"/>
+          <w:sz w:val="32"/>
+          <w:szCs w:val="36"/>
+          <w:lang w:eastAsia="zh-TW"/>
+        </w:rPr>
+        <w:t>𫗧</w:t>
       </w:r>
       <w:r>
         <w:rPr>
@@ -738,16 +603,16 @@
           <w:szCs w:val="36"/>
           <w:lang w:eastAsia="zh-TW"/>
         </w:rPr>
-        <w:t>倓倧衃虒舭舯舥瓞鸰脎朓胲虓鱽峱狻眢</w:t>
-      </w:r>
-      <w:r>
-        <w:rPr>
-          <w:rFonts w:ascii="微软雅黑" w:eastAsia="微软雅黑" w:hAnsi="微软雅黑" w:cs="微软雅黑" w:hint="eastAsia"/>
-          <w:sz w:val="32"/>
-          <w:szCs w:val="36"/>
-          <w:lang w:eastAsia="zh-TW"/>
-        </w:rPr>
-        <w:t>𫗧</w:t>
+        <w:t>勍痄疰痃竘羖羓桊敉烠烔烶烻</w:t>
+      </w:r>
+      <w:r>
+        <w:rPr>
+          <w:rFonts w:ascii="微软雅黑" w:eastAsia="微软雅黑" w:hAnsi="微软雅黑" w:cs="微软雅黑" w:hint="eastAsia"/>
+          <w:sz w:val="32"/>
+          <w:szCs w:val="36"/>
+          <w:lang w:eastAsia="zh-TW"/>
+        </w:rPr>
+        <w:t>𬊈</w:t>
       </w:r>
       <w:r>
         <w:rPr>
@@ -756,16 +621,16 @@
           <w:szCs w:val="36"/>
           <w:lang w:eastAsia="zh-TW"/>
         </w:rPr>
-        <w:t>勍痄疰痃竘羖羓桊敉烠烔烶烻</w:t>
-      </w:r>
-      <w:r>
-        <w:rPr>
-          <w:rFonts w:ascii="微软雅黑" w:eastAsia="微软雅黑" w:hAnsi="微软雅黑" w:cs="微软雅黑" w:hint="eastAsia"/>
-          <w:sz w:val="32"/>
-          <w:szCs w:val="36"/>
-          <w:lang w:eastAsia="zh-TW"/>
-        </w:rPr>
-        <w:t>𬊈</w:t>
+        <w:t>涍浡浭浬涄涢涐浰浟浛浼浲涘悈悃悢</w:t>
+      </w:r>
+      <w:r>
+        <w:rPr>
+          <w:rFonts w:ascii="微软雅黑" w:eastAsia="微软雅黑" w:hAnsi="微软雅黑" w:cs="微软雅黑" w:hint="eastAsia"/>
+          <w:sz w:val="32"/>
+          <w:szCs w:val="36"/>
+          <w:lang w:eastAsia="zh-TW"/>
+        </w:rPr>
+        <w:t>𬒈</w:t>
       </w:r>
       <w:r>
         <w:rPr>
@@ -774,16 +639,16 @@
           <w:szCs w:val="36"/>
           <w:lang w:eastAsia="zh-TW"/>
         </w:rPr>
-        <w:t>涍浡浭浬涄涢涐浰浟浛浼浲涘悈悃悢</w:t>
-      </w:r>
-      <w:r>
-        <w:rPr>
-          <w:rFonts w:ascii="微软雅黑" w:eastAsia="微软雅黑" w:hAnsi="微软雅黑" w:cs="微软雅黑" w:hint="eastAsia"/>
-          <w:sz w:val="32"/>
-          <w:szCs w:val="36"/>
-          <w:lang w:eastAsia="zh-TW"/>
-        </w:rPr>
-        <w:t>𬒈</w:t>
+        <w:t>宧窅窊窎扅扆袪袗袯祧堲疍</w:t>
+      </w:r>
+      <w:r>
+        <w:rPr>
+          <w:rFonts w:ascii="微软雅黑" w:eastAsia="微软雅黑" w:hAnsi="微软雅黑" w:cs="微软雅黑" w:hint="eastAsia"/>
+          <w:sz w:val="32"/>
+          <w:szCs w:val="36"/>
+          <w:lang w:eastAsia="zh-TW"/>
+        </w:rPr>
+        <w:t>𨺙</w:t>
       </w:r>
       <w:r>
         <w:rPr>
@@ -792,16 +657,16 @@
           <w:szCs w:val="36"/>
           <w:lang w:eastAsia="zh-TW"/>
         </w:rPr>
-        <w:t>宧窅窊窎扅扆袪袗袯祧堲疍</w:t>
-      </w:r>
-      <w:r>
-        <w:rPr>
-          <w:rFonts w:ascii="微软雅黑" w:eastAsia="微软雅黑" w:hAnsi="微软雅黑" w:cs="微软雅黑" w:hint="eastAsia"/>
-          <w:sz w:val="32"/>
-          <w:szCs w:val="36"/>
-          <w:lang w:eastAsia="zh-TW"/>
-        </w:rPr>
-        <w:t>𨺙</w:t>
+        <w:t>陴烝砮㛚哿翀翂剟</w:t>
+      </w:r>
+      <w:r>
+        <w:rPr>
+          <w:rFonts w:ascii="微软雅黑" w:eastAsia="微软雅黑" w:hAnsi="微软雅黑" w:cs="微软雅黑" w:hint="eastAsia"/>
+          <w:sz w:val="32"/>
+          <w:szCs w:val="36"/>
+          <w:lang w:eastAsia="zh-TW"/>
+        </w:rPr>
+        <w:t>𬳿𫄨</w:t>
       </w:r>
       <w:r>
         <w:rPr>
@@ -810,16 +675,16 @@
           <w:szCs w:val="36"/>
           <w:lang w:eastAsia="zh-TW"/>
         </w:rPr>
-        <w:t>陴烝砮㛚哿翀翂剟</w:t>
-      </w:r>
-      <w:r>
-        <w:rPr>
-          <w:rFonts w:ascii="微软雅黑" w:eastAsia="微软雅黑" w:hAnsi="微软雅黑" w:cs="微软雅黑" w:hint="eastAsia"/>
-          <w:sz w:val="32"/>
-          <w:szCs w:val="36"/>
-          <w:lang w:eastAsia="zh-TW"/>
-        </w:rPr>
-        <w:t>𬳿𫄨</w:t>
+        <w:t>绤骍</w:t>
+      </w:r>
+      <w:r>
+        <w:rPr>
+          <w:rFonts w:ascii="微软雅黑" w:eastAsia="微软雅黑" w:hAnsi="微软雅黑" w:cs="微软雅黑" w:hint="eastAsia"/>
+          <w:sz w:val="32"/>
+          <w:szCs w:val="36"/>
+          <w:lang w:eastAsia="zh-TW"/>
+        </w:rPr>
+        <w:t>𬘫</w:t>
       </w:r>
       <w:r>
         <w:rPr>
@@ -828,16 +693,16 @@
           <w:szCs w:val="36"/>
           <w:lang w:eastAsia="zh-TW"/>
         </w:rPr>
-        <w:t>绤骍</w:t>
-      </w:r>
-      <w:r>
-        <w:rPr>
-          <w:rFonts w:ascii="微软雅黑" w:eastAsia="微软雅黑" w:hAnsi="微软雅黑" w:cs="微软雅黑" w:hint="eastAsia"/>
-          <w:sz w:val="32"/>
-          <w:szCs w:val="36"/>
-          <w:lang w:eastAsia="zh-TW"/>
-        </w:rPr>
-        <w:t>𬘫</w:t>
+        <w:t>䂮琎珸珵琄琈琀珺掭堎堐埼掎埫堌晢</w:t>
+      </w:r>
+      <w:r>
+        <w:rPr>
+          <w:rFonts w:ascii="微软雅黑" w:eastAsia="微软雅黑" w:hAnsi="微软雅黑" w:cs="微软雅黑" w:hint="eastAsia"/>
+          <w:sz w:val="32"/>
+          <w:szCs w:val="36"/>
+          <w:lang w:eastAsia="zh-TW"/>
+        </w:rPr>
+        <w:t>𫮃</w:t>
       </w:r>
       <w:r>
         <w:rPr>
@@ -846,24 +711,6 @@
           <w:szCs w:val="36"/>
           <w:lang w:eastAsia="zh-TW"/>
         </w:rPr>
-        <w:t>䂮琎珸珵琄琈琀珺掭堎堐埼掎埫堌晢</w:t>
-      </w:r>
-      <w:r>
-        <w:rPr>
-          <w:rFonts w:ascii="微软雅黑" w:eastAsia="微软雅黑" w:hAnsi="微软雅黑" w:cs="微软雅黑" w:hint="eastAsia"/>
-          <w:sz w:val="32"/>
-          <w:szCs w:val="36"/>
-          <w:lang w:eastAsia="zh-TW"/>
-        </w:rPr>
-        <w:t>𫮃</w:t>
-      </w:r>
-      <w:r>
-        <w:rPr>
-          <w:rFonts w:ascii="宋体" w:eastAsia="宋体" w:hAnsi="宋体" w:cs="微软雅黑" w:hint="eastAsia"/>
-          <w:sz w:val="32"/>
-          <w:szCs w:val="36"/>
-          <w:lang w:eastAsia="zh-TW"/>
-        </w:rPr>
         <w:t>掞埪壸㙍聍萚菥莿䓫䓬萆菂菍菼萣䓨菉䓛梼梽桲梾桯梣梌桹敔厣硔鿎硚硊硍勔䴕龁唪啫翈㫰晙</w:t>
       </w:r>
       <w:r>
@@ -972,79 +819,79 @@
           <w:szCs w:val="36"/>
           <w:lang w:eastAsia="zh-TW"/>
         </w:rPr>
+        <w:t>淟淜淴淯湴涴</w:t>
+      </w:r>
+      <w:r>
+        <w:rPr>
+          <w:rFonts w:ascii="微软雅黑" w:eastAsia="微软雅黑" w:hAnsi="微软雅黑" w:cs="微软雅黑" w:hint="eastAsia"/>
+          <w:sz w:val="32"/>
+          <w:szCs w:val="36"/>
+          <w:lang w:eastAsia="zh-TW"/>
+        </w:rPr>
+        <w:t>𬍡</w:t>
+      </w:r>
+      <w:r>
+        <w:rPr>
+          <w:rFonts w:ascii="宋体" w:eastAsia="宋体" w:hAnsi="宋体" w:cs="微软雅黑"/>
+          <w:sz w:val="32"/>
+          <w:szCs w:val="36"/>
+          <w:lang w:eastAsia="zh-TW"/>
+        </w:rPr>
+        <w:t>㥄惛惔悰惙寁逭</w:t>
+      </w:r>
+      <w:r>
+        <w:rPr>
+          <w:rFonts w:ascii="微软雅黑" w:eastAsia="微软雅黑" w:hAnsi="微软雅黑" w:cs="微软雅黑" w:hint="eastAsia"/>
+          <w:sz w:val="32"/>
+          <w:szCs w:val="36"/>
+          <w:lang w:eastAsia="zh-TW"/>
+        </w:rPr>
+        <w:t>𬤇𫍯</w:t>
+      </w:r>
+      <w:r>
+        <w:rPr>
+          <w:rFonts w:ascii="宋体" w:eastAsia="宋体" w:hAnsi="宋体" w:cs="微软雅黑"/>
+          <w:sz w:val="32"/>
+          <w:szCs w:val="36"/>
+          <w:lang w:eastAsia="zh-TW"/>
+        </w:rPr>
+        <w:t>袼裈祲</w:t>
+      </w:r>
+      <w:r>
+        <w:rPr>
+          <w:rFonts w:ascii="微软雅黑" w:eastAsia="微软雅黑" w:hAnsi="微软雅黑" w:cs="微软雅黑" w:hint="eastAsia"/>
+          <w:sz w:val="32"/>
+          <w:szCs w:val="36"/>
+          <w:lang w:eastAsia="zh-TW"/>
+        </w:rPr>
+        <w:t>𫍲</w:t>
+      </w:r>
+      <w:r>
+        <w:rPr>
+          <w:rFonts w:ascii="宋体" w:eastAsia="宋体" w:hAnsi="宋体" w:cs="微软雅黑"/>
+          <w:sz w:val="32"/>
+          <w:szCs w:val="36"/>
+          <w:lang w:eastAsia="zh-TW"/>
+        </w:rPr>
+        <w:t>谞艴弸弶</w:t>
+      </w:r>
+      <w:r>
+        <w:rPr>
+          <w:rFonts w:ascii="微软雅黑" w:eastAsia="微软雅黑" w:hAnsi="微软雅黑" w:cs="微软雅黑" w:hint="eastAsia"/>
+          <w:sz w:val="32"/>
+          <w:szCs w:val="36"/>
+          <w:lang w:eastAsia="zh-TW"/>
+        </w:rPr>
+        <w:t>𬯎</w:t>
+      </w:r>
+      <w:r>
+        <w:rPr>
+          <w:rFonts w:ascii="宋体" w:eastAsia="宋体" w:hAnsi="宋体" w:cs="微软雅黑"/>
+          <w:sz w:val="32"/>
+          <w:szCs w:val="36"/>
+          <w:lang w:eastAsia="zh-TW"/>
+        </w:rPr>
         <w:lastRenderedPageBreak/>
-        <w:t>淟淜淴淯湴涴</w:t>
-      </w:r>
-      <w:r>
-        <w:rPr>
-          <w:rFonts w:ascii="微软雅黑" w:eastAsia="微软雅黑" w:hAnsi="微软雅黑" w:cs="微软雅黑" w:hint="eastAsia"/>
-          <w:sz w:val="32"/>
-          <w:szCs w:val="36"/>
-          <w:lang w:eastAsia="zh-TW"/>
-        </w:rPr>
-        <w:t>𬍡</w:t>
-      </w:r>
-      <w:r>
-        <w:rPr>
-          <w:rFonts w:ascii="宋体" w:eastAsia="宋体" w:hAnsi="宋体" w:cs="微软雅黑"/>
-          <w:sz w:val="32"/>
-          <w:szCs w:val="36"/>
-          <w:lang w:eastAsia="zh-TW"/>
-        </w:rPr>
-        <w:t>㥄惛惔悰惙寁逭</w:t>
-      </w:r>
-      <w:r>
-        <w:rPr>
-          <w:rFonts w:ascii="微软雅黑" w:eastAsia="微软雅黑" w:hAnsi="微软雅黑" w:cs="微软雅黑" w:hint="eastAsia"/>
-          <w:sz w:val="32"/>
-          <w:szCs w:val="36"/>
-          <w:lang w:eastAsia="zh-TW"/>
-        </w:rPr>
-        <w:t>𬤇𫍯</w:t>
-      </w:r>
-      <w:r>
-        <w:rPr>
-          <w:rFonts w:ascii="宋体" w:eastAsia="宋体" w:hAnsi="宋体" w:cs="微软雅黑"/>
-          <w:sz w:val="32"/>
-          <w:szCs w:val="36"/>
-          <w:lang w:eastAsia="zh-TW"/>
-        </w:rPr>
-        <w:t>袼裈祲</w:t>
-      </w:r>
-      <w:r>
-        <w:rPr>
-          <w:rFonts w:ascii="微软雅黑" w:eastAsia="微软雅黑" w:hAnsi="微软雅黑" w:cs="微软雅黑" w:hint="eastAsia"/>
-          <w:sz w:val="32"/>
-          <w:szCs w:val="36"/>
-          <w:lang w:eastAsia="zh-TW"/>
-        </w:rPr>
-        <w:t>𫍲</w:t>
-      </w:r>
-      <w:r>
-        <w:rPr>
-          <w:rFonts w:ascii="宋体" w:eastAsia="宋体" w:hAnsi="宋体" w:cs="微软雅黑"/>
-          <w:sz w:val="32"/>
-          <w:szCs w:val="36"/>
-          <w:lang w:eastAsia="zh-TW"/>
-        </w:rPr>
-        <w:t>谞艴弸弶</w:t>
-      </w:r>
-      <w:r>
-        <w:rPr>
-          <w:rFonts w:ascii="微软雅黑" w:eastAsia="微软雅黑" w:hAnsi="微软雅黑" w:cs="微软雅黑" w:hint="eastAsia"/>
-          <w:sz w:val="32"/>
-          <w:szCs w:val="36"/>
-          <w:lang w:eastAsia="zh-TW"/>
-        </w:rPr>
-        <w:t>𬯎</w:t>
-      </w:r>
-      <w:r>
-        <w:rPr>
-          <w:rFonts w:ascii="宋体" w:eastAsia="宋体" w:hAnsi="宋体" w:cs="微软雅黑"/>
-          <w:sz w:val="32"/>
-          <w:szCs w:val="36"/>
-          <w:lang w:eastAsia="zh-TW"/>
-        </w:rPr>
         <w:t>隃婞娵婼媖婳婍婌婫婤婘婠</w:t>
       </w:r>
       <w:r>
@@ -1999,7 +1846,79 @@
           <w:szCs w:val="36"/>
           <w:lang w:eastAsia="zh-TW"/>
         </w:rPr>
-        <w:t>鲦鲪鲬橥觭鹠鹡糇糈翦鹣熛潖潵㵐澂澛</w:t>
+        <w:t>鲦鲪鲬橥觭鹠鹡糇糈翦鹣熛潖潵㵐澂澛瑬潽潾潏憭憕</w:t>
+      </w:r>
+      <w:r>
+        <w:rPr>
+          <w:rFonts w:ascii="微软雅黑" w:eastAsia="微软雅黑" w:hAnsi="微软雅黑" w:cs="微软雅黑" w:hint="eastAsia"/>
+          <w:sz w:val="32"/>
+          <w:szCs w:val="36"/>
+          <w:lang w:eastAsia="zh-TW"/>
+        </w:rPr>
+        <w:t>𬸣</w:t>
+      </w:r>
+      <w:r>
+        <w:rPr>
+          <w:rFonts w:ascii="宋体" w:eastAsia="宋体" w:hAnsi="宋体" w:cs="微软雅黑"/>
+          <w:sz w:val="32"/>
+          <w:szCs w:val="36"/>
+          <w:lang w:eastAsia="zh-TW"/>
+        </w:rPr>
+        <w:t>戭褯禤</w:t>
+      </w:r>
+      <w:r>
+        <w:rPr>
+          <w:rFonts w:ascii="微软雅黑" w:eastAsia="微软雅黑" w:hAnsi="微软雅黑" w:cs="微软雅黑" w:hint="eastAsia"/>
+          <w:sz w:val="32"/>
+          <w:szCs w:val="36"/>
+          <w:lang w:eastAsia="zh-TW"/>
+        </w:rPr>
+        <w:t>𫍽</w:t>
+      </w:r>
+      <w:r>
+        <w:rPr>
+          <w:rFonts w:ascii="宋体" w:eastAsia="宋体" w:hAnsi="宋体" w:cs="微软雅黑"/>
+          <w:sz w:val="32"/>
+          <w:szCs w:val="36"/>
+          <w:lang w:eastAsia="zh-TW"/>
+        </w:rPr>
+        <w:t>嫽遹</w:t>
+      </w:r>
+      <w:r>
+        <w:rPr>
+          <w:rFonts w:ascii="微软雅黑" w:eastAsia="微软雅黑" w:hAnsi="微软雅黑" w:cs="微软雅黑" w:hint="eastAsia"/>
+          <w:sz w:val="32"/>
+          <w:szCs w:val="36"/>
+          <w:lang w:eastAsia="zh-TW"/>
+        </w:rPr>
+        <w:t>𬴊</w:t>
+      </w:r>
+      <w:r>
+        <w:rPr>
+          <w:rFonts w:ascii="宋体" w:eastAsia="宋体" w:hAnsi="宋体" w:cs="微软雅黑"/>
+          <w:sz w:val="32"/>
+          <w:szCs w:val="36"/>
+          <w:lang w:eastAsia="zh-TW"/>
+        </w:rPr>
+        <w:t>璥璲璒憙擐鄹薳鞔黇</w:t>
+      </w:r>
+      <w:r>
+        <w:rPr>
+          <w:rFonts w:ascii="微软雅黑" w:eastAsia="微软雅黑" w:hAnsi="微软雅黑" w:cs="微软雅黑" w:hint="eastAsia"/>
+          <w:sz w:val="32"/>
+          <w:szCs w:val="36"/>
+          <w:lang w:eastAsia="zh-TW"/>
+        </w:rPr>
+        <w:t>𬞟</w:t>
+      </w:r>
+      <w:r>
+        <w:rPr>
+          <w:rFonts w:ascii="宋体" w:eastAsia="宋体" w:hAnsi="宋体" w:cs="微软雅黑"/>
+          <w:sz w:val="32"/>
+          <w:szCs w:val="36"/>
+          <w:lang w:eastAsia="zh-TW"/>
+        </w:rPr>
+        <w:t>蕗</w:t>
       </w:r>
       <w:r>
         <w:rPr>
@@ -2009,79 +1928,7 @@
           <w:lang w:eastAsia="zh-TW"/>
         </w:rPr>
         <w:lastRenderedPageBreak/>
-        <w:t>瑬潽潾潏憭憕</w:t>
-      </w:r>
-      <w:r>
-        <w:rPr>
-          <w:rFonts w:ascii="微软雅黑" w:eastAsia="微软雅黑" w:hAnsi="微软雅黑" w:cs="微软雅黑" w:hint="eastAsia"/>
-          <w:sz w:val="32"/>
-          <w:szCs w:val="36"/>
-          <w:lang w:eastAsia="zh-TW"/>
-        </w:rPr>
-        <w:t>𬸣</w:t>
-      </w:r>
-      <w:r>
-        <w:rPr>
-          <w:rFonts w:ascii="宋体" w:eastAsia="宋体" w:hAnsi="宋体" w:cs="微软雅黑"/>
-          <w:sz w:val="32"/>
-          <w:szCs w:val="36"/>
-          <w:lang w:eastAsia="zh-TW"/>
-        </w:rPr>
-        <w:t>戭褯禤</w:t>
-      </w:r>
-      <w:r>
-        <w:rPr>
-          <w:rFonts w:ascii="微软雅黑" w:eastAsia="微软雅黑" w:hAnsi="微软雅黑" w:cs="微软雅黑" w:hint="eastAsia"/>
-          <w:sz w:val="32"/>
-          <w:szCs w:val="36"/>
-          <w:lang w:eastAsia="zh-TW"/>
-        </w:rPr>
-        <w:t>𫍽</w:t>
-      </w:r>
-      <w:r>
-        <w:rPr>
-          <w:rFonts w:ascii="宋体" w:eastAsia="宋体" w:hAnsi="宋体" w:cs="微软雅黑"/>
-          <w:sz w:val="32"/>
-          <w:szCs w:val="36"/>
-          <w:lang w:eastAsia="zh-TW"/>
-        </w:rPr>
-        <w:t>嫽遹</w:t>
-      </w:r>
-      <w:r>
-        <w:rPr>
-          <w:rFonts w:ascii="微软雅黑" w:eastAsia="微软雅黑" w:hAnsi="微软雅黑" w:cs="微软雅黑" w:hint="eastAsia"/>
-          <w:sz w:val="32"/>
-          <w:szCs w:val="36"/>
-          <w:lang w:eastAsia="zh-TW"/>
-        </w:rPr>
-        <w:t>𬴊</w:t>
-      </w:r>
-      <w:r>
-        <w:rPr>
-          <w:rFonts w:ascii="宋体" w:eastAsia="宋体" w:hAnsi="宋体" w:cs="微软雅黑"/>
-          <w:sz w:val="32"/>
-          <w:szCs w:val="36"/>
-          <w:lang w:eastAsia="zh-TW"/>
-        </w:rPr>
-        <w:t>璥璲璒憙擐鄹薳鞔黇</w:t>
-      </w:r>
-      <w:r>
-        <w:rPr>
-          <w:rFonts w:ascii="微软雅黑" w:eastAsia="微软雅黑" w:hAnsi="微软雅黑" w:cs="微软雅黑" w:hint="eastAsia"/>
-          <w:sz w:val="32"/>
-          <w:szCs w:val="36"/>
-          <w:lang w:eastAsia="zh-TW"/>
-        </w:rPr>
-        <w:t>𬞟</w:t>
-      </w:r>
-      <w:r>
-        <w:rPr>
-          <w:rFonts w:ascii="宋体" w:eastAsia="宋体" w:hAnsi="宋体" w:cs="微软雅黑"/>
-          <w:sz w:val="32"/>
-          <w:szCs w:val="36"/>
-          <w:lang w:eastAsia="zh-TW"/>
-        </w:rPr>
-        <w:t>蕗薢蕹橞橑橦醑磡</w:t>
+        <w:t>薢蕹橞橑橦醑磡</w:t>
       </w:r>
       <w:r>
         <w:rPr>
@@ -2369,7 +2216,7 @@
           <w:szCs w:val="36"/>
           <w:lang w:eastAsia="zh-TW"/>
         </w:rPr>
-        <w:t>蹢蹜蟫䗴嚚髃镮酂馧簠簝簰鼫鼩皦臑䲢鳑鳒鹱鹯癗</w:t>
+        <w:t>蹢蹜蟫䗴嚚髃镮酂馧簠簝簰鼫皦臑䲢鳑鳒鹱鹯癗</w:t>
       </w:r>
       <w:r>
         <w:rPr>
@@ -2513,7 +2360,7 @@
           <w:szCs w:val="36"/>
           <w:lang w:eastAsia="zh-TW"/>
         </w:rPr>
-        <w:t>罍鼱鳠鳡鳣爟爚灈韂糵蘼礵鹴躔皭龢鳤亹籥</w:t>
+        <w:t>罍鳠鳡鳣爟爚灈韂糵蘼礵鹴躔皭龢鳤亹籥</w:t>
       </w:r>
       <w:r>
         <w:rPr>
